--- a/docs/Martinez et al Temporal analysis Venezuelan Migration.docx
+++ b/docs/Martinez et al Temporal analysis Venezuelan Migration.docx
@@ -1,6 +1,6 @@
 
 <file path=word/document.xml><?xml version="1.0" encoding="utf-8"?>
-<w:document xmlns:wpc="http://schemas.microsoft.com/office/word/2010/wordprocessingCanvas" xmlns:cx="http://schemas.microsoft.com/office/drawing/2014/chartex" xmlns:cx1="http://schemas.microsoft.com/office/drawing/2015/9/8/chartex" xmlns:cx2="http://schemas.microsoft.com/office/drawing/2015/10/21/chartex" xmlns:cx3="http://schemas.microsoft.com/office/drawing/2016/5/9/chartex" xmlns:cx4="http://schemas.microsoft.com/office/drawing/2016/5/10/chartex" xmlns:cx5="http://schemas.microsoft.com/office/drawing/2016/5/11/chartex" xmlns:cx6="http://schemas.microsoft.com/office/drawing/2016/5/12/chartex" xmlns:cx7="http://schemas.microsoft.com/office/drawing/2016/5/13/chartex" xmlns:cx8="http://schemas.microsoft.com/office/drawing/2016/5/14/chartex" xmlns:mc="http://schemas.openxmlformats.org/markup-compatibility/2006" xmlns:aink="http://schemas.microsoft.com/office/drawing/2016/ink" xmlns:am3d="http://schemas.microsoft.com/office/drawing/2017/model3d" xmlns:o="urn:schemas-microsoft-com:office:office" xmlns:oel="http://schemas.microsoft.com/office/2019/extlst" xmlns:r="http://schemas.openxmlformats.org/officeDocument/2006/relationships" xmlns:m="http://schemas.openxmlformats.org/officeDocument/2006/math" xmlns:v="urn:schemas-microsoft-com:vml" xmlns:wp14="http://schemas.microsoft.com/office/word/2010/wordprocessingDrawing" xmlns:wp="http://schemas.openxmlformats.org/drawingml/2006/wordprocessingDrawing" xmlns:w10="urn:schemas-microsoft-com:office:word" xmlns:w="http://schemas.openxmlformats.org/wordprocessingml/2006/main" xmlns:w14="http://schemas.microsoft.com/office/word/2010/wordml" xmlns:w15="http://schemas.microsoft.com/office/word/2012/wordml" xmlns:w16cex="http://schemas.microsoft.com/office/word/2018/wordml/cex" xmlns:w16cid="http://schemas.microsoft.com/office/word/2016/wordml/cid" xmlns:w16="http://schemas.microsoft.com/office/word/2018/wordml" xmlns:w16du="http://schemas.microsoft.com/office/word/2023/wordml/word16du" xmlns:w16sdtdh="http://schemas.microsoft.com/office/word/2020/wordml/sdtdatahash" xmlns:w16se="http://schemas.microsoft.com/office/word/2015/wordml/symex" xmlns:wpg="http://schemas.microsoft.com/office/word/2010/wordprocessingGroup" xmlns:wpi="http://schemas.microsoft.com/office/word/2010/wordprocessingInk" xmlns:wne="http://schemas.microsoft.com/office/word/2006/wordml" xmlns:wps="http://schemas.microsoft.com/office/word/2010/wordprocessingShape" mc:Ignorable="w14 w15 w16se w16cid w16 w16cex w16sdtdh w16du wp14">
+<w:document xmlns:wpc="http://schemas.microsoft.com/office/word/2010/wordprocessingCanvas" xmlns:cx="http://schemas.microsoft.com/office/drawing/2014/chartex" xmlns:cx1="http://schemas.microsoft.com/office/drawing/2015/9/8/chartex" xmlns:cx2="http://schemas.microsoft.com/office/drawing/2015/10/21/chartex" xmlns:cx3="http://schemas.microsoft.com/office/drawing/2016/5/9/chartex" xmlns:cx4="http://schemas.microsoft.com/office/drawing/2016/5/10/chartex" xmlns:cx5="http://schemas.microsoft.com/office/drawing/2016/5/11/chartex" xmlns:cx6="http://schemas.microsoft.com/office/drawing/2016/5/12/chartex" xmlns:cx7="http://schemas.microsoft.com/office/drawing/2016/5/13/chartex" xmlns:cx8="http://schemas.microsoft.com/office/drawing/2016/5/14/chartex" xmlns:mc="http://schemas.openxmlformats.org/markup-compatibility/2006" xmlns:aink="http://schemas.microsoft.com/office/drawing/2016/ink" xmlns:am3d="http://schemas.microsoft.com/office/drawing/2017/model3d" xmlns:o="urn:schemas-microsoft-com:office:office" xmlns:oel="http://schemas.microsoft.com/office/2019/extlst" xmlns:r="http://schemas.openxmlformats.org/officeDocument/2006/relationships" xmlns:m="http://schemas.openxmlformats.org/officeDocument/2006/math" xmlns:v="urn:schemas-microsoft-com:vml" xmlns:wp14="http://schemas.microsoft.com/office/word/2010/wordprocessingDrawing" xmlns:wp="http://schemas.openxmlformats.org/drawingml/2006/wordprocessingDrawing" xmlns:w10="urn:schemas-microsoft-com:office:word" xmlns:w="http://schemas.openxmlformats.org/wordprocessingml/2006/main" xmlns:w14="http://schemas.microsoft.com/office/word/2010/wordml" xmlns:w15="http://schemas.microsoft.com/office/word/2012/wordml" xmlns:w16cex="http://schemas.microsoft.com/office/word/2018/wordml/cex" xmlns:w16cid="http://schemas.microsoft.com/office/word/2016/wordml/cid" xmlns:w16="http://schemas.microsoft.com/office/word/2018/wordml" xmlns:w16du="http://schemas.microsoft.com/office/word/2023/wordml/word16du" xmlns:w16sdtdh="http://schemas.microsoft.com/office/word/2020/wordml/sdtdatahash" xmlns:w16sdtfl="http://schemas.microsoft.com/office/word/2024/wordml/sdtformatlock" xmlns:w16se="http://schemas.microsoft.com/office/word/2015/wordml/symex" xmlns:wpg="http://schemas.microsoft.com/office/word/2010/wordprocessingGroup" xmlns:wpi="http://schemas.microsoft.com/office/word/2010/wordprocessingInk" xmlns:wne="http://schemas.microsoft.com/office/word/2006/wordml" xmlns:wps="http://schemas.microsoft.com/office/word/2010/wordprocessingShape" mc:Ignorable="w14 w15 w16se w16cid w16 w16cex w16sdtdh w16sdtfl w16du wp14">
   <w:body>
     <w:p>
       <w:pPr>
@@ -98,12 +98,14 @@
       <w:r>
         <w:t xml:space="preserve"> </w:t>
       </w:r>
+      <w:proofErr w:type="gramStart"/>
       <w:r>
         <w:rPr>
           <w:vertAlign w:val="superscript"/>
         </w:rPr>
         <w:t>1,*</w:t>
       </w:r>
+      <w:proofErr w:type="gramEnd"/>
       <w:r>
         <w:t xml:space="preserve"> , </w:t>
       </w:r>
@@ -243,8 +245,13 @@
         <w:t>1</w:t>
       </w:r>
       <w:r>
-        <w:t>, Erika Frydenlund</w:t>
-      </w:r>
+        <w:t xml:space="preserve">, Erika </w:t>
+      </w:r>
+      <w:proofErr w:type="spellStart"/>
+      <w:r>
+        <w:t>Frydenlund</w:t>
+      </w:r>
+      <w:proofErr w:type="spellEnd"/>
       <w:r>
         <w:rPr>
           <w:noProof/>
@@ -467,36 +474,43 @@
         </w:rPr>
         <w:t xml:space="preserve"> Corresponding author</w:t>
       </w:r>
-    </w:p>
-    <w:p>
-      <w:pPr>
-        <w:jc w:val="center"/>
+      <w:r>
         <w:rPr>
           <w:sz w:val="20"/>
           <w:szCs w:val="20"/>
         </w:rPr>
-      </w:pPr>
-      <w:r>
+        <w:tab/>
+      </w:r>
+    </w:p>
+    <w:p>
+      <w:pPr>
+        <w:jc w:val="center"/>
         <w:rPr>
           <w:sz w:val="20"/>
           <w:szCs w:val="20"/>
         </w:rPr>
-        <w:t xml:space="preserve">Email: </w:t>
-      </w:r>
+      </w:pPr>
       <w:r>
         <w:rPr>
           <w:sz w:val="20"/>
           <w:szCs w:val="20"/>
         </w:rPr>
-        <w:t>jmart130@odu.edu</w:t>
-      </w:r>
-    </w:p>
-    <w:p>
-      <w:pPr>
+        <w:t xml:space="preserve">Email: </w:t>
+      </w:r>
+      <w:r>
         <w:rPr>
           <w:sz w:val="20"/>
           <w:szCs w:val="20"/>
         </w:rPr>
+        <w:t>jmart130@odu.edu</w:t>
+      </w:r>
+    </w:p>
+    <w:p>
+      <w:pPr>
+        <w:rPr>
+          <w:sz w:val="20"/>
+          <w:szCs w:val="20"/>
+        </w:rPr>
       </w:pPr>
     </w:p>
     <w:p>
@@ -515,7 +529,13 @@
         <w:t xml:space="preserve">one of </w:t>
       </w:r>
       <w:r>
-        <w:t xml:space="preserve">the largest displacement crisis in the world, with almost 7.7 million migrants and refugees as of </w:t>
+        <w:t xml:space="preserve">the largest displacement </w:t>
+      </w:r>
+      <w:r>
+        <w:t>crises</w:t>
+      </w:r>
+      <w:r>
+        <w:t xml:space="preserve"> in the world, with almost 7.7 million migrants and refugees as of </w:t>
       </w:r>
       <w:r>
         <w:t>November</w:t>
@@ -572,7 +592,7 @@
         <w:fldChar w:fldCharType="begin"/>
       </w:r>
       <w:r>
-        <w:instrText xml:space="preserve"> ADDIN EN.CITE &lt;EndNote&gt;&lt;Cite&gt;&lt;Author&gt;R4V Plataforma de Coordinación interagencial para Refugiados y Migrantes de Venezuela&lt;/Author&gt;&lt;Year&gt;2023&lt;/Year&gt;&lt;RecNum&gt;1&lt;/RecNum&gt;&lt;DisplayText&gt;[1]&lt;/DisplayText&gt;&lt;record&gt;&lt;rec-number&gt;1&lt;/rec-number&gt;&lt;foreign-keys&gt;&lt;key app="EN" db-id="vvp2e2z04xerd3ere26p9zrrr25twrz5z55t" timestamp="1717014861"&gt;1&lt;/key&gt;&lt;/foreign-keys&gt;&lt;ref-type name="Report"&gt;27&lt;/ref-type&gt;&lt;contributors&gt;&lt;authors&gt;&lt;author&gt;R4V Plataforma de Coordinación interagencial para Refugiados y Migrantes de Venezuela,&lt;/author&gt;&lt;/authors&gt;&lt;/contributors&gt;&lt;titles&gt;&lt;title&gt;R4V América Latina y el Caribe, Refugiados y Migrantes Venezolanos en la Región - Nov. 2023&lt;/title&gt;&lt;/titles&gt;&lt;dates&gt;&lt;year&gt;2023&lt;/year&gt;&lt;pub-dates&gt;&lt;date&gt;November&lt;/date&gt;&lt;/pub-dates&gt;&lt;/dates&gt;&lt;pub-location&gt;https://www.r4v.info/es/document/r4v-america-latina-y-el-caribe-refugiados-y-migrantes-venezolanos-en-la-region-nov-2023&lt;/pub-location&gt;&lt;urls&gt;&lt;/urls&gt;&lt;/record&gt;&lt;/Cite&gt;&lt;/EndNote&gt;</w:instrText>
+        <w:instrText xml:space="preserve"> ADDIN EN.CITE &lt;EndNote&gt;&lt;Cite&gt;&lt;Author&gt;R4V Plataforma de Coordinación interagencial para Refugiados y Migrantes de Venezuela&lt;/Author&gt;&lt;Year&gt;2023&lt;/Year&gt;&lt;RecNum&gt;1&lt;/RecNum&gt;&lt;DisplayText&gt;[1]&lt;/DisplayText&gt;&lt;record&gt;&lt;rec-number&gt;1&lt;/rec-number&gt;&lt;foreign-keys&gt;&lt;key app="EN" db-id="vvp2e2z04xerd3ere26p9zrrr25twrz5z55t" timestamp="1717014861"&gt;1&lt;/key&gt;&lt;/foreign-keys&gt;&lt;ref-type name="Report"&gt;27&lt;/ref-type&gt;&lt;contributors&gt;&lt;authors&gt;&lt;author&gt;R4V Plataforma de Coordinación interagencial para Refugiados y Migrantes de Venezuela,&lt;/author&gt;&lt;/authors&gt;&lt;/contributors&gt;&lt;titles&gt;&lt;title&gt;R4V América Latina y el Caribe, Refugiados y Migrantes Venezolanos en la Región - Nov. 2023&lt;/title&gt;&lt;/titles&gt;&lt;dates&gt;&lt;year&gt;2023&lt;/year&gt;&lt;pub-dates&gt;&lt;date&gt;November&lt;/date&gt;&lt;/pub-dates&gt;&lt;/dates&gt;&lt;pub-location&gt;https://web.archive.org/web/20250312162513/https://www.r4v.info/es/document/r4v-america-latina-y-el-caribe-refugiados-y-migrantes-venezolanos-en-la-region-nov-2023&lt;/pub-location&gt;&lt;urls&gt;&lt;/urls&gt;&lt;/record&gt;&lt;/Cite&gt;&lt;/EndNote&gt;</w:instrText>
       </w:r>
       <w:r>
         <w:fldChar w:fldCharType="separate"/>
@@ -662,7 +682,7 @@
         <w:fldChar w:fldCharType="begin"/>
       </w:r>
       <w:r>
-        <w:instrText xml:space="preserve"> ADDIN EN.CITE &lt;EndNote&gt;&lt;Cite&gt;&lt;Author&gt;Oxfam&lt;/Author&gt;&lt;Year&gt;2019&lt;/Year&gt;&lt;RecNum&gt;19&lt;/RecNum&gt;&lt;DisplayText&gt;[3]&lt;/DisplayText&gt;&lt;record&gt;&lt;rec-number&gt;19&lt;/rec-number&gt;&lt;foreign-keys&gt;&lt;key app="EN" db-id="vvp2e2z04xerd3ere26p9zrrr25twrz5z55t" timestamp="1717074023"&gt;19&lt;/key&gt;&lt;/foreign-keys&gt;&lt;ref-type name="Report"&gt;27&lt;/ref-type&gt;&lt;contributors&gt;&lt;authors&gt;&lt;author&gt;Oxfam&lt;/author&gt;&lt;/authors&gt;&lt;/contributors&gt;&lt;titles&gt;&lt;title&gt;Yes, but Not Here: Perceptions of Xenophobia and Discrimination towards Venezuelan Migrants in Colombia, Ecuador and Peru&lt;/title&gt;&lt;/titles&gt;&lt;dates&gt;&lt;year&gt;2019&lt;/year&gt;&lt;/dates&gt;&lt;pub-location&gt;https://www.oxfam.org/en/research/yes-not-here&lt;/pub-location&gt;&lt;urls&gt;&lt;/urls&gt;&lt;/record&gt;&lt;/Cite&gt;&lt;/EndNote&gt;</w:instrText>
+        <w:instrText xml:space="preserve"> ADDIN EN.CITE &lt;EndNote&gt;&lt;Cite&gt;&lt;Author&gt;Oxfam&lt;/Author&gt;&lt;Year&gt;2019&lt;/Year&gt;&lt;RecNum&gt;19&lt;/RecNum&gt;&lt;DisplayText&gt;[3]&lt;/DisplayText&gt;&lt;record&gt;&lt;rec-number&gt;19&lt;/rec-number&gt;&lt;foreign-keys&gt;&lt;key app="EN" db-id="vvp2e2z04xerd3ere26p9zrrr25twrz5z55t" timestamp="1717074023"&gt;19&lt;/key&gt;&lt;/foreign-keys&gt;&lt;ref-type name="Report"&gt;27&lt;/ref-type&gt;&lt;contributors&gt;&lt;authors&gt;&lt;author&gt;Oxfam&lt;/author&gt;&lt;/authors&gt;&lt;/contributors&gt;&lt;titles&gt;&lt;title&gt;Yes, but Not Here: Perceptions of Xenophobia and Discrimination towards Venezuelan Migrants in Colombia, Ecuador and Peru&lt;/title&gt;&lt;/titles&gt;&lt;dates&gt;&lt;year&gt;2019&lt;/year&gt;&lt;/dates&gt;&lt;pub-location&gt;https://web.archive.org/web/20241015123342/https://oxfamilibrary.openrepository.com/bitstream/handle/10546/620890/bp_yes_but_not_here_en_xenophobia-migration-venezuela-251019-en.pdf&lt;/pub-location&gt;&lt;urls&gt;&lt;/urls&gt;&lt;/record&gt;&lt;/Cite&gt;&lt;/EndNote&gt;</w:instrText>
       </w:r>
       <w:r>
         <w:fldChar w:fldCharType="separate"/>
@@ -731,7 +751,7 @@
         <w:fldChar w:fldCharType="begin"/>
       </w:r>
       <w:r>
-        <w:instrText xml:space="preserve"> ADDIN EN.CITE &lt;EndNote&gt;&lt;Cite&gt;&lt;Author&gt;Oxfam&lt;/Author&gt;&lt;Year&gt;2019&lt;/Year&gt;&lt;RecNum&gt;19&lt;/RecNum&gt;&lt;DisplayText&gt;[3]&lt;/DisplayText&gt;&lt;record&gt;&lt;rec-number&gt;19&lt;/rec-number&gt;&lt;foreign-keys&gt;&lt;key app="EN" db-id="vvp2e2z04xerd3ere26p9zrrr25twrz5z55t" timestamp="1717074023"&gt;19&lt;/key&gt;&lt;/foreign-keys&gt;&lt;ref-type name="Report"&gt;27&lt;/ref-type&gt;&lt;contributors&gt;&lt;authors&gt;&lt;author&gt;Oxfam&lt;/author&gt;&lt;/authors&gt;&lt;/contributors&gt;&lt;titles&gt;&lt;title&gt;Yes, but Not Here: Perceptions of Xenophobia and Discrimination towards Venezuelan Migrants in Colombia, Ecuador and Peru&lt;/title&gt;&lt;/titles&gt;&lt;dates&gt;&lt;year&gt;2019&lt;/year&gt;&lt;/dates&gt;&lt;pub-location&gt;https://www.oxfam.org/en/research/yes-not-here&lt;/pub-location&gt;&lt;urls&gt;&lt;/urls&gt;&lt;/record&gt;&lt;/Cite&gt;&lt;/EndNote&gt;</w:instrText>
+        <w:instrText xml:space="preserve"> ADDIN EN.CITE &lt;EndNote&gt;&lt;Cite&gt;&lt;Author&gt;Oxfam&lt;/Author&gt;&lt;Year&gt;2019&lt;/Year&gt;&lt;RecNum&gt;19&lt;/RecNum&gt;&lt;DisplayText&gt;[3]&lt;/DisplayText&gt;&lt;record&gt;&lt;rec-number&gt;19&lt;/rec-number&gt;&lt;foreign-keys&gt;&lt;key app="EN" db-id="vvp2e2z04xerd3ere26p9zrrr25twrz5z55t" timestamp="1717074023"&gt;19&lt;/key&gt;&lt;/foreign-keys&gt;&lt;ref-type name="Report"&gt;27&lt;/ref-type&gt;&lt;contributors&gt;&lt;authors&gt;&lt;author&gt;Oxfam&lt;/author&gt;&lt;/authors&gt;&lt;/contributors&gt;&lt;titles&gt;&lt;title&gt;Yes, but Not Here: Perceptions of Xenophobia and Discrimination towards Venezuelan Migrants in Colombia, Ecuador and Peru&lt;/title&gt;&lt;/titles&gt;&lt;dates&gt;&lt;year&gt;2019&lt;/year&gt;&lt;/dates&gt;&lt;pub-location&gt;https://web.archive.org/web/20241015123342/https://oxfamilibrary.openrepository.com/bitstream/handle/10546/620890/bp_yes_but_not_here_en_xenophobia-migration-venezuela-251019-en.pdf&lt;/pub-location&gt;&lt;urls&gt;&lt;/urls&gt;&lt;/record&gt;&lt;/Cite&gt;&lt;/EndNote&gt;</w:instrText>
       </w:r>
       <w:r>
         <w:fldChar w:fldCharType="separate"/>
@@ -749,197 +769,365 @@
         <w:t xml:space="preserve">. </w:t>
       </w:r>
     </w:p>
+    <w:p>
+      <w:r>
+        <w:t>Understanding how locals perceive migrants is crucial for several reasons.</w:t>
+      </w:r>
+      <w:r>
+        <w:t xml:space="preserve"> First,</w:t>
+      </w:r>
+      <w:r>
+        <w:t xml:space="preserve"> </w:t>
+      </w:r>
+      <w:r>
+        <w:t>i</w:t>
+      </w:r>
+      <w:r>
+        <w:t>t can guide the development of inclusive policies by incorporating public opinions and concerns, which can influence immigration laws, social integration programs, and support services.</w:t>
+      </w:r>
+      <w:r>
+        <w:t xml:space="preserve"> Second,</w:t>
+      </w:r>
+      <w:r>
+        <w:t xml:space="preserve"> </w:t>
+      </w:r>
+      <w:r>
+        <w:t>a</w:t>
+      </w:r>
+      <w:r>
+        <w:t xml:space="preserve">nalyzing sentiment can reveal areas where community relationships are strained, highlighting where interventions are needed to promote migrant integration. </w:t>
+      </w:r>
+      <w:proofErr w:type="gramStart"/>
+      <w:r>
+        <w:t xml:space="preserve">Third, </w:t>
+      </w:r>
+      <w:r>
+        <w:t xml:space="preserve"> </w:t>
+      </w:r>
+      <w:r>
+        <w:t>it</w:t>
+      </w:r>
+      <w:proofErr w:type="gramEnd"/>
+      <w:r>
+        <w:t xml:space="preserve"> helps counter misinformation and stereotypes about migrants, fostering greater social cohesion. Our study will examine this conversation across the dimensions of time, location, social interactions, and the use of xenophobic language.</w:t>
+      </w:r>
+    </w:p>
+    <w:p>
+      <w:pPr>
+        <w:ind w:left="720" w:hanging="720"/>
+      </w:pPr>
+      <w:r>
+        <w:t xml:space="preserve">Merging the </w:t>
+      </w:r>
+      <w:r>
+        <w:t>analysis of past research through different lenses, o</w:t>
+      </w:r>
+      <w:r>
+        <w:t>ur study seeks to analyze the discourse surrounding Venezuelan migration by examining it across three key dimensions: time, space</w:t>
+      </w:r>
+      <w:r>
+        <w:t xml:space="preserve"> </w:t>
+      </w:r>
+      <w:r>
+        <w:fldChar w:fldCharType="begin"/>
+      </w:r>
+      <w:r>
+        <w:instrText xml:space="preserve"> ADDIN EN.CITE &lt;EndNote&gt;&lt;Cite&gt;&lt;Author&gt;Linder&lt;/Author&gt;&lt;Year&gt;2018&lt;/Year&gt;&lt;RecNum&gt;21&lt;/RecNum&gt;&lt;DisplayText&gt;[4]&lt;/DisplayText&gt;&lt;record&gt;&lt;rec-number&gt;21&lt;/rec-number&gt;&lt;foreign-keys&gt;&lt;key app="EN" db-id="vvp2e2z04xerd3ere26p9zrrr25twrz5z55t" timestamp="1727276106"&gt;21&lt;/key&gt;&lt;/foreign-keys&gt;&lt;ref-type name="Journal Article"&gt;17&lt;/ref-type&gt;&lt;contributors&gt;&lt;authors&gt;&lt;author&gt;Linder, Fridolin&lt;/author&gt;&lt;/authors&gt;&lt;/contributors&gt;&lt;titles&gt;&lt;title&gt;Online Public Opinion and Refugee Allocation. Assessment of the Impact of Refugee Facilities on Individual Expression of Political Views on Twitter&lt;/title&gt;&lt;secondary-title&gt;Assessment of the Impact of Refugee Facilities on Individual Expression of Political Views on Twitter (September 17, 2018)&lt;/secondary-title&gt;&lt;/titles&gt;&lt;periodical&gt;&lt;full-title&gt;Assessment of the Impact of Refugee Facilities on Individual Expression of Political Views on Twitter (September 17, 2018)&lt;/full-title&gt;&lt;/periodical&gt;&lt;dates&gt;&lt;year&gt;2018&lt;/year&gt;&lt;/dates&gt;&lt;urls&gt;&lt;/urls&gt;&lt;/record&gt;&lt;/Cite&gt;&lt;/EndNote&gt;</w:instrText>
+      </w:r>
+      <w:r>
+        <w:fldChar w:fldCharType="separate"/>
+      </w:r>
+      <w:r>
+        <w:rPr>
+          <w:noProof/>
+        </w:rPr>
+        <w:t>[4]</w:t>
+      </w:r>
+      <w:r>
+        <w:fldChar w:fldCharType="end"/>
+      </w:r>
+      <w:r>
+        <w:t>, and the use of xenophobic terms</w:t>
+      </w:r>
+      <w:r>
+        <w:t xml:space="preserve"> </w:t>
+      </w:r>
+      <w:r>
+        <w:fldChar w:fldCharType="begin"/>
+      </w:r>
+      <w:r>
+        <w:instrText xml:space="preserve"> ADDIN EN.CITE &lt;EndNote&gt;&lt;Cite&gt;&lt;Author&gt;Pei&lt;/Author&gt;&lt;Year&gt;2021&lt;/Year&gt;&lt;RecNum&gt;22&lt;/RecNum&gt;&lt;DisplayText&gt;[5]&lt;/DisplayText&gt;&lt;record&gt;&lt;rec-number&gt;22&lt;/rec-number&gt;&lt;foreign-keys&gt;&lt;key app="EN" db-id="vvp2e2z04xerd3ere26p9zrrr25twrz5z55t" timestamp="1727276567"&gt;22&lt;/key&gt;&lt;/foreign-keys&gt;&lt;ref-type name="Conference Proceedings"&gt;10&lt;/ref-type&gt;&lt;contributors&gt;&lt;authors&gt;&lt;author&gt;Pei, Xin&lt;/author&gt;&lt;author&gt;Mehta, Deval&lt;/author&gt;&lt;/authors&gt;&lt;/contributors&gt;&lt;titles&gt;&lt;title&gt;Beyond a binary of (non) racist tweets: A four-dimensional categorical detection and analysis of racist and xenophobic opinions on Twitter in early Covid-19&lt;/title&gt;&lt;secondary-title&gt;2021 IEEE International Conference on Big Data (Big Data)&lt;/secondary-title&gt;&lt;/titles&gt;&lt;pages&gt;2510-2515&lt;/pages&gt;&lt;dates&gt;&lt;year&gt;2021&lt;/year&gt;&lt;/dates&gt;&lt;publisher&gt;IEEE&lt;/publisher&gt;&lt;isbn&gt;1665439025&lt;/isbn&gt;&lt;urls&gt;&lt;/urls&gt;&lt;/record&gt;&lt;/Cite&gt;&lt;/EndNote&gt;</w:instrText>
+      </w:r>
+      <w:r>
+        <w:fldChar w:fldCharType="separate"/>
+      </w:r>
+      <w:r>
+        <w:rPr>
+          <w:noProof/>
+        </w:rPr>
+        <w:t>[5]</w:t>
+      </w:r>
+      <w:r>
+        <w:fldChar w:fldCharType="end"/>
+      </w:r>
+      <w:r>
+        <w:t xml:space="preserve">. By studying the conversation over time, we aim to understand how it has evolved, particularly in response to significant events, policies, and trends. Although the roots of this phenomenon </w:t>
+      </w:r>
+      <w:r>
+        <w:lastRenderedPageBreak/>
+        <w:t xml:space="preserve">date back to before 2015, the dramatic increase in migration since that year has heightened its relevance. Events such as the COVID-19 pandemic, the 2018 Presidential Elections, and the introduction of policies like the ETPV have likely influenced the discourse. Geographically, we aim to explore whether the location of individuals or the regions in which they reside, impacts the nature of the conversation. Lastly, we will investigate the use of xenophobic terms, </w:t>
+      </w:r>
+      <w:r>
+        <w:t xml:space="preserve">namely “veneco” and “veneca” </w:t>
+      </w:r>
+      <w:r>
+        <w:t>which, although historically neutral, have taken on discriminatory connotations. By analyzing the frequency and tone of these terms, we aim to uncover patterns in their usage and the sentiments they convey over time.</w:t>
+      </w:r>
+    </w:p>
+    <w:p>
+      <w:pPr>
+        <w:pStyle w:val="Heading10"/>
+      </w:pPr>
+      <w:r>
+        <w:t>Background and Literature</w:t>
+      </w:r>
+    </w:p>
+    <w:p>
+      <w:pPr>
+        <w:pStyle w:val="Heading20"/>
+      </w:pPr>
+      <w:r>
+        <w:t>Venezuelan Migration</w:t>
+      </w:r>
+    </w:p>
+    <w:p>
+      <w:r>
+        <w:t>Venezuelan migrants in Colombia are unevenly distributed, with heavy concentrations in major urban centers. As of mid-2022, about 21% of Venezuelan migrants were in Bogotá and 14% in Antioquia (Medellín’s region), followed by significant shares in border/state capitals like Norte de Santander (~9%, Cúcuta) and Atlántico (~7%, Barranquilla)</w:t>
+      </w:r>
+      <w:r>
+        <w:t xml:space="preserve"> </w:t>
+      </w:r>
+      <w:r>
+        <w:fldChar w:fldCharType="begin"/>
+      </w:r>
+      <w:r>
+        <w:instrText xml:space="preserve"> ADDIN EN.CITE &lt;EndNote&gt;&lt;Cite&gt;&lt;Author&gt;Bitar&lt;/Author&gt;&lt;Year&gt;2023&lt;/Year&gt;&lt;RecNum&gt;25&lt;/RecNum&gt;&lt;DisplayText&gt;[6]&lt;/DisplayText&gt;&lt;record&gt;&lt;rec-number&gt;25&lt;/rec-number&gt;&lt;foreign-keys&gt;&lt;key app="EN" db-id="vvp2e2z04xerd3ere26p9zrrr25twrz5z55t" timestamp="1741711553"&gt;25&lt;/key&gt;&lt;/foreign-keys&gt;&lt;ref-type name="Report"&gt;27&lt;/ref-type&gt;&lt;contributors&gt;&lt;authors&gt;&lt;author&gt;Bitar, Sebastián&lt;/author&gt;&lt;/authors&gt;&lt;/contributors&gt;&lt;titles&gt;&lt;title&gt;Migration in Colombia and Public Policy Responses&lt;/title&gt;&lt;/titles&gt;&lt;number&gt;34&lt;/number&gt;&lt;keywords&gt;&lt;keyword&gt;migration, Colombia, public policy&lt;/keyword&gt;&lt;/keywords&gt;&lt;dates&gt;&lt;year&gt;2023&lt;/year&gt;&lt;/dates&gt;&lt;publisher&gt;United Nations Development Programme (UNDP)&lt;/publisher&gt;&lt;urls&gt;&lt;related-urls&gt;&lt;url&gt;https://www.undp.org/sites/g/files/zskgke326/files/2022-11/PNUDLAC-working-paper-34-Colombia-EN.pdf#:~:text=As%20figure%205%20shows%2C%20in,populations%20in%20every%20department%20in&lt;/url&gt;&lt;/related-urls&gt;&lt;/urls&gt;&lt;/record&gt;&lt;/Cite&gt;&lt;/EndNote&gt;</w:instrText>
+      </w:r>
+      <w:r>
+        <w:fldChar w:fldCharType="separate"/>
+      </w:r>
+      <w:r>
+        <w:rPr>
+          <w:noProof/>
+        </w:rPr>
+        <w:t>[6]</w:t>
+      </w:r>
+      <w:r>
+        <w:fldChar w:fldCharType="end"/>
+      </w:r>
+      <w:r>
+        <w:t>. Every department in Colombia now hosts some Venezuelan population, though migrants predominantly settle in large cities and economic hubs.</w:t>
+      </w:r>
+    </w:p>
     <w:p/>
     <w:p>
       <w:r>
-        <w:t>U</w:t>
-      </w:r>
-      <w:r>
-        <w:t>nderstanding</w:t>
-      </w:r>
-      <w:r>
-        <w:t xml:space="preserve"> the perception </w:t>
-      </w:r>
-      <w:r>
-        <w:t>of the locals towards the migrants is vital because</w:t>
-      </w:r>
-      <w:r>
-        <w:t xml:space="preserve"> (1) </w:t>
-      </w:r>
-      <w:r>
-        <w:t xml:space="preserve">it </w:t>
-      </w:r>
-      <w:r>
-        <w:t xml:space="preserve">can </w:t>
-      </w:r>
-      <w:r>
-        <w:t>help the policy development towards inclusion effectively</w:t>
-      </w:r>
-      <w:r>
-        <w:t xml:space="preserve"> through the </w:t>
-      </w:r>
-      <w:r>
-        <w:t xml:space="preserve">public’s views and concerns, </w:t>
-      </w:r>
-      <w:r>
-        <w:t xml:space="preserve">linked to the </w:t>
-      </w:r>
-      <w:r>
-        <w:t>creation or adjustment of immigration policies, social integration programs, and support services</w:t>
-      </w:r>
-      <w:r>
-        <w:t xml:space="preserve">. (2) </w:t>
-      </w:r>
-      <w:r>
-        <w:t>A</w:t>
-      </w:r>
-      <w:r>
-        <w:t xml:space="preserve">nalyzing sentiment helps identify areas where community relations might be strained and where interventions might be needed to promote </w:t>
-      </w:r>
-      <w:r>
-        <w:t>integration of the migrant</w:t>
-      </w:r>
-      <w:r>
-        <w:t>s</w:t>
-      </w:r>
-      <w:r>
-        <w:t>.</w:t>
-      </w:r>
-      <w:r>
-        <w:t xml:space="preserve"> (3) It can help a</w:t>
-      </w:r>
-      <w:r>
-        <w:t>ddress misinformation and stereotypes about migrants, thereby improving social cohesion</w:t>
-      </w:r>
-      <w:r>
-        <w:t xml:space="preserve">. </w:t>
-      </w:r>
-      <w:r>
-        <w:t xml:space="preserve">We want to study the conversation among the </w:t>
-      </w:r>
-      <w:r>
-        <w:t xml:space="preserve">components of time, space, </w:t>
-      </w:r>
-      <w:r>
-        <w:t>social interaction</w:t>
-      </w:r>
-      <w:r>
-        <w:t xml:space="preserve">, and </w:t>
-      </w:r>
-      <w:r>
-        <w:t xml:space="preserve">the usage of </w:t>
-      </w:r>
-      <w:r>
-        <w:t>xenophobic terms</w:t>
-      </w:r>
-      <w:r>
-        <w:t xml:space="preserve">. </w:t>
-      </w:r>
-    </w:p>
-    <w:p/>
-    <w:p>
-      <w:r>
-        <w:t xml:space="preserve">We want to study it through time because </w:t>
-      </w:r>
-      <w:r>
-        <w:t xml:space="preserve">we can </w:t>
-      </w:r>
-      <w:r>
-        <w:t>know</w:t>
-      </w:r>
-      <w:r>
-        <w:t xml:space="preserve"> how </w:t>
-      </w:r>
-      <w:r>
-        <w:t>much the</w:t>
-      </w:r>
-      <w:r>
-        <w:t xml:space="preserve"> conversation chang</w:t>
-      </w:r>
-      <w:r>
-        <w:t>ed</w:t>
-      </w:r>
-      <w:r>
-        <w:t xml:space="preserve"> over time and whether it was </w:t>
-      </w:r>
-      <w:r>
-        <w:t>driven by events, policies</w:t>
-      </w:r>
-      <w:r>
+        <w:t xml:space="preserve">Other studies have examined the perception of locals about Venezuelan migrants in Colombia. For example, the </w:t>
+      </w:r>
+      <w:proofErr w:type="spellStart"/>
+      <w:r>
+        <w:t>Barómetro</w:t>
+      </w:r>
+      <w:proofErr w:type="spellEnd"/>
+      <w:r>
+        <w:t xml:space="preserve"> de Xenophobia </w:t>
+      </w:r>
+      <w:r>
+        <w:fldChar w:fldCharType="begin"/>
+      </w:r>
+      <w:r>
+        <w:instrText xml:space="preserve"> ADDIN EN.CITE &lt;EndNote&gt;&lt;Cite&gt;&lt;Author&gt;Baldrich Luna&lt;/Author&gt;&lt;Year&gt;2022&lt;/Year&gt;&lt;RecNum&gt;16&lt;/RecNum&gt;&lt;DisplayText&gt;[7]&lt;/DisplayText&gt;&lt;record&gt;&lt;rec-number&gt;16&lt;/rec-number&gt;&lt;foreign-keys&gt;&lt;key app="EN" db-id="vvp2e2z04xerd3ere26p9zrrr25twrz5z55t" timestamp="1717016052"&gt;16&lt;/key&gt;&lt;/foreign-keys&gt;&lt;ref-type name="Journal Article"&gt;17&lt;/ref-type&gt;&lt;contributors&gt;&lt;authors&gt;&lt;author&gt;Baldrich Luna, Edwar Enrique&lt;/author&gt;&lt;author&gt;Barrera Sopó, Gladys Nayibe&lt;/author&gt;&lt;author&gt;Benavides Arcos, Marcela Cristina&lt;/author&gt;&lt;author&gt;Mera Morales, Daniel&lt;/author&gt;&lt;author&gt;Solano Urrego, Paula Stephany&lt;/author&gt;&lt;author&gt;Vargas Cuida, Ana Margarita&lt;/author&gt;&lt;/authors&gt;&lt;/contributors&gt;&lt;titles&gt;&lt;title&gt;Informe final capstone-Barómetro de xenofobia hacia migrantes venezolanos&lt;/title&gt;&lt;/titles&gt;&lt;dates&gt;&lt;year&gt;2022&lt;/year&gt;&lt;/dates&gt;&lt;urls&gt;&lt;/urls&gt;&lt;/record&gt;&lt;/Cite&gt;&lt;/EndNote&gt;</w:instrText>
+      </w:r>
+      <w:r>
+        <w:fldChar w:fldCharType="separate"/>
+      </w:r>
+      <w:r>
+        <w:rPr>
+          <w:noProof/>
+        </w:rPr>
+        <w:t>[7]</w:t>
+      </w:r>
+      <w:r>
+        <w:fldChar w:fldCharType="end"/>
+      </w:r>
+      <w:r>
+        <w:t xml:space="preserve"> analyzed the conversation with xenophobic content on Twitter </w:t>
+      </w:r>
+      <w:r>
+        <w:t xml:space="preserve">from </w:t>
+      </w:r>
+      <w:r>
+        <w:t xml:space="preserve">June </w:t>
+      </w:r>
+      <w:r>
+        <w:t>20</w:t>
+      </w:r>
+      <w:r>
+        <w:t>20</w:t>
+      </w:r>
+      <w:r>
+        <w:t xml:space="preserve"> to</w:t>
+      </w:r>
+      <w:r>
+        <w:t xml:space="preserve"> </w:t>
+      </w:r>
+      <w:r>
+        <w:t xml:space="preserve">December </w:t>
+      </w:r>
+      <w:r>
+        <w:t>2021 for the five cities of Bogotá, Cali, Medellín, Barranquilla, and Cúcuta. This study provided a limited snapshot of the discourse, as it focused on a small geographic area and a single year.</w:t>
+      </w:r>
+    </w:p>
+    <w:p>
+      <w:r>
+        <w:t>In contrast, the current study aims to provide a more comprehensive and multidimensional analysis of the social discourse surrounding Venezuelan migration in Colombia. By examining the conversation across a broader range of dimensions, including time, location, and the use of xenophobic language, the researchers hope to gain a deeper understanding of how the perception of Venezuelan migrants has evolved and how it varies across different regions of the country. This approach allows for a more nuanced and holistic examination of the complex social dynamics at play, going beyond the limitations of previous studies that have focused on a narrower scope.</w:t>
+      </w:r>
+    </w:p>
+    <w:p>
+      <w:pPr>
+        <w:pStyle w:val="Heading20"/>
+      </w:pPr>
+      <w:r>
+        <w:t>Use of Twitter and NLP for this analysis</w:t>
+      </w:r>
+    </w:p>
+    <w:p>
+      <w:r>
+        <w:t xml:space="preserve">## Add a paragraph on Twitter usage to express opinions, and that the users can activate and deactivate their </w:t>
+      </w:r>
+      <w:r>
+        <w:t xml:space="preserve">location. </w:t>
+      </w:r>
+    </w:p>
+    <w:p>
+      <w:r>
+        <w:lastRenderedPageBreak/>
+        <w:t xml:space="preserve">Previous studies on the perception of Venezuelan migrants in Colombia have </w:t>
+      </w:r>
+      <w:r>
+        <w:t>the</w:t>
+      </w:r>
+      <w:r>
+        <w:t xml:space="preserve"> limitation</w:t>
+      </w:r>
+      <w:r>
+        <w:t xml:space="preserve"> of</w:t>
+      </w:r>
+      <w:r>
+        <w:t xml:space="preserve"> not </w:t>
+      </w:r>
+      <w:r>
+        <w:t>providing</w:t>
+      </w:r>
+      <w:r>
+        <w:t xml:space="preserve"> a comprehensive, multidimensional analysis of the social discourse. They have tended to offer a snapshot of the conversation, rather than examining how it has evolved in response to significant events, policies, and trends. Furthermore, the use of geolocation data has been limited, as many Twitter users do not have this feature activated. This has resulted in an incomplete picture of the geographic distribution of the discourse.</w:t>
+      </w:r>
+    </w:p>
+    <w:p>
+      <w:r>
+        <w:t xml:space="preserve">To address these limitations, the current study proposes a more robust and multifaceted approach. The researchers have compiled a much larger dataset of over 7.4 million tweets related to Venezuelan migration in Colombia, spanning a longer </w:t>
+      </w:r>
+      <w:proofErr w:type="gramStart"/>
+      <w:r>
+        <w:t>time period</w:t>
+      </w:r>
+      <w:proofErr w:type="gramEnd"/>
+      <w:r>
+        <w:t xml:space="preserve"> from 2014 to 2022. By training specialized language models in Spanish, they have been able to analyze the content of tweets regardless of whether geolocation data was available. This allows for a more comprehensive understanding of the discourse, not just in the major cities, but across the entire country.</w:t>
+      </w:r>
+    </w:p>
+    <w:p>
+      <w:r>
+        <w:t>Additionally, the researchers have adopted a multilayered approach, examining the conversation through the lenses of time, space, and the use of xenophobic language. This multidimensional analysis provides a more nuanced and holistic perspective on how the perception of Venezuelan migrants has shifted and varied across different regions of Colombia. By considering these various factors, the study aims to uncover patterns and insights that may have been missed in previous, more limited investigations.</w:t>
+      </w:r>
+    </w:p>
+    <w:p>
+      <w:pPr>
+        <w:pStyle w:val="Heading20"/>
+      </w:pPr>
+      <w:r>
+        <w:t>Derogatory</w:t>
+      </w:r>
+      <w:r>
+        <w:t xml:space="preserve"> terms</w:t>
+      </w:r>
+    </w:p>
+    <w:p>
+      <w:pPr>
+        <w:rPr>
+          <w:b/>
+          <w:bCs/>
+        </w:rPr>
+      </w:pPr>
+      <w:r>
+        <w:t xml:space="preserve">## Add something about that they are also </w:t>
+      </w:r>
+      <w:r>
+        <w:rPr>
+          <w:b/>
+          <w:bCs/>
+        </w:rPr>
+        <w:t xml:space="preserve">ethnic slurs, </w:t>
+      </w:r>
+      <w:r>
+        <w:t xml:space="preserve">and </w:t>
+      </w:r>
+      <w:r>
+        <w:rPr>
+          <w:b/>
+          <w:bCs/>
+        </w:rPr>
+        <w:t>xenophobic slurs</w:t>
+      </w:r>
+      <w:r>
+        <w:rPr>
+          <w:b/>
+          <w:bCs/>
+        </w:rPr>
         <w:t>,</w:t>
       </w:r>
       <w:r>
-        <w:t xml:space="preserve"> or </w:t>
-      </w:r>
-      <w:r>
-        <w:t>trends.</w:t>
-      </w:r>
-      <w:r>
-        <w:t xml:space="preserve"> The </w:t>
-      </w:r>
-      <w:r>
-        <w:t xml:space="preserve">phenomenon has roots before 2015 but since that time the number of migrants increased dramatically. </w:t>
-      </w:r>
-      <w:r>
-        <w:t>Events</w:t>
-      </w:r>
-      <w:r>
-        <w:t xml:space="preserve"> like COVID-19, The Presidential Elections </w:t>
-      </w:r>
-      <w:r>
-        <w:t>in</w:t>
-      </w:r>
-      <w:r>
-        <w:t xml:space="preserve"> 2018</w:t>
-      </w:r>
-      <w:r>
-        <w:t>,</w:t>
-      </w:r>
-      <w:r>
-        <w:t xml:space="preserve"> and </w:t>
-      </w:r>
-      <w:r>
-        <w:t xml:space="preserve">governmental policies such as the ETPV </w:t>
-      </w:r>
-      <w:r>
-        <w:t xml:space="preserve">can shape the </w:t>
-      </w:r>
-      <w:r>
-        <w:t>conversation.</w:t>
-      </w:r>
-      <w:r>
+        <w:rPr>
+          <w:b/>
+          <w:bCs/>
+        </w:rPr>
         <w:t xml:space="preserve"> </w:t>
       </w:r>
-    </w:p>
-    <w:p>
-      <w:r>
-        <w:t xml:space="preserve">We want to study it through </w:t>
-      </w:r>
-      <w:r>
-        <w:t>space</w:t>
-      </w:r>
-      <w:r>
-        <w:t xml:space="preserve"> because </w:t>
-      </w:r>
-      <w:r>
-        <w:t xml:space="preserve">we can know whether the location of the people (or the characteristics of the people residing there) makes a difference when understanding the conversation. </w:t>
-      </w:r>
-    </w:p>
-    <w:p>
-      <w:r>
-        <w:t xml:space="preserve">We want the study the xenophobic terms because </w:t>
-      </w:r>
-      <w:r>
-        <w:t xml:space="preserve">it has been widely used, but they were not originally used in that sense. We want to </w:t>
-      </w:r>
-      <w:r>
-        <w:t>understand the sentiment and patterns of usage over time in terms of frequency and tone</w:t>
-      </w:r>
-    </w:p>
-    <w:p/>
-    <w:p>
-      <w:r>
-        <w:t xml:space="preserve">Words or colloquialisms describing groups of people are not generally created by them but can often be reclaimed later as a method of empowerment. When a group is rendered physically or socially powerless—as in the case of Venezuelan migrants forced to leave their home country—the dominant culture describes the people and their predicament in words and phrases that capture out-group stereotypes. One scholar explains of the destructive nature of cultural expressions, “As a medium of communication, language expresses hidden notions of power, although, at a superficial level, the ideas and meanings contained in ordinary words are often assumed to be universally accepted by those who speak the language” </w:t>
+      <w:proofErr w:type="spellStart"/>
+      <w:r>
+        <w:rPr>
+          <w:b/>
+          <w:bCs/>
+        </w:rPr>
+        <w:t>ethnophaulisms</w:t>
+      </w:r>
+      <w:proofErr w:type="spellEnd"/>
+    </w:p>
+    <w:p>
+      <w:r>
+        <w:t xml:space="preserve">Words or colloquialisms describing groups of people are not generally created by them but can often be reclaimed later as a method of empowerment. When a group is rendered physically or socially powerless—as in the case of Venezuelan migrants forced to leave their home country—the dominant culture describes the people and their predicament in words and phrases that capture out-group stereotypes. One scholar explains of the destructive nature of cultural expressions, </w:t>
+      </w:r>
+      <w:r>
+        <w:t>“</w:t>
+      </w:r>
+      <w:r>
+        <w:t>As a medium of communication, language expresses hidden notions of power, although, at a superficial level, the ideas and meanings contained in ordinary words are often assumed to be universally accepted by those who speak the language</w:t>
+      </w:r>
+      <w:r>
+        <w:t>”</w:t>
+      </w:r>
+      <w:r>
+        <w:t xml:space="preserve"> </w:t>
       </w:r>
       <w:r>
         <w:rPr>
@@ -951,7 +1139,7 @@
         <w:rPr>
           <w:shd w:val="clear" w:color="auto" w:fill="E6E6E6"/>
         </w:rPr>
-        <w:instrText xml:space="preserve"> ADDIN EN.CITE &lt;EndNote&gt;&lt;Cite&gt;&lt;Author&gt;Wanitzek&lt;/Author&gt;&lt;Year&gt;2002&lt;/Year&gt;&lt;RecNum&gt;2&lt;/RecNum&gt;&lt;DisplayText&gt;[4]&lt;/DisplayText&gt;&lt;record&gt;&lt;rec-number&gt;2&lt;/rec-number&gt;&lt;foreign-keys&gt;&lt;key app="EN" db-id="vvp2e2z04xerd3ere26p9zrrr25twrz5z55t" timestamp="1717014861"&gt;2&lt;/key&gt;&lt;/foreign-keys&gt;&lt;ref-type name="Journal Article"&gt;17&lt;/ref-type&gt;&lt;contributors&gt;&lt;authors&gt;&lt;author&gt;Wanitzek, Ulrike&lt;/author&gt;&lt;/authors&gt;&lt;/contributors&gt;&lt;titles&gt;&lt;title&gt;The Power of Language in the Discourse on Women&amp;apos;s Rights: Some Examples from Tanzania&lt;/title&gt;&lt;secondary-title&gt;Africa Today&lt;/secondary-title&gt;&lt;/titles&gt;&lt;periodical&gt;&lt;full-title&gt;Africa Today&lt;/full-title&gt;&lt;/periodical&gt;&lt;pages&gt;19 - 3&lt;/pages&gt;&lt;volume&gt;49&lt;/volume&gt;&lt;dates&gt;&lt;year&gt;2002&lt;/year&gt;&lt;/dates&gt;&lt;urls&gt;&lt;/urls&gt;&lt;/record&gt;&lt;/Cite&gt;&lt;/EndNote&gt;</w:instrText>
+        <w:instrText xml:space="preserve"> ADDIN EN.CITE &lt;EndNote&gt;&lt;Cite&gt;&lt;Author&gt;Wanitzek&lt;/Author&gt;&lt;Year&gt;2002&lt;/Year&gt;&lt;RecNum&gt;2&lt;/RecNum&gt;&lt;DisplayText&gt;[8]&lt;/DisplayText&gt;&lt;record&gt;&lt;rec-number&gt;2&lt;/rec-number&gt;&lt;foreign-keys&gt;&lt;key app="EN" db-id="vvp2e2z04xerd3ere26p9zrrr25twrz5z55t" timestamp="1717014861"&gt;2&lt;/key&gt;&lt;/foreign-keys&gt;&lt;ref-type name="Journal Article"&gt;17&lt;/ref-type&gt;&lt;contributors&gt;&lt;authors&gt;&lt;author&gt;Wanitzek, Ulrike&lt;/author&gt;&lt;/authors&gt;&lt;/contributors&gt;&lt;titles&gt;&lt;title&gt;The Power of Language in the Discourse on Women&amp;apos;s Rights: Some Examples from Tanzania&lt;/title&gt;&lt;secondary-title&gt;Africa Today&lt;/secondary-title&gt;&lt;/titles&gt;&lt;periodical&gt;&lt;full-title&gt;Africa Today&lt;/full-title&gt;&lt;/periodical&gt;&lt;pages&gt;19 - 3&lt;/pages&gt;&lt;volume&gt;49&lt;/volume&gt;&lt;dates&gt;&lt;year&gt;2002&lt;/year&gt;&lt;/dates&gt;&lt;urls&gt;&lt;/urls&gt;&lt;/record&gt;&lt;/Cite&gt;&lt;/EndNote&gt;</w:instrText>
       </w:r>
       <w:r>
         <w:rPr>
@@ -964,7 +1152,7 @@
           <w:noProof/>
           <w:shd w:val="clear" w:color="auto" w:fill="E6E6E6"/>
         </w:rPr>
-        <w:t>[4]</w:t>
+        <w:t>[8]</w:t>
       </w:r>
       <w:r>
         <w:rPr>
@@ -996,20 +1184,15 @@
         <w:t xml:space="preserve"> have transformed through social media to become markers of hate speech and xenophobic rhetoric on Twitter. </w:t>
       </w:r>
     </w:p>
-    <w:p/>
-    <w:p>
-      <w:r>
-        <w:t xml:space="preserve">One striking and worrying aspect of the study is the prevalence of sexism among the populations, which translates into certain stereotypes about migrant women. Close to half of the people consulted in the three countries think that </w:t>
-      </w:r>
-      <w:r>
-        <w:lastRenderedPageBreak/>
-        <w:t xml:space="preserve">migrant women will end up engaging in prostitution; at the same time, sexist roles are being reproduced, leaving women overburdened with care responsibilities, which increases the likelihood of their rights being infringed  </w:t>
+    <w:p>
+      <w:r>
+        <w:t xml:space="preserve">One striking and worrying aspect of the study is the prevalence of sexism among the populations, which translates into certain stereotypes about migrant women. Close to half of the people consulted in the three countries think that migrant women will end up engaging in prostitution; at the same time, sexist roles are being reproduced, leaving women overburdened with care responsibilities, which increases the likelihood of their rights being infringed  </w:t>
       </w:r>
       <w:r>
         <w:fldChar w:fldCharType="begin"/>
       </w:r>
       <w:r>
-        <w:instrText xml:space="preserve"> ADDIN EN.CITE &lt;EndNote&gt;&lt;Cite&gt;&lt;Author&gt;Oxfam&lt;/Author&gt;&lt;Year&gt;2019&lt;/Year&gt;&lt;RecNum&gt;19&lt;/RecNum&gt;&lt;DisplayText&gt;[3]&lt;/DisplayText&gt;&lt;record&gt;&lt;rec-number&gt;19&lt;/rec-number&gt;&lt;foreign-keys&gt;&lt;key app="EN" db-id="vvp2e2z04xerd3ere26p9zrrr25twrz5z55t" timestamp="1717074023"&gt;19&lt;/key&gt;&lt;/foreign-keys&gt;&lt;ref-type name="Report"&gt;27&lt;/ref-type&gt;&lt;contributors&gt;&lt;authors&gt;&lt;author&gt;Oxfam&lt;/author&gt;&lt;/authors&gt;&lt;/contributors&gt;&lt;titles&gt;&lt;title&gt;Yes, but Not Here: Perceptions of Xenophobia and Discrimination towards Venezuelan Migrants in Colombia, Ecuador and Peru&lt;/title&gt;&lt;/titles&gt;&lt;dates&gt;&lt;year&gt;2019&lt;/year&gt;&lt;/dates&gt;&lt;pub-location&gt;https://www.oxfam.org/en/research/yes-not-here&lt;/pub-location&gt;&lt;urls&gt;&lt;/urls&gt;&lt;/record&gt;&lt;/Cite&gt;&lt;/EndNote&gt;</w:instrText>
+        <w:instrText xml:space="preserve"> ADDIN EN.CITE &lt;EndNote&gt;&lt;Cite&gt;&lt;Author&gt;Oxfam&lt;/Author&gt;&lt;Year&gt;2019&lt;/Year&gt;&lt;RecNum&gt;19&lt;/RecNum&gt;&lt;DisplayText&gt;[3]&lt;/DisplayText&gt;&lt;record&gt;&lt;rec-number&gt;19&lt;/rec-number&gt;&lt;foreign-keys&gt;&lt;key app="EN" db-id="vvp2e2z04xerd3ere26p9zrrr25twrz5z55t" timestamp="1717074023"&gt;19&lt;/key&gt;&lt;/foreign-keys&gt;&lt;ref-type name="Report"&gt;27&lt;/ref-type&gt;&lt;contributors&gt;&lt;authors&gt;&lt;author&gt;Oxfam&lt;/author&gt;&lt;/authors&gt;&lt;/contributors&gt;&lt;titles&gt;&lt;title&gt;Yes, but Not Here: Perceptions of Xenophobia and Discrimination towards Venezuelan Migrants in Colombia, Ecuador and Peru&lt;/title&gt;&lt;/titles&gt;&lt;dates&gt;&lt;year&gt;2019&lt;/year&gt;&lt;/dates&gt;&lt;pub-location&gt;https://web.archive.org/web/20241015123342/https://oxfamilibrary.openrepository.com/bitstream/handle/10546/620890/bp_yes_but_not_here_en_xenophobia-migration-venezuela-251019-en.pdf&lt;/pub-location&gt;&lt;urls&gt;&lt;/urls&gt;&lt;/record&gt;&lt;/Cite&gt;&lt;/EndNote&gt;</w:instrText>
       </w:r>
       <w:r>
         <w:fldChar w:fldCharType="separate"/>
@@ -1030,6 +1213,7 @@
           <w:i/>
           <w:iCs/>
         </w:rPr>
+        <w:lastRenderedPageBreak/>
         <w:t>Veneco</w:t>
       </w:r>
       <w:r>
@@ -1043,10 +1227,7 @@
         <w:t>veneca</w:t>
       </w:r>
       <w:r>
-        <w:t xml:space="preserve"> has out right become a synonym for prostitute</w:t>
-      </w:r>
-      <w:r>
-        <w:t xml:space="preserve"> </w:t>
+        <w:t xml:space="preserve"> has out right become a synonym for prostitute </w:t>
       </w:r>
       <w:r>
         <w:rPr>
@@ -1060,7 +1241,7 @@
           <w:i/>
           <w:iCs/>
         </w:rPr>
-        <w:instrText xml:space="preserve"> ADDIN EN.CITE &lt;EndNote&gt;&lt;Cite&gt;&lt;Author&gt;Beach&lt;/Author&gt;&lt;Year&gt;2018&lt;/Year&gt;&lt;RecNum&gt;3&lt;/RecNum&gt;&lt;DisplayText&gt;[5]&lt;/DisplayText&gt;&lt;record&gt;&lt;rec-number&gt;3&lt;/rec-number&gt;&lt;foreign-keys&gt;&lt;key app="EN" db-id="vvp2e2z04xerd3ere26p9zrrr25twrz5z55t" timestamp="1717014861"&gt;3&lt;/key&gt;&lt;/foreign-keys&gt;&lt;ref-type name="Journal Article"&gt;17&lt;/ref-type&gt;&lt;contributors&gt;&lt;authors&gt;&lt;author&gt;Beach, Charles&lt;/author&gt;&lt;/authors&gt;&lt;/contributors&gt;&lt;titles&gt;&lt;title&gt;Frontera combustible: Conceptualising the state through the experiences of petrol smugglers in the Colombian/Venezuelan borderlands of Norte de Santander/Táchira&lt;/title&gt;&lt;secondary-title&gt;Journal of Extreme Anthropology&lt;/secondary-title&gt;&lt;/titles&gt;&lt;periodical&gt;&lt;full-title&gt;Journal of Extreme Anthropology&lt;/full-title&gt;&lt;/periodical&gt;&lt;pages&gt;42-60&lt;/pages&gt;&lt;volume&gt;2&lt;/volume&gt;&lt;number&gt;2&lt;/number&gt;&lt;dates&gt;&lt;year&gt;2018&lt;/year&gt;&lt;/dates&gt;&lt;isbn&gt;2535-3241&lt;/isbn&gt;&lt;urls&gt;&lt;/urls&gt;&lt;/record&gt;&lt;/Cite&gt;&lt;/EndNote&gt;</w:instrText>
+        <w:instrText xml:space="preserve"> ADDIN EN.CITE &lt;EndNote&gt;&lt;Cite&gt;&lt;Author&gt;Beach&lt;/Author&gt;&lt;Year&gt;2018&lt;/Year&gt;&lt;RecNum&gt;3&lt;/RecNum&gt;&lt;DisplayText&gt;[9]&lt;/DisplayText&gt;&lt;record&gt;&lt;rec-number&gt;3&lt;/rec-number&gt;&lt;foreign-keys&gt;&lt;key app="EN" db-id="vvp2e2z04xerd3ere26p9zrrr25twrz5z55t" timestamp="1717014861"&gt;3&lt;/key&gt;&lt;/foreign-keys&gt;&lt;ref-type name="Journal Article"&gt;17&lt;/ref-type&gt;&lt;contributors&gt;&lt;authors&gt;&lt;author&gt;Beach, Charles&lt;/author&gt;&lt;/authors&gt;&lt;/contributors&gt;&lt;titles&gt;&lt;title&gt;Frontera combustible: Conceptualising the state through the experiences of petrol smugglers in the Colombian/Venezuelan borderlands of Norte de Santander/Táchira&lt;/title&gt;&lt;secondary-title&gt;Journal of Extreme Anthropology&lt;/secondary-title&gt;&lt;/titles&gt;&lt;periodical&gt;&lt;full-title&gt;Journal of Extreme Anthropology&lt;/full-title&gt;&lt;/periodical&gt;&lt;pages&gt;42-60&lt;/pages&gt;&lt;volume&gt;2&lt;/volume&gt;&lt;number&gt;2&lt;/number&gt;&lt;dates&gt;&lt;year&gt;2018&lt;/year&gt;&lt;/dates&gt;&lt;isbn&gt;2535-3241&lt;/isbn&gt;&lt;urls&gt;&lt;/urls&gt;&lt;/record&gt;&lt;/Cite&gt;&lt;/EndNote&gt;</w:instrText>
       </w:r>
       <w:r>
         <w:rPr>
@@ -1075,7 +1256,7 @@
           <w:iCs/>
           <w:noProof/>
         </w:rPr>
-        <w:t>[5]</w:t>
+        <w:t>[9]</w:t>
       </w:r>
       <w:r>
         <w:rPr>
@@ -1088,222 +1269,21 @@
         <w:t xml:space="preserve">. </w:t>
       </w:r>
     </w:p>
-    <w:p/>
-    <w:p>
-      <w:pPr>
-        <w:pStyle w:val="Heading10"/>
-      </w:pPr>
-      <w:r>
-        <w:t>Background and Literature</w:t>
-      </w:r>
-    </w:p>
-    <w:p>
-      <w:pPr>
-        <w:pStyle w:val="Heading20"/>
-      </w:pPr>
-      <w:r>
-        <w:t>Venezuelan Migration</w:t>
-      </w:r>
-    </w:p>
-    <w:p>
-      <w:r>
-        <w:t>Other studies have studied the perception of locals about Venezuelan migrants</w:t>
-      </w:r>
-    </w:p>
-    <w:p>
-      <w:r>
-        <w:t>The Bar</w:t>
-      </w:r>
-      <w:r>
-        <w:t>ó</w:t>
-      </w:r>
-      <w:r>
-        <w:t>metro de Xenophobia</w:t>
-      </w:r>
-      <w:r>
-        <w:t xml:space="preserve"> </w:t>
-      </w:r>
-      <w:r>
+    <w:p>
+      <w:r>
+        <w:t xml:space="preserve">Since the 1970s, Venezuela has been a safe haven for Colombians fleeing widespread civil conflict in hopes of work opportunities and a better life </w:t>
+      </w:r>
+      <w:r>
+        <w:rPr>
+          <w:shd w:val="clear" w:color="auto" w:fill="E6E6E6"/>
+        </w:rPr>
         <w:fldChar w:fldCharType="begin"/>
       </w:r>
       <w:r>
-        <w:instrText xml:space="preserve"> ADDIN EN.CITE &lt;EndNote&gt;&lt;Cite&gt;&lt;Author&gt;Baldrich Luna&lt;/Author&gt;&lt;Year&gt;2022&lt;/Year&gt;&lt;RecNum&gt;16&lt;/RecNum&gt;&lt;DisplayText&gt;[6]&lt;/DisplayText&gt;&lt;record&gt;&lt;rec-number&gt;16&lt;/rec-number&gt;&lt;foreign-keys&gt;&lt;key app="EN" db-id="vvp2e2z04xerd3ere26p9zrrr25twrz5z55t" timestamp="1717016052"&gt;16&lt;/key&gt;&lt;/foreign-keys&gt;&lt;ref-type name="Journal Article"&gt;17&lt;/ref-type&gt;&lt;contributors&gt;&lt;authors&gt;&lt;author&gt;Baldrich Luna, Edwar Enrique&lt;/author&gt;&lt;author&gt;Barrera Sopó, Gladys Nayibe&lt;/author&gt;&lt;author&gt;Benavides Arcos, Marcela Cristina&lt;/author&gt;&lt;author&gt;Mera Morales, Daniel&lt;/author&gt;&lt;author&gt;Solano Urrego, Paula Stephany&lt;/author&gt;&lt;author&gt;Vargas Cuida, Ana Margarita&lt;/author&gt;&lt;/authors&gt;&lt;/contributors&gt;&lt;titles&gt;&lt;title&gt;Informe final capstone-Barómetro de xenofobia hacia migrantes venezolanos&lt;/title&gt;&lt;/titles&gt;&lt;dates&gt;&lt;year&gt;2022&lt;/year&gt;&lt;/dates&gt;&lt;urls&gt;&lt;/urls&gt;&lt;/record&gt;&lt;/Cite&gt;&lt;/EndNote&gt;</w:instrText>
-      </w:r>
-      <w:r>
-        <w:fldChar w:fldCharType="separate"/>
-      </w:r>
-      <w:r>
-        <w:rPr>
-          <w:noProof/>
-        </w:rPr>
-        <w:t>[6]</w:t>
-      </w:r>
-      <w:r>
-        <w:fldChar w:fldCharType="end"/>
-      </w:r>
-      <w:r>
-        <w:t xml:space="preserve"> analyzed</w:t>
-      </w:r>
-      <w:r>
-        <w:t xml:space="preserve"> the conversation with xenophobic content on Twitter</w:t>
-      </w:r>
-      <w:r>
-        <w:t xml:space="preserve">. However, this was only done in 2021, and for the five cities </w:t>
-      </w:r>
-      <w:r>
-        <w:t>Bogotá, Cali, Medellín, Barranquilla</w:t>
-      </w:r>
-      <w:r>
-        <w:t>,</w:t>
-      </w:r>
-      <w:r>
-        <w:t xml:space="preserve"> and Cúcuta</w:t>
-      </w:r>
-      <w:r>
-        <w:t>.</w:t>
-      </w:r>
-    </w:p>
-    <w:p/>
-    <w:p/>
-    <w:p>
-      <w:pPr>
-        <w:pStyle w:val="Heading20"/>
-      </w:pPr>
-      <w:r>
-        <w:t>Use of Twitter and NLP for this analysis</w:t>
-      </w:r>
-    </w:p>
-    <w:p/>
-    <w:p>
-      <w:r>
-        <w:t xml:space="preserve">However, LIMITATIONS OF OTHER STUDIES </w:t>
-      </w:r>
-    </w:p>
-    <w:p>
-      <w:pPr>
-        <w:pStyle w:val="ListParagraph"/>
-        <w:numPr>
-          <w:ilvl w:val="0"/>
-          <w:numId w:val="2"/>
-        </w:numPr>
-      </w:pPr>
-      <w:r>
-        <w:t>Sample size is small</w:t>
-      </w:r>
-    </w:p>
-    <w:p>
-      <w:pPr>
-        <w:pStyle w:val="ListParagraph"/>
-        <w:numPr>
-          <w:ilvl w:val="0"/>
-          <w:numId w:val="2"/>
-        </w:numPr>
-      </w:pPr>
-      <w:r>
-        <w:t>Not in Spanish</w:t>
-      </w:r>
-    </w:p>
-    <w:p>
-      <w:pPr>
-        <w:pStyle w:val="ListParagraph"/>
-        <w:numPr>
-          <w:ilvl w:val="0"/>
-          <w:numId w:val="2"/>
-        </w:numPr>
-      </w:pPr>
-      <w:r>
-        <w:t>Do not have a full picture</w:t>
-      </w:r>
-    </w:p>
-    <w:p>
-      <w:pPr>
-        <w:pStyle w:val="ListParagraph"/>
-        <w:numPr>
-          <w:ilvl w:val="0"/>
-          <w:numId w:val="2"/>
-        </w:numPr>
-      </w:pPr>
-      <w:r>
-        <w:t>Not that many tweets with geolocation activated</w:t>
-      </w:r>
-    </w:p>
-    <w:p>
-      <w:r>
-        <w:t>That is why in this paper we propose a multidimensional analysis to study this phenomena under different lenses.</w:t>
-      </w:r>
-    </w:p>
-    <w:p>
-      <w:pPr>
-        <w:pStyle w:val="ListParagraph"/>
-        <w:numPr>
-          <w:ilvl w:val="0"/>
-          <w:numId w:val="2"/>
-        </w:numPr>
-      </w:pPr>
-      <w:r>
-        <w:t>Sample size is bigger.</w:t>
-      </w:r>
-    </w:p>
-    <w:p>
-      <w:pPr>
-        <w:pStyle w:val="ListParagraph"/>
-        <w:numPr>
-          <w:ilvl w:val="0"/>
-          <w:numId w:val="2"/>
-        </w:numPr>
-      </w:pPr>
-      <w:r>
-        <w:t>Tweets in Spanish, and we trained the Spanish versions of the model</w:t>
-      </w:r>
-    </w:p>
-    <w:p>
-      <w:pPr>
-        <w:pStyle w:val="ListParagraph"/>
-        <w:numPr>
-          <w:ilvl w:val="0"/>
-          <w:numId w:val="2"/>
-        </w:numPr>
-      </w:pPr>
-      <w:r>
-        <w:t>Different dimensions give a unique perspective that compared with each other provides a better perspective</w:t>
-      </w:r>
-    </w:p>
-    <w:p>
-      <w:pPr>
-        <w:pStyle w:val="ListParagraph"/>
-        <w:numPr>
-          <w:ilvl w:val="0"/>
-          <w:numId w:val="2"/>
-        </w:numPr>
-      </w:pPr>
-      <w:r>
-        <w:t xml:space="preserve">Using the model, we could run analysis on tweets without geolocation activated. </w:t>
-      </w:r>
-    </w:p>
-    <w:p/>
-    <w:p>
-      <w:pPr>
-        <w:pStyle w:val="Heading20"/>
-      </w:pPr>
-      <w:r>
-        <w:t>Pejorative terms</w:t>
-      </w:r>
-    </w:p>
-    <w:p>
-      <w:r>
-        <w:t xml:space="preserve">Since the 1970s, Venezuela has been a safe haven for Colombians fleeing widespread civil conflict in hopes of work opportunities and a better life </w:t>
-      </w:r>
-      <w:r>
         <w:rPr>
           <w:shd w:val="clear" w:color="auto" w:fill="E6E6E6"/>
         </w:rPr>
-        <w:fldChar w:fldCharType="begin"/>
-      </w:r>
-      <w:r>
-        <w:rPr>
-          <w:shd w:val="clear" w:color="auto" w:fill="E6E6E6"/>
-        </w:rPr>
-        <w:instrText xml:space="preserve"> ADDIN EN.CITE &lt;EndNote&gt;&lt;Cite&gt;&lt;Author&gt;Bank&lt;/Author&gt;&lt;Year&gt;2021&lt;/Year&gt;&lt;RecNum&gt;4&lt;/RecNum&gt;&lt;DisplayText&gt;[7]&lt;/DisplayText&gt;&lt;record&gt;&lt;rec-number&gt;4&lt;/rec-number&gt;&lt;foreign-keys&gt;&lt;key app="EN" db-id="vvp2e2z04xerd3ere26p9zrrr25twrz5z55t" timestamp="1717014861"&gt;4&lt;/key&gt;&lt;/foreign-keys&gt;&lt;ref-type name="Newspaper Article"&gt;23&lt;/ref-type&gt;&lt;contributors&gt;&lt;authors&gt;&lt;author&gt;The World Bank&lt;/author&gt;&lt;/authors&gt;&lt;/contributors&gt;&lt;titles&gt;&lt;title&gt;Supporting Colombian Host Communities and Venezuelan Migrants During the COVID-19 Pandemic&lt;/title&gt;&lt;secondary-title&gt;The World Band-Results Brief&lt;/secondary-title&gt;&lt;/titles&gt;&lt;dates&gt;&lt;year&gt;2021&lt;/year&gt;&lt;pub-dates&gt;&lt;date&gt;October 31&lt;/date&gt;&lt;/pub-dates&gt;&lt;/dates&gt;&lt;urls&gt;&lt;related-urls&gt;&lt;url&gt;https://www.worldbank.org/en/results/2021/10/31/supporting-colombian-host-communities-and-venezuelan-migrants-during-the-covid-19-pandemic&lt;/url&gt;&lt;/related-urls&gt;&lt;/urls&gt;&lt;/record&gt;&lt;/Cite&gt;&lt;/EndNote&gt;</w:instrText>
+        <w:instrText xml:space="preserve"> ADDIN EN.CITE &lt;EndNote&gt;&lt;Cite&gt;&lt;Author&gt;Bank&lt;/Author&gt;&lt;Year&gt;2021&lt;/Year&gt;&lt;RecNum&gt;4&lt;/RecNum&gt;&lt;DisplayText&gt;[10]&lt;/DisplayText&gt;&lt;record&gt;&lt;rec-number&gt;4&lt;/rec-number&gt;&lt;foreign-keys&gt;&lt;key app="EN" db-id="vvp2e2z04xerd3ere26p9zrrr25twrz5z55t" timestamp="1717014861"&gt;4&lt;/key&gt;&lt;/foreign-keys&gt;&lt;ref-type name="Newspaper Article"&gt;23&lt;/ref-type&gt;&lt;contributors&gt;&lt;authors&gt;&lt;author&gt;The World Bank&lt;/author&gt;&lt;/authors&gt;&lt;/contributors&gt;&lt;titles&gt;&lt;title&gt;Supporting Colombian Host Communities and Venezuelan Migrants During the COVID-19 Pandemic&lt;/title&gt;&lt;secondary-title&gt;The World Band-Results Brief&lt;/secondary-title&gt;&lt;/titles&gt;&lt;dates&gt;&lt;year&gt;2021&lt;/year&gt;&lt;pub-dates&gt;&lt;date&gt;October 31&lt;/date&gt;&lt;/pub-dates&gt;&lt;/dates&gt;&lt;urls&gt;&lt;related-urls&gt;&lt;url&gt;https://www.worldbank.org/en/results/2021/10/31/supporting-colombian-host-communities-and-venezuelan-migrants-during-the-covid-19-pandemic&lt;/url&gt;&lt;/related-urls&gt;&lt;/urls&gt;&lt;/record&gt;&lt;/Cite&gt;&lt;/EndNote&gt;</w:instrText>
       </w:r>
       <w:r>
         <w:rPr>
@@ -1316,7 +1296,7 @@
           <w:noProof/>
           <w:shd w:val="clear" w:color="auto" w:fill="E6E6E6"/>
         </w:rPr>
-        <w:t>[7]</w:t>
+        <w:t>[10]</w:t>
       </w:r>
       <w:r>
         <w:rPr>
@@ -1345,7 +1325,31 @@
         <w:t>veneca</w:t>
       </w:r>
       <w:r>
-        <w:t xml:space="preserve"> (feminine) “weren’t always taken as an offense by Venezuelans.” Sergio Chacón, Master in Linguistics and Spanish, explains that this word arose from a kind of cultural and linguistic syncretism born within the border between both countries” </w:t>
+        <w:t xml:space="preserve"> (feminine) </w:t>
+      </w:r>
+      <w:r>
+        <w:t>“</w:t>
+      </w:r>
+      <w:r>
+        <w:t>weren</w:t>
+      </w:r>
+      <w:r>
+        <w:t>’</w:t>
+      </w:r>
+      <w:r>
+        <w:t>t always taken as an offense by Venezuelans.</w:t>
+      </w:r>
+      <w:r>
+        <w:t>”</w:t>
+      </w:r>
+      <w:r>
+        <w:t xml:space="preserve"> Sergio Chacón, Master in Linguistics and Spanish, explains that this word arose from a kind of cultural and linguistic syncretism born within the border between both countries</w:t>
+      </w:r>
+      <w:r>
+        <w:t>”</w:t>
+      </w:r>
+      <w:r>
+        <w:t xml:space="preserve"> </w:t>
       </w:r>
       <w:r>
         <w:rPr>
@@ -1357,7 +1361,7 @@
         <w:rPr>
           <w:shd w:val="clear" w:color="auto" w:fill="E6E6E6"/>
         </w:rPr>
-        <w:instrText xml:space="preserve"> ADDIN EN.CITE &lt;EndNote&gt;&lt;Cite&gt;&lt;Author&gt;Project&lt;/Author&gt;&lt;Year&gt;2021&lt;/Year&gt;&lt;RecNum&gt;5&lt;/RecNum&gt;&lt;DisplayText&gt;[8]&lt;/DisplayText&gt;&lt;record&gt;&lt;rec-number&gt;5&lt;/rec-number&gt;&lt;foreign-keys&gt;&lt;key app="EN" db-id="vvp2e2z04xerd3ere26p9zrrr25twrz5z55t" timestamp="1717014861"&gt;5&lt;/key&gt;&lt;/foreign-keys&gt;&lt;ref-type name="Newspaper Article"&gt;23&lt;/ref-type&gt;&lt;contributors&gt;&lt;authors&gt;&lt;author&gt;Venezuela Migration Project&lt;/author&gt;&lt;/authors&gt;&lt;/contributors&gt;&lt;titles&gt;&lt;title&gt;Is &amp;apos;Veneco&amp;apos; an insult or is it an inclusive word?&lt;/title&gt;&lt;secondary-title&gt;Veneuzuela Migration Project-Education&lt;/secondary-title&gt;&lt;/titles&gt;&lt;dates&gt;&lt;year&gt;2021&lt;/year&gt;&lt;pub-dates&gt;&lt;date&gt;January 18&lt;/date&gt;&lt;/pub-dates&gt;&lt;/dates&gt;&lt;urls&gt;&lt;related-urls&gt;&lt;url&gt;https://migravenezuela.com/web/articulo/por-que-hay-que-dejar-de-llamar-venecos-a-los-venezolanos/2411&lt;/url&gt;&lt;/related-urls&gt;&lt;/urls&gt;&lt;/record&gt;&lt;/Cite&gt;&lt;/EndNote&gt;</w:instrText>
+        <w:instrText xml:space="preserve"> ADDIN EN.CITE &lt;EndNote&gt;&lt;Cite&gt;&lt;Author&gt;Project&lt;/Author&gt;&lt;Year&gt;2021&lt;/Year&gt;&lt;RecNum&gt;5&lt;/RecNum&gt;&lt;DisplayText&gt;[11]&lt;/DisplayText&gt;&lt;record&gt;&lt;rec-number&gt;5&lt;/rec-number&gt;&lt;foreign-keys&gt;&lt;key app="EN" db-id="vvp2e2z04xerd3ere26p9zrrr25twrz5z55t" timestamp="1717014861"&gt;5&lt;/key&gt;&lt;/foreign-keys&gt;&lt;ref-type name="Newspaper Article"&gt;23&lt;/ref-type&gt;&lt;contributors&gt;&lt;authors&gt;&lt;author&gt;Venezuela Migration Project&lt;/author&gt;&lt;/authors&gt;&lt;/contributors&gt;&lt;titles&gt;&lt;title&gt;Is &amp;apos;Veneco&amp;apos; an insult or is it an inclusive word?&lt;/title&gt;&lt;secondary-title&gt;Veneuzuela Migration Project-Education&lt;/secondary-title&gt;&lt;/titles&gt;&lt;dates&gt;&lt;year&gt;2021&lt;/year&gt;&lt;pub-dates&gt;&lt;date&gt;January 18&lt;/date&gt;&lt;/pub-dates&gt;&lt;/dates&gt;&lt;urls&gt;&lt;related-urls&gt;&lt;url&gt;https://migravenezuela.com/web/articulo/por-que-hay-que-dejar-de-llamar-venecos-a-los-venezolanos/2411&lt;/url&gt;&lt;/related-urls&gt;&lt;/urls&gt;&lt;/record&gt;&lt;/Cite&gt;&lt;/EndNote&gt;</w:instrText>
       </w:r>
       <w:r>
         <w:rPr>
@@ -1370,7 +1374,7 @@
           <w:noProof/>
           <w:shd w:val="clear" w:color="auto" w:fill="E6E6E6"/>
         </w:rPr>
-        <w:t>[8]</w:t>
+        <w:t>[11]</w:t>
       </w:r>
       <w:r>
         <w:rPr>
@@ -1383,8 +1387,35 @@
       </w:r>
     </w:p>
     <w:p>
-      <w:r>
-        <w:t xml:space="preserve">Mid-2015 marked a reversal in migrant patterns. Venezuelans, and Colombians who had been in Venezuela for decades, began migrating to Colombia. “An estimated 4.5 million Venezuelans have fled their nation’s economic and humanitarian catastrophe in recent years, according to the U.N. About half of those are now residing in just two countries: Colombia and Peru”[4]. Corruption and a failed economy, often scapegoated as a botched socialism experiment, have led to an economic and political collapse that thrust Venezuelan citizens into the middle of a humanitarian crisis with little access to basic necessities to sustain life </w:t>
+      <w:commentRangeStart w:id="0"/>
+      <w:r>
+        <w:t xml:space="preserve">Mid-2015 marked a reversal in migrant patterns. Venezuelans, and Colombians who had been in Venezuela for decades, began migrating to Colombia. </w:t>
+      </w:r>
+      <w:r>
+        <w:t>“</w:t>
+      </w:r>
+      <w:r>
+        <w:t>An estimated 4.5 million Venezuelans have fled their nation</w:t>
+      </w:r>
+      <w:r>
+        <w:t>’</w:t>
+      </w:r>
+      <w:r>
+        <w:t xml:space="preserve">s economic and humanitarian catastrophe in recent years, according to the U.N. About half of those are now residing in just two countries: Colombia and </w:t>
+      </w:r>
+      <w:proofErr w:type="gramStart"/>
+      <w:r>
+        <w:t>Peru</w:t>
+      </w:r>
+      <w:r>
+        <w:t>”</w:t>
+      </w:r>
+      <w:r>
+        <w:t>[</w:t>
+      </w:r>
+      <w:proofErr w:type="gramEnd"/>
+      <w:r>
+        <w:t xml:space="preserve">4]. Corruption and a failed economy, often scapegoated as a botched socialism experiment, have led to an economic and political collapse that thrust Venezuelan citizens into the middle of a humanitarian crisis with little access to basic necessities to sustain life </w:t>
       </w:r>
       <w:r>
         <w:rPr>
@@ -1396,7 +1427,7 @@
         <w:rPr>
           <w:shd w:val="clear" w:color="auto" w:fill="E6E6E6"/>
         </w:rPr>
-        <w:instrText xml:space="preserve"> ADDIN EN.CITE &lt;EndNote&gt;&lt;Cite&gt;&lt;Author&gt;Press&lt;/Author&gt;&lt;Year&gt;2019&lt;/Year&gt;&lt;RecNum&gt;6&lt;/RecNum&gt;&lt;DisplayText&gt;[9]&lt;/DisplayText&gt;&lt;record&gt;&lt;rec-number&gt;6&lt;/rec-number&gt;&lt;foreign-keys&gt;&lt;key app="EN" db-id="vvp2e2z04xerd3ere26p9zrrr25twrz5z55t" timestamp="1717014861"&gt;6&lt;/key&gt;&lt;/foreign-keys&gt;&lt;ref-type name="Newspaper Article"&gt;23&lt;/ref-type&gt;&lt;contributors&gt;&lt;authors&gt;&lt;author&gt;Associated Press&lt;/author&gt;&lt;/authors&gt;&lt;secondary-authors&gt;&lt;author&gt;VOA&lt;/author&gt;&lt;/secondary-authors&gt;&lt;/contributors&gt;&lt;titles&gt;&lt;title&gt;Mounting Venezuela Exodus Sparks Fears of Rising Xenophobia&lt;/title&gt;&lt;/titles&gt;&lt;number&gt;October 17&lt;/number&gt;&lt;dates&gt;&lt;year&gt;2019&lt;/year&gt;&lt;/dates&gt;&lt;urls&gt;&lt;related-urls&gt;&lt;url&gt;https://www.voanews.com/a/americas_mounting-venezuela-exodus-sparks-fears-rising-xenophobia/6177730.html&lt;/url&gt;&lt;/related-urls&gt;&lt;/urls&gt;&lt;/record&gt;&lt;/Cite&gt;&lt;/EndNote&gt;</w:instrText>
+        <w:instrText xml:space="preserve"> ADDIN EN.CITE &lt;EndNote&gt;&lt;Cite&gt;&lt;Author&gt;Press&lt;/Author&gt;&lt;Year&gt;2019&lt;/Year&gt;&lt;RecNum&gt;6&lt;/RecNum&gt;&lt;DisplayText&gt;[12]&lt;/DisplayText&gt;&lt;record&gt;&lt;rec-number&gt;6&lt;/rec-number&gt;&lt;foreign-keys&gt;&lt;key app="EN" db-id="vvp2e2z04xerd3ere26p9zrrr25twrz5z55t" timestamp="1717014861"&gt;6&lt;/key&gt;&lt;/foreign-keys&gt;&lt;ref-type name="Newspaper Article"&gt;23&lt;/ref-type&gt;&lt;contributors&gt;&lt;authors&gt;&lt;author&gt;Associated Press&lt;/author&gt;&lt;/authors&gt;&lt;secondary-authors&gt;&lt;author&gt;VOA&lt;/author&gt;&lt;/secondary-authors&gt;&lt;/contributors&gt;&lt;titles&gt;&lt;title&gt;Mounting Venezuela Exodus Sparks Fears of Rising Xenophobia&lt;/title&gt;&lt;/titles&gt;&lt;number&gt;October 17&lt;/number&gt;&lt;dates&gt;&lt;year&gt;2019&lt;/year&gt;&lt;/dates&gt;&lt;urls&gt;&lt;related-urls&gt;&lt;url&gt;https://www.voanews.com/a/americas_mounting-venezuela-exodus-sparks-fears-rising-xenophobia/6177730.html&lt;/url&gt;&lt;/related-urls&gt;&lt;/urls&gt;&lt;/record&gt;&lt;/Cite&gt;&lt;/EndNote&gt;</w:instrText>
       </w:r>
       <w:r>
         <w:rPr>
@@ -1409,7 +1440,7 @@
           <w:noProof/>
           <w:shd w:val="clear" w:color="auto" w:fill="E6E6E6"/>
         </w:rPr>
-        <w:t>[9]</w:t>
+        <w:t>[12]</w:t>
       </w:r>
       <w:r>
         <w:rPr>
@@ -1477,9 +1508,8 @@
           <w:noProof/>
           <w:shd w:val="clear" w:color="auto" w:fill="E6E6E6"/>
         </w:rPr>
-        <w:lastRenderedPageBreak/>
         <w:drawing>
-          <wp:inline distT="0" distB="0" distL="0" distR="0" wp14:anchorId="77A2BC66" wp14:editId="097DD7CD">
+          <wp:inline distT="0" distB="0" distL="0" distR="0" wp14:anchorId="77A2BC66" wp14:editId="64D807C2">
             <wp:extent cx="2799715" cy="1585665"/>
             <wp:effectExtent l="0" t="0" r="635" b="0"/>
             <wp:docPr id="293163892" name="Picture 293163892" descr="Chart, line chart&#10;&#10;Description automatically generated"/>
@@ -1530,12 +1560,20 @@
           </wp:inline>
         </w:drawing>
       </w:r>
+      <w:commentRangeEnd w:id="0"/>
+      <w:r>
+        <w:rPr>
+          <w:rStyle w:val="CommentReference"/>
+          <w:rFonts w:cstheme="minorBidi"/>
+        </w:rPr>
+        <w:commentReference w:id="0"/>
+      </w:r>
     </w:p>
     <w:p>
       <w:pPr>
         <w:pStyle w:val="Caption"/>
       </w:pPr>
-      <w:bookmarkStart w:id="0" w:name="_Ref167189939"/>
+      <w:bookmarkStart w:id="1" w:name="_Ref167189939"/>
       <w:r>
         <w:t xml:space="preserve">Figure </w:t>
       </w:r>
@@ -1555,23 +1593,14 @@
         <w:t>1</w:t>
       </w:r>
       <w:r>
+        <w:rPr>
+          <w:noProof/>
+        </w:rPr>
         <w:fldChar w:fldCharType="end"/>
       </w:r>
-      <w:bookmarkEnd w:id="0"/>
+      <w:bookmarkEnd w:id="1"/>
       <w:r>
         <w:t>. Migration of Venezuelans Over the Past 20 Years.</w:t>
-      </w:r>
-    </w:p>
-    <w:p>
-      <w:pPr>
-        <w:pStyle w:val="Caption"/>
-        <w:rPr>
-          <w:b/>
-          <w:bCs/>
-        </w:rPr>
-      </w:pPr>
-      <w:r>
-        <w:t>.</w:t>
       </w:r>
     </w:p>
     <w:p>
@@ -1598,7 +1627,7 @@
         <w:rPr>
           <w:shd w:val="clear" w:color="auto" w:fill="E6E6E6"/>
         </w:rPr>
-        <w:instrText xml:space="preserve"> ADDIN EN.CITE &lt;EndNote&gt;&lt;Cite&gt;&lt;Author&gt;Cervone&lt;/Author&gt;&lt;Year&gt;2021&lt;/Year&gt;&lt;RecNum&gt;7&lt;/RecNum&gt;&lt;DisplayText&gt;[10]&lt;/DisplayText&gt;&lt;record&gt;&lt;rec-number&gt;7&lt;/rec-number&gt;&lt;foreign-keys&gt;&lt;key app="EN" db-id="vvp2e2z04xerd3ere26p9zrrr25twrz5z55t" timestamp="1717014861"&gt;7&lt;/key&gt;&lt;/foreign-keys&gt;&lt;ref-type name="Journal Article"&gt;17&lt;/ref-type&gt;&lt;contributors&gt;&lt;authors&gt;&lt;author&gt;Cervone, Carmen&lt;/author&gt;&lt;author&gt;Augoustinos, Martha&lt;/author&gt;&lt;author&gt;Maass, Anne&lt;/author&gt;&lt;/authors&gt;&lt;/contributors&gt;&lt;titles&gt;&lt;title&gt;The Language of Derogation and Hate: Functions, Consequences, and Reappropriation&lt;/title&gt;&lt;secondary-title&gt;Journal of Language and Social Psychology&lt;/secondary-title&gt;&lt;/titles&gt;&lt;periodical&gt;&lt;full-title&gt;Journal of Language and Social Psychology&lt;/full-title&gt;&lt;/periodical&gt;&lt;pages&gt;80-101&lt;/pages&gt;&lt;volume&gt;40&lt;/volume&gt;&lt;number&gt;1&lt;/number&gt;&lt;keywords&gt;&lt;keyword&gt;derogatory language,hate speech,linguistic reappropriation,incivility,discrimination&lt;/keyword&gt;&lt;/keywords&gt;&lt;dates&gt;&lt;year&gt;2021&lt;/year&gt;&lt;/dates&gt;&lt;urls&gt;&lt;related-urls&gt;&lt;url&gt;https://journals.sagepub.com/doi/abs/10.1177/0261927X20967394&lt;/url&gt;&lt;/related-urls&gt;&lt;/urls&gt;&lt;electronic-resource-num&gt;10.1177/0261927x20967394&lt;/electronic-resource-num&gt;&lt;/record&gt;&lt;/Cite&gt;&lt;/EndNote&gt;</w:instrText>
+        <w:instrText xml:space="preserve"> ADDIN EN.CITE &lt;EndNote&gt;&lt;Cite&gt;&lt;Author&gt;Cervone&lt;/Author&gt;&lt;Year&gt;2021&lt;/Year&gt;&lt;RecNum&gt;7&lt;/RecNum&gt;&lt;DisplayText&gt;[13]&lt;/DisplayText&gt;&lt;record&gt;&lt;rec-number&gt;7&lt;/rec-number&gt;&lt;foreign-keys&gt;&lt;key app="EN" db-id="vvp2e2z04xerd3ere26p9zrrr25twrz5z55t" timestamp="1717014861"&gt;7&lt;/key&gt;&lt;/foreign-keys&gt;&lt;ref-type name="Journal Article"&gt;17&lt;/ref-type&gt;&lt;contributors&gt;&lt;authors&gt;&lt;author&gt;Cervone, Carmen&lt;/author&gt;&lt;author&gt;Augoustinos, Martha&lt;/author&gt;&lt;author&gt;Maass, Anne&lt;/author&gt;&lt;/authors&gt;&lt;/contributors&gt;&lt;titles&gt;&lt;title&gt;The Language of Derogation and Hate: Functions, Consequences, and Reappropriation&lt;/title&gt;&lt;secondary-title&gt;Journal of Language and Social Psychology&lt;/secondary-title&gt;&lt;/titles&gt;&lt;periodical&gt;&lt;full-title&gt;Journal of Language and Social Psychology&lt;/full-title&gt;&lt;/periodical&gt;&lt;pages&gt;80-101&lt;/pages&gt;&lt;volume&gt;40&lt;/volume&gt;&lt;number&gt;1&lt;/number&gt;&lt;keywords&gt;&lt;keyword&gt;derogatory language,hate speech,linguistic reappropriation,incivility,discrimination&lt;/keyword&gt;&lt;/keywords&gt;&lt;dates&gt;&lt;year&gt;2021&lt;/year&gt;&lt;/dates&gt;&lt;urls&gt;&lt;related-urls&gt;&lt;url&gt;https://journals.sagepub.com/doi/abs/10.1177/0261927X20967394&lt;/url&gt;&lt;/related-urls&gt;&lt;/urls&gt;&lt;electronic-resource-num&gt;10.1177/0261927x20967394&lt;/electronic-resource-num&gt;&lt;/record&gt;&lt;/Cite&gt;&lt;/EndNote&gt;</w:instrText>
       </w:r>
       <w:r>
         <w:rPr>
@@ -1611,7 +1640,7 @@
           <w:noProof/>
           <w:shd w:val="clear" w:color="auto" w:fill="E6E6E6"/>
         </w:rPr>
-        <w:t>[10]</w:t>
+        <w:t>[13]</w:t>
       </w:r>
       <w:r>
         <w:rPr>
@@ -1620,7 +1649,19 @@
         <w:fldChar w:fldCharType="end"/>
       </w:r>
       <w:r>
-        <w:t xml:space="preserve">. Scholars of linguistics, culture, and communication have started to take notice and offer an explanation for this shift. A sociologist at Universidad del Norte explains that when people are grouped with an adjective, even if it is a word derived from their nationality, it serves as a conduit of stigmatization and rejection. Now that there is a negative image about Venezuela, referring to Venezuelans even with a word like </w:t>
+        <w:t xml:space="preserve">. Scholars of linguistics, culture, and communication have started to take notice and </w:t>
+      </w:r>
+      <w:proofErr w:type="gramStart"/>
+      <w:r>
+        <w:t xml:space="preserve">offer an explanation </w:t>
+      </w:r>
+      <w:r>
+        <w:lastRenderedPageBreak/>
+        <w:t>for</w:t>
+      </w:r>
+      <w:proofErr w:type="gramEnd"/>
+      <w:r>
+        <w:t xml:space="preserve"> this shift. A sociologist at Universidad del Norte explains that when people are grouped with an adjective, even if it is a word derived from their nationality, it serves as a conduit of stigmatization and rejection. Now that there is a negative image about Venezuela, referring to Venezuelans even with a word like </w:t>
       </w:r>
       <w:r>
         <w:rPr>
@@ -1642,7 +1683,7 @@
         <w:rPr>
           <w:shd w:val="clear" w:color="auto" w:fill="E6E6E6"/>
         </w:rPr>
-        <w:instrText xml:space="preserve"> ADDIN EN.CITE &lt;EndNote&gt;&lt;Cite&gt;&lt;Author&gt;Project&lt;/Author&gt;&lt;Year&gt;2021&lt;/Year&gt;&lt;RecNum&gt;5&lt;/RecNum&gt;&lt;DisplayText&gt;[8]&lt;/DisplayText&gt;&lt;record&gt;&lt;rec-number&gt;5&lt;/rec-number&gt;&lt;foreign-keys&gt;&lt;key app="EN" db-id="vvp2e2z04xerd3ere26p9zrrr25twrz5z55t" timestamp="1717014861"&gt;5&lt;/key&gt;&lt;/foreign-keys&gt;&lt;ref-type name="Newspaper Article"&gt;23&lt;/ref-type&gt;&lt;contributors&gt;&lt;authors&gt;&lt;author&gt;Venezuela Migration Project&lt;/author&gt;&lt;/authors&gt;&lt;/contributors&gt;&lt;titles&gt;&lt;title&gt;Is &amp;apos;Veneco&amp;apos; an insult or is it an inclusive word?&lt;/title&gt;&lt;secondary-title&gt;Veneuzuela Migration Project-Education&lt;/secondary-title&gt;&lt;/titles&gt;&lt;dates&gt;&lt;year&gt;2021&lt;/year&gt;&lt;pub-dates&gt;&lt;date&gt;January 18&lt;/date&gt;&lt;/pub-dates&gt;&lt;/dates&gt;&lt;urls&gt;&lt;related-urls&gt;&lt;url&gt;https://migravenezuela.com/web/articulo/por-que-hay-que-dejar-de-llamar-venecos-a-los-venezolanos/2411&lt;/url&gt;&lt;/related-urls&gt;&lt;/urls&gt;&lt;/record&gt;&lt;/Cite&gt;&lt;/EndNote&gt;</w:instrText>
+        <w:instrText xml:space="preserve"> ADDIN EN.CITE &lt;EndNote&gt;&lt;Cite&gt;&lt;Author&gt;Project&lt;/Author&gt;&lt;Year&gt;2021&lt;/Year&gt;&lt;RecNum&gt;5&lt;/RecNum&gt;&lt;DisplayText&gt;[11]&lt;/DisplayText&gt;&lt;record&gt;&lt;rec-number&gt;5&lt;/rec-number&gt;&lt;foreign-keys&gt;&lt;key app="EN" db-id="vvp2e2z04xerd3ere26p9zrrr25twrz5z55t" timestamp="1717014861"&gt;5&lt;/key&gt;&lt;/foreign-keys&gt;&lt;ref-type name="Newspaper Article"&gt;23&lt;/ref-type&gt;&lt;contributors&gt;&lt;authors&gt;&lt;author&gt;Venezuela Migration Project&lt;/author&gt;&lt;/authors&gt;&lt;/contributors&gt;&lt;titles&gt;&lt;title&gt;Is &amp;apos;Veneco&amp;apos; an insult or is it an inclusive word?&lt;/title&gt;&lt;secondary-title&gt;Veneuzuela Migration Project-Education&lt;/secondary-title&gt;&lt;/titles&gt;&lt;dates&gt;&lt;year&gt;2021&lt;/year&gt;&lt;pub-dates&gt;&lt;date&gt;January 18&lt;/date&gt;&lt;/pub-dates&gt;&lt;/dates&gt;&lt;urls&gt;&lt;related-urls&gt;&lt;url&gt;https://migravenezuela.com/web/articulo/por-que-hay-que-dejar-de-llamar-venecos-a-los-venezolanos/2411&lt;/url&gt;&lt;/related-urls&gt;&lt;/urls&gt;&lt;/record&gt;&lt;/Cite&gt;&lt;/EndNote&gt;</w:instrText>
       </w:r>
       <w:r>
         <w:rPr>
@@ -1655,7 +1696,7 @@
           <w:noProof/>
           <w:shd w:val="clear" w:color="auto" w:fill="E6E6E6"/>
         </w:rPr>
-        <w:t>[8]</w:t>
+        <w:t>[11]</w:t>
       </w:r>
       <w:r>
         <w:rPr>
@@ -1669,7 +1710,39 @@
     </w:p>
     <w:p>
       <w:r>
-        <w:t xml:space="preserve">Analyzing this ‘othering’ of Venezuelan migrants by Colombians serves to create a hierarchal power structure between two socio-cultural groups; othering by Colombians situates Venezuelan migrants as separate and below them in their societal order. This phenomenon of intergroup othering is not new or isolated to this particular case. Situating migrants as ‘invaders’ has been used to legitimize state-sanctioned violence in places like India, for decades where women who migrate from other regions are assumed to be involved in sex work, out of desperation for resources  </w:t>
+        <w:t xml:space="preserve">Analyzing this </w:t>
+      </w:r>
+      <w:r>
+        <w:t>‘</w:t>
+      </w:r>
+      <w:r>
+        <w:t>othering</w:t>
+      </w:r>
+      <w:r>
+        <w:t>’</w:t>
+      </w:r>
+      <w:r>
+        <w:t xml:space="preserve"> of Venezuelan migrants by Colombians serves to create a hierarchal power structure between two socio-cultural groups; othering by Colombians situates Venezuelan migrants as separate and below them in their societal order. This phenomenon of intergroup othering is not new or isolated to this </w:t>
+      </w:r>
+      <w:proofErr w:type="gramStart"/>
+      <w:r>
+        <w:t>particular case</w:t>
+      </w:r>
+      <w:proofErr w:type="gramEnd"/>
+      <w:r>
+        <w:t xml:space="preserve">. Situating migrants as </w:t>
+      </w:r>
+      <w:r>
+        <w:t>‘</w:t>
+      </w:r>
+      <w:r>
+        <w:t>invaders</w:t>
+      </w:r>
+      <w:r>
+        <w:t>’</w:t>
+      </w:r>
+      <w:r>
+        <w:t xml:space="preserve"> has been used to legitimize state-sanctioned violence in places like India, for decades where women who migrate from other regions are assumed to be involved in sex work, out of desperation for resources  </w:t>
       </w:r>
       <w:r>
         <w:rPr>
@@ -1681,7 +1754,7 @@
         <w:rPr>
           <w:shd w:val="clear" w:color="auto" w:fill="E6E6E6"/>
         </w:rPr>
-        <w:instrText xml:space="preserve"> ADDIN EN.CITE &lt;EndNote&gt;&lt;Cite&gt;&lt;Author&gt;Bilewicz&lt;/Author&gt;&lt;Year&gt;2020&lt;/Year&gt;&lt;RecNum&gt;8&lt;/RecNum&gt;&lt;DisplayText&gt;[11]&lt;/DisplayText&gt;&lt;record&gt;&lt;rec-number&gt;8&lt;/rec-number&gt;&lt;foreign-keys&gt;&lt;key app="EN" db-id="vvp2e2z04xerd3ere26p9zrrr25twrz5z55t" timestamp="1717014861"&gt;8&lt;/key&gt;&lt;/foreign-keys&gt;&lt;ref-type name="Journal Article"&gt;17&lt;/ref-type&gt;&lt;contributors&gt;&lt;authors&gt;&lt;author&gt;Bilewicz, Michał&lt;/author&gt;&lt;author&gt;Soral, Wiktor&lt;/author&gt;&lt;/authors&gt;&lt;/contributors&gt;&lt;titles&gt;&lt;title&gt;Hate Speech Epidemic. The Dynamic Effects of Derogatory Language on Intergroup Relations and Political Radicalization&lt;/title&gt;&lt;secondary-title&gt;Political Psychology&lt;/secondary-title&gt;&lt;/titles&gt;&lt;periodical&gt;&lt;full-title&gt;Political Psychology&lt;/full-title&gt;&lt;/periodical&gt;&lt;volume&gt;41&lt;/volume&gt;&lt;dates&gt;&lt;year&gt;2020&lt;/year&gt;&lt;pub-dates&gt;&lt;date&gt;06/19&lt;/date&gt;&lt;/pub-dates&gt;&lt;/dates&gt;&lt;urls&gt;&lt;/urls&gt;&lt;electronic-resource-num&gt;10.1111/pops.12670&lt;/electronic-resource-num&gt;&lt;/record&gt;&lt;/Cite&gt;&lt;/EndNote&gt;</w:instrText>
+        <w:instrText xml:space="preserve"> ADDIN EN.CITE &lt;EndNote&gt;&lt;Cite&gt;&lt;Author&gt;Bilewicz&lt;/Author&gt;&lt;Year&gt;2020&lt;/Year&gt;&lt;RecNum&gt;8&lt;/RecNum&gt;&lt;DisplayText&gt;[14]&lt;/DisplayText&gt;&lt;record&gt;&lt;rec-number&gt;8&lt;/rec-number&gt;&lt;foreign-keys&gt;&lt;key app="EN" db-id="vvp2e2z04xerd3ere26p9zrrr25twrz5z55t" timestamp="1717014861"&gt;8&lt;/key&gt;&lt;/foreign-keys&gt;&lt;ref-type name="Journal Article"&gt;17&lt;/ref-type&gt;&lt;contributors&gt;&lt;authors&gt;&lt;author&gt;Bilewicz, Michał&lt;/author&gt;&lt;author&gt;Soral, Wiktor&lt;/author&gt;&lt;/authors&gt;&lt;/contributors&gt;&lt;titles&gt;&lt;title&gt;Hate Speech Epidemic. The Dynamic Effects of Derogatory Language on Intergroup Relations and Political Radicalization&lt;/title&gt;&lt;secondary-title&gt;Political Psychology&lt;/secondary-title&gt;&lt;/titles&gt;&lt;periodical&gt;&lt;full-title&gt;Political Psychology&lt;/full-title&gt;&lt;/periodical&gt;&lt;volume&gt;41&lt;/volume&gt;&lt;dates&gt;&lt;year&gt;2020&lt;/year&gt;&lt;pub-dates&gt;&lt;date&gt;06/19&lt;/date&gt;&lt;/pub-dates&gt;&lt;/dates&gt;&lt;urls&gt;&lt;/urls&gt;&lt;electronic-resource-num&gt;10.1111/pops.12670&lt;/electronic-resource-num&gt;&lt;/record&gt;&lt;/Cite&gt;&lt;/EndNote&gt;</w:instrText>
       </w:r>
       <w:r>
         <w:rPr>
@@ -1694,7 +1767,7 @@
           <w:noProof/>
           <w:shd w:val="clear" w:color="auto" w:fill="E6E6E6"/>
         </w:rPr>
-        <w:t>[11]</w:t>
+        <w:t>[14]</w:t>
       </w:r>
       <w:r>
         <w:rPr>
@@ -1703,7 +1776,15 @@
         <w:fldChar w:fldCharType="end"/>
       </w:r>
       <w:r>
-        <w:t xml:space="preserve">. Joysheel Shrivastava </w:t>
+        <w:t xml:space="preserve">. </w:t>
+      </w:r>
+      <w:proofErr w:type="spellStart"/>
+      <w:r>
+        <w:t>Joysheel</w:t>
+      </w:r>
+      <w:proofErr w:type="spellEnd"/>
+      <w:r>
+        <w:t xml:space="preserve"> Shrivastava </w:t>
       </w:r>
       <w:r>
         <w:rPr>
@@ -1715,7 +1796,7 @@
         <w:rPr>
           <w:shd w:val="clear" w:color="auto" w:fill="E6E6E6"/>
         </w:rPr>
-        <w:instrText xml:space="preserve"> ADDIN EN.CITE &lt;EndNote&gt;&lt;Cite&gt;&lt;Author&gt;Shrivastava&lt;/Author&gt;&lt;Year&gt;2020&lt;/Year&gt;&lt;RecNum&gt;9&lt;/RecNum&gt;&lt;DisplayText&gt;[12]&lt;/DisplayText&gt;&lt;record&gt;&lt;rec-number&gt;9&lt;/rec-number&gt;&lt;foreign-keys&gt;&lt;key app="EN" db-id="vvp2e2z04xerd3ere26p9zrrr25twrz5z55t" timestamp="1717014861"&gt;9&lt;/key&gt;&lt;/foreign-keys&gt;&lt;ref-type name="Newspaper Article"&gt;23&lt;/ref-type&gt;&lt;contributors&gt;&lt;authors&gt;&lt;author&gt;Shrivastava, J.&lt;/author&gt;&lt;/authors&gt;&lt;/contributors&gt;&lt;titles&gt;&lt;title&gt;The Violence Of Language: A Feminist Take On The ‘Culture’ Of Abuses&lt;/title&gt;&lt;secondary-title&gt;Feminism In India&lt;/secondary-title&gt;&lt;/titles&gt;&lt;dates&gt;&lt;year&gt;2020&lt;/year&gt;&lt;pub-dates&gt;&lt;date&gt;February 3&lt;/date&gt;&lt;/pub-dates&gt;&lt;/dates&gt;&lt;urls&gt;&lt;related-urls&gt;&lt;url&gt;https://feminisminindia.com/2020/02/03/violence-language-feminist-culture-of-abuses/&lt;/url&gt;&lt;/related-urls&gt;&lt;/urls&gt;&lt;/record&gt;&lt;/Cite&gt;&lt;/EndNote&gt;</w:instrText>
+        <w:instrText xml:space="preserve"> ADDIN EN.CITE &lt;EndNote&gt;&lt;Cite&gt;&lt;Author&gt;Shrivastava&lt;/Author&gt;&lt;Year&gt;2020&lt;/Year&gt;&lt;RecNum&gt;9&lt;/RecNum&gt;&lt;DisplayText&gt;[15]&lt;/DisplayText&gt;&lt;record&gt;&lt;rec-number&gt;9&lt;/rec-number&gt;&lt;foreign-keys&gt;&lt;key app="EN" db-id="vvp2e2z04xerd3ere26p9zrrr25twrz5z55t" timestamp="1717014861"&gt;9&lt;/key&gt;&lt;/foreign-keys&gt;&lt;ref-type name="Newspaper Article"&gt;23&lt;/ref-type&gt;&lt;contributors&gt;&lt;authors&gt;&lt;author&gt;Shrivastava, J.&lt;/author&gt;&lt;/authors&gt;&lt;/contributors&gt;&lt;titles&gt;&lt;title&gt;The Violence Of Language: A Feminist Take On The ‘Culture’ Of Abuses&lt;/title&gt;&lt;secondary-title&gt;Feminism In India&lt;/secondary-title&gt;&lt;/titles&gt;&lt;dates&gt;&lt;year&gt;2020&lt;/year&gt;&lt;pub-dates&gt;&lt;date&gt;February 3&lt;/date&gt;&lt;/pub-dates&gt;&lt;/dates&gt;&lt;urls&gt;&lt;related-urls&gt;&lt;url&gt;https://feminisminindia.com/2020/02/03/violence-language-feminist-culture-of-abuses/&lt;/url&gt;&lt;/related-urls&gt;&lt;/urls&gt;&lt;/record&gt;&lt;/Cite&gt;&lt;/EndNote&gt;</w:instrText>
       </w:r>
       <w:r>
         <w:rPr>
@@ -1728,7 +1809,7 @@
           <w:noProof/>
           <w:shd w:val="clear" w:color="auto" w:fill="E6E6E6"/>
         </w:rPr>
-        <w:t>[12]</w:t>
+        <w:t>[15]</w:t>
       </w:r>
       <w:r>
         <w:rPr>
@@ -1737,11 +1818,27 @@
         <w:fldChar w:fldCharType="end"/>
       </w:r>
       <w:r>
-        <w:t xml:space="preserve"> examines the prevalence of this ‘othering’ amongst women in India, where she describes women as the primary perpetuators in continuing a traditional violent language that is rooted in patriarchy. </w:t>
-      </w:r>
-    </w:p>
-    <w:p/>
-    <w:p/>
+        <w:t xml:space="preserve"> examines the prevalence of this </w:t>
+      </w:r>
+      <w:r>
+        <w:t>‘</w:t>
+      </w:r>
+      <w:r>
+        <w:t>othering</w:t>
+      </w:r>
+      <w:r>
+        <w:t>’</w:t>
+      </w:r>
+      <w:r>
+        <w:t xml:space="preserve"> amongst women in India, where she describes women as the primary perpet</w:t>
+      </w:r>
+      <w:r>
+        <w:t>r</w:t>
+      </w:r>
+      <w:r>
+        <w:t xml:space="preserve">ators in continuing a traditional violent language that is rooted in patriarchy. </w:t>
+      </w:r>
+    </w:p>
     <w:p>
       <w:pPr>
         <w:pStyle w:val="Heading10"/>
@@ -1749,6 +1846,9 @@
       <w:r>
         <w:t>Method</w:t>
       </w:r>
+      <w:r>
+        <w:t>ology</w:t>
+      </w:r>
     </w:p>
     <w:p>
       <w:r>
@@ -1779,166 +1879,14 @@
         <w:fldChar w:fldCharType="separate"/>
       </w:r>
       <w:r>
-        <w:t xml:space="preserve">Figure </w:t>
-      </w:r>
-      <w:r>
         <w:rPr>
           <w:noProof/>
         </w:rPr>
-        <w:t>2</w:t>
-      </w:r>
-      <w:r>
-        <w:fldChar w:fldCharType="end"/>
-      </w:r>
-      <w:r>
-        <w:t xml:space="preserve">. </w:t>
-      </w:r>
-      <w:r>
-        <w:t xml:space="preserve">The first four steps </w:t>
-      </w:r>
-      <w:r>
-        <w:t>encompass</w:t>
-      </w:r>
-      <w:r>
-        <w:t xml:space="preserve"> </w:t>
-      </w:r>
-      <w:r>
-        <w:t xml:space="preserve">(1) </w:t>
-      </w:r>
-      <w:r>
-        <w:t xml:space="preserve">the </w:t>
-      </w:r>
-      <w:r>
-        <w:t xml:space="preserve">extraction of the tweets, </w:t>
-      </w:r>
-      <w:r>
-        <w:t xml:space="preserve">(2) </w:t>
-      </w:r>
-      <w:r>
-        <w:t>geolocat</w:t>
-      </w:r>
-      <w:r>
-        <w:t>ion to identify whether a Tweet is from Colombia or not</w:t>
-      </w:r>
-      <w:r>
-        <w:t xml:space="preserve">, </w:t>
-      </w:r>
-      <w:r>
-        <w:t xml:space="preserve">(3) </w:t>
-      </w:r>
-      <w:r>
-        <w:t>validation</w:t>
-      </w:r>
-      <w:r>
-        <w:t xml:space="preserve"> to </w:t>
-      </w:r>
-      <w:r>
-        <w:t xml:space="preserve">only select the Tweets related to the </w:t>
-      </w:r>
-      <w:r>
-        <w:t xml:space="preserve">Venezuelan migration and discard the ones about other topics, </w:t>
-      </w:r>
-      <w:r>
-        <w:t>a</w:t>
-      </w:r>
-      <w:r>
-        <w:t xml:space="preserve">nd </w:t>
-      </w:r>
-      <w:r>
-        <w:t xml:space="preserve">(4) </w:t>
-      </w:r>
-      <w:r>
-        <w:t>the identification of tone and topic.</w:t>
-      </w:r>
-      <w:r>
-        <w:t xml:space="preserve"> The </w:t>
-      </w:r>
-      <w:r>
-        <w:t>following three steps contain</w:t>
-      </w:r>
-      <w:r>
-        <w:t xml:space="preserve"> </w:t>
-      </w:r>
-      <w:r>
-        <w:t xml:space="preserve">the </w:t>
-      </w:r>
-      <w:r>
-        <w:t>(</w:t>
-      </w:r>
-      <w:r>
-        <w:t>5</w:t>
-      </w:r>
-      <w:r>
-        <w:t xml:space="preserve">) </w:t>
-      </w:r>
-      <w:r>
-        <w:t xml:space="preserve">temporal and </w:t>
-      </w:r>
-      <w:r>
-        <w:t>(6</w:t>
-      </w:r>
-      <w:r>
-        <w:t>)</w:t>
-      </w:r>
-      <w:r>
-        <w:t xml:space="preserve"> </w:t>
-      </w:r>
-      <w:r>
-        <w:t xml:space="preserve">spatiotemporal </w:t>
-      </w:r>
-      <w:r>
-        <w:t xml:space="preserve">analysis of </w:t>
-      </w:r>
-      <w:r>
-        <w:t xml:space="preserve">the </w:t>
-      </w:r>
-      <w:r>
-        <w:t>tone</w:t>
-      </w:r>
-      <w:r>
-        <w:t xml:space="preserve"> of the conversation</w:t>
-      </w:r>
-      <w:r>
-        <w:t xml:space="preserve">, and (7) a temporal analysis of the pejorative terms </w:t>
-      </w:r>
-      <w:r>
-        <w:rPr>
-          <w:i/>
-          <w:iCs/>
-        </w:rPr>
-        <w:t xml:space="preserve">veneco </w:t>
-      </w:r>
-      <w:r>
-        <w:t xml:space="preserve">and </w:t>
-      </w:r>
-      <w:r>
-        <w:rPr>
-          <w:i/>
-          <w:iCs/>
-        </w:rPr>
-        <w:t>veneca.</w:t>
-      </w:r>
-      <w:r>
-        <w:t xml:space="preserve"> </w:t>
-      </w:r>
-      <w:r>
-        <w:t xml:space="preserve"> </w:t>
-      </w:r>
-    </w:p>
-    <w:p>
-      <w:pPr>
-        <w:keepNext/>
-        <w:jc w:val="center"/>
-      </w:pPr>
-      <w:r>
-        <w:rPr>
-          <w:noProof/>
-        </w:rPr>
         <w:drawing>
-          <wp:inline distT="0" distB="0" distL="0" distR="0" wp14:anchorId="64A8E210" wp14:editId="010F940F">
-            <wp:extent cx="5898152" cy="568329"/>
-            <wp:effectExtent l="0" t="0" r="7620" b="3175"/>
-            <wp:docPr id="592760681" name="Picture 2"/>
+          <wp:inline distT="0" distB="0" distL="0" distR="0" wp14:anchorId="2BFCC75A" wp14:editId="1B7885D0">
+            <wp:extent cx="6400800" cy="1835322"/>
+            <wp:effectExtent l="0" t="0" r="0" b="6350"/>
+            <wp:docPr id="734732848" name="Picture 13"/>
             <wp:cNvGraphicFramePr>
               <a:graphicFrameLocks xmlns:a="http://schemas.openxmlformats.org/drawingml/2006/main" noChangeAspect="1"/>
             </wp:cNvGraphicFramePr>
@@ -1946,13 +1894,13 @@
               <a:graphicData uri="http://schemas.openxmlformats.org/drawingml/2006/picture">
                 <pic:pic xmlns:pic="http://schemas.openxmlformats.org/drawingml/2006/picture">
                   <pic:nvPicPr>
-                    <pic:cNvPr id="592760681" name="Picture 2"/>
+                    <pic:cNvPr id="835128898" name="Picture 13"/>
                     <pic:cNvPicPr>
                       <a:picLocks noChangeAspect="1" noChangeArrowheads="1"/>
                     </pic:cNvPicPr>
                   </pic:nvPicPr>
                   <pic:blipFill>
-                    <a:blip r:embed="rId10" cstate="print">
+                    <a:blip r:embed="rId14" cstate="print">
                       <a:extLst>
                         <a:ext uri="{28A0092B-C50C-407E-A947-70E740481C1C}">
                           <a14:useLocalDpi xmlns:a14="http://schemas.microsoft.com/office/drawing/2010/main" val="0"/>
@@ -1966,12 +1914,15 @@
                   <pic:spPr bwMode="auto">
                     <a:xfrm>
                       <a:off x="0" y="0"/>
-                      <a:ext cx="5898152" cy="568329"/>
+                      <a:ext cx="6400800" cy="1835322"/>
                     </a:xfrm>
                     <a:prstGeom prst="rect">
                       <a:avLst/>
                     </a:prstGeom>
                     <a:noFill/>
+                    <a:ln>
+                      <a:noFill/>
+                    </a:ln>
                   </pic:spPr>
                 </pic:pic>
               </a:graphicData>
@@ -1979,12 +1930,217 @@
           </wp:inline>
         </w:drawing>
       </w:r>
+      <w:r>
+        <w:t xml:space="preserve">Figure </w:t>
+      </w:r>
+      <w:r>
+        <w:rPr>
+          <w:noProof/>
+        </w:rPr>
+        <w:t>2</w:t>
+      </w:r>
+      <w:r>
+        <w:fldChar w:fldCharType="end"/>
+      </w:r>
+      <w:r>
+        <w:t xml:space="preserve">. </w:t>
+      </w:r>
+      <w:r>
+        <w:t xml:space="preserve">The first four steps </w:t>
+      </w:r>
+      <w:r>
+        <w:t>encompass</w:t>
+      </w:r>
+      <w:r>
+        <w:t xml:space="preserve"> </w:t>
+      </w:r>
+      <w:r>
+        <w:t xml:space="preserve">(1) </w:t>
+      </w:r>
+      <w:r>
+        <w:t xml:space="preserve">the </w:t>
+      </w:r>
+      <w:r>
+        <w:t xml:space="preserve">extraction of the tweets, </w:t>
+      </w:r>
+      <w:r>
+        <w:t xml:space="preserve">(2) </w:t>
+      </w:r>
+      <w:r>
+        <w:t>geolocat</w:t>
+      </w:r>
+      <w:r>
+        <w:t>ion to identify whether a Tweet is from Colombia or not</w:t>
+      </w:r>
+      <w:r>
+        <w:t xml:space="preserve">, </w:t>
+      </w:r>
+      <w:r>
+        <w:t xml:space="preserve">(3) </w:t>
+      </w:r>
+      <w:r>
+        <w:t>validation</w:t>
+      </w:r>
+      <w:r>
+        <w:t xml:space="preserve"> to </w:t>
+      </w:r>
+      <w:r>
+        <w:t xml:space="preserve">only select the Tweets related to the </w:t>
+      </w:r>
+      <w:r>
+        <w:t xml:space="preserve">Venezuelan migration and discard the ones about other topics, </w:t>
+      </w:r>
+      <w:r>
+        <w:t>a</w:t>
+      </w:r>
+      <w:r>
+        <w:t xml:space="preserve">nd </w:t>
+      </w:r>
+      <w:r>
+        <w:t xml:space="preserve">(4) </w:t>
+      </w:r>
+      <w:r>
+        <w:t>the identification of tone and topic.</w:t>
+      </w:r>
+      <w:r>
+        <w:t xml:space="preserve"> The </w:t>
+      </w:r>
+      <w:r>
+        <w:t>following three steps contain</w:t>
+      </w:r>
+      <w:r>
+        <w:t xml:space="preserve"> </w:t>
+      </w:r>
+      <w:r>
+        <w:t xml:space="preserve">the </w:t>
+      </w:r>
+      <w:r>
+        <w:t>(</w:t>
+      </w:r>
+      <w:r>
+        <w:t>5</w:t>
+      </w:r>
+      <w:r>
+        <w:t xml:space="preserve">) </w:t>
+      </w:r>
+      <w:r>
+        <w:t xml:space="preserve">temporal and </w:t>
+      </w:r>
+      <w:r>
+        <w:t>(6</w:t>
+      </w:r>
+      <w:r>
+        <w:t>)</w:t>
+      </w:r>
+      <w:r>
+        <w:t xml:space="preserve"> </w:t>
+      </w:r>
+      <w:r>
+        <w:t xml:space="preserve">spatiotemporal </w:t>
+      </w:r>
+      <w:r>
+        <w:t xml:space="preserve">analysis of </w:t>
+      </w:r>
+      <w:r>
+        <w:t xml:space="preserve">the </w:t>
+      </w:r>
+      <w:r>
+        <w:t>tone</w:t>
+      </w:r>
+      <w:r>
+        <w:t xml:space="preserve"> of the conversation</w:t>
+      </w:r>
+      <w:r>
+        <w:t xml:space="preserve">, and (7) a temporal analysis of the </w:t>
+      </w:r>
+      <w:r>
+        <w:t>derogatory</w:t>
+      </w:r>
+      <w:r>
+        <w:t xml:space="preserve"> terms </w:t>
+      </w:r>
+      <w:r>
+        <w:rPr>
+          <w:i/>
+          <w:iCs/>
+        </w:rPr>
+        <w:t xml:space="preserve">veneco </w:t>
+      </w:r>
+      <w:r>
+        <w:t xml:space="preserve">and </w:t>
+      </w:r>
+      <w:r>
+        <w:rPr>
+          <w:i/>
+          <w:iCs/>
+        </w:rPr>
+        <w:t>veneca.</w:t>
+      </w:r>
+      <w:r>
+        <w:t xml:space="preserve"> </w:t>
+      </w:r>
+      <w:r>
+        <w:t xml:space="preserve"> </w:t>
+      </w:r>
     </w:p>
     <w:p>
       <w:pPr>
         <w:pStyle w:val="Caption"/>
       </w:pPr>
-      <w:bookmarkStart w:id="1" w:name="_Ref166511140"/>
+      <w:bookmarkStart w:id="2" w:name="_Ref166511140"/>
+      <w:r>
+        <w:rPr>
+          <w:noProof/>
+        </w:rPr>
+        <w:lastRenderedPageBreak/>
+        <w:drawing>
+          <wp:inline distT="0" distB="0" distL="0" distR="0" wp14:anchorId="6338F52F" wp14:editId="720635F3">
+            <wp:extent cx="6400800" cy="1835322"/>
+            <wp:effectExtent l="0" t="0" r="0" b="6350"/>
+            <wp:docPr id="835128898" name="Picture 13"/>
+            <wp:cNvGraphicFramePr>
+              <a:graphicFrameLocks xmlns:a="http://schemas.openxmlformats.org/drawingml/2006/main" noChangeAspect="1"/>
+            </wp:cNvGraphicFramePr>
+            <a:graphic xmlns:a="http://schemas.openxmlformats.org/drawingml/2006/main">
+              <a:graphicData uri="http://schemas.openxmlformats.org/drawingml/2006/picture">
+                <pic:pic xmlns:pic="http://schemas.openxmlformats.org/drawingml/2006/picture">
+                  <pic:nvPicPr>
+                    <pic:cNvPr id="835128898" name="Picture 13"/>
+                    <pic:cNvPicPr>
+                      <a:picLocks noChangeAspect="1" noChangeArrowheads="1"/>
+                    </pic:cNvPicPr>
+                  </pic:nvPicPr>
+                  <pic:blipFill>
+                    <a:blip r:embed="rId14" cstate="print">
+                      <a:extLst>
+                        <a:ext uri="{28A0092B-C50C-407E-A947-70E740481C1C}">
+                          <a14:useLocalDpi xmlns:a14="http://schemas.microsoft.com/office/drawing/2010/main" val="0"/>
+                        </a:ext>
+                      </a:extLst>
+                    </a:blip>
+                    <a:stretch>
+                      <a:fillRect/>
+                    </a:stretch>
+                  </pic:blipFill>
+                  <pic:spPr bwMode="auto">
+                    <a:xfrm>
+                      <a:off x="0" y="0"/>
+                      <a:ext cx="6400800" cy="1835322"/>
+                    </a:xfrm>
+                    <a:prstGeom prst="rect">
+                      <a:avLst/>
+                    </a:prstGeom>
+                    <a:noFill/>
+                    <a:ln>
+                      <a:noFill/>
+                    </a:ln>
+                  </pic:spPr>
+                </pic:pic>
+              </a:graphicData>
+            </a:graphic>
+          </wp:inline>
+        </w:drawing>
+      </w:r>
       <w:r>
         <w:t xml:space="preserve">Figure </w:t>
       </w:r>
@@ -2004,29 +2160,45 @@
         <w:t>2</w:t>
       </w:r>
       <w:r>
+        <w:rPr>
+          <w:noProof/>
+        </w:rPr>
         <w:fldChar w:fldCharType="end"/>
       </w:r>
-      <w:bookmarkEnd w:id="1"/>
+      <w:bookmarkEnd w:id="2"/>
       <w:r>
         <w:t>. Methodology.</w:t>
       </w:r>
     </w:p>
     <w:p>
-      <w:pPr>
-        <w:pStyle w:val="Heading20"/>
-        <w:numPr>
-          <w:ilvl w:val="0"/>
-          <w:numId w:val="3"/>
-        </w:numPr>
+      <w:r>
+        <w:t xml:space="preserve">We </w:t>
+      </w:r>
+      <w:r>
+        <w:t>trained two models</w:t>
+      </w:r>
+      <w:r>
+        <w:t xml:space="preserve"> for filtering. One that </w:t>
+      </w:r>
+      <w:r>
+        <w:t>could filter based on location, and one that could filter based on whether it was related to the Venezuelan migration</w:t>
+      </w:r>
+      <w:r>
+        <w:t xml:space="preserve">. </w:t>
+      </w:r>
+      <w:r>
+        <w:t>We also trained 2 models for sentiment analysis and topic modeling.</w:t>
+      </w:r>
+    </w:p>
+    <w:p>
+      <w:pPr>
+        <w:pStyle w:val="heading1"/>
       </w:pPr>
       <w:r>
         <w:t xml:space="preserve">Data extraction </w:t>
       </w:r>
     </w:p>
     <w:p>
-      <w:pPr>
-        <w:jc w:val="left"/>
-      </w:pPr>
       <w:r>
         <w:t xml:space="preserve">Using the </w:t>
       </w:r>
@@ -2085,11 +2257,7 @@
         <w:t xml:space="preserve"> </w:t>
       </w:r>
       <w:r>
-        <w:t xml:space="preserve">7.4 million tweets were </w:t>
-      </w:r>
-      <w:r>
-        <w:lastRenderedPageBreak/>
-        <w:t>extracted</w:t>
+        <w:t>7.4 million tweets were extracted</w:t>
       </w:r>
       <w:r>
         <w:t xml:space="preserve"> using the query in </w:t>
@@ -2101,6 +2269,9 @@
         <w:instrText xml:space="preserve"> REF _Ref117765046 \h </w:instrText>
       </w:r>
       <w:r>
+        <w:instrText xml:space="preserve"> \* MERGEFORMAT </w:instrText>
+      </w:r>
+      <w:r>
         <w:fldChar w:fldCharType="separate"/>
       </w:r>
       <w:r>
@@ -2110,7 +2281,7 @@
         <w:rPr>
           <w:noProof/>
         </w:rPr>
-        <w:t>2</w:t>
+        <w:t>3</w:t>
       </w:r>
       <w:r>
         <w:fldChar w:fldCharType="end"/>
@@ -2150,9 +2321,9 @@
         <mc:AlternateContent>
           <mc:Choice Requires="wps">
             <w:drawing>
-              <wp:inline distT="0" distB="0" distL="0" distR="0" wp14:anchorId="5267DC6A" wp14:editId="5A821E9A">
-                <wp:extent cx="5848350" cy="1404620"/>
-                <wp:effectExtent l="0" t="0" r="19050" b="19050"/>
+              <wp:inline distT="0" distB="0" distL="0" distR="0" wp14:anchorId="5267DC6A" wp14:editId="127E3C72">
+                <wp:extent cx="5119077" cy="1404620"/>
+                <wp:effectExtent l="0" t="0" r="12065" b="15240"/>
                 <wp:docPr id="3" name="Text Box 2"/>
                 <wp:cNvGraphicFramePr>
                   <a:graphicFrameLocks xmlns:a="http://schemas.openxmlformats.org/drawingml/2006/main"/>
@@ -2166,7 +2337,7 @@
                       <wps:spPr bwMode="auto">
                         <a:xfrm>
                           <a:off x="0" y="0"/>
-                          <a:ext cx="5848350" cy="1404620"/>
+                          <a:ext cx="5119077" cy="1404620"/>
                         </a:xfrm>
                         <a:prstGeom prst="rect">
                           <a:avLst/>
@@ -2189,49 +2360,132 @@
                             <w:pPr>
                               <w:jc w:val="center"/>
                               <w:rPr>
-                                <w:rFonts w:ascii="Aptos" w:hAnsi="Aptos"/>
+                                <w:rFonts w:ascii="Helvetica" w:hAnsi="Helvetica"/>
+                                <w:sz w:val="18"/>
+                                <w:szCs w:val="18"/>
                                 <w:lang w:val="es-CO"/>
                               </w:rPr>
                             </w:pPr>
                             <w:r>
                               <w:rPr>
-                                <w:rFonts w:ascii="Aptos" w:hAnsi="Aptos"/>
+                                <w:rFonts w:ascii="Helvetica" w:hAnsi="Helvetica"/>
+                                <w:sz w:val="18"/>
+                                <w:szCs w:val="18"/>
                                 <w:lang w:val="es-CO"/>
                               </w:rPr>
-                              <w:t xml:space="preserve">veneco OR veneca OR venecos OR venecas </w:t>
+                              <w:t xml:space="preserve">veneco OR veneca OR venecos OR venecas OR </w:t>
                             </w:r>
                             <w:r>
                               <w:rPr>
-                                <w:rFonts w:ascii="Aptos" w:hAnsi="Aptos"/>
+                                <w:rFonts w:ascii="Helvetica" w:hAnsi="Helvetica"/>
+                                <w:sz w:val="18"/>
+                                <w:szCs w:val="18"/>
                                 <w:lang w:val="es-CO"/>
                               </w:rPr>
-                              <w:t xml:space="preserve">OR </w:t>
+                              <w:t xml:space="preserve">((venezolano OR venezolana OR venezolanos OR venezolanas OR </w:t>
+                            </w:r>
+                            <w:proofErr w:type="spellStart"/>
+                            <w:r>
+                              <w:rPr>
+                                <w:rFonts w:ascii="Helvetica" w:hAnsi="Helvetica"/>
+                                <w:sz w:val="18"/>
+                                <w:szCs w:val="18"/>
+                                <w:lang w:val="es-CO"/>
+                              </w:rPr>
+                              <w:t>venezuela</w:t>
+                            </w:r>
+                            <w:proofErr w:type="spellEnd"/>
+                            <w:r>
+                              <w:rPr>
+                                <w:rFonts w:ascii="Helvetica" w:hAnsi="Helvetica"/>
+                                <w:sz w:val="18"/>
+                                <w:szCs w:val="18"/>
+                                <w:lang w:val="es-CO"/>
+                              </w:rPr>
+                              <w:t xml:space="preserve"> OR </w:t>
+                            </w:r>
+                            <w:proofErr w:type="spellStart"/>
+                            <w:r>
+                              <w:rPr>
+                                <w:rFonts w:ascii="Helvetica" w:hAnsi="Helvetica"/>
+                                <w:sz w:val="18"/>
+                                <w:szCs w:val="18"/>
+                                <w:lang w:val="es-CO"/>
+                              </w:rPr>
+                              <w:t>vzla</w:t>
+                            </w:r>
+                            <w:proofErr w:type="spellEnd"/>
+                            <w:r>
+                              <w:rPr>
+                                <w:rFonts w:ascii="Helvetica" w:hAnsi="Helvetica"/>
+                                <w:sz w:val="18"/>
+                                <w:szCs w:val="18"/>
+                                <w:lang w:val="es-CO"/>
+                              </w:rPr>
+                              <w:t xml:space="preserve"> OR </w:t>
+                            </w:r>
+                            <w:proofErr w:type="spellStart"/>
+                            <w:r>
+                              <w:rPr>
+                                <w:rFonts w:ascii="Helvetica" w:hAnsi="Helvetica"/>
+                                <w:sz w:val="18"/>
+                                <w:szCs w:val="18"/>
+                                <w:lang w:val="es-CO"/>
+                              </w:rPr>
+                              <w:t>vnzla</w:t>
+                            </w:r>
+                            <w:proofErr w:type="spellEnd"/>
+                            <w:r>
+                              <w:rPr>
+                                <w:rFonts w:ascii="Helvetica" w:hAnsi="Helvetica"/>
+                                <w:sz w:val="18"/>
+                                <w:szCs w:val="18"/>
+                                <w:lang w:val="es-CO"/>
+                              </w:rPr>
+                              <w:t xml:space="preserve">) </w:t>
                             </w:r>
                             <w:r>
                               <w:rPr>
-                                <w:rFonts w:ascii="Aptos" w:hAnsi="Aptos"/>
-                                <w:lang w:val="es-CO"/>
-                              </w:rPr>
-                              <w:t xml:space="preserve">((venezolano OR venezolana OR venezolanos OR venezolanas OR venezuela OR vzla OR vnzla) </w:t>
-                            </w:r>
-                            <w:r>
-                              <w:rPr>
-                                <w:rFonts w:ascii="Aptos" w:hAnsi="Aptos"/>
+                                <w:rFonts w:ascii="Helvetica" w:hAnsi="Helvetica"/>
+                                <w:sz w:val="18"/>
+                                <w:szCs w:val="18"/>
                                 <w:lang w:val="es-CO"/>
                               </w:rPr>
                               <w:t xml:space="preserve">AND </w:t>
                             </w:r>
                             <w:r>
                               <w:rPr>
-                                <w:rFonts w:ascii="Aptos" w:hAnsi="Aptos"/>
+                                <w:rFonts w:ascii="Helvetica" w:hAnsi="Helvetica"/>
+                                <w:sz w:val="18"/>
+                                <w:szCs w:val="18"/>
                                 <w:lang w:val="es-CO"/>
                               </w:rPr>
-                              <w:t xml:space="preserve">(migrante OR migrantes OR migracion)) </w:t>
+                              <w:t xml:space="preserve">(migrante OR migrantes OR </w:t>
+                            </w:r>
+                            <w:proofErr w:type="spellStart"/>
+                            <w:r>
+                              <w:rPr>
+                                <w:rFonts w:ascii="Helvetica" w:hAnsi="Helvetica"/>
+                                <w:sz w:val="18"/>
+                                <w:szCs w:val="18"/>
+                                <w:lang w:val="es-CO"/>
+                              </w:rPr>
+                              <w:t>migracion</w:t>
+                            </w:r>
+                            <w:proofErr w:type="spellEnd"/>
+                            <w:r>
+                              <w:rPr>
+                                <w:rFonts w:ascii="Helvetica" w:hAnsi="Helvetica"/>
+                                <w:sz w:val="18"/>
+                                <w:szCs w:val="18"/>
+                                <w:lang w:val="es-CO"/>
+                              </w:rPr>
+                              <w:t xml:space="preserve">)) </w:t>
                             </w:r>
                           </w:p>
                         </w:txbxContent>
                       </wps:txbx>
-                      <wps:bodyPr rot="0" vert="horz" wrap="square" lIns="91440" tIns="45720" rIns="91440" bIns="45720" anchor="t" anchorCtr="0">
+                      <wps:bodyPr rot="0" vert="horz" wrap="square" lIns="18288" tIns="18288" rIns="18288" bIns="18288" anchor="t" anchorCtr="0">
                         <a:spAutoFit/>
                       </wps:bodyPr>
                     </wps:wsp>
@@ -2246,51 +2500,134 @@
                 <v:stroke joinstyle="miter"/>
                 <v:path gradientshapeok="t" o:connecttype="rect"/>
               </v:shapetype>
-              <v:shape id="Text Box 2" o:spid="_x0000_s1026" type="#_x0000_t202" style="width:460.5pt;height:110.6pt;visibility:visible;mso-wrap-style:square;mso-left-percent:-10001;mso-top-percent:-10001;mso-position-horizontal:absolute;mso-position-horizontal-relative:char;mso-position-vertical:absolute;mso-position-vertical-relative:line;mso-left-percent:-10001;mso-top-percent:-10001;v-text-anchor:top" o:gfxdata="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" strokeweight=".5pt">
-                <v:textbox style="mso-fit-shape-to-text:t">
+              <v:shape id="Text Box 2" o:spid="_x0000_s1026" type="#_x0000_t202" style="width:403.1pt;height:110.6pt;visibility:visible;mso-wrap-style:square;mso-left-percent:-10001;mso-top-percent:-10001;mso-position-horizontal:absolute;mso-position-horizontal-relative:char;mso-position-vertical:absolute;mso-position-vertical-relative:line;mso-left-percent:-10001;mso-top-percent:-10001;v-text-anchor:top" o:gfxdata="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" strokeweight=".5pt">
+                <v:textbox style="mso-fit-shape-to-text:t" inset="1.44pt,1.44pt,1.44pt,1.44pt">
                   <w:txbxContent>
                     <w:p>
                       <w:pPr>
                         <w:jc w:val="center"/>
                         <w:rPr>
-                          <w:rFonts w:ascii="Aptos" w:hAnsi="Aptos"/>
+                          <w:rFonts w:ascii="Helvetica" w:hAnsi="Helvetica"/>
+                          <w:sz w:val="18"/>
+                          <w:szCs w:val="18"/>
                           <w:lang w:val="es-CO"/>
                         </w:rPr>
                       </w:pPr>
                       <w:r>
                         <w:rPr>
-                          <w:rFonts w:ascii="Aptos" w:hAnsi="Aptos"/>
+                          <w:rFonts w:ascii="Helvetica" w:hAnsi="Helvetica"/>
+                          <w:sz w:val="18"/>
+                          <w:szCs w:val="18"/>
                           <w:lang w:val="es-CO"/>
                         </w:rPr>
-                        <w:t xml:space="preserve">veneco OR veneca OR venecos OR venecas </w:t>
+                        <w:t xml:space="preserve">veneco OR veneca OR venecos OR venecas OR </w:t>
                       </w:r>
                       <w:r>
                         <w:rPr>
-                          <w:rFonts w:ascii="Aptos" w:hAnsi="Aptos"/>
+                          <w:rFonts w:ascii="Helvetica" w:hAnsi="Helvetica"/>
+                          <w:sz w:val="18"/>
+                          <w:szCs w:val="18"/>
                           <w:lang w:val="es-CO"/>
                         </w:rPr>
-                        <w:t xml:space="preserve">OR </w:t>
+                        <w:t xml:space="preserve">((venezolano OR venezolana OR venezolanos OR venezolanas OR </w:t>
+                      </w:r>
+                      <w:proofErr w:type="spellStart"/>
+                      <w:r>
+                        <w:rPr>
+                          <w:rFonts w:ascii="Helvetica" w:hAnsi="Helvetica"/>
+                          <w:sz w:val="18"/>
+                          <w:szCs w:val="18"/>
+                          <w:lang w:val="es-CO"/>
+                        </w:rPr>
+                        <w:t>venezuela</w:t>
+                      </w:r>
+                      <w:proofErr w:type="spellEnd"/>
+                      <w:r>
+                        <w:rPr>
+                          <w:rFonts w:ascii="Helvetica" w:hAnsi="Helvetica"/>
+                          <w:sz w:val="18"/>
+                          <w:szCs w:val="18"/>
+                          <w:lang w:val="es-CO"/>
+                        </w:rPr>
+                        <w:t xml:space="preserve"> OR </w:t>
+                      </w:r>
+                      <w:proofErr w:type="spellStart"/>
+                      <w:r>
+                        <w:rPr>
+                          <w:rFonts w:ascii="Helvetica" w:hAnsi="Helvetica"/>
+                          <w:sz w:val="18"/>
+                          <w:szCs w:val="18"/>
+                          <w:lang w:val="es-CO"/>
+                        </w:rPr>
+                        <w:t>vzla</w:t>
+                      </w:r>
+                      <w:proofErr w:type="spellEnd"/>
+                      <w:r>
+                        <w:rPr>
+                          <w:rFonts w:ascii="Helvetica" w:hAnsi="Helvetica"/>
+                          <w:sz w:val="18"/>
+                          <w:szCs w:val="18"/>
+                          <w:lang w:val="es-CO"/>
+                        </w:rPr>
+                        <w:t xml:space="preserve"> OR </w:t>
+                      </w:r>
+                      <w:proofErr w:type="spellStart"/>
+                      <w:r>
+                        <w:rPr>
+                          <w:rFonts w:ascii="Helvetica" w:hAnsi="Helvetica"/>
+                          <w:sz w:val="18"/>
+                          <w:szCs w:val="18"/>
+                          <w:lang w:val="es-CO"/>
+                        </w:rPr>
+                        <w:t>vnzla</w:t>
+                      </w:r>
+                      <w:proofErr w:type="spellEnd"/>
+                      <w:r>
+                        <w:rPr>
+                          <w:rFonts w:ascii="Helvetica" w:hAnsi="Helvetica"/>
+                          <w:sz w:val="18"/>
+                          <w:szCs w:val="18"/>
+                          <w:lang w:val="es-CO"/>
+                        </w:rPr>
+                        <w:t xml:space="preserve">) </w:t>
                       </w:r>
                       <w:r>
                         <w:rPr>
-                          <w:rFonts w:ascii="Aptos" w:hAnsi="Aptos"/>
-                          <w:lang w:val="es-CO"/>
-                        </w:rPr>
-                        <w:t xml:space="preserve">((venezolano OR venezolana OR venezolanos OR venezolanas OR venezuela OR vzla OR vnzla) </w:t>
-                      </w:r>
-                      <w:r>
-                        <w:rPr>
-                          <w:rFonts w:ascii="Aptos" w:hAnsi="Aptos"/>
+                          <w:rFonts w:ascii="Helvetica" w:hAnsi="Helvetica"/>
+                          <w:sz w:val="18"/>
+                          <w:szCs w:val="18"/>
                           <w:lang w:val="es-CO"/>
                         </w:rPr>
                         <w:t xml:space="preserve">AND </w:t>
                       </w:r>
                       <w:r>
                         <w:rPr>
-                          <w:rFonts w:ascii="Aptos" w:hAnsi="Aptos"/>
+                          <w:rFonts w:ascii="Helvetica" w:hAnsi="Helvetica"/>
+                          <w:sz w:val="18"/>
+                          <w:szCs w:val="18"/>
                           <w:lang w:val="es-CO"/>
                         </w:rPr>
-                        <w:t xml:space="preserve">(migrante OR migrantes OR migracion)) </w:t>
+                        <w:t xml:space="preserve">(migrante OR migrantes OR </w:t>
+                      </w:r>
+                      <w:proofErr w:type="spellStart"/>
+                      <w:r>
+                        <w:rPr>
+                          <w:rFonts w:ascii="Helvetica" w:hAnsi="Helvetica"/>
+                          <w:sz w:val="18"/>
+                          <w:szCs w:val="18"/>
+                          <w:lang w:val="es-CO"/>
+                        </w:rPr>
+                        <w:t>migracion</w:t>
+                      </w:r>
+                      <w:proofErr w:type="spellEnd"/>
+                      <w:r>
+                        <w:rPr>
+                          <w:rFonts w:ascii="Helvetica" w:hAnsi="Helvetica"/>
+                          <w:sz w:val="18"/>
+                          <w:szCs w:val="18"/>
+                          <w:lang w:val="es-CO"/>
+                        </w:rPr>
+                        <w:t xml:space="preserve">)) </w:t>
                       </w:r>
                     </w:p>
                   </w:txbxContent>
@@ -2306,7 +2643,7 @@
       <w:pPr>
         <w:pStyle w:val="Caption"/>
       </w:pPr>
-      <w:bookmarkStart w:id="2" w:name="_Ref117765046"/>
+      <w:bookmarkStart w:id="3" w:name="_Ref117765046"/>
       <w:r>
         <w:t xml:space="preserve">Figure </w:t>
       </w:r>
@@ -2331,22 +2668,28 @@
         </w:rPr>
         <w:fldChar w:fldCharType="end"/>
       </w:r>
-      <w:bookmarkEnd w:id="2"/>
+      <w:bookmarkEnd w:id="3"/>
       <w:r>
         <w:t xml:space="preserve">. Tweets extraction query. </w:t>
       </w:r>
     </w:p>
     <w:p>
       <w:pPr>
-        <w:pStyle w:val="Heading20"/>
-        <w:numPr>
-          <w:ilvl w:val="0"/>
-          <w:numId w:val="3"/>
-        </w:numPr>
-      </w:pPr>
+        <w:pStyle w:val="heading1"/>
+      </w:pPr>
+      <w:r>
+        <w:t>Data Filtering</w:t>
+      </w:r>
+    </w:p>
+    <w:p>
+      <w:pPr>
+        <w:pStyle w:val="heading2"/>
+      </w:pPr>
+      <w:proofErr w:type="spellStart"/>
       <w:r>
         <w:t>Geolocalization</w:t>
       </w:r>
+      <w:proofErr w:type="spellEnd"/>
     </w:p>
     <w:p>
       <w:r>
@@ -2368,6 +2711,9 @@
         <w:t xml:space="preserve"> million</w:t>
       </w:r>
       <w:r>
+        <w:t>,</w:t>
+      </w:r>
+      <w:r>
         <w:t xml:space="preserve"> the geolocation was activated by the user, </w:t>
       </w:r>
       <w:r>
@@ -2380,6 +2726,9 @@
         <w:t xml:space="preserve"> million</w:t>
       </w:r>
       <w:r>
+        <w:t>,</w:t>
+      </w:r>
+      <w:r>
         <w:t xml:space="preserve"> </w:t>
       </w:r>
       <w:r>
@@ -2389,10 +2738,32 @@
         <w:t xml:space="preserve">d. Such geolocation, however, was mentioned as a raw text with no discrimination between different </w:t>
       </w:r>
       <w:r>
+        <w:lastRenderedPageBreak/>
         <w:t>geographic</w:t>
       </w:r>
       <w:r>
-        <w:t xml:space="preserve"> levels like country or cities. For instance, </w:t>
+        <w:t xml:space="preserve"> levels</w:t>
+      </w:r>
+      <w:r>
+        <w:t>,</w:t>
+      </w:r>
+      <w:r>
+        <w:t xml:space="preserve"> </w:t>
+      </w:r>
+      <w:r>
+        <w:t>such as</w:t>
+      </w:r>
+      <w:r>
+        <w:t xml:space="preserve"> countr</w:t>
+      </w:r>
+      <w:r>
+        <w:t>ies</w:t>
+      </w:r>
+      <w:r>
+        <w:t xml:space="preserve"> or cities. For instance, </w:t>
+      </w:r>
+      <w:r>
+        <w:t xml:space="preserve">in </w:t>
       </w:r>
       <w:r>
         <w:t>“</w:t>
@@ -2404,10 +2775,28 @@
         <w:t>”</w:t>
       </w:r>
       <w:r>
-        <w:t xml:space="preserve"> will not explicitly mention </w:t>
-      </w:r>
-      <w:r>
-        <w:t>that is within the</w:t>
+        <w:t xml:space="preserve"> </w:t>
+      </w:r>
+      <w:r>
+        <w:t>it is</w:t>
+      </w:r>
+      <w:r>
+        <w:t xml:space="preserve"> not explicitly mention</w:t>
+      </w:r>
+      <w:r>
+        <w:t>ed</w:t>
+      </w:r>
+      <w:r>
+        <w:t xml:space="preserve"> </w:t>
+      </w:r>
+      <w:r>
+        <w:t xml:space="preserve">that </w:t>
+      </w:r>
+      <w:r>
+        <w:t xml:space="preserve">it </w:t>
+      </w:r>
+      <w:r>
+        <w:t>is within the</w:t>
       </w:r>
       <w:r>
         <w:t xml:space="preserve"> country </w:t>
@@ -2419,7 +2808,15 @@
         <w:t>Colombia</w:t>
       </w:r>
       <w:r>
-        <w:t xml:space="preserve">. Using the Nominatim API </w:t>
+        <w:t xml:space="preserve">. Using the </w:t>
+      </w:r>
+      <w:proofErr w:type="spellStart"/>
+      <w:r>
+        <w:t>Nominatim</w:t>
+      </w:r>
+      <w:proofErr w:type="spellEnd"/>
+      <w:r>
+        <w:t xml:space="preserve"> API </w:t>
       </w:r>
       <w:r>
         <w:rPr>
@@ -2431,7 +2828,7 @@
         <w:rPr>
           <w:shd w:val="clear" w:color="auto" w:fill="E6E6E6"/>
         </w:rPr>
-        <w:instrText xml:space="preserve"> ADDIN EN.CITE &lt;EndNote&gt;&lt;Cite&gt;&lt;Author&gt;osm-search&lt;/Author&gt;&lt;Year&gt;2023&lt;/Year&gt;&lt;RecNum&gt;10&lt;/RecNum&gt;&lt;DisplayText&gt;[13]&lt;/DisplayText&gt;&lt;record&gt;&lt;rec-number&gt;10&lt;/rec-number&gt;&lt;foreign-keys&gt;&lt;key app="EN" db-id="vvp2e2z04xerd3ere26p9zrrr25twrz5z55t" timestamp="1717014861"&gt;10&lt;/key&gt;&lt;/foreign-keys&gt;&lt;ref-type name="Journal Article"&gt;17&lt;/ref-type&gt;&lt;contributors&gt;&lt;authors&gt;&lt;author&gt;osm-search&lt;/author&gt;&lt;/authors&gt;&lt;/contributors&gt;&lt;titles&gt;&lt;title&gt;Nominatim&lt;/title&gt;&lt;secondary-title&gt;GitHub&lt;/secondary-title&gt;&lt;/titles&gt;&lt;periodical&gt;&lt;full-title&gt;GitHub&lt;/full-title&gt;&lt;/periodical&gt;&lt;dates&gt;&lt;year&gt;2023&lt;/year&gt;&lt;/dates&gt;&lt;urls&gt;&lt;related-urls&gt;&lt;url&gt;https://github.com/osm-search/Nominatim&lt;/url&gt;&lt;/related-urls&gt;&lt;/urls&gt;&lt;/record&gt;&lt;/Cite&gt;&lt;/EndNote&gt;</w:instrText>
+        <w:instrText xml:space="preserve"> ADDIN EN.CITE &lt;EndNote&gt;&lt;Cite&gt;&lt;Author&gt;osm-search&lt;/Author&gt;&lt;Year&gt;2023&lt;/Year&gt;&lt;RecNum&gt;10&lt;/RecNum&gt;&lt;DisplayText&gt;[16]&lt;/DisplayText&gt;&lt;record&gt;&lt;rec-number&gt;10&lt;/rec-number&gt;&lt;foreign-keys&gt;&lt;key app="EN" db-id="vvp2e2z04xerd3ere26p9zrrr25twrz5z55t" timestamp="1717014861"&gt;10&lt;/key&gt;&lt;/foreign-keys&gt;&lt;ref-type name="Journal Article"&gt;17&lt;/ref-type&gt;&lt;contributors&gt;&lt;authors&gt;&lt;author&gt;osm-search&lt;/author&gt;&lt;/authors&gt;&lt;/contributors&gt;&lt;titles&gt;&lt;title&gt;Nominatim&lt;/title&gt;&lt;secondary-title&gt;GitHub&lt;/secondary-title&gt;&lt;/titles&gt;&lt;periodical&gt;&lt;full-title&gt;GitHub&lt;/full-title&gt;&lt;/periodical&gt;&lt;dates&gt;&lt;year&gt;2023&lt;/year&gt;&lt;/dates&gt;&lt;urls&gt;&lt;related-urls&gt;&lt;url&gt;https://github.com/osm-search/Nominatim&lt;/url&gt;&lt;/related-urls&gt;&lt;/urls&gt;&lt;/record&gt;&lt;/Cite&gt;&lt;/EndNote&gt;</w:instrText>
       </w:r>
       <w:r>
         <w:rPr>
@@ -2444,7 +2841,7 @@
           <w:noProof/>
           <w:shd w:val="clear" w:color="auto" w:fill="E6E6E6"/>
         </w:rPr>
-        <w:t>[13]</w:t>
+        <w:t>[16]</w:t>
       </w:r>
       <w:r>
         <w:rPr>
@@ -2465,7 +2862,19 @@
         <w:t>, the most frequent countries were Venezuela (47%)</w:t>
       </w:r>
       <w:r>
-        <w:t xml:space="preserve">, Colombia (15.1%), United States (6.4%) and </w:t>
+        <w:t xml:space="preserve">, Colombia (15.1%), </w:t>
+      </w:r>
+      <w:r>
+        <w:t xml:space="preserve">the </w:t>
+      </w:r>
+      <w:r>
+        <w:t>United States (6.4%)</w:t>
+      </w:r>
+      <w:r>
+        <w:t>,</w:t>
+      </w:r>
+      <w:r>
+        <w:t xml:space="preserve"> and </w:t>
       </w:r>
       <w:r>
         <w:t>Spain (4.5%).</w:t>
@@ -2480,7 +2889,19 @@
         <w:t xml:space="preserve"> we </w:t>
       </w:r>
       <w:r>
-        <w:t>decided to create a classification model whose purpose was to identify whether a tweet was from Colombia or not based on the tweet’s text. With this, even when a Tweet had no geolocation activated, we could identify if it is from Colombia.</w:t>
+        <w:t>decided to create a classification model whose purpose was to identify whether a tweet was from Colombia or not based on the tweet</w:t>
+      </w:r>
+      <w:r>
+        <w:t>’</w:t>
+      </w:r>
+      <w:r>
+        <w:t xml:space="preserve">s text. With this, even when a Tweet had no geolocation activated, we could identify if it </w:t>
+      </w:r>
+      <w:r>
+        <w:t>wa</w:t>
+      </w:r>
+      <w:r>
+        <w:t>s from Colombia.</w:t>
       </w:r>
     </w:p>
     <w:p>
@@ -2488,7 +2909,23 @@
         <w:t xml:space="preserve">We fine-tuned </w:t>
       </w:r>
       <w:r>
-        <w:t xml:space="preserve">three models: spaCy es_core_news_sm </w:t>
+        <w:t xml:space="preserve">three models: </w:t>
+      </w:r>
+      <w:proofErr w:type="spellStart"/>
+      <w:r>
+        <w:t>spaCy</w:t>
+      </w:r>
+      <w:proofErr w:type="spellEnd"/>
+      <w:r>
+        <w:t xml:space="preserve"> </w:t>
+      </w:r>
+      <w:proofErr w:type="spellStart"/>
+      <w:r>
+        <w:t>es_core_news_sm</w:t>
+      </w:r>
+      <w:proofErr w:type="spellEnd"/>
+      <w:r>
+        <w:t xml:space="preserve"> </w:t>
       </w:r>
       <w:r>
         <w:rPr>
@@ -2500,7 +2937,7 @@
         <w:rPr>
           <w:shd w:val="clear" w:color="auto" w:fill="E6E6E6"/>
         </w:rPr>
-        <w:instrText xml:space="preserve"> ADDIN EN.CITE &lt;EndNote&gt;&lt;Cite&gt;&lt;Author&gt;SpaCy&lt;/Author&gt;&lt;Year&gt;2023&lt;/Year&gt;&lt;RecNum&gt;11&lt;/RecNum&gt;&lt;DisplayText&gt;[14]&lt;/DisplayText&gt;&lt;record&gt;&lt;rec-number&gt;11&lt;/rec-number&gt;&lt;foreign-keys&gt;&lt;key app="EN" db-id="vvp2e2z04xerd3ere26p9zrrr25twrz5z55t" timestamp="1717014861"&gt;11&lt;/key&gt;&lt;/foreign-keys&gt;&lt;ref-type name="Computer Program"&gt;9&lt;/ref-type&gt;&lt;contributors&gt;&lt;authors&gt;&lt;author&gt;SpaCy&lt;/author&gt;&lt;/authors&gt;&lt;/contributors&gt;&lt;titles&gt;&lt;title&gt;es_core_news_sw&lt;/title&gt;&lt;/titles&gt;&lt;dates&gt;&lt;year&gt;2023&lt;/year&gt;&lt;/dates&gt;&lt;urls&gt;&lt;related-urls&gt;&lt;url&gt;https://spacy.io/models/es#es_core_news_sm&lt;/url&gt;&lt;/related-urls&gt;&lt;/urls&gt;&lt;/record&gt;&lt;/Cite&gt;&lt;/EndNote&gt;</w:instrText>
+        <w:instrText xml:space="preserve"> ADDIN EN.CITE &lt;EndNote&gt;&lt;Cite&gt;&lt;Author&gt;SpaCy&lt;/Author&gt;&lt;Year&gt;2023&lt;/Year&gt;&lt;RecNum&gt;11&lt;/RecNum&gt;&lt;DisplayText&gt;[17]&lt;/DisplayText&gt;&lt;record&gt;&lt;rec-number&gt;11&lt;/rec-number&gt;&lt;foreign-keys&gt;&lt;key app="EN" db-id="vvp2e2z04xerd3ere26p9zrrr25twrz5z55t" timestamp="1717014861"&gt;11&lt;/key&gt;&lt;/foreign-keys&gt;&lt;ref-type name="Computer Program"&gt;9&lt;/ref-type&gt;&lt;contributors&gt;&lt;authors&gt;&lt;author&gt;SpaCy&lt;/author&gt;&lt;/authors&gt;&lt;/contributors&gt;&lt;titles&gt;&lt;title&gt;es_core_news_sw&lt;/title&gt;&lt;/titles&gt;&lt;dates&gt;&lt;year&gt;2023&lt;/year&gt;&lt;/dates&gt;&lt;urls&gt;&lt;related-urls&gt;&lt;url&gt;https://spacy.io/models/es#es_core_news_sm&lt;/url&gt;&lt;/related-urls&gt;&lt;/urls&gt;&lt;/record&gt;&lt;/Cite&gt;&lt;/EndNote&gt;</w:instrText>
       </w:r>
       <w:r>
         <w:rPr>
@@ -2513,7 +2950,7 @@
           <w:noProof/>
           <w:shd w:val="clear" w:color="auto" w:fill="E6E6E6"/>
         </w:rPr>
-        <w:t>[14]</w:t>
+        <w:t>[17]</w:t>
       </w:r>
       <w:r>
         <w:rPr>
@@ -2534,7 +2971,7 @@
         <w:rPr>
           <w:shd w:val="clear" w:color="auto" w:fill="E6E6E6"/>
         </w:rPr>
-        <w:instrText xml:space="preserve"> ADDIN EN.CITE &lt;EndNote&gt;&lt;Cite&gt;&lt;Author&gt;Cañete&lt;/Author&gt;&lt;Year&gt;2020&lt;/Year&gt;&lt;RecNum&gt;12&lt;/RecNum&gt;&lt;DisplayText&gt;[15]&lt;/DisplayText&gt;&lt;record&gt;&lt;rec-number&gt;12&lt;/rec-number&gt;&lt;foreign-keys&gt;&lt;key app="EN" db-id="vvp2e2z04xerd3ere26p9zrrr25twrz5z55t" timestamp="1717014861"&gt;12&lt;/key&gt;&lt;/foreign-keys&gt;&lt;ref-type name="Conference Paper"&gt;47&lt;/ref-type&gt;&lt;contributors&gt;&lt;authors&gt;&lt;author&gt;Cañete, José&lt;/author&gt;&lt;author&gt;Chaperon, Gabriel&lt;/author&gt;&lt;author&gt;Fuentes, Rodrigo&lt;/author&gt;&lt;author&gt;Ho, Jou-Hui&lt;/author&gt;&lt;author&gt;Kang, Hojin&lt;/author&gt;&lt;author&gt;Pérez, Jorge&lt;/author&gt;&lt;/authors&gt;&lt;/contributors&gt;&lt;titles&gt;&lt;title&gt;Spanish Pre-Trained BERT Model and Evaluation Data&lt;/title&gt;&lt;/titles&gt;&lt;dates&gt;&lt;year&gt;2020&lt;/year&gt;&lt;/dates&gt;&lt;urls&gt;&lt;/urls&gt;&lt;/record&gt;&lt;/Cite&gt;&lt;/EndNote&gt;</w:instrText>
+        <w:instrText xml:space="preserve"> ADDIN EN.CITE &lt;EndNote&gt;&lt;Cite&gt;&lt;Author&gt;Cañete&lt;/Author&gt;&lt;Year&gt;2020&lt;/Year&gt;&lt;RecNum&gt;12&lt;/RecNum&gt;&lt;DisplayText&gt;[18]&lt;/DisplayText&gt;&lt;record&gt;&lt;rec-number&gt;12&lt;/rec-number&gt;&lt;foreign-keys&gt;&lt;key app="EN" db-id="vvp2e2z04xerd3ere26p9zrrr25twrz5z55t" timestamp="1717014861"&gt;12&lt;/key&gt;&lt;/foreign-keys&gt;&lt;ref-type name="Conference Paper"&gt;47&lt;/ref-type&gt;&lt;contributors&gt;&lt;authors&gt;&lt;author&gt;Cañete, José&lt;/author&gt;&lt;author&gt;Chaperon, Gabriel&lt;/author&gt;&lt;author&gt;Fuentes, Rodrigo&lt;/author&gt;&lt;author&gt;Ho, Jou-Hui&lt;/author&gt;&lt;author&gt;Kang, Hojin&lt;/author&gt;&lt;author&gt;Pérez, Jorge&lt;/author&gt;&lt;/authors&gt;&lt;/contributors&gt;&lt;titles&gt;&lt;title&gt;Spanish Pre-Trained BERT Model and Evaluation Data&lt;/title&gt;&lt;/titles&gt;&lt;dates&gt;&lt;year&gt;2020&lt;/year&gt;&lt;/dates&gt;&lt;urls&gt;&lt;/urls&gt;&lt;/record&gt;&lt;/Cite&gt;&lt;/EndNote&gt;</w:instrText>
       </w:r>
       <w:r>
         <w:rPr>
@@ -2547,7 +2984,7 @@
           <w:noProof/>
           <w:shd w:val="clear" w:color="auto" w:fill="E6E6E6"/>
         </w:rPr>
-        <w:t>[15]</w:t>
+        <w:t>[18]</w:t>
       </w:r>
       <w:r>
         <w:rPr>
@@ -2574,7 +3011,7 @@
         <w:rPr>
           <w:shd w:val="clear" w:color="auto" w:fill="E6E6E6"/>
         </w:rPr>
-        <w:instrText xml:space="preserve"> ADDIN EN.CITE &lt;EndNote&gt;&lt;Cite&gt;&lt;Author&gt;Houlsby&lt;/Author&gt;&lt;Year&gt;2019&lt;/Year&gt;&lt;RecNum&gt;13&lt;/RecNum&gt;&lt;DisplayText&gt;[16]&lt;/DisplayText&gt;&lt;record&gt;&lt;rec-number&gt;13&lt;/rec-number&gt;&lt;foreign-keys&gt;&lt;key app="EN" db-id="vvp2e2z04xerd3ere26p9zrrr25twrz5z55t" timestamp="1717014861"&gt;13&lt;/key&gt;&lt;/foreign-keys&gt;&lt;ref-type name="Conference Paper"&gt;47&lt;/ref-type&gt;&lt;contributors&gt;&lt;authors&gt;&lt;author&gt;Neil Houlsby&lt;/author&gt;&lt;author&gt;Andrei Giurgiu&lt;/author&gt;&lt;author&gt;Stanislaw Jastrzebski&lt;/author&gt;&lt;author&gt;Bruna Morrone&lt;/author&gt;&lt;author&gt;Quentin De Laroussilhe&lt;/author&gt;&lt;author&gt;Andrea Gesmundo&lt;/author&gt;&lt;author&gt;Mona Attariyan&lt;/author&gt;&lt;author&gt;Sylvain Gelly&lt;/author&gt;&lt;/authors&gt;&lt;secondary-authors&gt;&lt;author&gt;Kamalika, Chaudhuri&lt;/author&gt;&lt;author&gt;Ruslan, Salakhutdinov&lt;/author&gt;&lt;/secondary-authors&gt;&lt;/contributors&gt;&lt;titles&gt;&lt;title&gt;Parameter-Efficient Transfer Learning for NLP&lt;/title&gt;&lt;secondary-title&gt;Proceedings of the 36th International Conference on Machine Learning&lt;/secondary-title&gt;&lt;/titles&gt;&lt;pages&gt;2790--2799&lt;/pages&gt;&lt;volume&gt;97&lt;/volume&gt;&lt;dates&gt;&lt;year&gt;2019&lt;/year&gt;&lt;/dates&gt;&lt;pub-location&gt;Proceedings of Machine Learning Research&lt;/pub-location&gt;&lt;publisher&gt;PMLR&lt;/publisher&gt;&lt;label&gt;pmlr-v97-houlsby19a&lt;/label&gt;&lt;urls&gt;&lt;related-urls&gt;&lt;url&gt;https://proceedings.mlr.press/v97/houlsby19a.html&lt;/url&gt;&lt;/related-urls&gt;&lt;/urls&gt;&lt;/record&gt;&lt;/Cite&gt;&lt;/EndNote&gt;</w:instrText>
+        <w:instrText xml:space="preserve"> ADDIN EN.CITE &lt;EndNote&gt;&lt;Cite&gt;&lt;Author&gt;Houlsby&lt;/Author&gt;&lt;Year&gt;2019&lt;/Year&gt;&lt;RecNum&gt;13&lt;/RecNum&gt;&lt;DisplayText&gt;[19]&lt;/DisplayText&gt;&lt;record&gt;&lt;rec-number&gt;13&lt;/rec-number&gt;&lt;foreign-keys&gt;&lt;key app="EN" db-id="vvp2e2z04xerd3ere26p9zrrr25twrz5z55t" timestamp="1717014861"&gt;13&lt;/key&gt;&lt;/foreign-keys&gt;&lt;ref-type name="Conference Paper"&gt;47&lt;/ref-type&gt;&lt;contributors&gt;&lt;authors&gt;&lt;author&gt;Neil Houlsby&lt;/author&gt;&lt;author&gt;Andrei Giurgiu&lt;/author&gt;&lt;author&gt;Stanislaw Jastrzebski&lt;/author&gt;&lt;author&gt;Bruna Morrone&lt;/author&gt;&lt;author&gt;Quentin De Laroussilhe&lt;/author&gt;&lt;author&gt;Andrea Gesmundo&lt;/author&gt;&lt;author&gt;Mona Attariyan&lt;/author&gt;&lt;author&gt;Sylvain Gelly&lt;/author&gt;&lt;/authors&gt;&lt;secondary-authors&gt;&lt;author&gt;Kamalika, Chaudhuri&lt;/author&gt;&lt;author&gt;Ruslan, Salakhutdinov&lt;/author&gt;&lt;/secondary-authors&gt;&lt;/contributors&gt;&lt;titles&gt;&lt;title&gt;Parameter-Efficient Transfer Learning for NLP&lt;/title&gt;&lt;secondary-title&gt;Proceedings of the 36th International Conference on Machine Learning&lt;/secondary-title&gt;&lt;/titles&gt;&lt;pages&gt;2790--2799&lt;/pages&gt;&lt;volume&gt;97&lt;/volume&gt;&lt;dates&gt;&lt;year&gt;2019&lt;/year&gt;&lt;/dates&gt;&lt;pub-location&gt;Proceedings of Machine Learning Research&lt;/pub-location&gt;&lt;publisher&gt;PMLR&lt;/publisher&gt;&lt;label&gt;pmlr-v97-houlsby19a&lt;/label&gt;&lt;urls&gt;&lt;related-urls&gt;&lt;url&gt;https://proceedings.mlr.press/v97/houlsby19a.html&lt;/url&gt;&lt;/related-urls&gt;&lt;/urls&gt;&lt;/record&gt;&lt;/Cite&gt;&lt;/EndNote&gt;</w:instrText>
       </w:r>
       <w:r>
         <w:rPr>
@@ -2587,7 +3024,7 @@
           <w:noProof/>
           <w:shd w:val="clear" w:color="auto" w:fill="E6E6E6"/>
         </w:rPr>
-        <w:t>[16]</w:t>
+        <w:t>[19]</w:t>
       </w:r>
       <w:r>
         <w:rPr>
@@ -2602,7 +3039,13 @@
         <w:t xml:space="preserve"> To create the </w:t>
       </w:r>
       <w:r>
-        <w:t xml:space="preserve">training and testing dataset we randomly selected the text and country from </w:t>
+        <w:t>training and testing dataset</w:t>
+      </w:r>
+      <w:r>
+        <w:t>,</w:t>
+      </w:r>
+      <w:r>
+        <w:t xml:space="preserve"> we randomly selected the text and country from </w:t>
       </w:r>
       <w:r>
         <w:t xml:space="preserve">135,000 </w:t>
@@ -2632,7 +3075,13 @@
         <w:t xml:space="preserve">, </w:t>
       </w:r>
       <w:r>
-        <w:t>resulting in a total dataset of 270,000 tweets. Using a 70/30 split we created the training (189,</w:t>
+        <w:t>resulting in a total dataset of 270,000 tweets. Using a 70/30 split</w:t>
+      </w:r>
+      <w:r>
+        <w:t>,</w:t>
+      </w:r>
+      <w:r>
+        <w:t xml:space="preserve"> we created the training (189,</w:t>
       </w:r>
       <w:r>
         <w:t>0</w:t>
@@ -2644,7 +3093,19 @@
         <w:t>0</w:t>
       </w:r>
       <w:r>
-        <w:t xml:space="preserve">00) datasets, respectively. This ratio was used given that is commonly used for classification tasks with neural networks, </w:t>
+        <w:t xml:space="preserve">00) datasets. This ratio was used </w:t>
+      </w:r>
+      <w:r>
+        <w:t>because</w:t>
+      </w:r>
+      <w:r>
+        <w:t xml:space="preserve"> </w:t>
+      </w:r>
+      <w:r>
+        <w:t xml:space="preserve">it </w:t>
+      </w:r>
+      <w:r>
+        <w:t xml:space="preserve">is commonly used for classification tasks with neural networks, </w:t>
       </w:r>
       <w:r>
         <w:rPr>
@@ -2656,7 +3117,7 @@
         <w:rPr>
           <w:shd w:val="clear" w:color="auto" w:fill="E6E6E6"/>
         </w:rPr>
-        <w:instrText xml:space="preserve"> ADDIN EN.CITE &lt;EndNote&gt;&lt;Cite&gt;&lt;Author&gt;Nguyen&lt;/Author&gt;&lt;Year&gt;2021&lt;/Year&gt;&lt;RecNum&gt;14&lt;/RecNum&gt;&lt;DisplayText&gt;[17]&lt;/DisplayText&gt;&lt;record&gt;&lt;rec-number&gt;14&lt;/rec-number&gt;&lt;foreign-keys&gt;&lt;key app="EN" db-id="vvp2e2z04xerd3ere26p9zrrr25twrz5z55t" timestamp="1717014861"&gt;14&lt;/key&gt;&lt;/foreign-keys&gt;&lt;ref-type name="Journal Article"&gt;17&lt;/ref-type&gt;&lt;contributors&gt;&lt;authors&gt;&lt;author&gt;Nguyen, Quang Hung&lt;/author&gt;&lt;author&gt;Ly, Hai-Bang&lt;/author&gt;&lt;author&gt;Ho, Lanh Si&lt;/author&gt;&lt;author&gt;Al-Ansari, Nadhir&lt;/author&gt;&lt;author&gt;Le, Hiep Van&lt;/author&gt;&lt;author&gt;Tran, Van Quan&lt;/author&gt;&lt;author&gt;Prakash, Indra&lt;/author&gt;&lt;author&gt;Pham, Binh Thai&lt;/author&gt;&lt;/authors&gt;&lt;secondary-authors&gt;&lt;author&gt;Shen, Yu-Sheng&lt;/author&gt;&lt;/secondary-authors&gt;&lt;/contributors&gt;&lt;titles&gt;&lt;title&gt;Influence of Data Splitting on Performance of Machine Learning Models in Prediction of Shear Strength of Soil&lt;/title&gt;&lt;secondary-title&gt;Mathematical Problems in Engineering&lt;/secondary-title&gt;&lt;/titles&gt;&lt;periodical&gt;&lt;full-title&gt;Mathematical Problems in Engineering&lt;/full-title&gt;&lt;/periodical&gt;&lt;pages&gt;4832864&lt;/pages&gt;&lt;volume&gt;2021&lt;/volume&gt;&lt;dates&gt;&lt;year&gt;2021&lt;/year&gt;&lt;pub-dates&gt;&lt;date&gt;2021/02/08&lt;/date&gt;&lt;/pub-dates&gt;&lt;/dates&gt;&lt;publisher&gt;Hindawi&lt;/publisher&gt;&lt;isbn&gt;1024-123X&lt;/isbn&gt;&lt;urls&gt;&lt;related-urls&gt;&lt;url&gt;https://doi.org/10.1155/2021/4832864&lt;/url&gt;&lt;/related-urls&gt;&lt;/urls&gt;&lt;electronic-resource-num&gt;10.1155/2021/4832864&lt;/electronic-resource-num&gt;&lt;/record&gt;&lt;/Cite&gt;&lt;/EndNote&gt;</w:instrText>
+        <w:instrText xml:space="preserve"> ADDIN EN.CITE &lt;EndNote&gt;&lt;Cite&gt;&lt;Author&gt;Nguyen&lt;/Author&gt;&lt;Year&gt;2021&lt;/Year&gt;&lt;RecNum&gt;14&lt;/RecNum&gt;&lt;DisplayText&gt;[20]&lt;/DisplayText&gt;&lt;record&gt;&lt;rec-number&gt;14&lt;/rec-number&gt;&lt;foreign-keys&gt;&lt;key app="EN" db-id="vvp2e2z04xerd3ere26p9zrrr25twrz5z55t" timestamp="1717014861"&gt;14&lt;/key&gt;&lt;/foreign-keys&gt;&lt;ref-type name="Journal Article"&gt;17&lt;/ref-type&gt;&lt;contributors&gt;&lt;authors&gt;&lt;author&gt;Nguyen, Quang Hung&lt;/author&gt;&lt;author&gt;Ly, Hai-Bang&lt;/author&gt;&lt;author&gt;Ho, Lanh Si&lt;/author&gt;&lt;author&gt;Al-Ansari, Nadhir&lt;/author&gt;&lt;author&gt;Le, Hiep Van&lt;/author&gt;&lt;author&gt;Tran, Van Quan&lt;/author&gt;&lt;author&gt;Prakash, Indra&lt;/author&gt;&lt;author&gt;Pham, Binh Thai&lt;/author&gt;&lt;/authors&gt;&lt;secondary-authors&gt;&lt;author&gt;Shen, Yu-Sheng&lt;/author&gt;&lt;/secondary-authors&gt;&lt;/contributors&gt;&lt;titles&gt;&lt;title&gt;Influence of Data Splitting on Performance of Machine Learning Models in Prediction of Shear Strength of Soil&lt;/title&gt;&lt;secondary-title&gt;Mathematical Problems in Engineering&lt;/secondary-title&gt;&lt;/titles&gt;&lt;periodical&gt;&lt;full-title&gt;Mathematical Problems in Engineering&lt;/full-title&gt;&lt;/periodical&gt;&lt;pages&gt;4832864&lt;/pages&gt;&lt;volume&gt;2021&lt;/volume&gt;&lt;dates&gt;&lt;year&gt;2021&lt;/year&gt;&lt;pub-dates&gt;&lt;date&gt;2021/02/08&lt;/date&gt;&lt;/pub-dates&gt;&lt;/dates&gt;&lt;publisher&gt;Hindawi&lt;/publisher&gt;&lt;isbn&gt;1024-123X&lt;/isbn&gt;&lt;urls&gt;&lt;related-urls&gt;&lt;url&gt;https://doi.org/10.1155/2021/4832864&lt;/url&gt;&lt;/related-urls&gt;&lt;/urls&gt;&lt;electronic-resource-num&gt;10.1155/2021/4832864&lt;/electronic-resource-num&gt;&lt;/record&gt;&lt;/Cite&gt;&lt;/EndNote&gt;</w:instrText>
       </w:r>
       <w:r>
         <w:rPr>
@@ -2669,7 +3130,7 @@
           <w:noProof/>
           <w:shd w:val="clear" w:color="auto" w:fill="E6E6E6"/>
         </w:rPr>
-        <w:t>[17]</w:t>
+        <w:t>[20]</w:t>
       </w:r>
       <w:r>
         <w:rPr>
@@ -2678,7 +3139,13 @@
         <w:fldChar w:fldCharType="end"/>
       </w:r>
       <w:r>
-        <w:t xml:space="preserve"> shown that it provides the best performance compared to other ratios in their task. </w:t>
+        <w:t xml:space="preserve"> show</w:t>
+      </w:r>
+      <w:r>
+        <w:t>ing</w:t>
+      </w:r>
+      <w:r>
+        <w:t xml:space="preserve"> that it provides the best performance compared to other ratios in their task. </w:t>
       </w:r>
       <w:r>
         <w:t xml:space="preserve">The training results are presented in </w:t>
@@ -2713,7 +3180,7 @@
         <w:pStyle w:val="Caption"/>
         <w:keepNext/>
       </w:pPr>
-      <w:bookmarkStart w:id="3" w:name="_Ref167184691"/>
+      <w:bookmarkStart w:id="4" w:name="_Ref167184691"/>
       <w:r>
         <w:t xml:space="preserve">Table </w:t>
       </w:r>
@@ -2733,9 +3200,12 @@
         <w:t>1</w:t>
       </w:r>
       <w:r>
+        <w:rPr>
+          <w:noProof/>
+        </w:rPr>
         <w:fldChar w:fldCharType="end"/>
       </w:r>
-      <w:bookmarkEnd w:id="3"/>
+      <w:bookmarkEnd w:id="4"/>
       <w:r>
         <w:t>. Performance of the text geolocation models.</w:t>
       </w:r>
@@ -2817,9 +3287,11 @@
             <w:pPr>
               <w:jc w:val="center"/>
             </w:pPr>
+            <w:proofErr w:type="spellStart"/>
             <w:r>
               <w:t>es_core_news_sm</w:t>
             </w:r>
+            <w:proofErr w:type="spellEnd"/>
           </w:p>
         </w:tc>
         <w:tc>
@@ -2874,8 +3346,21 @@
     </w:tbl>
     <w:p/>
     <w:p>
-      <w:r>
-        <w:t>spaCy es_core_news_sm was selected to automatically label the entire dataset due to its highest accuracy score</w:t>
+      <w:proofErr w:type="spellStart"/>
+      <w:r>
+        <w:t>spaCy</w:t>
+      </w:r>
+      <w:proofErr w:type="spellEnd"/>
+      <w:r>
+        <w:t xml:space="preserve"> </w:t>
+      </w:r>
+      <w:proofErr w:type="spellStart"/>
+      <w:r>
+        <w:t>es_core_news_sm</w:t>
+      </w:r>
+      <w:proofErr w:type="spellEnd"/>
+      <w:r>
+        <w:t xml:space="preserve"> was selected to automatically label the entire dataset due to its highest accuracy score</w:t>
       </w:r>
       <w:r>
         <w:t xml:space="preserve">. After </w:t>
@@ -2893,51 +3378,46 @@
         <w:t>g</w:t>
       </w:r>
       <w:r>
-        <w:t xml:space="preserve">eolocation deactivated, 1.65 million where </w:t>
+        <w:t xml:space="preserve">eolocation deactivated, 1.65 million were </w:t>
       </w:r>
       <w:r>
         <w:t>geolocated to Colombia based on its text.</w:t>
       </w:r>
     </w:p>
-    <w:p/>
-    <w:p>
-      <w:pPr>
-        <w:pStyle w:val="Heading20"/>
-        <w:numPr>
-          <w:ilvl w:val="0"/>
-          <w:numId w:val="3"/>
-        </w:numPr>
-      </w:pPr>
-      <w:r>
-        <w:t>Valid</w:t>
-      </w:r>
-      <w:r>
-        <w:t xml:space="preserve">ity, </w:t>
-      </w:r>
-      <w:r>
-        <w:t xml:space="preserve">and </w:t>
-      </w:r>
-      <w:r>
-        <w:t>tone</w:t>
-      </w:r>
-      <w:r>
-        <w:t xml:space="preserve"> identification</w:t>
-      </w:r>
-    </w:p>
-    <w:p>
-      <w:r>
-        <w:t xml:space="preserve">A classification model was </w:t>
-      </w:r>
-      <w:r>
-        <w:t>trained</w:t>
-      </w:r>
-      <w:r>
-        <w:t xml:space="preserve"> to identify whether a tweet is relevant (about the Venezuelan migration) or not. We took a subset of 4,684 tweets and manually labeled them for relevance. We categorized each tweet to be about the Venezuelan migration or not (binary). The result was 2,991 relevant tweets and 1,693 irrelevant/unrelated. Upon the drop of duplicates from the relevant tweets and through random equal balancing, 1,554 tweets per category (True or False) were obtained. We split them with a 70/30 proportion for training (2,170) and testing (939) datasets.</w:t>
-      </w:r>
-    </w:p>
-    <w:p>
-      <w:r>
-        <w:t xml:space="preserve">Three models were fine-tuned with the training dataset to classify whether a tweet is relevant: the two previously utilized models and the transformer BERT-base-multilingual-uncased-sentiment </w:t>
+    <w:p>
+      <w:pPr>
+        <w:pStyle w:val="heading2"/>
+      </w:pPr>
+      <w:r>
+        <w:t>Validation</w:t>
+      </w:r>
+    </w:p>
+    <w:p>
+      <w:r>
+        <w:t xml:space="preserve">To ensure that our analysis focused exclusively on tweets relevant to the Venezuelan migration, we developed a classification model to differentiate between pertinent and irrelevant tweets. We began by extracting a subset of 4,684 tweets from our dataset for manual labeling. Each tweet was independently reviewed and categorized as either </w:t>
+      </w:r>
+      <w:r>
+        <w:lastRenderedPageBreak/>
+        <w:t>relevant (discussing Venezuelan migration) or irrelevant (unrelated topics). This binary classification resulted in 2,991 tweets labeled as relevant and 1,693 as irrelevant.</w:t>
+      </w:r>
+    </w:p>
+    <w:p>
+      <w:r>
+        <w:t>We addressed class imbalance and duplication issues to prepare the data for model training. We removed duplicate tweets from the relevant category and performed random equal balancing to create a balanced dataset. This process yielded 1,554 tweets in each category, totaling 3,108 tweets. We then divided this dataset into a training and testing set</w:t>
+      </w:r>
+      <w:r>
+        <w:t>s</w:t>
+      </w:r>
+      <w:r>
+        <w:t xml:space="preserve"> using a 70/30 split. The training set comprised 2,170 tweets, while the testing set contained 938 tweets.</w:t>
+      </w:r>
+    </w:p>
+    <w:p>
+      <w:r>
+        <w:t>We fine-tuned three different models to classify tweet relevance</w:t>
+      </w:r>
+      <w:r>
+        <w:t xml:space="preserve">: the two previously utilized models and the transformer BERT-base-multilingual-uncased-sentiment </w:t>
       </w:r>
       <w:r>
         <w:rPr>
@@ -2949,7 +3429,7 @@
         <w:rPr>
           <w:shd w:val="clear" w:color="auto" w:fill="E6E6E6"/>
         </w:rPr>
-        <w:instrText xml:space="preserve"> ADDIN EN.CITE &lt;EndNote&gt;&lt;Cite&gt;&lt;Author&gt;nlptown&lt;/Author&gt;&lt;Year&gt;2022&lt;/Year&gt;&lt;RecNum&gt;15&lt;/RecNum&gt;&lt;DisplayText&gt;[18]&lt;/DisplayText&gt;&lt;record&gt;&lt;rec-number&gt;15&lt;/rec-number&gt;&lt;foreign-keys&gt;&lt;key app="EN" db-id="vvp2e2z04xerd3ere26p9zrrr25twrz5z55t" timestamp="1717014861"&gt;15&lt;/key&gt;&lt;/foreign-keys&gt;&lt;ref-type name="Computer Program"&gt;9&lt;/ref-type&gt;&lt;contributors&gt;&lt;authors&gt;&lt;author&gt;nlptown&lt;/author&gt;&lt;/authors&gt;&lt;/contributors&gt;&lt;titles&gt;&lt;title&gt;bert-base-multilingual-uncased-sentiment&lt;/title&gt;&lt;/titles&gt;&lt;dates&gt;&lt;year&gt;2022&lt;/year&gt;&lt;/dates&gt;&lt;urls&gt;&lt;related-urls&gt;&lt;url&gt;https://huggingface.co/nlptown/bert-base-multilingual-uncased-sentiment&lt;/url&gt;&lt;/related-urls&gt;&lt;/urls&gt;&lt;/record&gt;&lt;/Cite&gt;&lt;/EndNote&gt;</w:instrText>
+        <w:instrText xml:space="preserve"> ADDIN EN.CITE &lt;EndNote&gt;&lt;Cite&gt;&lt;Author&gt;nlptown&lt;/Author&gt;&lt;Year&gt;2022&lt;/Year&gt;&lt;RecNum&gt;15&lt;/RecNum&gt;&lt;DisplayText&gt;[21]&lt;/DisplayText&gt;&lt;record&gt;&lt;rec-number&gt;15&lt;/rec-number&gt;&lt;foreign-keys&gt;&lt;key app="EN" db-id="vvp2e2z04xerd3ere26p9zrrr25twrz5z55t" timestamp="1717014861"&gt;15&lt;/key&gt;&lt;/foreign-keys&gt;&lt;ref-type name="Computer Program"&gt;9&lt;/ref-type&gt;&lt;contributors&gt;&lt;authors&gt;&lt;author&gt;nlptown&lt;/author&gt;&lt;/authors&gt;&lt;/contributors&gt;&lt;titles&gt;&lt;title&gt;bert-base-multilingual-uncased-sentiment&lt;/title&gt;&lt;/titles&gt;&lt;dates&gt;&lt;year&gt;2022&lt;/year&gt;&lt;/dates&gt;&lt;urls&gt;&lt;related-urls&gt;&lt;url&gt;https://huggingface.co/nlptown/bert-base-multilingual-uncased-sentiment&lt;/url&gt;&lt;/related-urls&gt;&lt;/urls&gt;&lt;/record&gt;&lt;/Cite&gt;&lt;/EndNote&gt;</w:instrText>
       </w:r>
       <w:r>
         <w:rPr>
@@ -2962,7 +3442,7 @@
           <w:noProof/>
           <w:shd w:val="clear" w:color="auto" w:fill="E6E6E6"/>
         </w:rPr>
-        <w:t>[18]</w:t>
+        <w:t>[21]</w:t>
       </w:r>
       <w:r>
         <w:rPr>
@@ -2980,7 +3460,7 @@
         <w:fldChar w:fldCharType="begin"/>
       </w:r>
       <w:r>
-        <w:instrText xml:space="preserve"> REF _Ref135823459 \h </w:instrText>
+        <w:instrText xml:space="preserve"> REF _Ref180165100 \h </w:instrText>
       </w:r>
       <w:r>
         <w:rPr>
@@ -3000,7 +3480,7 @@
         <w:rPr>
           <w:noProof/>
         </w:rPr>
-        <w:t>1</w:t>
+        <w:t>2</w:t>
       </w:r>
       <w:r>
         <w:rPr>
@@ -3009,7 +3489,32 @@
         <w:fldChar w:fldCharType="end"/>
       </w:r>
       <w:r>
-        <w:t>. The spaCy es_core_news_sm model was selected to label the entire dataset due to its highest accuracy score in both tasks (0.79 and 0.90, respectively).</w:t>
+        <w:rPr>
+          <w:shd w:val="clear" w:color="auto" w:fill="E6E6E6"/>
+        </w:rPr>
+        <w:t>.</w:t>
+      </w:r>
+      <w:r>
+        <w:t xml:space="preserve"> The </w:t>
+      </w:r>
+      <w:r>
+        <w:t xml:space="preserve">model </w:t>
+      </w:r>
+      <w:proofErr w:type="spellStart"/>
+      <w:r>
+        <w:t>spaCy</w:t>
+      </w:r>
+      <w:proofErr w:type="spellEnd"/>
+      <w:r>
+        <w:t xml:space="preserve"> </w:t>
+      </w:r>
+      <w:proofErr w:type="spellStart"/>
+      <w:r>
+        <w:t>es_core_news_sm</w:t>
+      </w:r>
+      <w:proofErr w:type="spellEnd"/>
+      <w:r>
+        <w:t xml:space="preserve"> was selected to label the entire dataset due to its highest accuracy score in both tasks (0.79 and 0.90, respectively).</w:t>
       </w:r>
     </w:p>
     <w:p/>
@@ -3018,6 +3523,7 @@
         <w:pStyle w:val="Caption"/>
         <w:keepNext/>
       </w:pPr>
+      <w:bookmarkStart w:id="5" w:name="_Ref180165100"/>
       <w:r>
         <w:t xml:space="preserve">Table </w:t>
       </w:r>
@@ -3037,8 +3543,12 @@
         <w:t>2</w:t>
       </w:r>
       <w:r>
+        <w:rPr>
+          <w:noProof/>
+        </w:rPr>
         <w:fldChar w:fldCharType="end"/>
       </w:r>
+      <w:bookmarkEnd w:id="5"/>
       <w:r>
         <w:t>. Performance of the Validation models.</w:t>
       </w:r>
@@ -3141,6 +3651,7 @@
                 <w:szCs w:val="20"/>
               </w:rPr>
             </w:pPr>
+            <w:proofErr w:type="spellStart"/>
             <w:r>
               <w:rPr>
                 <w:sz w:val="20"/>
@@ -3148,6 +3659,7 @@
               </w:rPr>
               <w:t>es_core_news_sm</w:t>
             </w:r>
+            <w:proofErr w:type="spellEnd"/>
           </w:p>
         </w:tc>
         <w:tc>
@@ -3199,7 +3711,6 @@
                 <w:sz w:val="20"/>
                 <w:szCs w:val="20"/>
               </w:rPr>
-              <w:lastRenderedPageBreak/>
               <w:t>BETO</w:t>
             </w:r>
           </w:p>
@@ -3281,59 +3792,136 @@
     <w:p/>
     <w:p>
       <w:pPr>
-        <w:pStyle w:val="Heading20"/>
-        <w:ind w:left="360"/>
-      </w:pPr>
-      <w:r>
-        <w:t>Pejorative terms’ t</w:t>
-      </w:r>
-      <w:r>
-        <w:t>one identification</w:t>
-      </w:r>
-    </w:p>
-    <w:p>
-      <w:r>
-        <w:t>Sentiment analysis determines whether data is positive, negative, or neutral.</w:t>
+        <w:pStyle w:val="heading1"/>
+        <w:rPr>
+          <w:shd w:val="clear" w:color="auto" w:fill="FFFFFF"/>
+        </w:rPr>
+      </w:pPr>
+      <w:r>
+        <w:rPr>
+          <w:shd w:val="clear" w:color="auto" w:fill="FFFFFF"/>
+        </w:rPr>
+        <w:t>Tone and topic categorization</w:t>
+      </w:r>
+    </w:p>
+    <w:p>
+      <w:pPr>
+        <w:pStyle w:val="heading1"/>
+        <w:numPr>
+          <w:ilvl w:val="1"/>
+          <w:numId w:val="4"/>
+        </w:numPr>
+        <w:rPr>
+          <w:shd w:val="clear" w:color="auto" w:fill="FFFFFF"/>
+        </w:rPr>
+      </w:pPr>
+      <w:r>
+        <w:rPr>
+          <w:shd w:val="clear" w:color="auto" w:fill="FFFFFF"/>
+        </w:rPr>
+        <w:t>Semi-supervised labeling of tone and topic</w:t>
       </w:r>
     </w:p>
     <w:p/>
-    <w:p>
-      <w:r>
-        <w:t xml:space="preserve">The 2,991 tweets identified as relevant from the previous section were manually labeled to classify the subject of the tweet and tone of the terms </w:t>
-      </w:r>
-      <w:r>
-        <w:rPr>
-          <w:i/>
-          <w:iCs/>
-        </w:rPr>
+    <w:p/>
+    <w:p/>
+    <w:p>
+      <w:pPr>
+        <w:pStyle w:val="heading1"/>
+        <w:numPr>
+          <w:ilvl w:val="1"/>
+          <w:numId w:val="4"/>
+        </w:numPr>
+      </w:pPr>
+      <w:r>
+        <w:lastRenderedPageBreak/>
+        <w:t>Manual annotation of derogatory terms' tone</w:t>
+      </w:r>
+    </w:p>
+    <w:p>
+      <w:r>
+        <w:t xml:space="preserve">Understanding the sentiment and tone associated with the use of pejorative terms is crucial for analyzing xenophobic discourse. We focused on the terms </w:t>
+      </w:r>
+      <w:r>
+        <w:t>“</w:t>
+      </w:r>
+      <w:r>
         <w:t>veneco</w:t>
       </w:r>
       <w:r>
+        <w:t>”</w:t>
+      </w:r>
+      <w:r>
         <w:t xml:space="preserve"> and </w:t>
       </w:r>
       <w:r>
-        <w:rPr>
-          <w:i/>
-          <w:iCs/>
-        </w:rPr>
-        <w:t>veneca</w:t>
-      </w:r>
-      <w:r>
-        <w:t>. Two coders labeled tweets separately, the degree of agreement between the two labelers was measured to be 60%, and one of the two labeled datasets was randomly selected for subsequent analysis. 60% is a fair value considering the difficulty of labeling sentiment expression as subjective interpretations can affect this agreement. The results were built with the labels of that selected dataset.</w:t>
-      </w:r>
-      <w:r>
-        <w:t xml:space="preserve"> </w:t>
-      </w:r>
-      <w:r>
-        <w:t xml:space="preserve">The tone was manually classified along a Likert scale [ -3 (extremely negative), 3 (extremely positive)], where 0 represents neutral. The labeling criteria that our team established through discussion and consensus are shown in </w:t>
-      </w:r>
-      <w:r>
+        <w:t>“</w:t>
+      </w:r>
+      <w:r>
+        <w:t>veneca,</w:t>
+      </w:r>
+      <w:r>
+        <w:t>”</w:t>
+      </w:r>
+      <w:r>
+        <w:t xml:space="preserve"> which have evolved into derogatory slurs in the Colombian context. From the 2,991 tweets previously identified as relevant, we further analyzed the sentiment associated with these terms.</w:t>
+      </w:r>
+    </w:p>
+    <w:p>
+      <w:pPr>
+        <w:rPr>
+          <w:b/>
+          <w:bCs/>
+        </w:rPr>
+      </w:pPr>
+      <w:r>
+        <w:t xml:space="preserve">Two independent coders manually labeled the tweets to classify the subject matter and the tone of the terms </w:t>
+      </w:r>
+      <w:r>
+        <w:t>“</w:t>
+      </w:r>
+      <w:r>
+        <w:t>veneco</w:t>
+      </w:r>
+      <w:r>
+        <w:t>”</w:t>
+      </w:r>
+      <w:r>
+        <w:t xml:space="preserve"> and </w:t>
+      </w:r>
+      <w:r>
+        <w:t>“</w:t>
+      </w:r>
+      <w:r>
+        <w:t>veneca.</w:t>
+      </w:r>
+      <w:r>
+        <w:t>”</w:t>
+      </w:r>
+      <w:r>
+        <w:t xml:space="preserve"> The tone was assessed using a Likert scale ranging from -3 (extremely negative) to +3 (extremely positive), with 0 representing a neutral tone. The labeling criteria were established through team discussions and consensus, as illustrated in </w:t>
+      </w:r>
+      <w:r>
+        <w:rPr>
+          <w:b/>
+          <w:bCs/>
+        </w:rPr>
         <w:fldChar w:fldCharType="begin"/>
       </w:r>
       <w:r>
         <w:instrText xml:space="preserve"> REF _Ref167182368 \h </w:instrText>
       </w:r>
       <w:r>
+        <w:rPr>
+          <w:b/>
+          <w:bCs/>
+        </w:rPr>
+      </w:r>
+      <w:r>
+        <w:rPr>
+          <w:b/>
+          <w:bCs/>
+        </w:rPr>
         <w:fldChar w:fldCharType="separate"/>
       </w:r>
       <w:r>
@@ -3343,15 +3931,20 @@
         <w:rPr>
           <w:noProof/>
         </w:rPr>
-        <w:t>3</w:t>
-      </w:r>
-      <w:r>
+        <w:t>4</w:t>
+      </w:r>
+      <w:r>
+        <w:rPr>
+          <w:b/>
+          <w:bCs/>
+        </w:rPr>
         <w:fldChar w:fldCharType="end"/>
       </w:r>
       <w:r>
         <w:t>.</w:t>
       </w:r>
     </w:p>
+    <w:p/>
     <w:p>
       <w:pPr>
         <w:keepNext/>
@@ -3362,8 +3955,8 @@
           <w:noProof/>
         </w:rPr>
         <w:drawing>
-          <wp:inline distT="0" distB="0" distL="0" distR="0" wp14:anchorId="33F63F81" wp14:editId="484E133A">
-            <wp:extent cx="4587640" cy="2481772"/>
+          <wp:inline distT="0" distB="0" distL="0" distR="0" wp14:anchorId="33F63F81" wp14:editId="29F1E081">
+            <wp:extent cx="4587240" cy="2175135"/>
             <wp:effectExtent l="0" t="0" r="3810" b="0"/>
             <wp:docPr id="1412693590" name="Picture 1412693590"/>
             <wp:cNvGraphicFramePr>
@@ -3378,29 +3971,36 @@
                       <a:picLocks noChangeAspect="1" noChangeArrowheads="1"/>
                     </pic:cNvPicPr>
                   </pic:nvPicPr>
-                  <pic:blipFill>
-                    <a:blip r:embed="rId11" cstate="print">
+                  <pic:blipFill rotWithShape="1">
+                    <a:blip r:embed="rId15" cstate="print">
                       <a:extLst>
                         <a:ext uri="{28A0092B-C50C-407E-A947-70E740481C1C}">
                           <a14:useLocalDpi xmlns:a14="http://schemas.microsoft.com/office/drawing/2010/main" val="0"/>
                         </a:ext>
                         <a:ext uri="{96DAC541-7B7A-43D3-8B79-37D633B846F1}">
-                          <asvg:svgBlip xmlns:asvg="http://schemas.microsoft.com/office/drawing/2016/SVG/main" r:embed="rId12"/>
+                          <asvg:svgBlip xmlns:asvg="http://schemas.microsoft.com/office/drawing/2016/SVG/main" r:embed="rId16"/>
                         </a:ext>
                       </a:extLst>
                     </a:blip>
-                    <a:stretch>
-                      <a:fillRect/>
-                    </a:stretch>
+                    <a:srcRect t="12348"/>
+                    <a:stretch/>
                   </pic:blipFill>
                   <pic:spPr bwMode="auto">
                     <a:xfrm>
                       <a:off x="0" y="0"/>
-                      <a:ext cx="4587640" cy="2481772"/>
+                      <a:ext cx="4587640" cy="2175325"/>
                     </a:xfrm>
                     <a:prstGeom prst="rect">
                       <a:avLst/>
                     </a:prstGeom>
+                    <a:ln>
+                      <a:noFill/>
+                    </a:ln>
+                    <a:extLst>
+                      <a:ext uri="{53640926-AAD7-44D8-BBD7-CCE9431645EC}">
+                        <a14:shadowObscured xmlns:a14="http://schemas.microsoft.com/office/drawing/2010/main"/>
+                      </a:ext>
+                    </a:extLst>
                   </pic:spPr>
                 </pic:pic>
               </a:graphicData>
@@ -3413,7 +4013,7 @@
       <w:pPr>
         <w:pStyle w:val="Caption"/>
       </w:pPr>
-      <w:bookmarkStart w:id="4" w:name="_Ref167182368"/>
+      <w:bookmarkStart w:id="6" w:name="_Ref167182368"/>
       <w:r>
         <w:t xml:space="preserve">Figure </w:t>
       </w:r>
@@ -3438,14 +4038,141 @@
         </w:rPr>
         <w:fldChar w:fldCharType="end"/>
       </w:r>
-      <w:bookmarkEnd w:id="4"/>
+      <w:bookmarkEnd w:id="6"/>
       <w:r>
         <w:t>. Criteria used for the tone scale labeling.</w:t>
       </w:r>
     </w:p>
     <w:p>
       <w:r>
-        <w:t>After the filtering, this table shows how many tweets were used for every model training and testing. We used 70% of them for training and 30% for testing.</w:t>
+        <w:t>Inter</w:t>
+      </w:r>
+      <w:r>
+        <w:t>coder</w:t>
+      </w:r>
+      <w:r>
+        <w:t xml:space="preserve"> reliability was evaluated, resulting in an agreement rate of 60%. While this level of agreement may seem moderate, it is considered acceptable in the context of sentiment analysis due to the subjective nature of interpreting emotional expressions in text</w:t>
+      </w:r>
+      <w:r>
+        <w:t xml:space="preserve"> </w:t>
+      </w:r>
+      <w:r>
+        <w:fldChar w:fldCharType="begin"/>
+      </w:r>
+      <w:r>
+        <w:instrText xml:space="preserve"> ADDIN EN.CITE &lt;EndNote&gt;&lt;Cite&gt;&lt;Author&gt;Lombard&lt;/Author&gt;&lt;Year&gt;2002&lt;/Year&gt;&lt;RecNum&gt;23&lt;/RecNum&gt;&lt;DisplayText&gt;[22]&lt;/DisplayText&gt;&lt;record&gt;&lt;rec-number&gt;23&lt;/rec-number&gt;&lt;foreign-keys&gt;&lt;key app="EN" db-id="vvp2e2z04xerd3ere26p9zrrr25twrz5z55t" timestamp="1729265879"&gt;23&lt;/key&gt;&lt;/foreign-keys&gt;&lt;ref-type name="Journal Article"&gt;17&lt;/ref-type&gt;&lt;contributors&gt;&lt;authors&gt;&lt;author&gt;Lombard, Matthew&lt;/author&gt;&lt;author&gt;Snyder‐Duch, Jennifer&lt;/author&gt;&lt;author&gt;Bracken, Cheryl Campanella&lt;/author&gt;&lt;/authors&gt;&lt;/contributors&gt;&lt;titles&gt;&lt;title&gt;Content analysis in mass communication: Assessment and reporting of intercoder reliability&lt;/title&gt;&lt;secondary-title&gt;Human communication research&lt;/secondary-title&gt;&lt;/titles&gt;&lt;periodical&gt;&lt;full-title&gt;Human communication research&lt;/full-title&gt;&lt;/periodical&gt;&lt;pages&gt;587-604&lt;/pages&gt;&lt;volume&gt;28&lt;/volume&gt;&lt;number&gt;4&lt;/number&gt;&lt;dates&gt;&lt;year&gt;2002&lt;/year&gt;&lt;/dates&gt;&lt;isbn&gt;0360-3989&lt;/isbn&gt;&lt;urls&gt;&lt;/urls&gt;&lt;/record&gt;&lt;/Cite&gt;&lt;/EndNote&gt;</w:instrText>
+      </w:r>
+      <w:r>
+        <w:fldChar w:fldCharType="separate"/>
+      </w:r>
+      <w:r>
+        <w:rPr>
+          <w:noProof/>
+        </w:rPr>
+        <w:t>[22]</w:t>
+      </w:r>
+      <w:r>
+        <w:fldChar w:fldCharType="end"/>
+      </w:r>
+      <w:r>
+        <w:t>. Differences in individual perceptions can affect consistency, and a 60% agreement reflects the inherent challenges in manually labeling sentiment.</w:t>
+      </w:r>
+    </w:p>
+    <w:p>
+      <w:r>
+        <w:t>To maintain objectivity, o</w:t>
+      </w:r>
+      <w:r>
+        <w:t xml:space="preserve">ne of the two labeled datasets was randomly selected for subsequent analysis. After filtering and preparing the data, we obtained a dataset of 1,920 tweets. We divided this dataset into training and testing sets using a 70/30 split, resulting in 1,344 tweets for training and 576 for testing, as summarized in </w:t>
+      </w:r>
+      <w:r>
+        <w:rPr>
+          <w:b/>
+          <w:bCs/>
+        </w:rPr>
+        <w:fldChar w:fldCharType="begin"/>
+      </w:r>
+      <w:r>
+        <w:instrText xml:space="preserve"> REF _Ref180165579 \h </w:instrText>
+      </w:r>
+      <w:r>
+        <w:rPr>
+          <w:b/>
+          <w:bCs/>
+        </w:rPr>
+      </w:r>
+      <w:r>
+        <w:rPr>
+          <w:b/>
+          <w:bCs/>
+        </w:rPr>
+        <w:fldChar w:fldCharType="separate"/>
+      </w:r>
+      <w:r>
+        <w:t xml:space="preserve">Table </w:t>
+      </w:r>
+      <w:r>
+        <w:rPr>
+          <w:noProof/>
+        </w:rPr>
+        <w:t>3</w:t>
+      </w:r>
+      <w:r>
+        <w:rPr>
+          <w:b/>
+          <w:bCs/>
+        </w:rPr>
+        <w:fldChar w:fldCharType="end"/>
+      </w:r>
+      <w:r>
+        <w:rPr>
+          <w:b/>
+          <w:bCs/>
+        </w:rPr>
+        <w:t>.</w:t>
+      </w:r>
+    </w:p>
+    <w:p/>
+    <w:p>
+      <w:pPr>
+        <w:pStyle w:val="Caption"/>
+        <w:keepNext/>
+      </w:pPr>
+      <w:bookmarkStart w:id="7" w:name="_Ref180165579"/>
+      <w:r>
+        <w:lastRenderedPageBreak/>
+        <w:t xml:space="preserve">Table </w:t>
+      </w:r>
+      <w:r>
+        <w:fldChar w:fldCharType="begin"/>
+      </w:r>
+      <w:r>
+        <w:instrText xml:space="preserve"> SEQ Table \* ARABIC </w:instrText>
+      </w:r>
+      <w:r>
+        <w:fldChar w:fldCharType="separate"/>
+      </w:r>
+      <w:r>
+        <w:rPr>
+          <w:noProof/>
+        </w:rPr>
+        <w:t>3</w:t>
+      </w:r>
+      <w:r>
+        <w:rPr>
+          <w:noProof/>
+        </w:rPr>
+        <w:fldChar w:fldCharType="end"/>
+      </w:r>
+      <w:bookmarkEnd w:id="7"/>
+      <w:r>
+        <w:t xml:space="preserve">. Performance of the </w:t>
+      </w:r>
+      <w:r>
+        <w:t>tone classification</w:t>
+      </w:r>
+      <w:r>
+        <w:t xml:space="preserve"> models.</w:t>
       </w:r>
     </w:p>
     <w:tbl>
@@ -3604,7 +4331,7 @@
     </w:tbl>
     <w:p>
       <w:pPr>
-        <w:pStyle w:val="Heading10"/>
+        <w:pStyle w:val="heading1"/>
       </w:pPr>
       <w:r>
         <w:t>Results</w:t>
@@ -3612,10 +4339,10 @@
     </w:p>
     <w:p>
       <w:pPr>
-        <w:pStyle w:val="Heading20"/>
+        <w:pStyle w:val="heading2"/>
         <w:numPr>
-          <w:ilvl w:val="0"/>
-          <w:numId w:val="6"/>
+          <w:ilvl w:val="1"/>
+          <w:numId w:val="4"/>
         </w:numPr>
       </w:pPr>
       <w:r>
@@ -3866,7 +4593,6 @@
               <w:rPr>
                 <w:noProof/>
               </w:rPr>
-              <w:lastRenderedPageBreak/>
               <w:drawing>
                 <wp:inline distT="0" distB="0" distL="0" distR="0" wp14:anchorId="1DA81D8F" wp14:editId="03CE191A">
                   <wp:extent cx="2926079" cy="1800664"/>
@@ -3885,13 +4611,13 @@
                           </pic:cNvPicPr>
                         </pic:nvPicPr>
                         <pic:blipFill>
-                          <a:blip r:embed="rId13">
+                          <a:blip r:embed="rId17">
                             <a:extLst>
                               <a:ext uri="{28A0092B-C50C-407E-A947-70E740481C1C}">
                                 <a14:useLocalDpi xmlns:a14="http://schemas.microsoft.com/office/drawing/2010/main" val="0"/>
                               </a:ext>
                               <a:ext uri="{96DAC541-7B7A-43D3-8B79-37D633B846F1}">
-                                <asvg:svgBlip xmlns:asvg="http://schemas.microsoft.com/office/drawing/2016/SVG/main" r:embed="rId14"/>
+                                <asvg:svgBlip xmlns:asvg="http://schemas.microsoft.com/office/drawing/2016/SVG/main" r:embed="rId18"/>
                               </a:ext>
                             </a:extLst>
                           </a:blip>
@@ -3919,7 +4645,7 @@
             <w:pPr>
               <w:pStyle w:val="Caption"/>
             </w:pPr>
-            <w:bookmarkStart w:id="5" w:name="_Ref117862127"/>
+            <w:bookmarkStart w:id="8" w:name="_Ref117862127"/>
             <w:r>
               <w:t xml:space="preserve">Figure </w:t>
             </w:r>
@@ -3944,7 +4670,7 @@
               </w:rPr>
               <w:fldChar w:fldCharType="end"/>
             </w:r>
-            <w:bookmarkEnd w:id="5"/>
+            <w:bookmarkEnd w:id="8"/>
             <w:r>
               <w:t>. Tone yearly proportion.</w:t>
             </w:r>
@@ -3980,13 +4706,13 @@
                           </pic:cNvPicPr>
                         </pic:nvPicPr>
                         <pic:blipFill>
-                          <a:blip r:embed="rId15">
+                          <a:blip r:embed="rId19">
                             <a:extLst>
                               <a:ext uri="{28A0092B-C50C-407E-A947-70E740481C1C}">
                                 <a14:useLocalDpi xmlns:a14="http://schemas.microsoft.com/office/drawing/2010/main" val="0"/>
                               </a:ext>
                               <a:ext uri="{96DAC541-7B7A-43D3-8B79-37D633B846F1}">
-                                <asvg:svgBlip xmlns:asvg="http://schemas.microsoft.com/office/drawing/2016/SVG/main" r:embed="rId16"/>
+                                <asvg:svgBlip xmlns:asvg="http://schemas.microsoft.com/office/drawing/2016/SVG/main" r:embed="rId20"/>
                               </a:ext>
                             </a:extLst>
                           </a:blip>
@@ -4015,7 +4741,7 @@
               <w:pStyle w:val="Caption"/>
               <w:ind w:left="720" w:hanging="720"/>
             </w:pPr>
-            <w:bookmarkStart w:id="6" w:name="_Ref117862130"/>
+            <w:bookmarkStart w:id="9" w:name="_Ref117862130"/>
             <w:r>
               <w:t xml:space="preserve">Figure </w:t>
             </w:r>
@@ -4040,7 +4766,7 @@
               </w:rPr>
               <w:fldChar w:fldCharType="end"/>
             </w:r>
-            <w:bookmarkEnd w:id="6"/>
+            <w:bookmarkEnd w:id="9"/>
             <w:r>
               <w:t xml:space="preserve">. Tone yearly </w:t>
             </w:r>
@@ -4080,18 +4806,41 @@
         <w:fldChar w:fldCharType="end"/>
       </w:r>
       <w:r>
-        <w:t xml:space="preserve">) shows us that while in mid-2015 and the beginning of 2017 experienced peaks in negative tone, the conversation was smaller in comparison with the period of 2018-2022. There, again the negative tweets were predominant in the majority of months with the exception of the period September 2018 (also the month with the highest number of tweets of the whole timeframe) to June 2019 where the negative was more frequent. </w:t>
-      </w:r>
-    </w:p>
-    <w:p>
-      <w:r>
-        <w:t>When looking at the conversation during individual months one can identify that the tone is mostly driven by two factors: the events that happen within the month, and the number of retweets related to such events. For instance, when analyzing the peaks for neutral, negative, and positive tones we identified: (1) in 2018-09, the month with the highest neutral tweets, 42% of the total tweets referred to the same event that on September 5, a woman and her mom were undressed by Venezuelan guards. While this event was labeled neutral by the model, considering the topic this would be actually negative. (2) In 2019-11, the month with the highest negative tweets, around 9% of the tweets were around the expulsion of Venezuelans and overall, this month contains a high number of tweets with xenophobic comments against the Venezuelans, relating them to crimes and the increase in insecurity and destruction. This was also caused by the event where a</w:t>
+        <w:t xml:space="preserve">) shows us that while in mid-2015 and the beginning of 2017 experienced peaks in negative tone, the conversation was smaller in comparison with the period of 2018-2022. There, again the negative tweets were predominant in </w:t>
+      </w:r>
+      <w:proofErr w:type="gramStart"/>
+      <w:r>
+        <w:t>the majority of</w:t>
+      </w:r>
+      <w:proofErr w:type="gramEnd"/>
+      <w:r>
+        <w:t xml:space="preserve"> months with the exception of the period September 2018 (also the month with the highest number of tweets of the whole timeframe) to June 2019 where the negative was more frequent. </w:t>
+      </w:r>
+    </w:p>
+    <w:p>
+      <w:r>
+        <w:lastRenderedPageBreak/>
+        <w:t xml:space="preserve">When looking at the conversation during individual months one can identify that the tone is mostly driven by two factors: the events that happen within the month, and the number of retweets related to such events. For instance, when analyzing the peaks for neutral, negative, and positive tones we identified: (1) in 2018-09, the month with the highest neutral tweets, 42% of the total tweets referred to the same event that on September 5, a woman and her mom were undressed by Venezuelan guards. While this event was labeled neutral by the model, considering the topic this would be </w:t>
+      </w:r>
+      <w:proofErr w:type="gramStart"/>
+      <w:r>
+        <w:t>actually negative</w:t>
+      </w:r>
+      <w:proofErr w:type="gramEnd"/>
+      <w:r>
+        <w:t>. (2) In 2019-11, the month with the highest negative tweets, around 9% of the tweets were around the expulsion of Venezuelans and overall, this month contains a high number of tweets with xenophobic comments against the Venezuelans, relating them to crimes and the increase in insecurity and destruction. This was also caused by the event where a</w:t>
       </w:r>
       <w:r>
         <w:t xml:space="preserve">ccording to </w:t>
       </w:r>
       <w:r>
-        <w:t>Colombia's migration agency</w:t>
+        <w:t>Colombia</w:t>
+      </w:r>
+      <w:r>
+        <w:t>’</w:t>
+      </w:r>
+      <w:r>
+        <w:t>s migration agency</w:t>
       </w:r>
       <w:r>
         <w:t>, 59 Venezuelans were expelled by boat on Monday after allegedly vandalizing the country, causing violence and disturbances during the marches w</w:t>
@@ -4109,7 +4858,7 @@
         <w:fldChar w:fldCharType="begin"/>
       </w:r>
       <w:r>
-        <w:instrText xml:space="preserve"> ADDIN EN.CITE &lt;EndNote&gt;&lt;Cite&gt;&lt;Author&gt;Grattan&lt;/Author&gt;&lt;Year&gt;2019&lt;/Year&gt;&lt;RecNum&gt;20&lt;/RecNum&gt;&lt;DisplayText&gt;[19]&lt;/DisplayText&gt;&lt;record&gt;&lt;rec-number&gt;20&lt;/rec-number&gt;&lt;foreign-keys&gt;&lt;key app="EN" db-id="vvp2e2z04xerd3ere26p9zrrr25twrz5z55t" timestamp="1724941161"&gt;20&lt;/key&gt;&lt;/foreign-keys&gt;&lt;ref-type name="Web Page"&gt;12&lt;/ref-type&gt;&lt;contributors&gt;&lt;authors&gt;&lt;author&gt;Grattan, Steven&lt;/author&gt;&lt;/authors&gt;&lt;/contributors&gt;&lt;titles&gt;&lt;title&gt;Protests in Colombia spark backlash against Venezuelan migrants&lt;/title&gt;&lt;secondary-title&gt;Reuters&lt;/secondary-title&gt;&lt;/titles&gt;&lt;volume&gt;2024&lt;/volume&gt;&lt;number&gt;August 29&lt;/number&gt;&lt;dates&gt;&lt;year&gt;2019&lt;/year&gt;&lt;/dates&gt;&lt;urls&gt;&lt;related-urls&gt;&lt;url&gt;https://www.reuters.com/article/world/protests-in-colombia-spark-backlash-against-venezuelan-migrants-idUSKBN1Y516T/&lt;/url&gt;&lt;/related-urls&gt;&lt;/urls&gt;&lt;/record&gt;&lt;/Cite&gt;&lt;/EndNote&gt;</w:instrText>
+        <w:instrText xml:space="preserve"> ADDIN EN.CITE &lt;EndNote&gt;&lt;Cite&gt;&lt;Author&gt;Grattan&lt;/Author&gt;&lt;Year&gt;2019&lt;/Year&gt;&lt;RecNum&gt;20&lt;/RecNum&gt;&lt;DisplayText&gt;[23]&lt;/DisplayText&gt;&lt;record&gt;&lt;rec-number&gt;20&lt;/rec-number&gt;&lt;foreign-keys&gt;&lt;key app="EN" db-id="vvp2e2z04xerd3ere26p9zrrr25twrz5z55t" timestamp="1724941161"&gt;20&lt;/key&gt;&lt;/foreign-keys&gt;&lt;ref-type name="Web Page"&gt;12&lt;/ref-type&gt;&lt;contributors&gt;&lt;authors&gt;&lt;author&gt;Grattan, Steven&lt;/author&gt;&lt;/authors&gt;&lt;/contributors&gt;&lt;titles&gt;&lt;title&gt;Protests in Colombia spark backlash against Venezuelan migrants&lt;/title&gt;&lt;secondary-title&gt;Reuters&lt;/secondary-title&gt;&lt;/titles&gt;&lt;volume&gt;2024&lt;/volume&gt;&lt;number&gt;August 29&lt;/number&gt;&lt;dates&gt;&lt;year&gt;2019&lt;/year&gt;&lt;/dates&gt;&lt;urls&gt;&lt;related-urls&gt;&lt;url&gt;https://www.reuters.com/article/world/protests-in-colombia-spark-backlash-against-venezuelan-migrants-idUSKBN1Y516T/&lt;/url&gt;&lt;/related-urls&gt;&lt;/urls&gt;&lt;/record&gt;&lt;/Cite&gt;&lt;/EndNote&gt;</w:instrText>
       </w:r>
       <w:r>
         <w:fldChar w:fldCharType="separate"/>
@@ -4118,7 +4867,7 @@
         <w:rPr>
           <w:noProof/>
         </w:rPr>
-        <w:t>[19]</w:t>
+        <w:t>[23]</w:t>
       </w:r>
       <w:r>
         <w:fldChar w:fldCharType="end"/>
@@ -4166,10 +4915,10 @@
                     </pic:cNvPicPr>
                   </pic:nvPicPr>
                   <pic:blipFill>
-                    <a:blip r:embed="rId17">
+                    <a:blip r:embed="rId21">
                       <a:extLst>
                         <a:ext uri="{96DAC541-7B7A-43D3-8B79-37D633B846F1}">
-                          <asvg:svgBlip xmlns:asvg="http://schemas.microsoft.com/office/drawing/2016/SVG/main" r:embed="rId18"/>
+                          <asvg:svgBlip xmlns:asvg="http://schemas.microsoft.com/office/drawing/2016/SVG/main" r:embed="rId22"/>
                         </a:ext>
                       </a:extLst>
                     </a:blip>
@@ -4197,7 +4946,7 @@
       <w:pPr>
         <w:pStyle w:val="Caption"/>
       </w:pPr>
-      <w:bookmarkStart w:id="7" w:name="_Ref168481028"/>
+      <w:bookmarkStart w:id="10" w:name="_Ref168481028"/>
       <w:r>
         <w:t xml:space="preserve">Figure </w:t>
       </w:r>
@@ -4217,9 +4966,12 @@
         <w:t>7</w:t>
       </w:r>
       <w:r>
+        <w:rPr>
+          <w:noProof/>
+        </w:rPr>
         <w:fldChar w:fldCharType="end"/>
       </w:r>
-      <w:bookmarkEnd w:id="7"/>
+      <w:bookmarkEnd w:id="10"/>
       <w:r>
         <w:t xml:space="preserve">. </w:t>
       </w:r>
@@ -4283,39 +5035,57 @@
         <w:t xml:space="preserve"> the </w:t>
       </w:r>
       <w:r>
-        <w:t>speed to what the negative grows is considerable higher</w:t>
+        <w:t xml:space="preserve">speed to </w:t>
+      </w:r>
+      <w:r>
+        <w:t>which</w:t>
+      </w:r>
+      <w:r>
+        <w:t xml:space="preserve"> the negative grows is </w:t>
+      </w:r>
+      <w:r>
+        <w:t>considerably</w:t>
+      </w:r>
+      <w:r>
+        <w:t xml:space="preserve"> higher</w:t>
       </w:r>
       <w:r>
         <w:t xml:space="preserve">, more than two times, the growth of the neutral and positive. Showing that as time passed, more unique </w:t>
       </w:r>
       <w:r>
+        <w:t>negative tweets were created. With this it is possible to conclude that t</w:t>
+      </w:r>
+      <w:r>
+        <w:t xml:space="preserve">he retweets serve a role of </w:t>
+      </w:r>
+      <w:r>
+        <w:t>stabilizing</w:t>
+      </w:r>
+      <w:r>
+        <w:t xml:space="preserve"> the tone, showing a more</w:t>
+      </w:r>
+      <w:r>
+        <w:t xml:space="preserve"> realistic approximation of the population</w:t>
+      </w:r>
+      <w:r>
+        <w:t>’</w:t>
+      </w:r>
+      <w:r>
+        <w:t xml:space="preserve">s point </w:t>
+      </w:r>
+      <w:r>
+        <w:t xml:space="preserve">of </w:t>
+      </w:r>
+      <w:r>
+        <w:t>view.</w:t>
+      </w:r>
+    </w:p>
+    <w:p>
+      <w:pPr>
+        <w:ind w:left="360"/>
+      </w:pPr>
+      <w:r>
         <w:lastRenderedPageBreak/>
-        <w:t>negative tweets were created. With this it is possible to conclude that t</w:t>
-      </w:r>
-      <w:r>
-        <w:t xml:space="preserve">he retweets serve a role of </w:t>
-      </w:r>
-      <w:r>
-        <w:t>stabilizing</w:t>
-      </w:r>
-      <w:r>
-        <w:t xml:space="preserve"> the tone, showing a more</w:t>
-      </w:r>
-      <w:r>
-        <w:t xml:space="preserve"> realistic approximation of the population's point </w:t>
-      </w:r>
-      <w:r>
-        <w:t xml:space="preserve">of </w:t>
-      </w:r>
-      <w:r>
-        <w:t>view.</w:t>
-      </w:r>
-    </w:p>
-    <w:p>
-      <w:pPr>
-        <w:ind w:left="360"/>
-      </w:pPr>
-      <w:r>
         <w:t>Additionally, in November 2019</w:t>
       </w:r>
       <w:r>
@@ -4349,13 +5119,7 @@
         <w:t xml:space="preserve">When contrasting their prevalence to </w:t>
       </w:r>
       <w:r>
-        <w:t xml:space="preserve">when the retweets are included, only the first peak in </w:t>
-      </w:r>
-      <w:r>
-        <w:t>November 2019</w:t>
-      </w:r>
-      <w:r>
-        <w:t xml:space="preserve"> </w:t>
+        <w:t xml:space="preserve">when the retweets are included, only the first peak in November 2019 </w:t>
       </w:r>
       <w:r>
         <w:t>was retweeted by lots of people in the</w:t>
@@ -4399,10 +5163,10 @@
                     </pic:cNvPicPr>
                   </pic:nvPicPr>
                   <pic:blipFill>
-                    <a:blip r:embed="rId19">
+                    <a:blip r:embed="rId23">
                       <a:extLst>
                         <a:ext uri="{96DAC541-7B7A-43D3-8B79-37D633B846F1}">
-                          <asvg:svgBlip xmlns:asvg="http://schemas.microsoft.com/office/drawing/2016/SVG/main" r:embed="rId20"/>
+                          <asvg:svgBlip xmlns:asvg="http://schemas.microsoft.com/office/drawing/2016/SVG/main" r:embed="rId24"/>
                         </a:ext>
                       </a:extLst>
                     </a:blip>
@@ -4430,7 +5194,7 @@
       <w:pPr>
         <w:pStyle w:val="Caption"/>
       </w:pPr>
-      <w:bookmarkStart w:id="8" w:name="_Ref168481084"/>
+      <w:bookmarkStart w:id="11" w:name="_Ref168481084"/>
       <w:r>
         <w:t xml:space="preserve">Figure </w:t>
       </w:r>
@@ -4450,9 +5214,12 @@
         <w:t>8</w:t>
       </w:r>
       <w:r>
+        <w:rPr>
+          <w:noProof/>
+        </w:rPr>
         <w:fldChar w:fldCharType="end"/>
       </w:r>
-      <w:bookmarkEnd w:id="8"/>
+      <w:bookmarkEnd w:id="11"/>
       <w:r>
         <w:t xml:space="preserve">. </w:t>
       </w:r>
@@ -4465,10 +5232,31 @@
     </w:p>
     <w:p>
       <w:pPr>
-        <w:pStyle w:val="Heading20"/>
+        <w:spacing w:before="0" w:after="160" w:line="259" w:lineRule="auto"/>
+        <w:jc w:val="left"/>
+        <w:rPr>
+          <w:rFonts w:cstheme="minorBidi"/>
+          <w:i/>
+          <w:iCs/>
+          <w:sz w:val="18"/>
+          <w:szCs w:val="18"/>
+        </w:rPr>
+      </w:pPr>
+      <w:r>
+        <w:br w:type="page"/>
+      </w:r>
+    </w:p>
+    <w:p>
+      <w:pPr>
+        <w:pStyle w:val="Caption"/>
+      </w:pPr>
+    </w:p>
+    <w:p>
+      <w:pPr>
+        <w:pStyle w:val="heading2"/>
         <w:numPr>
-          <w:ilvl w:val="0"/>
-          <w:numId w:val="6"/>
+          <w:ilvl w:val="1"/>
+          <w:numId w:val="4"/>
         </w:numPr>
       </w:pPr>
       <w:r>
@@ -4484,17 +5272,298 @@
         <w:t>emporal analysis of tone</w:t>
       </w:r>
     </w:p>
+    <w:p>
+      <w:r>
+        <w:t xml:space="preserve">Lebow et al. </w:t>
+      </w:r>
+      <w:r>
+        <w:t>Compared anti-migrant sentiment across regions with varying exposure to Venezuelan refugees in seven Latin American countries. Using survey data and geotagged social media posts, they performed statistical comparisons (including an instrumental variable approach) at multiple geographic scales. The analysis found no evidence that regions hosting more migrants had worse local sentiment. In other words, areas with the most Venezuelan arrivals did not show a disproportionate rise in anti-migrant attitudes. Anti-immigrant sentiment appeared to be a national-level phenomenon divorced from local migrant presence, with little variation explained by local labor market competition, public service strain, or crime rates. This implies national narratives (e.g. politics or media) drive sentiment more than on-the-ground regional experiences</w:t>
+      </w:r>
+      <w:r>
+        <w:t xml:space="preserve"> </w:t>
+      </w:r>
+      <w:r>
+        <w:fldChar w:fldCharType="begin"/>
+      </w:r>
+      <w:r>
+        <w:instrText xml:space="preserve"> ADDIN EN.CITE &lt;EndNote&gt;&lt;Cite&gt;&lt;Author&gt;Lebow&lt;/Author&gt;&lt;Year&gt;2024&lt;/Year&gt;&lt;RecNum&gt;24&lt;/RecNum&gt;&lt;DisplayText&gt;[24]&lt;/DisplayText&gt;&lt;record&gt;&lt;rec-number&gt;24&lt;/rec-number&gt;&lt;foreign-keys&gt;&lt;key app="EN" db-id="vvp2e2z04xerd3ere26p9zrrr25twrz5z55t" timestamp="1741710426"&gt;24&lt;/key&gt;&lt;/foreign-keys&gt;&lt;ref-type name="Journal Article"&gt;17&lt;/ref-type&gt;&lt;contributors&gt;&lt;authors&gt;&lt;author&gt;Lebow, Jeremy&lt;/author&gt;&lt;author&gt;Moreno-Medina, Jonathan&lt;/author&gt;&lt;author&gt;Mousa, Salma&lt;/author&gt;&lt;author&gt;Coral, Horacio&lt;/author&gt;&lt;/authors&gt;&lt;/contributors&gt;&lt;titles&gt;&lt;title&gt;Migrant exposure and anti-migrant sentiment: The case of the Venezuelan exodus&lt;/title&gt;&lt;secondary-title&gt;Journal of Public Economics&lt;/secondary-title&gt;&lt;/titles&gt;&lt;periodical&gt;&lt;full-title&gt;Journal of Public Economics&lt;/full-title&gt;&lt;/periodical&gt;&lt;pages&gt;105169&lt;/pages&gt;&lt;volume&gt;236&lt;/volume&gt;&lt;dates&gt;&lt;year&gt;2024&lt;/year&gt;&lt;/dates&gt;&lt;isbn&gt;0047-2727&lt;/isbn&gt;&lt;urls&gt;&lt;/urls&gt;&lt;/record&gt;&lt;/Cite&gt;&lt;/EndNote&gt;</w:instrText>
+      </w:r>
+      <w:r>
+        <w:fldChar w:fldCharType="separate"/>
+      </w:r>
+      <w:r>
+        <w:rPr>
+          <w:noProof/>
+        </w:rPr>
+        <w:t>[24]</w:t>
+      </w:r>
+      <w:r>
+        <w:fldChar w:fldCharType="end"/>
+      </w:r>
+      <w:r>
+        <w:t>.</w:t>
+      </w:r>
+    </w:p>
     <w:p/>
     <w:p>
       <w:r>
+        <w:t xml:space="preserve">Mora et al. </w:t>
+      </w:r>
+      <w:r>
+        <w:fldChar w:fldCharType="begin"/>
+      </w:r>
+      <w:r>
+        <w:instrText xml:space="preserve"> ADDIN EN.CITE &lt;EndNote&gt;&lt;Cite&gt;&lt;Author&gt;Mora&lt;/Author&gt;&lt;Year&gt;2024&lt;/Year&gt;&lt;RecNum&gt;26&lt;/RecNum&gt;&lt;DisplayText&gt;[25]&lt;/DisplayText&gt;&lt;record&gt;&lt;rec-number&gt;26&lt;/rec-number&gt;&lt;foreign-keys&gt;&lt;key app="EN" db-id="vvp2e2z04xerd3ere26p9zrrr25twrz5z55t" timestamp="1741711781"&gt;26&lt;/key&gt;&lt;/foreign-keys&gt;&lt;ref-type name="Journal Article"&gt;17&lt;/ref-type&gt;&lt;contributors&gt;&lt;authors&gt;&lt;author&gt;Mora, Jhon James&lt;/author&gt;&lt;author&gt;Garrido, Luis Eduardo Sandoval&lt;/author&gt;&lt;author&gt;Bermudez, Laura Carolina Riaño&lt;/author&gt;&lt;/authors&gt;&lt;/contributors&gt;&lt;titles&gt;&lt;title&gt;Spatial Relationship between Unemployment, Immigration, and Criminality&lt;/title&gt;&lt;secondary-title&gt;Latin American Economic Review&lt;/secondary-title&gt;&lt;/titles&gt;&lt;periodical&gt;&lt;full-title&gt;Latin American Economic Review&lt;/full-title&gt;&lt;/periodical&gt;&lt;pages&gt;1-16&lt;/pages&gt;&lt;volume&gt;33&lt;/volume&gt;&lt;dates&gt;&lt;year&gt;2024&lt;/year&gt;&lt;/dates&gt;&lt;isbn&gt;2196-436X&lt;/isbn&gt;&lt;urls&gt;&lt;/urls&gt;&lt;/record&gt;&lt;/Cite&gt;&lt;/EndNote&gt;</w:instrText>
+      </w:r>
+      <w:r>
+        <w:fldChar w:fldCharType="separate"/>
+      </w:r>
+      <w:r>
         <w:rPr>
           <w:noProof/>
         </w:rPr>
+        <w:t>[25]</w:t>
+      </w:r>
+      <w:r>
+        <w:fldChar w:fldCharType="end"/>
+      </w:r>
+      <w:r>
+        <w:t xml:space="preserve"> </w:t>
+      </w:r>
+      <w:r>
+        <w:t xml:space="preserve">conducted a detailed spatial study in Cali, a major Colombian city hosting many Venezuelan immigrants. They constructed geospatial crime indices and analyzed crime and unemployment rates across city neighborhoods. Using spatial econometric models, they found a positive spatial correlation between immigrant unemployment and local crime </w:t>
+      </w:r>
+      <w:proofErr w:type="gramStart"/>
+      <w:r>
+        <w:t>levels  In</w:t>
+      </w:r>
+      <w:proofErr w:type="gramEnd"/>
+      <w:r>
+        <w:t xml:space="preserve"> other words, parts of Cali with higher joblessness among Venezuelan migrants tended to experience slightly higher crime, suggesting localized socio-economic stress. This study is one of the first to statistically link migration inflows to security outcomes at the intra-city level in a Colombian context.</w:t>
+      </w:r>
+      <w:r>
+        <w:t xml:space="preserve"> </w:t>
+      </w:r>
+    </w:p>
+    <w:p>
+      <w:r>
+        <w:t>This serves a ground of exploration of Crime</w:t>
+      </w:r>
+      <w:r>
+        <w:t xml:space="preserve"> and other variables </w:t>
+      </w:r>
+    </w:p>
+    <w:p/>
+    <w:p>
+      <w:r>
+        <w:t>We explored whether the tone of tweets varied depending on their geographic origin within Colombia. Utilizing the latitude and longitude coordinates associated with each tweet, we determined the corresponding department from which the tweet was posted. This geospatial classification enabled us to analyze regional differences in sentiment towards Venezuelan migrants over time.</w:t>
+      </w:r>
+      <w:r>
+        <w:t xml:space="preserve"> </w:t>
+      </w:r>
+      <w:r>
+        <w:t>To simplify our analysis</w:t>
+      </w:r>
+      <w:r>
+        <w:t xml:space="preserve">, we focused on the six departments with the highest numbers of Venezuelan migrants between 2018 and 2022. Earlier years were excluded due to lower tweet frequencies, which could lead to less reliable conclusions. </w:t>
+      </w:r>
+    </w:p>
+    <w:p>
+      <w:r>
+        <w:t>The six departments analyzed were Bogotá</w:t>
+      </w:r>
+      <w:r>
+        <w:t>,</w:t>
+      </w:r>
+      <w:r>
+        <w:t xml:space="preserve"> D.C., Valle del Cauca, Santander, Atlántico, Antioquia, and Norte de Santander.</w:t>
+      </w:r>
+      <w:r>
+        <w:t xml:space="preserve"> </w:t>
+      </w:r>
+      <w:r>
+        <w:rPr>
+          <w:rStyle w:val="Strong"/>
+          <w:b w:val="0"/>
+          <w:bCs w:val="0"/>
+        </w:rPr>
+        <w:fldChar w:fldCharType="begin"/>
+      </w:r>
+      <w:r>
+        <w:instrText xml:space="preserve"> REF _Ref176424912 \h </w:instrText>
+      </w:r>
+      <w:r>
+        <w:rPr>
+          <w:rStyle w:val="Strong"/>
+          <w:b w:val="0"/>
+          <w:bCs w:val="0"/>
+        </w:rPr>
+      </w:r>
+      <w:r>
+        <w:rPr>
+          <w:rStyle w:val="Strong"/>
+          <w:b w:val="0"/>
+          <w:bCs w:val="0"/>
+        </w:rPr>
+        <w:fldChar w:fldCharType="separate"/>
+      </w:r>
+      <w:r>
+        <w:t xml:space="preserve">Figure </w:t>
+      </w:r>
+      <w:r>
+        <w:rPr>
+          <w:noProof/>
+        </w:rPr>
+        <w:t>9</w:t>
+      </w:r>
+      <w:r>
+        <w:rPr>
+          <w:rStyle w:val="Strong"/>
+          <w:b w:val="0"/>
+          <w:bCs w:val="0"/>
+        </w:rPr>
+        <w:fldChar w:fldCharType="end"/>
+      </w:r>
+      <w:r>
+        <w:rPr>
+          <w:rStyle w:val="Strong"/>
+          <w:b w:val="0"/>
+          <w:bCs w:val="0"/>
+        </w:rPr>
+        <w:t xml:space="preserve"> </w:t>
+      </w:r>
+      <w:r>
+        <w:t xml:space="preserve">illustrates the monthly frequency of tweets classified by tone (positive, neutral, negative) for each </w:t>
+      </w:r>
+      <w:r>
+        <w:t>department</w:t>
+      </w:r>
+      <w:r>
+        <w:t xml:space="preserve"> during the specified period. While all departments exhibited a similar overall trend of negative tweets being the most prevalent, notable variations were observed in the temporal patterns of sentiment across </w:t>
+      </w:r>
+      <w:r>
+        <w:lastRenderedPageBreak/>
+        <w:t>departments. For instance, the sentiment trends in Bogotá</w:t>
+      </w:r>
+      <w:r>
+        <w:t>,</w:t>
+      </w:r>
+      <w:r>
+        <w:t xml:space="preserve"> D.C.</w:t>
+      </w:r>
+      <w:r>
+        <w:t>,</w:t>
+      </w:r>
+      <w:r>
+        <w:t xml:space="preserve"> closely mirrored the national average, indicating consistent public discourse in the capital region. In contrast, departments such as Valle del Cauca, Santander, and Atlántico displayed distinct patterns, including multiple peaks in negative sentiment during certain months.</w:t>
+      </w:r>
+    </w:p>
+    <w:p>
+      <w:r>
+        <w:t>These variations suggest that regional factors may influence public sentiment towards Venezuelan migrants, potentially due to local events, media coverage, or socio-economic conditions unique to each department. Understanding these differences is crucial for developing targeted interventions and policies that address xenophobia and promote social integration at the regional level.</w:t>
+      </w:r>
+    </w:p>
+    <w:p>
+      <w:r>
+        <w:t xml:space="preserve">When analyzing the impact of retweets on the tone distribution within each department, we observed effects consistent with our national-level findings. The inclusion of retweets tended to decrease the overall proportion of negative tweets while increasing the proportion of neutral tweets. This phenomenon can be attributed to the amplification of </w:t>
+      </w:r>
+      <w:proofErr w:type="gramStart"/>
+      <w:r>
+        <w:t>particular</w:t>
+      </w:r>
+      <w:r>
+        <w:t xml:space="preserve"> messages</w:t>
+      </w:r>
+      <w:proofErr w:type="gramEnd"/>
+      <w:r>
+        <w:t xml:space="preserve"> through retweeting, which may alter the perceived sentiment of the discourse.</w:t>
+      </w:r>
+    </w:p>
+    <w:p>
+      <w:r>
+        <w:t xml:space="preserve">To quantify this effect, we calculated the difference in the proportion of tweets by tone for each department when retweets were included versus when they were excluded. </w:t>
+      </w:r>
+      <w:r>
+        <w:rPr>
+          <w:rStyle w:val="Strong"/>
+          <w:b w:val="0"/>
+          <w:bCs w:val="0"/>
+        </w:rPr>
+        <w:fldChar w:fldCharType="begin"/>
+      </w:r>
+      <w:r>
+        <w:instrText xml:space="preserve"> REF _Ref176425493 \h </w:instrText>
+      </w:r>
+      <w:r>
+        <w:rPr>
+          <w:rStyle w:val="Strong"/>
+          <w:b w:val="0"/>
+          <w:bCs w:val="0"/>
+        </w:rPr>
+      </w:r>
+      <w:r>
+        <w:rPr>
+          <w:rStyle w:val="Strong"/>
+          <w:b w:val="0"/>
+          <w:bCs w:val="0"/>
+        </w:rPr>
+        <w:fldChar w:fldCharType="separate"/>
+      </w:r>
+      <w:r>
+        <w:t xml:space="preserve">Table </w:t>
+      </w:r>
+      <w:r>
+        <w:rPr>
+          <w:noProof/>
+        </w:rPr>
+        <w:t>4</w:t>
+      </w:r>
+      <w:r>
+        <w:rPr>
+          <w:rStyle w:val="Strong"/>
+          <w:b w:val="0"/>
+          <w:bCs w:val="0"/>
+        </w:rPr>
+        <w:fldChar w:fldCharType="end"/>
+      </w:r>
+      <w:r>
+        <w:rPr>
+          <w:rStyle w:val="Strong"/>
+          <w:b w:val="0"/>
+          <w:bCs w:val="0"/>
+        </w:rPr>
+        <w:t xml:space="preserve"> </w:t>
+      </w:r>
+      <w:r>
+        <w:t>presents these differences, showing that, on average, the proportion of neutral tweets increased by 4.3%, correlating with a corresponding decrease in the proportion of negative tweets by -3.6%. This shift suggests that retweeted content is more likely to be neutral or less negative, potentially moderating the overall sentiment expressed within each department.</w:t>
+      </w:r>
+    </w:p>
+    <w:p>
+      <w:r>
+        <w:t>For example, in Bogotá D.C., including retweets resulted in a 7.0% increase in neutral tweets and a 7.0% decrease in negative tweets, with no change in positive tweets. Similar patterns were observed in other departments, albeit with varying magnitudes. This consistent trend across multiple regions underscores the role of retweeting behavior in shaping the sentiment landscape on Twitter.</w:t>
+      </w:r>
+      <w:r>
+        <w:rPr>
+          <w:noProof/>
+        </w:rPr>
+        <w:tab/>
+      </w:r>
+    </w:p>
+    <w:p/>
+    <w:p>
+      <w:pPr>
+        <w:keepNext/>
+      </w:pPr>
+      <w:r>
+        <w:rPr>
+          <w:noProof/>
+        </w:rPr>
+        <w:lastRenderedPageBreak/>
         <w:drawing>
-          <wp:inline distT="0" distB="0" distL="0" distR="0" wp14:anchorId="04BD0E4D" wp14:editId="5EAD8B62">
-            <wp:extent cx="2431353" cy="3432872"/>
+          <wp:inline distT="0" distB="0" distL="0" distR="0" wp14:anchorId="35D212B1" wp14:editId="48ED1E4C">
+            <wp:extent cx="6448508" cy="3224255"/>
             <wp:effectExtent l="0" t="0" r="0" b="0"/>
-            <wp:docPr id="2061546157" name="Picture 2" descr="A map of different colored countries/regions&#10;&#10;Description automatically generated"/>
+            <wp:docPr id="546648707" name="Graphic 1"/>
             <wp:cNvGraphicFramePr>
               <a:graphicFrameLocks xmlns:a="http://schemas.openxmlformats.org/drawingml/2006/main" noChangeAspect="1"/>
             </wp:cNvGraphicFramePr>
@@ -4502,36 +5571,29 @@
               <a:graphicData uri="http://schemas.openxmlformats.org/drawingml/2006/picture">
                 <pic:pic xmlns:pic="http://schemas.openxmlformats.org/drawingml/2006/picture">
                   <pic:nvPicPr>
-                    <pic:cNvPr id="2061546157" name="Picture 2" descr="A map of different colored countries/regions&#10;&#10;Description automatically generated"/>
-                    <pic:cNvPicPr>
-                      <a:picLocks noChangeAspect="1" noChangeArrowheads="1"/>
-                    </pic:cNvPicPr>
+                    <pic:cNvPr id="546648707" name=""/>
+                    <pic:cNvPicPr/>
                   </pic:nvPicPr>
                   <pic:blipFill>
-                    <a:blip r:embed="rId21" cstate="print">
+                    <a:blip r:embed="rId25">
                       <a:extLst>
-                        <a:ext uri="{28A0092B-C50C-407E-A947-70E740481C1C}">
-                          <a14:useLocalDpi xmlns:a14="http://schemas.microsoft.com/office/drawing/2010/main" val="0"/>
+                        <a:ext uri="{96DAC541-7B7A-43D3-8B79-37D633B846F1}">
+                          <asvg:svgBlip xmlns:asvg="http://schemas.microsoft.com/office/drawing/2016/SVG/main" r:embed="rId26"/>
                         </a:ext>
                       </a:extLst>
                     </a:blip>
-                    <a:srcRect/>
                     <a:stretch>
                       <a:fillRect/>
                     </a:stretch>
                   </pic:blipFill>
-                  <pic:spPr bwMode="auto">
+                  <pic:spPr>
                     <a:xfrm>
                       <a:off x="0" y="0"/>
-                      <a:ext cx="2439250" cy="3444022"/>
+                      <a:ext cx="6459035" cy="3229519"/>
                     </a:xfrm>
                     <a:prstGeom prst="rect">
                       <a:avLst/>
                     </a:prstGeom>
-                    <a:noFill/>
-                    <a:ln>
-                      <a:noFill/>
-                    </a:ln>
                   </pic:spPr>
                 </pic:pic>
               </a:graphicData>
@@ -4542,18 +5604,2681 @@
     </w:p>
     <w:p>
       <w:pPr>
-        <w:ind w:left="1440" w:hanging="1440"/>
-      </w:pPr>
+        <w:pStyle w:val="Caption"/>
+        <w:ind w:left="720"/>
+      </w:pPr>
+      <w:bookmarkStart w:id="12" w:name="_Ref176424912"/>
+      <w:bookmarkStart w:id="13" w:name="_Ref176424909"/>
+      <w:r>
+        <w:t xml:space="preserve">Figure </w:t>
+      </w:r>
+      <w:r>
+        <w:fldChar w:fldCharType="begin"/>
+      </w:r>
+      <w:r>
+        <w:instrText xml:space="preserve"> SEQ Figure \* ARABIC </w:instrText>
+      </w:r>
+      <w:r>
+        <w:fldChar w:fldCharType="separate"/>
+      </w:r>
       <w:r>
         <w:rPr>
           <w:noProof/>
         </w:rPr>
-        <w:lastRenderedPageBreak/>
+        <w:t>9</w:t>
+      </w:r>
+      <w:r>
+        <w:rPr>
+          <w:noProof/>
+        </w:rPr>
+        <w:fldChar w:fldCharType="end"/>
+      </w:r>
+      <w:bookmarkEnd w:id="12"/>
+      <w:r>
+        <w:t xml:space="preserve">. Tone frequency over time for the </w:t>
+      </w:r>
+      <w:r>
+        <w:t>six</w:t>
+      </w:r>
+      <w:r>
+        <w:t xml:space="preserve"> departments with </w:t>
+      </w:r>
+      <w:r>
+        <w:t xml:space="preserve">the </w:t>
+      </w:r>
+      <w:r>
+        <w:t>most Venezuelan migrants.</w:t>
+      </w:r>
+      <w:bookmarkEnd w:id="13"/>
+    </w:p>
+    <w:p>
+      <w:pPr>
+        <w:pStyle w:val="Caption"/>
+        <w:keepNext/>
+        <w:ind w:left="720"/>
+      </w:pPr>
+      <w:bookmarkStart w:id="14" w:name="_Ref176425493"/>
+      <w:r>
+        <w:t xml:space="preserve">Table </w:t>
+      </w:r>
+      <w:r>
+        <w:fldChar w:fldCharType="begin"/>
+      </w:r>
+      <w:r>
+        <w:instrText xml:space="preserve"> SEQ Table \* ARABIC </w:instrText>
+      </w:r>
+      <w:r>
+        <w:fldChar w:fldCharType="separate"/>
+      </w:r>
+      <w:r>
+        <w:rPr>
+          <w:noProof/>
+        </w:rPr>
+        <w:t>4</w:t>
+      </w:r>
+      <w:r>
+        <w:rPr>
+          <w:noProof/>
+        </w:rPr>
+        <w:fldChar w:fldCharType="end"/>
+      </w:r>
+      <w:bookmarkEnd w:id="14"/>
+      <w:r>
+        <w:t>. Proportion of tone difference per department when including Retweets.</w:t>
+      </w:r>
+    </w:p>
+    <w:tbl>
+      <w:tblPr>
+        <w:tblW w:w="5870" w:type="dxa"/>
+        <w:jc w:val="center"/>
+        <w:tblBorders>
+          <w:top w:val="single" w:sz="4" w:space="0" w:color="auto"/>
+          <w:bottom w:val="single" w:sz="4" w:space="0" w:color="auto"/>
+        </w:tblBorders>
+        <w:tblLook w:val="04A0" w:firstRow="1" w:lastRow="0" w:firstColumn="1" w:lastColumn="0" w:noHBand="0" w:noVBand="1"/>
+      </w:tblPr>
+      <w:tblGrid>
+        <w:gridCol w:w="2618"/>
+        <w:gridCol w:w="1145"/>
+        <w:gridCol w:w="1047"/>
+        <w:gridCol w:w="1060"/>
+      </w:tblGrid>
+      <w:tr>
+        <w:trPr>
+          <w:trHeight w:val="107"/>
+          <w:jc w:val="center"/>
+        </w:trPr>
+        <w:tc>
+          <w:tcPr>
+            <w:tcW w:w="2618" w:type="dxa"/>
+            <w:tcBorders>
+              <w:top w:val="single" w:sz="4" w:space="0" w:color="auto"/>
+              <w:bottom w:val="single" w:sz="4" w:space="0" w:color="auto"/>
+            </w:tcBorders>
+            <w:shd w:val="clear" w:color="auto" w:fill="auto"/>
+            <w:noWrap/>
+            <w:hideMark/>
+          </w:tcPr>
+          <w:p>
+            <w:pPr>
+              <w:rPr>
+                <w:b/>
+                <w:bCs/>
+              </w:rPr>
+            </w:pPr>
+            <w:r>
+              <w:rPr>
+                <w:b/>
+                <w:bCs/>
+              </w:rPr>
+              <w:t>Department</w:t>
+            </w:r>
+          </w:p>
+        </w:tc>
+        <w:tc>
+          <w:tcPr>
+            <w:tcW w:w="1145" w:type="dxa"/>
+            <w:tcBorders>
+              <w:top w:val="single" w:sz="4" w:space="0" w:color="auto"/>
+              <w:bottom w:val="single" w:sz="4" w:space="0" w:color="auto"/>
+            </w:tcBorders>
+            <w:shd w:val="clear" w:color="auto" w:fill="auto"/>
+            <w:noWrap/>
+            <w:hideMark/>
+          </w:tcPr>
+          <w:p>
+            <w:pPr>
+              <w:jc w:val="center"/>
+              <w:rPr>
+                <w:b/>
+                <w:bCs/>
+              </w:rPr>
+            </w:pPr>
+            <w:r>
+              <w:rPr>
+                <w:b/>
+                <w:bCs/>
+              </w:rPr>
+              <w:t>Negative</w:t>
+            </w:r>
+          </w:p>
+        </w:tc>
+        <w:tc>
+          <w:tcPr>
+            <w:tcW w:w="1047" w:type="dxa"/>
+            <w:tcBorders>
+              <w:top w:val="single" w:sz="4" w:space="0" w:color="auto"/>
+              <w:bottom w:val="single" w:sz="4" w:space="0" w:color="auto"/>
+            </w:tcBorders>
+            <w:shd w:val="clear" w:color="auto" w:fill="auto"/>
+            <w:noWrap/>
+            <w:hideMark/>
+          </w:tcPr>
+          <w:p>
+            <w:pPr>
+              <w:jc w:val="center"/>
+              <w:rPr>
+                <w:b/>
+                <w:bCs/>
+              </w:rPr>
+            </w:pPr>
+            <w:r>
+              <w:rPr>
+                <w:b/>
+                <w:bCs/>
+              </w:rPr>
+              <w:t>Neutral</w:t>
+            </w:r>
+          </w:p>
+        </w:tc>
+        <w:tc>
+          <w:tcPr>
+            <w:tcW w:w="1060" w:type="dxa"/>
+            <w:tcBorders>
+              <w:top w:val="single" w:sz="4" w:space="0" w:color="auto"/>
+              <w:bottom w:val="single" w:sz="4" w:space="0" w:color="auto"/>
+            </w:tcBorders>
+            <w:shd w:val="clear" w:color="auto" w:fill="auto"/>
+            <w:noWrap/>
+            <w:hideMark/>
+          </w:tcPr>
+          <w:p>
+            <w:pPr>
+              <w:jc w:val="center"/>
+              <w:rPr>
+                <w:b/>
+                <w:bCs/>
+              </w:rPr>
+            </w:pPr>
+            <w:r>
+              <w:rPr>
+                <w:b/>
+                <w:bCs/>
+              </w:rPr>
+              <w:t>Positive</w:t>
+            </w:r>
+          </w:p>
+        </w:tc>
+      </w:tr>
+      <w:tr>
+        <w:trPr>
+          <w:trHeight w:val="258"/>
+          <w:jc w:val="center"/>
+        </w:trPr>
+        <w:tc>
+          <w:tcPr>
+            <w:tcW w:w="2618" w:type="dxa"/>
+            <w:tcBorders>
+              <w:top w:val="single" w:sz="4" w:space="0" w:color="auto"/>
+            </w:tcBorders>
+            <w:shd w:val="clear" w:color="auto" w:fill="auto"/>
+            <w:noWrap/>
+            <w:vAlign w:val="bottom"/>
+            <w:hideMark/>
+          </w:tcPr>
+          <w:p>
+            <w:r>
+              <w:t>Bogotá Distrito Capital</w:t>
+            </w:r>
+          </w:p>
+        </w:tc>
+        <w:tc>
+          <w:tcPr>
+            <w:tcW w:w="1145" w:type="dxa"/>
+            <w:tcBorders>
+              <w:top w:val="single" w:sz="4" w:space="0" w:color="auto"/>
+            </w:tcBorders>
+            <w:shd w:val="clear" w:color="000000" w:fill="F99497"/>
+            <w:noWrap/>
+            <w:vAlign w:val="bottom"/>
+            <w:hideMark/>
+          </w:tcPr>
+          <w:p>
+            <w:pPr>
+              <w:jc w:val="center"/>
+            </w:pPr>
+            <w:r>
+              <w:t>-7.0%</w:t>
+            </w:r>
+          </w:p>
+        </w:tc>
+        <w:tc>
+          <w:tcPr>
+            <w:tcW w:w="1047" w:type="dxa"/>
+            <w:tcBorders>
+              <w:top w:val="single" w:sz="4" w:space="0" w:color="auto"/>
+            </w:tcBorders>
+            <w:shd w:val="clear" w:color="000000" w:fill="9EBADE"/>
+            <w:noWrap/>
+            <w:vAlign w:val="bottom"/>
+            <w:hideMark/>
+          </w:tcPr>
+          <w:p>
+            <w:pPr>
+              <w:jc w:val="center"/>
+            </w:pPr>
+            <w:r>
+              <w:t>7.0%</w:t>
+            </w:r>
+          </w:p>
+        </w:tc>
+        <w:tc>
+          <w:tcPr>
+            <w:tcW w:w="1060" w:type="dxa"/>
+            <w:tcBorders>
+              <w:top w:val="single" w:sz="4" w:space="0" w:color="auto"/>
+            </w:tcBorders>
+            <w:shd w:val="clear" w:color="000000" w:fill="F9FAFE"/>
+            <w:noWrap/>
+            <w:vAlign w:val="bottom"/>
+            <w:hideMark/>
+          </w:tcPr>
+          <w:p>
+            <w:pPr>
+              <w:jc w:val="center"/>
+            </w:pPr>
+            <w:r>
+              <w:t>0.0%</w:t>
+            </w:r>
+          </w:p>
+        </w:tc>
+      </w:tr>
+      <w:tr>
+        <w:trPr>
+          <w:trHeight w:val="258"/>
+          <w:jc w:val="center"/>
+        </w:trPr>
+        <w:tc>
+          <w:tcPr>
+            <w:tcW w:w="2618" w:type="dxa"/>
+            <w:shd w:val="clear" w:color="auto" w:fill="auto"/>
+            <w:noWrap/>
+            <w:vAlign w:val="bottom"/>
+            <w:hideMark/>
+          </w:tcPr>
+          <w:p>
+            <w:r>
+              <w:t>Bolívar</w:t>
+            </w:r>
+          </w:p>
+        </w:tc>
+        <w:tc>
+          <w:tcPr>
+            <w:tcW w:w="1145" w:type="dxa"/>
+            <w:shd w:val="clear" w:color="000000" w:fill="F9ABAE"/>
+            <w:noWrap/>
+            <w:vAlign w:val="bottom"/>
+            <w:hideMark/>
+          </w:tcPr>
+          <w:p>
+            <w:pPr>
+              <w:jc w:val="center"/>
+            </w:pPr>
+            <w:r>
+              <w:t>-5.5%</w:t>
+            </w:r>
+          </w:p>
+        </w:tc>
+        <w:tc>
+          <w:tcPr>
+            <w:tcW w:w="1047" w:type="dxa"/>
+            <w:shd w:val="clear" w:color="000000" w:fill="A2BDE0"/>
+            <w:noWrap/>
+            <w:vAlign w:val="bottom"/>
+            <w:hideMark/>
+          </w:tcPr>
+          <w:p>
+            <w:pPr>
+              <w:jc w:val="center"/>
+            </w:pPr>
+            <w:r>
+              <w:t>6.7%</w:t>
+            </w:r>
+          </w:p>
+        </w:tc>
+        <w:tc>
+          <w:tcPr>
+            <w:tcW w:w="1060" w:type="dxa"/>
+            <w:shd w:val="clear" w:color="000000" w:fill="FBEFF1"/>
+            <w:noWrap/>
+            <w:vAlign w:val="bottom"/>
+            <w:hideMark/>
+          </w:tcPr>
+          <w:p>
+            <w:pPr>
+              <w:jc w:val="center"/>
+            </w:pPr>
+            <w:r>
+              <w:t>-1.2%</w:t>
+            </w:r>
+          </w:p>
+        </w:tc>
+      </w:tr>
+      <w:tr>
+        <w:trPr>
+          <w:trHeight w:val="258"/>
+          <w:jc w:val="center"/>
+        </w:trPr>
+        <w:tc>
+          <w:tcPr>
+            <w:tcW w:w="2618" w:type="dxa"/>
+            <w:shd w:val="clear" w:color="auto" w:fill="auto"/>
+            <w:noWrap/>
+            <w:vAlign w:val="bottom"/>
+            <w:hideMark/>
+          </w:tcPr>
+          <w:p>
+            <w:r>
+              <w:t>Norte de Santander</w:t>
+            </w:r>
+          </w:p>
+        </w:tc>
+        <w:tc>
+          <w:tcPr>
+            <w:tcW w:w="1145" w:type="dxa"/>
+            <w:shd w:val="clear" w:color="000000" w:fill="FAC1C4"/>
+            <w:noWrap/>
+            <w:vAlign w:val="bottom"/>
+            <w:hideMark/>
+          </w:tcPr>
+          <w:p>
+            <w:pPr>
+              <w:jc w:val="center"/>
+            </w:pPr>
+            <w:r>
+              <w:t>-4.1%</w:t>
+            </w:r>
+          </w:p>
+        </w:tc>
+        <w:tc>
+          <w:tcPr>
+            <w:tcW w:w="1047" w:type="dxa"/>
+            <w:shd w:val="clear" w:color="000000" w:fill="B8CCE7"/>
+            <w:noWrap/>
+            <w:vAlign w:val="bottom"/>
+            <w:hideMark/>
+          </w:tcPr>
+          <w:p>
+            <w:pPr>
+              <w:jc w:val="center"/>
+            </w:pPr>
+            <w:r>
+              <w:t>5.0%</w:t>
+            </w:r>
+          </w:p>
+        </w:tc>
+        <w:tc>
+          <w:tcPr>
+            <w:tcW w:w="1060" w:type="dxa"/>
+            <w:shd w:val="clear" w:color="000000" w:fill="FBF3F6"/>
+            <w:noWrap/>
+            <w:vAlign w:val="bottom"/>
+            <w:hideMark/>
+          </w:tcPr>
+          <w:p>
+            <w:pPr>
+              <w:jc w:val="center"/>
+            </w:pPr>
+            <w:r>
+              <w:t>-0.9%</w:t>
+            </w:r>
+          </w:p>
+        </w:tc>
+      </w:tr>
+      <w:tr>
+        <w:trPr>
+          <w:trHeight w:val="258"/>
+          <w:jc w:val="center"/>
+        </w:trPr>
+        <w:tc>
+          <w:tcPr>
+            <w:tcW w:w="2618" w:type="dxa"/>
+            <w:shd w:val="clear" w:color="auto" w:fill="auto"/>
+            <w:noWrap/>
+            <w:vAlign w:val="bottom"/>
+            <w:hideMark/>
+          </w:tcPr>
+          <w:p>
+            <w:r>
+              <w:t>Boyacá</w:t>
+            </w:r>
+          </w:p>
+        </w:tc>
+        <w:tc>
+          <w:tcPr>
+            <w:tcW w:w="1145" w:type="dxa"/>
+            <w:shd w:val="clear" w:color="000000" w:fill="F8696B"/>
+            <w:noWrap/>
+            <w:vAlign w:val="bottom"/>
+            <w:hideMark/>
+          </w:tcPr>
+          <w:p>
+            <w:pPr>
+              <w:jc w:val="center"/>
+            </w:pPr>
+            <w:r>
+              <w:t>-9.8%</w:t>
+            </w:r>
+          </w:p>
+        </w:tc>
+        <w:tc>
+          <w:tcPr>
+            <w:tcW w:w="1047" w:type="dxa"/>
+            <w:shd w:val="clear" w:color="000000" w:fill="5A8AC6"/>
+            <w:noWrap/>
+            <w:vAlign w:val="bottom"/>
+            <w:hideMark/>
+          </w:tcPr>
+          <w:p>
+            <w:pPr>
+              <w:jc w:val="center"/>
+            </w:pPr>
+            <w:r>
+              <w:t>12.3%</w:t>
+            </w:r>
+          </w:p>
+        </w:tc>
+        <w:tc>
+          <w:tcPr>
+            <w:tcW w:w="1060" w:type="dxa"/>
+            <w:shd w:val="clear" w:color="000000" w:fill="FBDADD"/>
+            <w:noWrap/>
+            <w:vAlign w:val="bottom"/>
+            <w:hideMark/>
+          </w:tcPr>
+          <w:p>
+            <w:pPr>
+              <w:jc w:val="center"/>
+            </w:pPr>
+            <w:r>
+              <w:t>-2.5%</w:t>
+            </w:r>
+          </w:p>
+        </w:tc>
+      </w:tr>
+      <w:tr>
+        <w:trPr>
+          <w:trHeight w:val="258"/>
+          <w:jc w:val="center"/>
+        </w:trPr>
+        <w:tc>
+          <w:tcPr>
+            <w:tcW w:w="2618" w:type="dxa"/>
+            <w:shd w:val="clear" w:color="auto" w:fill="auto"/>
+            <w:noWrap/>
+            <w:vAlign w:val="bottom"/>
+            <w:hideMark/>
+          </w:tcPr>
+          <w:p>
+            <w:r>
+              <w:t>Cesar</w:t>
+            </w:r>
+          </w:p>
+        </w:tc>
+        <w:tc>
+          <w:tcPr>
+            <w:tcW w:w="1145" w:type="dxa"/>
+            <w:shd w:val="clear" w:color="000000" w:fill="F99A9D"/>
+            <w:noWrap/>
+            <w:vAlign w:val="bottom"/>
+            <w:hideMark/>
+          </w:tcPr>
+          <w:p>
+            <w:pPr>
+              <w:jc w:val="center"/>
+            </w:pPr>
+            <w:r>
+              <w:t>-6.6%</w:t>
+            </w:r>
+          </w:p>
+        </w:tc>
+        <w:tc>
+          <w:tcPr>
+            <w:tcW w:w="1047" w:type="dxa"/>
+            <w:shd w:val="clear" w:color="000000" w:fill="ACC4E3"/>
+            <w:noWrap/>
+            <w:vAlign w:val="bottom"/>
+            <w:hideMark/>
+          </w:tcPr>
+          <w:p>
+            <w:pPr>
+              <w:jc w:val="center"/>
+            </w:pPr>
+            <w:r>
+              <w:t>6.0%</w:t>
+            </w:r>
+          </w:p>
+        </w:tc>
+        <w:tc>
+          <w:tcPr>
+            <w:tcW w:w="1060" w:type="dxa"/>
+            <w:shd w:val="clear" w:color="000000" w:fill="F0F4FB"/>
+            <w:noWrap/>
+            <w:vAlign w:val="bottom"/>
+            <w:hideMark/>
+          </w:tcPr>
+          <w:p>
+            <w:pPr>
+              <w:jc w:val="center"/>
+            </w:pPr>
+            <w:r>
+              <w:t>0.6%</w:t>
+            </w:r>
+          </w:p>
+        </w:tc>
+      </w:tr>
+      <w:tr>
+        <w:trPr>
+          <w:trHeight w:val="258"/>
+          <w:jc w:val="center"/>
+        </w:trPr>
+        <w:tc>
+          <w:tcPr>
+            <w:tcW w:w="2618" w:type="dxa"/>
+            <w:shd w:val="clear" w:color="auto" w:fill="auto"/>
+            <w:noWrap/>
+            <w:vAlign w:val="bottom"/>
+            <w:hideMark/>
+          </w:tcPr>
+          <w:p>
+            <w:r>
+              <w:t>Antioquia</w:t>
+            </w:r>
+          </w:p>
+        </w:tc>
+        <w:tc>
+          <w:tcPr>
+            <w:tcW w:w="1145" w:type="dxa"/>
+            <w:shd w:val="clear" w:color="000000" w:fill="F99597"/>
+            <w:noWrap/>
+            <w:vAlign w:val="bottom"/>
+            <w:hideMark/>
+          </w:tcPr>
+          <w:p>
+            <w:pPr>
+              <w:jc w:val="center"/>
+            </w:pPr>
+            <w:r>
+              <w:t>-6.9%</w:t>
+            </w:r>
+          </w:p>
+        </w:tc>
+        <w:tc>
+          <w:tcPr>
+            <w:tcW w:w="1047" w:type="dxa"/>
+            <w:shd w:val="clear" w:color="000000" w:fill="9EBADE"/>
+            <w:noWrap/>
+            <w:vAlign w:val="bottom"/>
+            <w:hideMark/>
+          </w:tcPr>
+          <w:p>
+            <w:pPr>
+              <w:jc w:val="center"/>
+            </w:pPr>
+            <w:r>
+              <w:t>7.0%</w:t>
+            </w:r>
+          </w:p>
+        </w:tc>
+        <w:tc>
+          <w:tcPr>
+            <w:tcW w:w="1060" w:type="dxa"/>
+            <w:shd w:val="clear" w:color="000000" w:fill="F9FAFE"/>
+            <w:noWrap/>
+            <w:vAlign w:val="bottom"/>
+            <w:hideMark/>
+          </w:tcPr>
+          <w:p>
+            <w:pPr>
+              <w:jc w:val="center"/>
+            </w:pPr>
+            <w:r>
+              <w:t>-0.1%</w:t>
+            </w:r>
+          </w:p>
+        </w:tc>
+      </w:tr>
+      <w:tr>
+        <w:trPr>
+          <w:trHeight w:val="258"/>
+          <w:jc w:val="center"/>
+        </w:trPr>
+        <w:tc>
+          <w:tcPr>
+            <w:tcW w:w="2618" w:type="dxa"/>
+            <w:shd w:val="clear" w:color="auto" w:fill="auto"/>
+            <w:noWrap/>
+            <w:vAlign w:val="bottom"/>
+            <w:hideMark/>
+          </w:tcPr>
+          <w:p>
+            <w:r>
+              <w:t>Santander</w:t>
+            </w:r>
+          </w:p>
+        </w:tc>
+        <w:tc>
+          <w:tcPr>
+            <w:tcW w:w="1145" w:type="dxa"/>
+            <w:shd w:val="clear" w:color="000000" w:fill="F99A9C"/>
+            <w:noWrap/>
+            <w:vAlign w:val="bottom"/>
+            <w:hideMark/>
+          </w:tcPr>
+          <w:p>
+            <w:pPr>
+              <w:jc w:val="center"/>
+            </w:pPr>
+            <w:r>
+              <w:t>-6.7%</w:t>
+            </w:r>
+          </w:p>
+        </w:tc>
+        <w:tc>
+          <w:tcPr>
+            <w:tcW w:w="1047" w:type="dxa"/>
+            <w:shd w:val="clear" w:color="000000" w:fill="ADC5E4"/>
+            <w:noWrap/>
+            <w:vAlign w:val="bottom"/>
+            <w:hideMark/>
+          </w:tcPr>
+          <w:p>
+            <w:pPr>
+              <w:jc w:val="center"/>
+            </w:pPr>
+            <w:r>
+              <w:t>5.8%</w:t>
+            </w:r>
+          </w:p>
+        </w:tc>
+        <w:tc>
+          <w:tcPr>
+            <w:tcW w:w="1060" w:type="dxa"/>
+            <w:shd w:val="clear" w:color="000000" w:fill="EEF2FA"/>
+            <w:noWrap/>
+            <w:vAlign w:val="bottom"/>
+            <w:hideMark/>
+          </w:tcPr>
+          <w:p>
+            <w:pPr>
+              <w:jc w:val="center"/>
+            </w:pPr>
+            <w:r>
+              <w:t>0.8%</w:t>
+            </w:r>
+          </w:p>
+        </w:tc>
+      </w:tr>
+      <w:tr>
+        <w:trPr>
+          <w:trHeight w:val="258"/>
+          <w:jc w:val="center"/>
+        </w:trPr>
+        <w:tc>
+          <w:tcPr>
+            <w:tcW w:w="2618" w:type="dxa"/>
+            <w:shd w:val="clear" w:color="auto" w:fill="auto"/>
+            <w:noWrap/>
+            <w:vAlign w:val="bottom"/>
+            <w:hideMark/>
+          </w:tcPr>
+          <w:p>
+            <w:r>
+              <w:t>Quindío</w:t>
+            </w:r>
+          </w:p>
+        </w:tc>
+        <w:tc>
+          <w:tcPr>
+            <w:tcW w:w="1145" w:type="dxa"/>
+            <w:shd w:val="clear" w:color="000000" w:fill="FAD2D4"/>
+            <w:noWrap/>
+            <w:vAlign w:val="bottom"/>
+            <w:hideMark/>
+          </w:tcPr>
+          <w:p>
+            <w:pPr>
+              <w:jc w:val="center"/>
+            </w:pPr>
+            <w:r>
+              <w:t>-3.0%</w:t>
+            </w:r>
+          </w:p>
+        </w:tc>
+        <w:tc>
+          <w:tcPr>
+            <w:tcW w:w="1047" w:type="dxa"/>
+            <w:shd w:val="clear" w:color="000000" w:fill="CFDDF0"/>
+            <w:noWrap/>
+            <w:vAlign w:val="bottom"/>
+            <w:hideMark/>
+          </w:tcPr>
+          <w:p>
+            <w:pPr>
+              <w:jc w:val="center"/>
+            </w:pPr>
+            <w:r>
+              <w:t>3.2%</w:t>
+            </w:r>
+          </w:p>
+        </w:tc>
+        <w:tc>
+          <w:tcPr>
+            <w:tcW w:w="1060" w:type="dxa"/>
+            <w:shd w:val="clear" w:color="000000" w:fill="FAFBFF"/>
+            <w:noWrap/>
+            <w:vAlign w:val="bottom"/>
+            <w:hideMark/>
+          </w:tcPr>
+          <w:p>
+            <w:pPr>
+              <w:jc w:val="center"/>
+            </w:pPr>
+            <w:r>
+              <w:t>-0.2%</w:t>
+            </w:r>
+          </w:p>
+        </w:tc>
+      </w:tr>
+      <w:tr>
+        <w:trPr>
+          <w:trHeight w:val="258"/>
+          <w:jc w:val="center"/>
+        </w:trPr>
+        <w:tc>
+          <w:tcPr>
+            <w:tcW w:w="2618" w:type="dxa"/>
+            <w:shd w:val="clear" w:color="auto" w:fill="auto"/>
+            <w:noWrap/>
+            <w:vAlign w:val="bottom"/>
+            <w:hideMark/>
+          </w:tcPr>
+          <w:p>
+            <w:r>
+              <w:lastRenderedPageBreak/>
+              <w:t>Valle del Cauca</w:t>
+            </w:r>
+          </w:p>
+        </w:tc>
+        <w:tc>
+          <w:tcPr>
+            <w:tcW w:w="1145" w:type="dxa"/>
+            <w:shd w:val="clear" w:color="000000" w:fill="F99D9F"/>
+            <w:noWrap/>
+            <w:vAlign w:val="bottom"/>
+            <w:hideMark/>
+          </w:tcPr>
+          <w:p>
+            <w:pPr>
+              <w:jc w:val="center"/>
+            </w:pPr>
+            <w:r>
+              <w:t>-6.4%</w:t>
+            </w:r>
+          </w:p>
+        </w:tc>
+        <w:tc>
+          <w:tcPr>
+            <w:tcW w:w="1047" w:type="dxa"/>
+            <w:shd w:val="clear" w:color="000000" w:fill="ACC4E3"/>
+            <w:noWrap/>
+            <w:vAlign w:val="bottom"/>
+            <w:hideMark/>
+          </w:tcPr>
+          <w:p>
+            <w:pPr>
+              <w:jc w:val="center"/>
+            </w:pPr>
+            <w:r>
+              <w:t>6.0%</w:t>
+            </w:r>
+          </w:p>
+        </w:tc>
+        <w:tc>
+          <w:tcPr>
+            <w:tcW w:w="1060" w:type="dxa"/>
+            <w:shd w:val="clear" w:color="000000" w:fill="F2F5FC"/>
+            <w:noWrap/>
+            <w:vAlign w:val="bottom"/>
+            <w:hideMark/>
+          </w:tcPr>
+          <w:p>
+            <w:pPr>
+              <w:jc w:val="center"/>
+            </w:pPr>
+            <w:r>
+              <w:t>0.5%</w:t>
+            </w:r>
+          </w:p>
+        </w:tc>
+      </w:tr>
+      <w:tr>
+        <w:trPr>
+          <w:trHeight w:val="258"/>
+          <w:jc w:val="center"/>
+        </w:trPr>
+        <w:tc>
+          <w:tcPr>
+            <w:tcW w:w="2618" w:type="dxa"/>
+            <w:shd w:val="clear" w:color="auto" w:fill="auto"/>
+            <w:noWrap/>
+            <w:vAlign w:val="bottom"/>
+            <w:hideMark/>
+          </w:tcPr>
+          <w:p>
+            <w:r>
+              <w:t>Atlántico</w:t>
+            </w:r>
+          </w:p>
+        </w:tc>
+        <w:tc>
+          <w:tcPr>
+            <w:tcW w:w="1145" w:type="dxa"/>
+            <w:shd w:val="clear" w:color="000000" w:fill="F9B0B3"/>
+            <w:noWrap/>
+            <w:vAlign w:val="bottom"/>
+            <w:hideMark/>
+          </w:tcPr>
+          <w:p>
+            <w:pPr>
+              <w:jc w:val="center"/>
+            </w:pPr>
+            <w:r>
+              <w:t>-5.2%</w:t>
+            </w:r>
+          </w:p>
+        </w:tc>
+        <w:tc>
+          <w:tcPr>
+            <w:tcW w:w="1047" w:type="dxa"/>
+            <w:shd w:val="clear" w:color="000000" w:fill="B3C9E6"/>
+            <w:noWrap/>
+            <w:vAlign w:val="bottom"/>
+            <w:hideMark/>
+          </w:tcPr>
+          <w:p>
+            <w:pPr>
+              <w:jc w:val="center"/>
+            </w:pPr>
+            <w:r>
+              <w:t>5.4%</w:t>
+            </w:r>
+          </w:p>
+        </w:tc>
+        <w:tc>
+          <w:tcPr>
+            <w:tcW w:w="1060" w:type="dxa"/>
+            <w:shd w:val="clear" w:color="000000" w:fill="FBFBFF"/>
+            <w:noWrap/>
+            <w:vAlign w:val="bottom"/>
+            <w:hideMark/>
+          </w:tcPr>
+          <w:p>
+            <w:pPr>
+              <w:jc w:val="center"/>
+            </w:pPr>
+            <w:r>
+              <w:t>-0.2%</w:t>
+            </w:r>
+          </w:p>
+        </w:tc>
+      </w:tr>
+      <w:tr>
+        <w:trPr>
+          <w:trHeight w:val="258"/>
+          <w:jc w:val="center"/>
+        </w:trPr>
+        <w:tc>
+          <w:tcPr>
+            <w:tcW w:w="2618" w:type="dxa"/>
+            <w:shd w:val="clear" w:color="auto" w:fill="auto"/>
+            <w:noWrap/>
+            <w:vAlign w:val="bottom"/>
+            <w:hideMark/>
+          </w:tcPr>
+          <w:p>
+            <w:r>
+              <w:t>Risaralda</w:t>
+            </w:r>
+          </w:p>
+        </w:tc>
+        <w:tc>
+          <w:tcPr>
+            <w:tcW w:w="1145" w:type="dxa"/>
+            <w:shd w:val="clear" w:color="000000" w:fill="FBDDDF"/>
+            <w:noWrap/>
+            <w:vAlign w:val="bottom"/>
+            <w:hideMark/>
+          </w:tcPr>
+          <w:p>
+            <w:pPr>
+              <w:jc w:val="center"/>
+            </w:pPr>
+            <w:r>
+              <w:t>-2.3%</w:t>
+            </w:r>
+          </w:p>
+        </w:tc>
+        <w:tc>
+          <w:tcPr>
+            <w:tcW w:w="1047" w:type="dxa"/>
+            <w:shd w:val="clear" w:color="000000" w:fill="D2DFF1"/>
+            <w:noWrap/>
+            <w:vAlign w:val="bottom"/>
+            <w:hideMark/>
+          </w:tcPr>
+          <w:p>
+            <w:pPr>
+              <w:jc w:val="center"/>
+            </w:pPr>
+            <w:r>
+              <w:t>3.0%</w:t>
+            </w:r>
+          </w:p>
+        </w:tc>
+        <w:tc>
+          <w:tcPr>
+            <w:tcW w:w="1060" w:type="dxa"/>
+            <w:shd w:val="clear" w:color="000000" w:fill="FBF7FA"/>
+            <w:noWrap/>
+            <w:vAlign w:val="bottom"/>
+            <w:hideMark/>
+          </w:tcPr>
+          <w:p>
+            <w:pPr>
+              <w:jc w:val="center"/>
+            </w:pPr>
+            <w:r>
+              <w:t>-0.6%</w:t>
+            </w:r>
+          </w:p>
+        </w:tc>
+      </w:tr>
+      <w:tr>
+        <w:trPr>
+          <w:trHeight w:val="258"/>
+          <w:jc w:val="center"/>
+        </w:trPr>
+        <w:tc>
+          <w:tcPr>
+            <w:tcW w:w="2618" w:type="dxa"/>
+            <w:shd w:val="clear" w:color="auto" w:fill="auto"/>
+            <w:noWrap/>
+            <w:vAlign w:val="bottom"/>
+            <w:hideMark/>
+          </w:tcPr>
+          <w:p>
+            <w:r>
+              <w:t>Huila</w:t>
+            </w:r>
+          </w:p>
+        </w:tc>
+        <w:tc>
+          <w:tcPr>
+            <w:tcW w:w="1145" w:type="dxa"/>
+            <w:shd w:val="clear" w:color="000000" w:fill="F9B0B2"/>
+            <w:noWrap/>
+            <w:vAlign w:val="bottom"/>
+            <w:hideMark/>
+          </w:tcPr>
+          <w:p>
+            <w:pPr>
+              <w:jc w:val="center"/>
+            </w:pPr>
+            <w:r>
+              <w:t>-5.2%</w:t>
+            </w:r>
+          </w:p>
+        </w:tc>
+        <w:tc>
+          <w:tcPr>
+            <w:tcW w:w="1047" w:type="dxa"/>
+            <w:shd w:val="clear" w:color="000000" w:fill="9DB9DE"/>
+            <w:noWrap/>
+            <w:vAlign w:val="bottom"/>
+            <w:hideMark/>
+          </w:tcPr>
+          <w:p>
+            <w:pPr>
+              <w:jc w:val="center"/>
+            </w:pPr>
+            <w:r>
+              <w:t>7.1%</w:t>
+            </w:r>
+          </w:p>
+        </w:tc>
+        <w:tc>
+          <w:tcPr>
+            <w:tcW w:w="1060" w:type="dxa"/>
+            <w:shd w:val="clear" w:color="000000" w:fill="FBE3E6"/>
+            <w:noWrap/>
+            <w:vAlign w:val="bottom"/>
+            <w:hideMark/>
+          </w:tcPr>
+          <w:p>
+            <w:pPr>
+              <w:jc w:val="center"/>
+            </w:pPr>
+            <w:r>
+              <w:t>-1.9%</w:t>
+            </w:r>
+          </w:p>
+        </w:tc>
+      </w:tr>
+      <w:tr>
+        <w:trPr>
+          <w:trHeight w:val="258"/>
+          <w:jc w:val="center"/>
+        </w:trPr>
+        <w:tc>
+          <w:tcPr>
+            <w:tcW w:w="2618" w:type="dxa"/>
+            <w:shd w:val="clear" w:color="auto" w:fill="auto"/>
+            <w:noWrap/>
+            <w:vAlign w:val="bottom"/>
+            <w:hideMark/>
+          </w:tcPr>
+          <w:p>
+            <w:r>
+              <w:t>Magdalena</w:t>
+            </w:r>
+          </w:p>
+        </w:tc>
+        <w:tc>
+          <w:tcPr>
+            <w:tcW w:w="1145" w:type="dxa"/>
+            <w:shd w:val="clear" w:color="000000" w:fill="F9A5A7"/>
+            <w:noWrap/>
+            <w:vAlign w:val="bottom"/>
+            <w:hideMark/>
+          </w:tcPr>
+          <w:p>
+            <w:pPr>
+              <w:jc w:val="center"/>
+            </w:pPr>
+            <w:r>
+              <w:t>-5.9%</w:t>
+            </w:r>
+          </w:p>
+        </w:tc>
+        <w:tc>
+          <w:tcPr>
+            <w:tcW w:w="1047" w:type="dxa"/>
+            <w:shd w:val="clear" w:color="000000" w:fill="8DAED8"/>
+            <w:noWrap/>
+            <w:vAlign w:val="bottom"/>
+            <w:hideMark/>
+          </w:tcPr>
+          <w:p>
+            <w:pPr>
+              <w:jc w:val="center"/>
+            </w:pPr>
+            <w:r>
+              <w:t>8.3%</w:t>
+            </w:r>
+          </w:p>
+        </w:tc>
+        <w:tc>
+          <w:tcPr>
+            <w:tcW w:w="1060" w:type="dxa"/>
+            <w:shd w:val="clear" w:color="000000" w:fill="FBDCDE"/>
+            <w:noWrap/>
+            <w:vAlign w:val="bottom"/>
+            <w:hideMark/>
+          </w:tcPr>
+          <w:p>
+            <w:pPr>
+              <w:jc w:val="center"/>
+            </w:pPr>
+            <w:r>
+              <w:t>-2.4%</w:t>
+            </w:r>
+          </w:p>
+        </w:tc>
+      </w:tr>
+      <w:tr>
+        <w:trPr>
+          <w:trHeight w:val="258"/>
+          <w:jc w:val="center"/>
+        </w:trPr>
+        <w:tc>
+          <w:tcPr>
+            <w:tcW w:w="2618" w:type="dxa"/>
+            <w:shd w:val="clear" w:color="auto" w:fill="auto"/>
+            <w:noWrap/>
+            <w:vAlign w:val="bottom"/>
+            <w:hideMark/>
+          </w:tcPr>
+          <w:p>
+            <w:r>
+              <w:t>Córdoba</w:t>
+            </w:r>
+          </w:p>
+        </w:tc>
+        <w:tc>
+          <w:tcPr>
+            <w:tcW w:w="1145" w:type="dxa"/>
+            <w:shd w:val="clear" w:color="000000" w:fill="FAD5D8"/>
+            <w:noWrap/>
+            <w:vAlign w:val="bottom"/>
+            <w:hideMark/>
+          </w:tcPr>
+          <w:p>
+            <w:pPr>
+              <w:jc w:val="center"/>
+            </w:pPr>
+            <w:r>
+              <w:t>-2.8%</w:t>
+            </w:r>
+          </w:p>
+        </w:tc>
+        <w:tc>
+          <w:tcPr>
+            <w:tcW w:w="1047" w:type="dxa"/>
+            <w:shd w:val="clear" w:color="000000" w:fill="C6D6EC"/>
+            <w:noWrap/>
+            <w:vAlign w:val="bottom"/>
+            <w:hideMark/>
+          </w:tcPr>
+          <w:p>
+            <w:pPr>
+              <w:jc w:val="center"/>
+            </w:pPr>
+            <w:r>
+              <w:t>3.9%</w:t>
+            </w:r>
+          </w:p>
+        </w:tc>
+        <w:tc>
+          <w:tcPr>
+            <w:tcW w:w="1060" w:type="dxa"/>
+            <w:shd w:val="clear" w:color="000000" w:fill="FBF0F3"/>
+            <w:noWrap/>
+            <w:vAlign w:val="bottom"/>
+            <w:hideMark/>
+          </w:tcPr>
+          <w:p>
+            <w:pPr>
+              <w:jc w:val="center"/>
+            </w:pPr>
+            <w:r>
+              <w:t>-1.1%</w:t>
+            </w:r>
+          </w:p>
+        </w:tc>
+      </w:tr>
+      <w:tr>
+        <w:trPr>
+          <w:trHeight w:val="258"/>
+          <w:jc w:val="center"/>
+        </w:trPr>
+        <w:tc>
+          <w:tcPr>
+            <w:tcW w:w="2618" w:type="dxa"/>
+            <w:shd w:val="clear" w:color="auto" w:fill="auto"/>
+            <w:noWrap/>
+            <w:vAlign w:val="bottom"/>
+            <w:hideMark/>
+          </w:tcPr>
+          <w:p>
+            <w:r>
+              <w:t>Nariño</w:t>
+            </w:r>
+          </w:p>
+        </w:tc>
+        <w:tc>
+          <w:tcPr>
+            <w:tcW w:w="1145" w:type="dxa"/>
+            <w:shd w:val="clear" w:color="000000" w:fill="F9B0B3"/>
+            <w:noWrap/>
+            <w:vAlign w:val="bottom"/>
+            <w:hideMark/>
+          </w:tcPr>
+          <w:p>
+            <w:pPr>
+              <w:jc w:val="center"/>
+            </w:pPr>
+            <w:r>
+              <w:t>-5.2%</w:t>
+            </w:r>
+          </w:p>
+        </w:tc>
+        <w:tc>
+          <w:tcPr>
+            <w:tcW w:w="1047" w:type="dxa"/>
+            <w:shd w:val="clear" w:color="000000" w:fill="B9CDE8"/>
+            <w:noWrap/>
+            <w:vAlign w:val="bottom"/>
+            <w:hideMark/>
+          </w:tcPr>
+          <w:p>
+            <w:pPr>
+              <w:jc w:val="center"/>
+            </w:pPr>
+            <w:r>
+              <w:t>4.9%</w:t>
+            </w:r>
+          </w:p>
+        </w:tc>
+        <w:tc>
+          <w:tcPr>
+            <w:tcW w:w="1060" w:type="dxa"/>
+            <w:shd w:val="clear" w:color="000000" w:fill="F4F7FD"/>
+            <w:noWrap/>
+            <w:vAlign w:val="bottom"/>
+            <w:hideMark/>
+          </w:tcPr>
+          <w:p>
+            <w:pPr>
+              <w:jc w:val="center"/>
+            </w:pPr>
+            <w:r>
+              <w:t>0.3%</w:t>
+            </w:r>
+          </w:p>
+        </w:tc>
+      </w:tr>
+      <w:tr>
+        <w:trPr>
+          <w:trHeight w:val="258"/>
+          <w:jc w:val="center"/>
+        </w:trPr>
+        <w:tc>
+          <w:tcPr>
+            <w:tcW w:w="2618" w:type="dxa"/>
+            <w:shd w:val="clear" w:color="auto" w:fill="auto"/>
+            <w:noWrap/>
+            <w:vAlign w:val="bottom"/>
+            <w:hideMark/>
+          </w:tcPr>
+          <w:p>
+            <w:r>
+              <w:t>Tolima</w:t>
+            </w:r>
+          </w:p>
+        </w:tc>
+        <w:tc>
+          <w:tcPr>
+            <w:tcW w:w="1145" w:type="dxa"/>
+            <w:shd w:val="clear" w:color="000000" w:fill="FBE5E8"/>
+            <w:noWrap/>
+            <w:vAlign w:val="bottom"/>
+            <w:hideMark/>
+          </w:tcPr>
+          <w:p>
+            <w:pPr>
+              <w:jc w:val="center"/>
+            </w:pPr>
+            <w:r>
+              <w:t>-1.8%</w:t>
+            </w:r>
+          </w:p>
+        </w:tc>
+        <w:tc>
+          <w:tcPr>
+            <w:tcW w:w="1047" w:type="dxa"/>
+            <w:shd w:val="clear" w:color="000000" w:fill="D5E1F2"/>
+            <w:noWrap/>
+            <w:vAlign w:val="bottom"/>
+            <w:hideMark/>
+          </w:tcPr>
+          <w:p>
+            <w:pPr>
+              <w:jc w:val="center"/>
+            </w:pPr>
+            <w:r>
+              <w:t>2.7%</w:t>
+            </w:r>
+          </w:p>
+        </w:tc>
+        <w:tc>
+          <w:tcPr>
+            <w:tcW w:w="1060" w:type="dxa"/>
+            <w:shd w:val="clear" w:color="000000" w:fill="FBF2F5"/>
+            <w:noWrap/>
+            <w:vAlign w:val="bottom"/>
+            <w:hideMark/>
+          </w:tcPr>
+          <w:p>
+            <w:pPr>
+              <w:jc w:val="center"/>
+            </w:pPr>
+            <w:r>
+              <w:t>-0.9%</w:t>
+            </w:r>
+          </w:p>
+        </w:tc>
+      </w:tr>
+      <w:tr>
+        <w:trPr>
+          <w:trHeight w:val="258"/>
+          <w:jc w:val="center"/>
+        </w:trPr>
+        <w:tc>
+          <w:tcPr>
+            <w:tcW w:w="2618" w:type="dxa"/>
+            <w:shd w:val="clear" w:color="auto" w:fill="auto"/>
+            <w:noWrap/>
+            <w:vAlign w:val="bottom"/>
+            <w:hideMark/>
+          </w:tcPr>
+          <w:p>
+            <w:r>
+              <w:t>Cundinamarca</w:t>
+            </w:r>
+          </w:p>
+        </w:tc>
+        <w:tc>
+          <w:tcPr>
+            <w:tcW w:w="1145" w:type="dxa"/>
+            <w:shd w:val="clear" w:color="000000" w:fill="FBE2E5"/>
+            <w:noWrap/>
+            <w:vAlign w:val="bottom"/>
+            <w:hideMark/>
+          </w:tcPr>
+          <w:p>
+            <w:pPr>
+              <w:jc w:val="center"/>
+            </w:pPr>
+            <w:r>
+              <w:t>-2.0%</w:t>
+            </w:r>
+          </w:p>
+        </w:tc>
+        <w:tc>
+          <w:tcPr>
+            <w:tcW w:w="1047" w:type="dxa"/>
+            <w:shd w:val="clear" w:color="000000" w:fill="C5D5EC"/>
+            <w:noWrap/>
+            <w:vAlign w:val="bottom"/>
+            <w:hideMark/>
+          </w:tcPr>
+          <w:p>
+            <w:pPr>
+              <w:jc w:val="center"/>
+            </w:pPr>
+            <w:r>
+              <w:t>4.0%</w:t>
+            </w:r>
+          </w:p>
+        </w:tc>
+        <w:tc>
+          <w:tcPr>
+            <w:tcW w:w="1060" w:type="dxa"/>
+            <w:shd w:val="clear" w:color="000000" w:fill="FBE1E4"/>
+            <w:noWrap/>
+            <w:vAlign w:val="bottom"/>
+            <w:hideMark/>
+          </w:tcPr>
+          <w:p>
+            <w:pPr>
+              <w:jc w:val="center"/>
+            </w:pPr>
+            <w:r>
+              <w:t>-2.0%</w:t>
+            </w:r>
+          </w:p>
+        </w:tc>
+      </w:tr>
+      <w:tr>
+        <w:trPr>
+          <w:trHeight w:val="258"/>
+          <w:jc w:val="center"/>
+        </w:trPr>
+        <w:tc>
+          <w:tcPr>
+            <w:tcW w:w="2618" w:type="dxa"/>
+            <w:shd w:val="clear" w:color="auto" w:fill="auto"/>
+            <w:noWrap/>
+            <w:vAlign w:val="bottom"/>
+            <w:hideMark/>
+          </w:tcPr>
+          <w:p>
+            <w:r>
+              <w:t>La Guajira</w:t>
+            </w:r>
+          </w:p>
+        </w:tc>
+        <w:tc>
+          <w:tcPr>
+            <w:tcW w:w="1145" w:type="dxa"/>
+            <w:shd w:val="clear" w:color="000000" w:fill="FBE9EC"/>
+            <w:noWrap/>
+            <w:vAlign w:val="bottom"/>
+            <w:hideMark/>
+          </w:tcPr>
+          <w:p>
+            <w:pPr>
+              <w:jc w:val="center"/>
+            </w:pPr>
+            <w:r>
+              <w:t>-1.5%</w:t>
+            </w:r>
+          </w:p>
+        </w:tc>
+        <w:tc>
+          <w:tcPr>
+            <w:tcW w:w="1047" w:type="dxa"/>
+            <w:shd w:val="clear" w:color="000000" w:fill="D0DDF0"/>
+            <w:noWrap/>
+            <w:vAlign w:val="bottom"/>
+            <w:hideMark/>
+          </w:tcPr>
+          <w:p>
+            <w:pPr>
+              <w:jc w:val="center"/>
+            </w:pPr>
+            <w:r>
+              <w:t>3.1%</w:t>
+            </w:r>
+          </w:p>
+        </w:tc>
+        <w:tc>
+          <w:tcPr>
+            <w:tcW w:w="1060" w:type="dxa"/>
+            <w:shd w:val="clear" w:color="000000" w:fill="FBE8EB"/>
+            <w:noWrap/>
+            <w:vAlign w:val="bottom"/>
+            <w:hideMark/>
+          </w:tcPr>
+          <w:p>
+            <w:pPr>
+              <w:jc w:val="center"/>
+            </w:pPr>
+            <w:r>
+              <w:t>-1.6%</w:t>
+            </w:r>
+          </w:p>
+        </w:tc>
+      </w:tr>
+      <w:tr>
+        <w:trPr>
+          <w:trHeight w:val="258"/>
+          <w:jc w:val="center"/>
+        </w:trPr>
+        <w:tc>
+          <w:tcPr>
+            <w:tcW w:w="2618" w:type="dxa"/>
+            <w:shd w:val="clear" w:color="auto" w:fill="auto"/>
+            <w:noWrap/>
+            <w:vAlign w:val="bottom"/>
+            <w:hideMark/>
+          </w:tcPr>
+          <w:p>
+            <w:r>
+              <w:t>Meta</w:t>
+            </w:r>
+          </w:p>
+        </w:tc>
+        <w:tc>
+          <w:tcPr>
+            <w:tcW w:w="1145" w:type="dxa"/>
+            <w:shd w:val="clear" w:color="000000" w:fill="FAD0D2"/>
+            <w:noWrap/>
+            <w:vAlign w:val="bottom"/>
+            <w:hideMark/>
+          </w:tcPr>
+          <w:p>
+            <w:pPr>
+              <w:jc w:val="center"/>
+            </w:pPr>
+            <w:r>
+              <w:t>-3.2%</w:t>
+            </w:r>
+          </w:p>
+        </w:tc>
+        <w:tc>
+          <w:tcPr>
+            <w:tcW w:w="1047" w:type="dxa"/>
+            <w:shd w:val="clear" w:color="000000" w:fill="BDD0E9"/>
+            <w:noWrap/>
+            <w:vAlign w:val="bottom"/>
+            <w:hideMark/>
+          </w:tcPr>
+          <w:p>
+            <w:pPr>
+              <w:jc w:val="center"/>
+            </w:pPr>
+            <w:r>
+              <w:t>4.6%</w:t>
+            </w:r>
+          </w:p>
+        </w:tc>
+        <w:tc>
+          <w:tcPr>
+            <w:tcW w:w="1060" w:type="dxa"/>
+            <w:shd w:val="clear" w:color="000000" w:fill="FBEBED"/>
+            <w:noWrap/>
+            <w:vAlign w:val="bottom"/>
+            <w:hideMark/>
+          </w:tcPr>
+          <w:p>
+            <w:pPr>
+              <w:jc w:val="center"/>
+            </w:pPr>
+            <w:r>
+              <w:t>-1.4%</w:t>
+            </w:r>
+          </w:p>
+        </w:tc>
+      </w:tr>
+      <w:tr>
+        <w:trPr>
+          <w:trHeight w:val="258"/>
+          <w:jc w:val="center"/>
+        </w:trPr>
+        <w:tc>
+          <w:tcPr>
+            <w:tcW w:w="2618" w:type="dxa"/>
+            <w:shd w:val="clear" w:color="auto" w:fill="auto"/>
+            <w:noWrap/>
+            <w:vAlign w:val="bottom"/>
+            <w:hideMark/>
+          </w:tcPr>
+          <w:p>
+            <w:r>
+              <w:t>Casanare</w:t>
+            </w:r>
+          </w:p>
+        </w:tc>
+        <w:tc>
+          <w:tcPr>
+            <w:tcW w:w="1145" w:type="dxa"/>
+            <w:shd w:val="clear" w:color="000000" w:fill="FABABD"/>
+            <w:noWrap/>
+            <w:vAlign w:val="bottom"/>
+            <w:hideMark/>
+          </w:tcPr>
+          <w:p>
+            <w:pPr>
+              <w:jc w:val="center"/>
+            </w:pPr>
+            <w:r>
+              <w:t>-4.5%</w:t>
+            </w:r>
+          </w:p>
+        </w:tc>
+        <w:tc>
+          <w:tcPr>
+            <w:tcW w:w="1047" w:type="dxa"/>
+            <w:shd w:val="clear" w:color="000000" w:fill="C2D3EB"/>
+            <w:noWrap/>
+            <w:vAlign w:val="bottom"/>
+            <w:hideMark/>
+          </w:tcPr>
+          <w:p>
+            <w:pPr>
+              <w:jc w:val="center"/>
+            </w:pPr>
+            <w:r>
+              <w:t>4.3%</w:t>
+            </w:r>
+          </w:p>
+        </w:tc>
+        <w:tc>
+          <w:tcPr>
+            <w:tcW w:w="1060" w:type="dxa"/>
+            <w:shd w:val="clear" w:color="000000" w:fill="F4F7FD"/>
+            <w:noWrap/>
+            <w:vAlign w:val="bottom"/>
+            <w:hideMark/>
+          </w:tcPr>
+          <w:p>
+            <w:pPr>
+              <w:jc w:val="center"/>
+            </w:pPr>
+            <w:r>
+              <w:t>0.3%</w:t>
+            </w:r>
+          </w:p>
+        </w:tc>
+      </w:tr>
+      <w:tr>
+        <w:trPr>
+          <w:trHeight w:val="258"/>
+          <w:jc w:val="center"/>
+        </w:trPr>
+        <w:tc>
+          <w:tcPr>
+            <w:tcW w:w="2618" w:type="dxa"/>
+            <w:shd w:val="clear" w:color="auto" w:fill="auto"/>
+            <w:noWrap/>
+            <w:vAlign w:val="bottom"/>
+            <w:hideMark/>
+          </w:tcPr>
+          <w:p>
+            <w:r>
+              <w:t>Arauca</w:t>
+            </w:r>
+          </w:p>
+        </w:tc>
+        <w:tc>
+          <w:tcPr>
+            <w:tcW w:w="1145" w:type="dxa"/>
+            <w:shd w:val="clear" w:color="000000" w:fill="FAC8CB"/>
+            <w:noWrap/>
+            <w:vAlign w:val="bottom"/>
+            <w:hideMark/>
+          </w:tcPr>
+          <w:p>
+            <w:pPr>
+              <w:jc w:val="center"/>
+            </w:pPr>
+            <w:r>
+              <w:t>-3.7%</w:t>
+            </w:r>
+          </w:p>
+        </w:tc>
+        <w:tc>
+          <w:tcPr>
+            <w:tcW w:w="1047" w:type="dxa"/>
+            <w:shd w:val="clear" w:color="000000" w:fill="B6CBE7"/>
+            <w:noWrap/>
+            <w:vAlign w:val="bottom"/>
+            <w:hideMark/>
+          </w:tcPr>
+          <w:p>
+            <w:pPr>
+              <w:jc w:val="center"/>
+            </w:pPr>
+            <w:r>
+              <w:t>5.2%</w:t>
+            </w:r>
+          </w:p>
+        </w:tc>
+        <w:tc>
+          <w:tcPr>
+            <w:tcW w:w="1060" w:type="dxa"/>
+            <w:shd w:val="clear" w:color="000000" w:fill="FBE9EC"/>
+            <w:noWrap/>
+            <w:vAlign w:val="bottom"/>
+            <w:hideMark/>
+          </w:tcPr>
+          <w:p>
+            <w:pPr>
+              <w:jc w:val="center"/>
+            </w:pPr>
+            <w:r>
+              <w:t>-1.5%</w:t>
+            </w:r>
+          </w:p>
+        </w:tc>
+      </w:tr>
+      <w:tr>
+        <w:trPr>
+          <w:trHeight w:val="258"/>
+          <w:jc w:val="center"/>
+        </w:trPr>
+        <w:tc>
+          <w:tcPr>
+            <w:tcW w:w="2618" w:type="dxa"/>
+            <w:shd w:val="clear" w:color="auto" w:fill="auto"/>
+            <w:noWrap/>
+            <w:vAlign w:val="bottom"/>
+            <w:hideMark/>
+          </w:tcPr>
+          <w:p>
+            <w:r>
+              <w:t>Chocó</w:t>
+            </w:r>
+          </w:p>
+        </w:tc>
+        <w:tc>
+          <w:tcPr>
+            <w:tcW w:w="1145" w:type="dxa"/>
+            <w:shd w:val="clear" w:color="000000" w:fill="FBFAFD"/>
+            <w:noWrap/>
+            <w:vAlign w:val="bottom"/>
+            <w:hideMark/>
+          </w:tcPr>
+          <w:p>
+            <w:pPr>
+              <w:jc w:val="center"/>
+            </w:pPr>
+            <w:r>
+              <w:t>-0.4%</w:t>
+            </w:r>
+          </w:p>
+        </w:tc>
+        <w:tc>
+          <w:tcPr>
+            <w:tcW w:w="1047" w:type="dxa"/>
+            <w:shd w:val="clear" w:color="000000" w:fill="EFF3FB"/>
+            <w:noWrap/>
+            <w:vAlign w:val="bottom"/>
+            <w:hideMark/>
+          </w:tcPr>
+          <w:p>
+            <w:pPr>
+              <w:jc w:val="center"/>
+            </w:pPr>
+            <w:r>
+              <w:t>0.7%</w:t>
+            </w:r>
+          </w:p>
+        </w:tc>
+        <w:tc>
+          <w:tcPr>
+            <w:tcW w:w="1060" w:type="dxa"/>
+            <w:shd w:val="clear" w:color="000000" w:fill="FCFCFF"/>
+            <w:noWrap/>
+            <w:vAlign w:val="bottom"/>
+            <w:hideMark/>
+          </w:tcPr>
+          <w:p>
+            <w:pPr>
+              <w:jc w:val="center"/>
+            </w:pPr>
+            <w:r>
+              <w:t>-0.3%</w:t>
+            </w:r>
+          </w:p>
+        </w:tc>
+      </w:tr>
+      <w:tr>
+        <w:trPr>
+          <w:trHeight w:val="258"/>
+          <w:jc w:val="center"/>
+        </w:trPr>
+        <w:tc>
+          <w:tcPr>
+            <w:tcW w:w="2618" w:type="dxa"/>
+            <w:shd w:val="clear" w:color="auto" w:fill="auto"/>
+            <w:noWrap/>
+            <w:vAlign w:val="bottom"/>
+            <w:hideMark/>
+          </w:tcPr>
+          <w:p>
+            <w:r>
+              <w:t>Caldas</w:t>
+            </w:r>
+          </w:p>
+        </w:tc>
+        <w:tc>
+          <w:tcPr>
+            <w:tcW w:w="1145" w:type="dxa"/>
+            <w:shd w:val="clear" w:color="000000" w:fill="FAC3C6"/>
+            <w:noWrap/>
+            <w:vAlign w:val="bottom"/>
+            <w:hideMark/>
+          </w:tcPr>
+          <w:p>
+            <w:pPr>
+              <w:jc w:val="center"/>
+            </w:pPr>
+            <w:r>
+              <w:t>-4.0%</w:t>
+            </w:r>
+          </w:p>
+        </w:tc>
+        <w:tc>
+          <w:tcPr>
+            <w:tcW w:w="1047" w:type="dxa"/>
+            <w:shd w:val="clear" w:color="000000" w:fill="C1D3EB"/>
+            <w:noWrap/>
+            <w:vAlign w:val="bottom"/>
+            <w:hideMark/>
+          </w:tcPr>
+          <w:p>
+            <w:pPr>
+              <w:jc w:val="center"/>
+            </w:pPr>
+            <w:r>
+              <w:t>4.3%</w:t>
+            </w:r>
+          </w:p>
+        </w:tc>
+        <w:tc>
+          <w:tcPr>
+            <w:tcW w:w="1060" w:type="dxa"/>
+            <w:shd w:val="clear" w:color="000000" w:fill="FCFCFF"/>
+            <w:noWrap/>
+            <w:vAlign w:val="bottom"/>
+            <w:hideMark/>
+          </w:tcPr>
+          <w:p>
+            <w:pPr>
+              <w:jc w:val="center"/>
+            </w:pPr>
+            <w:r>
+              <w:t>-0.3%</w:t>
+            </w:r>
+          </w:p>
+        </w:tc>
+      </w:tr>
+      <w:tr>
+        <w:trPr>
+          <w:trHeight w:val="258"/>
+          <w:jc w:val="center"/>
+        </w:trPr>
+        <w:tc>
+          <w:tcPr>
+            <w:tcW w:w="2618" w:type="dxa"/>
+            <w:shd w:val="clear" w:color="auto" w:fill="auto"/>
+            <w:noWrap/>
+            <w:vAlign w:val="bottom"/>
+            <w:hideMark/>
+          </w:tcPr>
+          <w:p>
+            <w:r>
+              <w:t>Vichada</w:t>
+            </w:r>
+          </w:p>
+        </w:tc>
+        <w:tc>
+          <w:tcPr>
+            <w:tcW w:w="1145" w:type="dxa"/>
+            <w:shd w:val="clear" w:color="000000" w:fill="FBECEF"/>
+            <w:noWrap/>
+            <w:vAlign w:val="bottom"/>
+            <w:hideMark/>
+          </w:tcPr>
+          <w:p>
+            <w:pPr>
+              <w:jc w:val="center"/>
+            </w:pPr>
+            <w:r>
+              <w:t>-1.4%</w:t>
+            </w:r>
+          </w:p>
+        </w:tc>
+        <w:tc>
+          <w:tcPr>
+            <w:tcW w:w="1047" w:type="dxa"/>
+            <w:shd w:val="clear" w:color="000000" w:fill="DDE6F4"/>
+            <w:noWrap/>
+            <w:vAlign w:val="bottom"/>
+            <w:hideMark/>
+          </w:tcPr>
+          <w:p>
+            <w:pPr>
+              <w:jc w:val="center"/>
+            </w:pPr>
+            <w:r>
+              <w:t>2.1%</w:t>
+            </w:r>
+          </w:p>
+        </w:tc>
+        <w:tc>
+          <w:tcPr>
+            <w:tcW w:w="1060" w:type="dxa"/>
+            <w:shd w:val="clear" w:color="000000" w:fill="FBF5F8"/>
+            <w:noWrap/>
+            <w:vAlign w:val="bottom"/>
+            <w:hideMark/>
+          </w:tcPr>
+          <w:p>
+            <w:pPr>
+              <w:jc w:val="center"/>
+            </w:pPr>
+            <w:r>
+              <w:t>-0.8%</w:t>
+            </w:r>
+          </w:p>
+        </w:tc>
+      </w:tr>
+      <w:tr>
+        <w:trPr>
+          <w:trHeight w:val="258"/>
+          <w:jc w:val="center"/>
+        </w:trPr>
+        <w:tc>
+          <w:tcPr>
+            <w:tcW w:w="2618" w:type="dxa"/>
+            <w:shd w:val="clear" w:color="auto" w:fill="auto"/>
+            <w:noWrap/>
+            <w:vAlign w:val="bottom"/>
+            <w:hideMark/>
+          </w:tcPr>
+          <w:p>
+            <w:r>
+              <w:t>Guaviare</w:t>
+            </w:r>
+          </w:p>
+        </w:tc>
+        <w:tc>
+          <w:tcPr>
+            <w:tcW w:w="1145" w:type="dxa"/>
+            <w:shd w:val="clear" w:color="000000" w:fill="FBFAFD"/>
+            <w:noWrap/>
+            <w:vAlign w:val="bottom"/>
+            <w:hideMark/>
+          </w:tcPr>
+          <w:p>
+            <w:pPr>
+              <w:jc w:val="center"/>
+            </w:pPr>
+            <w:r>
+              <w:t>-0.4%</w:t>
+            </w:r>
+          </w:p>
+        </w:tc>
+        <w:tc>
+          <w:tcPr>
+            <w:tcW w:w="1047" w:type="dxa"/>
+            <w:shd w:val="clear" w:color="000000" w:fill="FBFAFD"/>
+            <w:noWrap/>
+            <w:vAlign w:val="bottom"/>
+            <w:hideMark/>
+          </w:tcPr>
+          <w:p>
+            <w:pPr>
+              <w:jc w:val="center"/>
+            </w:pPr>
+            <w:r>
+              <w:t>-0.4%</w:t>
+            </w:r>
+          </w:p>
+        </w:tc>
+        <w:tc>
+          <w:tcPr>
+            <w:tcW w:w="1060" w:type="dxa"/>
+            <w:shd w:val="clear" w:color="000000" w:fill="EEF2FA"/>
+            <w:noWrap/>
+            <w:vAlign w:val="bottom"/>
+            <w:hideMark/>
+          </w:tcPr>
+          <w:p>
+            <w:pPr>
+              <w:jc w:val="center"/>
+            </w:pPr>
+            <w:r>
+              <w:t>0.8%</w:t>
+            </w:r>
+          </w:p>
+        </w:tc>
+      </w:tr>
+      <w:tr>
+        <w:trPr>
+          <w:trHeight w:val="258"/>
+          <w:jc w:val="center"/>
+        </w:trPr>
+        <w:tc>
+          <w:tcPr>
+            <w:tcW w:w="2618" w:type="dxa"/>
+            <w:shd w:val="clear" w:color="auto" w:fill="auto"/>
+            <w:noWrap/>
+            <w:vAlign w:val="bottom"/>
+            <w:hideMark/>
+          </w:tcPr>
+          <w:p>
+            <w:r>
+              <w:t>Cauca</w:t>
+            </w:r>
+          </w:p>
+        </w:tc>
+        <w:tc>
+          <w:tcPr>
+            <w:tcW w:w="1145" w:type="dxa"/>
+            <w:shd w:val="clear" w:color="000000" w:fill="FACDD0"/>
+            <w:noWrap/>
+            <w:vAlign w:val="bottom"/>
+            <w:hideMark/>
+          </w:tcPr>
+          <w:p>
+            <w:pPr>
+              <w:jc w:val="center"/>
+            </w:pPr>
+            <w:r>
+              <w:t>-3.3%</w:t>
+            </w:r>
+          </w:p>
+        </w:tc>
+        <w:tc>
+          <w:tcPr>
+            <w:tcW w:w="1047" w:type="dxa"/>
+            <w:shd w:val="clear" w:color="000000" w:fill="B5CAE6"/>
+            <w:noWrap/>
+            <w:vAlign w:val="bottom"/>
+            <w:hideMark/>
+          </w:tcPr>
+          <w:p>
+            <w:pPr>
+              <w:jc w:val="center"/>
+            </w:pPr>
+            <w:r>
+              <w:t>5.3%</w:t>
+            </w:r>
+          </w:p>
+        </w:tc>
+        <w:tc>
+          <w:tcPr>
+            <w:tcW w:w="1060" w:type="dxa"/>
+            <w:shd w:val="clear" w:color="000000" w:fill="FBE3E6"/>
+            <w:noWrap/>
+            <w:vAlign w:val="bottom"/>
+            <w:hideMark/>
+          </w:tcPr>
+          <w:p>
+            <w:pPr>
+              <w:jc w:val="center"/>
+            </w:pPr>
+            <w:r>
+              <w:t>-1.9%</w:t>
+            </w:r>
+          </w:p>
+        </w:tc>
+      </w:tr>
+      <w:tr>
+        <w:trPr>
+          <w:trHeight w:val="258"/>
+          <w:jc w:val="center"/>
+        </w:trPr>
+        <w:tc>
+          <w:tcPr>
+            <w:tcW w:w="2618" w:type="dxa"/>
+            <w:shd w:val="clear" w:color="auto" w:fill="auto"/>
+            <w:noWrap/>
+            <w:vAlign w:val="bottom"/>
+            <w:hideMark/>
+          </w:tcPr>
+          <w:p>
+            <w:r>
+              <w:t>Caquetá</w:t>
+            </w:r>
+          </w:p>
+        </w:tc>
+        <w:tc>
+          <w:tcPr>
+            <w:tcW w:w="1145" w:type="dxa"/>
+            <w:shd w:val="clear" w:color="000000" w:fill="F8F9FE"/>
+            <w:noWrap/>
+            <w:vAlign w:val="bottom"/>
+            <w:hideMark/>
+          </w:tcPr>
+          <w:p>
+            <w:pPr>
+              <w:jc w:val="center"/>
+            </w:pPr>
+            <w:r>
+              <w:t>0.0%</w:t>
+            </w:r>
+          </w:p>
+        </w:tc>
+        <w:tc>
+          <w:tcPr>
+            <w:tcW w:w="1047" w:type="dxa"/>
+            <w:shd w:val="clear" w:color="000000" w:fill="E3EBF7"/>
+            <w:noWrap/>
+            <w:vAlign w:val="bottom"/>
+            <w:hideMark/>
+          </w:tcPr>
+          <w:p>
+            <w:pPr>
+              <w:jc w:val="center"/>
+            </w:pPr>
+            <w:r>
+              <w:t>1.6%</w:t>
+            </w:r>
+          </w:p>
+        </w:tc>
+        <w:tc>
+          <w:tcPr>
+            <w:tcW w:w="1060" w:type="dxa"/>
+            <w:shd w:val="clear" w:color="000000" w:fill="FBE7EA"/>
+            <w:noWrap/>
+            <w:vAlign w:val="bottom"/>
+            <w:hideMark/>
+          </w:tcPr>
+          <w:p>
+            <w:pPr>
+              <w:jc w:val="center"/>
+            </w:pPr>
+            <w:r>
+              <w:t>-1.6%</w:t>
+            </w:r>
+          </w:p>
+        </w:tc>
+      </w:tr>
+      <w:tr>
+        <w:trPr>
+          <w:trHeight w:val="258"/>
+          <w:jc w:val="center"/>
+        </w:trPr>
+        <w:tc>
+          <w:tcPr>
+            <w:tcW w:w="2618" w:type="dxa"/>
+            <w:shd w:val="clear" w:color="auto" w:fill="auto"/>
+            <w:noWrap/>
+            <w:vAlign w:val="bottom"/>
+            <w:hideMark/>
+          </w:tcPr>
+          <w:p>
+            <w:r>
+              <w:lastRenderedPageBreak/>
+              <w:t>Sucre</w:t>
+            </w:r>
+          </w:p>
+        </w:tc>
+        <w:tc>
+          <w:tcPr>
+            <w:tcW w:w="1145" w:type="dxa"/>
+            <w:shd w:val="clear" w:color="000000" w:fill="FBDEE0"/>
+            <w:noWrap/>
+            <w:vAlign w:val="bottom"/>
+            <w:hideMark/>
+          </w:tcPr>
+          <w:p>
+            <w:pPr>
+              <w:jc w:val="center"/>
+            </w:pPr>
+            <w:r>
+              <w:t>-2.3%</w:t>
+            </w:r>
+          </w:p>
+        </w:tc>
+        <w:tc>
+          <w:tcPr>
+            <w:tcW w:w="1047" w:type="dxa"/>
+            <w:shd w:val="clear" w:color="000000" w:fill="D7E2F2"/>
+            <w:noWrap/>
+            <w:vAlign w:val="bottom"/>
+            <w:hideMark/>
+          </w:tcPr>
+          <w:p>
+            <w:pPr>
+              <w:jc w:val="center"/>
+            </w:pPr>
+            <w:r>
+              <w:t>2.6%</w:t>
+            </w:r>
+          </w:p>
+        </w:tc>
+        <w:tc>
+          <w:tcPr>
+            <w:tcW w:w="1060" w:type="dxa"/>
+            <w:shd w:val="clear" w:color="000000" w:fill="FCFCFF"/>
+            <w:noWrap/>
+            <w:vAlign w:val="bottom"/>
+            <w:hideMark/>
+          </w:tcPr>
+          <w:p>
+            <w:pPr>
+              <w:jc w:val="center"/>
+            </w:pPr>
+            <w:r>
+              <w:t>-0.3%</w:t>
+            </w:r>
+          </w:p>
+        </w:tc>
+      </w:tr>
+      <w:tr>
+        <w:trPr>
+          <w:trHeight w:val="258"/>
+          <w:jc w:val="center"/>
+        </w:trPr>
+        <w:tc>
+          <w:tcPr>
+            <w:tcW w:w="2618" w:type="dxa"/>
+            <w:shd w:val="clear" w:color="auto" w:fill="auto"/>
+            <w:noWrap/>
+            <w:vAlign w:val="bottom"/>
+            <w:hideMark/>
+          </w:tcPr>
+          <w:p>
+            <w:r>
+              <w:t>Amazonas</w:t>
+            </w:r>
+          </w:p>
+        </w:tc>
+        <w:tc>
+          <w:tcPr>
+            <w:tcW w:w="1145" w:type="dxa"/>
+            <w:shd w:val="clear" w:color="000000" w:fill="FAD1D4"/>
+            <w:noWrap/>
+            <w:vAlign w:val="bottom"/>
+            <w:hideMark/>
+          </w:tcPr>
+          <w:p>
+            <w:pPr>
+              <w:jc w:val="center"/>
+            </w:pPr>
+            <w:r>
+              <w:t>-3.1%</w:t>
+            </w:r>
+          </w:p>
+        </w:tc>
+        <w:tc>
+          <w:tcPr>
+            <w:tcW w:w="1047" w:type="dxa"/>
+            <w:shd w:val="clear" w:color="000000" w:fill="BBCEE8"/>
+            <w:noWrap/>
+            <w:vAlign w:val="bottom"/>
+            <w:hideMark/>
+          </w:tcPr>
+          <w:p>
+            <w:pPr>
+              <w:jc w:val="center"/>
+            </w:pPr>
+            <w:r>
+              <w:t>4.8%</w:t>
+            </w:r>
+          </w:p>
+        </w:tc>
+        <w:tc>
+          <w:tcPr>
+            <w:tcW w:w="1060" w:type="dxa"/>
+            <w:shd w:val="clear" w:color="000000" w:fill="FBE6E9"/>
+            <w:noWrap/>
+            <w:vAlign w:val="bottom"/>
+            <w:hideMark/>
+          </w:tcPr>
+          <w:p>
+            <w:pPr>
+              <w:jc w:val="center"/>
+            </w:pPr>
+            <w:r>
+              <w:t>-1.7%</w:t>
+            </w:r>
+          </w:p>
+        </w:tc>
+      </w:tr>
+      <w:tr>
+        <w:trPr>
+          <w:trHeight w:val="258"/>
+          <w:jc w:val="center"/>
+        </w:trPr>
+        <w:tc>
+          <w:tcPr>
+            <w:tcW w:w="2618" w:type="dxa"/>
+            <w:shd w:val="clear" w:color="auto" w:fill="auto"/>
+            <w:noWrap/>
+            <w:vAlign w:val="bottom"/>
+            <w:hideMark/>
+          </w:tcPr>
+          <w:p>
+            <w:r>
+              <w:t>Guainía</w:t>
+            </w:r>
+          </w:p>
+        </w:tc>
+        <w:tc>
+          <w:tcPr>
+            <w:tcW w:w="1145" w:type="dxa"/>
+            <w:shd w:val="clear" w:color="000000" w:fill="FBE7EA"/>
+            <w:noWrap/>
+            <w:vAlign w:val="bottom"/>
+            <w:hideMark/>
+          </w:tcPr>
+          <w:p>
+            <w:pPr>
+              <w:jc w:val="center"/>
+            </w:pPr>
+            <w:r>
+              <w:t>-1.6%</w:t>
+            </w:r>
+          </w:p>
+        </w:tc>
+        <w:tc>
+          <w:tcPr>
+            <w:tcW w:w="1047" w:type="dxa"/>
+            <w:shd w:val="clear" w:color="000000" w:fill="DCE6F4"/>
+            <w:noWrap/>
+            <w:vAlign w:val="bottom"/>
+            <w:hideMark/>
+          </w:tcPr>
+          <w:p>
+            <w:pPr>
+              <w:jc w:val="center"/>
+            </w:pPr>
+            <w:r>
+              <w:t>2.2%</w:t>
+            </w:r>
+          </w:p>
+        </w:tc>
+        <w:tc>
+          <w:tcPr>
+            <w:tcW w:w="1060" w:type="dxa"/>
+            <w:shd w:val="clear" w:color="000000" w:fill="FBF8FB"/>
+            <w:noWrap/>
+            <w:vAlign w:val="bottom"/>
+            <w:hideMark/>
+          </w:tcPr>
+          <w:p>
+            <w:pPr>
+              <w:jc w:val="center"/>
+            </w:pPr>
+            <w:r>
+              <w:t>-0.6%</w:t>
+            </w:r>
+          </w:p>
+        </w:tc>
+      </w:tr>
+      <w:tr>
+        <w:trPr>
+          <w:trHeight w:val="258"/>
+          <w:jc w:val="center"/>
+        </w:trPr>
+        <w:tc>
+          <w:tcPr>
+            <w:tcW w:w="2618" w:type="dxa"/>
+            <w:shd w:val="clear" w:color="auto" w:fill="auto"/>
+            <w:noWrap/>
+            <w:vAlign w:val="bottom"/>
+            <w:hideMark/>
+          </w:tcPr>
+          <w:p>
+            <w:r>
+              <w:t>Putumayo</w:t>
+            </w:r>
+          </w:p>
+        </w:tc>
+        <w:tc>
+          <w:tcPr>
+            <w:tcW w:w="1145" w:type="dxa"/>
+            <w:shd w:val="clear" w:color="000000" w:fill="FBD9DB"/>
+            <w:noWrap/>
+            <w:vAlign w:val="bottom"/>
+            <w:hideMark/>
+          </w:tcPr>
+          <w:p>
+            <w:pPr>
+              <w:jc w:val="center"/>
+            </w:pPr>
+            <w:r>
+              <w:t>-2.6%</w:t>
+            </w:r>
+          </w:p>
+        </w:tc>
+        <w:tc>
+          <w:tcPr>
+            <w:tcW w:w="1047" w:type="dxa"/>
+            <w:shd w:val="clear" w:color="000000" w:fill="CEDCEF"/>
+            <w:noWrap/>
+            <w:vAlign w:val="bottom"/>
+            <w:hideMark/>
+          </w:tcPr>
+          <w:p>
+            <w:pPr>
+              <w:jc w:val="center"/>
+            </w:pPr>
+            <w:r>
+              <w:t>3.3%</w:t>
+            </w:r>
+          </w:p>
+        </w:tc>
+        <w:tc>
+          <w:tcPr>
+            <w:tcW w:w="1060" w:type="dxa"/>
+            <w:shd w:val="clear" w:color="000000" w:fill="FBF6F9"/>
+            <w:noWrap/>
+            <w:vAlign w:val="bottom"/>
+            <w:hideMark/>
+          </w:tcPr>
+          <w:p>
+            <w:pPr>
+              <w:jc w:val="center"/>
+            </w:pPr>
+            <w:r>
+              <w:t>-0.7%</w:t>
+            </w:r>
+          </w:p>
+        </w:tc>
+      </w:tr>
+      <w:tr>
+        <w:trPr>
+          <w:trHeight w:val="258"/>
+          <w:jc w:val="center"/>
+        </w:trPr>
+        <w:tc>
+          <w:tcPr>
+            <w:tcW w:w="2618" w:type="dxa"/>
+            <w:shd w:val="clear" w:color="auto" w:fill="auto"/>
+            <w:noWrap/>
+            <w:vAlign w:val="bottom"/>
+            <w:hideMark/>
+          </w:tcPr>
+          <w:p>
+            <w:r>
+              <w:t>Vaupés</w:t>
+            </w:r>
+          </w:p>
+        </w:tc>
+        <w:tc>
+          <w:tcPr>
+            <w:tcW w:w="1145" w:type="dxa"/>
+            <w:shd w:val="clear" w:color="000000" w:fill="F8F9FE"/>
+            <w:noWrap/>
+            <w:vAlign w:val="bottom"/>
+            <w:hideMark/>
+          </w:tcPr>
+          <w:p>
+            <w:pPr>
+              <w:jc w:val="center"/>
+            </w:pPr>
+            <w:r>
+              <w:t>0.0%</w:t>
+            </w:r>
+          </w:p>
+        </w:tc>
+        <w:tc>
+          <w:tcPr>
+            <w:tcW w:w="1047" w:type="dxa"/>
+            <w:shd w:val="clear" w:color="000000" w:fill="F8F9FE"/>
+            <w:noWrap/>
+            <w:vAlign w:val="bottom"/>
+            <w:hideMark/>
+          </w:tcPr>
+          <w:p>
+            <w:pPr>
+              <w:jc w:val="center"/>
+            </w:pPr>
+            <w:r>
+              <w:t>0.0%</w:t>
+            </w:r>
+          </w:p>
+        </w:tc>
+        <w:tc>
+          <w:tcPr>
+            <w:tcW w:w="1060" w:type="dxa"/>
+            <w:shd w:val="clear" w:color="000000" w:fill="F8F9FE"/>
+            <w:noWrap/>
+            <w:vAlign w:val="bottom"/>
+            <w:hideMark/>
+          </w:tcPr>
+          <w:p>
+            <w:pPr>
+              <w:jc w:val="center"/>
+            </w:pPr>
+            <w:r>
+              <w:t>0.0%</w:t>
+            </w:r>
+          </w:p>
+        </w:tc>
+      </w:tr>
+      <w:tr>
+        <w:trPr>
+          <w:trHeight w:val="270"/>
+          <w:jc w:val="center"/>
+        </w:trPr>
+        <w:tc>
+          <w:tcPr>
+            <w:tcW w:w="2618" w:type="dxa"/>
+            <w:shd w:val="clear" w:color="auto" w:fill="auto"/>
+            <w:noWrap/>
+            <w:vAlign w:val="bottom"/>
+            <w:hideMark/>
+          </w:tcPr>
+          <w:p>
+            <w:r>
+              <w:t>San Andrés y Providencia</w:t>
+            </w:r>
+          </w:p>
+        </w:tc>
+        <w:tc>
+          <w:tcPr>
+            <w:tcW w:w="1145" w:type="dxa"/>
+            <w:shd w:val="clear" w:color="000000" w:fill="F8F9FE"/>
+            <w:noWrap/>
+            <w:vAlign w:val="bottom"/>
+            <w:hideMark/>
+          </w:tcPr>
+          <w:p>
+            <w:pPr>
+              <w:jc w:val="center"/>
+            </w:pPr>
+            <w:r>
+              <w:t>0.0%</w:t>
+            </w:r>
+          </w:p>
+        </w:tc>
+        <w:tc>
+          <w:tcPr>
+            <w:tcW w:w="1047" w:type="dxa"/>
+            <w:shd w:val="clear" w:color="000000" w:fill="F8F9FE"/>
+            <w:noWrap/>
+            <w:vAlign w:val="bottom"/>
+            <w:hideMark/>
+          </w:tcPr>
+          <w:p>
+            <w:pPr>
+              <w:jc w:val="center"/>
+            </w:pPr>
+            <w:r>
+              <w:t>0.0%</w:t>
+            </w:r>
+          </w:p>
+        </w:tc>
+        <w:tc>
+          <w:tcPr>
+            <w:tcW w:w="1060" w:type="dxa"/>
+            <w:shd w:val="clear" w:color="000000" w:fill="F8F9FE"/>
+            <w:noWrap/>
+            <w:vAlign w:val="bottom"/>
+            <w:hideMark/>
+          </w:tcPr>
+          <w:p>
+            <w:pPr>
+              <w:jc w:val="center"/>
+            </w:pPr>
+            <w:r>
+              <w:t>0.0%</w:t>
+            </w:r>
+          </w:p>
+        </w:tc>
+      </w:tr>
+    </w:tbl>
+    <w:p/>
+    <w:p>
+      <w:pPr>
+        <w:spacing w:before="0" w:after="160" w:line="259" w:lineRule="auto"/>
+        <w:jc w:val="left"/>
+      </w:pPr>
+      <w:r>
+        <w:br w:type="page"/>
+      </w:r>
+    </w:p>
+    <w:p/>
+    <w:p>
+      <w:pPr>
+        <w:pStyle w:val="heading1"/>
+        <w:numPr>
+          <w:ilvl w:val="1"/>
+          <w:numId w:val="4"/>
+        </w:numPr>
+      </w:pPr>
+      <w:r>
+        <w:t xml:space="preserve">Temporal Analysis of Pejorative </w:t>
+      </w:r>
+      <w:r>
+        <w:t>Terms</w:t>
+      </w:r>
+    </w:p>
+    <w:p>
+      <w:pPr>
+        <w:pStyle w:val="heading2"/>
+        <w:numPr>
+          <w:ilvl w:val="1"/>
+          <w:numId w:val="7"/>
+        </w:numPr>
+      </w:pPr>
+      <w:r>
+        <w:t xml:space="preserve">Terms usage estimation </w:t>
+      </w:r>
+    </w:p>
+    <w:p>
+      <w:r>
+        <w:t xml:space="preserve">The monthly and yearly distribution of tweets of the terms </w:t>
+      </w:r>
+      <w:r>
+        <w:rPr>
+          <w:i/>
+          <w:iCs/>
+        </w:rPr>
+        <w:t>veneco</w:t>
+      </w:r>
+      <w:r>
+        <w:t xml:space="preserve"> and </w:t>
+      </w:r>
+      <w:r>
+        <w:rPr>
+          <w:i/>
+          <w:iCs/>
+        </w:rPr>
+        <w:t>veneca</w:t>
+      </w:r>
+      <w:r>
+        <w:t xml:space="preserve"> are presented in </w:t>
+      </w:r>
+      <w:r>
+        <w:fldChar w:fldCharType="begin"/>
+      </w:r>
+      <w:r>
+        <w:instrText xml:space="preserve"> REF _Ref167182451 \h </w:instrText>
+      </w:r>
+      <w:r>
+        <w:fldChar w:fldCharType="separate"/>
+      </w:r>
+      <w:r>
+        <w:t xml:space="preserve">Figure </w:t>
+      </w:r>
+      <w:r>
+        <w:rPr>
+          <w:noProof/>
+        </w:rPr>
+        <w:t>10</w:t>
+      </w:r>
+      <w:r>
+        <w:fldChar w:fldCharType="end"/>
+      </w:r>
+      <w:r>
+        <w:t>.</w:t>
+      </w:r>
+    </w:p>
+    <w:p>
+      <w:pPr>
+        <w:keepNext/>
+        <w:jc w:val="center"/>
+      </w:pPr>
+      <w:r>
+        <w:rPr>
+          <w:noProof/>
+        </w:rPr>
         <w:drawing>
-          <wp:inline distT="0" distB="0" distL="0" distR="0" wp14:anchorId="14515F6B" wp14:editId="0AFC0BBE">
-            <wp:extent cx="2743200" cy="3639599"/>
-            <wp:effectExtent l="0" t="0" r="0" b="0"/>
-            <wp:docPr id="1682202222" name="Picture 3"/>
+          <wp:inline distT="0" distB="0" distL="0" distR="0" wp14:anchorId="116A9118" wp14:editId="764D7C0F">
+            <wp:extent cx="5439930" cy="1737360"/>
+            <wp:effectExtent l="0" t="0" r="8890" b="0"/>
+            <wp:docPr id="1923559987" name="Picture 1"/>
             <wp:cNvGraphicFramePr>
               <a:graphicFrameLocks xmlns:a="http://schemas.openxmlformats.org/drawingml/2006/main" noChangeAspect="1"/>
             </wp:cNvGraphicFramePr>
@@ -4561,229 +8286,16 @@
               <a:graphicData uri="http://schemas.openxmlformats.org/drawingml/2006/picture">
                 <pic:pic xmlns:pic="http://schemas.openxmlformats.org/drawingml/2006/picture">
                   <pic:nvPicPr>
-                    <pic:cNvPr id="0" name="Picture 4"/>
+                    <pic:cNvPr id="1923559987" name="Picture 1"/>
                     <pic:cNvPicPr>
                       <a:picLocks noChangeAspect="1" noChangeArrowheads="1"/>
                     </pic:cNvPicPr>
                   </pic:nvPicPr>
                   <pic:blipFill>
-                    <a:blip r:embed="rId22" cstate="print">
+                    <a:blip r:embed="rId27">
                       <a:extLst>
-                        <a:ext uri="{28A0092B-C50C-407E-A947-70E740481C1C}">
-                          <a14:useLocalDpi xmlns:a14="http://schemas.microsoft.com/office/drawing/2010/main" val="0"/>
-                        </a:ext>
-                      </a:extLst>
-                    </a:blip>
-                    <a:srcRect/>
-                    <a:stretch>
-                      <a:fillRect/>
-                    </a:stretch>
-                  </pic:blipFill>
-                  <pic:spPr bwMode="auto">
-                    <a:xfrm>
-                      <a:off x="0" y="0"/>
-                      <a:ext cx="2743200" cy="3639599"/>
-                    </a:xfrm>
-                    <a:prstGeom prst="rect">
-                      <a:avLst/>
-                    </a:prstGeom>
-                    <a:noFill/>
-                    <a:ln>
-                      <a:noFill/>
-                    </a:ln>
-                  </pic:spPr>
-                </pic:pic>
-              </a:graphicData>
-            </a:graphic>
-          </wp:inline>
-        </w:drawing>
-      </w:r>
-      <w:r>
-        <w:rPr>
-          <w:noProof/>
-        </w:rPr>
-        <w:drawing>
-          <wp:inline distT="0" distB="0" distL="0" distR="0" wp14:anchorId="1877A03F" wp14:editId="3DC35E0E">
-            <wp:extent cx="2743200" cy="3639599"/>
-            <wp:effectExtent l="0" t="0" r="0" b="0"/>
-            <wp:docPr id="1661902547" name="Picture 4"/>
-            <wp:cNvGraphicFramePr>
-              <a:graphicFrameLocks xmlns:a="http://schemas.openxmlformats.org/drawingml/2006/main" noChangeAspect="1"/>
-            </wp:cNvGraphicFramePr>
-            <a:graphic xmlns:a="http://schemas.openxmlformats.org/drawingml/2006/main">
-              <a:graphicData uri="http://schemas.openxmlformats.org/drawingml/2006/picture">
-                <pic:pic xmlns:pic="http://schemas.openxmlformats.org/drawingml/2006/picture">
-                  <pic:nvPicPr>
-                    <pic:cNvPr id="0" name="Picture 5"/>
-                    <pic:cNvPicPr>
-                      <a:picLocks noChangeAspect="1" noChangeArrowheads="1"/>
-                    </pic:cNvPicPr>
-                  </pic:nvPicPr>
-                  <pic:blipFill>
-                    <a:blip r:embed="rId23" cstate="print">
-                      <a:extLst>
-                        <a:ext uri="{28A0092B-C50C-407E-A947-70E740481C1C}">
-                          <a14:useLocalDpi xmlns:a14="http://schemas.microsoft.com/office/drawing/2010/main" val="0"/>
-                        </a:ext>
-                      </a:extLst>
-                    </a:blip>
-                    <a:srcRect/>
-                    <a:stretch>
-                      <a:fillRect/>
-                    </a:stretch>
-                  </pic:blipFill>
-                  <pic:spPr bwMode="auto">
-                    <a:xfrm>
-                      <a:off x="0" y="0"/>
-                      <a:ext cx="2743200" cy="3639599"/>
-                    </a:xfrm>
-                    <a:prstGeom prst="rect">
-                      <a:avLst/>
-                    </a:prstGeom>
-                    <a:noFill/>
-                    <a:ln>
-                      <a:noFill/>
-                    </a:ln>
-                  </pic:spPr>
-                </pic:pic>
-              </a:graphicData>
-            </a:graphic>
-          </wp:inline>
-        </w:drawing>
-      </w:r>
-    </w:p>
-    <w:p/>
-    <w:p>
-      <w:pPr>
-        <w:pStyle w:val="Heading20"/>
-        <w:numPr>
-          <w:ilvl w:val="0"/>
-          <w:numId w:val="6"/>
-        </w:numPr>
-      </w:pPr>
-      <w:r>
-        <w:t xml:space="preserve">Temporal Analysis of Pejorative </w:t>
-      </w:r>
-      <w:r>
-        <w:t>Terms</w:t>
-      </w:r>
-    </w:p>
-    <w:p>
-      <w:r>
-        <w:t xml:space="preserve">We need to consider that </w:t>
-      </w:r>
-      <w:r>
-        <w:t xml:space="preserve">veneco probably represents not only the male Venezuelan migrant but also the </w:t>
-      </w:r>
-      <w:r>
-        <w:t>demonym,</w:t>
-      </w:r>
-      <w:r>
-        <w:t xml:space="preserve"> as compared to veneca that we know for sure it represents only the female Venezuelan migrants</w:t>
-      </w:r>
-      <w:r>
-        <w:t>.</w:t>
-      </w:r>
-      <w:r>
-        <w:t xml:space="preserve"> </w:t>
-      </w:r>
-    </w:p>
-    <w:p>
-      <w:pPr>
-        <w:pStyle w:val="heading2"/>
-        <w:numPr>
-          <w:ilvl w:val="1"/>
-          <w:numId w:val="7"/>
-        </w:numPr>
-      </w:pPr>
-      <w:r>
-        <w:t xml:space="preserve">Terms usage estimation </w:t>
-      </w:r>
-    </w:p>
-    <w:p>
-      <w:r>
-        <w:t xml:space="preserve">The monthly and yearly distribution of tweets of the terms </w:t>
-      </w:r>
-      <w:r>
-        <w:rPr>
-          <w:i/>
-          <w:iCs/>
-        </w:rPr>
-        <w:t>veneco</w:t>
-      </w:r>
-      <w:r>
-        <w:t xml:space="preserve"> and </w:t>
-      </w:r>
-      <w:r>
-        <w:rPr>
-          <w:i/>
-          <w:iCs/>
-        </w:rPr>
-        <w:t>veneca</w:t>
-      </w:r>
-      <w:r>
-        <w:t xml:space="preserve"> are presented in </w:t>
-      </w:r>
-      <w:r>
-        <w:fldChar w:fldCharType="begin"/>
-      </w:r>
-      <w:r>
-        <w:instrText xml:space="preserve"> REF _Ref167182451 \h </w:instrText>
-      </w:r>
-      <w:r>
-        <w:fldChar w:fldCharType="separate"/>
-      </w:r>
-      <w:r>
-        <w:t xml:space="preserve">Figure </w:t>
-      </w:r>
-      <w:r>
-        <w:rPr>
-          <w:noProof/>
-        </w:rPr>
-        <w:t>9</w:t>
-      </w:r>
-      <w:r>
-        <w:fldChar w:fldCharType="end"/>
-      </w:r>
-      <w:r>
-        <w:t>.</w:t>
-      </w:r>
-    </w:p>
-    <w:p>
-      <w:pPr>
-        <w:keepNext/>
-        <w:jc w:val="center"/>
-      </w:pPr>
-      <w:r>
-        <w:rPr>
-          <w:noProof/>
-          <w:shd w:val="clear" w:color="auto" w:fill="E6E6E6"/>
-        </w:rPr>
-        <w:drawing>
-          <wp:inline distT="0" distB="0" distL="0" distR="0" wp14:anchorId="5A881B2E" wp14:editId="3287A84D">
-            <wp:extent cx="4135363" cy="1318260"/>
-            <wp:effectExtent l="0" t="0" r="0" b="0"/>
-            <wp:docPr id="1095972119" name="Picture 1095972119"/>
-            <wp:cNvGraphicFramePr>
-              <a:graphicFrameLocks xmlns:a="http://schemas.openxmlformats.org/drawingml/2006/main" noChangeAspect="1"/>
-            </wp:cNvGraphicFramePr>
-            <a:graphic xmlns:a="http://schemas.openxmlformats.org/drawingml/2006/main">
-              <a:graphicData uri="http://schemas.openxmlformats.org/drawingml/2006/picture">
-                <pic:pic xmlns:pic="http://schemas.openxmlformats.org/drawingml/2006/picture">
-                  <pic:nvPicPr>
-                    <pic:cNvPr id="1095972119" name="Picture 1095972119"/>
-                    <pic:cNvPicPr>
-                      <a:picLocks noChangeAspect="1" noChangeArrowheads="1"/>
-                    </pic:cNvPicPr>
-                  </pic:nvPicPr>
-                  <pic:blipFill>
-                    <a:blip r:embed="rId24">
-                      <a:extLst>
-                        <a:ext uri="{28A0092B-C50C-407E-A947-70E740481C1C}">
-                          <a14:useLocalDpi xmlns:a14="http://schemas.microsoft.com/office/drawing/2010/main" val="0"/>
-                        </a:ext>
                         <a:ext uri="{96DAC541-7B7A-43D3-8B79-37D633B846F1}">
-                          <asvg:svgBlip xmlns:asvg="http://schemas.microsoft.com/office/drawing/2016/SVG/main" r:embed="rId25"/>
+                          <asvg:svgBlip xmlns:asvg="http://schemas.microsoft.com/office/drawing/2016/SVG/main" r:embed="rId28"/>
                         </a:ext>
                       </a:extLst>
                     </a:blip>
@@ -4794,7 +8306,7 @@
                   <pic:spPr bwMode="auto">
                     <a:xfrm>
                       <a:off x="0" y="0"/>
-                      <a:ext cx="4135363" cy="1318260"/>
+                      <a:ext cx="5439930" cy="1737360"/>
                     </a:xfrm>
                     <a:prstGeom prst="rect">
                       <a:avLst/>
@@ -4811,7 +8323,7 @@
       <w:pPr>
         <w:pStyle w:val="Caption"/>
       </w:pPr>
-      <w:bookmarkStart w:id="9" w:name="_Ref167182451"/>
+      <w:bookmarkStart w:id="15" w:name="_Ref167182451"/>
       <w:r>
         <w:t xml:space="preserve">Figure </w:t>
       </w:r>
@@ -4828,19 +8340,30 @@
         <w:rPr>
           <w:noProof/>
         </w:rPr>
-        <w:t>11</w:t>
-      </w:r>
-      <w:r>
+        <w:t>10</w:t>
+      </w:r>
+      <w:r>
+        <w:rPr>
+          <w:noProof/>
+        </w:rPr>
         <w:fldChar w:fldCharType="end"/>
       </w:r>
-      <w:bookmarkEnd w:id="9"/>
+      <w:bookmarkEnd w:id="15"/>
       <w:r>
         <w:t>. Monthly proportion of tweets containing the terms veneco and veneca.</w:t>
       </w:r>
     </w:p>
     <w:p>
       <w:r>
-        <w:t xml:space="preserve">For the majority of periods, the frequency of tweets containing </w:t>
+        <w:t xml:space="preserve">For </w:t>
+      </w:r>
+      <w:proofErr w:type="gramStart"/>
+      <w:r>
+        <w:t>the majority of</w:t>
+      </w:r>
+      <w:proofErr w:type="gramEnd"/>
+      <w:r>
+        <w:t xml:space="preserve"> periods, the frequency of tweets containing </w:t>
       </w:r>
       <w:r>
         <w:rPr>
@@ -4880,7 +8403,16 @@
         <w:t xml:space="preserve">veneca </w:t>
       </w:r>
       <w:r>
-        <w:t xml:space="preserve">(8%), followed by a decrease until 2018 to 5% and 2.5%, respectively. This also corresponds to a time where we observe an increase in the number of Venezuelans arriving in Colombia (see </w:t>
+        <w:t xml:space="preserve">(8%), followed by a decrease until 2018 to 5% and 2.5%, respectively. This also corresponds to a time </w:t>
+      </w:r>
+      <w:r>
+        <w:t>when</w:t>
+      </w:r>
+      <w:r>
+        <w:t xml:space="preserve"> we observe an increase in the number of Venezuelans arriving in Colombia (see</w:t>
+      </w:r>
+      <w:r>
+        <w:t xml:space="preserve"> </w:t>
       </w:r>
       <w:r>
         <w:rPr>
@@ -4889,7 +8421,7 @@
         <w:fldChar w:fldCharType="begin"/>
       </w:r>
       <w:r>
-        <w:instrText xml:space="preserve"> REF _Ref167189939 \h </w:instrText>
+        <w:instrText xml:space="preserve"> REF _Ref167182451 \h </w:instrText>
       </w:r>
       <w:r>
         <w:rPr>
@@ -4909,7 +8441,7 @@
         <w:rPr>
           <w:noProof/>
         </w:rPr>
-        <w:t>1</w:t>
+        <w:t>10</w:t>
       </w:r>
       <w:r>
         <w:rPr>
@@ -4918,25 +8450,46 @@
         <w:fldChar w:fldCharType="end"/>
       </w:r>
       <w:r>
-        <w:t xml:space="preserve">), but the rate of arrival tapered off in later years.  In 2021, the proportions rose again, possibly related to strained resources globally arising from Covid-19 and pandemic shutdowns. These strained resources and social tensions during </w:t>
+        <w:t xml:space="preserve">), but the rate of arrival tapered off in later years.  In 2021, the proportions rose again, possibly related to strained resources globally arising from </w:t>
       </w:r>
       <w:r>
         <w:t>COVID-19</w:t>
       </w:r>
       <w:r>
-        <w:t xml:space="preserve"> could result in scapegoating of migrants, thereby leading to increased hate speech towards Venezuelan migrants at that time. </w:t>
-      </w:r>
-    </w:p>
-    <w:p>
+        <w:t xml:space="preserve"> and pandemic shutdowns. These strained resources and social tensions during </w:t>
+      </w:r>
+      <w:r>
+        <w:t>COVID-19</w:t>
+      </w:r>
+      <w:r>
+        <w:t xml:space="preserve"> could result in </w:t>
+      </w:r>
+      <w:r>
+        <w:t xml:space="preserve">the </w:t>
+      </w:r>
+      <w:r>
+        <w:t xml:space="preserve">scapegoating of migrants, thereby leading to increased hate speech towards Venezuelan migrants at that time. </w:t>
+      </w:r>
+    </w:p>
+    <w:p>
+      <w:r>
+        <w:t>If we relate the proportion of the term</w:t>
+      </w:r>
+      <w:r>
+        <w:t>’</w:t>
+      </w:r>
+      <w:r>
+        <w:t xml:space="preserve">s usage to the number of Venezuelan migrants in Colombia, it is rather unusual that the proportion during the period from 2015 to 2018 is significantly high. Given that a substantial increase in the number of Venezuelan migrants does not occur until 2018. </w:t>
+      </w:r>
+    </w:p>
+    <w:p/>
+    <w:p>
+      <w:r>
+        <w:t xml:space="preserve">The monthly proportion of negative tone for both terms is presented in. In the given context, the tones refer to the emotional tone or sentiment expressed in the tweets containing the terms. The tones can be informative as they </w:t>
+      </w:r>
       <w:r>
         <w:lastRenderedPageBreak/>
-        <w:t xml:space="preserve">If we relate the proportion of the term’s usage to the number of Venezuelan migrants in Colombia, it is rather unusual that the proportion during the period from 2015 to 2018 is significantly high. Given that a substantial increase in the number of Venezuelan migrants does not occur until 2018. </w:t>
-      </w:r>
-    </w:p>
-    <w:p/>
-    <w:p>
-      <w:r>
-        <w:t>The monthly proportion of negative tone for both terms is presented in. In the given context, the tones refer to the emotional tone or sentiment expressed in the tweets containing the terms. The tones can be informative as they provide insight into how the public perceives the terms and the events related to them. For instance, a high proportion of negative tones in tweets containing these terms could suggest negative attitudes towards Venezuelans or the humanitarian crisis.</w:t>
+        <w:t>provide insight into how the public perceives the terms and the events related to them. For instance, a high proportion of negative tones in tweets containing these terms could suggest negative attitudes towards Venezuelans or the humanitarian crisis.</w:t>
       </w:r>
     </w:p>
     <w:p>
@@ -4947,13 +8500,12 @@
       <w:r>
         <w:rPr>
           <w:noProof/>
-          <w:shd w:val="clear" w:color="auto" w:fill="E6E6E6"/>
         </w:rPr>
         <w:drawing>
-          <wp:inline distT="0" distB="0" distL="0" distR="0" wp14:anchorId="0C69FCF5" wp14:editId="5919FC53">
-            <wp:extent cx="4340883" cy="1522327"/>
-            <wp:effectExtent l="0" t="0" r="2540" b="1905"/>
-            <wp:docPr id="940695486" name="Picture 940695486"/>
+          <wp:inline distT="0" distB="0" distL="0" distR="0" wp14:anchorId="5239ABAF" wp14:editId="6F36520F">
+            <wp:extent cx="4339934" cy="1353269"/>
+            <wp:effectExtent l="0" t="0" r="3810" b="0"/>
+            <wp:docPr id="1440444578" name="Picture 2"/>
             <wp:cNvGraphicFramePr>
               <a:graphicFrameLocks xmlns:a="http://schemas.openxmlformats.org/drawingml/2006/main" noChangeAspect="1"/>
             </wp:cNvGraphicFramePr>
@@ -4961,35 +8513,33 @@
               <a:graphicData uri="http://schemas.openxmlformats.org/drawingml/2006/picture">
                 <pic:pic xmlns:pic="http://schemas.openxmlformats.org/drawingml/2006/picture">
                   <pic:nvPicPr>
-                    <pic:cNvPr id="940695486" name="Picture 940695486"/>
+                    <pic:cNvPr id="1440444578" name="Picture 2"/>
                     <pic:cNvPicPr>
                       <a:picLocks noChangeAspect="1" noChangeArrowheads="1"/>
                     </pic:cNvPicPr>
                   </pic:nvPicPr>
-                  <pic:blipFill>
-                    <a:blip r:embed="rId26">
+                  <pic:blipFill rotWithShape="1">
+                    <a:blip r:embed="rId29">
                       <a:extLst>
-                        <a:ext uri="{28A0092B-C50C-407E-A947-70E740481C1C}">
-                          <a14:useLocalDpi xmlns:a14="http://schemas.microsoft.com/office/drawing/2010/main" val="0"/>
-                        </a:ext>
                         <a:ext uri="{96DAC541-7B7A-43D3-8B79-37D633B846F1}">
-                          <asvg:svgBlip xmlns:asvg="http://schemas.microsoft.com/office/drawing/2016/SVG/main" r:embed="rId27"/>
+                          <asvg:svgBlip xmlns:asvg="http://schemas.microsoft.com/office/drawing/2016/SVG/main" r:embed="rId30"/>
                         </a:ext>
                       </a:extLst>
                     </a:blip>
-                    <a:srcRect t="1410" b="1410"/>
-                    <a:stretch>
-                      <a:fillRect/>
-                    </a:stretch>
+                    <a:srcRect t="14857"/>
+                    <a:stretch/>
                   </pic:blipFill>
                   <pic:spPr bwMode="auto">
                     <a:xfrm>
                       <a:off x="0" y="0"/>
-                      <a:ext cx="4340883" cy="1522327"/>
+                      <a:ext cx="4340860" cy="1353558"/>
                     </a:xfrm>
                     <a:prstGeom prst="rect">
                       <a:avLst/>
                     </a:prstGeom>
+                    <a:ln>
+                      <a:noFill/>
+                    </a:ln>
                     <a:extLst>
                       <a:ext uri="{53640926-AAD7-44D8-BBD7-CCE9431645EC}">
                         <a14:shadowObscured xmlns:a14="http://schemas.microsoft.com/office/drawing/2010/main"/>
@@ -5023,9 +8573,12 @@
         <w:rPr>
           <w:noProof/>
         </w:rPr>
-        <w:t>12</w:t>
-      </w:r>
-      <w:r>
+        <w:t>11</w:t>
+      </w:r>
+      <w:r>
+        <w:rPr>
+          <w:noProof/>
+        </w:rPr>
         <w:fldChar w:fldCharType="end"/>
       </w:r>
       <w:r>
@@ -5040,13 +8593,12 @@
       <w:r>
         <w:rPr>
           <w:noProof/>
-          <w:shd w:val="clear" w:color="auto" w:fill="E6E6E6"/>
         </w:rPr>
         <w:drawing>
-          <wp:inline distT="0" distB="0" distL="0" distR="0" wp14:anchorId="54F1D444" wp14:editId="5C6925EB">
-            <wp:extent cx="4223982" cy="1577340"/>
-            <wp:effectExtent l="0" t="0" r="5715" b="3810"/>
-            <wp:docPr id="1910637225" name="Picture 1910637225"/>
+          <wp:inline distT="0" distB="0" distL="0" distR="0" wp14:anchorId="695FFF2A" wp14:editId="49ADC648">
+            <wp:extent cx="4327525" cy="1393942"/>
+            <wp:effectExtent l="0" t="0" r="0" b="0"/>
+            <wp:docPr id="1807013581" name="Picture 3"/>
             <wp:cNvGraphicFramePr>
               <a:graphicFrameLocks xmlns:a="http://schemas.openxmlformats.org/drawingml/2006/main" noChangeAspect="1"/>
             </wp:cNvGraphicFramePr>
@@ -5054,35 +8606,33 @@
               <a:graphicData uri="http://schemas.openxmlformats.org/drawingml/2006/picture">
                 <pic:pic xmlns:pic="http://schemas.openxmlformats.org/drawingml/2006/picture">
                   <pic:nvPicPr>
-                    <pic:cNvPr id="1910637225" name="Picture 1910637225"/>
+                    <pic:cNvPr id="1807013581" name="Picture 3"/>
                     <pic:cNvPicPr>
                       <a:picLocks noChangeAspect="1" noChangeArrowheads="1"/>
                     </pic:cNvPicPr>
                   </pic:nvPicPr>
-                  <pic:blipFill>
-                    <a:blip r:embed="rId28">
+                  <pic:blipFill rotWithShape="1">
+                    <a:blip r:embed="rId31">
                       <a:extLst>
-                        <a:ext uri="{28A0092B-C50C-407E-A947-70E740481C1C}">
-                          <a14:useLocalDpi xmlns:a14="http://schemas.microsoft.com/office/drawing/2010/main" val="0"/>
-                        </a:ext>
                         <a:ext uri="{96DAC541-7B7A-43D3-8B79-37D633B846F1}">
-                          <asvg:svgBlip xmlns:asvg="http://schemas.microsoft.com/office/drawing/2016/SVG/main" r:embed="rId29"/>
+                          <asvg:svgBlip xmlns:asvg="http://schemas.microsoft.com/office/drawing/2016/SVG/main" r:embed="rId32"/>
                         </a:ext>
                       </a:extLst>
                     </a:blip>
-                    <a:srcRect l="1972" r="1972"/>
-                    <a:stretch>
-                      <a:fillRect/>
-                    </a:stretch>
+                    <a:srcRect t="12046"/>
+                    <a:stretch/>
                   </pic:blipFill>
                   <pic:spPr bwMode="auto">
                     <a:xfrm>
                       <a:off x="0" y="0"/>
-                      <a:ext cx="4223982" cy="1577340"/>
+                      <a:ext cx="4327794" cy="1394029"/>
                     </a:xfrm>
                     <a:prstGeom prst="rect">
                       <a:avLst/>
                     </a:prstGeom>
+                    <a:ln>
+                      <a:noFill/>
+                    </a:ln>
                     <a:extLst>
                       <a:ext uri="{53640926-AAD7-44D8-BBD7-CCE9431645EC}">
                         <a14:shadowObscured xmlns:a14="http://schemas.microsoft.com/office/drawing/2010/main"/>
@@ -5116,9 +8666,12 @@
         <w:rPr>
           <w:noProof/>
         </w:rPr>
-        <w:t>13</w:t>
-      </w:r>
-      <w:r>
+        <w:t>12</w:t>
+      </w:r>
+      <w:r>
+        <w:rPr>
+          <w:noProof/>
+        </w:rPr>
         <w:fldChar w:fldCharType="end"/>
       </w:r>
       <w:r>
@@ -5167,7 +8720,13 @@
         <w:t>veneco</w:t>
       </w:r>
       <w:r>
-        <w:t xml:space="preserve"> reflects a 66% negative tone. In interviews we conducted with subject matter experts (linguists, sociologists, and communications scholars) who study derogatory language in Colombia in 2023, one possible explanation for this is that the term </w:t>
+        <w:t xml:space="preserve"> reflects a 66% negative tone. In interviews we conducted with subject matter experts (linguists, sociologists, and communications scholars) who </w:t>
+      </w:r>
+      <w:r>
+        <w:t>studied</w:t>
+      </w:r>
+      <w:r>
+        <w:t xml:space="preserve"> derogatory language in Colombia in 2023, one possible explanation for this is that the term </w:t>
       </w:r>
       <w:r>
         <w:rPr>
@@ -5265,6 +8824,7 @@
     </w:p>
     <w:p>
       <w:r>
+        <w:lastRenderedPageBreak/>
         <w:t xml:space="preserve">On the other hand, the series of instances involving </w:t>
       </w:r>
       <w:r>
@@ -5277,6 +8837,32 @@
       <w:r>
         <w:t xml:space="preserve"> exhibits high variability due to the limited number of observations. This variability may affect the reliability of the negativity measurement</w:t>
       </w:r>
+    </w:p>
+    <w:p/>
+    <w:p>
+      <w:pPr>
+        <w:pStyle w:val="Heading10"/>
+      </w:pPr>
+      <w:r>
+        <w:t>Conclusions</w:t>
+      </w:r>
+    </w:p>
+    <w:p/>
+    <w:p>
+      <w:pPr>
+        <w:pStyle w:val="Heading10"/>
+      </w:pPr>
+      <w:r>
+        <w:t>Acknowledgments</w:t>
+      </w:r>
+    </w:p>
+    <w:p>
+      <w:r>
+        <w:t>The Large Language Model o1-preview from OpenAI was used to review the coherence and grammar of th</w:t>
+      </w:r>
+      <w:r>
+        <w:t>is manuscript.</w:t>
+      </w:r>
       <w:r>
         <w:br w:type="page"/>
       </w:r>
@@ -5285,16 +8871,18 @@
       <w:pPr>
         <w:pStyle w:val="Heading10"/>
         <w:rPr>
-          <w:lang w:val="es-CO"/>
-        </w:rPr>
-      </w:pPr>
-      <w:r>
-        <w:rPr>
-          <w:lang w:val="es-CO"/>
+          <w:lang w:val="es-ES_tradnl"/>
+        </w:rPr>
+      </w:pPr>
+      <w:proofErr w:type="spellStart"/>
+      <w:r>
+        <w:rPr>
+          <w:lang w:val="es-ES_tradnl"/>
         </w:rPr>
         <w:lastRenderedPageBreak/>
         <w:t>References</w:t>
       </w:r>
+      <w:proofErr w:type="spellEnd"/>
       <w:r>
         <w:rPr>
           <w:sz w:val="22"/>
@@ -5305,7 +8893,7 @@
       <w:r>
         <w:rPr>
           <w:szCs w:val="20"/>
-          <w:lang w:val="es-CO"/>
+          <w:lang w:val="es-ES_tradnl"/>
         </w:rPr>
         <w:instrText xml:space="preserve">ADDIN Mendeley Bibliography CSL_BIBLIOGRAPHY </w:instrText>
       </w:r>
@@ -5327,7 +8915,8 @@
     <w:p>
       <w:pPr>
         <w:pStyle w:val="EndNoteBibliography"/>
-        <w:ind w:left="720" w:hanging="720"/>
+        <w:spacing w:after="0"/>
+        <w:ind w:left="360" w:hanging="360"/>
       </w:pPr>
       <w:r>
         <w:fldChar w:fldCharType="begin"/>
@@ -5357,12 +8946,12 @@
       <w:r>
         <w:t xml:space="preserve">. 2023: </w:t>
       </w:r>
-      <w:hyperlink r:id="rId30" w:history="1">
+      <w:hyperlink r:id="rId33" w:history="1">
         <w:r>
           <w:rPr>
             <w:rStyle w:val="Hyperlink"/>
           </w:rPr>
-          <w:t>https://www.r4v.info/es/document/r4v-america-latina-y-el-caribe-refugiados-y-migrantes-venezolanos-en-la-region-nov-2023</w:t>
+          <w:t>https://web.archive.org/web/20250312162513/https://www.r4v.info/es/document/r4v-america-latina-y-el-caribe-refugiados-y-migrantes-venezolanos-en-la-region-nov-2023</w:t>
         </w:r>
       </w:hyperlink>
       <w:r>
@@ -5372,7 +8961,8 @@
     <w:p>
       <w:pPr>
         <w:pStyle w:val="EndNoteBibliography"/>
-        <w:ind w:left="720" w:hanging="720"/>
+        <w:spacing w:after="0"/>
+        <w:ind w:left="360" w:hanging="360"/>
       </w:pPr>
       <w:r>
         <w:t>2.</w:t>
@@ -5394,7 +8984,8 @@
     <w:p>
       <w:pPr>
         <w:pStyle w:val="EndNoteBibliography"/>
-        <w:ind w:left="720" w:hanging="720"/>
+        <w:spacing w:after="0"/>
+        <w:ind w:left="360" w:hanging="360"/>
       </w:pPr>
       <w:r>
         <w:t>3.</w:t>
@@ -5412,12 +9003,12 @@
       <w:r>
         <w:t xml:space="preserve">. 2019: </w:t>
       </w:r>
-      <w:hyperlink r:id="rId31" w:history="1">
+      <w:hyperlink r:id="rId34" w:history="1">
         <w:r>
           <w:rPr>
             <w:rStyle w:val="Hyperlink"/>
           </w:rPr>
-          <w:t>https://www.oxfam.org/en/research/yes-not-here</w:t>
+          <w:t>https://web.archive.org/web/20241015123342/https://oxfamilibrary.openrepository.com/bitstream/handle/10546/620890/bp_yes_but_not_here_en_xenophobia-migration-venezuela-251019-en.pdf</w:t>
         </w:r>
       </w:hyperlink>
       <w:r>
@@ -5427,10 +9018,112 @@
     <w:p>
       <w:pPr>
         <w:pStyle w:val="EndNoteBibliography"/>
-        <w:ind w:left="720" w:hanging="720"/>
+        <w:spacing w:after="0"/>
+        <w:ind w:left="360" w:hanging="360"/>
       </w:pPr>
       <w:r>
         <w:t>4.</w:t>
+      </w:r>
+      <w:r>
+        <w:tab/>
+        <w:t xml:space="preserve">Linder, F., </w:t>
+      </w:r>
+      <w:r>
+        <w:rPr>
+          <w:i/>
+        </w:rPr>
+        <w:t>Online Public Opinion and Refugee Allocation. Assessment of the Impact of Refugee Facilities on Individual Expression of Political Views on Twitter.</w:t>
+      </w:r>
+      <w:r>
+        <w:t xml:space="preserve"> Assessment of the Impact of Refugee Facilities on Individual Expression of Political Views on Twitter (September 17, 2018), 2018.</w:t>
+      </w:r>
+    </w:p>
+    <w:p>
+      <w:pPr>
+        <w:pStyle w:val="EndNoteBibliography"/>
+        <w:spacing w:after="0"/>
+        <w:ind w:left="360" w:hanging="360"/>
+      </w:pPr>
+      <w:r>
+        <w:t>5.</w:t>
+      </w:r>
+      <w:r>
+        <w:tab/>
+        <w:t xml:space="preserve">Pei, X. and D. Mehta. </w:t>
+      </w:r>
+      <w:r>
+        <w:rPr>
+          <w:i/>
+        </w:rPr>
+        <w:t>Beyond a binary of (non) racist tweets: A four-dimensional categorical detection and analysis of racist and xenophobic opinions on Twitter in early Covid-19</w:t>
+      </w:r>
+      <w:r>
+        <w:t xml:space="preserve">. in </w:t>
+      </w:r>
+      <w:r>
+        <w:rPr>
+          <w:i/>
+        </w:rPr>
+        <w:t>2021 IEEE International Conference on Big Data (Big Data)</w:t>
+      </w:r>
+      <w:r>
+        <w:t>. 2021. IEEE.</w:t>
+      </w:r>
+    </w:p>
+    <w:p>
+      <w:pPr>
+        <w:pStyle w:val="EndNoteBibliography"/>
+        <w:spacing w:after="0"/>
+        <w:ind w:left="360" w:hanging="360"/>
+      </w:pPr>
+      <w:r>
+        <w:t>6.</w:t>
+      </w:r>
+      <w:r>
+        <w:tab/>
+        <w:t xml:space="preserve">Bitar, S., </w:t>
+      </w:r>
+      <w:r>
+        <w:rPr>
+          <w:i/>
+        </w:rPr>
+        <w:t>Migration in Colombia and Public Policy Responses</w:t>
+      </w:r>
+      <w:r>
+        <w:t>. 2023, United Nations Development Programme (UNDP).</w:t>
+      </w:r>
+    </w:p>
+    <w:p>
+      <w:pPr>
+        <w:pStyle w:val="EndNoteBibliography"/>
+        <w:spacing w:after="0"/>
+        <w:ind w:left="360" w:hanging="360"/>
+      </w:pPr>
+      <w:r>
+        <w:t>7.</w:t>
+      </w:r>
+      <w:r>
+        <w:tab/>
+        <w:t xml:space="preserve">Baldrich Luna, E.E., et al., </w:t>
+      </w:r>
+      <w:r>
+        <w:rPr>
+          <w:i/>
+        </w:rPr>
+        <w:t>Informe final capstone-Barómetro de xenofobia hacia migrantes venezolanos.</w:t>
+      </w:r>
+      <w:r>
+        <w:t xml:space="preserve"> 2022.</w:t>
+      </w:r>
+    </w:p>
+    <w:p>
+      <w:pPr>
+        <w:pStyle w:val="EndNoteBibliography"/>
+        <w:spacing w:after="0"/>
+        <w:ind w:left="360" w:hanging="360"/>
+      </w:pPr>
+      <w:r>
+        <w:t>8.</w:t>
       </w:r>
       <w:r>
         <w:tab/>
@@ -5458,10 +9151,11 @@
     <w:p>
       <w:pPr>
         <w:pStyle w:val="EndNoteBibliography"/>
-        <w:ind w:left="720" w:hanging="720"/>
-      </w:pPr>
-      <w:r>
-        <w:t>5.</w:t>
+        <w:spacing w:after="0"/>
+        <w:ind w:left="360" w:hanging="360"/>
+      </w:pPr>
+      <w:r>
+        <w:t>9.</w:t>
       </w:r>
       <w:r>
         <w:tab/>
@@ -5489,32 +9183,11 @@
     <w:p>
       <w:pPr>
         <w:pStyle w:val="EndNoteBibliography"/>
-        <w:ind w:left="720" w:hanging="720"/>
-      </w:pPr>
-      <w:r>
-        <w:t>6.</w:t>
-      </w:r>
-      <w:r>
-        <w:tab/>
-        <w:t xml:space="preserve">Baldrich Luna, E.E., et al., </w:t>
-      </w:r>
-      <w:r>
-        <w:rPr>
-          <w:i/>
-        </w:rPr>
-        <w:t>Informe final capstone-Barómetro de xenofobia hacia migrantes venezolanos.</w:t>
-      </w:r>
-      <w:r>
-        <w:t xml:space="preserve"> 2022.</w:t>
-      </w:r>
-    </w:p>
-    <w:p>
-      <w:pPr>
-        <w:pStyle w:val="EndNoteBibliography"/>
-        <w:ind w:left="720" w:hanging="720"/>
-      </w:pPr>
-      <w:r>
-        <w:t>7.</w:t>
+        <w:spacing w:after="0"/>
+        <w:ind w:left="360" w:hanging="360"/>
+      </w:pPr>
+      <w:r>
+        <w:t>10.</w:t>
       </w:r>
       <w:r>
         <w:tab/>
@@ -5542,10 +9215,11 @@
     <w:p>
       <w:pPr>
         <w:pStyle w:val="EndNoteBibliography"/>
-        <w:ind w:left="720" w:hanging="720"/>
-      </w:pPr>
-      <w:r>
-        <w:t>8.</w:t>
+        <w:spacing w:after="0"/>
+        <w:ind w:left="360" w:hanging="360"/>
+      </w:pPr>
+      <w:r>
+        <w:t>11.</w:t>
       </w:r>
       <w:r>
         <w:tab/>
@@ -5573,10 +9247,11 @@
     <w:p>
       <w:pPr>
         <w:pStyle w:val="EndNoteBibliography"/>
-        <w:ind w:left="720" w:hanging="720"/>
-      </w:pPr>
-      <w:r>
-        <w:t>9.</w:t>
+        <w:spacing w:after="0"/>
+        <w:ind w:left="360" w:hanging="360"/>
+      </w:pPr>
+      <w:r>
+        <w:t>12.</w:t>
       </w:r>
       <w:r>
         <w:tab/>
@@ -5595,10 +9270,11 @@
     <w:p>
       <w:pPr>
         <w:pStyle w:val="EndNoteBibliography"/>
-        <w:ind w:left="720" w:hanging="720"/>
-      </w:pPr>
-      <w:r>
-        <w:t>10.</w:t>
+        <w:spacing w:after="0"/>
+        <w:ind w:left="360" w:hanging="360"/>
+      </w:pPr>
+      <w:r>
+        <w:t>13.</w:t>
       </w:r>
       <w:r>
         <w:tab/>
@@ -5626,10 +9302,11 @@
     <w:p>
       <w:pPr>
         <w:pStyle w:val="EndNoteBibliography"/>
-        <w:ind w:left="720" w:hanging="720"/>
-      </w:pPr>
-      <w:r>
-        <w:t>11.</w:t>
+        <w:spacing w:after="0"/>
+        <w:ind w:left="360" w:hanging="360"/>
+      </w:pPr>
+      <w:r>
+        <w:t>14.</w:t>
       </w:r>
       <w:r>
         <w:tab/>
@@ -5657,10 +9334,11 @@
     <w:p>
       <w:pPr>
         <w:pStyle w:val="EndNoteBibliography"/>
-        <w:ind w:left="720" w:hanging="720"/>
-      </w:pPr>
-      <w:r>
-        <w:t>12.</w:t>
+        <w:spacing w:after="0"/>
+        <w:ind w:left="360" w:hanging="360"/>
+      </w:pPr>
+      <w:r>
+        <w:t>15.</w:t>
       </w:r>
       <w:r>
         <w:tab/>
@@ -5688,10 +9366,11 @@
     <w:p>
       <w:pPr>
         <w:pStyle w:val="EndNoteBibliography"/>
-        <w:ind w:left="720" w:hanging="720"/>
-      </w:pPr>
-      <w:r>
-        <w:t>13.</w:t>
+        <w:spacing w:after="0"/>
+        <w:ind w:left="360" w:hanging="360"/>
+      </w:pPr>
+      <w:r>
+        <w:t>16.</w:t>
       </w:r>
       <w:r>
         <w:tab/>
@@ -5710,10 +9389,11 @@
     <w:p>
       <w:pPr>
         <w:pStyle w:val="EndNoteBibliography"/>
-        <w:ind w:left="720" w:hanging="720"/>
-      </w:pPr>
-      <w:r>
-        <w:t>14.</w:t>
+        <w:spacing w:after="0"/>
+        <w:ind w:left="360" w:hanging="360"/>
+      </w:pPr>
+      <w:r>
+        <w:t>17.</w:t>
       </w:r>
       <w:r>
         <w:tab/>
@@ -5732,10 +9412,11 @@
     <w:p>
       <w:pPr>
         <w:pStyle w:val="EndNoteBibliography"/>
-        <w:ind w:left="720" w:hanging="720"/>
-      </w:pPr>
-      <w:r>
-        <w:t>15.</w:t>
+        <w:spacing w:after="0"/>
+        <w:ind w:left="360" w:hanging="360"/>
+      </w:pPr>
+      <w:r>
+        <w:t>18.</w:t>
       </w:r>
       <w:r>
         <w:tab/>
@@ -5754,10 +9435,11 @@
     <w:p>
       <w:pPr>
         <w:pStyle w:val="EndNoteBibliography"/>
-        <w:ind w:left="720" w:hanging="720"/>
-      </w:pPr>
-      <w:r>
-        <w:t>16.</w:t>
+        <w:spacing w:after="0"/>
+        <w:ind w:left="360" w:hanging="360"/>
+      </w:pPr>
+      <w:r>
+        <w:t>19.</w:t>
       </w:r>
       <w:r>
         <w:tab/>
@@ -5785,10 +9467,12 @@
     <w:p>
       <w:pPr>
         <w:pStyle w:val="EndNoteBibliography"/>
-        <w:ind w:left="720" w:hanging="720"/>
-      </w:pPr>
-      <w:r>
-        <w:t>17.</w:t>
+        <w:spacing w:after="0"/>
+        <w:ind w:left="360" w:hanging="360"/>
+      </w:pPr>
+      <w:r>
+        <w:lastRenderedPageBreak/>
+        <w:t>20.</w:t>
       </w:r>
       <w:r>
         <w:tab/>
@@ -5816,10 +9500,11 @@
     <w:p>
       <w:pPr>
         <w:pStyle w:val="EndNoteBibliography"/>
-        <w:ind w:left="720" w:hanging="720"/>
-      </w:pPr>
-      <w:r>
-        <w:t>18.</w:t>
+        <w:spacing w:after="0"/>
+        <w:ind w:left="360" w:hanging="360"/>
+      </w:pPr>
+      <w:r>
+        <w:t>21.</w:t>
       </w:r>
       <w:r>
         <w:tab/>
@@ -5838,10 +9523,43 @@
     <w:p>
       <w:pPr>
         <w:pStyle w:val="EndNoteBibliography"/>
-        <w:ind w:left="720" w:hanging="720"/>
-      </w:pPr>
-      <w:r>
-        <w:t>19.</w:t>
+        <w:spacing w:after="0"/>
+        <w:ind w:left="360" w:hanging="360"/>
+      </w:pPr>
+      <w:r>
+        <w:t>22.</w:t>
+      </w:r>
+      <w:r>
+        <w:tab/>
+        <w:t xml:space="preserve">Lombard, M., J. Snyder‐Duch, and C.C. Bracken, </w:t>
+      </w:r>
+      <w:r>
+        <w:rPr>
+          <w:i/>
+        </w:rPr>
+        <w:t>Content analysis in mass communication: Assessment and reporting of intercoder reliability.</w:t>
+      </w:r>
+      <w:r>
+        <w:t xml:space="preserve"> Human communication research, 2002. </w:t>
+      </w:r>
+      <w:r>
+        <w:rPr>
+          <w:b/>
+        </w:rPr>
+        <w:t>28</w:t>
+      </w:r>
+      <w:r>
+        <w:t>(4): p. 587-604.</w:t>
+      </w:r>
+    </w:p>
+    <w:p>
+      <w:pPr>
+        <w:pStyle w:val="EndNoteBibliography"/>
+        <w:spacing w:after="0"/>
+        <w:ind w:left="360" w:hanging="360"/>
+      </w:pPr>
+      <w:r>
+        <w:t>23.</w:t>
       </w:r>
       <w:r>
         <w:tab/>
@@ -5856,7 +9574,7 @@
       <w:r>
         <w:t xml:space="preserve">. Reuters 2019  [cited 2024 August 29]; Available from: </w:t>
       </w:r>
-      <w:hyperlink r:id="rId32" w:history="1">
+      <w:hyperlink r:id="rId35" w:history="1">
         <w:r>
           <w:rPr>
             <w:rStyle w:val="Hyperlink"/>
@@ -5869,12 +9587,75 @@
       </w:r>
     </w:p>
     <w:p>
+      <w:pPr>
+        <w:pStyle w:val="EndNoteBibliography"/>
+        <w:spacing w:after="0"/>
+        <w:ind w:left="360" w:hanging="360"/>
+      </w:pPr>
+      <w:r>
+        <w:t>24.</w:t>
+      </w:r>
+      <w:r>
+        <w:tab/>
+        <w:t xml:space="preserve">Lebow, J., et al., </w:t>
+      </w:r>
+      <w:r>
+        <w:rPr>
+          <w:i/>
+        </w:rPr>
+        <w:t>Migrant exposure and anti-migrant sentiment: The case of the Venezuelan exodus.</w:t>
+      </w:r>
+      <w:r>
+        <w:t xml:space="preserve"> Journal of Public Economics, 2024. </w:t>
+      </w:r>
+      <w:r>
+        <w:rPr>
+          <w:b/>
+        </w:rPr>
+        <w:t>236</w:t>
+      </w:r>
+      <w:r>
+        <w:t>: p. 105169.</w:t>
+      </w:r>
+    </w:p>
+    <w:p>
+      <w:pPr>
+        <w:pStyle w:val="EndNoteBibliography"/>
+        <w:ind w:left="360" w:hanging="360"/>
+      </w:pPr>
+      <w:r>
+        <w:t>25.</w:t>
+      </w:r>
+      <w:r>
+        <w:tab/>
+        <w:t xml:space="preserve">Mora, J.J., L.E.S. Garrido, and L.C.R. Bermudez, </w:t>
+      </w:r>
+      <w:r>
+        <w:rPr>
+          <w:i/>
+        </w:rPr>
+        <w:t>Spatial Relationship between Unemployment, Immigration, and Criminality.</w:t>
+      </w:r>
+      <w:r>
+        <w:t xml:space="preserve"> Latin American Economic Review, 2024. </w:t>
+      </w:r>
+      <w:r>
+        <w:rPr>
+          <w:b/>
+        </w:rPr>
+        <w:t>33</w:t>
+      </w:r>
+      <w:r>
+        <w:t>: p. 1-16.</w:t>
+      </w:r>
+    </w:p>
+    <w:p>
       <w:r>
         <w:fldChar w:fldCharType="end"/>
       </w:r>
     </w:p>
     <w:sectPr>
-      <w:footerReference w:type="default" r:id="rId33"/>
+      <w:footerReference w:type="default" r:id="rId36"/>
       <w:pgSz w:w="12240" w:h="15840" w:code="1"/>
       <w:pgMar w:top="1440" w:right="1080" w:bottom="1440" w:left="1080" w:header="720" w:footer="720" w:gutter="0"/>
       <w:cols w:space="720"/>
@@ -5884,8 +9665,58 @@
 </w:document>
 </file>
 
+<file path=word/comments.xml><?xml version="1.0" encoding="utf-8"?>
+<w:comments xmlns:wpc="http://schemas.microsoft.com/office/word/2010/wordprocessingCanvas" xmlns:cx="http://schemas.microsoft.com/office/drawing/2014/chartex" xmlns:cx1="http://schemas.microsoft.com/office/drawing/2015/9/8/chartex" xmlns:cx2="http://schemas.microsoft.com/office/drawing/2015/10/21/chartex" xmlns:cx3="http://schemas.microsoft.com/office/drawing/2016/5/9/chartex" xmlns:cx4="http://schemas.microsoft.com/office/drawing/2016/5/10/chartex" xmlns:cx5="http://schemas.microsoft.com/office/drawing/2016/5/11/chartex" xmlns:cx6="http://schemas.microsoft.com/office/drawing/2016/5/12/chartex" xmlns:cx7="http://schemas.microsoft.com/office/drawing/2016/5/13/chartex" xmlns:cx8="http://schemas.microsoft.com/office/drawing/2016/5/14/chartex" xmlns:mc="http://schemas.openxmlformats.org/markup-compatibility/2006" xmlns:aink="http://schemas.microsoft.com/office/drawing/2016/ink" xmlns:am3d="http://schemas.microsoft.com/office/drawing/2017/model3d" xmlns:o="urn:schemas-microsoft-com:office:office" xmlns:oel="http://schemas.microsoft.com/office/2019/extlst" xmlns:r="http://schemas.openxmlformats.org/officeDocument/2006/relationships" xmlns:m="http://schemas.openxmlformats.org/officeDocument/2006/math" xmlns:v="urn:schemas-microsoft-com:vml" xmlns:wp14="http://schemas.microsoft.com/office/word/2010/wordprocessingDrawing" xmlns:wp="http://schemas.openxmlformats.org/drawingml/2006/wordprocessingDrawing" xmlns:w10="urn:schemas-microsoft-com:office:word" xmlns:w="http://schemas.openxmlformats.org/wordprocessingml/2006/main" xmlns:w14="http://schemas.microsoft.com/office/word/2010/wordml" xmlns:w15="http://schemas.microsoft.com/office/word/2012/wordml" xmlns:w16cex="http://schemas.microsoft.com/office/word/2018/wordml/cex" xmlns:w16cid="http://schemas.microsoft.com/office/word/2016/wordml/cid" xmlns:w16="http://schemas.microsoft.com/office/word/2018/wordml" xmlns:w16du="http://schemas.microsoft.com/office/word/2023/wordml/word16du" xmlns:w16sdtdh="http://schemas.microsoft.com/office/word/2020/wordml/sdtdatahash" xmlns:w16sdtfl="http://schemas.microsoft.com/office/word/2024/wordml/sdtformatlock" xmlns:w16se="http://schemas.microsoft.com/office/word/2015/wordml/symex" xmlns:wpg="http://schemas.microsoft.com/office/word/2010/wordprocessingGroup" xmlns:wpi="http://schemas.microsoft.com/office/word/2010/wordprocessingInk" xmlns:wne="http://schemas.microsoft.com/office/word/2006/wordml" xmlns:wps="http://schemas.microsoft.com/office/word/2010/wordprocessingShape" mc:Ignorable="w14 w15 w16se w16cid w16 w16cex w16sdtdh w16sdtfl w16du wp14">
+  <w:comment w:id="0" w:author="MARTINEZ SALCEDO, JOSEPH" w:date="2025-03-11T12:42:00Z" w:initials="j">
+    <w:p>
+      <w:pPr>
+        <w:jc w:val="left"/>
+      </w:pPr>
+      <w:r>
+        <w:rPr>
+          <w:rStyle w:val="CommentReference"/>
+        </w:rPr>
+        <w:annotationRef/>
+      </w:r>
+      <w:r>
+        <w:rPr>
+          <w:rFonts w:cstheme="minorBidi"/>
+          <w:color w:val="000000"/>
+          <w:sz w:val="20"/>
+          <w:szCs w:val="20"/>
+        </w:rPr>
+        <w:t>Move to the beginning, before the Geographical distribution</w:t>
+      </w:r>
+    </w:p>
+    <w:p>
+      <w:pPr>
+        <w:jc w:val="left"/>
+      </w:pPr>
+    </w:p>
+  </w:comment>
+</w:comments>
+</file>
+
+<file path=word/commentsExtended.xml><?xml version="1.0" encoding="utf-8"?>
+<w15:commentsEx xmlns:wpc="http://schemas.microsoft.com/office/word/2010/wordprocessingCanvas" xmlns:cx="http://schemas.microsoft.com/office/drawing/2014/chartex" xmlns:cx1="http://schemas.microsoft.com/office/drawing/2015/9/8/chartex" xmlns:cx2="http://schemas.microsoft.com/office/drawing/2015/10/21/chartex" xmlns:cx3="http://schemas.microsoft.com/office/drawing/2016/5/9/chartex" xmlns:cx4="http://schemas.microsoft.com/office/drawing/2016/5/10/chartex" xmlns:cx5="http://schemas.microsoft.com/office/drawing/2016/5/11/chartex" xmlns:cx6="http://schemas.microsoft.com/office/drawing/2016/5/12/chartex" xmlns:cx7="http://schemas.microsoft.com/office/drawing/2016/5/13/chartex" xmlns:cx8="http://schemas.microsoft.com/office/drawing/2016/5/14/chartex" xmlns:mc="http://schemas.openxmlformats.org/markup-compatibility/2006" xmlns:aink="http://schemas.microsoft.com/office/drawing/2016/ink" xmlns:am3d="http://schemas.microsoft.com/office/drawing/2017/model3d" xmlns:o="urn:schemas-microsoft-com:office:office" xmlns:oel="http://schemas.microsoft.com/office/2019/extlst" xmlns:r="http://schemas.openxmlformats.org/officeDocument/2006/relationships" xmlns:m="http://schemas.openxmlformats.org/officeDocument/2006/math" xmlns:v="urn:schemas-microsoft-com:vml" xmlns:wp14="http://schemas.microsoft.com/office/word/2010/wordprocessingDrawing" xmlns:wp="http://schemas.openxmlformats.org/drawingml/2006/wordprocessingDrawing" xmlns:w10="urn:schemas-microsoft-com:office:word" xmlns:w="http://schemas.openxmlformats.org/wordprocessingml/2006/main" xmlns:w14="http://schemas.microsoft.com/office/word/2010/wordml" xmlns:w15="http://schemas.microsoft.com/office/word/2012/wordml" xmlns:w16cex="http://schemas.microsoft.com/office/word/2018/wordml/cex" xmlns:w16cid="http://schemas.microsoft.com/office/word/2016/wordml/cid" xmlns:w16="http://schemas.microsoft.com/office/word/2018/wordml" xmlns:w16du="http://schemas.microsoft.com/office/word/2023/wordml/word16du" xmlns:w16sdtdh="http://schemas.microsoft.com/office/word/2020/wordml/sdtdatahash" xmlns:w16sdtfl="http://schemas.microsoft.com/office/word/2024/wordml/sdtformatlock" xmlns:w16se="http://schemas.microsoft.com/office/word/2015/wordml/symex" xmlns:wpg="http://schemas.microsoft.com/office/word/2010/wordprocessingGroup" xmlns:wpi="http://schemas.microsoft.com/office/word/2010/wordprocessingInk" xmlns:wne="http://schemas.microsoft.com/office/word/2006/wordml" xmlns:wps="http://schemas.microsoft.com/office/word/2010/wordprocessingShape" mc:Ignorable="w14 w15 w16se w16cid w16 w16cex w16sdtdh w16sdtfl w16du wp14">
+  <w15:commentEx w15:paraId="6508D3CA" w15:done="0"/>
+</w15:commentsEx>
+</file>
+
+<file path=word/commentsExtensible.xml><?xml version="1.0" encoding="utf-8"?>
+<w16cex:commentsExtensible xmlns:wpc="http://schemas.microsoft.com/office/word/2010/wordprocessingCanvas" xmlns:cx="http://schemas.microsoft.com/office/drawing/2014/chartex" xmlns:cx1="http://schemas.microsoft.com/office/drawing/2015/9/8/chartex" xmlns:cx2="http://schemas.microsoft.com/office/drawing/2015/10/21/chartex" xmlns:cx3="http://schemas.microsoft.com/office/drawing/2016/5/9/chartex" xmlns:cx4="http://schemas.microsoft.com/office/drawing/2016/5/10/chartex" xmlns:cx5="http://schemas.microsoft.com/office/drawing/2016/5/11/chartex" xmlns:cx6="http://schemas.microsoft.com/office/drawing/2016/5/12/chartex" xmlns:cx7="http://schemas.microsoft.com/office/drawing/2016/5/13/chartex" xmlns:cx8="http://schemas.microsoft.com/office/drawing/2016/5/14/chartex" xmlns:cr="http://schemas.microsoft.com/office/comments/2020/reactions" xmlns:mc="http://schemas.openxmlformats.org/markup-compatibility/2006" xmlns:aink="http://schemas.microsoft.com/office/drawing/2016/ink" xmlns:am3d="http://schemas.microsoft.com/office/drawing/2017/model3d" xmlns:o="urn:schemas-microsoft-com:office:office" xmlns:oel="http://schemas.microsoft.com/office/2019/extlst" xmlns:r="http://schemas.openxmlformats.org/officeDocument/2006/relationships" xmlns:m="http://schemas.openxmlformats.org/officeDocument/2006/math" xmlns:v="urn:schemas-microsoft-com:vml" xmlns:wp14="http://schemas.microsoft.com/office/word/2010/wordprocessingDrawing" xmlns:wp="http://schemas.openxmlformats.org/drawingml/2006/wordprocessingDrawing" xmlns:w10="urn:schemas-microsoft-com:office:word" xmlns:w="http://schemas.openxmlformats.org/wordprocessingml/2006/main" xmlns:w14="http://schemas.microsoft.com/office/word/2010/wordml" xmlns:w15="http://schemas.microsoft.com/office/word/2012/wordml" xmlns:w16cex="http://schemas.microsoft.com/office/word/2018/wordml/cex" xmlns:w16cid="http://schemas.microsoft.com/office/word/2016/wordml/cid" xmlns:w16="http://schemas.microsoft.com/office/word/2018/wordml" xmlns:w16du="http://schemas.microsoft.com/office/word/2023/wordml/word16du" xmlns:w16sdtdh="http://schemas.microsoft.com/office/word/2020/wordml/sdtdatahash" xmlns:w16sdtfl="http://schemas.microsoft.com/office/word/2024/wordml/sdtformatlock" xmlns:w16se="http://schemas.microsoft.com/office/word/2015/wordml/symex" xmlns:wpg="http://schemas.microsoft.com/office/word/2010/wordprocessingGroup" xmlns:wpi="http://schemas.microsoft.com/office/word/2010/wordprocessingInk" xmlns:wne="http://schemas.microsoft.com/office/word/2006/wordml" xmlns:wps="http://schemas.microsoft.com/office/word/2010/wordprocessingShape" mc:Ignorable="w14 w15 w16se w16cid w16 w16cex w16sdtdh w16sdtfl cr w16du wp14">
+  <w16cex:commentExtensible w16cex:durableId="5F77CC0A" w16cex:dateUtc="2025-03-11T16:42:00Z"/>
+</w16cex:commentsExtensible>
+</file>
+
+<file path=word/commentsIds.xml><?xml version="1.0" encoding="utf-8"?>
+<w16cid:commentsIds xmlns:wpc="http://schemas.microsoft.com/office/word/2010/wordprocessingCanvas" xmlns:cx="http://schemas.microsoft.com/office/drawing/2014/chartex" xmlns:cx1="http://schemas.microsoft.com/office/drawing/2015/9/8/chartex" xmlns:cx2="http://schemas.microsoft.com/office/drawing/2015/10/21/chartex" xmlns:cx3="http://schemas.microsoft.com/office/drawing/2016/5/9/chartex" xmlns:cx4="http://schemas.microsoft.com/office/drawing/2016/5/10/chartex" xmlns:cx5="http://schemas.microsoft.com/office/drawing/2016/5/11/chartex" xmlns:cx6="http://schemas.microsoft.com/office/drawing/2016/5/12/chartex" xmlns:cx7="http://schemas.microsoft.com/office/drawing/2016/5/13/chartex" xmlns:cx8="http://schemas.microsoft.com/office/drawing/2016/5/14/chartex" xmlns:mc="http://schemas.openxmlformats.org/markup-compatibility/2006" xmlns:aink="http://schemas.microsoft.com/office/drawing/2016/ink" xmlns:am3d="http://schemas.microsoft.com/office/drawing/2017/model3d" xmlns:o="urn:schemas-microsoft-com:office:office" xmlns:oel="http://schemas.microsoft.com/office/2019/extlst" xmlns:r="http://schemas.openxmlformats.org/officeDocument/2006/relationships" xmlns:m="http://schemas.openxmlformats.org/officeDocument/2006/math" xmlns:v="urn:schemas-microsoft-com:vml" xmlns:wp14="http://schemas.microsoft.com/office/word/2010/wordprocessingDrawing" xmlns:wp="http://schemas.openxmlformats.org/drawingml/2006/wordprocessingDrawing" xmlns:w10="urn:schemas-microsoft-com:office:word" xmlns:w="http://schemas.openxmlformats.org/wordprocessingml/2006/main" xmlns:w14="http://schemas.microsoft.com/office/word/2010/wordml" xmlns:w15="http://schemas.microsoft.com/office/word/2012/wordml" xmlns:w16cex="http://schemas.microsoft.com/office/word/2018/wordml/cex" xmlns:w16cid="http://schemas.microsoft.com/office/word/2016/wordml/cid" xmlns:w16="http://schemas.microsoft.com/office/word/2018/wordml" xmlns:w16du="http://schemas.microsoft.com/office/word/2023/wordml/word16du" xmlns:w16sdtdh="http://schemas.microsoft.com/office/word/2020/wordml/sdtdatahash" xmlns:w16sdtfl="http://schemas.microsoft.com/office/word/2024/wordml/sdtformatlock" xmlns:w16se="http://schemas.microsoft.com/office/word/2015/wordml/symex" xmlns:wpg="http://schemas.microsoft.com/office/word/2010/wordprocessingGroup" xmlns:wpi="http://schemas.microsoft.com/office/word/2010/wordprocessingInk" xmlns:wne="http://schemas.microsoft.com/office/word/2006/wordml" xmlns:wps="http://schemas.microsoft.com/office/word/2010/wordprocessingShape" mc:Ignorable="w14 w15 w16se w16cid w16 w16cex w16sdtdh w16sdtfl w16du wp14">
+  <w16cid:commentId w16cid:paraId="6508D3CA" w16cid:durableId="5F77CC0A"/>
+</w16cid:commentsIds>
+</file>
+
 <file path=word/endnotes.xml><?xml version="1.0" encoding="utf-8"?>
-<w:endnotes xmlns:wpc="http://schemas.microsoft.com/office/word/2010/wordprocessingCanvas" xmlns:cx="http://schemas.microsoft.com/office/drawing/2014/chartex" xmlns:cx1="http://schemas.microsoft.com/office/drawing/2015/9/8/chartex" xmlns:cx2="http://schemas.microsoft.com/office/drawing/2015/10/21/chartex" xmlns:cx3="http://schemas.microsoft.com/office/drawing/2016/5/9/chartex" xmlns:cx4="http://schemas.microsoft.com/office/drawing/2016/5/10/chartex" xmlns:cx5="http://schemas.microsoft.com/office/drawing/2016/5/11/chartex" xmlns:cx6="http://schemas.microsoft.com/office/drawing/2016/5/12/chartex" xmlns:cx7="http://schemas.microsoft.com/office/drawing/2016/5/13/chartex" xmlns:cx8="http://schemas.microsoft.com/office/drawing/2016/5/14/chartex" xmlns:mc="http://schemas.openxmlformats.org/markup-compatibility/2006" xmlns:aink="http://schemas.microsoft.com/office/drawing/2016/ink" xmlns:am3d="http://schemas.microsoft.com/office/drawing/2017/model3d" xmlns:o="urn:schemas-microsoft-com:office:office" xmlns:oel="http://schemas.microsoft.com/office/2019/extlst" xmlns:r="http://schemas.openxmlformats.org/officeDocument/2006/relationships" xmlns:m="http://schemas.openxmlformats.org/officeDocument/2006/math" xmlns:v="urn:schemas-microsoft-com:vml" xmlns:wp14="http://schemas.microsoft.com/office/word/2010/wordprocessingDrawing" xmlns:wp="http://schemas.openxmlformats.org/drawingml/2006/wordprocessingDrawing" xmlns:w10="urn:schemas-microsoft-com:office:word" xmlns:w="http://schemas.openxmlformats.org/wordprocessingml/2006/main" xmlns:w14="http://schemas.microsoft.com/office/word/2010/wordml" xmlns:w15="http://schemas.microsoft.com/office/word/2012/wordml" xmlns:w16cex="http://schemas.microsoft.com/office/word/2018/wordml/cex" xmlns:w16cid="http://schemas.microsoft.com/office/word/2016/wordml/cid" xmlns:w16="http://schemas.microsoft.com/office/word/2018/wordml" xmlns:w16du="http://schemas.microsoft.com/office/word/2023/wordml/word16du" xmlns:w16sdtdh="http://schemas.microsoft.com/office/word/2020/wordml/sdtdatahash" xmlns:w16se="http://schemas.microsoft.com/office/word/2015/wordml/symex" xmlns:wpg="http://schemas.microsoft.com/office/word/2010/wordprocessingGroup" xmlns:wpi="http://schemas.microsoft.com/office/word/2010/wordprocessingInk" xmlns:wne="http://schemas.microsoft.com/office/word/2006/wordml" xmlns:wps="http://schemas.microsoft.com/office/word/2010/wordprocessingShape" mc:Ignorable="w14 w15 w16se w16cid w16 w16cex w16sdtdh w16du wp14">
+<w:endnotes xmlns:wpc="http://schemas.microsoft.com/office/word/2010/wordprocessingCanvas" xmlns:cx="http://schemas.microsoft.com/office/drawing/2014/chartex" xmlns:cx1="http://schemas.microsoft.com/office/drawing/2015/9/8/chartex" xmlns:cx2="http://schemas.microsoft.com/office/drawing/2015/10/21/chartex" xmlns:cx3="http://schemas.microsoft.com/office/drawing/2016/5/9/chartex" xmlns:cx4="http://schemas.microsoft.com/office/drawing/2016/5/10/chartex" xmlns:cx5="http://schemas.microsoft.com/office/drawing/2016/5/11/chartex" xmlns:cx6="http://schemas.microsoft.com/office/drawing/2016/5/12/chartex" xmlns:cx7="http://schemas.microsoft.com/office/drawing/2016/5/13/chartex" xmlns:cx8="http://schemas.microsoft.com/office/drawing/2016/5/14/chartex" xmlns:mc="http://schemas.openxmlformats.org/markup-compatibility/2006" xmlns:aink="http://schemas.microsoft.com/office/drawing/2016/ink" xmlns:am3d="http://schemas.microsoft.com/office/drawing/2017/model3d" xmlns:o="urn:schemas-microsoft-com:office:office" xmlns:oel="http://schemas.microsoft.com/office/2019/extlst" xmlns:r="http://schemas.openxmlformats.org/officeDocument/2006/relationships" xmlns:m="http://schemas.openxmlformats.org/officeDocument/2006/math" xmlns:v="urn:schemas-microsoft-com:vml" xmlns:wp14="http://schemas.microsoft.com/office/word/2010/wordprocessingDrawing" xmlns:wp="http://schemas.openxmlformats.org/drawingml/2006/wordprocessingDrawing" xmlns:w10="urn:schemas-microsoft-com:office:word" xmlns:w="http://schemas.openxmlformats.org/wordprocessingml/2006/main" xmlns:w14="http://schemas.microsoft.com/office/word/2010/wordml" xmlns:w15="http://schemas.microsoft.com/office/word/2012/wordml" xmlns:w16cex="http://schemas.microsoft.com/office/word/2018/wordml/cex" xmlns:w16cid="http://schemas.microsoft.com/office/word/2016/wordml/cid" xmlns:w16="http://schemas.microsoft.com/office/word/2018/wordml" xmlns:w16du="http://schemas.microsoft.com/office/word/2023/wordml/word16du" xmlns:w16sdtdh="http://schemas.microsoft.com/office/word/2020/wordml/sdtdatahash" xmlns:w16sdtfl="http://schemas.microsoft.com/office/word/2024/wordml/sdtformatlock" xmlns:w16se="http://schemas.microsoft.com/office/word/2015/wordml/symex" xmlns:wpg="http://schemas.microsoft.com/office/word/2010/wordprocessingGroup" xmlns:wpi="http://schemas.microsoft.com/office/word/2010/wordprocessingInk" xmlns:wne="http://schemas.microsoft.com/office/word/2006/wordml" xmlns:wps="http://schemas.microsoft.com/office/word/2010/wordprocessingShape" mc:Ignorable="w14 w15 w16se w16cid w16 w16cex w16sdtdh w16sdtfl w16du wp14">
   <w:endnote w:type="separator" w:id="-1">
     <w:p>
       <w:r>
@@ -5900,13 +9731,16 @@
         <w:continuationSeparator/>
       </w:r>
     </w:p>
+    <w:p/>
+  </w:endnote>
+  <w:endnote w:type="continuationNotice" w:id="1">
     <w:p/>
   </w:endnote>
 </w:endnotes>
 </file>
 
 <file path=word/footer1.xml><?xml version="1.0" encoding="utf-8"?>
-<w:ftr xmlns:wpc="http://schemas.microsoft.com/office/word/2010/wordprocessingCanvas" xmlns:cx="http://schemas.microsoft.com/office/drawing/2014/chartex" xmlns:cx1="http://schemas.microsoft.com/office/drawing/2015/9/8/chartex" xmlns:cx2="http://schemas.microsoft.com/office/drawing/2015/10/21/chartex" xmlns:cx3="http://schemas.microsoft.com/office/drawing/2016/5/9/chartex" xmlns:cx4="http://schemas.microsoft.com/office/drawing/2016/5/10/chartex" xmlns:cx5="http://schemas.microsoft.com/office/drawing/2016/5/11/chartex" xmlns:cx6="http://schemas.microsoft.com/office/drawing/2016/5/12/chartex" xmlns:cx7="http://schemas.microsoft.com/office/drawing/2016/5/13/chartex" xmlns:cx8="http://schemas.microsoft.com/office/drawing/2016/5/14/chartex" xmlns:mc="http://schemas.openxmlformats.org/markup-compatibility/2006" xmlns:aink="http://schemas.microsoft.com/office/drawing/2016/ink" xmlns:am3d="http://schemas.microsoft.com/office/drawing/2017/model3d" xmlns:o="urn:schemas-microsoft-com:office:office" xmlns:oel="http://schemas.microsoft.com/office/2019/extlst" xmlns:r="http://schemas.openxmlformats.org/officeDocument/2006/relationships" xmlns:m="http://schemas.openxmlformats.org/officeDocument/2006/math" xmlns:v="urn:schemas-microsoft-com:vml" xmlns:wp14="http://schemas.microsoft.com/office/word/2010/wordprocessingDrawing" xmlns:wp="http://schemas.openxmlformats.org/drawingml/2006/wordprocessingDrawing" xmlns:w10="urn:schemas-microsoft-com:office:word" xmlns:w="http://schemas.openxmlformats.org/wordprocessingml/2006/main" xmlns:w14="http://schemas.microsoft.com/office/word/2010/wordml" xmlns:w15="http://schemas.microsoft.com/office/word/2012/wordml" xmlns:w16cex="http://schemas.microsoft.com/office/word/2018/wordml/cex" xmlns:w16cid="http://schemas.microsoft.com/office/word/2016/wordml/cid" xmlns:w16="http://schemas.microsoft.com/office/word/2018/wordml" xmlns:w16du="http://schemas.microsoft.com/office/word/2023/wordml/word16du" xmlns:w16sdtdh="http://schemas.microsoft.com/office/word/2020/wordml/sdtdatahash" xmlns:w16se="http://schemas.microsoft.com/office/word/2015/wordml/symex" xmlns:wpg="http://schemas.microsoft.com/office/word/2010/wordprocessingGroup" xmlns:wpi="http://schemas.microsoft.com/office/word/2010/wordprocessingInk" xmlns:wne="http://schemas.microsoft.com/office/word/2006/wordml" xmlns:wps="http://schemas.microsoft.com/office/word/2010/wordprocessingShape" mc:Ignorable="w14 w15 w16se w16cid w16 w16cex w16sdtdh w16du wp14">
+<w:ftr xmlns:wpc="http://schemas.microsoft.com/office/word/2010/wordprocessingCanvas" xmlns:cx="http://schemas.microsoft.com/office/drawing/2014/chartex" xmlns:cx1="http://schemas.microsoft.com/office/drawing/2015/9/8/chartex" xmlns:cx2="http://schemas.microsoft.com/office/drawing/2015/10/21/chartex" xmlns:cx3="http://schemas.microsoft.com/office/drawing/2016/5/9/chartex" xmlns:cx4="http://schemas.microsoft.com/office/drawing/2016/5/10/chartex" xmlns:cx5="http://schemas.microsoft.com/office/drawing/2016/5/11/chartex" xmlns:cx6="http://schemas.microsoft.com/office/drawing/2016/5/12/chartex" xmlns:cx7="http://schemas.microsoft.com/office/drawing/2016/5/13/chartex" xmlns:cx8="http://schemas.microsoft.com/office/drawing/2016/5/14/chartex" xmlns:mc="http://schemas.openxmlformats.org/markup-compatibility/2006" xmlns:aink="http://schemas.microsoft.com/office/drawing/2016/ink" xmlns:am3d="http://schemas.microsoft.com/office/drawing/2017/model3d" xmlns:o="urn:schemas-microsoft-com:office:office" xmlns:oel="http://schemas.microsoft.com/office/2019/extlst" xmlns:r="http://schemas.openxmlformats.org/officeDocument/2006/relationships" xmlns:m="http://schemas.openxmlformats.org/officeDocument/2006/math" xmlns:v="urn:schemas-microsoft-com:vml" xmlns:wp14="http://schemas.microsoft.com/office/word/2010/wordprocessingDrawing" xmlns:wp="http://schemas.openxmlformats.org/drawingml/2006/wordprocessingDrawing" xmlns:w10="urn:schemas-microsoft-com:office:word" xmlns:w="http://schemas.openxmlformats.org/wordprocessingml/2006/main" xmlns:w14="http://schemas.microsoft.com/office/word/2010/wordml" xmlns:w15="http://schemas.microsoft.com/office/word/2012/wordml" xmlns:w16cex="http://schemas.microsoft.com/office/word/2018/wordml/cex" xmlns:w16cid="http://schemas.microsoft.com/office/word/2016/wordml/cid" xmlns:w16="http://schemas.microsoft.com/office/word/2018/wordml" xmlns:w16du="http://schemas.microsoft.com/office/word/2023/wordml/word16du" xmlns:w16sdtdh="http://schemas.microsoft.com/office/word/2020/wordml/sdtdatahash" xmlns:w16sdtfl="http://schemas.microsoft.com/office/word/2024/wordml/sdtformatlock" xmlns:w16se="http://schemas.microsoft.com/office/word/2015/wordml/symex" xmlns:wpg="http://schemas.microsoft.com/office/word/2010/wordprocessingGroup" xmlns:wpi="http://schemas.microsoft.com/office/word/2010/wordprocessingInk" xmlns:wne="http://schemas.microsoft.com/office/word/2006/wordml" xmlns:wps="http://schemas.microsoft.com/office/word/2010/wordprocessingShape" mc:Ignorable="w14 w15 w16se w16cid w16 w16cex w16sdtdh w16sdtfl w16du wp14">
   <w:sdt>
     <w:sdtPr>
       <w:id w:val="1406722160"/>
@@ -5924,6 +9758,7 @@
       <w:p>
         <w:pPr>
           <w:pStyle w:val="Footer"/>
+          <w:jc w:val="right"/>
         </w:pPr>
         <w:r>
           <w:fldChar w:fldCharType="begin"/>
@@ -5959,7 +9794,7 @@
 </file>
 
 <file path=word/footnotes.xml><?xml version="1.0" encoding="utf-8"?>
-<w:footnotes xmlns:wpc="http://schemas.microsoft.com/office/word/2010/wordprocessingCanvas" xmlns:cx="http://schemas.microsoft.com/office/drawing/2014/chartex" xmlns:cx1="http://schemas.microsoft.com/office/drawing/2015/9/8/chartex" xmlns:cx2="http://schemas.microsoft.com/office/drawing/2015/10/21/chartex" xmlns:cx3="http://schemas.microsoft.com/office/drawing/2016/5/9/chartex" xmlns:cx4="http://schemas.microsoft.com/office/drawing/2016/5/10/chartex" xmlns:cx5="http://schemas.microsoft.com/office/drawing/2016/5/11/chartex" xmlns:cx6="http://schemas.microsoft.com/office/drawing/2016/5/12/chartex" xmlns:cx7="http://schemas.microsoft.com/office/drawing/2016/5/13/chartex" xmlns:cx8="http://schemas.microsoft.com/office/drawing/2016/5/14/chartex" xmlns:mc="http://schemas.openxmlformats.org/markup-compatibility/2006" xmlns:aink="http://schemas.microsoft.com/office/drawing/2016/ink" xmlns:am3d="http://schemas.microsoft.com/office/drawing/2017/model3d" xmlns:o="urn:schemas-microsoft-com:office:office" xmlns:oel="http://schemas.microsoft.com/office/2019/extlst" xmlns:r="http://schemas.openxmlformats.org/officeDocument/2006/relationships" xmlns:m="http://schemas.openxmlformats.org/officeDocument/2006/math" xmlns:v="urn:schemas-microsoft-com:vml" xmlns:wp14="http://schemas.microsoft.com/office/word/2010/wordprocessingDrawing" xmlns:wp="http://schemas.openxmlformats.org/drawingml/2006/wordprocessingDrawing" xmlns:w10="urn:schemas-microsoft-com:office:word" xmlns:w="http://schemas.openxmlformats.org/wordprocessingml/2006/main" xmlns:w14="http://schemas.microsoft.com/office/word/2010/wordml" xmlns:w15="http://schemas.microsoft.com/office/word/2012/wordml" xmlns:w16cex="http://schemas.microsoft.com/office/word/2018/wordml/cex" xmlns:w16cid="http://schemas.microsoft.com/office/word/2016/wordml/cid" xmlns:w16="http://schemas.microsoft.com/office/word/2018/wordml" xmlns:w16du="http://schemas.microsoft.com/office/word/2023/wordml/word16du" xmlns:w16sdtdh="http://schemas.microsoft.com/office/word/2020/wordml/sdtdatahash" xmlns:w16se="http://schemas.microsoft.com/office/word/2015/wordml/symex" xmlns:wpg="http://schemas.microsoft.com/office/word/2010/wordprocessingGroup" xmlns:wpi="http://schemas.microsoft.com/office/word/2010/wordprocessingInk" xmlns:wne="http://schemas.microsoft.com/office/word/2006/wordml" xmlns:wps="http://schemas.microsoft.com/office/word/2010/wordprocessingShape" mc:Ignorable="w14 w15 w16se w16cid w16 w16cex w16sdtdh w16du wp14">
+<w:footnotes xmlns:wpc="http://schemas.microsoft.com/office/word/2010/wordprocessingCanvas" xmlns:cx="http://schemas.microsoft.com/office/drawing/2014/chartex" xmlns:cx1="http://schemas.microsoft.com/office/drawing/2015/9/8/chartex" xmlns:cx2="http://schemas.microsoft.com/office/drawing/2015/10/21/chartex" xmlns:cx3="http://schemas.microsoft.com/office/drawing/2016/5/9/chartex" xmlns:cx4="http://schemas.microsoft.com/office/drawing/2016/5/10/chartex" xmlns:cx5="http://schemas.microsoft.com/office/drawing/2016/5/11/chartex" xmlns:cx6="http://schemas.microsoft.com/office/drawing/2016/5/12/chartex" xmlns:cx7="http://schemas.microsoft.com/office/drawing/2016/5/13/chartex" xmlns:cx8="http://schemas.microsoft.com/office/drawing/2016/5/14/chartex" xmlns:mc="http://schemas.openxmlformats.org/markup-compatibility/2006" xmlns:aink="http://schemas.microsoft.com/office/drawing/2016/ink" xmlns:am3d="http://schemas.microsoft.com/office/drawing/2017/model3d" xmlns:o="urn:schemas-microsoft-com:office:office" xmlns:oel="http://schemas.microsoft.com/office/2019/extlst" xmlns:r="http://schemas.openxmlformats.org/officeDocument/2006/relationships" xmlns:m="http://schemas.openxmlformats.org/officeDocument/2006/math" xmlns:v="urn:schemas-microsoft-com:vml" xmlns:wp14="http://schemas.microsoft.com/office/word/2010/wordprocessingDrawing" xmlns:wp="http://schemas.openxmlformats.org/drawingml/2006/wordprocessingDrawing" xmlns:w10="urn:schemas-microsoft-com:office:word" xmlns:w="http://schemas.openxmlformats.org/wordprocessingml/2006/main" xmlns:w14="http://schemas.microsoft.com/office/word/2010/wordml" xmlns:w15="http://schemas.microsoft.com/office/word/2012/wordml" xmlns:w16cex="http://schemas.microsoft.com/office/word/2018/wordml/cex" xmlns:w16cid="http://schemas.microsoft.com/office/word/2016/wordml/cid" xmlns:w16="http://schemas.microsoft.com/office/word/2018/wordml" xmlns:w16du="http://schemas.microsoft.com/office/word/2023/wordml/word16du" xmlns:w16sdtdh="http://schemas.microsoft.com/office/word/2020/wordml/sdtdatahash" xmlns:w16sdtfl="http://schemas.microsoft.com/office/word/2024/wordml/sdtformatlock" xmlns:w16se="http://schemas.microsoft.com/office/word/2015/wordml/symex" xmlns:wpg="http://schemas.microsoft.com/office/word/2010/wordprocessingGroup" xmlns:wpi="http://schemas.microsoft.com/office/word/2010/wordprocessingInk" xmlns:wne="http://schemas.microsoft.com/office/word/2006/wordml" xmlns:wps="http://schemas.microsoft.com/office/word/2010/wordprocessingShape" mc:Ignorable="w14 w15 w16se w16cid w16 w16cex w16sdtdh w16sdtfl w16du wp14">
   <w:footnote w:type="separator" w:id="-1">
     <w:p>
       <w:r>
@@ -5974,13 +9809,16 @@
         <w:continuationSeparator/>
       </w:r>
     </w:p>
+    <w:p/>
+  </w:footnote>
+  <w:footnote w:type="continuationNotice" w:id="1">
     <w:p/>
   </w:footnote>
 </w:footnotes>
 </file>
 
 <file path=word/numbering.xml><?xml version="1.0" encoding="utf-8"?>
-<w:numbering xmlns:wpc="http://schemas.microsoft.com/office/word/2010/wordprocessingCanvas" xmlns:cx="http://schemas.microsoft.com/office/drawing/2014/chartex" xmlns:cx1="http://schemas.microsoft.com/office/drawing/2015/9/8/chartex" xmlns:cx2="http://schemas.microsoft.com/office/drawing/2015/10/21/chartex" xmlns:cx3="http://schemas.microsoft.com/office/drawing/2016/5/9/chartex" xmlns:cx4="http://schemas.microsoft.com/office/drawing/2016/5/10/chartex" xmlns:cx5="http://schemas.microsoft.com/office/drawing/2016/5/11/chartex" xmlns:cx6="http://schemas.microsoft.com/office/drawing/2016/5/12/chartex" xmlns:cx7="http://schemas.microsoft.com/office/drawing/2016/5/13/chartex" xmlns:cx8="http://schemas.microsoft.com/office/drawing/2016/5/14/chartex" xmlns:mc="http://schemas.openxmlformats.org/markup-compatibility/2006" xmlns:aink="http://schemas.microsoft.com/office/drawing/2016/ink" xmlns:am3d="http://schemas.microsoft.com/office/drawing/2017/model3d" xmlns:o="urn:schemas-microsoft-com:office:office" xmlns:oel="http://schemas.microsoft.com/office/2019/extlst" xmlns:r="http://schemas.openxmlformats.org/officeDocument/2006/relationships" xmlns:m="http://schemas.openxmlformats.org/officeDocument/2006/math" xmlns:v="urn:schemas-microsoft-com:vml" xmlns:wp14="http://schemas.microsoft.com/office/word/2010/wordprocessingDrawing" xmlns:wp="http://schemas.openxmlformats.org/drawingml/2006/wordprocessingDrawing" xmlns:w10="urn:schemas-microsoft-com:office:word" xmlns:w="http://schemas.openxmlformats.org/wordprocessingml/2006/main" xmlns:w14="http://schemas.microsoft.com/office/word/2010/wordml" xmlns:w15="http://schemas.microsoft.com/office/word/2012/wordml" xmlns:w16cex="http://schemas.microsoft.com/office/word/2018/wordml/cex" xmlns:w16cid="http://schemas.microsoft.com/office/word/2016/wordml/cid" xmlns:w16="http://schemas.microsoft.com/office/word/2018/wordml" xmlns:w16du="http://schemas.microsoft.com/office/word/2023/wordml/word16du" xmlns:w16sdtdh="http://schemas.microsoft.com/office/word/2020/wordml/sdtdatahash" xmlns:w16se="http://schemas.microsoft.com/office/word/2015/wordml/symex" xmlns:wpg="http://schemas.microsoft.com/office/word/2010/wordprocessingGroup" xmlns:wpi="http://schemas.microsoft.com/office/word/2010/wordprocessingInk" xmlns:wne="http://schemas.microsoft.com/office/word/2006/wordml" xmlns:wps="http://schemas.microsoft.com/office/word/2010/wordprocessingShape" mc:Ignorable="w14 w15 w16se w16cid w16 w16cex w16sdtdh w16du wp14">
+<w:numbering xmlns:wpc="http://schemas.microsoft.com/office/word/2010/wordprocessingCanvas" xmlns:cx="http://schemas.microsoft.com/office/drawing/2014/chartex" xmlns:cx1="http://schemas.microsoft.com/office/drawing/2015/9/8/chartex" xmlns:cx2="http://schemas.microsoft.com/office/drawing/2015/10/21/chartex" xmlns:cx3="http://schemas.microsoft.com/office/drawing/2016/5/9/chartex" xmlns:cx4="http://schemas.microsoft.com/office/drawing/2016/5/10/chartex" xmlns:cx5="http://schemas.microsoft.com/office/drawing/2016/5/11/chartex" xmlns:cx6="http://schemas.microsoft.com/office/drawing/2016/5/12/chartex" xmlns:cx7="http://schemas.microsoft.com/office/drawing/2016/5/13/chartex" xmlns:cx8="http://schemas.microsoft.com/office/drawing/2016/5/14/chartex" xmlns:mc="http://schemas.openxmlformats.org/markup-compatibility/2006" xmlns:aink="http://schemas.microsoft.com/office/drawing/2016/ink" xmlns:am3d="http://schemas.microsoft.com/office/drawing/2017/model3d" xmlns:o="urn:schemas-microsoft-com:office:office" xmlns:oel="http://schemas.microsoft.com/office/2019/extlst" xmlns:r="http://schemas.openxmlformats.org/officeDocument/2006/relationships" xmlns:m="http://schemas.openxmlformats.org/officeDocument/2006/math" xmlns:v="urn:schemas-microsoft-com:vml" xmlns:wp14="http://schemas.microsoft.com/office/word/2010/wordprocessingDrawing" xmlns:wp="http://schemas.openxmlformats.org/drawingml/2006/wordprocessingDrawing" xmlns:w10="urn:schemas-microsoft-com:office:word" xmlns:w="http://schemas.openxmlformats.org/wordprocessingml/2006/main" xmlns:w14="http://schemas.microsoft.com/office/word/2010/wordml" xmlns:w15="http://schemas.microsoft.com/office/word/2012/wordml" xmlns:w16cex="http://schemas.microsoft.com/office/word/2018/wordml/cex" xmlns:w16cid="http://schemas.microsoft.com/office/word/2016/wordml/cid" xmlns:w16="http://schemas.microsoft.com/office/word/2018/wordml" xmlns:w16du="http://schemas.microsoft.com/office/word/2023/wordml/word16du" xmlns:w16sdtdh="http://schemas.microsoft.com/office/word/2020/wordml/sdtdatahash" xmlns:w16sdtfl="http://schemas.microsoft.com/office/word/2024/wordml/sdtformatlock" xmlns:w16se="http://schemas.microsoft.com/office/word/2015/wordml/symex" xmlns:wpg="http://schemas.microsoft.com/office/word/2010/wordprocessingGroup" xmlns:wpi="http://schemas.microsoft.com/office/word/2010/wordprocessingInk" xmlns:wne="http://schemas.microsoft.com/office/word/2006/wordml" xmlns:wps="http://schemas.microsoft.com/office/word/2010/wordprocessingShape" mc:Ignorable="w14 w15 w16se w16cid w16 w16cex w16sdtdh w16sdtfl w16du wp14">
   <w:abstractNum w:abstractNumId="0" w15:restartNumberingAfterBreak="0">
     <w:nsid w:val="09E95DD2"/>
     <w:multiLevelType w:val="hybridMultilevel"/>
@@ -6095,90 +9933,91 @@
   </w:abstractNum>
   <w:abstractNum w:abstractNumId="1" w15:restartNumberingAfterBreak="0">
     <w:nsid w:val="0F5B57ED"/>
-    <w:multiLevelType w:val="hybridMultilevel"/>
-    <w:tmpl w:val="D3C4B0B4"/>
-    <w:lvl w:ilvl="0" w:tplc="0409000F">
+    <w:multiLevelType w:val="multilevel"/>
+    <w:tmpl w:val="2E8ABBD8"/>
+    <w:lvl w:ilvl="0">
       <w:start w:val="1"/>
       <w:numFmt w:val="decimal"/>
       <w:lvlText w:val="%1."/>
       <w:lvlJc w:val="left"/>
       <w:pPr>
-        <w:ind w:left="720" w:hanging="360"/>
+        <w:ind w:left="360" w:hanging="360"/>
       </w:pPr>
       <w:rPr>
         <w:rFonts w:hint="default"/>
       </w:rPr>
     </w:lvl>
-    <w:lvl w:ilvl="1" w:tplc="04090019">
-      <w:start w:val="1"/>
-      <w:numFmt w:val="lowerLetter"/>
-      <w:lvlText w:val="%2."/>
-      <w:lvlJc w:val="left"/>
-      <w:pPr>
-        <w:ind w:left="1440" w:hanging="360"/>
-      </w:pPr>
-    </w:lvl>
-    <w:lvl w:ilvl="2" w:tplc="0409001B" w:tentative="1">
-      <w:start w:val="1"/>
-      <w:numFmt w:val="lowerRoman"/>
-      <w:lvlText w:val="%3."/>
-      <w:lvlJc w:val="right"/>
-      <w:pPr>
-        <w:ind w:left="2160" w:hanging="180"/>
-      </w:pPr>
-    </w:lvl>
-    <w:lvl w:ilvl="3" w:tplc="0409000F" w:tentative="1">
+    <w:lvl w:ilvl="1">
       <w:start w:val="1"/>
       <w:numFmt w:val="decimal"/>
-      <w:lvlText w:val="%4."/>
+      <w:pStyle w:val="heading2"/>
+      <w:lvlText w:val="%1.%2."/>
       <w:lvlJc w:val="left"/>
       <w:pPr>
-        <w:ind w:left="2880" w:hanging="360"/>
+        <w:ind w:left="792" w:hanging="432"/>
       </w:pPr>
     </w:lvl>
-    <w:lvl w:ilvl="4" w:tplc="04090019" w:tentative="1">
-      <w:start w:val="1"/>
-      <w:numFmt w:val="lowerLetter"/>
-      <w:lvlText w:val="%5."/>
-      <w:lvlJc w:val="left"/>
-      <w:pPr>
-        <w:ind w:left="3600" w:hanging="360"/>
-      </w:pPr>
-    </w:lvl>
-    <w:lvl w:ilvl="5" w:tplc="0409001B" w:tentative="1">
-      <w:start w:val="1"/>
-      <w:numFmt w:val="lowerRoman"/>
-      <w:lvlText w:val="%6."/>
-      <w:lvlJc w:val="right"/>
-      <w:pPr>
-        <w:ind w:left="4320" w:hanging="180"/>
-      </w:pPr>
-    </w:lvl>
-    <w:lvl w:ilvl="6" w:tplc="0409000F" w:tentative="1">
+    <w:lvl w:ilvl="2">
       <w:start w:val="1"/>
       <w:numFmt w:val="decimal"/>
-      <w:lvlText w:val="%7."/>
+      <w:lvlText w:val="%1.%2.%3."/>
       <w:lvlJc w:val="left"/>
       <w:pPr>
-        <w:ind w:left="5040" w:hanging="360"/>
+        <w:ind w:left="1224" w:hanging="504"/>
       </w:pPr>
     </w:lvl>
-    <w:lvl w:ilvl="7" w:tplc="04090019" w:tentative="1">
+    <w:lvl w:ilvl="3">
       <w:start w:val="1"/>
-      <w:numFmt w:val="lowerLetter"/>
-      <w:lvlText w:val="%8."/>
+      <w:numFmt w:val="decimal"/>
+      <w:lvlText w:val="%1.%2.%3.%4."/>
       <w:lvlJc w:val="left"/>
       <w:pPr>
-        <w:ind w:left="5760" w:hanging="360"/>
+        <w:ind w:left="1728" w:hanging="648"/>
       </w:pPr>
     </w:lvl>
-    <w:lvl w:ilvl="8" w:tplc="0409001B" w:tentative="1">
+    <w:lvl w:ilvl="4">
       <w:start w:val="1"/>
-      <w:numFmt w:val="lowerRoman"/>
-      <w:lvlText w:val="%9."/>
-      <w:lvlJc w:val="right"/>
-      <w:pPr>
-        <w:ind w:left="6480" w:hanging="180"/>
+      <w:numFmt w:val="decimal"/>
+      <w:lvlText w:val="%1.%2.%3.%4.%5."/>
+      <w:lvlJc w:val="left"/>
+      <w:pPr>
+        <w:ind w:left="2232" w:hanging="792"/>
+      </w:pPr>
+    </w:lvl>
+    <w:lvl w:ilvl="5">
+      <w:start w:val="1"/>
+      <w:numFmt w:val="decimal"/>
+      <w:lvlText w:val="%1.%2.%3.%4.%5.%6."/>
+      <w:lvlJc w:val="left"/>
+      <w:pPr>
+        <w:ind w:left="2736" w:hanging="936"/>
+      </w:pPr>
+    </w:lvl>
+    <w:lvl w:ilvl="6">
+      <w:start w:val="1"/>
+      <w:numFmt w:val="decimal"/>
+      <w:lvlText w:val="%1.%2.%3.%4.%5.%6.%7."/>
+      <w:lvlJc w:val="left"/>
+      <w:pPr>
+        <w:ind w:left="3240" w:hanging="1080"/>
+      </w:pPr>
+    </w:lvl>
+    <w:lvl w:ilvl="7">
+      <w:start w:val="1"/>
+      <w:numFmt w:val="decimal"/>
+      <w:lvlText w:val="%1.%2.%3.%4.%5.%6.%7.%8."/>
+      <w:lvlJc w:val="left"/>
+      <w:pPr>
+        <w:ind w:left="3744" w:hanging="1224"/>
+      </w:pPr>
+    </w:lvl>
+    <w:lvl w:ilvl="8">
+      <w:start w:val="1"/>
+      <w:numFmt w:val="decimal"/>
+      <w:lvlText w:val="%1.%2.%3.%4.%5.%6.%7.%8.%9."/>
+      <w:lvlJc w:val="left"/>
+      <w:pPr>
+        <w:ind w:left="4320" w:hanging="1440"/>
       </w:pPr>
     </w:lvl>
   </w:abstractNum>
@@ -6722,7 +10561,6 @@
     <w:lvl w:ilvl="1">
       <w:start w:val="1"/>
       <w:numFmt w:val="decimal"/>
-      <w:pStyle w:val="heading2"/>
       <w:lvlText w:val="%1.%2"/>
       <w:lvlJc w:val="left"/>
       <w:pPr>
@@ -6871,8 +10709,16 @@
 </w:numbering>
 </file>
 
+<file path=word/people.xml><?xml version="1.0" encoding="utf-8"?>
+<w15:people xmlns:wpc="http://schemas.microsoft.com/office/word/2010/wordprocessingCanvas" xmlns:cx="http://schemas.microsoft.com/office/drawing/2014/chartex" xmlns:cx1="http://schemas.microsoft.com/office/drawing/2015/9/8/chartex" xmlns:cx2="http://schemas.microsoft.com/office/drawing/2015/10/21/chartex" xmlns:cx3="http://schemas.microsoft.com/office/drawing/2016/5/9/chartex" xmlns:cx4="http://schemas.microsoft.com/office/drawing/2016/5/10/chartex" xmlns:cx5="http://schemas.microsoft.com/office/drawing/2016/5/11/chartex" xmlns:cx6="http://schemas.microsoft.com/office/drawing/2016/5/12/chartex" xmlns:cx7="http://schemas.microsoft.com/office/drawing/2016/5/13/chartex" xmlns:cx8="http://schemas.microsoft.com/office/drawing/2016/5/14/chartex" xmlns:mc="http://schemas.openxmlformats.org/markup-compatibility/2006" xmlns:aink="http://schemas.microsoft.com/office/drawing/2016/ink" xmlns:am3d="http://schemas.microsoft.com/office/drawing/2017/model3d" xmlns:o="urn:schemas-microsoft-com:office:office" xmlns:oel="http://schemas.microsoft.com/office/2019/extlst" xmlns:r="http://schemas.openxmlformats.org/officeDocument/2006/relationships" xmlns:m="http://schemas.openxmlformats.org/officeDocument/2006/math" xmlns:v="urn:schemas-microsoft-com:vml" xmlns:wp14="http://schemas.microsoft.com/office/word/2010/wordprocessingDrawing" xmlns:wp="http://schemas.openxmlformats.org/drawingml/2006/wordprocessingDrawing" xmlns:w10="urn:schemas-microsoft-com:office:word" xmlns:w="http://schemas.openxmlformats.org/wordprocessingml/2006/main" xmlns:w14="http://schemas.microsoft.com/office/word/2010/wordml" xmlns:w15="http://schemas.microsoft.com/office/word/2012/wordml" xmlns:w16cex="http://schemas.microsoft.com/office/word/2018/wordml/cex" xmlns:w16cid="http://schemas.microsoft.com/office/word/2016/wordml/cid" xmlns:w16="http://schemas.microsoft.com/office/word/2018/wordml" xmlns:w16du="http://schemas.microsoft.com/office/word/2023/wordml/word16du" xmlns:w16sdtdh="http://schemas.microsoft.com/office/word/2020/wordml/sdtdatahash" xmlns:w16sdtfl="http://schemas.microsoft.com/office/word/2024/wordml/sdtformatlock" xmlns:w16se="http://schemas.microsoft.com/office/word/2015/wordml/symex" xmlns:wpg="http://schemas.microsoft.com/office/word/2010/wordprocessingGroup" xmlns:wpi="http://schemas.microsoft.com/office/word/2010/wordprocessingInk" xmlns:wne="http://schemas.microsoft.com/office/word/2006/wordml" xmlns:wps="http://schemas.microsoft.com/office/word/2010/wordprocessingShape" mc:Ignorable="w14 w15 w16se w16cid w16 w16cex w16sdtdh w16sdtfl w16du wp14">
+  <w15:person w15:author="MARTINEZ SALCEDO, JOSEPH">
+    <w15:presenceInfo w15:providerId="AD" w15:userId="S::jmart130@odu.edu::4d2c8988-b1c0-4e9d-83be-da9944182c7d"/>
+  </w15:person>
+</w15:people>
+</file>
+
 <file path=word/styles.xml><?xml version="1.0" encoding="utf-8"?>
-<w:styles xmlns:mc="http://schemas.openxmlformats.org/markup-compatibility/2006" xmlns:r="http://schemas.openxmlformats.org/officeDocument/2006/relationships" xmlns:w="http://schemas.openxmlformats.org/wordprocessingml/2006/main" xmlns:w14="http://schemas.microsoft.com/office/word/2010/wordml" xmlns:w15="http://schemas.microsoft.com/office/word/2012/wordml" xmlns:w16cex="http://schemas.microsoft.com/office/word/2018/wordml/cex" xmlns:w16cid="http://schemas.microsoft.com/office/word/2016/wordml/cid" xmlns:w16="http://schemas.microsoft.com/office/word/2018/wordml" xmlns:w16du="http://schemas.microsoft.com/office/word/2023/wordml/word16du" xmlns:w16sdtdh="http://schemas.microsoft.com/office/word/2020/wordml/sdtdatahash" xmlns:w16se="http://schemas.microsoft.com/office/word/2015/wordml/symex" mc:Ignorable="w14 w15 w16se w16cid w16 w16cex w16sdtdh w16du">
+<w:styles xmlns:mc="http://schemas.openxmlformats.org/markup-compatibility/2006" xmlns:r="http://schemas.openxmlformats.org/officeDocument/2006/relationships" xmlns:w="http://schemas.openxmlformats.org/wordprocessingml/2006/main" xmlns:w14="http://schemas.microsoft.com/office/word/2010/wordml" xmlns:w15="http://schemas.microsoft.com/office/word/2012/wordml" xmlns:w16cex="http://schemas.microsoft.com/office/word/2018/wordml/cex" xmlns:w16cid="http://schemas.microsoft.com/office/word/2016/wordml/cid" xmlns:w16="http://schemas.microsoft.com/office/word/2018/wordml" xmlns:w16du="http://schemas.microsoft.com/office/word/2023/wordml/word16du" xmlns:w16sdtdh="http://schemas.microsoft.com/office/word/2020/wordml/sdtdatahash" xmlns:w16sdtfl="http://schemas.microsoft.com/office/word/2024/wordml/sdtformatlock" xmlns:w16se="http://schemas.microsoft.com/office/word/2015/wordml/symex" mc:Ignorable="w14 w15 w16se w16cid w16 w16cex w16sdtdh w16sdtfl w16du">
   <w:docDefaults>
     <w:rPrDefault>
       <w:rPr>
@@ -7269,9 +11115,9 @@
   <w:style w:type="paragraph" w:default="1" w:styleId="Normal">
     <w:name w:val="Normal"/>
     <w:qFormat/>
-    <w:rsid w:val="00E474FF"/>
+    <w:rsid w:val="00F27B2D"/>
     <w:pPr>
-      <w:spacing w:after="0" w:line="240" w:lineRule="auto"/>
+      <w:spacing w:before="120" w:after="120" w:line="360" w:lineRule="auto"/>
       <w:jc w:val="both"/>
     </w:pPr>
     <w:rPr>
@@ -7287,7 +11133,6 @@
     <w:qFormat/>
     <w:rsid w:val="00E474FF"/>
     <w:pPr>
-      <w:spacing w:before="120" w:after="120"/>
       <w:outlineLvl w:val="0"/>
     </w:pPr>
     <w:rPr>
@@ -7388,7 +11233,7 @@
     <w:qFormat/>
     <w:rsid w:val="00E76715"/>
     <w:pPr>
-      <w:spacing w:after="120" w:line="480" w:lineRule="auto"/>
+      <w:spacing w:line="480" w:lineRule="auto"/>
     </w:pPr>
     <w:rPr>
       <w:b/>
@@ -7413,6 +11258,7 @@
     <w:link w:val="pre-body"/>
     <w:rsid w:val="00E76715"/>
     <w:rPr>
+      <w:rFonts w:ascii="Times New Roman" w:hAnsi="Times New Roman" w:cs="Times New Roman"/>
       <w:b/>
       <w:sz w:val="20"/>
       <w:szCs w:val="20"/>
@@ -7425,7 +11271,7 @@
     <w:qFormat/>
     <w:rsid w:val="00C452AA"/>
     <w:pPr>
-      <w:spacing w:after="120" w:line="480" w:lineRule="auto"/>
+      <w:spacing w:line="480" w:lineRule="auto"/>
     </w:pPr>
     <w:rPr>
       <w:sz w:val="44"/>
@@ -7451,6 +11297,7 @@
     <w:link w:val="Title1"/>
     <w:rsid w:val="00C452AA"/>
     <w:rPr>
+      <w:rFonts w:ascii="Times New Roman" w:hAnsi="Times New Roman" w:cs="Times New Roman"/>
       <w:sz w:val="44"/>
       <w:szCs w:val="44"/>
     </w:rPr>
@@ -7665,33 +11512,16 @@
   </w:style>
   <w:style w:type="paragraph" w:customStyle="1" w:styleId="heading2">
     <w:name w:val="heading2"/>
-    <w:basedOn w:val="Normal"/>
+    <w:basedOn w:val="Heading20"/>
     <w:next w:val="Normal"/>
     <w:qFormat/>
-    <w:rsid w:val="00021533"/>
+    <w:rsid w:val="00030A54"/>
     <w:pPr>
-      <w:keepNext/>
-      <w:keepLines/>
       <w:numPr>
         <w:ilvl w:val="1"/>
-        <w:numId w:val="4"/>
+        <w:numId w:val="3"/>
       </w:numPr>
-      <w:suppressAutoHyphens/>
-      <w:overflowPunct w:val="0"/>
-      <w:autoSpaceDE w:val="0"/>
-      <w:autoSpaceDN w:val="0"/>
-      <w:adjustRightInd w:val="0"/>
-      <w:spacing w:before="360" w:after="160" w:line="240" w:lineRule="atLeast"/>
-      <w:jc w:val="left"/>
-      <w:textAlignment w:val="baseline"/>
-      <w:outlineLvl w:val="1"/>
     </w:pPr>
-    <w:rPr>
-      <w:rFonts w:eastAsia="Times New Roman"/>
-      <w:b/>
-      <w:sz w:val="20"/>
-      <w:szCs w:val="20"/>
-    </w:rPr>
   </w:style>
   <w:style w:type="numbering" w:customStyle="1" w:styleId="headings">
     <w:name w:val="headings"/>
@@ -7750,6 +11580,7 @@
     </w:pPr>
     <w:rPr>
       <w:noProof/>
+      <w:sz w:val="20"/>
     </w:rPr>
   </w:style>
   <w:style w:type="character" w:customStyle="1" w:styleId="EndNoteBibliographyTitleChar">
@@ -7760,6 +11591,7 @@
     <w:rPr>
       <w:rFonts w:ascii="Times New Roman" w:hAnsi="Times New Roman" w:cs="Times New Roman"/>
       <w:noProof/>
+      <w:sz w:val="20"/>
     </w:rPr>
   </w:style>
   <w:style w:type="paragraph" w:customStyle="1" w:styleId="EndNoteBibliography">
@@ -7767,8 +11599,12 @@
     <w:basedOn w:val="Normal"/>
     <w:link w:val="EndNoteBibliographyChar"/>
     <w:rsid w:val="00D53502"/>
+    <w:pPr>
+      <w:spacing w:line="240" w:lineRule="auto"/>
+    </w:pPr>
     <w:rPr>
       <w:noProof/>
+      <w:sz w:val="20"/>
     </w:rPr>
   </w:style>
   <w:style w:type="character" w:customStyle="1" w:styleId="EndNoteBibliographyChar">
@@ -7779,6 +11615,7 @@
     <w:rPr>
       <w:rFonts w:ascii="Times New Roman" w:hAnsi="Times New Roman" w:cs="Times New Roman"/>
       <w:noProof/>
+      <w:sz w:val="20"/>
     </w:rPr>
   </w:style>
   <w:style w:type="character" w:styleId="UnresolvedMention">
@@ -7791,6 +11628,80 @@
     <w:rPr>
       <w:color w:val="605E5C"/>
       <w:shd w:val="clear" w:color="auto" w:fill="E1DFDD"/>
+    </w:rPr>
+  </w:style>
+  <w:style w:type="paragraph" w:styleId="NormalWeb">
+    <w:name w:val="Normal (Web)"/>
+    <w:basedOn w:val="Normal"/>
+    <w:uiPriority w:val="99"/>
+    <w:semiHidden/>
+    <w:unhideWhenUsed/>
+    <w:rsid w:val="001214B1"/>
+    <w:pPr>
+      <w:spacing w:before="100" w:beforeAutospacing="1" w:after="100" w:afterAutospacing="1"/>
+      <w:jc w:val="left"/>
+    </w:pPr>
+    <w:rPr>
+      <w:rFonts w:eastAsia="Times New Roman"/>
+      <w:sz w:val="24"/>
+      <w:szCs w:val="24"/>
+    </w:rPr>
+  </w:style>
+  <w:style w:type="character" w:styleId="Strong">
+    <w:name w:val="Strong"/>
+    <w:basedOn w:val="DefaultParagraphFont"/>
+    <w:uiPriority w:val="22"/>
+    <w:qFormat/>
+    <w:rsid w:val="00C93672"/>
+    <w:rPr>
+      <w:b/>
+      <w:bCs/>
+    </w:rPr>
+  </w:style>
+  <w:style w:type="paragraph" w:styleId="CommentSubject">
+    <w:name w:val="annotation subject"/>
+    <w:basedOn w:val="CommentText"/>
+    <w:next w:val="CommentText"/>
+    <w:link w:val="CommentSubjectChar"/>
+    <w:uiPriority w:val="99"/>
+    <w:semiHidden/>
+    <w:unhideWhenUsed/>
+    <w:rsid w:val="003B2D4F"/>
+    <w:pPr>
+      <w:spacing w:after="120" w:line="240" w:lineRule="auto"/>
+      <w:jc w:val="both"/>
+    </w:pPr>
+    <w:rPr>
+      <w:rFonts w:cs="Times New Roman"/>
+      <w:b/>
+      <w:bCs/>
+    </w:rPr>
+  </w:style>
+  <w:style w:type="character" w:customStyle="1" w:styleId="CommentSubjectChar">
+    <w:name w:val="Comment Subject Char"/>
+    <w:basedOn w:val="CommentTextChar"/>
+    <w:link w:val="CommentSubject"/>
+    <w:uiPriority w:val="99"/>
+    <w:semiHidden/>
+    <w:rsid w:val="003B2D4F"/>
+    <w:rPr>
+      <w:rFonts w:ascii="Times New Roman" w:hAnsi="Times New Roman" w:cs="Times New Roman"/>
+      <w:b/>
+      <w:bCs/>
+      <w:sz w:val="20"/>
+      <w:szCs w:val="20"/>
+    </w:rPr>
+  </w:style>
+  <w:style w:type="character" w:styleId="FollowedHyperlink">
+    <w:name w:val="FollowedHyperlink"/>
+    <w:basedOn w:val="DefaultParagraphFont"/>
+    <w:uiPriority w:val="99"/>
+    <w:semiHidden/>
+    <w:unhideWhenUsed/>
+    <w:rsid w:val="0007131F"/>
+    <w:rPr>
+      <w:color w:val="954F72" w:themeColor="followedHyperlink"/>
+      <w:u w:val="single"/>
     </w:rPr>
   </w:style>
 </w:styles>

--- a/docs/Martinez et al Temporal analysis Venezuelan Migration.docx
+++ b/docs/Martinez et al Temporal analysis Venezuelan Migration.docx
@@ -245,13 +245,8 @@
         <w:t>1</w:t>
       </w:r>
       <w:r>
-        <w:t xml:space="preserve">, Erika </w:t>
-      </w:r>
-      <w:proofErr w:type="spellStart"/>
-      <w:r>
-        <w:t>Frydenlund</w:t>
-      </w:r>
-      <w:proofErr w:type="spellEnd"/>
+        <w:t>, Erika Frydenlund</w:t>
+      </w:r>
       <w:r>
         <w:rPr>
           <w:noProof/>
@@ -515,7 +510,11 @@
     </w:p>
     <w:p>
       <w:pPr>
-        <w:pStyle w:val="Heading10"/>
+        <w:pStyle w:val="heading10"/>
+        <w:numPr>
+          <w:ilvl w:val="0"/>
+          <w:numId w:val="12"/>
+        </w:numPr>
       </w:pPr>
       <w:r>
         <w:t>Introduction</w:t>
@@ -631,7 +630,11 @@
         <w:fldChar w:fldCharType="begin"/>
       </w:r>
       <w:r>
-        <w:instrText xml:space="preserve"> ADDIN EN.CITE &lt;EndNote&gt;&lt;Cite&gt;&lt;Author&gt;Lebow&lt;/Author&gt;&lt;Year&gt;2023&lt;/Year&gt;&lt;RecNum&gt;18&lt;/RecNum&gt;&lt;DisplayText&gt;[2]&lt;/DisplayText&gt;&lt;record&gt;&lt;rec-number&gt;18&lt;/rec-number&gt;&lt;foreign-keys&gt;&lt;key app="EN" db-id="vvp2e2z04xerd3ere26p9zrrr25twrz5z55t" timestamp="1717073681"&gt;18&lt;/key&gt;&lt;/foreign-keys&gt;&lt;ref-type name="Journal Article"&gt;17&lt;/ref-type&gt;&lt;contributors&gt;&lt;authors&gt;&lt;author&gt;Lebow, Jeremy&lt;/author&gt;&lt;author&gt;Moreno Medina, Jonathan&lt;/author&gt;&lt;author&gt;Coral, Horacio&lt;/author&gt;&lt;author&gt;Mousa, Salma&lt;/author&gt;&lt;/authors&gt;&lt;/contributors&gt;&lt;titles&gt;&lt;title&gt;Migrant Exposure and Anti-Migrant Sentiment: The Case of the Venezuelan Exodus&lt;/title&gt;&lt;secondary-title&gt;Available at SSRN 3660641&lt;/secondary-title&gt;&lt;/titles&gt;&lt;periodical&gt;&lt;full-title&gt;Available at SSRN 3660641&lt;/full-title&gt;&lt;/periodical&gt;&lt;dates&gt;&lt;year&gt;2023&lt;/year&gt;&lt;/dates&gt;&lt;urls&gt;&lt;/urls&gt;&lt;/record&gt;&lt;/Cite&gt;&lt;/EndNote&gt;</w:instrText>
+        <w:instrText xml:space="preserve"> ADDIN EN.CITE &lt;EndNote&gt;&lt;Cite&gt;&lt;Author&gt;Lebow&lt;/Author&gt;&lt;Year&gt;2023&lt;/Year&gt;&lt;RecNum&gt;18&lt;/RecNum&gt;&lt;DisplayText&gt;[2]&lt;/DisplayText&gt;&lt;record&gt;&lt;rec-number&gt;18&lt;/rec-number&gt;&lt;foreign-keys&gt;&lt;key app="EN" db-id="vvp2e2z04xerd3ere26p9zrrr25twrz5z55t" timestamp="1717073681"&gt;18&lt;/key&gt;&lt;/foreign-keys&gt;&lt;ref-type </w:instrText>
+      </w:r>
+      <w:r>
+        <w:lastRenderedPageBreak/>
+        <w:instrText>name="Journal Article"&gt;17&lt;/ref-type&gt;&lt;contributors&gt;&lt;authors&gt;&lt;author&gt;Lebow, Jeremy&lt;/author&gt;&lt;author&gt;Moreno Medina, Jonathan&lt;/author&gt;&lt;author&gt;Coral, Horacio&lt;/author&gt;&lt;author&gt;Mousa, Salma&lt;/author&gt;&lt;/authors&gt;&lt;/contributors&gt;&lt;titles&gt;&lt;title&gt;Migrant Exposure and Anti-Migrant Sentiment: The Case of the Venezuelan Exodus&lt;/title&gt;&lt;secondary-title&gt;Available at SSRN 3660641&lt;/secondary-title&gt;&lt;/titles&gt;&lt;periodical&gt;&lt;full-title&gt;Available at SSRN 3660641&lt;/full-title&gt;&lt;/periodical&gt;&lt;dates&gt;&lt;year&gt;2023&lt;/year&gt;&lt;/dates&gt;&lt;urls&gt;&lt;/urls&gt;&lt;/record&gt;&lt;/Cite&gt;&lt;/EndNote&gt;</w:instrText>
       </w:r>
       <w:r>
         <w:fldChar w:fldCharType="separate"/>
@@ -646,7 +649,7 @@
         <w:fldChar w:fldCharType="end"/>
       </w:r>
       <w:r>
-        <w:t xml:space="preserve">, </w:t>
+        <w:t xml:space="preserve"> </w:t>
       </w:r>
       <w:r>
         <w:t xml:space="preserve">and </w:t>
@@ -777,7 +780,13 @@
     </w:p>
     <w:p>
       <w:r>
-        <w:t xml:space="preserve">Social media, and Twitter in particular, has emerged as a key arena where these attitudes and narratives play out. Given Twitter’s prominence in Colombia’s media landscape, the platform offers a rich data source for examining real-time social discourse around migration. Tweets can amplify both supportive voices and hostile sentiments, shaping public opinion and even policy responses. Prior research on immigration discourse indicates that social media often serves as an “echo chamber” for polarized views, where migrants may be alternately portrayed with empathy or subjected to derogatory stereotypes </w:t>
+        <w:t xml:space="preserve">Social media, </w:t>
+      </w:r>
+      <w:r>
+        <w:t>particularly Twitte</w:t>
+      </w:r>
+      <w:r>
+        <w:t xml:space="preserve">r, has emerged as a key arena where these attitudes and narratives play out. Given Twitter’s prominence in Colombia’s media landscape, the platform offers a rich data source for examining real-time social discourse around migration. Tweets can amplify both supportive voices and hostile sentiments, shaping public opinion and even policy responses. Prior research on immigration discourse indicates that social media often serves as an “echo chamber” for polarized views, where migrants may be alternately portrayed with empathy or subjected to derogatory stereotypes </w:t>
       </w:r>
       <w:r>
         <w:fldChar w:fldCharType="begin"/>
@@ -827,7 +836,6 @@
     </w:p>
     <w:p>
       <w:r>
-        <w:lastRenderedPageBreak/>
         <w:t xml:space="preserve">This article addresses that gap by conducting a multidimensional analysis of Twitter discourse </w:t>
       </w:r>
       <w:r>
@@ -840,7 +848,13 @@
         <w:t xml:space="preserve">techniques </w:t>
       </w:r>
       <w:r>
-        <w:t xml:space="preserve">with geospatial analysis to explore the complex ways migration is discussed online. </w:t>
+        <w:t xml:space="preserve">with </w:t>
+      </w:r>
+      <w:r>
+        <w:t>spatiotemporal</w:t>
+      </w:r>
+      <w:r>
+        <w:t xml:space="preserve"> analysis to explore the complex ways migration is discussed online. </w:t>
       </w:r>
       <w:r>
         <w:t>O</w:t>
@@ -870,13 +884,7 @@
         <w:fldChar w:fldCharType="end"/>
       </w:r>
       <w:r>
-        <w:t xml:space="preserve">, and the use of xenophobic </w:t>
-      </w:r>
-      <w:r>
-        <w:t xml:space="preserve">the </w:t>
-      </w:r>
-      <w:r>
-        <w:t>terms</w:t>
+        <w:t>, and the use of xenophobic terms</w:t>
       </w:r>
       <w:r>
         <w:t xml:space="preserve"> </w:t>
@@ -931,12 +939,28 @@
       </w:r>
       <w:proofErr w:type="gramEnd"/>
       <w:r>
-        <w:t xml:space="preserve"> examine the thematic content and sentiment of the discussions, and the geographic distribution of these conversations. By integrating these dimensions, we aim to shed light on how public opinion is being negotiated on social media and to identify the dominant narratives – be they of solidarity, hostility, or ambivalence – that have formed around Venezuelan migration. The findings not only contribute to the scholarly literature on migration and digital discourse but can also inform policymakers and civil society on the dynamics of online sentiment in Colombia’s migration context. In what follows, we first provide background on the Venezuelan migration crisis and outline relevant literature on social media discourse, NLP methods, and the use of derogatory language before presenting our methodology and results.</w:t>
-      </w:r>
-    </w:p>
-    <w:p>
-      <w:pPr>
-        <w:pStyle w:val="Heading10"/>
+        <w:t xml:space="preserve"> examine the thematic content and sentiment of the discussions, and the geographic distribution of these conversations. By integrating these dimensions, we aim to shed light on how public opinion is being </w:t>
+      </w:r>
+      <w:r>
+        <w:t>conveyed</w:t>
+      </w:r>
+      <w:r>
+        <w:t xml:space="preserve"> on social media and </w:t>
+      </w:r>
+      <w:r>
+        <w:t xml:space="preserve">how </w:t>
+      </w:r>
+      <w:r>
+        <w:t>to identify the dominant narratives –solidarity, hostility, or ambivalence –formed around Venezuelan migration. The findings not only contribute to the scholarly literature on migration and digital discourse but can also inform policymakers and civil society on the dynamics of online sentiment in Colombia’s migration context. In what follows, we first provide background on the Venezuelan migration crisis and outline relevant literature on social media discourse, NLP methods, and the use of derogatory language before presenting our methodology and results.</w:t>
+      </w:r>
+    </w:p>
+    <w:p>
+      <w:pPr>
+        <w:pStyle w:val="heading10"/>
+        <w:numPr>
+          <w:ilvl w:val="0"/>
+          <w:numId w:val="12"/>
+        </w:numPr>
       </w:pPr>
       <w:r>
         <w:t>Background and Literature</w:t>
@@ -944,10 +968,17 @@
     </w:p>
     <w:p>
       <w:pPr>
-        <w:pStyle w:val="Heading20"/>
-      </w:pPr>
-      <w:r>
-        <w:t>Venezuelan Migration</w:t>
+        <w:pStyle w:val="heading20"/>
+        <w:numPr>
+          <w:ilvl w:val="1"/>
+          <w:numId w:val="12"/>
+        </w:numPr>
+      </w:pPr>
+      <w:r>
+        <w:t>Venezuelan</w:t>
+      </w:r>
+      <w:r>
+        <w:t xml:space="preserve"> Migration</w:t>
       </w:r>
     </w:p>
     <w:p>
@@ -976,7 +1007,16 @@
         <w:fldChar w:fldCharType="end"/>
       </w:r>
       <w:r>
-        <w:t xml:space="preserve"> Colombia – sharing a lengthy and porous border with Venezuela – has borne the brunt of this exodus. By the end of 2022, roughly 2.5 million Venezuelan migrants and refugees were residing in Colombia </w:t>
+        <w:t>.</w:t>
+      </w:r>
+      <w:r>
+        <w:t xml:space="preserve"> Colombia – sharing a lengthy border with Venezuela – has borne the brunt of this exodus. By the end of 2022, roughly 2.5 million Venezuelan migrants and refugees </w:t>
+      </w:r>
+      <w:r>
+        <w:t>moved to</w:t>
+      </w:r>
+      <w:r>
+        <w:t xml:space="preserve"> Colombia </w:t>
       </w:r>
       <w:r>
         <w:t xml:space="preserve">(see </w:t>
@@ -1024,37 +1064,15 @@
         <w:t>)</w:t>
       </w:r>
       <w:r>
+        <w:t xml:space="preserve">. </w:t>
+      </w:r>
+      <w:r>
+        <w:t>This influx has raised significant humanitarian and socio-economic challenges for the host country, including strains on public services, the informal labor market, and local communities.</w:t>
+      </w:r>
+      <w:r>
         <w:t xml:space="preserve"> </w:t>
       </w:r>
-      <w:r>
-        <w:fldChar w:fldCharType="begin"/>
-      </w:r>
-      <w:r>
-        <w:instrText xml:space="preserve"> ADDIN EN.CITE &lt;EndNote&gt;&lt;Cite&gt;&lt;Author&gt;Bulley&lt;/Author&gt;&lt;Year&gt;2024&lt;/Year&gt;&lt;RecNum&gt;35&lt;/RecNum&gt;&lt;DisplayText&gt;[8]&lt;/DisplayText&gt;&lt;record&gt;&lt;rec-number&gt;35&lt;/rec-number&gt;&lt;foreign-keys&gt;&lt;key app="EN" db-id="vvp2e2z04xerd3ere26p9zrrr25twrz5z55t" timestamp="1744142198"&gt;35&lt;/key&gt;&lt;/foreign-keys&gt;&lt;ref-type name="Journal Article"&gt;17&lt;/ref-type&gt;&lt;contributors&gt;&lt;authors&gt;&lt;author&gt;Bulley, Dan&lt;/author&gt;&lt;/authors&gt;&lt;/contributors&gt;&lt;titles&gt;&lt;title&gt;Everyday immigration ethics: Colombia, Venezuela and the case for vernacular response&lt;/title&gt;&lt;secondary-title&gt;Critical Review of International Social and Political Philosophy&lt;/secondary-title&gt;&lt;/titles&gt;&lt;periodical&gt;&lt;full-title&gt;Critical Review of International Social and Political Philosophy&lt;/full-title&gt;&lt;/periodical&gt;&lt;pages&gt;1-24&lt;/pages&gt;&lt;dates&gt;&lt;year&gt;2024&lt;/year&gt;&lt;/dates&gt;&lt;isbn&gt;1369-8230&lt;/isbn&gt;&lt;urls&gt;&lt;/urls&gt;&lt;/record&gt;&lt;/Cite&gt;&lt;/EndNote&gt;</w:instrText>
-      </w:r>
-      <w:r>
-        <w:fldChar w:fldCharType="separate"/>
-      </w:r>
-      <w:r>
-        <w:rPr>
-          <w:noProof/>
-        </w:rPr>
-        <w:t>[8]</w:t>
-      </w:r>
-      <w:r>
-        <w:fldChar w:fldCharType="end"/>
-      </w:r>
-      <w:r>
-        <w:t xml:space="preserve">. </w:t>
-      </w:r>
-      <w:r>
-        <w:t>This influx has raised significant humanitarian and socio-economic challenges for the host country, including strains on public services, the informal labor market, and local communities.</w:t>
-      </w:r>
-      <w:r>
-        <w:t xml:space="preserve"> </w:t>
-      </w:r>
-    </w:p>
-    <w:p/>
+    </w:p>
     <w:p>
       <w:pPr>
         <w:keepNext/>
@@ -1063,14 +1081,12 @@
       <w:r>
         <w:rPr>
           <w:noProof/>
-          <w:shd w:val="clear" w:color="auto" w:fill="E6E6E6"/>
-        </w:rPr>
-        <w:lastRenderedPageBreak/>
+        </w:rPr>
         <w:drawing>
-          <wp:inline distT="0" distB="0" distL="0" distR="0" wp14:anchorId="2596EDE2" wp14:editId="2A30B7EB">
-            <wp:extent cx="2799715" cy="1585665"/>
-            <wp:effectExtent l="0" t="0" r="635" b="0"/>
-            <wp:docPr id="293163892" name="Picture 293163892" descr="Chart, line chart&#10;&#10;Description automatically generated"/>
+          <wp:inline distT="0" distB="0" distL="0" distR="0" wp14:anchorId="3EC82345" wp14:editId="12FDA816">
+            <wp:extent cx="6400800" cy="3254188"/>
+            <wp:effectExtent l="0" t="0" r="0" b="0"/>
+            <wp:docPr id="758165869" name="Picture 1" descr="A graph with lines and numbers&#10;&#10;Description automatically generated"/>
             <wp:cNvGraphicFramePr>
               <a:graphicFrameLocks xmlns:a="http://schemas.openxmlformats.org/drawingml/2006/main" noChangeAspect="1"/>
             </wp:cNvGraphicFramePr>
@@ -1078,10 +1094,8 @@
               <a:graphicData uri="http://schemas.openxmlformats.org/drawingml/2006/picture">
                 <pic:pic xmlns:pic="http://schemas.openxmlformats.org/drawingml/2006/picture">
                   <pic:nvPicPr>
-                    <pic:cNvPr id="0" name="Picture 1" descr="Chart, line chart&#10;&#10;Description automatically generated"/>
-                    <pic:cNvPicPr>
-                      <a:picLocks noChangeAspect="1" noChangeArrowheads="1"/>
-                    </pic:cNvPicPr>
+                    <pic:cNvPr id="758165869" name="Picture 1" descr="A graph with lines and numbers&#10;&#10;Description automatically generated"/>
+                    <pic:cNvPicPr/>
                   </pic:nvPicPr>
                   <pic:blipFill rotWithShape="1">
                     <a:blip r:embed="rId9" cstate="print">
@@ -1091,18 +1105,17 @@
                         </a:ext>
                       </a:extLst>
                     </a:blip>
-                    <a:srcRect t="8950" b="7275"/>
+                    <a:srcRect b="6569"/>
                     <a:stretch/>
                   </pic:blipFill>
                   <pic:spPr bwMode="auto">
                     <a:xfrm>
                       <a:off x="0" y="0"/>
-                      <a:ext cx="2800042" cy="1585850"/>
+                      <a:ext cx="6400800" cy="3254188"/>
                     </a:xfrm>
                     <a:prstGeom prst="rect">
                       <a:avLst/>
                     </a:prstGeom>
-                    <a:noFill/>
                     <a:ln>
                       <a:noFill/>
                     </a:ln>
@@ -1150,7 +1163,76 @@
       </w:r>
       <w:bookmarkEnd w:id="0"/>
       <w:r>
-        <w:t>. Migration of Venezuelans Over the Past 20 Years.</w:t>
+        <w:t xml:space="preserve">. </w:t>
+      </w:r>
+      <w:r>
+        <w:t xml:space="preserve">Net </w:t>
+      </w:r>
+      <w:r>
+        <w:t>number of migrants (</w:t>
+      </w:r>
+      <w:r>
+        <w:t>The total number of immigrants minus the number of emigrants</w:t>
+      </w:r>
+      <w:r>
+        <w:t>)</w:t>
+      </w:r>
+      <w:r>
+        <w:t xml:space="preserve"> </w:t>
+      </w:r>
+      <w:r>
+        <w:t>o</w:t>
+      </w:r>
+      <w:r>
+        <w:t xml:space="preserve">ver the </w:t>
+      </w:r>
+      <w:r>
+        <w:t>p</w:t>
+      </w:r>
+      <w:r>
+        <w:t xml:space="preserve">ast </w:t>
+      </w:r>
+      <w:r>
+        <w:t>7</w:t>
+      </w:r>
+      <w:r>
+        <w:t xml:space="preserve">0 </w:t>
+      </w:r>
+      <w:r>
+        <w:t>y</w:t>
+      </w:r>
+      <w:r>
+        <w:t>ears</w:t>
+      </w:r>
+      <w:r>
+        <w:t>.</w:t>
+      </w:r>
+      <w:r>
+        <w:t xml:space="preserve"> </w:t>
+      </w:r>
+      <w:r>
+        <w:t>Data source: UN, World Population Prospects (2024)</w:t>
+      </w:r>
+      <w:r>
+        <w:fldChar w:fldCharType="begin"/>
+      </w:r>
+      <w:r>
+        <w:instrText xml:space="preserve"> ADDIN EN.CITE &lt;EndNote&gt;&lt;Cite&gt;&lt;Author&gt;United Nations&lt;/Author&gt;&lt;Year&gt;2024&lt;/Year&gt;&lt;RecNum&gt;41&lt;/RecNum&gt;&lt;DisplayText&gt;[9]&lt;/DisplayText&gt;&lt;record&gt;&lt;rec-number&gt;41&lt;/rec-number&gt;&lt;foreign-keys&gt;&lt;key app="EN" db-id="vvp2e2z04xerd3ere26p9zrrr25twrz5z55t" timestamp="1744213837"&gt;41&lt;/key&gt;&lt;/foreign-keys&gt;&lt;ref-type name="Book"&gt;6&lt;/ref-type&gt;&lt;contributors&gt;&lt;authors&gt;&lt;author&gt;United Nations, Department of Economic&lt;/author&gt;&lt;author&gt;Social Affairs, Population Division&lt;/author&gt;&lt;/authors&gt;&lt;/contributors&gt;&lt;titles&gt;&lt;title&gt;World Population Prospects 2024, Online Edition&lt;/title&gt;&lt;/titles&gt;&lt;dates&gt;&lt;year&gt;2024&lt;/year&gt;&lt;pub-dates&gt;&lt;date&gt;April 9, 2025&lt;/date&gt;&lt;/pub-dates&gt;&lt;/dates&gt;&lt;publisher&gt;United Nations&lt;/publisher&gt;&lt;urls&gt;&lt;related-urls&gt;&lt;url&gt;https://web.archive.org/web/20250409154850/https://population.un.org/wpp/downloads?folder=Standard%20Projections&amp;amp;group=Most%20used&lt;/url&gt;&lt;/related-urls&gt;&lt;/urls&gt;&lt;/record&gt;&lt;/Cite&gt;&lt;/EndNote&gt;</w:instrText>
+      </w:r>
+      <w:r>
+        <w:fldChar w:fldCharType="separate"/>
+      </w:r>
+      <w:r>
+        <w:rPr>
+          <w:noProof/>
+        </w:rPr>
+        <w:t>[9]</w:t>
+      </w:r>
+      <w:r>
+        <w:fldChar w:fldCharType="end"/>
+      </w:r>
+      <w:r>
+        <w:t>.</w:t>
       </w:r>
     </w:p>
     <w:p>
@@ -1185,22 +1267,28 @@
       </w:r>
       <w:proofErr w:type="spellEnd"/>
       <w:r>
-        <w:t xml:space="preserve"> Venezolanos </w:t>
-      </w:r>
-      <w:r>
-        <w:t xml:space="preserve">or </w:t>
-      </w:r>
-      <w:r>
-        <w:t>ETPV)</w:t>
-      </w:r>
-      <w:r>
-        <w:t>. These policies reflect a narrative of regional solidarity – rooted in historic ties and a sense of shared responsibility – that Colombia’s leaders have often invoked. For example, former President Iván Duque publicly urged Colombians to reject xenophobia and instead respond to the migrant influx with compassion and solidarity, framing it as Colombia “knowing how to confront migration crises with a sense of brotherhood”</w:t>
+        <w:t xml:space="preserve"> Venezolanos or ETPV)</w:t>
+      </w:r>
+      <w:r>
+        <w:t xml:space="preserve">. These policies reflect a regional solidarity </w:t>
+      </w:r>
+      <w:r>
+        <w:t>narrative</w:t>
+      </w:r>
+      <w:r>
+        <w:t xml:space="preserve"> rooted in historic ties and a sense of shared responsibility that Colombia’s leaders have often invoked. For example, former President Iván Duque publicly urged Colombians to reject xenophobia and instead respond to the migrant influx with compassion and solidarity, framing it as Colombia “knowing how to confront migration crises with a sense of brotherhood”</w:t>
       </w:r>
       <w:r>
         <w:t xml:space="preserve">. </w:t>
       </w:r>
       <w:r>
-        <w:t>Early indications from President Gustavo Petro’s government suggest a continuation of this welcoming stance. Such political and institutional support has distinguished Colombia’s approach in comparison to some other Latin American countries.</w:t>
+        <w:t>Early indications from President Gustavo Petro’s government</w:t>
+      </w:r>
+      <w:r>
+        <w:t xml:space="preserve">, the current president of Colombia, </w:t>
+      </w:r>
+      <w:r>
+        <w:t>suggest a continuation of this welcoming stance. Such political and institutional support has distinguished Colombia’s approach in comparison to some other Latin American countries.</w:t>
       </w:r>
     </w:p>
     <w:p>
@@ -1217,7 +1305,126 @@
         <w:t>,</w:t>
       </w:r>
       <w:r>
-        <w:t xml:space="preserve"> contradictory. Surveys and reports have highlighted growing wariness and negative stereotypes among segments of the Colombian public, especially in areas most affected by the sudden population increase. </w:t>
+        <w:t xml:space="preserve"> contradictory. Surveys and reports have highlighted growing wariness and negative stereotypes among segments of the Colombian public, especially in areas most affected by the sudden population increase</w:t>
+      </w:r>
+      <w:r>
+        <w:t xml:space="preserve"> </w:t>
+      </w:r>
+      <w:r>
+        <w:fldChar w:fldCharType="begin">
+          <w:fldData xml:space="preserve">PEVuZE5vdGU+PENpdGU+PEF1dGhvcj5CYWxkcmljaCBMdW5hPC9BdXRob3I+PFllYXI+MjAyMjwv
+WWVhcj48UmVjTnVtPjE2PC9SZWNOdW0+PERpc3BsYXlUZXh0Pls4LCAxMCwgMTFdPC9EaXNwbGF5
+VGV4dD48cmVjb3JkPjxyZWMtbnVtYmVyPjE2PC9yZWMtbnVtYmVyPjxmb3JlaWduLWtleXM+PGtl
+eSBhcHA9IkVOIiBkYi1pZD0idnZwMmUyejA0eGVyZDNlcmUyNnA5enJycjI1dHdyejV6NTV0IiB0
+aW1lc3RhbXA9IjE3MTcwMTYwNTIiPjE2PC9rZXk+PC9mb3JlaWduLWtleXM+PHJlZi10eXBlIG5h
+bWU9IkpvdXJuYWwgQXJ0aWNsZSI+MTc8L3JlZi10eXBlPjxjb250cmlidXRvcnM+PGF1dGhvcnM+
+PGF1dGhvcj5CYWxkcmljaCBMdW5hLCBFZHdhciBFbnJpcXVlPC9hdXRob3I+PGF1dGhvcj5CYXJy
+ZXJhIFNvcMOzLCBHbGFkeXMgTmF5aWJlPC9hdXRob3I+PGF1dGhvcj5CZW5hdmlkZXMgQXJjb3Ms
+IE1hcmNlbGEgQ3Jpc3RpbmE8L2F1dGhvcj48YXV0aG9yPk1lcmEgTW9yYWxlcywgRGFuaWVsPC9h
+dXRob3I+PGF1dGhvcj5Tb2xhbm8gVXJyZWdvLCBQYXVsYSBTdGVwaGFueTwvYXV0aG9yPjxhdXRo
+b3I+VmFyZ2FzIEN1aWRhLCBBbmEgTWFyZ2FyaXRhPC9hdXRob3I+PC9hdXRob3JzPjwvY29udHJp
+YnV0b3JzPjx0aXRsZXM+PHRpdGxlPkluZm9ybWUgZmluYWwgY2Fwc3RvbmUtQmFyw7NtZXRybyBk
+ZSB4ZW5vZm9iaWEgaGFjaWEgbWlncmFudGVzIHZlbmV6b2xhbm9zPC90aXRsZT48L3RpdGxlcz48
+ZGF0ZXM+PHllYXI+MjAyMjwveWVhcj48L2RhdGVzPjx1cmxzPjwvdXJscz48L3JlY29yZD48L0Np
+dGU+PENpdGU+PEF1dGhvcj5IdXNzZWluPC9BdXRob3I+PFllYXI+MjAyNDwvWWVhcj48UmVjTnVt
+PjQyPC9SZWNOdW0+PHJlY29yZD48cmVjLW51bWJlcj40MjwvcmVjLW51bWJlcj48Zm9yZWlnbi1r
+ZXlzPjxrZXkgYXBwPSJFTiIgZGItaWQ9InZ2cDJlMnowNHhlcmQzZXJlMjZwOXpycnIyNXR3cno1
+ejU1dCIgdGltZXN0YW1wPSIxNzQ0MjE4NzAyIj40Mjwva2V5PjwvZm9yZWlnbi1rZXlzPjxyZWYt
+dHlwZSBuYW1lPSJKb3VybmFsIEFydGljbGUiPjE3PC9yZWYtdHlwZT48Y29udHJpYnV0b3JzPjxh
+dXRob3JzPjxhdXRob3I+SHVzc2VpbiwgQWJkaWhha2ltPC9hdXRob3I+PGF1dGhvcj5OeWUsIEVt
+aWx5PC9hdXRob3I+PC9hdXRob3JzPjwvY29udHJpYnV0b3JzPjx0aXRsZXM+PHRpdGxlPkJleW9u
+ZCB0aGUgbmFycmF0aXZlOiBDb2xvbWJpYSBhbmQgdGhlIFZlbmV6dWVsYW4gbWlncmFudHM8L3Rp
+dGxlPjxzZWNvbmRhcnktdGl0bGU+R2xvYmFsIFBvbGljeTwvc2Vjb25kYXJ5LXRpdGxlPjwvdGl0
+bGVzPjxwZXJpb2RpY2FsPjxmdWxsLXRpdGxlPkdsb2JhbCBQb2xpY3k8L2Z1bGwtdGl0bGU+PC9w
+ZXJpb2RpY2FsPjxwYWdlcz44My05MjwvcGFnZXM+PHZvbHVtZT4xNTwvdm9sdW1lPjxkYXRlcz48
+eWVhcj4yMDI0PC95ZWFyPjwvZGF0ZXM+PGlzYm4+MTc1OC01ODgwPC9pc2JuPjx1cmxzPjwvdXJs
+cz48L3JlY29yZD48L0NpdGU+PENpdGU+PEF1dGhvcj5CdWxsZXk8L0F1dGhvcj48WWVhcj4yMDI0
+PC9ZZWFyPjxSZWNOdW0+NDM8L1JlY051bT48cmVjb3JkPjxyZWMtbnVtYmVyPjQzPC9yZWMtbnVt
+YmVyPjxmb3JlaWduLWtleXM+PGtleSBhcHA9IkVOIiBkYi1pZD0idnZwMmUyejA0eGVyZDNlcmUy
+NnA5enJycjI1dHdyejV6NTV0IiB0aW1lc3RhbXA9IjE3NDQyMTg3MjMiPjQzPC9rZXk+PC9mb3Jl
+aWduLWtleXM+PHJlZi10eXBlIG5hbWU9IkpvdXJuYWwgQXJ0aWNsZSI+MTc8L3JlZi10eXBlPjxj
+b250cmlidXRvcnM+PGF1dGhvcnM+PGF1dGhvcj5CdWxsZXksIERhbjwvYXV0aG9yPjwvYXV0aG9y
+cz48L2NvbnRyaWJ1dG9ycz48dGl0bGVzPjx0aXRsZT5FdmVyeWRheSBpbW1pZ3JhdGlvbiBldGhp
+Y3M6IENvbG9tYmlhLCBWZW5lenVlbGEgYW5kIHRoZSBjYXNlIGZvciB2ZXJuYWN1bGFyIHJlc3Bv
+bnNlPC90aXRsZT48c2Vjb25kYXJ5LXRpdGxlPkNyaXRpY2FsIFJldmlldyBvZiBJbnRlcm5hdGlv
+bmFsIFNvY2lhbCBhbmQgUG9saXRpY2FsIFBoaWxvc29waHk8L3NlY29uZGFyeS10aXRsZT48L3Rp
+dGxlcz48cGVyaW9kaWNhbD48ZnVsbC10aXRsZT5Dcml0aWNhbCBSZXZpZXcgb2YgSW50ZXJuYXRp
+b25hbCBTb2NpYWwgYW5kIFBvbGl0aWNhbCBQaGlsb3NvcGh5PC9mdWxsLXRpdGxlPjwvcGVyaW9k
+aWNhbD48cGFnZXM+MS0yNDwvcGFnZXM+PGRhdGVzPjx5ZWFyPjIwMjQ8L3llYXI+PC9kYXRlcz48
+aXNibj4xMzY5LTgyMzA8L2lzYm4+PHVybHM+PC91cmxzPjwvcmVjb3JkPjwvQ2l0ZT48L0VuZE5v
+dGU+AG==
+</w:fldData>
+        </w:fldChar>
+      </w:r>
+      <w:r>
+        <w:instrText xml:space="preserve"> ADDIN EN.CITE </w:instrText>
+      </w:r>
+      <w:r>
+        <w:fldChar w:fldCharType="begin">
+          <w:fldData xml:space="preserve">PEVuZE5vdGU+PENpdGU+PEF1dGhvcj5CYWxkcmljaCBMdW5hPC9BdXRob3I+PFllYXI+MjAyMjwv
+WWVhcj48UmVjTnVtPjE2PC9SZWNOdW0+PERpc3BsYXlUZXh0Pls4LCAxMCwgMTFdPC9EaXNwbGF5
+VGV4dD48cmVjb3JkPjxyZWMtbnVtYmVyPjE2PC9yZWMtbnVtYmVyPjxmb3JlaWduLWtleXM+PGtl
+eSBhcHA9IkVOIiBkYi1pZD0idnZwMmUyejA0eGVyZDNlcmUyNnA5enJycjI1dHdyejV6NTV0IiB0
+aW1lc3RhbXA9IjE3MTcwMTYwNTIiPjE2PC9rZXk+PC9mb3JlaWduLWtleXM+PHJlZi10eXBlIG5h
+bWU9IkpvdXJuYWwgQXJ0aWNsZSI+MTc8L3JlZi10eXBlPjxjb250cmlidXRvcnM+PGF1dGhvcnM+
+PGF1dGhvcj5CYWxkcmljaCBMdW5hLCBFZHdhciBFbnJpcXVlPC9hdXRob3I+PGF1dGhvcj5CYXJy
+ZXJhIFNvcMOzLCBHbGFkeXMgTmF5aWJlPC9hdXRob3I+PGF1dGhvcj5CZW5hdmlkZXMgQXJjb3Ms
+IE1hcmNlbGEgQ3Jpc3RpbmE8L2F1dGhvcj48YXV0aG9yPk1lcmEgTW9yYWxlcywgRGFuaWVsPC9h
+dXRob3I+PGF1dGhvcj5Tb2xhbm8gVXJyZWdvLCBQYXVsYSBTdGVwaGFueTwvYXV0aG9yPjxhdXRo
+b3I+VmFyZ2FzIEN1aWRhLCBBbmEgTWFyZ2FyaXRhPC9hdXRob3I+PC9hdXRob3JzPjwvY29udHJp
+YnV0b3JzPjx0aXRsZXM+PHRpdGxlPkluZm9ybWUgZmluYWwgY2Fwc3RvbmUtQmFyw7NtZXRybyBk
+ZSB4ZW5vZm9iaWEgaGFjaWEgbWlncmFudGVzIHZlbmV6b2xhbm9zPC90aXRsZT48L3RpdGxlcz48
+ZGF0ZXM+PHllYXI+MjAyMjwveWVhcj48L2RhdGVzPjx1cmxzPjwvdXJscz48L3JlY29yZD48L0Np
+dGU+PENpdGU+PEF1dGhvcj5IdXNzZWluPC9BdXRob3I+PFllYXI+MjAyNDwvWWVhcj48UmVjTnVt
+PjQyPC9SZWNOdW0+PHJlY29yZD48cmVjLW51bWJlcj40MjwvcmVjLW51bWJlcj48Zm9yZWlnbi1r
+ZXlzPjxrZXkgYXBwPSJFTiIgZGItaWQ9InZ2cDJlMnowNHhlcmQzZXJlMjZwOXpycnIyNXR3cno1
+ejU1dCIgdGltZXN0YW1wPSIxNzQ0MjE4NzAyIj40Mjwva2V5PjwvZm9yZWlnbi1rZXlzPjxyZWYt
+dHlwZSBuYW1lPSJKb3VybmFsIEFydGljbGUiPjE3PC9yZWYtdHlwZT48Y29udHJpYnV0b3JzPjxh
+dXRob3JzPjxhdXRob3I+SHVzc2VpbiwgQWJkaWhha2ltPC9hdXRob3I+PGF1dGhvcj5OeWUsIEVt
+aWx5PC9hdXRob3I+PC9hdXRob3JzPjwvY29udHJpYnV0b3JzPjx0aXRsZXM+PHRpdGxlPkJleW9u
+ZCB0aGUgbmFycmF0aXZlOiBDb2xvbWJpYSBhbmQgdGhlIFZlbmV6dWVsYW4gbWlncmFudHM8L3Rp
+dGxlPjxzZWNvbmRhcnktdGl0bGU+R2xvYmFsIFBvbGljeTwvc2Vjb25kYXJ5LXRpdGxlPjwvdGl0
+bGVzPjxwZXJpb2RpY2FsPjxmdWxsLXRpdGxlPkdsb2JhbCBQb2xpY3k8L2Z1bGwtdGl0bGU+PC9w
+ZXJpb2RpY2FsPjxwYWdlcz44My05MjwvcGFnZXM+PHZvbHVtZT4xNTwvdm9sdW1lPjxkYXRlcz48
+eWVhcj4yMDI0PC95ZWFyPjwvZGF0ZXM+PGlzYm4+MTc1OC01ODgwPC9pc2JuPjx1cmxzPjwvdXJs
+cz48L3JlY29yZD48L0NpdGU+PENpdGU+PEF1dGhvcj5CdWxsZXk8L0F1dGhvcj48WWVhcj4yMDI0
+PC9ZZWFyPjxSZWNOdW0+NDM8L1JlY051bT48cmVjb3JkPjxyZWMtbnVtYmVyPjQzPC9yZWMtbnVt
+YmVyPjxmb3JlaWduLWtleXM+PGtleSBhcHA9IkVOIiBkYi1pZD0idnZwMmUyejA0eGVyZDNlcmUy
+NnA5enJycjI1dHdyejV6NTV0IiB0aW1lc3RhbXA9IjE3NDQyMTg3MjMiPjQzPC9rZXk+PC9mb3Jl
+aWduLWtleXM+PHJlZi10eXBlIG5hbWU9IkpvdXJuYWwgQXJ0aWNsZSI+MTc8L3JlZi10eXBlPjxj
+b250cmlidXRvcnM+PGF1dGhvcnM+PGF1dGhvcj5CdWxsZXksIERhbjwvYXV0aG9yPjwvYXV0aG9y
+cz48L2NvbnRyaWJ1dG9ycz48dGl0bGVzPjx0aXRsZT5FdmVyeWRheSBpbW1pZ3JhdGlvbiBldGhp
+Y3M6IENvbG9tYmlhLCBWZW5lenVlbGEgYW5kIHRoZSBjYXNlIGZvciB2ZXJuYWN1bGFyIHJlc3Bv
+bnNlPC90aXRsZT48c2Vjb25kYXJ5LXRpdGxlPkNyaXRpY2FsIFJldmlldyBvZiBJbnRlcm5hdGlv
+bmFsIFNvY2lhbCBhbmQgUG9saXRpY2FsIFBoaWxvc29waHk8L3NlY29uZGFyeS10aXRsZT48L3Rp
+dGxlcz48cGVyaW9kaWNhbD48ZnVsbC10aXRsZT5Dcml0aWNhbCBSZXZpZXcgb2YgSW50ZXJuYXRp
+b25hbCBTb2NpYWwgYW5kIFBvbGl0aWNhbCBQaGlsb3NvcGh5PC9mdWxsLXRpdGxlPjwvcGVyaW9k
+aWNhbD48cGFnZXM+MS0yNDwvcGFnZXM+PGRhdGVzPjx5ZWFyPjIwMjQ8L3llYXI+PC9kYXRlcz48
+aXNibj4xMzY5LTgyMzA8L2lzYm4+PHVybHM+PC91cmxzPjwvcmVjb3JkPjwvQ2l0ZT48L0VuZE5v
+dGU+AG==
+</w:fldData>
+        </w:fldChar>
+      </w:r>
+      <w:r>
+        <w:instrText xml:space="preserve"> ADDIN EN.CITE.DATA </w:instrText>
+      </w:r>
+      <w:r>
+        <w:fldChar w:fldCharType="end"/>
+      </w:r>
+      <w:r>
+        <w:fldChar w:fldCharType="separate"/>
+      </w:r>
+      <w:r>
+        <w:rPr>
+          <w:noProof/>
+        </w:rPr>
+        <w:t>[8, 10, 11]</w:t>
+      </w:r>
+      <w:r>
+        <w:fldChar w:fldCharType="end"/>
+      </w:r>
+      <w:r>
+        <w:t xml:space="preserve">. </w:t>
       </w:r>
       <w:r>
         <w:t xml:space="preserve">This is particularly important, considering that </w:t>
@@ -1238,7 +1445,7 @@
         <w:fldChar w:fldCharType="begin"/>
       </w:r>
       <w:r>
-        <w:instrText xml:space="preserve"> ADDIN EN.CITE &lt;EndNote&gt;&lt;Cite&gt;&lt;Author&gt;Bitar&lt;/Author&gt;&lt;Year&gt;2023&lt;/Year&gt;&lt;RecNum&gt;25&lt;/RecNum&gt;&lt;DisplayText&gt;[9]&lt;/DisplayText&gt;&lt;record&gt;&lt;rec-number&gt;25&lt;/rec-number&gt;&lt;foreign-keys&gt;&lt;key app="EN" db-id="vvp2e2z04xerd3ere26p9zrrr25twrz5z55t" timestamp="1741711553"&gt;25&lt;/key&gt;&lt;/foreign-keys&gt;&lt;ref-type name="Report"&gt;27&lt;/ref-type&gt;&lt;contributors&gt;&lt;authors&gt;&lt;author&gt;Bitar, Sebastián&lt;/author&gt;&lt;/authors&gt;&lt;/contributors&gt;&lt;titles&gt;&lt;title&gt;Migration in Colombia and Public Policy Responses&lt;/title&gt;&lt;/titles&gt;&lt;number&gt;34&lt;/number&gt;&lt;keywords&gt;&lt;keyword&gt;migration, Colombia, public policy&lt;/keyword&gt;&lt;/keywords&gt;&lt;dates&gt;&lt;year&gt;2023&lt;/year&gt;&lt;/dates&gt;&lt;publisher&gt;United Nations Development Programme (UNDP)&lt;/publisher&gt;&lt;urls&gt;&lt;related-urls&gt;&lt;url&gt;https://www.undp.org/sites/g/files/zskgke326/files/2022-11/PNUDLAC-working-paper-34-Colombia-EN.pdf#:~:text=As%20figure%205%20shows%2C%20in,populations%20in%20every%20department%20in&lt;/url&gt;&lt;/related-urls&gt;&lt;/urls&gt;&lt;/record&gt;&lt;/Cite&gt;&lt;/EndNote&gt;</w:instrText>
+        <w:instrText xml:space="preserve"> ADDIN EN.CITE &lt;EndNote&gt;&lt;Cite&gt;&lt;Author&gt;Bitar&lt;/Author&gt;&lt;Year&gt;2023&lt;/Year&gt;&lt;RecNum&gt;25&lt;/RecNum&gt;&lt;DisplayText&gt;[12]&lt;/DisplayText&gt;&lt;record&gt;&lt;rec-number&gt;25&lt;/rec-number&gt;&lt;foreign-keys&gt;&lt;key app="EN" db-id="vvp2e2z04xerd3ere26p9zrrr25twrz5z55t" timestamp="1741711553"&gt;25&lt;/key&gt;&lt;/foreign-keys&gt;&lt;ref-type name="Report"&gt;27&lt;/ref-type&gt;&lt;contributors&gt;&lt;authors&gt;&lt;author&gt;Bitar, Sebastián&lt;/author&gt;&lt;/authors&gt;&lt;/contributors&gt;&lt;titles&gt;&lt;title&gt;Migration in Colombia and Public Policy Responses&lt;/title&gt;&lt;/titles&gt;&lt;number&gt;34&lt;/number&gt;&lt;keywords&gt;&lt;keyword&gt;migration, Colombia, public policy&lt;/keyword&gt;&lt;/keywords&gt;&lt;dates&gt;&lt;year&gt;2023&lt;/year&gt;&lt;/dates&gt;&lt;publisher&gt;United Nations Development Programme (UNDP)&lt;/publisher&gt;&lt;urls&gt;&lt;related-urls&gt;&lt;url&gt;https://www.undp.org/sites/g/files/zskgke326/files/2022-11/PNUDLAC-working-paper-34-Colombia-EN.pdf#:~:text=As%20figure%205%20shows%2C%20in,populations%20in%20every%20department%20in&lt;/url&gt;&lt;/related-urls&gt;&lt;/urls&gt;&lt;/record&gt;&lt;/Cite&gt;&lt;/EndNote&gt;</w:instrText>
       </w:r>
       <w:r>
         <w:fldChar w:fldCharType="separate"/>
@@ -1247,7 +1454,7 @@
         <w:rPr>
           <w:noProof/>
         </w:rPr>
-        <w:t>[9]</w:t>
+        <w:t>[12]</w:t>
       </w:r>
       <w:r>
         <w:fldChar w:fldCharType="end"/>
@@ -1288,11 +1495,7 @@
         <w:fldChar w:fldCharType="end"/>
       </w:r>
       <w:r>
-        <w:t xml:space="preserve"> observes, despite the state’s hospitable policies, many Colombians have expressed rising xenophobic sentiments and distrust toward the newcomers, perceiving them as a burden or security threat. Incidents of discrimination have been reported in daily life – from housing and employment discrimination to verbal harassment. </w:t>
-      </w:r>
-      <w:r>
-        <w:lastRenderedPageBreak/>
-        <w:t xml:space="preserve">In sum, while Colombia’s government has embraced an open-door policy, migrants’ lived experiences </w:t>
+        <w:t xml:space="preserve"> observes, despite the state’s hospitable policies, many Colombians have expressed rising xenophobic sentiments and distrust toward the newcomers, perceiving them as a burden or security threat. Incidents of discrimination have been reported in daily life – from housing and employment discrimination to verbal harassment. In sum, while Colombia’s government has embraced an open-door policy, migrants’ lived experiences </w:t>
       </w:r>
       <w:proofErr w:type="gramStart"/>
       <w:r>
@@ -1305,7 +1508,11 @@
     </w:p>
     <w:p>
       <w:pPr>
-        <w:pStyle w:val="Heading20"/>
+        <w:pStyle w:val="heading20"/>
+        <w:numPr>
+          <w:ilvl w:val="1"/>
+          <w:numId w:val="12"/>
+        </w:numPr>
       </w:pPr>
       <w:r>
         <w:t>Use of Twitter and N</w:t>
@@ -1316,12 +1523,48 @@
     </w:p>
     <w:p>
       <w:r>
-        <w:t xml:space="preserve">In the digital age, social media platforms like Twitter serve as barometers of public opinion and arenas for contesting narratives about migration. Twitter is especially pertinent given its popularity in Latin America and its use by politicians, news outlets, and citizens alike to discuss current events. The platform’s open nature and real-time spread of information mean that it both reflects and shapes public discourse. Analyzing Twitter content can therefore provide insights into prevailing attitudes toward Venezuelan migrants and how those attitudes fluctuate or respond to events. Indeed, a growing body of research has employed computational text analysis and NLP techniques to study immigration-related conversations online. For example, Ekman </w:t>
+        <w:t>In the digital age, social media platforms like Twitter serve as barometers of public opinion and arenas for contesting narratives about migration. Twitter is especially pertinent given its popularity in Latin America and its use by politicians, news outlets, and citizens alike to discuss current events</w:t>
+      </w:r>
+      <w:r>
+        <w:t xml:space="preserve"> </w:t>
       </w:r>
       <w:r>
         <w:fldChar w:fldCharType="begin"/>
       </w:r>
       <w:r>
+        <w:instrText xml:space="preserve"> ADDIN EN.CITE &lt;EndNote&gt;&lt;Cite&gt;&lt;Author&gt;Fondevila-Gascón&lt;/Author&gt;&lt;Year&gt;2014&lt;/Year&gt;&lt;RecNum&gt;44&lt;/RecNum&gt;&lt;DisplayText&gt;[13]&lt;/DisplayText&gt;&lt;record&gt;&lt;rec-number&gt;44&lt;/rec-number&gt;&lt;foreign-keys&gt;&lt;key app="EN" db-id="vvp2e2z04xerd3ere26p9zrrr25twrz5z55t" timestamp="1744218931"&gt;44&lt;/key&gt;&lt;/foreign-keys&gt;&lt;ref-type name="Journal Article"&gt;17&lt;/ref-type&gt;&lt;contributors&gt;&lt;authors&gt;&lt;author&gt;Fondevila-Gascón, Joan-Francesc&lt;/author&gt;&lt;author&gt;Perelló-Sobrepere, Marc&lt;/author&gt;&lt;/authors&gt;&lt;/contributors&gt;&lt;titles&gt;&lt;title&gt;The rise of Twitter in the Latin American landscape: a study of the most followed accounts in Brazil, Mexico, Argentina, Colombia and Venezuela&lt;/title&gt;&lt;secondary-title&gt;Revista Latinoamericana de Ciencias de la Comunicación&lt;/secondary-title&gt;&lt;/titles&gt;&lt;periodical&gt;&lt;full-title&gt;Revista Latinoamericana de Ciencias de la Comunicación&lt;/full-title&gt;&lt;/periodical&gt;&lt;volume&gt;10&lt;/volume&gt;&lt;number&gt;19&lt;/number&gt;&lt;dates&gt;&lt;year&gt;2014&lt;/year&gt;&lt;/dates&gt;&lt;isbn&gt;1807-3026&lt;/isbn&gt;&lt;urls&gt;&lt;/urls&gt;&lt;/record&gt;&lt;/Cite&gt;&lt;/EndNote&gt;</w:instrText>
+      </w:r>
+      <w:r>
+        <w:fldChar w:fldCharType="separate"/>
+      </w:r>
+      <w:r>
+        <w:rPr>
+          <w:noProof/>
+        </w:rPr>
+        <w:t>[13]</w:t>
+      </w:r>
+      <w:r>
+        <w:fldChar w:fldCharType="end"/>
+      </w:r>
+      <w:r>
+        <w:t xml:space="preserve">. The platform’s open nature and real-time spread of information mean that it both reflects and shapes public discourse. </w:t>
+      </w:r>
+      <w:r>
+        <w:t>T</w:t>
+      </w:r>
+      <w:r>
+        <w:t>herefore</w:t>
+      </w:r>
+      <w:r>
+        <w:t xml:space="preserve">, </w:t>
+      </w:r>
+      <w:r>
+        <w:t xml:space="preserve">Analyzing Twitter content can provide insights into prevailing attitudes toward Venezuelan migrants and how those attitudes fluctuate or respond to events. Indeed, a growing body of research has employed computational text analysis and NLP techniques to study immigration-related conversations online. For example, Ekman </w:t>
+      </w:r>
+      <w:r>
+        <w:fldChar w:fldCharType="begin"/>
+      </w:r>
+      <w:r>
         <w:instrText xml:space="preserve"> ADDIN EN.CITE &lt;EndNote&gt;&lt;Cite&gt;&lt;Author&gt;Ekman&lt;/Author&gt;&lt;Year&gt;2019&lt;/Year&gt;&lt;RecNum&gt;36&lt;/RecNum&gt;&lt;DisplayText&gt;[4]&lt;/DisplayText&gt;&lt;record&gt;&lt;rec-number&gt;36&lt;/rec-number&gt;&lt;foreign-keys&gt;&lt;key app="EN" db-id="vvp2e2z04xerd3ere26p9zrrr25twrz5z55t" timestamp="1744142236"&gt;36&lt;/key&gt;&lt;/foreign-keys&gt;&lt;ref-type name="Journal Article"&gt;17&lt;/ref-type&gt;&lt;contributors&gt;&lt;authors&gt;&lt;author&gt;Ekman, Mattias&lt;/author&gt;&lt;/authors&gt;&lt;/contributors&gt;&lt;titles&gt;&lt;title&gt;Anti-immigration and racist discourse in social media&lt;/title&gt;&lt;secondary-title&gt;European journal of Communication&lt;/secondary-title&gt;&lt;/titles&gt;&lt;periodical&gt;&lt;full-title&gt;European journal of Communication&lt;/full-title&gt;&lt;/periodical&gt;&lt;pages&gt;606-618&lt;/pages&gt;&lt;volume&gt;34&lt;/volume&gt;&lt;number&gt;6&lt;/number&gt;&lt;dates&gt;&lt;year&gt;2019&lt;/year&gt;&lt;/dates&gt;&lt;isbn&gt;0267-3231&lt;/isbn&gt;&lt;urls&gt;&lt;/urls&gt;&lt;/record&gt;&lt;/Cite&gt;&lt;/EndNote&gt;</w:instrText>
       </w:r>
       <w:r>
@@ -1363,7 +1606,19 @@
     </w:p>
     <w:p>
       <w:r>
-        <w:t>These findings suggest that Colombian Twitter might also host competing framings of Venezuelan migration, from empathetic messages welcoming refugees to hostile rhetoric blaming migrants for social ills.</w:t>
+        <w:t xml:space="preserve">These findings suggest that </w:t>
+      </w:r>
+      <w:r>
+        <w:t xml:space="preserve">the Twitter conversation in </w:t>
+      </w:r>
+      <w:r>
+        <w:t>Colombia</w:t>
+      </w:r>
+      <w:r>
+        <w:t xml:space="preserve"> </w:t>
+      </w:r>
+      <w:r>
+        <w:t>might also host competing framings of Venezuelan migration, from empathetic messages welcoming refugees to hostile rhetoric blaming migrants for social ills.</w:t>
       </w:r>
     </w:p>
     <w:p>
@@ -1384,7 +1639,19 @@
         <w:t>venezolanos</w:t>
       </w:r>
       <w:r>
-        <w:t xml:space="preserve"> or specific hashtags), we can apply algorithms to identify dominant topics, sentiments, and language patterns. Sentiment analysis, for instance, helps quantify the emotional valence of tweets (positive, negative, or neutral) and track how sentiments change over time or in reaction to events</w:t>
+        <w:t xml:space="preserve"> or specific hashtags), we appl</w:t>
+      </w:r>
+      <w:r>
+        <w:t>ied</w:t>
+      </w:r>
+      <w:r>
+        <w:t xml:space="preserve"> algorithms to identify dominant topics</w:t>
+      </w:r>
+      <w:r>
+        <w:t xml:space="preserve"> and </w:t>
+      </w:r>
+      <w:r>
+        <w:t>sentiments. Sentiment analysis, for instance, helps quantify the emotional valence of tweets (positive, negative, or neutral) and track how sentiments change over time or in reaction to events</w:t>
       </w:r>
       <w:r>
         <w:t xml:space="preserve"> </w:t>
@@ -1393,7 +1660,7 @@
         <w:fldChar w:fldCharType="begin"/>
       </w:r>
       <w:r>
-        <w:instrText xml:space="preserve"> ADDIN EN.CITE &lt;EndNote&gt;&lt;Cite&gt;&lt;Author&gt;Zhou&lt;/Author&gt;&lt;Year&gt;2013&lt;/Year&gt;&lt;RecNum&gt;38&lt;/RecNum&gt;&lt;DisplayText&gt;[10]&lt;/DisplayText&gt;&lt;record&gt;&lt;rec-number&gt;38&lt;/rec-number&gt;&lt;foreign-keys&gt;&lt;key app="EN" db-id="vvp2e2z04xerd3ere26p9zrrr25twrz5z55t" timestamp="1744142980"&gt;38&lt;/key&gt;&lt;/foreign-keys&gt;&lt;ref-type name="Conference Proceedings"&gt;10&lt;/ref-type&gt;&lt;contributors&gt;&lt;authors&gt;&lt;author&gt;Zhou, Xujuan&lt;/author&gt;&lt;author&gt;Tao, Xiaohui&lt;/author&gt;&lt;author&gt;Yong, Jianming&lt;/author&gt;&lt;author&gt;Yang, Zhenyu&lt;/author&gt;&lt;/authors&gt;&lt;/contributors&gt;&lt;titles&gt;&lt;title&gt;Sentiment analysis on tweets for social events&lt;/title&gt;&lt;secondary-title&gt;Proceedings of the 2013 IEEE 17th international conference on computer supported cooperative work in design (CSCWD)&lt;/secondary-title&gt;&lt;/titles&gt;&lt;pages&gt;557-562&lt;/pages&gt;&lt;dates&gt;&lt;year&gt;2013&lt;/year&gt;&lt;/dates&gt;&lt;publisher&gt;IEEE&lt;/publisher&gt;&lt;isbn&gt;1467360856&lt;/isbn&gt;&lt;urls&gt;&lt;/urls&gt;&lt;/record&gt;&lt;/Cite&gt;&lt;/EndNote&gt;</w:instrText>
+        <w:instrText xml:space="preserve"> ADDIN EN.CITE &lt;EndNote&gt;&lt;Cite&gt;&lt;Author&gt;Zhou&lt;/Author&gt;&lt;Year&gt;2013&lt;/Year&gt;&lt;RecNum&gt;38&lt;/RecNum&gt;&lt;DisplayText&gt;[14]&lt;/DisplayText&gt;&lt;record&gt;&lt;rec-number&gt;38&lt;/rec-number&gt;&lt;foreign-keys&gt;&lt;key app="EN" db-id="vvp2e2z04xerd3ere26p9zrrr25twrz5z55t" timestamp="1744142980"&gt;38&lt;/key&gt;&lt;/foreign-keys&gt;&lt;ref-type name="Conference Proceedings"&gt;10&lt;/ref-type&gt;&lt;contributors&gt;&lt;authors&gt;&lt;author&gt;Zhou, Xujuan&lt;/author&gt;&lt;author&gt;Tao, Xiaohui&lt;/author&gt;&lt;author&gt;Yong, Jianming&lt;/author&gt;&lt;author&gt;Yang, Zhenyu&lt;/author&gt;&lt;/authors&gt;&lt;/contributors&gt;&lt;titles&gt;&lt;title&gt;Sentiment analysis on tweets for social events&lt;/title&gt;&lt;secondary-title&gt;Proceedings of the 2013 IEEE 17th international conference on computer supported cooperative work in design (CSCWD)&lt;/secondary-title&gt;&lt;/titles&gt;&lt;pages&gt;557-562&lt;/pages&gt;&lt;dates&gt;&lt;year&gt;2013&lt;/year&gt;&lt;/dates&gt;&lt;publisher&gt;IEEE&lt;/publisher&gt;&lt;isbn&gt;1467360856&lt;/isbn&gt;&lt;urls&gt;&lt;/urls&gt;&lt;/record&gt;&lt;/Cite&gt;&lt;/EndNote&gt;</w:instrText>
       </w:r>
       <w:r>
         <w:fldChar w:fldCharType="separate"/>
@@ -1402,19 +1669,25 @@
         <w:rPr>
           <w:noProof/>
         </w:rPr>
-        <w:t>[10]</w:t>
+        <w:t>[14]</w:t>
       </w:r>
       <w:r>
         <w:fldChar w:fldCharType="end"/>
       </w:r>
       <w:r>
-        <w:t xml:space="preserve">. Topic modeling or keyword frequency analysis can reveal common discussion themes – whether tweets focus on humanitarian concerns, security issues, economic impacts, or political debates. Importantly, we incorporate a geospatial lens in our analysis. Twitter data can be enriched with location information either through geotagged coordinates or user-provided location in profiles. This allows us to approximate where tweets are coming from (at least at the city or regional level) and thus examine geographic variations in discourse. For example, do border regions (which experience the most direct impact of migration) show a higher intensity of certain narratives compared to interior regions or the capital? Previous research cautions that only a small subset of tweets are explicitly geotagged, and the user-declared locations can be noisy or ambiguous </w:t>
+        <w:t xml:space="preserve">. Topic modeling or keyword frequency analysis can reveal common discussion themes – whether tweets focus on humanitarian concerns, security issues, economic impacts, or political debates. Importantly, we incorporate a geospatial lens in our analysis. Twitter data can be enriched with location information either through geotagged coordinates or user-provided location in profiles. This allows us to approximate where tweets are coming from and thus examine geographic variations in discourse. For example, do border regions (which experience the most direct impact of migration) show a higher intensity of certain narratives </w:t>
+      </w:r>
+      <w:r>
+        <w:t>than</w:t>
+      </w:r>
+      <w:r>
+        <w:t xml:space="preserve"> interior regions or the capital? Previous research cautions that only a small subset of tweets are explicitly geotagged, and the user-declared locations can be noisy or ambiguous </w:t>
       </w:r>
       <w:r>
         <w:fldChar w:fldCharType="begin"/>
       </w:r>
       <w:r>
-        <w:instrText xml:space="preserve"> ADDIN EN.CITE &lt;EndNote&gt;&lt;Cite&gt;&lt;Author&gt;Armstrong&lt;/Author&gt;&lt;Year&gt;2021&lt;/Year&gt;&lt;RecNum&gt;39&lt;/RecNum&gt;&lt;DisplayText&gt;[11]&lt;/DisplayText&gt;&lt;record&gt;&lt;rec-number&gt;39&lt;/rec-number&gt;&lt;foreign-keys&gt;&lt;key app="EN" db-id="vvp2e2z04xerd3ere26p9zrrr25twrz5z55t" timestamp="1744143024"&gt;39&lt;/key&gt;&lt;/foreign-keys&gt;&lt;ref-type name="Journal Article"&gt;17&lt;/ref-type&gt;&lt;contributors&gt;&lt;authors&gt;&lt;author&gt;Armstrong, Caitrin&lt;/author&gt;&lt;author&gt;Poorthuis, Ate&lt;/author&gt;&lt;author&gt;Zook, Matthew&lt;/author&gt;&lt;author&gt;Ruths, Derek&lt;/author&gt;&lt;author&gt;Soehl, Thomas&lt;/author&gt;&lt;/authors&gt;&lt;/contributors&gt;&lt;titles&gt;&lt;title&gt;Challenges when identifying migration from geo-located Twitter data&lt;/title&gt;&lt;secondary-title&gt;EPJ Data Science&lt;/secondary-title&gt;&lt;/titles&gt;&lt;periodical&gt;&lt;full-title&gt;EPJ Data Science&lt;/full-title&gt;&lt;/periodical&gt;&lt;pages&gt;1&lt;/pages&gt;&lt;volume&gt;10&lt;/volume&gt;&lt;number&gt;1&lt;/number&gt;&lt;dates&gt;&lt;year&gt;2021&lt;/year&gt;&lt;/dates&gt;&lt;isbn&gt;2193-1127&lt;/isbn&gt;&lt;urls&gt;&lt;/urls&gt;&lt;/record&gt;&lt;/Cite&gt;&lt;/EndNote&gt;</w:instrText>
+        <w:instrText xml:space="preserve"> ADDIN EN.CITE &lt;EndNote&gt;&lt;Cite&gt;&lt;Author&gt;Armstrong&lt;/Author&gt;&lt;Year&gt;2021&lt;/Year&gt;&lt;RecNum&gt;39&lt;/RecNum&gt;&lt;DisplayText&gt;[15]&lt;/DisplayText&gt;&lt;record&gt;&lt;rec-number&gt;39&lt;/rec-number&gt;&lt;foreign-keys&gt;&lt;key app="EN" db-id="vvp2e2z04xerd3ere26p9zrrr25twrz5z55t" timestamp="1744143024"&gt;39&lt;/key&gt;&lt;/foreign-keys&gt;&lt;ref-type name="Journal Article"&gt;17&lt;/ref-type&gt;&lt;contributors&gt;&lt;authors&gt;&lt;author&gt;Armstrong, Caitrin&lt;/author&gt;&lt;author&gt;Poorthuis, Ate&lt;/author&gt;&lt;author&gt;Zook, Matthew&lt;/author&gt;&lt;author&gt;Ruths, Derek&lt;/author&gt;&lt;author&gt;Soehl, Thomas&lt;/author&gt;&lt;/authors&gt;&lt;/contributors&gt;&lt;titles&gt;&lt;title&gt;Challenges when identifying migration from geo-located Twitter data&lt;/title&gt;&lt;secondary-title&gt;EPJ Data Science&lt;/secondary-title&gt;&lt;/titles&gt;&lt;periodical&gt;&lt;full-title&gt;EPJ Data Science&lt;/full-title&gt;&lt;/periodical&gt;&lt;pages&gt;1&lt;/pages&gt;&lt;volume&gt;10&lt;/volume&gt;&lt;number&gt;1&lt;/number&gt;&lt;dates&gt;&lt;year&gt;2021&lt;/year&gt;&lt;/dates&gt;&lt;isbn&gt;2193-1127&lt;/isbn&gt;&lt;urls&gt;&lt;/urls&gt;&lt;/record&gt;&lt;/Cite&gt;&lt;/EndNote&gt;</w:instrText>
       </w:r>
       <w:r>
         <w:fldChar w:fldCharType="separate"/>
@@ -1423,7 +1696,7 @@
         <w:rPr>
           <w:noProof/>
         </w:rPr>
-        <w:t>[11]</w:t>
+        <w:t>[15]</w:t>
       </w:r>
       <w:r>
         <w:fldChar w:fldCharType="end"/>
@@ -1432,17 +1705,13 @@
         <w:t xml:space="preserve">. </w:t>
       </w:r>
       <w:r>
-        <w:t xml:space="preserve">Nonetheless, </w:t>
-      </w:r>
-      <w:r>
-        <w:lastRenderedPageBreak/>
-        <w:t xml:space="preserve">scholars have developed methods to infer user locations and have successfully used geo-referenced Twitter data to study human mobility and local attitudes. Armstrong et al. </w:t>
+        <w:t xml:space="preserve">Nonetheless, scholars have developed methods to infer user locations and have successfully used geo-referenced Twitter data to study human mobility and local attitudes. Armstrong et al. </w:t>
       </w:r>
       <w:r>
         <w:fldChar w:fldCharType="begin"/>
       </w:r>
       <w:r>
-        <w:instrText xml:space="preserve"> ADDIN EN.CITE &lt;EndNote&gt;&lt;Cite&gt;&lt;Author&gt;Armstrong&lt;/Author&gt;&lt;Year&gt;2021&lt;/Year&gt;&lt;RecNum&gt;39&lt;/RecNum&gt;&lt;DisplayText&gt;[11]&lt;/DisplayText&gt;&lt;record&gt;&lt;rec-number&gt;39&lt;/rec-number&gt;&lt;foreign-keys&gt;&lt;key app="EN" db-id="vvp2e2z04xerd3ere26p9zrrr25twrz5z55t" timestamp="1744143024"&gt;39&lt;/key&gt;&lt;/foreign-keys&gt;&lt;ref-type name="Journal Article"&gt;17&lt;/ref-type&gt;&lt;contributors&gt;&lt;authors&gt;&lt;author&gt;Armstrong, Caitrin&lt;/author&gt;&lt;author&gt;Poorthuis, Ate&lt;/author&gt;&lt;author&gt;Zook, Matthew&lt;/author&gt;&lt;author&gt;Ruths, Derek&lt;/author&gt;&lt;author&gt;Soehl, Thomas&lt;/author&gt;&lt;/authors&gt;&lt;/contributors&gt;&lt;titles&gt;&lt;title&gt;Challenges when identifying migration from geo-located Twitter data&lt;/title&gt;&lt;secondary-title&gt;EPJ Data Science&lt;/secondary-title&gt;&lt;/titles&gt;&lt;periodical&gt;&lt;full-title&gt;EPJ Data Science&lt;/full-title&gt;&lt;/periodical&gt;&lt;pages&gt;1&lt;/pages&gt;&lt;volume&gt;10&lt;/volume&gt;&lt;number&gt;1&lt;/number&gt;&lt;dates&gt;&lt;year&gt;2021&lt;/year&gt;&lt;/dates&gt;&lt;isbn&gt;2193-1127&lt;/isbn&gt;&lt;urls&gt;&lt;/urls&gt;&lt;/record&gt;&lt;/Cite&gt;&lt;/EndNote&gt;</w:instrText>
+        <w:instrText xml:space="preserve"> ADDIN EN.CITE &lt;EndNote&gt;&lt;Cite&gt;&lt;Author&gt;Armstrong&lt;/Author&gt;&lt;Year&gt;2021&lt;/Year&gt;&lt;RecNum&gt;39&lt;/RecNum&gt;&lt;DisplayText&gt;[15]&lt;/DisplayText&gt;&lt;record&gt;&lt;rec-number&gt;39&lt;/rec-number&gt;&lt;foreign-keys&gt;&lt;key app="EN" db-id="vvp2e2z04xerd3ere26p9zrrr25twrz5z55t" timestamp="1744143024"&gt;39&lt;/key&gt;&lt;/foreign-keys&gt;&lt;ref-type name="Journal Article"&gt;17&lt;/ref-type&gt;&lt;contributors&gt;&lt;authors&gt;&lt;author&gt;Armstrong, Caitrin&lt;/author&gt;&lt;author&gt;Poorthuis, Ate&lt;/author&gt;&lt;author&gt;Zook, Matthew&lt;/author&gt;&lt;author&gt;Ruths, Derek&lt;/author&gt;&lt;author&gt;Soehl, Thomas&lt;/author&gt;&lt;/authors&gt;&lt;/contributors&gt;&lt;titles&gt;&lt;title&gt;Challenges when identifying migration from geo-located Twitter data&lt;/title&gt;&lt;secondary-title&gt;EPJ Data Science&lt;/secondary-title&gt;&lt;/titles&gt;&lt;periodical&gt;&lt;full-title&gt;EPJ Data Science&lt;/full-title&gt;&lt;/periodical&gt;&lt;pages&gt;1&lt;/pages&gt;&lt;volume&gt;10&lt;/volume&gt;&lt;number&gt;1&lt;/number&gt;&lt;dates&gt;&lt;year&gt;2021&lt;/year&gt;&lt;/dates&gt;&lt;isbn&gt;2193-1127&lt;/isbn&gt;&lt;urls&gt;&lt;/urls&gt;&lt;/record&gt;&lt;/Cite&gt;&lt;/EndNote&gt;</w:instrText>
       </w:r>
       <w:r>
         <w:fldChar w:fldCharType="separate"/>
@@ -1451,7 +1720,7 @@
         <w:rPr>
           <w:noProof/>
         </w:rPr>
-        <w:t>[11]</w:t>
+        <w:t>[15]</w:t>
       </w:r>
       <w:r>
         <w:fldChar w:fldCharType="end"/>
@@ -1465,14 +1734,23 @@
     </w:p>
     <w:p>
       <w:r>
-        <w:t>By using NLP and location-based techniques in tandem, our analysis aims to capture a multidimensional view of the discourse. This entails not just what is being said (content and sentiment), but also where it is being said (spatial context). Such an approach follows an emerging trend in migration studies that leverages big data and computational tools to complement traditional surveys and media analyses. It enables the processing of thousands of tweets to detect patterns that manual qualitative analysis might miss. However, we remain attentive to context – for instance, understanding Colombian cultural references or slang in tweets is crucial for accurate interpretation. In the next section on derogatory terms, we delve deeper into specific language features of the Twitter discourse that carry social significance.</w:t>
-      </w:r>
-    </w:p>
-    <w:p/>
-    <w:p>
-      <w:pPr>
-        <w:pStyle w:val="Heading20"/>
-      </w:pPr>
+        <w:t>U</w:t>
+      </w:r>
+      <w:r>
+        <w:t>sing NLP and location-based techniques, our analysis aims to capture a multidimensional view of the discourse. This entails not just what is being said (content and sentiment), but also where it is being said (spatial context). Such an approach follows an emerging trend in migration studies that leverages big data and computational tools to complement traditional surveys and media analyses. It enables the processing of thousands of tweets to detect patterns that manual qualitative analysis might miss. However, we remain attentive to context – for instance, understanding Colombian cultural references or slang in tweets is crucial for accurate interpretation. In the next section on derogatory terms, we delve deeper into specific language features of the Twitter discourse that carry social significance.</w:t>
+      </w:r>
+    </w:p>
+    <w:p>
+      <w:pPr>
+        <w:pStyle w:val="Heading2"/>
+        <w:numPr>
+          <w:ilvl w:val="1"/>
+          <w:numId w:val="12"/>
+        </w:numPr>
+      </w:pPr>
+      <w:r>
+        <w:t xml:space="preserve"> </w:t>
+      </w:r>
       <w:r>
         <w:t>Derogatory</w:t>
       </w:r>
@@ -1482,7 +1760,31 @@
     </w:p>
     <w:p>
       <w:r>
-        <w:t xml:space="preserve">A central concern in analyzing discourse around migrants is the presence of derogatory language, including ethnic slurs and other forms of hate speech. Such language is not merely offensive; it serves as a barometer of xenophobia in society and can actively contribute to the marginalization of the targeted group. In the case of Venezuelan migration, </w:t>
+        <w:t>A central concern in analyzing discourse around migrants is the presence of derogatory language, including ethnic slurs and other forms of hate speech. Such language is not merely offensive; it serves as a barometer of xenophobia in society and can actively contribute to the marginalization of the targeted group</w:t>
+      </w:r>
+      <w:r>
+        <w:t xml:space="preserve"> </w:t>
+      </w:r>
+      <w:r>
+        <w:fldChar w:fldCharType="begin"/>
+      </w:r>
+      <w:r>
+        <w:instrText xml:space="preserve"> ADDIN EN.CITE &lt;EndNote&gt;&lt;Cite&gt;&lt;Author&gt;Arcila Calderón&lt;/Author&gt;&lt;Year&gt;2024&lt;/Year&gt;&lt;RecNum&gt;45&lt;/RecNum&gt;&lt;DisplayText&gt;[16]&lt;/DisplayText&gt;&lt;record&gt;&lt;rec-number&gt;45&lt;/rec-number&gt;&lt;foreign-keys&gt;&lt;key app="EN" db-id="vvp2e2z04xerd3ere26p9zrrr25twrz5z55t" timestamp="1744219357"&gt;45&lt;/key&gt;&lt;/foreign-keys&gt;&lt;ref-type name="Journal Article"&gt;17&lt;/ref-type&gt;&lt;contributors&gt;&lt;authors&gt;&lt;author&gt;Arcila Calderón, Carlos&lt;/author&gt;&lt;author&gt;Sánchez Holgado, Patricia&lt;/author&gt;&lt;author&gt;Gómez, Jesús&lt;/author&gt;&lt;author&gt;Barbosa, Marcos&lt;/author&gt;&lt;author&gt;Qi, Haodong&lt;/author&gt;&lt;author&gt;Matilla, Alberto&lt;/author&gt;&lt;author&gt;Amado, Pilar&lt;/author&gt;&lt;author&gt;Guzmán, Alejandro&lt;/author&gt;&lt;author&gt;López-Matías, Daniel&lt;/author&gt;&lt;author&gt;Fernández-Villazala, Tomás&lt;/author&gt;&lt;/authors&gt;&lt;/contributors&gt;&lt;titles&gt;&lt;title&gt;From online hate speech to offline hate crime: the role of inflammatory language in forecasting violence against migrant and LGBT communities&lt;/title&gt;&lt;secondary-title&gt;Humanities and Social Sciences Communications&lt;/secondary-title&gt;&lt;/titles&gt;&lt;periodical&gt;&lt;full-title&gt;Humanities and Social Sciences Communications&lt;/full-title&gt;&lt;/periodical&gt;&lt;pages&gt;1-14&lt;/pages&gt;&lt;volume&gt;11&lt;/volume&gt;&lt;number&gt;1&lt;/number&gt;&lt;dates&gt;&lt;year&gt;2024&lt;/year&gt;&lt;/dates&gt;&lt;isbn&gt;2662-9992&lt;/isbn&gt;&lt;urls&gt;&lt;/urls&gt;&lt;/record&gt;&lt;/Cite&gt;&lt;/EndNote&gt;</w:instrText>
+      </w:r>
+      <w:r>
+        <w:fldChar w:fldCharType="separate"/>
+      </w:r>
+      <w:r>
+        <w:rPr>
+          <w:noProof/>
+        </w:rPr>
+        <w:t>[16]</w:t>
+      </w:r>
+      <w:r>
+        <w:fldChar w:fldCharType="end"/>
+      </w:r>
+      <w:r>
+        <w:t xml:space="preserve">. In the case of Venezuelan migration, </w:t>
       </w:r>
       <w:proofErr w:type="gramStart"/>
       <w:r>
@@ -1546,30 +1848,48 @@
         <w:fldChar w:fldCharType="end"/>
       </w:r>
       <w:r>
-        <w:t xml:space="preserve"> found that on Turkish and Jordanian social media, the negative portrayal of Syrian refugees – through otherizing labels and unverified rumors – significantly fueled hatred towards them, leading to psychological distress among refugee communities. This suggests that the rhetoric used to discuss migrants has tangible effects: it can shape </w:t>
-      </w:r>
-      <w:r>
-        <w:lastRenderedPageBreak/>
-        <w:t>public perceptions, justify discriminatory practices, and even influence policy if hateful narratives gain enough traction.</w:t>
-      </w:r>
-    </w:p>
-    <w:p>
-      <w:r>
-        <w:t xml:space="preserve">In the Colombian context, the intersection of xenophobia with sexism is an additional dimension that warrants attention. Social media discourse can sometimes target Venezuelan women in gender-specific ways, reflecting broader misogynistic tendencies. Anecdotal evidence and reports have noted how Venezuelan women are stereotyped or demeaned in online commentary – for example, being hypersexualized or accused of “stealing” jobs and spouses – which combines xenophobic resentment with sexist tropes. This mirrors patterns observed in other parts of the world. </w:t>
-      </w:r>
-      <w:proofErr w:type="spellStart"/>
-      <w:r>
-        <w:t>Vochocová</w:t>
-      </w:r>
-      <w:proofErr w:type="spellEnd"/>
+        <w:t xml:space="preserve"> found that on Turkish and Jordanian social media, the negative portrayal of Syrian refugees – through otherizing labels and unverified rumors – significantly fueled hatred towards them, leading to psychological distress among refugee communities. This suggests that the rhetoric used to discuss migrants has tangible effects: it can shape public perceptions, justify discriminatory practices, and even influence policy if hateful narratives gain enough traction.</w:t>
+      </w:r>
+    </w:p>
+    <w:p>
+      <w:r>
+        <w:t xml:space="preserve">In the Colombian context, the intersection of xenophobia with sexism is an additional dimension that warrants attention. Social media discourse can sometimes target Venezuelan women in gender-specific ways, reflecting broader misogynistic tendencies. </w:t>
+      </w:r>
+      <w:r>
+        <w:t>Reports</w:t>
+      </w:r>
+      <w:r>
+        <w:t xml:space="preserve"> have noted how Venezuelan women are stereotyped or demeaned in online commentary – for example, being hypersexualized or accused of “stealing” jobs and spouses – which combines xenophobic resentment with sexist tropes</w:t>
+      </w:r>
+      <w:r>
+        <w:t xml:space="preserve">.  </w:t>
+      </w:r>
+      <w:r>
+        <w:t>C</w:t>
+      </w:r>
+      <w:r>
+        <w:t xml:space="preserve">lose to half of the people consulted in </w:t>
+      </w:r>
+      <w:r>
+        <w:t>a study in Colombia</w:t>
+      </w:r>
+      <w:r>
+        <w:t>, Ecuador, and Perú</w:t>
+      </w:r>
       <w:r>
         <w:t xml:space="preserve"> </w:t>
       </w:r>
       <w:r>
+        <w:t>think that migrant women will end up engaging in prostitution</w:t>
+      </w:r>
+      <w:r>
+        <w:t xml:space="preserve"> </w:t>
+      </w:r>
+      <w:r>
         <w:fldChar w:fldCharType="begin"/>
       </w:r>
       <w:r>
-        <w:instrText xml:space="preserve"> ADDIN EN.CITE &lt;EndNote&gt;&lt;Cite&gt;&lt;Author&gt;Vochocová&lt;/Author&gt;&lt;Year&gt;2021&lt;/Year&gt;&lt;RecNum&gt;40&lt;/RecNum&gt;&lt;DisplayText&gt;[12]&lt;/DisplayText&gt;&lt;record&gt;&lt;rec-number&gt;40&lt;/rec-number&gt;&lt;foreign-keys&gt;&lt;key app="EN" db-id="vvp2e2z04xerd3ere26p9zrrr25twrz5z55t" timestamp="1744143378"&gt;40&lt;/key&gt;&lt;/foreign-keys&gt;&lt;ref-type name="Journal Article"&gt;17&lt;/ref-type&gt;&lt;contributors&gt;&lt;authors&gt;&lt;author&gt;Vochocová, Lenka&lt;/author&gt;&lt;/authors&gt;&lt;/contributors&gt;&lt;titles&gt;&lt;title&gt;‘Frustrated women invite the immigrants to Europe’: Intersection of (xeno-) racism and sexism in online discussions on gender aspects of immigration&lt;/title&gt;&lt;secondary-title&gt;European Journal of Cultural Studies&lt;/secondary-title&gt;&lt;/titles&gt;&lt;periodical&gt;&lt;full-title&gt;European Journal of Cultural Studies&lt;/full-title&gt;&lt;/periodical&gt;&lt;pages&gt;333-349&lt;/pages&gt;&lt;volume&gt;24&lt;/volume&gt;&lt;number&gt;1&lt;/number&gt;&lt;dates&gt;&lt;year&gt;2021&lt;/year&gt;&lt;/dates&gt;&lt;isbn&gt;1367-5494&lt;/isbn&gt;&lt;urls&gt;&lt;/urls&gt;&lt;/record&gt;&lt;/Cite&gt;&lt;/EndNote&gt;</w:instrText>
+        <w:instrText xml:space="preserve"> ADDIN EN.CITE &lt;EndNote&gt;&lt;Cite&gt;&lt;Author&gt;Oxfam&lt;/Author&gt;&lt;Year&gt;2019&lt;/Year&gt;&lt;RecNum&gt;19&lt;/RecNum&gt;&lt;DisplayText&gt;[3]&lt;/DisplayText&gt;&lt;record&gt;&lt;rec-number&gt;19&lt;/rec-number&gt;&lt;foreign-keys&gt;&lt;key app="EN" db-id="vvp2e2z04xerd3ere26p9zrrr25twrz5z55t" timestamp="1717074023"&gt;19&lt;/key&gt;&lt;/foreign-keys&gt;&lt;ref-type name="Report"&gt;27&lt;/ref-type&gt;&lt;contributors&gt;&lt;authors&gt;&lt;author&gt;Oxfam&lt;/author&gt;&lt;/authors&gt;&lt;/contributors&gt;&lt;titles&gt;&lt;title&gt;Yes, but Not Here: Perceptions of Xenophobia and Discrimination towards Venezuelan Migrants in Colombia, Ecuador and Peru&lt;/title&gt;&lt;/titles&gt;&lt;dates&gt;&lt;year&gt;2019&lt;/year&gt;&lt;/dates&gt;&lt;pub-location&gt;https://web.archive.org/web/20241015123342/https://oxfamilibrary.openrepository.com/bitstream/handle/10546/620890/bp_yes_but_not_here_en_xenophobia-migration-venezuela-251019-en.pdf&lt;/pub-location&gt;&lt;urls&gt;&lt;/urls&gt;&lt;/record&gt;&lt;/Cite&gt;&lt;/EndNote&gt;</w:instrText>
       </w:r>
       <w:r>
         <w:fldChar w:fldCharType="separate"/>
@@ -1578,95 +1898,63 @@
         <w:rPr>
           <w:noProof/>
         </w:rPr>
-        <w:t>[12]</w:t>
+        <w:t>[3]</w:t>
       </w:r>
       <w:r>
         <w:fldChar w:fldCharType="end"/>
       </w:r>
       <w:r>
-        <w:t xml:space="preserve"> describes how online discussions about immigration in Europe often become arenas for intersectional hate, where racism and sexism intermingle. In her analysis of Czech-language forums, she noted cases where female figures (whether immigrant women or local women allied with immigrants) were disparaged using gendered insults alongside anti-immigrant rhetoric, revealing a toxic nexus of prejudices. Translating this insight to our study, we are attentive to any gendered epithets or double standards applied to Venezuelan migrant women in the Twitter discourse. For example, if female migrants are more frequently mentioned in contexts of prostitution or blamed for social problems differently than male migrants, it would indicate a gendered pattern of xenophobic discourse.</w:t>
-      </w:r>
-    </w:p>
-    <w:p>
-      <w:r>
-        <w:t xml:space="preserve">By examining the frequency and context of derogatory terms in our Twitter corpus, we contribute to understanding the prevalence of hate speech in this migration debate. We also analyze co-occurrence patterns – i.e., what other words or topics tend to appear in tweets that use slurs. This helps illuminate whether such tweets are isolated outbursts of name-calling or part of more coherent narratives (for instance, framing migrants as criminals, or invoking nationalist sentiments). The literature on hate speech in digital spaces emphasizes that these expressions are not random; they often align with broader nativist discourses and can be exacerbated during times of social stress or political rhetoric that </w:t>
-      </w:r>
-      <w:proofErr w:type="gramStart"/>
-      <w:r>
-        <w:t>scapegoats</w:t>
-      </w:r>
-      <w:proofErr w:type="gramEnd"/>
-      <w:r>
-        <w:t xml:space="preserve"> migrants</w:t>
-      </w:r>
-      <w:r>
-        <w:t xml:space="preserve">. </w:t>
-      </w:r>
-      <w:r>
-        <w:t>Moreover, we consider the counter-discourse: alongside derogatory tweets, are there users actively pushing back against hate speech, calling out xenophobia, or using humor/solidarity hashtags to humanize Venezuelans? The presence of such counter-narratives would indicate an ongoing contestation in the online space, which is itself an important aspect of the discourse dynamics.</w:t>
-      </w:r>
-    </w:p>
-    <w:p>
-      <w:r>
-        <w:t xml:space="preserve">One striking and worrying aspect of the study is the prevalence of sexism among the populations, which translates into certain stereotypes about migrant women. Close to half of the people consulted in the three countries think that migrant women will end up engaging in prostitution; at the same time, sexist roles are being reproduced, leaving women overburdened with care responsibilities, which increases the likelihood of their rights being infringed  </w:t>
-      </w:r>
-      <w:r>
-        <w:fldChar w:fldCharType="begin"/>
-      </w:r>
-      <w:r>
-        <w:instrText xml:space="preserve"> ADDIN EN.CITE &lt;EndNote&gt;&lt;Cite&gt;&lt;Author&gt;Oxfam&lt;/Author&gt;&lt;Year&gt;2019&lt;/Year&gt;&lt;RecNum&gt;19&lt;/RecNum&gt;&lt;DisplayText&gt;[3]&lt;/DisplayText&gt;&lt;record&gt;&lt;rec-number&gt;19&lt;/rec-number&gt;&lt;foreign-keys&gt;&lt;key app="EN" db-id="vvp2e2z04xerd3ere26p9zrrr25twrz5z55t" timestamp="1717074023"&gt;19&lt;/key&gt;&lt;/foreign-keys&gt;&lt;ref-type name="Report"&gt;27&lt;/ref-type&gt;&lt;contributors&gt;&lt;authors&gt;&lt;author&gt;Oxfam&lt;/author&gt;&lt;/authors&gt;&lt;/contributors&gt;&lt;titles&gt;&lt;title&gt;Yes, but Not Here: Perceptions of Xenophobia and Discrimination towards Venezuelan Migrants in Colombia, Ecuador and Peru&lt;/title&gt;&lt;/titles&gt;&lt;dates&gt;&lt;year&gt;2019&lt;/year&gt;&lt;/dates&gt;&lt;pub-location&gt;https://web.archive.org/web/20241015123342/https://oxfamilibrary.openrepository.com/bitstream/handle/10546/620890/bp_yes_but_not_here_en_xenophobia-migration-venezuela-251019-en.pdf&lt;/pub-location&gt;&lt;urls&gt;&lt;/urls&gt;&lt;/record&gt;&lt;/Cite&gt;&lt;/EndNote&gt;</w:instrText>
-      </w:r>
-      <w:r>
-        <w:fldChar w:fldCharType="separate"/>
-      </w:r>
-      <w:r>
-        <w:rPr>
-          <w:noProof/>
-        </w:rPr>
-        <w:t>[3]</w:t>
-      </w:r>
-      <w:r>
-        <w:fldChar w:fldCharType="end"/>
-      </w:r>
-      <w:r>
-        <w:t xml:space="preserve">. </w:t>
+        <w:t>.</w:t>
+      </w:r>
+      <w:r>
+        <w:t xml:space="preserve"> In fact, while</w:t>
+      </w:r>
+      <w:r>
+        <w:t xml:space="preserve"> </w:t>
       </w:r>
       <w:r>
         <w:rPr>
           <w:i/>
           <w:iCs/>
         </w:rPr>
-        <w:t>Veneco</w:t>
-      </w:r>
-      <w:r>
-        <w:t xml:space="preserve"> slang for a Venezuelan man is used as an insult</w:t>
-      </w:r>
-      <w:r>
-        <w:t xml:space="preserve">, but </w:t>
+        <w:t>v</w:t>
       </w:r>
       <w:r>
         <w:rPr>
           <w:i/>
           <w:iCs/>
         </w:rPr>
-        <w:t>veneca</w:t>
-      </w:r>
-      <w:r>
-        <w:t xml:space="preserve"> has outright become a synonym for prostitute </w:t>
+        <w:t>eneco</w:t>
+      </w:r>
+      <w:r>
+        <w:t xml:space="preserve"> slang for a Venezuelan man is used as an insult</w:t>
+      </w:r>
+      <w:r>
+        <w:t xml:space="preserve">, </w:t>
       </w:r>
       <w:r>
         <w:rPr>
           <w:i/>
           <w:iCs/>
         </w:rPr>
-        <w:fldChar w:fldCharType="begin"/>
+        <w:t>veneca</w:t>
+      </w:r>
+      <w:r>
+        <w:t xml:space="preserve"> has outright become a synonym for prostitute </w:t>
       </w:r>
       <w:r>
         <w:rPr>
           <w:i/>
           <w:iCs/>
         </w:rPr>
-        <w:instrText xml:space="preserve"> ADDIN EN.CITE &lt;EndNote&gt;&lt;Cite&gt;&lt;Author&gt;Beach&lt;/Author&gt;&lt;Year&gt;2018&lt;/Year&gt;&lt;RecNum&gt;3&lt;/RecNum&gt;&lt;DisplayText&gt;[13]&lt;/DisplayText&gt;&lt;record&gt;&lt;rec-number&gt;3&lt;/rec-number&gt;&lt;foreign-keys&gt;&lt;key app="EN" db-id="vvp2e2z04xerd3ere26p9zrrr25twrz5z55t" timestamp="1717014861"&gt;3&lt;/key&gt;&lt;/foreign-keys&gt;&lt;ref-type name="Journal Article"&gt;17&lt;/ref-type&gt;&lt;contributors&gt;&lt;authors&gt;&lt;author&gt;Beach, Charles&lt;/author&gt;&lt;/authors&gt;&lt;/contributors&gt;&lt;titles&gt;&lt;title&gt;Frontera combustible: Conceptualising the state through the experiences of petrol smugglers in the Colombian/Venezuelan borderlands of Norte de Santander/Táchira&lt;/title&gt;&lt;secondary-title&gt;Journal of Extreme Anthropology&lt;/secondary-title&gt;&lt;/titles&gt;&lt;periodical&gt;&lt;full-title&gt;Journal of Extreme Anthropology&lt;/full-title&gt;&lt;/periodical&gt;&lt;pages&gt;42-60&lt;/pages&gt;&lt;volume&gt;2&lt;/volume&gt;&lt;number&gt;2&lt;/number&gt;&lt;dates&gt;&lt;year&gt;2018&lt;/year&gt;&lt;/dates&gt;&lt;isbn&gt;2535-3241&lt;/isbn&gt;&lt;urls&gt;&lt;/urls&gt;&lt;/record&gt;&lt;/Cite&gt;&lt;/EndNote&gt;</w:instrText>
+        <w:fldChar w:fldCharType="begin"/>
+      </w:r>
+      <w:r>
+        <w:rPr>
+          <w:i/>
+          <w:iCs/>
+        </w:rPr>
+        <w:instrText xml:space="preserve"> ADDIN EN.CITE &lt;EndNote&gt;&lt;Cite&gt;&lt;Author&gt;Beach&lt;/Author&gt;&lt;Year&gt;2018&lt;/Year&gt;&lt;RecNum&gt;3&lt;/RecNum&gt;&lt;DisplayText&gt;[17]&lt;/DisplayText&gt;&lt;record&gt;&lt;rec-number&gt;3&lt;/rec-number&gt;&lt;foreign-keys&gt;&lt;key app="EN" db-id="vvp2e2z04xerd3ere26p9zrrr25twrz5z55t" timestamp="1717014861"&gt;3&lt;/key&gt;&lt;/foreign-keys&gt;&lt;ref-type name="Journal Article"&gt;17&lt;/ref-type&gt;&lt;contributors&gt;&lt;authors&gt;&lt;author&gt;Beach, Charles&lt;/author&gt;&lt;/authors&gt;&lt;/contributors&gt;&lt;titles&gt;&lt;title&gt;Frontera combustible: Conceptualising the state through the experiences of petrol smugglers in the Colombian/Venezuelan borderlands of Norte de Santander/Táchira&lt;/title&gt;&lt;secondary-title&gt;Journal of Extreme Anthropology&lt;/secondary-title&gt;&lt;/titles&gt;&lt;periodical&gt;&lt;full-title&gt;Journal of Extreme Anthropology&lt;/full-title&gt;&lt;/periodical&gt;&lt;pages&gt;42-60&lt;/pages&gt;&lt;volume&gt;2&lt;/volume&gt;&lt;number&gt;2&lt;/number&gt;&lt;dates&gt;&lt;year&gt;2018&lt;/year&gt;&lt;/dates&gt;&lt;isbn&gt;2535-3241&lt;/isbn&gt;&lt;urls&gt;&lt;/urls&gt;&lt;/record&gt;&lt;/Cite&gt;&lt;/EndNote&gt;</w:instrText>
       </w:r>
       <w:r>
         <w:rPr>
@@ -1681,7 +1969,7 @@
           <w:iCs/>
           <w:noProof/>
         </w:rPr>
-        <w:t>[13]</w:t>
+        <w:t>[17]</w:t>
       </w:r>
       <w:r>
         <w:rPr>
@@ -1694,7 +1982,40 @@
         <w:t xml:space="preserve">. </w:t>
       </w:r>
     </w:p>
-    <w:p/>
+    <w:p>
+      <w:r>
+        <w:t xml:space="preserve">This mirrors patterns observed in other parts of the world. </w:t>
+      </w:r>
+      <w:proofErr w:type="spellStart"/>
+      <w:r>
+        <w:t>Vochocová</w:t>
+      </w:r>
+      <w:proofErr w:type="spellEnd"/>
+      <w:r>
+        <w:t xml:space="preserve"> </w:t>
+      </w:r>
+      <w:r>
+        <w:fldChar w:fldCharType="begin"/>
+      </w:r>
+      <w:r>
+        <w:instrText xml:space="preserve"> ADDIN EN.CITE &lt;EndNote&gt;&lt;Cite&gt;&lt;Author&gt;Vochocová&lt;/Author&gt;&lt;Year&gt;2021&lt;/Year&gt;&lt;RecNum&gt;40&lt;/RecNum&gt;&lt;DisplayText&gt;[18]&lt;/DisplayText&gt;&lt;record&gt;&lt;rec-number&gt;40&lt;/rec-number&gt;&lt;foreign-keys&gt;&lt;key app="EN" db-id="vvp2e2z04xerd3ere26p9zrrr25twrz5z55t" timestamp="1744143378"&gt;40&lt;/key&gt;&lt;/foreign-keys&gt;&lt;ref-type name="Journal Article"&gt;17&lt;/ref-type&gt;&lt;contributors&gt;&lt;authors&gt;&lt;author&gt;Vochocová, Lenka&lt;/author&gt;&lt;/authors&gt;&lt;/contributors&gt;&lt;titles&gt;&lt;title&gt;‘Frustrated women invite the immigrants to Europe’: Intersection of (xeno-) racism and sexism in online discussions on gender aspects of immigration&lt;/title&gt;&lt;secondary-title&gt;European Journal of Cultural Studies&lt;/secondary-title&gt;&lt;/titles&gt;&lt;periodical&gt;&lt;full-title&gt;European Journal of Cultural Studies&lt;/full-title&gt;&lt;/periodical&gt;&lt;pages&gt;333-349&lt;/pages&gt;&lt;volume&gt;24&lt;/volume&gt;&lt;number&gt;1&lt;/number&gt;&lt;dates&gt;&lt;year&gt;2021&lt;/year&gt;&lt;/dates&gt;&lt;isbn&gt;1367-5494&lt;/isbn&gt;&lt;urls&gt;&lt;/urls&gt;&lt;/record&gt;&lt;/Cite&gt;&lt;/EndNote&gt;</w:instrText>
+      </w:r>
+      <w:r>
+        <w:fldChar w:fldCharType="separate"/>
+      </w:r>
+      <w:r>
+        <w:rPr>
+          <w:noProof/>
+        </w:rPr>
+        <w:t>[18]</w:t>
+      </w:r>
+      <w:r>
+        <w:fldChar w:fldCharType="end"/>
+      </w:r>
+      <w:r>
+        <w:t xml:space="preserve"> describes how online discussions about immigration in Europe often become arenas for intersectional hate, where racism and sexism intermingle. In her analysis of Czech-language forums, she noted cases where female figures (whether immigrant women or local women allied with immigrants) were disparaged using gendered insults alongside anti-immigrant rhetoric, revealing a toxic nexus of prejudices. Translating this insight to our study, we are attentive to any gendered epithets or double standards applied to Venezuelan migrant women in the Twitter discourse. For example, if female migrants are more frequently mentioned in contexts of prostitution or blamed for social problems differently than male migrants, it would indicate a gendered pattern of xenophobic discourse.</w:t>
+      </w:r>
+    </w:p>
     <w:p>
       <w:r>
         <w:t xml:space="preserve">While it can seem like an exaggeration to refer to slang, like </w:t>
@@ -1719,7 +2040,7 @@
         <w:rPr>
           <w:shd w:val="clear" w:color="auto" w:fill="E6E6E6"/>
         </w:rPr>
-        <w:instrText xml:space="preserve"> ADDIN EN.CITE &lt;EndNote&gt;&lt;Cite&gt;&lt;Author&gt;Cervone&lt;/Author&gt;&lt;Year&gt;2021&lt;/Year&gt;&lt;RecNum&gt;7&lt;/RecNum&gt;&lt;DisplayText&gt;[14]&lt;/DisplayText&gt;&lt;record&gt;&lt;rec-number&gt;7&lt;/rec-number&gt;&lt;foreign-keys&gt;&lt;key app="EN" db-id="vvp2e2z04xerd3ere26p9zrrr25twrz5z55t" timestamp="1717014861"&gt;7&lt;/key&gt;&lt;/foreign-keys&gt;&lt;ref-type name="Journal Article"&gt;17&lt;/ref-type&gt;&lt;contributors&gt;&lt;authors&gt;&lt;author&gt;Cervone, Carmen&lt;/author&gt;&lt;author&gt;Augoustinos, Martha&lt;/author&gt;&lt;author&gt;Maass, Anne&lt;/author&gt;&lt;/authors&gt;&lt;/contributors&gt;&lt;titles&gt;&lt;title&gt;The Language of Derogation and Hate: Functions, Consequences, and Reappropriation&lt;/title&gt;&lt;secondary-title&gt;Journal of Language and Social Psychology&lt;/secondary-title&gt;&lt;/titles&gt;&lt;periodical&gt;&lt;full-title&gt;Journal of Language and Social Psychology&lt;/full-title&gt;&lt;/periodical&gt;&lt;pages&gt;80-101&lt;/pages&gt;&lt;volume&gt;40&lt;/volume&gt;&lt;number&gt;1&lt;/number&gt;&lt;keywords&gt;&lt;keyword&gt;derogatory language,hate speech,linguistic reappropriation,incivility,discrimination&lt;/keyword&gt;&lt;/keywords&gt;&lt;dates&gt;&lt;year&gt;2021&lt;/year&gt;&lt;/dates&gt;&lt;urls&gt;&lt;related-urls&gt;&lt;url&gt;https://journals.sagepub.com/doi/abs/10.1177/0261927X20967394&lt;/url&gt;&lt;/related-urls&gt;&lt;/urls&gt;&lt;electronic-resource-num&gt;10.1177/0261927x20967394&lt;/electronic-resource-num&gt;&lt;/record&gt;&lt;/Cite&gt;&lt;/EndNote&gt;</w:instrText>
+        <w:instrText xml:space="preserve"> ADDIN EN.CITE &lt;EndNote&gt;&lt;Cite&gt;&lt;Author&gt;Cervone&lt;/Author&gt;&lt;Year&gt;2021&lt;/Year&gt;&lt;RecNum&gt;7&lt;/RecNum&gt;&lt;DisplayText&gt;[19]&lt;/DisplayText&gt;&lt;record&gt;&lt;rec-number&gt;7&lt;/rec-number&gt;&lt;foreign-keys&gt;&lt;key app="EN" db-id="vvp2e2z04xerd3ere26p9zrrr25twrz5z55t" timestamp="1717014861"&gt;7&lt;/key&gt;&lt;/foreign-keys&gt;&lt;ref-type name="Journal Article"&gt;17&lt;/ref-type&gt;&lt;contributors&gt;&lt;authors&gt;&lt;author&gt;Cervone, Carmen&lt;/author&gt;&lt;author&gt;Augoustinos, Martha&lt;/author&gt;&lt;author&gt;Maass, Anne&lt;/author&gt;&lt;/authors&gt;&lt;/contributors&gt;&lt;titles&gt;&lt;title&gt;The Language of Derogation and Hate: Functions, Consequences, and Reappropriation&lt;/title&gt;&lt;secondary-title&gt;Journal of Language and Social Psychology&lt;/secondary-title&gt;&lt;/titles&gt;&lt;periodical&gt;&lt;full-title&gt;Journal of Language and Social Psychology&lt;/full-title&gt;&lt;/periodical&gt;&lt;pages&gt;80-101&lt;/pages&gt;&lt;volume&gt;40&lt;/volume&gt;&lt;number&gt;1&lt;/number&gt;&lt;keywords&gt;&lt;keyword&gt;derogatory language,hate speech,linguistic reappropriation,incivility,discrimination&lt;/keyword&gt;&lt;/keywords&gt;&lt;dates&gt;&lt;year&gt;2021&lt;/year&gt;&lt;/dates&gt;&lt;urls&gt;&lt;related-urls&gt;&lt;url&gt;https://journals.sagepub.com/doi/abs/10.1177/0261927X20967394&lt;/url&gt;&lt;/related-urls&gt;&lt;/urls&gt;&lt;electronic-resource-num&gt;10.1177/0261927x20967394&lt;/electronic-resource-num&gt;&lt;/record&gt;&lt;/Cite&gt;&lt;/EndNote&gt;</w:instrText>
       </w:r>
       <w:r>
         <w:rPr>
@@ -1732,7 +2053,7 @@
           <w:noProof/>
           <w:shd w:val="clear" w:color="auto" w:fill="E6E6E6"/>
         </w:rPr>
-        <w:t>[14]</w:t>
+        <w:t>[19]</w:t>
       </w:r>
       <w:r>
         <w:rPr>
@@ -1771,7 +2092,7 @@
         <w:rPr>
           <w:shd w:val="clear" w:color="auto" w:fill="E6E6E6"/>
         </w:rPr>
-        <w:instrText xml:space="preserve"> ADDIN EN.CITE &lt;EndNote&gt;&lt;Cite&gt;&lt;Author&gt;Venezuela”&lt;/Author&gt;&lt;Year&gt;2021&lt;/Year&gt;&lt;RecNum&gt;5&lt;/RecNum&gt;&lt;DisplayText&gt;[15]&lt;/DisplayText&gt;&lt;record&gt;&lt;rec-number&gt;5&lt;/rec-number&gt;&lt;foreign-keys&gt;&lt;key app="EN" db-id="vvp2e2z04xerd3ere26p9zrrr25twrz5z55t" timestamp="1717014861"&gt;5&lt;/key&gt;&lt;/foreign-keys&gt;&lt;ref-type name="Newspaper Article"&gt;23&lt;/ref-type&gt;&lt;contributors&gt;&lt;authors&gt;&lt;author&gt;“Projecto Migración Venezuela”&lt;/author&gt;&lt;/authors&gt;&lt;/contributors&gt;&lt;titles&gt;&lt;title&gt;Is &amp;apos;Veneco&amp;apos; an insult or is it an inclusive word?&lt;/title&gt;&lt;secondary-title&gt;Veneuzuela Migration Project-Education&lt;/secondary-title&gt;&lt;/titles&gt;&lt;dates&gt;&lt;year&gt;2021&lt;/year&gt;&lt;pub-dates&gt;&lt;date&gt;January 18&lt;/date&gt;&lt;/pub-dates&gt;&lt;/dates&gt;&lt;urls&gt;&lt;related-urls&gt;&lt;url&gt;https://web.archive.org/web/2/https://migravenezuela.com/educacion/veneco-es-un-insulto-o-es-una-palabra-inclusiva/&lt;/url&gt;&lt;/related-urls&gt;&lt;/urls&gt;&lt;/record&gt;&lt;/Cite&gt;&lt;/EndNote&gt;</w:instrText>
+        <w:instrText xml:space="preserve"> ADDIN EN.CITE &lt;EndNote&gt;&lt;Cite&gt;&lt;Author&gt;Venezuela”&lt;/Author&gt;&lt;Year&gt;2021&lt;/Year&gt;&lt;RecNum&gt;5&lt;/RecNum&gt;&lt;DisplayText&gt;[20]&lt;/DisplayText&gt;&lt;record&gt;&lt;rec-number&gt;5&lt;/rec-number&gt;&lt;foreign-keys&gt;&lt;key app="EN" db-id="vvp2e2z04xerd3ere26p9zrrr25twrz5z55t" timestamp="1717014861"&gt;5&lt;/key&gt;&lt;/foreign-keys&gt;&lt;ref-type name="Newspaper Article"&gt;23&lt;/ref-type&gt;&lt;contributors&gt;&lt;authors&gt;&lt;author&gt;“Projecto Migración Venezuela”&lt;/author&gt;&lt;/authors&gt;&lt;/contributors&gt;&lt;titles&gt;&lt;title&gt;Is &amp;apos;Veneco&amp;apos; an insult or is it an inclusive word?&lt;/title&gt;&lt;secondary-title&gt;Veneuzuela Migration Project-Education&lt;/secondary-title&gt;&lt;/titles&gt;&lt;dates&gt;&lt;year&gt;2021&lt;/year&gt;&lt;pub-dates&gt;&lt;date&gt;January 18&lt;/date&gt;&lt;/pub-dates&gt;&lt;/dates&gt;&lt;urls&gt;&lt;related-urls&gt;&lt;url&gt;https://web.archive.org/web/2/https://migravenezuela.com/educacion/veneco-es-un-insulto-o-es-una-palabra-inclusiva/&lt;/url&gt;&lt;/related-urls&gt;&lt;/urls&gt;&lt;/record&gt;&lt;/Cite&gt;&lt;/EndNote&gt;</w:instrText>
       </w:r>
       <w:r>
         <w:rPr>
@@ -1784,7 +2105,7 @@
           <w:noProof/>
           <w:shd w:val="clear" w:color="auto" w:fill="E6E6E6"/>
         </w:rPr>
-        <w:t>[15]</w:t>
+        <w:t>[20]</w:t>
       </w:r>
       <w:r>
         <w:rPr>
@@ -1793,7 +2114,13 @@
         <w:fldChar w:fldCharType="end"/>
       </w:r>
       <w:r>
-        <w:t xml:space="preserve">. In this way, the word changes from a colloquialism without predetermined connotation to a pejorative.   </w:t>
+        <w:t xml:space="preserve">. In this way, the word changes from a colloquialism without </w:t>
+      </w:r>
+      <w:r>
+        <w:t xml:space="preserve">a </w:t>
+      </w:r>
+      <w:r>
+        <w:t xml:space="preserve">predetermined connotation to a pejorative.   </w:t>
       </w:r>
     </w:p>
     <w:p>
@@ -1801,7 +2128,7 @@
         <w:t xml:space="preserve">However, the use of these terms has </w:t>
       </w:r>
       <w:r>
-        <w:t>not always been the same; in fact, they have</w:t>
+        <w:t>not always been the same; they have</w:t>
       </w:r>
       <w:r>
         <w:t xml:space="preserve"> </w:t>
@@ -1852,7 +2179,7 @@
         <w:rPr>
           <w:shd w:val="clear" w:color="auto" w:fill="E6E6E6"/>
         </w:rPr>
-        <w:instrText xml:space="preserve"> ADDIN EN.CITE &lt;EndNote&gt;&lt;Cite&gt;&lt;Author&gt;Bank&lt;/Author&gt;&lt;Year&gt;2021&lt;/Year&gt;&lt;RecNum&gt;4&lt;/RecNum&gt;&lt;DisplayText&gt;[16]&lt;/DisplayText&gt;&lt;record&gt;&lt;rec-number&gt;4&lt;/rec-number&gt;&lt;foreign-keys&gt;&lt;key app="EN" db-id="vvp2e2z04xerd3ere26p9zrrr25twrz5z55t" timestamp="1717014861"&gt;4&lt;/key&gt;&lt;/foreign-keys&gt;&lt;ref-type name="Newspaper Article"&gt;23&lt;/ref-type&gt;&lt;contributors&gt;&lt;authors&gt;&lt;author&gt;The World Bank&lt;/author&gt;&lt;/authors&gt;&lt;/contributors&gt;&lt;titles&gt;&lt;title&gt;Supporting Colombian Host Communities and Venezuelan Migrants During the COVID-19 Pandemic&lt;/title&gt;&lt;secondary-title&gt;The World Band-Results Brief&lt;/secondary-title&gt;&lt;/titles&gt;&lt;dates&gt;&lt;year&gt;2021&lt;/year&gt;&lt;pub-dates&gt;&lt;date&gt;October 31&lt;/date&gt;&lt;/pub-dates&gt;&lt;/dates&gt;&lt;urls&gt;&lt;related-urls&gt;&lt;url&gt;https://www.worldbank.org/en/results/2021/10/31/supporting-colombian-host-communities-and-venezuelan-migrants-during-the-covid-19-pandemic&lt;/url&gt;&lt;/related-urls&gt;&lt;/urls&gt;&lt;/record&gt;&lt;/Cite&gt;&lt;/EndNote&gt;</w:instrText>
+        <w:instrText xml:space="preserve"> ADDIN EN.CITE &lt;EndNote&gt;&lt;Cite&gt;&lt;Author&gt;Bank&lt;/Author&gt;&lt;Year&gt;2021&lt;/Year&gt;&lt;RecNum&gt;4&lt;/RecNum&gt;&lt;DisplayText&gt;[21]&lt;/DisplayText&gt;&lt;record&gt;&lt;rec-number&gt;4&lt;/rec-number&gt;&lt;foreign-keys&gt;&lt;key app="EN" db-id="vvp2e2z04xerd3ere26p9zrrr25twrz5z55t" timestamp="1717014861"&gt;4&lt;/key&gt;&lt;/foreign-keys&gt;&lt;ref-type name="Newspaper Article"&gt;23&lt;/ref-type&gt;&lt;contributors&gt;&lt;authors&gt;&lt;author&gt;The World Bank&lt;/author&gt;&lt;/authors&gt;&lt;/contributors&gt;&lt;titles&gt;&lt;title&gt;Supporting Colombian Host Communities and Venezuelan Migrants During the COVID-19 Pandemic&lt;/title&gt;&lt;secondary-title&gt;The World Band-Results Brief&lt;/secondary-title&gt;&lt;/titles&gt;&lt;dates&gt;&lt;year&gt;2021&lt;/year&gt;&lt;pub-dates&gt;&lt;date&gt;October 31&lt;/date&gt;&lt;/pub-dates&gt;&lt;/dates&gt;&lt;urls&gt;&lt;related-urls&gt;&lt;url&gt;https://www.worldbank.org/en/results/2021/10/31/supporting-colombian-host-communities-and-venezuelan-migrants-during-the-covid-19-pandemic&lt;/url&gt;&lt;/related-urls&gt;&lt;/urls&gt;&lt;/record&gt;&lt;/Cite&gt;&lt;/EndNote&gt;</w:instrText>
       </w:r>
       <w:r>
         <w:rPr>
@@ -1865,7 +2192,7 @@
           <w:noProof/>
           <w:shd w:val="clear" w:color="auto" w:fill="E6E6E6"/>
         </w:rPr>
-        <w:t>[16]</w:t>
+        <w:t>[21]</w:t>
       </w:r>
       <w:r>
         <w:rPr>
@@ -1930,7 +2257,7 @@
         <w:rPr>
           <w:shd w:val="clear" w:color="auto" w:fill="E6E6E6"/>
         </w:rPr>
-        <w:instrText xml:space="preserve"> ADDIN EN.CITE &lt;EndNote&gt;&lt;Cite&gt;&lt;Author&gt;Venezuela”&lt;/Author&gt;&lt;Year&gt;2021&lt;/Year&gt;&lt;RecNum&gt;5&lt;/RecNum&gt;&lt;DisplayText&gt;[15]&lt;/DisplayText&gt;&lt;record&gt;&lt;rec-number&gt;5&lt;/rec-number&gt;&lt;foreign-keys&gt;&lt;key app="EN" db-id="vvp2e2z04xerd3ere26p9zrrr25twrz5z55t" timestamp="1717014861"&gt;5&lt;/key&gt;&lt;/foreign-keys&gt;&lt;ref-type name="Newspaper Article"&gt;23&lt;/ref-type&gt;&lt;contributors&gt;&lt;authors&gt;&lt;author&gt;“Projecto Migración Venezuela”&lt;/author&gt;&lt;/authors&gt;&lt;/contributors&gt;&lt;titles&gt;&lt;title&gt;Is &amp;apos;Veneco&amp;apos; an insult or is it an inclusive word?&lt;/title&gt;&lt;secondary-title&gt;Veneuzuela Migration Project-Education&lt;/secondary-title&gt;&lt;/titles&gt;&lt;dates&gt;&lt;year&gt;2021&lt;/year&gt;&lt;pub-dates&gt;&lt;date&gt;January 18&lt;/date&gt;&lt;/pub-dates&gt;&lt;/dates&gt;&lt;urls&gt;&lt;related-urls&gt;&lt;url&gt;https://web.archive.org/web/2/https://migravenezuela.com/educacion/veneco-es-un-insulto-o-es-una-palabra-inclusiva/&lt;/url&gt;&lt;/related-urls&gt;&lt;/urls&gt;&lt;/record&gt;&lt;/Cite&gt;&lt;/EndNote&gt;</w:instrText>
+        <w:instrText xml:space="preserve"> ADDIN EN.CITE &lt;EndNote&gt;&lt;Cite&gt;&lt;Author&gt;Venezuela”&lt;/Author&gt;&lt;Year&gt;2021&lt;/Year&gt;&lt;RecNum&gt;5&lt;/RecNum&gt;&lt;DisplayText&gt;[20]&lt;/DisplayText&gt;&lt;record&gt;&lt;rec-number&gt;5&lt;/rec-number&gt;&lt;foreign-keys&gt;&lt;key app="EN" db-id="vvp2e2z04xerd3ere26p9zrrr25twrz5z55t" timestamp="1717014861"&gt;5&lt;/key&gt;&lt;/foreign-keys&gt;&lt;ref-type name="Newspaper Article"&gt;23&lt;/ref-type&gt;&lt;contributors&gt;&lt;authors&gt;&lt;author&gt;“Projecto Migración Venezuela”&lt;/author&gt;&lt;/authors&gt;&lt;/contributors&gt;&lt;titles&gt;&lt;title&gt;Is &amp;apos;Veneco&amp;apos; an insult or is it an inclusive word?&lt;/title&gt;&lt;secondary-title&gt;Veneuzuela Migration Project-Education&lt;/secondary-title&gt;&lt;/titles&gt;&lt;dates&gt;&lt;year&gt;2021&lt;/year&gt;&lt;pub-dates&gt;&lt;date&gt;January 18&lt;/date&gt;&lt;/pub-dates&gt;&lt;/dates&gt;&lt;urls&gt;&lt;related-urls&gt;&lt;url&gt;https://web.archive.org/web/2/https://migravenezuela.com/educacion/veneco-es-un-insulto-o-es-una-palabra-inclusiva/&lt;/url&gt;&lt;/related-urls&gt;&lt;/urls&gt;&lt;/record&gt;&lt;/Cite&gt;&lt;/EndNote&gt;</w:instrText>
       </w:r>
       <w:r>
         <w:rPr>
@@ -1943,7 +2270,7 @@
           <w:noProof/>
           <w:shd w:val="clear" w:color="auto" w:fill="E6E6E6"/>
         </w:rPr>
-        <w:t>[15]</w:t>
+        <w:t>[20]</w:t>
       </w:r>
       <w:r>
         <w:rPr>
@@ -1960,6 +2287,22 @@
     </w:p>
     <w:p>
       <w:r>
+        <w:t>Therefore, b</w:t>
+      </w:r>
+      <w:r>
+        <w:t xml:space="preserve">y examining the frequency and context of derogatory terms in our Twitter corpus, we contribute to understanding the prevalence of hate speech in this migration debate. We also analyze co-occurrence patterns – i.e., what other words or topics tend to appear in tweets that use slurs. This helps illuminate whether such tweets are isolated outbursts of name-calling or part of more coherent narratives (for instance, framing migrants as criminals or invoking nationalist sentiments). The literature on hate speech in digital spaces emphasizes that these expressions are not random; they often align with broader nativist discourses and can be exacerbated during times of social stress or political rhetoric that </w:t>
+      </w:r>
+      <w:proofErr w:type="gramStart"/>
+      <w:r>
+        <w:t>scapegoats</w:t>
+      </w:r>
+      <w:proofErr w:type="gramEnd"/>
+      <w:r>
+        <w:t xml:space="preserve"> migrants. Moreover, we consider the counter-discourse: alongside derogatory tweets, are there users actively pushing back against hate speech, calling out xenophobia, or using humor/solidarity hashtags to humanize Venezuelans? The presence of such counter-narratives would indicate an ongoing contestation in the online space, which is itself an important aspect of the discourse dynamics.</w:t>
+      </w:r>
+    </w:p>
+    <w:p>
+      <w:r>
         <w:t xml:space="preserve">Existing research on migration discourse and social media provides valuable frameworks – from understanding the role of values and emotions in tweets to recognizing how hate speech proliferates in networked publics </w:t>
       </w:r>
       <w:r>
@@ -1990,7 +2333,7 @@
         <w:fldChar w:fldCharType="begin"/>
       </w:r>
       <w:r>
-        <w:instrText xml:space="preserve"> ADDIN EN.CITE &lt;EndNote&gt;&lt;Cite&gt;&lt;Author&gt;Vochocová&lt;/Author&gt;&lt;Year&gt;2021&lt;/Year&gt;&lt;RecNum&gt;40&lt;/RecNum&gt;&lt;DisplayText&gt;[12]&lt;/DisplayText&gt;&lt;record&gt;&lt;rec-number&gt;40&lt;/rec-number&gt;&lt;foreign-keys&gt;&lt;key app="EN" db-id="vvp2e2z04xerd3ere26p9zrrr25twrz5z55t" timestamp="1744143378"&gt;40&lt;/key&gt;&lt;/foreign-keys&gt;&lt;ref-type name="Journal Article"&gt;17&lt;/ref-type&gt;&lt;contributors&gt;&lt;authors&gt;&lt;author&gt;Vochocová, Lenka&lt;/author&gt;&lt;/authors&gt;&lt;/contributors&gt;&lt;titles&gt;&lt;title&gt;‘Frustrated women invite the immigrants to Europe’: Intersection of (xeno-) racism and sexism in online discussions on gender aspects of immigration&lt;/title&gt;&lt;secondary-title&gt;European Journal of Cultural Studies&lt;/secondary-title&gt;&lt;/titles&gt;&lt;periodical&gt;&lt;full-title&gt;European Journal of Cultural Studies&lt;/full-title&gt;&lt;/periodical&gt;&lt;pages&gt;333-349&lt;/pages&gt;&lt;volume&gt;24&lt;/volume&gt;&lt;number&gt;1&lt;/number&gt;&lt;dates&gt;&lt;year&gt;2021&lt;/year&gt;&lt;/dates&gt;&lt;isbn&gt;1367-5494&lt;/isbn&gt;&lt;urls&gt;&lt;/urls&gt;&lt;/record&gt;&lt;/Cite&gt;&lt;/EndNote&gt;</w:instrText>
+        <w:instrText xml:space="preserve"> ADDIN EN.CITE &lt;EndNote&gt;&lt;Cite&gt;&lt;Author&gt;Vochocová&lt;/Author&gt;&lt;Year&gt;2021&lt;/Year&gt;&lt;RecNum&gt;40&lt;/RecNum&gt;&lt;DisplayText&gt;[18]&lt;/DisplayText&gt;&lt;record&gt;&lt;rec-number&gt;40&lt;/rec-number&gt;&lt;foreign-keys&gt;&lt;key app="EN" db-id="vvp2e2z04xerd3ere26p9zrrr25twrz5z55t" timestamp="1744143378"&gt;40&lt;/key&gt;&lt;/foreign-keys&gt;&lt;ref-type name="Journal Article"&gt;17&lt;/ref-type&gt;&lt;contributors&gt;&lt;authors&gt;&lt;author&gt;Vochocová, Lenka&lt;/author&gt;&lt;/authors&gt;&lt;/contributors&gt;&lt;titles&gt;&lt;title&gt;‘Frustrated women invite the immigrants to Europe’: Intersection of (xeno-) racism and sexism in online discussions on gender aspects of immigration&lt;/title&gt;&lt;secondary-title&gt;European Journal of Cultural Studies&lt;/secondary-title&gt;&lt;/titles&gt;&lt;periodical&gt;&lt;full-title&gt;European Journal of Cultural Studies&lt;/full-title&gt;&lt;/periodical&gt;&lt;pages&gt;333-349&lt;/pages&gt;&lt;volume&gt;24&lt;/volume&gt;&lt;number&gt;1&lt;/number&gt;&lt;dates&gt;&lt;year&gt;2021&lt;/year&gt;&lt;/dates&gt;&lt;isbn&gt;1367-5494&lt;/isbn&gt;&lt;urls&gt;&lt;/urls&gt;&lt;/record&gt;&lt;/Cite&gt;&lt;/EndNote&gt;</w:instrText>
       </w:r>
       <w:r>
         <w:fldChar w:fldCharType="separate"/>
@@ -1999,7 +2342,7 @@
         <w:rPr>
           <w:noProof/>
         </w:rPr>
-        <w:t>[12]</w:t>
+        <w:t>[18]</w:t>
       </w:r>
       <w:r>
         <w:fldChar w:fldCharType="end"/>
@@ -2010,7 +2353,11 @@
     </w:p>
     <w:p>
       <w:pPr>
-        <w:pStyle w:val="Heading10"/>
+        <w:pStyle w:val="heading10"/>
+        <w:numPr>
+          <w:ilvl w:val="0"/>
+          <w:numId w:val="12"/>
+        </w:numPr>
       </w:pPr>
       <w:r>
         <w:t>Method</w:t>
@@ -2021,14 +2368,7 @@
     </w:p>
     <w:p>
       <w:r>
-        <w:lastRenderedPageBreak/>
-        <w:t xml:space="preserve">The proposed methodological framework </w:t>
-      </w:r>
-      <w:r>
-        <w:t>includes</w:t>
-      </w:r>
-      <w:r>
-        <w:t xml:space="preserve"> four sequential stages, as outlined in </w:t>
+        <w:t xml:space="preserve">The proposed methodological framework includes four sequential stages, as outlined in </w:t>
       </w:r>
       <w:r>
         <w:fldChar w:fldCharType="begin"/>
@@ -2181,212 +2521,221 @@
     </w:p>
     <w:p>
       <w:pPr>
-        <w:pStyle w:val="heading1"/>
-      </w:pPr>
-      <w:r>
-        <w:t xml:space="preserve">Data extraction </w:t>
-      </w:r>
-    </w:p>
-    <w:p>
-      <w:r>
-        <w:t>Data was collected using the Twitter Streaming API</w:t>
-      </w:r>
-      <w:r>
-        <w:t>, we ran a search query containing keywords related to the Venezuelan migration</w:t>
-      </w:r>
-      <w:r>
-        <w:t>.</w:t>
-      </w:r>
-      <w:r>
-        <w:t xml:space="preserve"> </w:t>
-      </w:r>
-      <w:r>
-        <w:t xml:space="preserve">The query was designed to retrieve content that refers to </w:t>
-      </w:r>
-      <w:r>
-        <w:rPr>
-          <w:rStyle w:val="Emphasis"/>
-        </w:rPr>
-        <w:t>migration</w:t>
-      </w:r>
-      <w:r>
-        <w:t xml:space="preserve"> or </w:t>
-      </w:r>
-      <w:r>
-        <w:rPr>
-          <w:rStyle w:val="Emphasis"/>
-        </w:rPr>
-        <w:t>migrants</w:t>
-      </w:r>
-      <w:r>
-        <w:t xml:space="preserve">, in conjunction with terms identifying Venezuelan nationality (including </w:t>
-      </w:r>
-      <w:r>
-        <w:rPr>
-          <w:rStyle w:val="Emphasis"/>
-        </w:rPr>
-        <w:t>venezolano/a/</w:t>
-      </w:r>
-      <w:proofErr w:type="spellStart"/>
-      <w:r>
-        <w:rPr>
-          <w:rStyle w:val="Emphasis"/>
-        </w:rPr>
-        <w:t>os</w:t>
-      </w:r>
-      <w:proofErr w:type="spellEnd"/>
-      <w:r>
-        <w:rPr>
-          <w:rStyle w:val="Emphasis"/>
-        </w:rPr>
-        <w:t>/as</w:t>
-      </w:r>
-      <w:r>
-        <w:t xml:space="preserve">, </w:t>
-      </w:r>
-      <w:r>
-        <w:rPr>
-          <w:rStyle w:val="Emphasis"/>
-        </w:rPr>
-        <w:t>Venezuela</w:t>
-      </w:r>
-      <w:r>
-        <w:t xml:space="preserve">, and common abbreviations such as </w:t>
-      </w:r>
-      <w:r>
-        <w:rPr>
-          <w:rStyle w:val="Emphasis"/>
-        </w:rPr>
-        <w:t>VZLA</w:t>
-      </w:r>
-      <w:r>
-        <w:t xml:space="preserve"> or </w:t>
-      </w:r>
-      <w:r>
-        <w:rPr>
-          <w:rStyle w:val="Emphasis"/>
-        </w:rPr>
-        <w:t>VNZLA</w:t>
-      </w:r>
-      <w:r>
-        <w:t xml:space="preserve">), or that contains colloquial and often derogatory labels such as </w:t>
-      </w:r>
-      <w:r>
-        <w:rPr>
-          <w:rStyle w:val="Emphasis"/>
-        </w:rPr>
-        <w:t>veneco</w:t>
-      </w:r>
-      <w:r>
-        <w:t xml:space="preserve">, </w:t>
-      </w:r>
-      <w:r>
-        <w:rPr>
-          <w:rStyle w:val="Emphasis"/>
-        </w:rPr>
-        <w:t>veneca</w:t>
-      </w:r>
-      <w:r>
-        <w:t xml:space="preserve">, </w:t>
-      </w:r>
-      <w:proofErr w:type="spellStart"/>
-      <w:r>
-        <w:rPr>
-          <w:rStyle w:val="Emphasis"/>
-        </w:rPr>
-        <w:t>venecos</w:t>
-      </w:r>
-      <w:proofErr w:type="spellEnd"/>
-      <w:r>
-        <w:t xml:space="preserve">, or </w:t>
-      </w:r>
-      <w:proofErr w:type="spellStart"/>
-      <w:r>
-        <w:rPr>
-          <w:rStyle w:val="Emphasis"/>
-        </w:rPr>
-        <w:t>venecas</w:t>
-      </w:r>
-      <w:proofErr w:type="spellEnd"/>
-      <w:r>
-        <w:t xml:space="preserve">, </w:t>
-      </w:r>
-      <w:r>
-        <w:t xml:space="preserve">accounting </w:t>
-      </w:r>
-      <w:r>
-        <w:t xml:space="preserve">for </w:t>
-      </w:r>
-      <w:r>
-        <w:t>plurality</w:t>
-      </w:r>
-      <w:r>
-        <w:t xml:space="preserve"> </w:t>
-      </w:r>
-      <w:r>
-        <w:t>and</w:t>
-      </w:r>
-      <w:r>
-        <w:t xml:space="preserve"> </w:t>
-      </w:r>
-      <w:r>
-        <w:t>grammatical</w:t>
-      </w:r>
-      <w:r>
-        <w:t xml:space="preserve"> gender </w:t>
-      </w:r>
-      <w:r>
-        <w:t xml:space="preserve">(feminine and masculine) </w:t>
-      </w:r>
-      <w:r>
-        <w:t>in Spanish.</w:t>
-      </w:r>
-      <w:r>
-        <w:t xml:space="preserve"> </w:t>
-      </w:r>
-      <w:r>
-        <w:t>The search retrieved not only original tweets but also retweets and mentions referencing the target keywords</w:t>
-      </w:r>
-      <w:r>
-        <w:t>.</w:t>
-      </w:r>
-      <w:r>
-        <w:t xml:space="preserve"> </w:t>
-      </w:r>
-      <w:r>
-        <w:t>This approach yielded a dataset comprising 7.4 million tweets, spanning the period from January 2014 to June 2022.</w:t>
-      </w:r>
-    </w:p>
-    <w:p>
-      <w:pPr>
-        <w:pStyle w:val="heading1"/>
-      </w:pPr>
-      <w:r>
-        <w:t>Data Filtering</w:t>
-      </w:r>
-    </w:p>
-    <w:p>
-      <w:pPr>
-        <w:pStyle w:val="heading1"/>
+        <w:pStyle w:val="heading20"/>
         <w:numPr>
           <w:ilvl w:val="1"/>
-          <w:numId w:val="4"/>
+          <w:numId w:val="12"/>
         </w:numPr>
       </w:pPr>
+      <w:r>
+        <w:t xml:space="preserve"> </w:t>
+      </w:r>
+      <w:r>
+        <w:t xml:space="preserve">Data extraction </w:t>
+      </w:r>
+    </w:p>
+    <w:p>
+      <w:r>
+        <w:t>Data was collected using the Twitter Streaming API</w:t>
+      </w:r>
+      <w:r>
+        <w:t>, we ran a search query containing keywords related to the Venezuelan migration</w:t>
+      </w:r>
+      <w:r>
+        <w:t>.</w:t>
+      </w:r>
+      <w:r>
+        <w:t xml:space="preserve"> </w:t>
+      </w:r>
+      <w:r>
+        <w:t xml:space="preserve">The query was designed to retrieve content that refers to </w:t>
+      </w:r>
+      <w:r>
+        <w:rPr>
+          <w:rStyle w:val="Emphasis"/>
+        </w:rPr>
+        <w:t>migration</w:t>
+      </w:r>
+      <w:r>
+        <w:t xml:space="preserve"> or </w:t>
+      </w:r>
+      <w:r>
+        <w:rPr>
+          <w:rStyle w:val="Emphasis"/>
+        </w:rPr>
+        <w:t>migrants</w:t>
+      </w:r>
+      <w:r>
+        <w:t xml:space="preserve">, in conjunction with terms identifying Venezuelan nationality (including </w:t>
+      </w:r>
+      <w:r>
+        <w:rPr>
+          <w:rStyle w:val="Emphasis"/>
+        </w:rPr>
+        <w:t>venezolano/a/</w:t>
+      </w:r>
       <w:proofErr w:type="spellStart"/>
       <w:r>
+        <w:rPr>
+          <w:rStyle w:val="Emphasis"/>
+        </w:rPr>
+        <w:t>os</w:t>
+      </w:r>
+      <w:proofErr w:type="spellEnd"/>
+      <w:r>
+        <w:rPr>
+          <w:rStyle w:val="Emphasis"/>
+        </w:rPr>
+        <w:t>/as</w:t>
+      </w:r>
+      <w:r>
+        <w:t xml:space="preserve">, </w:t>
+      </w:r>
+      <w:r>
+        <w:rPr>
+          <w:rStyle w:val="Emphasis"/>
+        </w:rPr>
+        <w:t>Venezuela</w:t>
+      </w:r>
+      <w:r>
+        <w:t xml:space="preserve">, and common abbreviations such as </w:t>
+      </w:r>
+      <w:r>
+        <w:rPr>
+          <w:rStyle w:val="Emphasis"/>
+        </w:rPr>
+        <w:t>VZLA</w:t>
+      </w:r>
+      <w:r>
+        <w:t xml:space="preserve"> or </w:t>
+      </w:r>
+      <w:r>
+        <w:rPr>
+          <w:rStyle w:val="Emphasis"/>
+        </w:rPr>
+        <w:t>VNZLA</w:t>
+      </w:r>
+      <w:r>
+        <w:t xml:space="preserve">), or that contains colloquial and often derogatory labels such as </w:t>
+      </w:r>
+      <w:r>
+        <w:rPr>
+          <w:rStyle w:val="Emphasis"/>
+        </w:rPr>
+        <w:t>veneco</w:t>
+      </w:r>
+      <w:r>
+        <w:t xml:space="preserve">, </w:t>
+      </w:r>
+      <w:r>
+        <w:rPr>
+          <w:rStyle w:val="Emphasis"/>
+        </w:rPr>
+        <w:t>veneca</w:t>
+      </w:r>
+      <w:r>
+        <w:t xml:space="preserve">, </w:t>
+      </w:r>
+      <w:proofErr w:type="spellStart"/>
+      <w:r>
+        <w:rPr>
+          <w:rStyle w:val="Emphasis"/>
+        </w:rPr>
+        <w:t>venecos</w:t>
+      </w:r>
+      <w:proofErr w:type="spellEnd"/>
+      <w:r>
+        <w:t xml:space="preserve">, or </w:t>
+      </w:r>
+      <w:proofErr w:type="spellStart"/>
+      <w:r>
+        <w:rPr>
+          <w:rStyle w:val="Emphasis"/>
+        </w:rPr>
+        <w:t>venecas</w:t>
+      </w:r>
+      <w:proofErr w:type="spellEnd"/>
+      <w:r>
+        <w:t xml:space="preserve">, </w:t>
+      </w:r>
+      <w:r>
+        <w:t xml:space="preserve">accounting </w:t>
+      </w:r>
+      <w:r>
+        <w:t xml:space="preserve">for </w:t>
+      </w:r>
+      <w:r>
+        <w:t>plurality</w:t>
+      </w:r>
+      <w:r>
+        <w:t xml:space="preserve"> </w:t>
+      </w:r>
+      <w:r>
+        <w:t>and</w:t>
+      </w:r>
+      <w:r>
+        <w:t xml:space="preserve"> </w:t>
+      </w:r>
+      <w:r>
+        <w:t>grammatical</w:t>
+      </w:r>
+      <w:r>
+        <w:t xml:space="preserve"> gender </w:t>
+      </w:r>
+      <w:r>
+        <w:t xml:space="preserve">(feminine and masculine) </w:t>
+      </w:r>
+      <w:r>
+        <w:t>in Spanish.</w:t>
+      </w:r>
+      <w:r>
+        <w:t xml:space="preserve"> </w:t>
+      </w:r>
+      <w:r>
+        <w:t>The search retrieved not only original tweets but also retweets and mentions referencing the target keywords</w:t>
+      </w:r>
+      <w:r>
+        <w:t>.</w:t>
+      </w:r>
+      <w:r>
+        <w:t xml:space="preserve"> </w:t>
+      </w:r>
+      <w:r>
+        <w:t>This approach yielded a dataset comprising 7.4 million tweets, spanning the period from January 2014 to June 2022.</w:t>
+      </w:r>
+    </w:p>
+    <w:p>
+      <w:pPr>
+        <w:pStyle w:val="heading20"/>
+        <w:numPr>
+          <w:ilvl w:val="1"/>
+          <w:numId w:val="12"/>
+        </w:numPr>
+      </w:pPr>
+      <w:r>
+        <w:t xml:space="preserve"> </w:t>
+      </w:r>
+      <w:r>
+        <w:t>Data Filtering</w:t>
+      </w:r>
+    </w:p>
+    <w:p>
+      <w:pPr>
+        <w:pStyle w:val="Heading3"/>
+        <w:numPr>
+          <w:ilvl w:val="2"/>
+          <w:numId w:val="12"/>
+        </w:numPr>
+      </w:pPr>
+      <w:proofErr w:type="spellStart"/>
+      <w:r>
         <w:t>Geolocalization</w:t>
       </w:r>
       <w:proofErr w:type="spellEnd"/>
     </w:p>
-    <w:p/>
-    <w:p>
-      <w:r>
-        <w:t xml:space="preserve">To ensure that the dataset was composed exclusively of tweets relevant to Venezuelan migration, we developed a binary classification model capable of distinguishing between pertinent and non-pertinent content. A manually </w:t>
-      </w:r>
-      <w:r>
-        <w:lastRenderedPageBreak/>
-        <w:t>labeled subset of 4,684 tweets was created, wherein each tweet was reviewed independently by human annotators and assigned a binary label: relevant (i.e., discussing Venezuelan migration) or irrelevant (i.e., unrelated to the topic). This initial annotation effort resulted in 2,990 tweets classified as relevant and 1,693 as irrelevant.</w:t>
+    <w:p>
+      <w:r>
+        <w:t>To ensure that the dataset was composed exclusively of tweets relevant to Venezuelan migration, we developed a binary classification model capable of distinguishing between pertinent and non-pertinent content. A manually labeled subset of 4,684 tweets was created, wherein each tweet was reviewed independently by human annotators and assigned a binary label: relevant (i.e., discussing Venezuelan migration) or irrelevant (i.e., unrelated to the topic). This initial annotation effort resulted in 2,990 tweets classified as relevant and 1,693 as irrelevant.</w:t>
       </w:r>
     </w:p>
     <w:p>
@@ -2475,10 +2824,7 @@
         <w:t>Bogotá</w:t>
       </w:r>
       <w:r>
-        <w:t>,</w:t>
-      </w:r>
-      <w:r>
-        <w:t>”</w:t>
+        <w:t>,”</w:t>
       </w:r>
       <w:r>
         <w:t xml:space="preserve"> </w:t>
@@ -2531,7 +2877,7 @@
         <w:rPr>
           <w:shd w:val="clear" w:color="auto" w:fill="E6E6E6"/>
         </w:rPr>
-        <w:instrText xml:space="preserve"> ADDIN EN.CITE &lt;EndNote&gt;&lt;Cite&gt;&lt;Author&gt;osm-search&lt;/Author&gt;&lt;Year&gt;2023&lt;/Year&gt;&lt;RecNum&gt;10&lt;/RecNum&gt;&lt;DisplayText&gt;[17]&lt;/DisplayText&gt;&lt;record&gt;&lt;rec-number&gt;10&lt;/rec-number&gt;&lt;foreign-keys&gt;&lt;key app="EN" db-id="vvp2e2z04xerd3ere26p9zrrr25twrz5z55t" timestamp="1717014861"&gt;10&lt;/key&gt;&lt;/foreign-keys&gt;&lt;ref-type name="Journal Article"&gt;17&lt;/ref-type&gt;&lt;contributors&gt;&lt;authors&gt;&lt;author&gt;osm-search&lt;/author&gt;&lt;/authors&gt;&lt;/contributors&gt;&lt;titles&gt;&lt;title&gt;Nominatim&lt;/title&gt;&lt;secondary-title&gt;GitHub&lt;/secondary-title&gt;&lt;/titles&gt;&lt;periodical&gt;&lt;full-title&gt;GitHub&lt;/full-title&gt;&lt;/periodical&gt;&lt;dates&gt;&lt;year&gt;2023&lt;/year&gt;&lt;/dates&gt;&lt;urls&gt;&lt;related-urls&gt;&lt;url&gt;https://github.com/osm-search/Nominatim&lt;/url&gt;&lt;/related-urls&gt;&lt;/urls&gt;&lt;/record&gt;&lt;/Cite&gt;&lt;/EndNote&gt;</w:instrText>
+        <w:instrText xml:space="preserve"> ADDIN EN.CITE &lt;EndNote&gt;&lt;Cite&gt;&lt;Author&gt;osm-search&lt;/Author&gt;&lt;Year&gt;2023&lt;/Year&gt;&lt;RecNum&gt;10&lt;/RecNum&gt;&lt;DisplayText&gt;[22]&lt;/DisplayText&gt;&lt;record&gt;&lt;rec-number&gt;10&lt;/rec-number&gt;&lt;foreign-keys&gt;&lt;key app="EN" db-id="vvp2e2z04xerd3ere26p9zrrr25twrz5z55t" timestamp="1717014861"&gt;10&lt;/key&gt;&lt;/foreign-keys&gt;&lt;ref-type name="Journal Article"&gt;17&lt;/ref-type&gt;&lt;contributors&gt;&lt;authors&gt;&lt;author&gt;osm-search&lt;/author&gt;&lt;/authors&gt;&lt;/contributors&gt;&lt;titles&gt;&lt;title&gt;Nominatim&lt;/title&gt;&lt;secondary-title&gt;GitHub&lt;/secondary-title&gt;&lt;/titles&gt;&lt;periodical&gt;&lt;full-title&gt;GitHub&lt;/full-title&gt;&lt;/periodical&gt;&lt;dates&gt;&lt;year&gt;2023&lt;/year&gt;&lt;/dates&gt;&lt;urls&gt;&lt;related-urls&gt;&lt;url&gt;https://github.com/osm-search/Nominatim&lt;/url&gt;&lt;/related-urls&gt;&lt;/urls&gt;&lt;/record&gt;&lt;/Cite&gt;&lt;/EndNote&gt;</w:instrText>
       </w:r>
       <w:r>
         <w:rPr>
@@ -2544,7 +2890,7 @@
           <w:noProof/>
           <w:shd w:val="clear" w:color="auto" w:fill="E6E6E6"/>
         </w:rPr>
-        <w:t>[17]</w:t>
+        <w:t>[22]</w:t>
       </w:r>
       <w:r>
         <w:rPr>
@@ -2694,7 +3040,7 @@
         <w:rPr>
           <w:shd w:val="clear" w:color="auto" w:fill="E6E6E6"/>
         </w:rPr>
-        <w:instrText xml:space="preserve"> ADDIN EN.CITE &lt;EndNote&gt;&lt;Cite&gt;&lt;Author&gt;SpaCy&lt;/Author&gt;&lt;Year&gt;2023&lt;/Year&gt;&lt;RecNum&gt;11&lt;/RecNum&gt;&lt;DisplayText&gt;[18]&lt;/DisplayText&gt;&lt;record&gt;&lt;rec-number&gt;11&lt;/rec-number&gt;&lt;foreign-keys&gt;&lt;key app="EN" db-id="vvp2e2z04xerd3ere26p9zrrr25twrz5z55t" timestamp="1717014861"&gt;11&lt;/key&gt;&lt;/foreign-keys&gt;&lt;ref-type name="Computer Program"&gt;9&lt;/ref-type&gt;&lt;contributors&gt;&lt;authors&gt;&lt;author&gt;SpaCy&lt;/author&gt;&lt;/authors&gt;&lt;/contributors&gt;&lt;titles&gt;&lt;title&gt;es_core_news_sw&lt;/title&gt;&lt;/titles&gt;&lt;dates&gt;&lt;year&gt;2023&lt;/year&gt;&lt;/dates&gt;&lt;urls&gt;&lt;related-urls&gt;&lt;url&gt;https://spacy.io/models/es#es_core_news_sm&lt;/url&gt;&lt;/related-urls&gt;&lt;/urls&gt;&lt;/record&gt;&lt;/Cite&gt;&lt;/EndNote&gt;</w:instrText>
+        <w:instrText xml:space="preserve"> ADDIN EN.CITE &lt;EndNote&gt;&lt;Cite&gt;&lt;Author&gt;SpaCy&lt;/Author&gt;&lt;Year&gt;2023&lt;/Year&gt;&lt;RecNum&gt;11&lt;/RecNum&gt;&lt;DisplayText&gt;[23]&lt;/DisplayText&gt;&lt;record&gt;&lt;rec-number&gt;11&lt;/rec-number&gt;&lt;foreign-keys&gt;&lt;key app="EN" db-id="vvp2e2z04xerd3ere26p9zrrr25twrz5z55t" timestamp="1717014861"&gt;11&lt;/key&gt;&lt;/foreign-keys&gt;&lt;ref-type name="Computer Program"&gt;9&lt;/ref-type&gt;&lt;contributors&gt;&lt;authors&gt;&lt;author&gt;SpaCy&lt;/author&gt;&lt;/authors&gt;&lt;/contributors&gt;&lt;titles&gt;&lt;title&gt;es_core_news_sw&lt;/title&gt;&lt;/titles&gt;&lt;dates&gt;&lt;year&gt;2023&lt;/year&gt;&lt;/dates&gt;&lt;urls&gt;&lt;related-urls&gt;&lt;url&gt;https://spacy.io/models/es#es_core_news_sm&lt;/url&gt;&lt;/related-urls&gt;&lt;/urls&gt;&lt;/record&gt;&lt;/Cite&gt;&lt;/EndNote&gt;</w:instrText>
       </w:r>
       <w:r>
         <w:rPr>
@@ -2707,7 +3053,7 @@
           <w:noProof/>
           <w:shd w:val="clear" w:color="auto" w:fill="E6E6E6"/>
         </w:rPr>
-        <w:t>[18]</w:t>
+        <w:t>[23]</w:t>
       </w:r>
       <w:r>
         <w:rPr>
@@ -2737,7 +3083,7 @@
         <w:rPr>
           <w:shd w:val="clear" w:color="auto" w:fill="E6E6E6"/>
         </w:rPr>
-        <w:instrText xml:space="preserve"> ADDIN EN.CITE &lt;EndNote&gt;&lt;Cite&gt;&lt;Author&gt;Cañete&lt;/Author&gt;&lt;Year&gt;2020&lt;/Year&gt;&lt;RecNum&gt;12&lt;/RecNum&gt;&lt;DisplayText&gt;[19]&lt;/DisplayText&gt;&lt;record&gt;&lt;rec-number&gt;12&lt;/rec-number&gt;&lt;foreign-keys&gt;&lt;key app="EN" db-id="vvp2e2z04xerd3ere26p9zrrr25twrz5z55t" timestamp="1717014861"&gt;12&lt;/key&gt;&lt;/foreign-keys&gt;&lt;ref-type name="Conference Paper"&gt;47&lt;/ref-type&gt;&lt;contributors&gt;&lt;authors&gt;&lt;author&gt;Cañete, José&lt;/author&gt;&lt;author&gt;Chaperon, Gabriel&lt;/author&gt;&lt;author&gt;Fuentes, Rodrigo&lt;/author&gt;&lt;author&gt;Ho, Jou-Hui&lt;/author&gt;&lt;author&gt;Kang, Hojin&lt;/author&gt;&lt;author&gt;Pérez, Jorge&lt;/author&gt;&lt;/authors&gt;&lt;/contributors&gt;&lt;titles&gt;&lt;title&gt;Spanish Pre-Trained BERT Model and Evaluation Data&lt;/title&gt;&lt;/titles&gt;&lt;dates&gt;&lt;year&gt;2020&lt;/year&gt;&lt;/dates&gt;&lt;urls&gt;&lt;/urls&gt;&lt;/record&gt;&lt;/Cite&gt;&lt;/EndNote&gt;</w:instrText>
+        <w:instrText xml:space="preserve"> ADDIN EN.CITE &lt;EndNote&gt;&lt;Cite&gt;&lt;Author&gt;Cañete&lt;/Author&gt;&lt;Year&gt;2020&lt;/Year&gt;&lt;RecNum&gt;12&lt;/RecNum&gt;&lt;DisplayText&gt;[24]&lt;/DisplayText&gt;&lt;record&gt;&lt;rec-number&gt;12&lt;/rec-number&gt;&lt;foreign-keys&gt;&lt;key app="EN" db-id="vvp2e2z04xerd3ere26p9zrrr25twrz5z55t" timestamp="1717014861"&gt;12&lt;/key&gt;&lt;/foreign-keys&gt;&lt;ref-type name="Conference Paper"&gt;47&lt;/ref-type&gt;&lt;contributors&gt;&lt;authors&gt;&lt;author&gt;Cañete, José&lt;/author&gt;&lt;author&gt;Chaperon, Gabriel&lt;/author&gt;&lt;author&gt;Fuentes, Rodrigo&lt;/author&gt;&lt;author&gt;Ho, Jou-Hui&lt;/author&gt;&lt;author&gt;Kang, Hojin&lt;/author&gt;&lt;author&gt;Pérez, Jorge&lt;/author&gt;&lt;/authors&gt;&lt;/contributors&gt;&lt;titles&gt;&lt;title&gt;Spanish Pre-Trained BERT Model and Evaluation Data&lt;/title&gt;&lt;/titles&gt;&lt;dates&gt;&lt;year&gt;2020&lt;/year&gt;&lt;/dates&gt;&lt;urls&gt;&lt;/urls&gt;&lt;/record&gt;&lt;/Cite&gt;&lt;/EndNote&gt;</w:instrText>
       </w:r>
       <w:r>
         <w:rPr>
@@ -2750,7 +3096,7 @@
           <w:noProof/>
           <w:shd w:val="clear" w:color="auto" w:fill="E6E6E6"/>
         </w:rPr>
-        <w:t>[19]</w:t>
+        <w:t>[24]</w:t>
       </w:r>
       <w:r>
         <w:rPr>
@@ -2803,7 +3149,7 @@
         <w:rPr>
           <w:shd w:val="clear" w:color="auto" w:fill="E6E6E6"/>
         </w:rPr>
-        <w:instrText xml:space="preserve"> ADDIN EN.CITE &lt;EndNote&gt;&lt;Cite&gt;&lt;Author&gt;Nguyen&lt;/Author&gt;&lt;Year&gt;2021&lt;/Year&gt;&lt;RecNum&gt;14&lt;/RecNum&gt;&lt;DisplayText&gt;[20]&lt;/DisplayText&gt;&lt;record&gt;&lt;rec-number&gt;14&lt;/rec-number&gt;&lt;foreign-keys&gt;&lt;key app="EN" db-id="vvp2e2z04xerd3ere26p9zrrr25twrz5z55t" timestamp="1717014861"&gt;14&lt;/key&gt;&lt;/foreign-keys&gt;&lt;ref-type name="Journal Article"&gt;17&lt;/ref-type&gt;&lt;contributors&gt;&lt;authors&gt;&lt;author&gt;Nguyen, Quang Hung&lt;/author&gt;&lt;author&gt;Ly, Hai-Bang&lt;/author&gt;&lt;author&gt;Ho, Lanh Si&lt;/author&gt;&lt;author&gt;Al-Ansari, Nadhir&lt;/author&gt;&lt;author&gt;Le, Hiep Van&lt;/author&gt;&lt;author&gt;Tran, Van Quan&lt;/author&gt;&lt;author&gt;Prakash, Indra&lt;/author&gt;&lt;author&gt;Pham, Binh Thai&lt;/author&gt;&lt;/authors&gt;&lt;secondary-authors&gt;&lt;author&gt;Shen, Yu-Sheng&lt;/author&gt;&lt;/secondary-authors&gt;&lt;/contributors&gt;&lt;titles&gt;&lt;title&gt;Influence of Data Splitting on Performance of Machine Learning Models in Prediction of Shear Strength of Soil&lt;/title&gt;&lt;secondary-title&gt;Mathematical Problems in Engineering&lt;/secondary-title&gt;&lt;/titles&gt;&lt;periodical&gt;&lt;full-title&gt;Mathematical Problems in Engineering&lt;/full-title&gt;&lt;/periodical&gt;&lt;pages&gt;4832864&lt;/pages&gt;&lt;volume&gt;2021&lt;/volume&gt;&lt;dates&gt;&lt;year&gt;2021&lt;/year&gt;&lt;pub-dates&gt;&lt;date&gt;2021/02/08&lt;/date&gt;&lt;/pub-dates&gt;&lt;/dates&gt;&lt;publisher&gt;Hindawi&lt;/publisher&gt;&lt;isbn&gt;1024-123X&lt;/isbn&gt;&lt;urls&gt;&lt;related-urls&gt;&lt;url&gt;https://doi.org/10.1155/2021/4832864&lt;/url&gt;&lt;/related-urls&gt;&lt;/urls&gt;&lt;electronic-resource-num&gt;10.1155/2021/4832864&lt;/electronic-resource-num&gt;&lt;/record&gt;&lt;/Cite&gt;&lt;/EndNote&gt;</w:instrText>
+        <w:instrText xml:space="preserve"> ADDIN EN.CITE &lt;EndNote&gt;&lt;Cite&gt;&lt;Author&gt;Nguyen&lt;/Author&gt;&lt;Year&gt;2021&lt;/Year&gt;&lt;RecNum&gt;14&lt;/RecNum&gt;&lt;DisplayText&gt;[25]&lt;/DisplayText&gt;&lt;record&gt;&lt;rec-number&gt;14&lt;/rec-number&gt;&lt;foreign-keys&gt;&lt;key app="EN" db-id="vvp2e2z04xerd3ere26p9zrrr25twrz5z55t" timestamp="1717014861"&gt;14&lt;/key&gt;&lt;/foreign-keys&gt;&lt;ref-type name="Journal Article"&gt;17&lt;/ref-type&gt;&lt;contributors&gt;&lt;authors&gt;&lt;author&gt;Nguyen, Quang Hung&lt;/author&gt;&lt;author&gt;Ly, Hai-Bang&lt;/author&gt;&lt;author&gt;Ho, Lanh Si&lt;/author&gt;&lt;author&gt;Al-Ansari, Nadhir&lt;/author&gt;&lt;author&gt;Le, Hiep Van&lt;/author&gt;&lt;author&gt;Tran, Van Quan&lt;/author&gt;&lt;author&gt;Prakash, Indra&lt;/author&gt;&lt;author&gt;Pham, Binh Thai&lt;/author&gt;&lt;/authors&gt;&lt;secondary-authors&gt;&lt;author&gt;Shen, Yu-Sheng&lt;/author&gt;&lt;/secondary-authors&gt;&lt;/contributors&gt;&lt;titles&gt;&lt;title&gt;Influence of Data Splitting on Performance of Machine Learning Models in Prediction of Shear Strength of Soil&lt;/title&gt;&lt;secondary-title&gt;Mathematical Problems in Engineering&lt;/secondary-title&gt;&lt;/titles&gt;&lt;periodical&gt;&lt;full-title&gt;Mathematical Problems in Engineering&lt;/full-title&gt;&lt;/periodical&gt;&lt;pages&gt;4832864&lt;/pages&gt;&lt;volume&gt;2021&lt;/volume&gt;&lt;dates&gt;&lt;year&gt;2021&lt;/year&gt;&lt;pub-dates&gt;&lt;date&gt;2021/02/08&lt;/date&gt;&lt;/pub-dates&gt;&lt;/dates&gt;&lt;publisher&gt;Hindawi&lt;/publisher&gt;&lt;isbn&gt;1024-123X&lt;/isbn&gt;&lt;urls&gt;&lt;related-urls&gt;&lt;url&gt;https://doi.org/10.1155/2021/4832864&lt;/url&gt;&lt;/related-urls&gt;&lt;/urls&gt;&lt;electronic-resource-num&gt;10.1155/2021/4832864&lt;/electronic-resource-num&gt;&lt;/record&gt;&lt;/Cite&gt;&lt;/EndNote&gt;</w:instrText>
       </w:r>
       <w:r>
         <w:rPr>
@@ -2816,7 +3162,7 @@
           <w:noProof/>
           <w:shd w:val="clear" w:color="auto" w:fill="E6E6E6"/>
         </w:rPr>
-        <w:t>[20]</w:t>
+        <w:t>[25]</w:t>
       </w:r>
       <w:r>
         <w:rPr>
@@ -2875,7 +3221,19 @@
         <w:t xml:space="preserve"> </w:t>
       </w:r>
       <w:r>
-        <w:t>Ultimately, 1.65 million additional tweets were classified as originating from Colombia.</w:t>
+        <w:t xml:space="preserve">Ultimately, </w:t>
+      </w:r>
+      <w:r>
+        <w:t xml:space="preserve">2 </w:t>
+      </w:r>
+      <w:r>
+        <w:t xml:space="preserve">million tweets were </w:t>
+      </w:r>
+      <w:r>
+        <w:t>identified</w:t>
+      </w:r>
+      <w:r>
+        <w:t xml:space="preserve"> as originating from Colombia.</w:t>
       </w:r>
     </w:p>
     <w:p>
@@ -3061,10 +3419,10 @@
     </w:tbl>
     <w:p>
       <w:pPr>
-        <w:pStyle w:val="heading1"/>
+        <w:pStyle w:val="Heading3"/>
         <w:numPr>
-          <w:ilvl w:val="1"/>
-          <w:numId w:val="4"/>
+          <w:ilvl w:val="2"/>
+          <w:numId w:val="12"/>
         </w:numPr>
       </w:pPr>
       <w:r>
@@ -3097,11 +3455,7 @@
         <w:t>tweets from Colombia</w:t>
       </w:r>
       <w:r>
-        <w:t xml:space="preserve">. Each tweet was independently reviewed and categorized as either relevant </w:t>
-      </w:r>
-      <w:r>
-        <w:lastRenderedPageBreak/>
-        <w:t>(discussing Venezuelan migration) or irrelevant (unrelated topics). Th</w:t>
+        <w:t>. Each tweet was independently reviewed and categorized as either relevant (discussing Venezuelan migration) or irrelevant (unrelated topics). Th</w:t>
       </w:r>
       <w:r>
         <w:t>e labeling</w:t>
@@ -3174,7 +3528,7 @@
         <w:rPr>
           <w:shd w:val="clear" w:color="auto" w:fill="E6E6E6"/>
         </w:rPr>
-        <w:instrText xml:space="preserve"> ADDIN EN.CITE &lt;EndNote&gt;&lt;Cite&gt;&lt;Author&gt;nlptown&lt;/Author&gt;&lt;Year&gt;2022&lt;/Year&gt;&lt;RecNum&gt;15&lt;/RecNum&gt;&lt;DisplayText&gt;[21]&lt;/DisplayText&gt;&lt;record&gt;&lt;rec-number&gt;15&lt;/rec-number&gt;&lt;foreign-keys&gt;&lt;key app="EN" db-id="vvp2e2z04xerd3ere26p9zrrr25twrz5z55t" timestamp="1717014861"&gt;15&lt;/key&gt;&lt;/foreign-keys&gt;&lt;ref-type name="Computer Program"&gt;9&lt;/ref-type&gt;&lt;contributors&gt;&lt;authors&gt;&lt;author&gt;nlptown&lt;/author&gt;&lt;/authors&gt;&lt;/contributors&gt;&lt;titles&gt;&lt;title&gt;bert-base-multilingual-uncased-sentiment&lt;/title&gt;&lt;/titles&gt;&lt;dates&gt;&lt;year&gt;2022&lt;/year&gt;&lt;/dates&gt;&lt;urls&gt;&lt;related-urls&gt;&lt;url&gt;https://huggingface.co/nlptown/bert-base-multilingual-uncased-sentiment&lt;/url&gt;&lt;/related-urls&gt;&lt;/urls&gt;&lt;/record&gt;&lt;/Cite&gt;&lt;/EndNote&gt;</w:instrText>
+        <w:instrText xml:space="preserve"> ADDIN EN.CITE &lt;EndNote&gt;&lt;Cite&gt;&lt;Author&gt;nlptown&lt;/Author&gt;&lt;Year&gt;2022&lt;/Year&gt;&lt;RecNum&gt;15&lt;/RecNum&gt;&lt;DisplayText&gt;[26]&lt;/DisplayText&gt;&lt;record&gt;&lt;rec-number&gt;15&lt;/rec-number&gt;&lt;foreign-keys&gt;&lt;key app="EN" db-id="vvp2e2z04xerd3ere26p9zrrr25twrz5z55t" timestamp="1717014861"&gt;15&lt;/key&gt;&lt;/foreign-keys&gt;&lt;ref-type name="Computer Program"&gt;9&lt;/ref-type&gt;&lt;contributors&gt;&lt;authors&gt;&lt;author&gt;nlptown&lt;/author&gt;&lt;/authors&gt;&lt;/contributors&gt;&lt;titles&gt;&lt;title&gt;bert-base-multilingual-uncased-sentiment&lt;/title&gt;&lt;/titles&gt;&lt;dates&gt;&lt;year&gt;2022&lt;/year&gt;&lt;/dates&gt;&lt;urls&gt;&lt;related-urls&gt;&lt;url&gt;https://huggingface.co/nlptown/bert-base-multilingual-uncased-sentiment&lt;/url&gt;&lt;/related-urls&gt;&lt;/urls&gt;&lt;/record&gt;&lt;/Cite&gt;&lt;/EndNote&gt;</w:instrText>
       </w:r>
       <w:r>
         <w:rPr>
@@ -3187,7 +3541,7 @@
           <w:noProof/>
           <w:shd w:val="clear" w:color="auto" w:fill="E6E6E6"/>
         </w:rPr>
-        <w:t>[21]</w:t>
+        <w:t>[26]</w:t>
       </w:r>
       <w:r>
         <w:rPr>
@@ -3265,6 +3619,33 @@
       <w:proofErr w:type="spellEnd"/>
       <w:r>
         <w:t xml:space="preserve"> model was selected to automatically label the remaining dataset, ensuring a consistent and high-quality identification of migration-relevant tweets across the corpus.</w:t>
+      </w:r>
+      <w:r>
+        <w:t xml:space="preserve"> </w:t>
+      </w:r>
+      <w:r>
+        <w:t xml:space="preserve">Ultimately, </w:t>
+      </w:r>
+      <w:r>
+        <w:t>1.65</w:t>
+      </w:r>
+      <w:r>
+        <w:t xml:space="preserve"> </w:t>
+      </w:r>
+      <w:r>
+        <w:t xml:space="preserve">million tweets were </w:t>
+      </w:r>
+      <w:r>
+        <w:t>identified</w:t>
+      </w:r>
+      <w:r>
+        <w:t xml:space="preserve"> as </w:t>
+      </w:r>
+      <w:r>
+        <w:t>relevant</w:t>
+      </w:r>
+      <w:r>
+        <w:t>.</w:t>
       </w:r>
     </w:p>
     <w:p>
@@ -3552,24 +3933,28 @@
     </w:tbl>
     <w:p>
       <w:pPr>
-        <w:pStyle w:val="heading1"/>
-        <w:rPr>
-          <w:shd w:val="clear" w:color="auto" w:fill="FFFFFF"/>
-        </w:rPr>
-      </w:pPr>
-      <w:r>
-        <w:rPr>
-          <w:shd w:val="clear" w:color="auto" w:fill="FFFFFF"/>
-        </w:rPr>
-        <w:t>Tone and topic categorization</w:t>
-      </w:r>
-    </w:p>
-    <w:p>
-      <w:pPr>
-        <w:pStyle w:val="heading1"/>
+        <w:pStyle w:val="Heading2"/>
         <w:numPr>
           <w:ilvl w:val="1"/>
-          <w:numId w:val="4"/>
+          <w:numId w:val="12"/>
+        </w:numPr>
+        <w:rPr>
+          <w:shd w:val="clear" w:color="auto" w:fill="FFFFFF"/>
+        </w:rPr>
+      </w:pPr>
+      <w:r>
+        <w:rPr>
+          <w:shd w:val="clear" w:color="auto" w:fill="FFFFFF"/>
+        </w:rPr>
+        <w:t>Tone and topic categorization</w:t>
+      </w:r>
+    </w:p>
+    <w:p>
+      <w:pPr>
+        <w:pStyle w:val="Heading3"/>
+        <w:numPr>
+          <w:ilvl w:val="2"/>
+          <w:numId w:val="12"/>
         </w:numPr>
       </w:pPr>
       <w:r>
@@ -3680,7 +4065,6 @@
         <w:rPr>
           <w:noProof/>
         </w:rPr>
-        <w:lastRenderedPageBreak/>
         <w:drawing>
           <wp:inline distT="0" distB="0" distL="0" distR="0" wp14:anchorId="492B82EC" wp14:editId="7B6A3BA3">
             <wp:extent cx="6400800" cy="1385570"/>
@@ -3779,7 +4163,7 @@
         <w:fldChar w:fldCharType="begin"/>
       </w:r>
       <w:r>
-        <w:instrText xml:space="preserve"> ADDIN EN.CITE &lt;EndNote&gt;&lt;Cite&gt;&lt;Author&gt;Lombard&lt;/Author&gt;&lt;Year&gt;2002&lt;/Year&gt;&lt;RecNum&gt;23&lt;/RecNum&gt;&lt;DisplayText&gt;[22]&lt;/DisplayText&gt;&lt;record&gt;&lt;rec-number&gt;23&lt;/rec-number&gt;&lt;foreign-keys&gt;&lt;key app="EN" db-id="vvp2e2z04xerd3ere26p9zrrr25twrz5z55t" timestamp="1729265879"&gt;23&lt;/key&gt;&lt;/foreign-keys&gt;&lt;ref-type name="Journal Article"&gt;17&lt;/ref-type&gt;&lt;contributors&gt;&lt;authors&gt;&lt;author&gt;Lombard, Matthew&lt;/author&gt;&lt;author&gt;Snyder‐Duch, Jennifer&lt;/author&gt;&lt;author&gt;Bracken, Cheryl Campanella&lt;/author&gt;&lt;/authors&gt;&lt;/contributors&gt;&lt;titles&gt;&lt;title&gt;Content analysis in mass communication: Assessment and reporting of intercoder reliability&lt;/title&gt;&lt;secondary-title&gt;Human communication research&lt;/secondary-title&gt;&lt;/titles&gt;&lt;periodical&gt;&lt;full-title&gt;Human communication research&lt;/full-title&gt;&lt;/periodical&gt;&lt;pages&gt;587-604&lt;/pages&gt;&lt;volume&gt;28&lt;/volume&gt;&lt;number&gt;4&lt;/number&gt;&lt;dates&gt;&lt;year&gt;2002&lt;/year&gt;&lt;/dates&gt;&lt;isbn&gt;0360-3989&lt;/isbn&gt;&lt;urls&gt;&lt;/urls&gt;&lt;/record&gt;&lt;/Cite&gt;&lt;/EndNote&gt;</w:instrText>
+        <w:instrText xml:space="preserve"> ADDIN EN.CITE &lt;EndNote&gt;&lt;Cite&gt;&lt;Author&gt;Lombard&lt;/Author&gt;&lt;Year&gt;2002&lt;/Year&gt;&lt;RecNum&gt;23&lt;/RecNum&gt;&lt;DisplayText&gt;[27]&lt;/DisplayText&gt;&lt;record&gt;&lt;rec-number&gt;23&lt;/rec-number&gt;&lt;foreign-keys&gt;&lt;key app="EN" db-id="vvp2e2z04xerd3ere26p9zrrr25twrz5z55t" timestamp="1729265879"&gt;23&lt;/key&gt;&lt;/foreign-keys&gt;&lt;ref-type name="Journal Article"&gt;17&lt;/ref-type&gt;&lt;contributors&gt;&lt;authors&gt;&lt;author&gt;Lombard, Matthew&lt;/author&gt;&lt;author&gt;Snyder‐Duch, Jennifer&lt;/author&gt;&lt;author&gt;Bracken, Cheryl Campanella&lt;/author&gt;&lt;/authors&gt;&lt;/contributors&gt;&lt;titles&gt;&lt;title&gt;Content analysis in mass communication: Assessment and reporting of intercoder reliability&lt;/title&gt;&lt;secondary-title&gt;Human communication research&lt;/secondary-title&gt;&lt;/titles&gt;&lt;periodical&gt;&lt;full-title&gt;Human communication research&lt;/full-title&gt;&lt;/periodical&gt;&lt;pages&gt;587-604&lt;/pages&gt;&lt;volume&gt;28&lt;/volume&gt;&lt;number&gt;4&lt;/number&gt;&lt;dates&gt;&lt;year&gt;2002&lt;/year&gt;&lt;/dates&gt;&lt;isbn&gt;0360-3989&lt;/isbn&gt;&lt;urls&gt;&lt;/urls&gt;&lt;/record&gt;&lt;/Cite&gt;&lt;/EndNote&gt;</w:instrText>
       </w:r>
       <w:r>
         <w:fldChar w:fldCharType="separate"/>
@@ -3788,7 +4172,7 @@
         <w:rPr>
           <w:noProof/>
         </w:rPr>
-        <w:t>[22]</w:t>
+        <w:t>[27]</w:t>
       </w:r>
       <w:r>
         <w:fldChar w:fldCharType="end"/>
@@ -4229,143 +4613,146 @@
     <w:p/>
     <w:p>
       <w:pPr>
-        <w:pStyle w:val="heading1"/>
+        <w:pStyle w:val="Heading3"/>
+        <w:numPr>
+          <w:ilvl w:val="2"/>
+          <w:numId w:val="12"/>
+        </w:numPr>
+      </w:pPr>
+      <w:r>
+        <w:t>Manual annotation of derogatory terms' tone</w:t>
+      </w:r>
+    </w:p>
+    <w:p>
+      <w:r>
+        <w:t xml:space="preserve">In parallel with the general tone classification, we conducted a targeted manual annotation of tweets containing the terms </w:t>
+      </w:r>
+      <w:r>
+        <w:rPr>
+          <w:i/>
+          <w:iCs/>
+        </w:rPr>
+        <w:t>veneco</w:t>
+      </w:r>
+      <w:r>
+        <w:t xml:space="preserve"> and </w:t>
+      </w:r>
+      <w:r>
+        <w:rPr>
+          <w:i/>
+          <w:iCs/>
+        </w:rPr>
+        <w:t>veneca</w:t>
+      </w:r>
+      <w:r>
+        <w:t>, which have increasingly been associated with pejorative or xenophobic discourse in the Colombian context. This analysis aimed to capture the</w:t>
+      </w:r>
+      <w:r>
+        <w:t>se terms'</w:t>
+      </w:r>
+      <w:r>
+        <w:t xml:space="preserve"> evolving connotations and affective load in digital conversations. Two independent coders reviewed and labeled each tweet containing either term, applying the same 7-point Likert scale used in the broader sentiment analysis</w:t>
+      </w:r>
+      <w:r>
+        <w:t xml:space="preserve"> (see</w:t>
+      </w:r>
+      <w:r>
+        <w:t xml:space="preserve"> </w:t>
+      </w:r>
+      <w:r>
+        <w:rPr>
+          <w:b/>
+          <w:bCs/>
+        </w:rPr>
+        <w:fldChar w:fldCharType="begin"/>
+      </w:r>
+      <w:r>
+        <w:instrText xml:space="preserve"> REF _Ref167182368 \h </w:instrText>
+      </w:r>
+      <w:r>
+        <w:rPr>
+          <w:b/>
+          <w:bCs/>
+        </w:rPr>
+      </w:r>
+      <w:r>
+        <w:rPr>
+          <w:b/>
+          <w:bCs/>
+        </w:rPr>
+        <w:fldChar w:fldCharType="separate"/>
+      </w:r>
+      <w:r>
+        <w:t xml:space="preserve">Figure </w:t>
+      </w:r>
+      <w:r>
+        <w:rPr>
+          <w:noProof/>
+        </w:rPr>
+        <w:t>4</w:t>
+      </w:r>
+      <w:r>
+        <w:rPr>
+          <w:b/>
+          <w:bCs/>
+        </w:rPr>
+        <w:fldChar w:fldCharType="end"/>
+      </w:r>
+      <w:r>
+        <w:t>)</w:t>
+      </w:r>
+      <w:r>
+        <w:t>. The criteria were adapted to focus on how the terms were used in reference to Venezuelan migrants, whether as neutral descriptors or as explicit slurs.</w:t>
+      </w:r>
+    </w:p>
+    <w:p>
+      <w:r>
+        <w:t xml:space="preserve">A total of 1,175 tweets were annotated for this task, with 870 containing veneco and 305 containing veneca. Following the same aggregation procedure as the general tone classification, the scale was collapsed into three categories: negative, neutral, and positive. Due to the limited number of tweets involving these terms, this grouping allowed for greater analytical coherence while still preserving meaningful distinctions in sentiment. Intercoder reliability for this task was calculated separately for each term: 59.7% for </w:t>
+      </w:r>
+      <w:r>
+        <w:rPr>
+          <w:i/>
+          <w:iCs/>
+        </w:rPr>
+        <w:t>veneco</w:t>
+      </w:r>
+      <w:r>
+        <w:t xml:space="preserve"> and 61.4% for </w:t>
+      </w:r>
+      <w:r>
+        <w:rPr>
+          <w:i/>
+          <w:iCs/>
+        </w:rPr>
+        <w:t>veneca</w:t>
+      </w:r>
+      <w:r>
+        <w:t>. While modest, these levels of agreement are consistent with existing research on manual sentiment labeling, particularly for emotionally charged or context-dependent expressions. The annotated data was subsequently used in descriptive temporal analyses of pejorative language, as presented in later sections of the paper.</w:t>
+      </w:r>
+    </w:p>
+    <w:p>
+      <w:pPr>
+        <w:pStyle w:val="heading10"/>
+        <w:numPr>
+          <w:ilvl w:val="0"/>
+          <w:numId w:val="12"/>
+        </w:numPr>
+      </w:pPr>
+      <w:r>
+        <w:t>Results</w:t>
+      </w:r>
+    </w:p>
+    <w:p>
+      <w:pPr>
+        <w:pStyle w:val="heading20"/>
         <w:numPr>
           <w:ilvl w:val="1"/>
-          <w:numId w:val="4"/>
+          <w:numId w:val="12"/>
         </w:numPr>
       </w:pPr>
       <w:r>
-        <w:lastRenderedPageBreak/>
-        <w:t>Manual annotation of derogatory terms' tone</w:t>
-      </w:r>
-    </w:p>
-    <w:p>
-      <w:r>
-        <w:t xml:space="preserve">In parallel with the general tone classification, we conducted a targeted manual annotation of tweets containing the terms </w:t>
-      </w:r>
-      <w:r>
-        <w:rPr>
-          <w:i/>
-          <w:iCs/>
-        </w:rPr>
-        <w:t>veneco</w:t>
-      </w:r>
-      <w:r>
-        <w:t xml:space="preserve"> and </w:t>
-      </w:r>
-      <w:r>
-        <w:rPr>
-          <w:i/>
-          <w:iCs/>
-        </w:rPr>
-        <w:t>veneca</w:t>
-      </w:r>
-      <w:r>
-        <w:t>, which have increasingly been associated with pejorative or xenophobic discourse in the Colombian context. This analysis aimed to capture the</w:t>
-      </w:r>
-      <w:r>
-        <w:t>se terms'</w:t>
-      </w:r>
-      <w:r>
-        <w:t xml:space="preserve"> evolving connotations and affective load in digital conversations. Two independent coders reviewed and labeled each tweet containing either term, applying the same 7-point Likert scale used in the broader sentiment analysis</w:t>
-      </w:r>
-      <w:r>
         <w:t xml:space="preserve"> </w:t>
       </w:r>
-      <w:r>
-        <w:t>(see</w:t>
-      </w:r>
-      <w:r>
-        <w:t xml:space="preserve"> </w:t>
-      </w:r>
-      <w:r>
-        <w:rPr>
-          <w:b/>
-          <w:bCs/>
-        </w:rPr>
-        <w:fldChar w:fldCharType="begin"/>
-      </w:r>
-      <w:r>
-        <w:instrText xml:space="preserve"> REF _Ref167182368 \h </w:instrText>
-      </w:r>
-      <w:r>
-        <w:rPr>
-          <w:b/>
-          <w:bCs/>
-        </w:rPr>
-      </w:r>
-      <w:r>
-        <w:rPr>
-          <w:b/>
-          <w:bCs/>
-        </w:rPr>
-        <w:fldChar w:fldCharType="separate"/>
-      </w:r>
-      <w:r>
-        <w:t xml:space="preserve">Figure </w:t>
-      </w:r>
-      <w:r>
-        <w:rPr>
-          <w:noProof/>
-        </w:rPr>
-        <w:t>4</w:t>
-      </w:r>
-      <w:r>
-        <w:rPr>
-          <w:b/>
-          <w:bCs/>
-        </w:rPr>
-        <w:fldChar w:fldCharType="end"/>
-      </w:r>
-      <w:r>
-        <w:t>)</w:t>
-      </w:r>
-      <w:r>
-        <w:t>. The criteria were adapted to focus on how the terms were used in reference to Venezuelan migrants, whether as neutral descriptors or as explicit slurs.</w:t>
-      </w:r>
-    </w:p>
-    <w:p>
-      <w:r>
-        <w:t xml:space="preserve">A total of 1,175 tweets were annotated for this task, with 870 containing veneco and 305 containing veneca. Following the same aggregation procedure as the general tone classification, the scale was collapsed into three categories: negative, neutral, and positive. Due to the limited number of tweets involving these terms, this grouping allowed for greater analytical coherence while still preserving meaningful distinctions in sentiment. Intercoder reliability for this task was calculated separately for each term: 59.7% for </w:t>
-      </w:r>
-      <w:r>
-        <w:rPr>
-          <w:i/>
-          <w:iCs/>
-        </w:rPr>
-        <w:t>veneco</w:t>
-      </w:r>
-      <w:r>
-        <w:t xml:space="preserve"> and 61.4% for </w:t>
-      </w:r>
-      <w:r>
-        <w:rPr>
-          <w:i/>
-          <w:iCs/>
-        </w:rPr>
-        <w:t>veneca</w:t>
-      </w:r>
-      <w:r>
-        <w:t>. While modest, these levels of agreement are consistent with existing research on manual sentiment labeling, particularly for emotionally charged or context-dependent expressions. The annotated data was subsequently used in descriptive temporal analyses of pejorative language, as presented in later sections of the paper.</w:t>
-      </w:r>
-    </w:p>
-    <w:p>
-      <w:pPr>
-        <w:pStyle w:val="heading1"/>
-      </w:pPr>
-      <w:r>
-        <w:t>Results</w:t>
-      </w:r>
-    </w:p>
-    <w:p>
-      <w:pPr>
-        <w:pStyle w:val="heading2"/>
-        <w:numPr>
-          <w:ilvl w:val="1"/>
-          <w:numId w:val="4"/>
-        </w:numPr>
-      </w:pPr>
       <w:r>
         <w:t>Temporal analysis of tone</w:t>
       </w:r>
@@ -4461,7 +4848,6 @@
               <w:rPr>
                 <w:noProof/>
               </w:rPr>
-              <w:lastRenderedPageBreak/>
               <w:drawing>
                 <wp:inline distT="0" distB="0" distL="0" distR="0" wp14:anchorId="1DA81D8F" wp14:editId="03CE191A">
                   <wp:extent cx="2926079" cy="1800664"/>
@@ -4722,7 +5108,7 @@
         <w:fldChar w:fldCharType="begin"/>
       </w:r>
       <w:r>
-        <w:instrText xml:space="preserve"> ADDIN EN.CITE &lt;EndNote&gt;&lt;Cite&gt;&lt;Author&gt;Valera Marin&lt;/Author&gt;&lt;Year&gt;2023&lt;/Year&gt;&lt;RecNum&gt;28&lt;/RecNum&gt;&lt;DisplayText&gt;[23]&lt;/DisplayText&gt;&lt;record&gt;&lt;rec-number&gt;28&lt;/rec-number&gt;&lt;foreign-keys&gt;&lt;key app="EN" db-id="vvp2e2z04xerd3ere26p9zrrr25twrz5z55t" timestamp="1744046852"&gt;28&lt;/key&gt;&lt;/foreign-keys&gt;&lt;ref-type name="Journal Article"&gt;17&lt;/ref-type&gt;&lt;contributors&gt;&lt;authors&gt;&lt;author&gt;Valera Marin, Aymara M&lt;/author&gt;&lt;author&gt;Miranda Delgado, Rafael Gustavo&lt;/author&gt;&lt;/authors&gt;&lt;/contributors&gt;&lt;titles&gt;&lt;title&gt;Instrumentalización de la migración venezolana en las elecciones presidenciales de Colombia (2018) y Perú (2021). Un análisis crítico del discurso&lt;/title&gt;&lt;secondary-title&gt;Discursos del sur&lt;/secondary-title&gt;&lt;/titles&gt;&lt;periodical&gt;&lt;full-title&gt;Discursos del sur&lt;/full-title&gt;&lt;/periodical&gt;&lt;pages&gt;247-267&lt;/pages&gt;&lt;number&gt;11&lt;/number&gt;&lt;dates&gt;&lt;year&gt;2023&lt;/year&gt;&lt;/dates&gt;&lt;isbn&gt;2617-2291&lt;/isbn&gt;&lt;urls&gt;&lt;/urls&gt;&lt;/record&gt;&lt;/Cite&gt;&lt;/EndNote&gt;</w:instrText>
+        <w:instrText xml:space="preserve"> ADDIN EN.CITE &lt;EndNote&gt;&lt;Cite&gt;&lt;Author&gt;Valera Marin&lt;/Author&gt;&lt;Year&gt;2023&lt;/Year&gt;&lt;RecNum&gt;28&lt;/RecNum&gt;&lt;DisplayText&gt;[28]&lt;/DisplayText&gt;&lt;record&gt;&lt;rec-number&gt;28&lt;/rec-number&gt;&lt;foreign-keys&gt;&lt;key app="EN" db-id="vvp2e2z04xerd3ere26p9zrrr25twrz5z55t" timestamp="1744046852"&gt;28&lt;/key&gt;&lt;/foreign-keys&gt;&lt;ref-type name="Journal Article"&gt;17&lt;/ref-type&gt;&lt;contributors&gt;&lt;authors&gt;&lt;author&gt;Valera Marin, Aymara M&lt;/author&gt;&lt;author&gt;Miranda Delgado, Rafael Gustavo&lt;/author&gt;&lt;/authors&gt;&lt;/contributors&gt;&lt;titles&gt;&lt;title&gt;Instrumentalización de la migración venezolana en las elecciones presidenciales de Colombia (2018) y Perú (2021). Un análisis crítico del discurso&lt;/title&gt;&lt;secondary-title&gt;Discursos del sur&lt;/secondary-title&gt;&lt;/titles&gt;&lt;periodical&gt;&lt;full-title&gt;Discursos del sur&lt;/full-title&gt;&lt;/periodical&gt;&lt;pages&gt;247-267&lt;/pages&gt;&lt;number&gt;11&lt;/number&gt;&lt;dates&gt;&lt;year&gt;2023&lt;/year&gt;&lt;/dates&gt;&lt;isbn&gt;2617-2291&lt;/isbn&gt;&lt;urls&gt;&lt;/urls&gt;&lt;/record&gt;&lt;/Cite&gt;&lt;/EndNote&gt;</w:instrText>
       </w:r>
       <w:r>
         <w:fldChar w:fldCharType="separate"/>
@@ -4731,7 +5117,7 @@
         <w:rPr>
           <w:noProof/>
         </w:rPr>
-        <w:t>[23]</w:t>
+        <w:t>[28]</w:t>
       </w:r>
       <w:r>
         <w:fldChar w:fldCharType="end"/>
@@ -4778,7 +5164,7 @@
         <w:fldChar w:fldCharType="begin"/>
       </w:r>
       <w:r>
-        <w:instrText xml:space="preserve"> ADDIN EN.CITE &lt;EndNote&gt;&lt;Cite&gt;&lt;Author&gt;Grattan&lt;/Author&gt;&lt;Year&gt;2019&lt;/Year&gt;&lt;RecNum&gt;20&lt;/RecNum&gt;&lt;DisplayText&gt;[24]&lt;/DisplayText&gt;&lt;record&gt;&lt;rec-number&gt;20&lt;/rec-number&gt;&lt;foreign-keys&gt;&lt;key app="EN" db-id="vvp2e2z04xerd3ere26p9zrrr25twrz5z55t" timestamp="1724941161"&gt;20&lt;/key&gt;&lt;/foreign-keys&gt;&lt;ref-type name="Web Page"&gt;12&lt;/ref-type&gt;&lt;contributors&gt;&lt;authors&gt;&lt;author&gt;Grattan, Steven&lt;/author&gt;&lt;/authors&gt;&lt;/contributors&gt;&lt;titles&gt;&lt;title&gt;Protests in Colombia spark backlash against Venezuelan migrants&lt;/title&gt;&lt;secondary-title&gt;Reuters&lt;/secondary-title&gt;&lt;/titles&gt;&lt;volume&gt;2024&lt;/volume&gt;&lt;number&gt;August 29&lt;/number&gt;&lt;dates&gt;&lt;year&gt;2019&lt;/year&gt;&lt;/dates&gt;&lt;urls&gt;&lt;related-urls&gt;&lt;url&gt;https://web.archive.org/web/20250312162129/https://www.reuters.com/article/world/protests-in-colombia-spark-backlash-against-venezuelan-migrants-idUSKBN1Y516T/&lt;/url&gt;&lt;/related-urls&gt;&lt;/urls&gt;&lt;/record&gt;&lt;/Cite&gt;&lt;/EndNote&gt;</w:instrText>
+        <w:instrText xml:space="preserve"> ADDIN EN.CITE &lt;EndNote&gt;&lt;Cite&gt;&lt;Author&gt;Grattan&lt;/Author&gt;&lt;Year&gt;2019&lt;/Year&gt;&lt;RecNum&gt;20&lt;/RecNum&gt;&lt;DisplayText&gt;[29]&lt;/DisplayText&gt;&lt;record&gt;&lt;rec-number&gt;20&lt;/rec-number&gt;&lt;foreign-keys&gt;&lt;key app="EN" db-id="vvp2e2z04xerd3ere26p9zrrr25twrz5z55t" timestamp="1724941161"&gt;20&lt;/key&gt;&lt;/foreign-keys&gt;&lt;ref-type name="Web Page"&gt;12&lt;/ref-type&gt;&lt;contributors&gt;&lt;authors&gt;&lt;author&gt;Grattan, Steven&lt;/author&gt;&lt;/authors&gt;&lt;/contributors&gt;&lt;titles&gt;&lt;title&gt;Protests in Colombia spark backlash against Venezuelan migrants&lt;/title&gt;&lt;secondary-title&gt;Reuters&lt;/secondary-title&gt;&lt;/titles&gt;&lt;volume&gt;2024&lt;/volume&gt;&lt;number&gt;August 29&lt;/number&gt;&lt;dates&gt;&lt;year&gt;2019&lt;/year&gt;&lt;/dates&gt;&lt;urls&gt;&lt;related-urls&gt;&lt;url&gt;https://web.archive.org/web/20250312162129/https://www.reuters.com/article/world/protests-in-colombia-spark-backlash-against-venezuelan-migrants-idUSKBN1Y516T/&lt;/url&gt;&lt;/related-urls&gt;&lt;/urls&gt;&lt;/record&gt;&lt;/Cite&gt;&lt;/EndNote&gt;</w:instrText>
       </w:r>
       <w:r>
         <w:fldChar w:fldCharType="separate"/>
@@ -4787,17 +5173,13 @@
         <w:rPr>
           <w:noProof/>
         </w:rPr>
-        <w:t>[24]</w:t>
+        <w:t>[29]</w:t>
       </w:r>
       <w:r>
         <w:fldChar w:fldCharType="end"/>
       </w:r>
       <w:r>
-        <w:t xml:space="preserve">. This event, widely discussed online, contributed to a surge in hostile sentiment. The onset of COVID-19 in early 2020 introduced additional volatility, as pandemic-related anxiety and misinformation fueled further negativity. In contrast, February 2021 saw a pronounced increase in positive sentiment following the </w:t>
-      </w:r>
-      <w:r>
-        <w:lastRenderedPageBreak/>
-        <w:t xml:space="preserve">announcement of the </w:t>
+        <w:t xml:space="preserve">. This event, widely discussed online, contributed to a surge in hostile sentiment. The onset of COVID-19 in early 2020 introduced additional volatility, as pandemic-related anxiety and misinformation fueled further negativity. In contrast, February 2021 saw a pronounced increase in positive sentiment following the announcement of the </w:t>
       </w:r>
       <w:proofErr w:type="spellStart"/>
       <w:r>
@@ -4833,7 +5215,7 @@
           <w:noProof/>
         </w:rPr>
         <w:drawing>
-          <wp:inline distT="0" distB="0" distL="0" distR="0" wp14:anchorId="5D1C342B" wp14:editId="7A13D38A">
+          <wp:inline distT="0" distB="0" distL="0" distR="0" wp14:anchorId="5D1C342B" wp14:editId="631C0965">
             <wp:extent cx="6400800" cy="1936376"/>
             <wp:effectExtent l="0" t="0" r="0" b="0"/>
             <wp:docPr id="1217895570" name="Picture 3" descr="A graph with blue and orange lines&#10;&#10;Description automatically generated"/>
@@ -4939,13 +5321,7 @@
         <w:t>When analyzing only original tweets—excluding retweets—reveals a consistently higher proportion of negative sentiment across the entire study period</w:t>
       </w:r>
       <w:r>
-        <w:t xml:space="preserve"> </w:t>
-      </w:r>
-      <w:r>
-        <w:t>(</w:t>
-      </w:r>
-      <w:r>
-        <w:t xml:space="preserve">see </w:t>
+        <w:t xml:space="preserve"> (see </w:t>
       </w:r>
       <w:r>
         <w:fldChar w:fldCharType="begin"/>
@@ -4989,9 +5365,8 @@
         <w:rPr>
           <w:noProof/>
         </w:rPr>
-        <w:lastRenderedPageBreak/>
         <w:drawing>
-          <wp:inline distT="0" distB="0" distL="0" distR="0" wp14:anchorId="6BA796E5" wp14:editId="16313D92">
+          <wp:inline distT="0" distB="0" distL="0" distR="0" wp14:anchorId="6BA796E5" wp14:editId="02F744EE">
             <wp:extent cx="6400800" cy="1951200"/>
             <wp:effectExtent l="0" t="0" r="0" b="0"/>
             <wp:docPr id="877330336" name="Picture 4" descr="A graph with lines and numbers&#10;&#10;Description automatically generated"/>
@@ -5093,7 +5468,7 @@
         <w:fldChar w:fldCharType="begin"/>
       </w:r>
       <w:r>
-        <w:instrText xml:space="preserve"> ADDIN EN.CITE &lt;EndNote&gt;&lt;Cite&gt;&lt;Author&gt;Ferrara&lt;/Author&gt;&lt;Year&gt;2015&lt;/Year&gt;&lt;RecNum&gt;32&lt;/RecNum&gt;&lt;DisplayText&gt;[25]&lt;/DisplayText&gt;&lt;record&gt;&lt;rec-number&gt;32&lt;/rec-number&gt;&lt;foreign-keys&gt;&lt;key app="EN" db-id="vvp2e2z04xerd3ere26p9zrrr25twrz5z55t" timestamp="1744057349"&gt;32&lt;/key&gt;&lt;/foreign-keys&gt;&lt;ref-type name="Journal Article"&gt;17&lt;/ref-type&gt;&lt;contributors&gt;&lt;authors&gt;&lt;author&gt;Ferrara, Emilio&lt;/author&gt;&lt;author&gt;Yang, Zeyao&lt;/author&gt;&lt;/authors&gt;&lt;/contributors&gt;&lt;titles&gt;&lt;title&gt;Quantifying the effect of sentiment on information diffusion in social media&lt;/title&gt;&lt;secondary-title&gt;PeerJ Computer Science&lt;/secondary-title&gt;&lt;/titles&gt;&lt;periodical&gt;&lt;full-title&gt;PeerJ Computer Science&lt;/full-title&gt;&lt;/periodical&gt;&lt;pages&gt;e26&lt;/pages&gt;&lt;volume&gt;1&lt;/volume&gt;&lt;dates&gt;&lt;year&gt;2015&lt;/year&gt;&lt;/dates&gt;&lt;isbn&gt;2376-5992&lt;/isbn&gt;&lt;urls&gt;&lt;/urls&gt;&lt;/record&gt;&lt;/Cite&gt;&lt;/EndNote&gt;</w:instrText>
+        <w:instrText xml:space="preserve"> ADDIN EN.CITE &lt;EndNote&gt;&lt;Cite&gt;&lt;Author&gt;Ferrara&lt;/Author&gt;&lt;Year&gt;2015&lt;/Year&gt;&lt;RecNum&gt;32&lt;/RecNum&gt;&lt;DisplayText&gt;[30]&lt;/DisplayText&gt;&lt;record&gt;&lt;rec-number&gt;32&lt;/rec-number&gt;&lt;foreign-keys&gt;&lt;key app="EN" db-id="vvp2e2z04xerd3ere26p9zrrr25twrz5z55t" timestamp="1744057349"&gt;32&lt;/key&gt;&lt;/foreign-keys&gt;&lt;ref-type name="Journal Article"&gt;17&lt;/ref-type&gt;&lt;contributors&gt;&lt;authors&gt;&lt;author&gt;Ferrara, Emilio&lt;/author&gt;&lt;author&gt;Yang, Zeyao&lt;/author&gt;&lt;/authors&gt;&lt;/contributors&gt;&lt;titles&gt;&lt;title&gt;Quantifying the effect of sentiment on information diffusion in social media&lt;/title&gt;&lt;secondary-title&gt;PeerJ Computer Science&lt;/secondary-title&gt;&lt;/titles&gt;&lt;periodical&gt;&lt;full-title&gt;PeerJ Computer Science&lt;/full-title&gt;&lt;/periodical&gt;&lt;pages&gt;e26&lt;/pages&gt;&lt;volume&gt;1&lt;/volume&gt;&lt;dates&gt;&lt;year&gt;2015&lt;/year&gt;&lt;/dates&gt;&lt;isbn&gt;2376-5992&lt;/isbn&gt;&lt;urls&gt;&lt;/urls&gt;&lt;/record&gt;&lt;/Cite&gt;&lt;/EndNote&gt;</w:instrText>
       </w:r>
       <w:r>
         <w:fldChar w:fldCharType="separate"/>
@@ -5102,7 +5477,7 @@
         <w:rPr>
           <w:noProof/>
         </w:rPr>
-        <w:t>[25]</w:t>
+        <w:t>[30]</w:t>
       </w:r>
       <w:r>
         <w:fldChar w:fldCharType="end"/>
@@ -5124,7 +5499,6 @@
     </w:p>
     <w:p>
       <w:r>
-        <w:lastRenderedPageBreak/>
         <w:t>T</w:t>
       </w:r>
       <w:r>
@@ -5164,7 +5538,7 @@
         <w:fldChar w:fldCharType="begin"/>
       </w:r>
       <w:r>
-        <w:instrText xml:space="preserve"> ADDIN EN.CITE &lt;EndNote&gt;&lt;Cite&gt;&lt;Author&gt;Kudrnáč&lt;/Author&gt;&lt;Year&gt;2024&lt;/Year&gt;&lt;RecNum&gt;33&lt;/RecNum&gt;&lt;DisplayText&gt;[26, 27]&lt;/DisplayText&gt;&lt;record&gt;&lt;rec-number&gt;33&lt;/rec-number&gt;&lt;foreign-keys&gt;&lt;key app="EN" db-id="vvp2e2z04xerd3ere26p9zrrr25twrz5z55t" timestamp="1744057989"&gt;33&lt;/key&gt;&lt;/foreign-keys&gt;&lt;ref-type name="Journal Article"&gt;17&lt;/ref-type&gt;&lt;contributors&gt;&lt;authors&gt;&lt;author&gt;Kudrnáč, Aleš&lt;/author&gt;&lt;author&gt;Eger, Maureen A&lt;/author&gt;&lt;author&gt;Hjerm, Mikael&lt;/author&gt;&lt;/authors&gt;&lt;/contributors&gt;&lt;titles&gt;&lt;title&gt;Scapegoating immigrants in times of personal and collective crises: Results from a Czech panel study&lt;/title&gt;&lt;secondary-title&gt;International Migration Review&lt;/secondary-title&gt;&lt;/titles&gt;&lt;periodical&gt;&lt;full-title&gt;International Migration Review&lt;/full-title&gt;&lt;/periodical&gt;&lt;pages&gt;573-592&lt;/pages&gt;&lt;volume&gt;58&lt;/volume&gt;&lt;number&gt;2&lt;/number&gt;&lt;dates&gt;&lt;year&gt;2024&lt;/year&gt;&lt;/dates&gt;&lt;isbn&gt;0197-9183&lt;/isbn&gt;&lt;urls&gt;&lt;/urls&gt;&lt;/record&gt;&lt;/Cite&gt;&lt;Cite&gt;&lt;Author&gt;Jetten&lt;/Author&gt;&lt;Year&gt;2021&lt;/Year&gt;&lt;RecNum&gt;34&lt;/RecNum&gt;&lt;record&gt;&lt;rec-number&gt;34&lt;/rec-number&gt;&lt;foreign-keys&gt;&lt;key app="EN" db-id="vvp2e2z04xerd3ere26p9zrrr25twrz5z55t" timestamp="1744058088"&gt;34&lt;/key&gt;&lt;/foreign-keys&gt;&lt;ref-type name="Journal Article"&gt;17&lt;/ref-type&gt;&lt;contributors&gt;&lt;authors&gt;&lt;author&gt;Jetten, Jolanda&lt;/author&gt;&lt;author&gt;Mols, Frank&lt;/author&gt;&lt;author&gt;Steffens, Niklas K&lt;/author&gt;&lt;/authors&gt;&lt;/contributors&gt;&lt;titles&gt;&lt;title&gt;Prosperous but fearful of falling: The wealth paradox, collective angst, and opposition to immigration&lt;/title&gt;&lt;secondary-title&gt;Personality and Social Psychology Bulletin&lt;/secondary-title&gt;&lt;/titles&gt;&lt;periodical&gt;&lt;full-title&gt;Personality and Social Psychology Bulletin&lt;/full-title&gt;&lt;/periodical&gt;&lt;pages&gt;766-780&lt;/pages&gt;&lt;volume&gt;47&lt;/volume&gt;&lt;number&gt;5&lt;/number&gt;&lt;dates&gt;&lt;year&gt;2021&lt;/year&gt;&lt;/dates&gt;&lt;isbn&gt;0146-1672&lt;/isbn&gt;&lt;urls&gt;&lt;/urls&gt;&lt;/record&gt;&lt;/Cite&gt;&lt;/EndNote&gt;</w:instrText>
+        <w:instrText xml:space="preserve"> ADDIN EN.CITE &lt;EndNote&gt;&lt;Cite&gt;&lt;Author&gt;Kudrnáč&lt;/Author&gt;&lt;Year&gt;2024&lt;/Year&gt;&lt;RecNum&gt;33&lt;/RecNum&gt;&lt;DisplayText&gt;[31, 32]&lt;/DisplayText&gt;&lt;record&gt;&lt;rec-number&gt;33&lt;/rec-number&gt;&lt;foreign-keys&gt;&lt;key app="EN" db-id="vvp2e2z04xerd3ere26p9zrrr25twrz5z55t" timestamp="1744057989"&gt;33&lt;/key&gt;&lt;/foreign-keys&gt;&lt;ref-type name="Journal Article"&gt;17&lt;/ref-type&gt;&lt;contributors&gt;&lt;authors&gt;&lt;author&gt;Kudrnáč, Aleš&lt;/author&gt;&lt;author&gt;Eger, Maureen A&lt;/author&gt;&lt;author&gt;Hjerm, Mikael&lt;/author&gt;&lt;/authors&gt;&lt;/contributors&gt;&lt;titles&gt;&lt;title&gt;Scapegoating immigrants in times of personal and collective crises: Results from a Czech panel study&lt;/title&gt;&lt;secondary-title&gt;International Migration Review&lt;/secondary-title&gt;&lt;/titles&gt;&lt;periodical&gt;&lt;full-title&gt;International Migration Review&lt;/full-title&gt;&lt;/periodical&gt;&lt;pages&gt;573-592&lt;/pages&gt;&lt;volume&gt;58&lt;/volume&gt;&lt;number&gt;2&lt;/number&gt;&lt;dates&gt;&lt;year&gt;2024&lt;/year&gt;&lt;/dates&gt;&lt;isbn&gt;0197-9183&lt;/isbn&gt;&lt;urls&gt;&lt;/urls&gt;&lt;/record&gt;&lt;/Cite&gt;&lt;Cite&gt;&lt;Author&gt;Jetten&lt;/Author&gt;&lt;Year&gt;2021&lt;/Year&gt;&lt;RecNum&gt;34&lt;/RecNum&gt;&lt;record&gt;&lt;rec-number&gt;34&lt;/rec-number&gt;&lt;foreign-keys&gt;&lt;key app="EN" db-id="vvp2e2z04xerd3ere26p9zrrr25twrz5z55t" timestamp="1744058088"&gt;34&lt;/key&gt;&lt;/foreign-keys&gt;&lt;ref-type name="Journal Article"&gt;17&lt;/ref-type&gt;&lt;contributors&gt;&lt;authors&gt;&lt;author&gt;Jetten, Jolanda&lt;/author&gt;&lt;author&gt;Mols, Frank&lt;/author&gt;&lt;author&gt;Steffens, Niklas K&lt;/author&gt;&lt;/authors&gt;&lt;/contributors&gt;&lt;titles&gt;&lt;title&gt;Prosperous but fearful of falling: The wealth paradox, collective angst, and opposition to immigration&lt;/title&gt;&lt;secondary-title&gt;Personality and Social Psychology Bulletin&lt;/secondary-title&gt;&lt;/titles&gt;&lt;periodical&gt;&lt;full-title&gt;Personality and Social Psychology Bulletin&lt;/full-title&gt;&lt;/periodical&gt;&lt;pages&gt;766-780&lt;/pages&gt;&lt;volume&gt;47&lt;/volume&gt;&lt;number&gt;5&lt;/number&gt;&lt;dates&gt;&lt;year&gt;2021&lt;/year&gt;&lt;/dates&gt;&lt;isbn&gt;0146-1672&lt;/isbn&gt;&lt;urls&gt;&lt;/urls&gt;&lt;/record&gt;&lt;/Cite&gt;&lt;/EndNote&gt;</w:instrText>
       </w:r>
       <w:r>
         <w:fldChar w:fldCharType="separate"/>
@@ -5173,7 +5547,7 @@
         <w:rPr>
           <w:noProof/>
         </w:rPr>
-        <w:t>[26, 27]</w:t>
+        <w:t>[31, 32]</w:t>
       </w:r>
       <w:r>
         <w:fldChar w:fldCharType="end"/>
@@ -5206,13 +5580,16 @@
     </w:p>
     <w:p>
       <w:pPr>
-        <w:pStyle w:val="heading2"/>
+        <w:pStyle w:val="heading20"/>
         <w:numPr>
           <w:ilvl w:val="1"/>
-          <w:numId w:val="4"/>
+          <w:numId w:val="12"/>
         </w:numPr>
       </w:pPr>
       <w:r>
+        <w:t xml:space="preserve"> </w:t>
+      </w:r>
+      <w:r>
         <w:t>S</w:t>
       </w:r>
       <w:r>
@@ -5233,7 +5610,7 @@
         <w:fldChar w:fldCharType="begin"/>
       </w:r>
       <w:r>
-        <w:instrText xml:space="preserve"> ADDIN EN.CITE &lt;EndNote&gt;&lt;Cite&gt;&lt;Author&gt;Lebow&lt;/Author&gt;&lt;Year&gt;2024&lt;/Year&gt;&lt;RecNum&gt;24&lt;/RecNum&gt;&lt;DisplayText&gt;[28]&lt;/DisplayText&gt;&lt;record&gt;&lt;rec-number&gt;24&lt;/rec-number&gt;&lt;foreign-keys&gt;&lt;key app="EN" db-id="vvp2e2z04xerd3ere26p9zrrr25twrz5z55t" timestamp="1741710426"&gt;24&lt;/key&gt;&lt;/foreign-keys&gt;&lt;ref-type name="Journal Article"&gt;17&lt;/ref-type&gt;&lt;contributors&gt;&lt;authors&gt;&lt;author&gt;Lebow, Jeremy&lt;/author&gt;&lt;author&gt;Moreno-Medina, Jonathan&lt;/author&gt;&lt;author&gt;Mousa, Salma&lt;/author&gt;&lt;author&gt;Coral, Horacio&lt;/author&gt;&lt;/authors&gt;&lt;/contributors&gt;&lt;titles&gt;&lt;title&gt;Migrant exposure and anti-migrant sentiment: The case of the Venezuelan exodus&lt;/title&gt;&lt;secondary-title&gt;Journal of Public Economics&lt;/secondary-title&gt;&lt;/titles&gt;&lt;periodical&gt;&lt;full-title&gt;Journal of Public Economics&lt;/full-title&gt;&lt;/periodical&gt;&lt;pages&gt;105169&lt;/pages&gt;&lt;volume&gt;236&lt;/volume&gt;&lt;dates&gt;&lt;year&gt;2024&lt;/year&gt;&lt;/dates&gt;&lt;isbn&gt;0047-2727&lt;/isbn&gt;&lt;urls&gt;&lt;/urls&gt;&lt;/record&gt;&lt;/Cite&gt;&lt;/EndNote&gt;</w:instrText>
+        <w:instrText xml:space="preserve"> ADDIN EN.CITE &lt;EndNote&gt;&lt;Cite&gt;&lt;Author&gt;Lebow&lt;/Author&gt;&lt;Year&gt;2024&lt;/Year&gt;&lt;RecNum&gt;24&lt;/RecNum&gt;&lt;DisplayText&gt;[33]&lt;/DisplayText&gt;&lt;record&gt;&lt;rec-number&gt;24&lt;/rec-number&gt;&lt;foreign-keys&gt;&lt;key app="EN" db-id="vvp2e2z04xerd3ere26p9zrrr25twrz5z55t" timestamp="1741710426"&gt;24&lt;/key&gt;&lt;/foreign-keys&gt;&lt;ref-type name="Journal Article"&gt;17&lt;/ref-type&gt;&lt;contributors&gt;&lt;authors&gt;&lt;author&gt;Lebow, Jeremy&lt;/author&gt;&lt;author&gt;Moreno-Medina, Jonathan&lt;/author&gt;&lt;author&gt;Mousa, Salma&lt;/author&gt;&lt;author&gt;Coral, Horacio&lt;/author&gt;&lt;/authors&gt;&lt;/contributors&gt;&lt;titles&gt;&lt;title&gt;Migrant exposure and anti-migrant sentiment: The case of the Venezuelan exodus&lt;/title&gt;&lt;secondary-title&gt;Journal of Public Economics&lt;/secondary-title&gt;&lt;/titles&gt;&lt;periodical&gt;&lt;full-title&gt;Journal of Public Economics&lt;/full-title&gt;&lt;/periodical&gt;&lt;pages&gt;105169&lt;/pages&gt;&lt;volume&gt;236&lt;/volume&gt;&lt;dates&gt;&lt;year&gt;2024&lt;/year&gt;&lt;/dates&gt;&lt;isbn&gt;0047-2727&lt;/isbn&gt;&lt;urls&gt;&lt;/urls&gt;&lt;/record&gt;&lt;/Cite&gt;&lt;/EndNote&gt;</w:instrText>
       </w:r>
       <w:r>
         <w:fldChar w:fldCharType="separate"/>
@@ -5242,7 +5619,7 @@
         <w:rPr>
           <w:noProof/>
         </w:rPr>
-        <w:t>[28]</w:t>
+        <w:t>[33]</w:t>
       </w:r>
       <w:r>
         <w:fldChar w:fldCharType="end"/>
@@ -5268,7 +5645,7 @@
         <w:fldChar w:fldCharType="begin"/>
       </w:r>
       <w:r>
-        <w:instrText xml:space="preserve"> ADDIN EN.CITE &lt;EndNote&gt;&lt;Cite&gt;&lt;Author&gt;Mora&lt;/Author&gt;&lt;Year&gt;2024&lt;/Year&gt;&lt;RecNum&gt;26&lt;/RecNum&gt;&lt;DisplayText&gt;[29]&lt;/DisplayText&gt;&lt;record&gt;&lt;rec-number&gt;26&lt;/rec-number&gt;&lt;foreign-keys&gt;&lt;key app="EN" db-id="vvp2e2z04xerd3ere26p9zrrr25twrz5z55t" timestamp="1741711781"&gt;26&lt;/key&gt;&lt;/foreign-keys&gt;&lt;ref-type name="Journal Article"&gt;17&lt;/ref-type&gt;&lt;contributors&gt;&lt;authors&gt;&lt;author&gt;Mora, Jhon James&lt;/author&gt;&lt;author&gt;Garrido, Luis Eduardo Sandoval&lt;/author&gt;&lt;author&gt;Bermudez, Laura Carolina Riaño&lt;/author&gt;&lt;/authors&gt;&lt;/contributors&gt;&lt;titles&gt;&lt;title&gt;Spatial Relationship between Unemployment, Immigration, and Criminality&lt;/title&gt;&lt;secondary-title&gt;Latin American Economic Review&lt;/secondary-title&gt;&lt;/titles&gt;&lt;periodical&gt;&lt;full-title&gt;Latin American Economic Review&lt;/full-title&gt;&lt;/periodical&gt;&lt;pages&gt;1-16&lt;/pages&gt;&lt;volume&gt;33&lt;/volume&gt;&lt;dates&gt;&lt;year&gt;2024&lt;/year&gt;&lt;/dates&gt;&lt;isbn&gt;2196-436X&lt;/isbn&gt;&lt;urls&gt;&lt;/urls&gt;&lt;/record&gt;&lt;/Cite&gt;&lt;/EndNote&gt;</w:instrText>
+        <w:instrText xml:space="preserve"> ADDIN EN.CITE &lt;EndNote&gt;&lt;Cite&gt;&lt;Author&gt;Mora&lt;/Author&gt;&lt;Year&gt;2024&lt;/Year&gt;&lt;RecNum&gt;26&lt;/RecNum&gt;&lt;DisplayText&gt;[34]&lt;/DisplayText&gt;&lt;record&gt;&lt;rec-number&gt;26&lt;/rec-number&gt;&lt;foreign-keys&gt;&lt;key app="EN" db-id="vvp2e2z04xerd3ere26p9zrrr25twrz5z55t" timestamp="1741711781"&gt;26&lt;/key&gt;&lt;/foreign-keys&gt;&lt;ref-type name="Journal Article"&gt;17&lt;/ref-type&gt;&lt;contributors&gt;&lt;authors&gt;&lt;author&gt;Mora, Jhon James&lt;/author&gt;&lt;author&gt;Garrido, Luis Eduardo Sandoval&lt;/author&gt;&lt;author&gt;Bermudez, Laura Carolina Riaño&lt;/author&gt;&lt;/authors&gt;&lt;/contributors&gt;&lt;titles&gt;&lt;title&gt;Spatial Relationship between Unemployment, Immigration, and Criminality&lt;/title&gt;&lt;secondary-title&gt;Latin American Economic Review&lt;/secondary-title&gt;&lt;/titles&gt;&lt;periodical&gt;&lt;full-title&gt;Latin American Economic Review&lt;/full-title&gt;&lt;/periodical&gt;&lt;pages&gt;1-16&lt;/pages&gt;&lt;volume&gt;33&lt;/volume&gt;&lt;dates&gt;&lt;year&gt;2024&lt;/year&gt;&lt;/dates&gt;&lt;isbn&gt;2196-436X&lt;/isbn&gt;&lt;urls&gt;&lt;/urls&gt;&lt;/record&gt;&lt;/Cite&gt;&lt;/EndNote&gt;</w:instrText>
       </w:r>
       <w:r>
         <w:fldChar w:fldCharType="separate"/>
@@ -5277,7 +5654,7 @@
         <w:rPr>
           <w:noProof/>
         </w:rPr>
-        <w:t>[29]</w:t>
+        <w:t>[34]</w:t>
       </w:r>
       <w:r>
         <w:fldChar w:fldCharType="end"/>
@@ -5305,7 +5682,6 @@
     </w:p>
     <w:p>
       <w:r>
-        <w:lastRenderedPageBreak/>
         <w:t xml:space="preserve">First, we </w:t>
       </w:r>
       <w:r>
@@ -5532,11 +5908,7 @@
         <w:t>primari</w:t>
       </w:r>
       <w:r>
-        <w:t xml:space="preserve">ly driven </w:t>
-      </w:r>
-      <w:r>
-        <w:lastRenderedPageBreak/>
-        <w:t xml:space="preserve">by the number of residents, with more populous departments naturally producing more content across all tone categories. </w:t>
+        <w:t xml:space="preserve">ly driven by the number of residents, with more populous departments naturally producing more content across all tone categories. </w:t>
       </w:r>
       <w:r>
         <w:fldChar w:fldCharType="begin"/>
@@ -5726,7 +6098,7 @@
         <w:fldChar w:fldCharType="begin"/>
       </w:r>
       <w:r>
-        <w:instrText xml:space="preserve"> ADDIN EN.CITE &lt;EndNote&gt;&lt;Cite&gt;&lt;Author&gt;Bitar&lt;/Author&gt;&lt;Year&gt;2023&lt;/Year&gt;&lt;RecNum&gt;16&lt;/RecNum&gt;&lt;DisplayText&gt;[30]&lt;/DisplayText&gt;&lt;record&gt;&lt;rec-number&gt;16&lt;/rec-number&gt;&lt;foreign-keys&gt;&lt;key app="EN" db-id="wzeddw9r9fsrspeefwrxrxrga9a95ttrz0f0" timestamp="1742331427"&gt;16&lt;/key&gt;&lt;/foreign-keys&gt;&lt;ref-type name="Report"&gt;27&lt;/ref-type&gt;&lt;contributors&gt;&lt;authors&gt;&lt;author&gt;Bitar, Sebastián&lt;/author&gt;&lt;/authors&gt;&lt;/contributors&gt;&lt;titles&gt;&lt;title&gt;Migración en Colombia y respuestas de política pública&lt;/title&gt;&lt;/titles&gt;&lt;number&gt;34&lt;/number&gt;&lt;keywords&gt;&lt;keyword&gt;migración, Colombia, política pública&lt;/keyword&gt;&lt;/keywords&gt;&lt;dates&gt;&lt;year&gt;2023&lt;/year&gt;&lt;/dates&gt;&lt;publisher&gt;Programa de las Naciones Unidas para el Desarrollo (PNUD)&lt;/publisher&gt;&lt;urls&gt;&lt;related-urls&gt;&lt;url&gt;https://web.archive.org/web/20250318205753/https://www.dane.gov.co/index.php/estadisticas-por-tema/demografia-y-poblacion/censo-nacional-de-poblacion-y-vivenda-2018&lt;/url&gt;&lt;/related-urls&gt;&lt;/urls&gt;&lt;/record&gt;&lt;/Cite&gt;&lt;/EndNote&gt;</w:instrText>
+        <w:instrText xml:space="preserve"> ADDIN EN.CITE &lt;EndNote&gt;&lt;Cite&gt;&lt;Author&gt;Bitar&lt;/Author&gt;&lt;Year&gt;2023&lt;/Year&gt;&lt;RecNum&gt;16&lt;/RecNum&gt;&lt;DisplayText&gt;[35]&lt;/DisplayText&gt;&lt;record&gt;&lt;rec-number&gt;16&lt;/rec-number&gt;&lt;foreign-keys&gt;&lt;key app="EN" db-id="wzeddw9r9fsrspeefwrxrxrga9a95ttrz0f0" timestamp="1742331427"&gt;16&lt;/key&gt;&lt;/foreign-keys&gt;&lt;ref-type name="Report"&gt;27&lt;/ref-type&gt;&lt;contributors&gt;&lt;authors&gt;&lt;author&gt;Bitar, Sebastián&lt;/author&gt;&lt;/authors&gt;&lt;/contributors&gt;&lt;titles&gt;&lt;title&gt;Migración en Colombia y respuestas de política pública&lt;/title&gt;&lt;/titles&gt;&lt;number&gt;34&lt;/number&gt;&lt;keywords&gt;&lt;keyword&gt;migración, Colombia, política pública&lt;/keyword&gt;&lt;/keywords&gt;&lt;dates&gt;&lt;year&gt;2023&lt;/year&gt;&lt;/dates&gt;&lt;publisher&gt;Programa de las Naciones Unidas para el Desarrollo (PNUD)&lt;/publisher&gt;&lt;urls&gt;&lt;related-urls&gt;&lt;url&gt;https://web.archive.org/web/20250318205753/https://www.dane.gov.co/index.php/estadisticas-por-tema/demografia-y-poblacion/censo-nacional-de-poblacion-y-vivenda-2018&lt;/url&gt;&lt;/related-urls&gt;&lt;/urls&gt;&lt;/record&gt;&lt;/Cite&gt;&lt;/EndNote&gt;</w:instrText>
       </w:r>
       <w:r>
         <w:fldChar w:fldCharType="separate"/>
@@ -5735,7 +6107,7 @@
         <w:rPr>
           <w:noProof/>
         </w:rPr>
-        <w:t>[30]</w:t>
+        <w:t>[35]</w:t>
       </w:r>
       <w:r>
         <w:fldChar w:fldCharType="end"/>
@@ -5803,7 +6175,6 @@
       </w:pPr>
       <w:bookmarkStart w:id="13" w:name="_Ref194487187"/>
       <w:r>
-        <w:lastRenderedPageBreak/>
         <w:t xml:space="preserve">Table </w:t>
       </w:r>
       <w:r>
@@ -5848,7 +6219,7 @@
       <w:tblPr>
         <w:tblStyle w:val="TableGrid"/>
         <w:tblW w:w="9669" w:type="dxa"/>
-        <w:tblInd w:w="715" w:type="dxa"/>
+        <w:jc w:val="center"/>
         <w:tblBorders>
           <w:top w:val="none" w:sz="0" w:space="0" w:color="auto"/>
           <w:left w:val="none" w:sz="0" w:space="0" w:color="auto"/>
@@ -5872,6 +6243,7 @@
       <w:tr>
         <w:trPr>
           <w:trHeight w:val="287"/>
+          <w:jc w:val="center"/>
         </w:trPr>
         <w:tc>
           <w:tcPr>
@@ -5971,6 +6343,7 @@
       <w:tr>
         <w:trPr>
           <w:trHeight w:val="260"/>
+          <w:jc w:val="center"/>
         </w:trPr>
         <w:tc>
           <w:tcPr>
@@ -6132,6 +6505,9 @@
         </w:tc>
       </w:tr>
       <w:tr>
+        <w:trPr>
+          <w:jc w:val="center"/>
+        </w:trPr>
         <w:tc>
           <w:tcPr>
             <w:tcW w:w="4950" w:type="dxa"/>
@@ -6273,6 +6649,9 @@
         </w:tc>
       </w:tr>
       <w:tr>
+        <w:trPr>
+          <w:jc w:val="center"/>
+        </w:trPr>
         <w:tc>
           <w:tcPr>
             <w:tcW w:w="4950" w:type="dxa"/>
@@ -6398,6 +6777,9 @@
         </w:tc>
       </w:tr>
       <w:tr>
+        <w:trPr>
+          <w:jc w:val="center"/>
+        </w:trPr>
         <w:tc>
           <w:tcPr>
             <w:tcW w:w="4950" w:type="dxa"/>
@@ -6515,6 +6897,9 @@
         </w:tc>
       </w:tr>
       <w:tr>
+        <w:trPr>
+          <w:jc w:val="center"/>
+        </w:trPr>
         <w:tc>
           <w:tcPr>
             <w:tcW w:w="4950" w:type="dxa"/>
@@ -6632,6 +7017,9 @@
         </w:tc>
       </w:tr>
       <w:tr>
+        <w:trPr>
+          <w:jc w:val="center"/>
+        </w:trPr>
         <w:tc>
           <w:tcPr>
             <w:tcW w:w="4950" w:type="dxa"/>
@@ -6757,6 +7145,9 @@
         </w:tc>
       </w:tr>
       <w:tr>
+        <w:trPr>
+          <w:jc w:val="center"/>
+        </w:trPr>
         <w:tc>
           <w:tcPr>
             <w:tcW w:w="4950" w:type="dxa"/>
@@ -6921,12 +7312,15 @@
     </w:p>
     <w:p>
       <w:pPr>
-        <w:pStyle w:val="heading1"/>
+        <w:pStyle w:val="heading20"/>
         <w:numPr>
           <w:ilvl w:val="1"/>
-          <w:numId w:val="4"/>
+          <w:numId w:val="12"/>
         </w:numPr>
       </w:pPr>
+      <w:r>
+        <w:t xml:space="preserve"> </w:t>
+      </w:r>
       <w:r>
         <w:t xml:space="preserve">Temporal Analysis of Pejorative </w:t>
       </w:r>
@@ -6996,7 +7390,7 @@
           <w:noProof/>
         </w:rPr>
         <w:drawing>
-          <wp:inline distT="0" distB="0" distL="0" distR="0" wp14:anchorId="0E4B338D" wp14:editId="70415A47">
+          <wp:inline distT="0" distB="0" distL="0" distR="0" wp14:anchorId="0E4B338D" wp14:editId="624EC563">
             <wp:extent cx="6400800" cy="1995777"/>
             <wp:effectExtent l="0" t="0" r="0" b="0"/>
             <wp:docPr id="305782341" name="Picture 2" descr="A graph with blue and orange lines&#10;&#10;Description automatically generated"/>
@@ -7081,7 +7475,6 @@
     </w:p>
     <w:p>
       <w:r>
-        <w:lastRenderedPageBreak/>
         <w:t xml:space="preserve">Throughout most periods under review, the </w:t>
       </w:r>
       <w:r>
@@ -7136,7 +7529,7 @@
         <w:rPr>
           <w:shd w:val="clear" w:color="auto" w:fill="E6E6E6"/>
         </w:rPr>
-        <w:instrText xml:space="preserve"> ADDIN EN.CITE &lt;EndNote&gt;&lt;Cite&gt;&lt;Author&gt;Venezuela”&lt;/Author&gt;&lt;Year&gt;2021&lt;/Year&gt;&lt;RecNum&gt;5&lt;/RecNum&gt;&lt;DisplayText&gt;[15]&lt;/DisplayText&gt;&lt;record&gt;&lt;rec-number&gt;5&lt;/rec-number&gt;&lt;foreign-keys&gt;&lt;key app="EN" db-id="vvp2e2z04xerd3ere26p9zrrr25twrz5z55t" timestamp="1717014861"&gt;5&lt;/key&gt;&lt;/foreign-keys&gt;&lt;ref-type name="Newspaper Article"&gt;23&lt;/ref-type&gt;&lt;contributors&gt;&lt;authors&gt;&lt;author&gt;“Projecto Migración Venezuela”&lt;/author&gt;&lt;/authors&gt;&lt;/contributors&gt;&lt;titles&gt;&lt;title&gt;Is &amp;apos;Veneco&amp;apos; an insult or is it an inclusive word?&lt;/title&gt;&lt;secondary-title&gt;Veneuzuela Migration Project-Education&lt;/secondary-title&gt;&lt;/titles&gt;&lt;dates&gt;&lt;year&gt;2021&lt;/year&gt;&lt;pub-dates&gt;&lt;date&gt;January 18&lt;/date&gt;&lt;/pub-dates&gt;&lt;/dates&gt;&lt;urls&gt;&lt;related-urls&gt;&lt;url&gt;https://web.archive.org/web/2/https://migravenezuela.com/educacion/veneco-es-un-insulto-o-es-una-palabra-inclusiva/&lt;/url&gt;&lt;/related-urls&gt;&lt;/urls&gt;&lt;/record&gt;&lt;/Cite&gt;&lt;/EndNote&gt;</w:instrText>
+        <w:instrText xml:space="preserve"> ADDIN EN.CITE &lt;EndNote&gt;&lt;Cite&gt;&lt;Author&gt;Venezuela”&lt;/Author&gt;&lt;Year&gt;2021&lt;/Year&gt;&lt;RecNum&gt;5&lt;/RecNum&gt;&lt;DisplayText&gt;[20]&lt;/DisplayText&gt;&lt;record&gt;&lt;rec-number&gt;5&lt;/rec-number&gt;&lt;foreign-keys&gt;&lt;key app="EN" db-id="vvp2e2z04xerd3ere26p9zrrr25twrz5z55t" timestamp="1717014861"&gt;5&lt;/key&gt;&lt;/foreign-keys&gt;&lt;ref-type name="Newspaper Article"&gt;23&lt;/ref-type&gt;&lt;contributors&gt;&lt;authors&gt;&lt;author&gt;“Projecto Migración Venezuela”&lt;/author&gt;&lt;/authors&gt;&lt;/contributors&gt;&lt;titles&gt;&lt;title&gt;Is &amp;apos;Veneco&amp;apos; an insult or is it an inclusive word?&lt;/title&gt;&lt;secondary-title&gt;Veneuzuela Migration Project-Education&lt;/secondary-title&gt;&lt;/titles&gt;&lt;dates&gt;&lt;year&gt;2021&lt;/year&gt;&lt;pub-dates&gt;&lt;date&gt;January 18&lt;/date&gt;&lt;/pub-dates&gt;&lt;/dates&gt;&lt;urls&gt;&lt;related-urls&gt;&lt;url&gt;https://web.archive.org/web/2/https://migravenezuela.com/educacion/veneco-es-un-insulto-o-es-una-palabra-inclusiva/&lt;/url&gt;&lt;/related-urls&gt;&lt;/urls&gt;&lt;/record&gt;&lt;/Cite&gt;&lt;/EndNote&gt;</w:instrText>
       </w:r>
       <w:r>
         <w:rPr>
@@ -7149,7 +7542,7 @@
           <w:noProof/>
           <w:shd w:val="clear" w:color="auto" w:fill="E6E6E6"/>
         </w:rPr>
-        <w:t>[15]</w:t>
+        <w:t>[20]</w:t>
       </w:r>
       <w:r>
         <w:rPr>
@@ -7241,7 +7634,7 @@
         <w:fldChar w:fldCharType="begin"/>
       </w:r>
       <w:r>
-        <w:instrText xml:space="preserve"> ADDIN EN.CITE &lt;EndNote&gt;&lt;Cite&gt;&lt;Author&gt;Refugees&lt;/Author&gt;&lt;Year&gt;2018&lt;/Year&gt;&lt;RecNum&gt;27&lt;/RecNum&gt;&lt;DisplayText&gt;[31]&lt;/DisplayText&gt;&lt;record&gt;&lt;rec-number&gt;27&lt;/rec-number&gt;&lt;foreign-keys&gt;&lt;key app="EN" db-id="vvp2e2z04xerd3ere26p9zrrr25twrz5z55t" timestamp="1744046730"&gt;27&lt;/key&gt;&lt;/foreign-keys&gt;&lt;ref-type name="Report"&gt;27&lt;/ref-type&gt;&lt;contributors&gt;&lt;authors&gt;&lt;author&gt;United Nations High Commissioner for Refugees&lt;/author&gt;&lt;/authors&gt;&lt;/contributors&gt;&lt;titles&gt;&lt;title&gt;Venezuela Situation: Responding to the Needs of People Displaced from Venezuela&lt;/title&gt;&lt;/titles&gt;&lt;dates&gt;&lt;year&gt;2018&lt;/year&gt;&lt;/dates&gt;&lt;pub-location&gt;Geneva&lt;/pub-location&gt;&lt;publisher&gt;UNHCR&lt;/publisher&gt;&lt;urls&gt;&lt;related-urls&gt;&lt;url&gt;https://reporting.unhcr.org/sites/default/files/unhcr%20venezuela%20situation%202018%20supplementary%20appeal.pdf&lt;/url&gt;&lt;/related-urls&gt;&lt;/urls&gt;&lt;/record&gt;&lt;/Cite&gt;&lt;/EndNote&gt;</w:instrText>
+        <w:instrText xml:space="preserve"> ADDIN EN.CITE &lt;EndNote&gt;&lt;Cite&gt;&lt;Author&gt;Refugees&lt;/Author&gt;&lt;Year&gt;2018&lt;/Year&gt;&lt;RecNum&gt;27&lt;/RecNum&gt;&lt;DisplayText&gt;[36]&lt;/DisplayText&gt;&lt;record&gt;&lt;rec-number&gt;27&lt;/rec-number&gt;&lt;foreign-keys&gt;&lt;key app="EN" db-id="vvp2e2z04xerd3ere26p9zrrr25twrz5z55t" timestamp="1744046730"&gt;27&lt;/key&gt;&lt;/foreign-keys&gt;&lt;ref-type name="Report"&gt;27&lt;/ref-type&gt;&lt;contributors&gt;&lt;authors&gt;&lt;author&gt;United Nations High Commissioner for Refugees&lt;/author&gt;&lt;/authors&gt;&lt;/contributors&gt;&lt;titles&gt;&lt;title&gt;Venezuela Situation: Responding to the Needs of People Displaced from Venezuela&lt;/title&gt;&lt;/titles&gt;&lt;dates&gt;&lt;year&gt;2018&lt;/year&gt;&lt;/dates&gt;&lt;pub-location&gt;Geneva&lt;/pub-location&gt;&lt;publisher&gt;UNHCR&lt;/publisher&gt;&lt;urls&gt;&lt;related-urls&gt;&lt;url&gt;https://reporting.unhcr.org/sites/default/files/unhcr%20venezuela%20situation%202018%20supplementary%20appeal.pdf&lt;/url&gt;&lt;/related-urls&gt;&lt;/urls&gt;&lt;/record&gt;&lt;/Cite&gt;&lt;/EndNote&gt;</w:instrText>
       </w:r>
       <w:r>
         <w:fldChar w:fldCharType="separate"/>
@@ -7250,7 +7643,7 @@
         <w:rPr>
           <w:noProof/>
         </w:rPr>
-        <w:t>[31]</w:t>
+        <w:t>[36]</w:t>
       </w:r>
       <w:r>
         <w:fldChar w:fldCharType="end"/>
@@ -7289,7 +7682,7 @@
         <w:fldChar w:fldCharType="begin"/>
       </w:r>
       <w:r>
-        <w:instrText xml:space="preserve"> ADDIN EN.CITE &lt;EndNote&gt;&lt;Cite&gt;&lt;Author&gt;Valera Marin&lt;/Author&gt;&lt;Year&gt;2023&lt;/Year&gt;&lt;RecNum&gt;28&lt;/RecNum&gt;&lt;DisplayText&gt;[23]&lt;/DisplayText&gt;&lt;record&gt;&lt;rec-number&gt;28&lt;/rec-number&gt;&lt;foreign-keys&gt;&lt;key app="EN" db-id="vvp2e2z04xerd3ere26p9zrrr25twrz5z55t" timestamp="1744046852"&gt;28&lt;/key&gt;&lt;/foreign-keys&gt;&lt;ref-type name="Journal Article"&gt;17&lt;/ref-type&gt;&lt;contributors&gt;&lt;authors&gt;&lt;author&gt;Valera Marin, Aymara M&lt;/author&gt;&lt;author&gt;Miranda Delgado, Rafael Gustavo&lt;/author&gt;&lt;/authors&gt;&lt;/contributors&gt;&lt;titles&gt;&lt;title&gt;Instrumentalización de la migración venezolana en las elecciones presidenciales de Colombia (2018) y Perú (2021). Un análisis crítico del discurso&lt;/title&gt;&lt;secondary-title&gt;Discursos del sur&lt;/secondary-title&gt;&lt;/titles&gt;&lt;periodical&gt;&lt;full-title&gt;Discursos del sur&lt;/full-title&gt;&lt;/periodical&gt;&lt;pages&gt;247-267&lt;/pages&gt;&lt;number&gt;11&lt;/number&gt;&lt;dates&gt;&lt;year&gt;2023&lt;/year&gt;&lt;/dates&gt;&lt;isbn&gt;2617-2291&lt;/isbn&gt;&lt;urls&gt;&lt;/urls&gt;&lt;/record&gt;&lt;/Cite&gt;&lt;/EndNote&gt;</w:instrText>
+        <w:instrText xml:space="preserve"> ADDIN EN.CITE &lt;EndNote&gt;&lt;Cite&gt;&lt;Author&gt;Valera Marin&lt;/Author&gt;&lt;Year&gt;2023&lt;/Year&gt;&lt;RecNum&gt;28&lt;/RecNum&gt;&lt;DisplayText&gt;[28]&lt;/DisplayText&gt;&lt;record&gt;&lt;rec-number&gt;28&lt;/rec-number&gt;&lt;foreign-keys&gt;&lt;key app="EN" db-id="vvp2e2z04xerd3ere26p9zrrr25twrz5z55t" timestamp="1744046852"&gt;28&lt;/key&gt;&lt;/foreign-keys&gt;&lt;ref-type name="Journal Article"&gt;17&lt;/ref-type&gt;&lt;contributors&gt;&lt;authors&gt;&lt;author&gt;Valera Marin, Aymara M&lt;/author&gt;&lt;author&gt;Miranda Delgado, Rafael Gustavo&lt;/author&gt;&lt;/authors&gt;&lt;/contributors&gt;&lt;titles&gt;&lt;title&gt;Instrumentalización de la migración venezolana en las elecciones presidenciales de Colombia (2018) y Perú (2021). Un análisis crítico del discurso&lt;/title&gt;&lt;secondary-title&gt;Discursos del sur&lt;/secondary-title&gt;&lt;/titles&gt;&lt;periodical&gt;&lt;full-title&gt;Discursos del sur&lt;/full-title&gt;&lt;/periodical&gt;&lt;pages&gt;247-267&lt;/pages&gt;&lt;number&gt;11&lt;/number&gt;&lt;dates&gt;&lt;year&gt;2023&lt;/year&gt;&lt;/dates&gt;&lt;isbn&gt;2617-2291&lt;/isbn&gt;&lt;urls&gt;&lt;/urls&gt;&lt;/record&gt;&lt;/Cite&gt;&lt;/EndNote&gt;</w:instrText>
       </w:r>
       <w:r>
         <w:fldChar w:fldCharType="separate"/>
@@ -7298,7 +7691,7 @@
         <w:rPr>
           <w:noProof/>
         </w:rPr>
-        <w:t>[23]</w:t>
+        <w:t>[28]</w:t>
       </w:r>
       <w:r>
         <w:fldChar w:fldCharType="end"/>
@@ -7324,7 +7717,7 @@
         <w:fldChar w:fldCharType="begin"/>
       </w:r>
       <w:r>
-        <w:instrText xml:space="preserve"> ADDIN EN.CITE &lt;EndNote&gt;&lt;Cite&gt;&lt;Author&gt;Bilewicz&lt;/Author&gt;&lt;Year&gt;2020&lt;/Year&gt;&lt;RecNum&gt;8&lt;/RecNum&gt;&lt;DisplayText&gt;[32, 33]&lt;/DisplayText&gt;&lt;record&gt;&lt;rec-number&gt;8&lt;/rec-number&gt;&lt;foreign-keys&gt;&lt;key app="EN" db-id="vvp2e2z04xerd3ere26p9zrrr25twrz5z55t" timestamp="1717014861"&gt;8&lt;/key&gt;&lt;/foreign-keys&gt;&lt;ref-type name="Journal Article"&gt;17&lt;/ref-type&gt;&lt;contributors&gt;&lt;authors&gt;&lt;author&gt;Bilewicz, Michał&lt;/author&gt;&lt;author&gt;Soral, Wiktor&lt;/author&gt;&lt;/authors&gt;&lt;/contributors&gt;&lt;titles&gt;&lt;title&gt;Hate Speech Epidemic. The Dynamic Effects of Derogatory Language on Intergroup Relations and Political Radicalization&lt;/title&gt;&lt;secondary-title&gt;Political Psychology&lt;/secondary-title&gt;&lt;/titles&gt;&lt;periodical&gt;&lt;full-title&gt;Political Psychology&lt;/full-title&gt;&lt;/periodical&gt;&lt;volume&gt;41&lt;/volume&gt;&lt;dates&gt;&lt;year&gt;2020&lt;/year&gt;&lt;pub-dates&gt;&lt;date&gt;06/19&lt;/date&gt;&lt;/pub-dates&gt;&lt;/dates&gt;&lt;urls&gt;&lt;/urls&gt;&lt;electronic-resource-num&gt;10.1111/pops.12670&lt;/electronic-resource-num&gt;&lt;/record&gt;&lt;/Cite&gt;&lt;Cite&gt;&lt;Author&gt;Soral&lt;/Author&gt;&lt;Year&gt;2018&lt;/Year&gt;&lt;RecNum&gt;29&lt;/RecNum&gt;&lt;record&gt;&lt;rec-number&gt;29&lt;/rec-number&gt;&lt;foreign-keys&gt;&lt;key app="EN" db-id="vvp2e2z04xerd3ere26p9zrrr25twrz5z55t" timestamp="1744047139"&gt;29&lt;/key&gt;&lt;/foreign-keys&gt;&lt;ref-type name="Journal Article"&gt;17&lt;/ref-type&gt;&lt;contributors&gt;&lt;authors&gt;&lt;author&gt;Soral, Wiktor&lt;/author&gt;&lt;author&gt;Bilewicz, Michał&lt;/author&gt;&lt;author&gt;Winiewski, Mikołaj&lt;/author&gt;&lt;/authors&gt;&lt;/contributors&gt;&lt;titles&gt;&lt;title&gt;Exposure to hate speech increases prejudice through desensitization&lt;/title&gt;&lt;secondary-title&gt;Aggressive behavior&lt;/secondary-title&gt;&lt;/titles&gt;&lt;periodical&gt;&lt;full-title&gt;Aggressive behavior&lt;/full-title&gt;&lt;/periodical&gt;&lt;pages&gt;136-146&lt;/pages&gt;&lt;volume&gt;44&lt;/volume&gt;&lt;number&gt;2&lt;/number&gt;&lt;dates&gt;&lt;year&gt;2018&lt;/year&gt;&lt;/dates&gt;&lt;isbn&gt;0096-140X&lt;/isbn&gt;&lt;urls&gt;&lt;/urls&gt;&lt;/record&gt;&lt;/Cite&gt;&lt;/EndNote&gt;</w:instrText>
+        <w:instrText xml:space="preserve"> ADDIN EN.CITE &lt;EndNote&gt;&lt;Cite&gt;&lt;Author&gt;Bilewicz&lt;/Author&gt;&lt;Year&gt;2020&lt;/Year&gt;&lt;RecNum&gt;8&lt;/RecNum&gt;&lt;DisplayText&gt;[37, 38]&lt;/DisplayText&gt;&lt;record&gt;&lt;rec-number&gt;8&lt;/rec-number&gt;&lt;foreign-keys&gt;&lt;key app="EN" db-id="vvp2e2z04xerd3ere26p9zrrr25twrz5z55t" timestamp="1717014861"&gt;8&lt;/key&gt;&lt;/foreign-keys&gt;&lt;ref-type name="Journal Article"&gt;17&lt;/ref-type&gt;&lt;contributors&gt;&lt;authors&gt;&lt;author&gt;Bilewicz, Michał&lt;/author&gt;&lt;author&gt;Soral, Wiktor&lt;/author&gt;&lt;/authors&gt;&lt;/contributors&gt;&lt;titles&gt;&lt;title&gt;Hate Speech Epidemic. The Dynamic Effects of Derogatory Language on Intergroup Relations and Political Radicalization&lt;/title&gt;&lt;secondary-title&gt;Political Psychology&lt;/secondary-title&gt;&lt;/titles&gt;&lt;periodical&gt;&lt;full-title&gt;Political Psychology&lt;/full-title&gt;&lt;/periodical&gt;&lt;volume&gt;41&lt;/volume&gt;&lt;dates&gt;&lt;year&gt;2020&lt;/year&gt;&lt;pub-dates&gt;&lt;date&gt;06/19&lt;/date&gt;&lt;/pub-dates&gt;&lt;/dates&gt;&lt;urls&gt;&lt;/urls&gt;&lt;electronic-resource-num&gt;10.1111/pops.12670&lt;/electronic-resource-num&gt;&lt;/record&gt;&lt;/Cite&gt;&lt;Cite&gt;&lt;Author&gt;Soral&lt;/Author&gt;&lt;Year&gt;2018&lt;/Year&gt;&lt;RecNum&gt;29&lt;/RecNum&gt;&lt;record&gt;&lt;rec-number&gt;29&lt;/rec-number&gt;&lt;foreign-keys&gt;&lt;key app="EN" db-id="vvp2e2z04xerd3ere26p9zrrr25twrz5z55t" timestamp="1744047139"&gt;29&lt;/key&gt;&lt;/foreign-keys&gt;&lt;ref-type name="Journal Article"&gt;17&lt;/ref-type&gt;&lt;contributors&gt;&lt;authors&gt;&lt;author&gt;Soral, Wiktor&lt;/author&gt;&lt;author&gt;Bilewicz, Michał&lt;/author&gt;&lt;author&gt;Winiewski, Mikołaj&lt;/author&gt;&lt;/authors&gt;&lt;/contributors&gt;&lt;titles&gt;&lt;title&gt;Exposure to hate speech increases prejudice through desensitization&lt;/title&gt;&lt;secondary-title&gt;Aggressive behavior&lt;/secondary-title&gt;&lt;/titles&gt;&lt;periodical&gt;&lt;full-title&gt;Aggressive behavior&lt;/full-title&gt;&lt;/periodical&gt;&lt;pages&gt;136-146&lt;/pages&gt;&lt;volume&gt;44&lt;/volume&gt;&lt;number&gt;2&lt;/number&gt;&lt;dates&gt;&lt;year&gt;2018&lt;/year&gt;&lt;/dates&gt;&lt;isbn&gt;0096-140X&lt;/isbn&gt;&lt;urls&gt;&lt;/urls&gt;&lt;/record&gt;&lt;/Cite&gt;&lt;/EndNote&gt;</w:instrText>
       </w:r>
       <w:r>
         <w:fldChar w:fldCharType="separate"/>
@@ -7333,7 +7726,7 @@
         <w:rPr>
           <w:noProof/>
         </w:rPr>
-        <w:t>[32, 33]</w:t>
+        <w:t>[37, 38]</w:t>
       </w:r>
       <w:r>
         <w:fldChar w:fldCharType="end"/>
@@ -7400,7 +7793,6 @@
     </w:p>
     <w:p>
       <w:r>
-        <w:lastRenderedPageBreak/>
         <w:t>To assess whether the use of these terms carried a negative emotional tone, we analyzed the monthly proportion of tweets containing veneco and veneca that were classified as negative in tone (</w:t>
       </w:r>
       <w:r>
@@ -7438,7 +7830,7 @@
           <w:noProof/>
         </w:rPr>
         <w:drawing>
-          <wp:inline distT="0" distB="0" distL="0" distR="0" wp14:anchorId="22949AFF" wp14:editId="72BA4DA3">
+          <wp:inline distT="0" distB="0" distL="0" distR="0" wp14:anchorId="22949AFF" wp14:editId="0B58A215">
             <wp:extent cx="6400800" cy="1991909"/>
             <wp:effectExtent l="0" t="0" r="0" b="2540"/>
             <wp:docPr id="207242814" name="Picture 9" descr="A graph with blue and orange lines&#10;&#10;Description automatically generated"/>
@@ -7612,7 +8004,7 @@
         <w:fldChar w:fldCharType="begin"/>
       </w:r>
       <w:r>
-        <w:instrText xml:space="preserve"> ADDIN EN.CITE &lt;EndNote&gt;&lt;Cite&gt;&lt;Author&gt;Bilewicz&lt;/Author&gt;&lt;Year&gt;2020&lt;/Year&gt;&lt;RecNum&gt;8&lt;/RecNum&gt;&lt;DisplayText&gt;[32, 33]&lt;/DisplayText&gt;&lt;record&gt;&lt;rec-number&gt;8&lt;/rec-number&gt;&lt;foreign-keys&gt;&lt;key app="EN" db-id="vvp2e2z04xerd3ere26p9zrrr25twrz5z55t" timestamp="1717014861"&gt;8&lt;/key&gt;&lt;/foreign-keys&gt;&lt;ref-type name="Journal Article"&gt;17&lt;/ref-type&gt;&lt;contributors&gt;&lt;authors&gt;&lt;author&gt;Bilewicz, Michał&lt;/author&gt;&lt;author&gt;Soral, Wiktor&lt;/author&gt;&lt;/authors&gt;&lt;/contributors&gt;&lt;titles&gt;&lt;title&gt;Hate Speech Epidemic. The Dynamic Effects of Derogatory Language on Intergroup Relations and Political Radicalization&lt;/title&gt;&lt;secondary-title&gt;Political Psychology&lt;/secondary-title&gt;&lt;/titles&gt;&lt;periodical&gt;&lt;full-title&gt;Political Psychology&lt;/full-title&gt;&lt;/periodical&gt;&lt;volume&gt;41&lt;/volume&gt;&lt;dates&gt;&lt;year&gt;2020&lt;/year&gt;&lt;pub-dates&gt;&lt;date&gt;06/19&lt;/date&gt;&lt;/pub-dates&gt;&lt;/dates&gt;&lt;urls&gt;&lt;/urls&gt;&lt;electronic-resource-num&gt;10.1111/pops.12670&lt;/electronic-resource-num&gt;&lt;/record&gt;&lt;/Cite&gt;&lt;Cite&gt;&lt;Author&gt;Soral&lt;/Author&gt;&lt;Year&gt;2018&lt;/Year&gt;&lt;RecNum&gt;29&lt;/RecNum&gt;&lt;record&gt;&lt;rec-number&gt;29&lt;/rec-number&gt;&lt;foreign-keys&gt;&lt;key app="EN" db-id="vvp2e2z04xerd3ere26p9zrrr25twrz5z55t" timestamp="1744047139"&gt;29&lt;/key&gt;&lt;/foreign-keys&gt;&lt;ref-type name="Journal Article"&gt;17&lt;/ref-type&gt;&lt;contributors&gt;&lt;authors&gt;&lt;author&gt;Soral, Wiktor&lt;/author&gt;&lt;author&gt;Bilewicz, Michał&lt;/author&gt;&lt;author&gt;Winiewski, Mikołaj&lt;/author&gt;&lt;/authors&gt;&lt;/contributors&gt;&lt;titles&gt;&lt;title&gt;Exposure to hate speech increases prejudice through desensitization&lt;/title&gt;&lt;secondary-title&gt;Aggressive behavior&lt;/secondary-title&gt;&lt;/titles&gt;&lt;periodical&gt;&lt;full-title&gt;Aggressive behavior&lt;/full-title&gt;&lt;/periodical&gt;&lt;pages&gt;136-146&lt;/pages&gt;&lt;volume&gt;44&lt;/volume&gt;&lt;number&gt;2&lt;/number&gt;&lt;dates&gt;&lt;year&gt;2018&lt;/year&gt;&lt;/dates&gt;&lt;isbn&gt;0096-140X&lt;/isbn&gt;&lt;urls&gt;&lt;/urls&gt;&lt;/record&gt;&lt;/Cite&gt;&lt;/EndNote&gt;</w:instrText>
+        <w:instrText xml:space="preserve"> ADDIN EN.CITE &lt;EndNote&gt;&lt;Cite&gt;&lt;Author&gt;Bilewicz&lt;/Author&gt;&lt;Year&gt;2020&lt;/Year&gt;&lt;RecNum&gt;8&lt;/RecNum&gt;&lt;DisplayText&gt;[37, 38]&lt;/DisplayText&gt;&lt;record&gt;&lt;rec-number&gt;8&lt;/rec-number&gt;&lt;foreign-keys&gt;&lt;key app="EN" db-id="vvp2e2z04xerd3ere26p9zrrr25twrz5z55t" timestamp="1717014861"&gt;8&lt;/key&gt;&lt;/foreign-keys&gt;&lt;ref-type name="Journal Article"&gt;17&lt;/ref-type&gt;&lt;contributors&gt;&lt;authors&gt;&lt;author&gt;Bilewicz, Michał&lt;/author&gt;&lt;author&gt;Soral, Wiktor&lt;/author&gt;&lt;/authors&gt;&lt;/contributors&gt;&lt;titles&gt;&lt;title&gt;Hate Speech Epidemic. The Dynamic Effects of Derogatory Language on Intergroup Relations and Political Radicalization&lt;/title&gt;&lt;secondary-title&gt;Political Psychology&lt;/secondary-title&gt;&lt;/titles&gt;&lt;periodical&gt;&lt;full-title&gt;Political Psychology&lt;/full-title&gt;&lt;/periodical&gt;&lt;volume&gt;41&lt;/volume&gt;&lt;dates&gt;&lt;year&gt;2020&lt;/year&gt;&lt;pub-dates&gt;&lt;date&gt;06/19&lt;/date&gt;&lt;/pub-dates&gt;&lt;/dates&gt;&lt;urls&gt;&lt;/urls&gt;&lt;electronic-resource-num&gt;10.1111/pops.12670&lt;/electronic-resource-num&gt;&lt;/record&gt;&lt;/Cite&gt;&lt;Cite&gt;&lt;Author&gt;Soral&lt;/Author&gt;&lt;Year&gt;2018&lt;/Year&gt;&lt;RecNum&gt;29&lt;/RecNum&gt;&lt;record&gt;&lt;rec-number&gt;29&lt;/rec-number&gt;&lt;foreign-keys&gt;&lt;key app="EN" db-id="vvp2e2z04xerd3ere26p9zrrr25twrz5z55t" timestamp="1744047139"&gt;29&lt;/key&gt;&lt;/foreign-keys&gt;&lt;ref-type name="Journal Article"&gt;17&lt;/ref-type&gt;&lt;contributors&gt;&lt;authors&gt;&lt;author&gt;Soral, Wiktor&lt;/author&gt;&lt;author&gt;Bilewicz, Michał&lt;/author&gt;&lt;author&gt;Winiewski, Mikołaj&lt;/author&gt;&lt;/authors&gt;&lt;/contributors&gt;&lt;titles&gt;&lt;title&gt;Exposure to hate speech increases prejudice through desensitization&lt;/title&gt;&lt;secondary-title&gt;Aggressive behavior&lt;/secondary-title&gt;&lt;/titles&gt;&lt;periodical&gt;&lt;full-title&gt;Aggressive behavior&lt;/full-title&gt;&lt;/periodical&gt;&lt;pages&gt;136-146&lt;/pages&gt;&lt;volume&gt;44&lt;/volume&gt;&lt;number&gt;2&lt;/number&gt;&lt;dates&gt;&lt;year&gt;2018&lt;/year&gt;&lt;/dates&gt;&lt;isbn&gt;0096-140X&lt;/isbn&gt;&lt;urls&gt;&lt;/urls&gt;&lt;/record&gt;&lt;/Cite&gt;&lt;/EndNote&gt;</w:instrText>
       </w:r>
       <w:r>
         <w:fldChar w:fldCharType="separate"/>
@@ -7621,7 +8013,7 @@
         <w:rPr>
           <w:noProof/>
         </w:rPr>
-        <w:t>[32, 33]</w:t>
+        <w:t>[37, 38]</w:t>
       </w:r>
       <w:r>
         <w:fldChar w:fldCharType="end"/>
@@ -7632,7 +8024,6 @@
     </w:p>
     <w:p>
       <w:r>
-        <w:lastRenderedPageBreak/>
         <w:t xml:space="preserve">Overall, the tone analysis reinforces and extends the findings from the term frequency analysis. While the absolute use of </w:t>
       </w:r>
       <w:r>
@@ -7659,7 +8050,7 @@
         <w:fldChar w:fldCharType="begin"/>
       </w:r>
       <w:r>
-        <w:instrText xml:space="preserve"> ADDIN EN.CITE &lt;EndNote&gt;&lt;Cite&gt;&lt;Author&gt;Cervone&lt;/Author&gt;&lt;Year&gt;2021&lt;/Year&gt;&lt;RecNum&gt;7&lt;/RecNum&gt;&lt;DisplayText&gt;[14, 34]&lt;/DisplayText&gt;&lt;record&gt;&lt;rec-number&gt;7&lt;/rec-number&gt;&lt;foreign-keys&gt;&lt;key app="EN" db-id="vvp2e2z04xerd3ere26p9zrrr25twrz5z55t" timestamp="1717014861"&gt;7&lt;/key&gt;&lt;/foreign-keys&gt;&lt;ref-type name="Journal Article"&gt;17&lt;/ref-type&gt;&lt;contributors&gt;&lt;authors&gt;&lt;author&gt;Cervone, Carmen&lt;/author&gt;&lt;author&gt;Augoustinos, Martha&lt;/author&gt;&lt;author&gt;Maass, Anne&lt;/author&gt;&lt;/authors&gt;&lt;/contributors&gt;&lt;titles&gt;&lt;title&gt;The Language of Derogation and Hate: Functions, Consequences, and Reappropriation&lt;/title&gt;&lt;secondary-title&gt;Journal of Language and Social Psychology&lt;/secondary-title&gt;&lt;/titles&gt;&lt;periodical&gt;&lt;full-title&gt;Journal of Language and Social Psychology&lt;/full-title&gt;&lt;/periodical&gt;&lt;pages&gt;80-101&lt;/pages&gt;&lt;volume&gt;40&lt;/volume&gt;&lt;number&gt;1&lt;/number&gt;&lt;keywords&gt;&lt;keyword&gt;derogatory language,hate speech,linguistic reappropriation,incivility,discrimination&lt;/keyword&gt;&lt;/keywords&gt;&lt;dates&gt;&lt;year&gt;2021&lt;/year&gt;&lt;/dates&gt;&lt;urls&gt;&lt;related-urls&gt;&lt;url&gt;https://journals.sagepub.com/doi/abs/10.1177/0261927X20967394&lt;/url&gt;&lt;/related-urls&gt;&lt;/urls&gt;&lt;electronic-resource-num&gt;10.1177/0261927x20967394&lt;/electronic-resource-num&gt;&lt;/record&gt;&lt;/Cite&gt;&lt;Cite&gt;&lt;Author&gt;Shrivastava&lt;/Author&gt;&lt;Year&gt;2020&lt;/Year&gt;&lt;RecNum&gt;9&lt;/RecNum&gt;&lt;record&gt;&lt;rec-number&gt;9&lt;/rec-number&gt;&lt;foreign-keys&gt;&lt;key app="EN" db-id="vvp2e2z04xerd3ere26p9zrrr25twrz5z55t" timestamp="1717014861"&gt;9&lt;/key&gt;&lt;/foreign-keys&gt;&lt;ref-type name="Newspaper Article"&gt;23&lt;/ref-type&gt;&lt;contributors&gt;&lt;authors&gt;&lt;author&gt;Shrivastava, J.&lt;/author&gt;&lt;/authors&gt;&lt;/contributors&gt;&lt;titles&gt;&lt;title&gt;The Violence Of Language: A Feminist Take On The ‘Culture’ Of Abuses&lt;/title&gt;&lt;secondary-title&gt;Feminism In India&lt;/secondary-title&gt;&lt;/titles&gt;&lt;dates&gt;&lt;year&gt;2020&lt;/year&gt;&lt;pub-dates&gt;&lt;date&gt;February 3&lt;/date&gt;&lt;/pub-dates&gt;&lt;/dates&gt;&lt;urls&gt;&lt;related-urls&gt;&lt;url&gt;https://feminisminindia.com/2020/02/03/violence-language-feminist-culture-of-abuses/&lt;/url&gt;&lt;/related-urls&gt;&lt;/urls&gt;&lt;/record&gt;&lt;/Cite&gt;&lt;/EndNote&gt;</w:instrText>
+        <w:instrText xml:space="preserve"> ADDIN EN.CITE &lt;EndNote&gt;&lt;Cite&gt;&lt;Author&gt;Cervone&lt;/Author&gt;&lt;Year&gt;2021&lt;/Year&gt;&lt;RecNum&gt;7&lt;/RecNum&gt;&lt;DisplayText&gt;[19, 39]&lt;/DisplayText&gt;&lt;record&gt;&lt;rec-number&gt;7&lt;/rec-number&gt;&lt;foreign-keys&gt;&lt;key app="EN" db-id="vvp2e2z04xerd3ere26p9zrrr25twrz5z55t" timestamp="1717014861"&gt;7&lt;/key&gt;&lt;/foreign-keys&gt;&lt;ref-type name="Journal Article"&gt;17&lt;/ref-type&gt;&lt;contributors&gt;&lt;authors&gt;&lt;author&gt;Cervone, Carmen&lt;/author&gt;&lt;author&gt;Augoustinos, Martha&lt;/author&gt;&lt;author&gt;Maass, Anne&lt;/author&gt;&lt;/authors&gt;&lt;/contributors&gt;&lt;titles&gt;&lt;title&gt;The Language of Derogation and Hate: Functions, Consequences, and Reappropriation&lt;/title&gt;&lt;secondary-title&gt;Journal of Language and Social Psychology&lt;/secondary-title&gt;&lt;/titles&gt;&lt;periodical&gt;&lt;full-title&gt;Journal of Language and Social Psychology&lt;/full-title&gt;&lt;/periodical&gt;&lt;pages&gt;80-101&lt;/pages&gt;&lt;volume&gt;40&lt;/volume&gt;&lt;number&gt;1&lt;/number&gt;&lt;keywords&gt;&lt;keyword&gt;derogatory language,hate speech,linguistic reappropriation,incivility,discrimination&lt;/keyword&gt;&lt;/keywords&gt;&lt;dates&gt;&lt;year&gt;2021&lt;/year&gt;&lt;/dates&gt;&lt;urls&gt;&lt;related-urls&gt;&lt;url&gt;https://journals.sagepub.com/doi/abs/10.1177/0261927X20967394&lt;/url&gt;&lt;/related-urls&gt;&lt;/urls&gt;&lt;electronic-resource-num&gt;10.1177/0261927x20967394&lt;/electronic-resource-num&gt;&lt;/record&gt;&lt;/Cite&gt;&lt;Cite&gt;&lt;Author&gt;Shrivastava&lt;/Author&gt;&lt;Year&gt;2020&lt;/Year&gt;&lt;RecNum&gt;9&lt;/RecNum&gt;&lt;record&gt;&lt;rec-number&gt;9&lt;/rec-number&gt;&lt;foreign-keys&gt;&lt;key app="EN" db-id="vvp2e2z04xerd3ere26p9zrrr25twrz5z55t" timestamp="1717014861"&gt;9&lt;/key&gt;&lt;/foreign-keys&gt;&lt;ref-type name="Newspaper Article"&gt;23&lt;/ref-type&gt;&lt;contributors&gt;&lt;authors&gt;&lt;author&gt;Shrivastava, J.&lt;/author&gt;&lt;/authors&gt;&lt;/contributors&gt;&lt;titles&gt;&lt;title&gt;The Violence Of Language: A Feminist Take On The ‘Culture’ Of Abuses&lt;/title&gt;&lt;secondary-title&gt;Feminism In India&lt;/secondary-title&gt;&lt;/titles&gt;&lt;dates&gt;&lt;year&gt;2020&lt;/year&gt;&lt;pub-dates&gt;&lt;date&gt;February 3&lt;/date&gt;&lt;/pub-dates&gt;&lt;/dates&gt;&lt;urls&gt;&lt;related-urls&gt;&lt;url&gt;https://feminisminindia.com/2020/02/03/violence-language-feminist-culture-of-abuses/&lt;/url&gt;&lt;/related-urls&gt;&lt;/urls&gt;&lt;/record&gt;&lt;/Cite&gt;&lt;/EndNote&gt;</w:instrText>
       </w:r>
       <w:r>
         <w:fldChar w:fldCharType="separate"/>
@@ -7668,7 +8059,7 @@
         <w:rPr>
           <w:noProof/>
         </w:rPr>
-        <w:t>[14, 34]</w:t>
+        <w:t>[19, 39]</w:t>
       </w:r>
       <w:r>
         <w:fldChar w:fldCharType="end"/>
@@ -7768,7 +8159,7 @@
           <w:color w:val="000000" w:themeColor="text1"/>
           <w:shd w:val="clear" w:color="auto" w:fill="E6E6E6"/>
         </w:rPr>
-        <w:instrText xml:space="preserve"> ADDIN EN.CITE &lt;EndNote&gt;&lt;Cite&gt;&lt;Author&gt;Vick&lt;/Author&gt;&lt;Year&gt;2021&lt;/Year&gt;&lt;RecNum&gt;26&lt;/RecNum&gt;&lt;DisplayText&gt;[35]&lt;/DisplayText&gt;&lt;record&gt;&lt;rec-number&gt;26&lt;/rec-number&gt;&lt;foreign-keys&gt;&lt;key app="EN" db-id="pfvrwzf9o9fd5bepwfvpardwp2tz9dswadw2" timestamp="1679588477" guid="75558fc2-1d87-44b7-9155-2ba6a66bc5e1"&gt;26&lt;/key&gt;&lt;/foreign-keys&gt;&lt;ref-type name="Newspaper Article"&gt;23&lt;/ref-type&gt;&lt;contributors&gt;&lt;authors&gt;&lt;author&gt;Vick, K&lt;/author&gt;&lt;/authors&gt;&lt;/contributors&gt;&lt;titles&gt;&lt;title&gt;&amp;apos;You Don’t Have to Be Rich to Do the Right Thing.&amp;apos; Colombia&amp;apos;s President Iván Duque on Welcoming Venezuelan Refugees&lt;/title&gt;&lt;secondary-title&gt;TIME&lt;/secondary-title&gt;&lt;/titles&gt;&lt;dates&gt;&lt;year&gt;2021&lt;/year&gt;&lt;pub-dates&gt;&lt;date&gt;March 20&lt;/date&gt;&lt;/pub-dates&gt;&lt;/dates&gt;&lt;urls&gt;&lt;related-urls&gt;&lt;url&gt;https://time.com/5947726/venezuelan-refugees-colombia/&lt;/url&gt;&lt;/related-urls&gt;&lt;/urls&gt;&lt;/record&gt;&lt;/Cite&gt;&lt;/EndNote&gt;</w:instrText>
+        <w:instrText xml:space="preserve"> ADDIN EN.CITE &lt;EndNote&gt;&lt;Cite&gt;&lt;Author&gt;Vick&lt;/Author&gt;&lt;Year&gt;2021&lt;/Year&gt;&lt;RecNum&gt;26&lt;/RecNum&gt;&lt;DisplayText&gt;[40]&lt;/DisplayText&gt;&lt;record&gt;&lt;rec-number&gt;26&lt;/rec-number&gt;&lt;foreign-keys&gt;&lt;key app="EN" db-id="pfvrwzf9o9fd5bepwfvpardwp2tz9dswadw2" timestamp="1679588477" guid="75558fc2-1d87-44b7-9155-2ba6a66bc5e1"&gt;26&lt;/key&gt;&lt;/foreign-keys&gt;&lt;ref-type name="Newspaper Article"&gt;23&lt;/ref-type&gt;&lt;contributors&gt;&lt;authors&gt;&lt;author&gt;Vick, K&lt;/author&gt;&lt;/authors&gt;&lt;/contributors&gt;&lt;titles&gt;&lt;title&gt;&amp;apos;You Don’t Have to Be Rich to Do the Right Thing.&amp;apos; Colombia&amp;apos;s President Iván Duque on Welcoming Venezuelan Refugees&lt;/title&gt;&lt;secondary-title&gt;TIME&lt;/secondary-title&gt;&lt;/titles&gt;&lt;dates&gt;&lt;year&gt;2021&lt;/year&gt;&lt;pub-dates&gt;&lt;date&gt;March 20&lt;/date&gt;&lt;/pub-dates&gt;&lt;/dates&gt;&lt;urls&gt;&lt;related-urls&gt;&lt;url&gt;https://time.com/5947726/venezuelan-refugees-colombia/&lt;/url&gt;&lt;/related-urls&gt;&lt;/urls&gt;&lt;/record&gt;&lt;/Cite&gt;&lt;/EndNote&gt;</w:instrText>
       </w:r>
       <w:r>
         <w:rPr>
@@ -7783,7 +8174,7 @@
           <w:color w:val="000000" w:themeColor="text1"/>
           <w:shd w:val="clear" w:color="auto" w:fill="E6E6E6"/>
         </w:rPr>
-        <w:t>[35]</w:t>
+        <w:t>[40]</w:t>
       </w:r>
       <w:r>
         <w:rPr>
@@ -7812,13 +8203,87 @@
     <w:p/>
     <w:p>
       <w:pPr>
-        <w:pStyle w:val="Heading10"/>
-      </w:pPr>
-      <w:r>
-        <w:lastRenderedPageBreak/>
+        <w:pStyle w:val="heading10"/>
+        <w:numPr>
+          <w:ilvl w:val="0"/>
+          <w:numId w:val="12"/>
+        </w:numPr>
+      </w:pPr>
+      <w:r>
         <w:t>Conclusions</w:t>
       </w:r>
     </w:p>
+    <w:p>
+      <w:r>
+        <w:t xml:space="preserve">This study provided a multidimensional analysis of </w:t>
+      </w:r>
+      <w:r>
+        <w:t xml:space="preserve">the </w:t>
+      </w:r>
+      <w:r>
+        <w:t>Twitter discourse surrounding Venezuelan migration in Colombia, combining natural language processing (NLP), geolocation inference, sentiment classification, and manual annotation of pejorative terms. By examining 7.4 million tweets from 2014 to 2022, the research captured temporal, spatial, and linguistic dynamics that shape public perception of migrants in a digitally mediated environment.</w:t>
+      </w:r>
+    </w:p>
+    <w:p>
+      <w:r>
+        <w:t>Our findings underscore the central role that social media plays in reflecting and shaping public discourse on migration. Twitter has functioned not only as a platform for the diffusion of xenophobic sentiment but also as a space where empathetic and neutral narratives are amplified, particularly through retweeting behavior. The differential distribution of sentiment in original tweets versus retweets reveals an important corrective mechanism within the digital public sphere: while original posts often express immediate, affect-laden responses—especially during crises—retweets tend to elevate more neutral or constructive content, contributing to a moderating effect on the overall discourse.</w:t>
+      </w:r>
+    </w:p>
+    <w:p>
+      <w:r>
+        <w:t>Temporally, we observed that sentiment toward Venezuelan migrants fluctuates in close alignment with real-world events, including elections, deportation incidents, and the COVID-19 pandemic. Periods of political instability and socio-economic stress were associated with sharp increases in negative sentiment, supporting broader theories of scapegoating and social stress. However, these periods were also accompanied by the amplification of neutral or positive content, indicating a discursive tension between affective polarization and normative moderation.</w:t>
+      </w:r>
+    </w:p>
+    <w:p>
+      <w:r>
+        <w:t>Spatially, our analysis revealed that the tone of discourse varies across departments, but this variation is not merely a function of migrant concentration. Instead, socioeconomic indicators—particularly inequality and unemployment—showed a modest but statistically significant negative correlation with the proportion of positive tweets. This suggests that economic stressors may shape regional sentiment toward migrants, even after controlling for population size. These findings align with prior research that connects economic precarity with anti-immigrant attitudes while also demonstrating the value of integrating geospatial analysis into social media research.</w:t>
+      </w:r>
+    </w:p>
+    <w:p>
+      <w:r>
+        <w:t>The evolution and tone of the derogatory terms veneco and veneca offer further insight into the linguistic construction of xenophobia in the Colombian context. While their usage fluctuated over time, their emotional valence—particularly the prevalence of negative sentiment—intensified during moments of heightened political or economic pressure. Notably, the term veneca carried a consistently higher proportion of negative and gendered connotations, often used to sexually objectify Venezuelan women. This gendered dynamic reflects broader patterns of intersectional discrimination, where xenophobia is compounded by sexism and moral judgment.</w:t>
+      </w:r>
+    </w:p>
+    <w:p>
+      <w:r>
+        <w:t xml:space="preserve">Together, these findings illustrate that </w:t>
+      </w:r>
+      <w:r>
+        <w:t>a complex interplay of structural conditions, affective responses, and platform-specific dynamics shape online discourse about Venezuelan migrant</w:t>
+      </w:r>
+      <w:r>
+        <w:t xml:space="preserve">s. While hostile sentiments are prevalent, they coexist with narratives of solidarity, resistance to hate speech, and institutional messaging. This </w:t>
+      </w:r>
+      <w:r>
+        <w:t>highlights</w:t>
+      </w:r>
+      <w:r>
+        <w:t xml:space="preserve"> the importance of not treating social media as a unidimensional space of hostility but as a contested arena where competing narratives coexist and influence public perception.</w:t>
+      </w:r>
+    </w:p>
+    <w:p>
+      <w:r>
+        <w:t xml:space="preserve">For policymakers and civil society, these results offer critical insights. Understanding the discursive landscape of migration can inform strategies to counter xenophobia, promote inclusive messaging, and respond to misinformation. Moreover, monitoring social media sentiment can serve as an early warning system for </w:t>
+      </w:r>
+      <w:r>
+        <w:t>public mood shifts, particularly during</w:t>
+      </w:r>
+      <w:r>
+        <w:t xml:space="preserve"> political or economic upheaval. Future research might build on this work by exploring the role of influencers, bots, or media accounts in shaping discourse or by extending the analysis to other platforms and countries.</w:t>
+      </w:r>
+      <w:r>
+        <w:t xml:space="preserve"> </w:t>
+      </w:r>
+      <w:r>
+        <w:t>Ultimately, this study demonstrates the power of combining computational and qualitative methods to analyze migration discourse at scale. As migration continues to be a defining issue in the region, such approaches will be increasingly essential for understanding</w:t>
+      </w:r>
+      <w:r>
+        <w:t xml:space="preserve"> and shaping the narratives surrounding</w:t>
+      </w:r>
+      <w:r>
+        <w:t xml:space="preserve"> it.</w:t>
+      </w:r>
+    </w:p>
     <w:p/>
     <w:p>
       <w:r>
@@ -7827,7 +8292,7 @@
     </w:p>
     <w:p>
       <w:pPr>
-        <w:pStyle w:val="Heading10"/>
+        <w:pStyle w:val="Heading1"/>
         <w:rPr>
           <w:lang w:val="es-ES_tradnl"/>
         </w:rPr>
@@ -7837,7 +8302,6 @@
         <w:rPr>
           <w:lang w:val="es-ES_tradnl"/>
         </w:rPr>
-        <w:lastRenderedPageBreak/>
         <w:t>References</w:t>
       </w:r>
       <w:proofErr w:type="spellEnd"/>
@@ -8126,16 +8590,16 @@
       </w:r>
       <w:r>
         <w:tab/>
-        <w:t xml:space="preserve">Bitar, S., </w:t>
+        <w:t xml:space="preserve">United Nations, D.o.E. and P.D. Social Affairs, </w:t>
       </w:r>
       <w:r>
         <w:rPr>
           <w:i/>
         </w:rPr>
-        <w:t>Migration in Colombia and Public Policy Responses</w:t>
-      </w:r>
-      <w:r>
-        <w:t>. 2023, United Nations Development Programme (UNDP).</w:t>
+        <w:t>World Population Prospects 2024, Online Edition</w:t>
+      </w:r>
+      <w:r>
+        <w:t>. 2024: United Nations.</w:t>
       </w:r>
     </w:p>
     <w:p>
@@ -8149,25 +8613,16 @@
       </w:r>
       <w:r>
         <w:tab/>
-        <w:t xml:space="preserve">Zhou, X., et al. </w:t>
+        <w:t xml:space="preserve">Baldrich Luna, E.E., et al., </w:t>
       </w:r>
       <w:r>
         <w:rPr>
           <w:i/>
         </w:rPr>
-        <w:t>Sentiment analysis on tweets for social events</w:t>
-      </w:r>
-      <w:r>
-        <w:t xml:space="preserve">. in </w:t>
-      </w:r>
-      <w:r>
-        <w:rPr>
-          <w:i/>
-        </w:rPr>
-        <w:t>Proceedings of the 2013 IEEE 17th international conference on computer supported cooperative work in design (CSCWD)</w:t>
-      </w:r>
-      <w:r>
-        <w:t>. 2013. IEEE.</w:t>
+        <w:t>Informe final capstone-Barómetro de xenofobia hacia migrantes venezolanos.</w:t>
+      </w:r>
+      <w:r>
+        <w:t xml:space="preserve"> 2022.</w:t>
       </w:r>
     </w:p>
     <w:p>
@@ -8181,25 +8636,25 @@
       </w:r>
       <w:r>
         <w:tab/>
-        <w:t xml:space="preserve">Armstrong, C., et al., </w:t>
+        <w:t xml:space="preserve">Hussein, A. and E. Nye, </w:t>
       </w:r>
       <w:r>
         <w:rPr>
           <w:i/>
         </w:rPr>
-        <w:t>Challenges when identifying migration from geo-located Twitter data.</w:t>
-      </w:r>
-      <w:r>
-        <w:t xml:space="preserve"> EPJ Data Science, 2021. </w:t>
+        <w:t>Beyond the narrative: Colombia and the Venezuelan migrants.</w:t>
+      </w:r>
+      <w:r>
+        <w:t xml:space="preserve"> Global Policy, 2024. </w:t>
       </w:r>
       <w:r>
         <w:rPr>
           <w:b/>
         </w:rPr>
-        <w:t>10</w:t>
-      </w:r>
-      <w:r>
-        <w:t>(1): p. 1.</w:t>
+        <w:t>15</w:t>
+      </w:r>
+      <w:r>
+        <w:t>: p. 83-92.</w:t>
       </w:r>
     </w:p>
     <w:p>
@@ -8213,25 +8668,16 @@
       </w:r>
       <w:r>
         <w:tab/>
-        <w:t xml:space="preserve">Vochocová, L., </w:t>
+        <w:t xml:space="preserve">Bitar, S., </w:t>
       </w:r>
       <w:r>
         <w:rPr>
           <w:i/>
         </w:rPr>
-        <w:t>‘Frustrated women invite the immigrants to Europe’: Intersection of (xeno-) racism and sexism in online discussions on gender aspects of immigration.</w:t>
-      </w:r>
-      <w:r>
-        <w:t xml:space="preserve"> European Journal of Cultural Studies, 2021. </w:t>
-      </w:r>
-      <w:r>
-        <w:rPr>
-          <w:b/>
-        </w:rPr>
-        <w:t>24</w:t>
-      </w:r>
-      <w:r>
-        <w:t>(1): p. 333-349.</w:t>
+        <w:t>Migration in Colombia and Public Policy Responses</w:t>
+      </w:r>
+      <w:r>
+        <w:t>. 2023, United Nations Development Programme (UNDP).</w:t>
       </w:r>
     </w:p>
     <w:p>
@@ -8245,25 +8691,25 @@
       </w:r>
       <w:r>
         <w:tab/>
-        <w:t xml:space="preserve">Beach, C., </w:t>
+        <w:t xml:space="preserve">Fondevila-Gascón, J.-F. and M. Perelló-Sobrepere, </w:t>
       </w:r>
       <w:r>
         <w:rPr>
           <w:i/>
         </w:rPr>
-        <w:t>Frontera combustible: Conceptualising the state through the experiences of petrol smugglers in the Colombian/Venezuelan borderlands of Norte de Santander/Táchira.</w:t>
-      </w:r>
-      <w:r>
-        <w:t xml:space="preserve"> Journal of Extreme Anthropology, 2018. </w:t>
+        <w:t>The rise of Twitter in the Latin American landscape: a study of the most followed accounts in Brazil, Mexico, Argentina, Colombia and Venezuela.</w:t>
+      </w:r>
+      <w:r>
+        <w:t xml:space="preserve"> Revista Latinoamericana de Ciencias de la Comunicación, 2014. </w:t>
       </w:r>
       <w:r>
         <w:rPr>
           <w:b/>
         </w:rPr>
-        <w:t>2</w:t>
-      </w:r>
-      <w:r>
-        <w:t>(2): p. 42-60.</w:t>
+        <w:t>10</w:t>
+      </w:r>
+      <w:r>
+        <w:t>(19).</w:t>
       </w:r>
     </w:p>
     <w:p>
@@ -8277,25 +8723,25 @@
       </w:r>
       <w:r>
         <w:tab/>
-        <w:t xml:space="preserve">Cervone, C., M. Augoustinos, and A. Maass, </w:t>
+        <w:t xml:space="preserve">Zhou, X., et al. </w:t>
       </w:r>
       <w:r>
         <w:rPr>
           <w:i/>
         </w:rPr>
-        <w:t>The Language of Derogation and Hate: Functions, Consequences, and Reappropriation.</w:t>
-      </w:r>
-      <w:r>
-        <w:t xml:space="preserve"> Journal of Language and Social Psychology, 2021. </w:t>
-      </w:r>
-      <w:r>
-        <w:rPr>
-          <w:b/>
-        </w:rPr>
-        <w:t>40</w:t>
-      </w:r>
-      <w:r>
-        <w:t>(1): p. 80-101.</w:t>
+        <w:t>Sentiment analysis on tweets for social events</w:t>
+      </w:r>
+      <w:r>
+        <w:t xml:space="preserve">. in </w:t>
+      </w:r>
+      <w:r>
+        <w:rPr>
+          <w:i/>
+        </w:rPr>
+        <w:t>Proceedings of the 2013 IEEE 17th international conference on computer supported cooperative work in design (CSCWD)</w:t>
+      </w:r>
+      <w:r>
+        <w:t>. 2013. IEEE.</w:t>
       </w:r>
     </w:p>
     <w:p>
@@ -8309,25 +8755,25 @@
       </w:r>
       <w:r>
         <w:tab/>
-        <w:t xml:space="preserve">Venezuela”, P.M., </w:t>
+        <w:t xml:space="preserve">Armstrong, C., et al., </w:t>
       </w:r>
       <w:r>
         <w:rPr>
           <w:i/>
         </w:rPr>
-        <w:t>Is 'Veneco' an insult or is it an inclusive word?</w:t>
-      </w:r>
-      <w:r>
-        <w:t xml:space="preserve">, in </w:t>
-      </w:r>
-      <w:r>
-        <w:rPr>
-          <w:i/>
-        </w:rPr>
-        <w:t>Veneuzuela Migration Project-Education</w:t>
-      </w:r>
-      <w:r>
-        <w:t>. 2021.</w:t>
+        <w:t>Challenges when identifying migration from geo-located Twitter data.</w:t>
+      </w:r>
+      <w:r>
+        <w:t xml:space="preserve"> EPJ Data Science, 2021. </w:t>
+      </w:r>
+      <w:r>
+        <w:rPr>
+          <w:b/>
+        </w:rPr>
+        <w:t>10</w:t>
+      </w:r>
+      <w:r>
+        <w:t>(1): p. 1.</w:t>
       </w:r>
     </w:p>
     <w:p>
@@ -8341,25 +8787,25 @@
       </w:r>
       <w:r>
         <w:tab/>
-        <w:t xml:space="preserve">Bank, T.W., </w:t>
+        <w:t xml:space="preserve">Arcila Calderón, C., et al., </w:t>
       </w:r>
       <w:r>
         <w:rPr>
           <w:i/>
         </w:rPr>
-        <w:t>Supporting Colombian Host Communities and Venezuelan Migrants During the COVID-19 Pandemic</w:t>
-      </w:r>
-      <w:r>
-        <w:t xml:space="preserve">, in </w:t>
-      </w:r>
-      <w:r>
-        <w:rPr>
-          <w:i/>
-        </w:rPr>
-        <w:t>The World Band-Results Brief</w:t>
-      </w:r>
-      <w:r>
-        <w:t>. 2021.</w:t>
+        <w:t>From online hate speech to offline hate crime: the role of inflammatory language in forecasting violence against migrant and LGBT communities.</w:t>
+      </w:r>
+      <w:r>
+        <w:t xml:space="preserve"> Humanities and Social Sciences Communications, 2024. </w:t>
+      </w:r>
+      <w:r>
+        <w:rPr>
+          <w:b/>
+        </w:rPr>
+        <w:t>11</w:t>
+      </w:r>
+      <w:r>
+        <w:t>(1): p. 1-14.</w:t>
       </w:r>
     </w:p>
     <w:p>
@@ -8373,16 +8819,25 @@
       </w:r>
       <w:r>
         <w:tab/>
-        <w:t xml:space="preserve">osm-search, </w:t>
+        <w:t xml:space="preserve">Beach, C., </w:t>
       </w:r>
       <w:r>
         <w:rPr>
           <w:i/>
         </w:rPr>
-        <w:t>Nominatim.</w:t>
-      </w:r>
-      <w:r>
-        <w:t xml:space="preserve"> GitHub, 2023.</w:t>
+        <w:t>Frontera combustible: Conceptualising the state through the experiences of petrol smugglers in the Colombian/Venezuelan borderlands of Norte de Santander/Táchira.</w:t>
+      </w:r>
+      <w:r>
+        <w:t xml:space="preserve"> Journal of Extreme Anthropology, 2018. </w:t>
+      </w:r>
+      <w:r>
+        <w:rPr>
+          <w:b/>
+        </w:rPr>
+        <w:t>2</w:t>
+      </w:r>
+      <w:r>
+        <w:t>(2): p. 42-60.</w:t>
       </w:r>
     </w:p>
     <w:p>
@@ -8396,16 +8851,25 @@
       </w:r>
       <w:r>
         <w:tab/>
-        <w:t xml:space="preserve">SpaCy, </w:t>
+        <w:t xml:space="preserve">Vochocová, L., </w:t>
       </w:r>
       <w:r>
         <w:rPr>
           <w:i/>
         </w:rPr>
-        <w:t>es_core_news_sw</w:t>
-      </w:r>
-      <w:r>
-        <w:t>. 2023.</w:t>
+        <w:t>‘Frustrated women invite the immigrants to Europe’: Intersection of (xeno-) racism and sexism in online discussions on gender aspects of immigration.</w:t>
+      </w:r>
+      <w:r>
+        <w:t xml:space="preserve"> European Journal of Cultural Studies, 2021. </w:t>
+      </w:r>
+      <w:r>
+        <w:rPr>
+          <w:b/>
+        </w:rPr>
+        <w:t>24</w:t>
+      </w:r>
+      <w:r>
+        <w:t>(1): p. 333-349.</w:t>
       </w:r>
     </w:p>
     <w:p>
@@ -8419,16 +8883,25 @@
       </w:r>
       <w:r>
         <w:tab/>
-        <w:t xml:space="preserve">Cañete, J., et al., </w:t>
+        <w:t xml:space="preserve">Cervone, C., M. Augoustinos, and A. Maass, </w:t>
       </w:r>
       <w:r>
         <w:rPr>
           <w:i/>
         </w:rPr>
-        <w:t>Spanish Pre-Trained BERT Model and Evaluation Data</w:t>
-      </w:r>
-      <w:r>
-        <w:t>. 2020.</w:t>
+        <w:t>The Language of Derogation and Hate: Functions, Consequences, and Reappropriation.</w:t>
+      </w:r>
+      <w:r>
+        <w:t xml:space="preserve"> Journal of Language and Social Psychology, 2021. </w:t>
+      </w:r>
+      <w:r>
+        <w:rPr>
+          <w:b/>
+        </w:rPr>
+        <w:t>40</w:t>
+      </w:r>
+      <w:r>
+        <w:t>(1): p. 80-101.</w:t>
       </w:r>
     </w:p>
     <w:p>
@@ -8438,30 +8911,29 @@
         <w:ind w:left="360" w:hanging="360"/>
       </w:pPr>
       <w:r>
-        <w:lastRenderedPageBreak/>
         <w:t>20.</w:t>
       </w:r>
       <w:r>
         <w:tab/>
-        <w:t xml:space="preserve">Nguyen, Q.H., et al., </w:t>
+        <w:t xml:space="preserve">Venezuela”, P.M., </w:t>
       </w:r>
       <w:r>
         <w:rPr>
           <w:i/>
         </w:rPr>
-        <w:t>Influence of Data Splitting on Performance of Machine Learning Models in Prediction of Shear Strength of Soil.</w:t>
-      </w:r>
-      <w:r>
-        <w:t xml:space="preserve"> Mathematical Problems in Engineering, 2021. </w:t>
-      </w:r>
-      <w:r>
-        <w:rPr>
-          <w:b/>
-        </w:rPr>
-        <w:t>2021</w:t>
-      </w:r>
-      <w:r>
-        <w:t>: p. 4832864.</w:t>
+        <w:t>Is 'Veneco' an insult or is it an inclusive word?</w:t>
+      </w:r>
+      <w:r>
+        <w:t xml:space="preserve">, in </w:t>
+      </w:r>
+      <w:r>
+        <w:rPr>
+          <w:i/>
+        </w:rPr>
+        <w:t>Veneuzuela Migration Project-Education</w:t>
+      </w:r>
+      <w:r>
+        <w:t>. 2021.</w:t>
       </w:r>
     </w:p>
     <w:p>
@@ -8475,16 +8947,25 @@
       </w:r>
       <w:r>
         <w:tab/>
-        <w:t xml:space="preserve">nlptown, </w:t>
+        <w:t xml:space="preserve">Bank, T.W., </w:t>
       </w:r>
       <w:r>
         <w:rPr>
           <w:i/>
         </w:rPr>
-        <w:t>bert-base-multilingual-uncased-sentiment</w:t>
-      </w:r>
-      <w:r>
-        <w:t>. 2022.</w:t>
+        <w:t>Supporting Colombian Host Communities and Venezuelan Migrants During the COVID-19 Pandemic</w:t>
+      </w:r>
+      <w:r>
+        <w:t xml:space="preserve">, in </w:t>
+      </w:r>
+      <w:r>
+        <w:rPr>
+          <w:i/>
+        </w:rPr>
+        <w:t>The World Band-Results Brief</w:t>
+      </w:r>
+      <w:r>
+        <w:t>. 2021.</w:t>
       </w:r>
     </w:p>
     <w:p>
@@ -8498,25 +8979,16 @@
       </w:r>
       <w:r>
         <w:tab/>
-        <w:t xml:space="preserve">Lombard, M., J. Snyder‐Duch, and C.C. Bracken, </w:t>
+        <w:t xml:space="preserve">osm-search, </w:t>
       </w:r>
       <w:r>
         <w:rPr>
           <w:i/>
         </w:rPr>
-        <w:t>Content analysis in mass communication: Assessment and reporting of intercoder reliability.</w:t>
-      </w:r>
-      <w:r>
-        <w:t xml:space="preserve"> Human communication research, 2002. </w:t>
-      </w:r>
-      <w:r>
-        <w:rPr>
-          <w:b/>
-        </w:rPr>
-        <w:t>28</w:t>
-      </w:r>
-      <w:r>
-        <w:t>(4): p. 587-604.</w:t>
+        <w:t>Nominatim.</w:t>
+      </w:r>
+      <w:r>
+        <w:t xml:space="preserve"> GitHub, 2023.</w:t>
       </w:r>
     </w:p>
     <w:p>
@@ -8530,16 +9002,16 @@
       </w:r>
       <w:r>
         <w:tab/>
-        <w:t xml:space="preserve">Valera Marin, A.M. and R.G. Miranda Delgado, </w:t>
+        <w:t xml:space="preserve">SpaCy, </w:t>
       </w:r>
       <w:r>
         <w:rPr>
           <w:i/>
         </w:rPr>
-        <w:t>Instrumentalización de la migración venezolana en las elecciones presidenciales de Colombia (2018) y Perú (2021). Un análisis crítico del discurso.</w:t>
-      </w:r>
-      <w:r>
-        <w:t xml:space="preserve"> Discursos del sur, 2023(11): p. 247-267.</w:t>
+        <w:t>es_core_news_sw</w:t>
+      </w:r>
+      <w:r>
+        <w:t>. 2023.</w:t>
       </w:r>
     </w:p>
     <w:p>
@@ -8550,6 +9022,139 @@
       </w:pPr>
       <w:r>
         <w:t>24.</w:t>
+      </w:r>
+      <w:r>
+        <w:tab/>
+        <w:t xml:space="preserve">Cañete, J., et al., </w:t>
+      </w:r>
+      <w:r>
+        <w:rPr>
+          <w:i/>
+        </w:rPr>
+        <w:t>Spanish Pre-Trained BERT Model and Evaluation Data</w:t>
+      </w:r>
+      <w:r>
+        <w:t>. 2020.</w:t>
+      </w:r>
+    </w:p>
+    <w:p>
+      <w:pPr>
+        <w:pStyle w:val="EndNoteBibliography"/>
+        <w:spacing w:after="0"/>
+        <w:ind w:left="360" w:hanging="360"/>
+      </w:pPr>
+      <w:r>
+        <w:t>25.</w:t>
+      </w:r>
+      <w:r>
+        <w:tab/>
+        <w:t xml:space="preserve">Nguyen, Q.H., et al., </w:t>
+      </w:r>
+      <w:r>
+        <w:rPr>
+          <w:i/>
+        </w:rPr>
+        <w:t>Influence of Data Splitting on Performance of Machine Learning Models in Prediction of Shear Strength of Soil.</w:t>
+      </w:r>
+      <w:r>
+        <w:t xml:space="preserve"> Mathematical Problems in Engineering, 2021. </w:t>
+      </w:r>
+      <w:r>
+        <w:rPr>
+          <w:b/>
+        </w:rPr>
+        <w:t>2021</w:t>
+      </w:r>
+      <w:r>
+        <w:t>: p. 4832864.</w:t>
+      </w:r>
+    </w:p>
+    <w:p>
+      <w:pPr>
+        <w:pStyle w:val="EndNoteBibliography"/>
+        <w:spacing w:after="0"/>
+        <w:ind w:left="360" w:hanging="360"/>
+      </w:pPr>
+      <w:r>
+        <w:t>26.</w:t>
+      </w:r>
+      <w:r>
+        <w:tab/>
+        <w:t xml:space="preserve">nlptown, </w:t>
+      </w:r>
+      <w:r>
+        <w:rPr>
+          <w:i/>
+        </w:rPr>
+        <w:t>bert-base-multilingual-uncased-sentiment</w:t>
+      </w:r>
+      <w:r>
+        <w:t>. 2022.</w:t>
+      </w:r>
+    </w:p>
+    <w:p>
+      <w:pPr>
+        <w:pStyle w:val="EndNoteBibliography"/>
+        <w:spacing w:after="0"/>
+        <w:ind w:left="360" w:hanging="360"/>
+      </w:pPr>
+      <w:r>
+        <w:t>27.</w:t>
+      </w:r>
+      <w:r>
+        <w:tab/>
+        <w:t xml:space="preserve">Lombard, M., J. Snyder‐Duch, and C.C. Bracken, </w:t>
+      </w:r>
+      <w:r>
+        <w:rPr>
+          <w:i/>
+        </w:rPr>
+        <w:t>Content analysis in mass communication: Assessment and reporting of intercoder reliability.</w:t>
+      </w:r>
+      <w:r>
+        <w:t xml:space="preserve"> Human communication research, 2002. </w:t>
+      </w:r>
+      <w:r>
+        <w:rPr>
+          <w:b/>
+        </w:rPr>
+        <w:t>28</w:t>
+      </w:r>
+      <w:r>
+        <w:t>(4): p. 587-604.</w:t>
+      </w:r>
+    </w:p>
+    <w:p>
+      <w:pPr>
+        <w:pStyle w:val="EndNoteBibliography"/>
+        <w:spacing w:after="0"/>
+        <w:ind w:left="360" w:hanging="360"/>
+      </w:pPr>
+      <w:r>
+        <w:t>28.</w:t>
+      </w:r>
+      <w:r>
+        <w:tab/>
+        <w:t xml:space="preserve">Valera Marin, A.M. and R.G. Miranda Delgado, </w:t>
+      </w:r>
+      <w:r>
+        <w:rPr>
+          <w:i/>
+        </w:rPr>
+        <w:t>Instrumentalización de la migración venezolana en las elecciones presidenciales de Colombia (2018) y Perú (2021). Un análisis crítico del discurso.</w:t>
+      </w:r>
+      <w:r>
+        <w:t xml:space="preserve"> Discursos del sur, 2023(11): p. 247-267.</w:t>
+      </w:r>
+    </w:p>
+    <w:p>
+      <w:pPr>
+        <w:pStyle w:val="EndNoteBibliography"/>
+        <w:spacing w:after="0"/>
+        <w:ind w:left="360" w:hanging="360"/>
+      </w:pPr>
+      <w:r>
+        <w:t>29.</w:t>
       </w:r>
       <w:r>
         <w:tab/>
@@ -8583,7 +9188,7 @@
         <w:ind w:left="360" w:hanging="360"/>
       </w:pPr>
       <w:r>
-        <w:t>25.</w:t>
+        <w:t>30.</w:t>
       </w:r>
       <w:r>
         <w:tab/>
@@ -8615,7 +9220,7 @@
         <w:ind w:left="360" w:hanging="360"/>
       </w:pPr>
       <w:r>
-        <w:t>26.</w:t>
+        <w:t>31.</w:t>
       </w:r>
       <w:r>
         <w:tab/>
@@ -8647,7 +9252,7 @@
         <w:ind w:left="360" w:hanging="360"/>
       </w:pPr>
       <w:r>
-        <w:t>27.</w:t>
+        <w:t>32.</w:t>
       </w:r>
       <w:r>
         <w:tab/>
@@ -8679,7 +9284,7 @@
         <w:ind w:left="360" w:hanging="360"/>
       </w:pPr>
       <w:r>
-        <w:t>28.</w:t>
+        <w:t>33.</w:t>
       </w:r>
       <w:r>
         <w:tab/>
@@ -8711,7 +9316,7 @@
         <w:ind w:left="360" w:hanging="360"/>
       </w:pPr>
       <w:r>
-        <w:t>29.</w:t>
+        <w:t>34.</w:t>
       </w:r>
       <w:r>
         <w:tab/>
@@ -8743,7 +9348,7 @@
         <w:ind w:left="360" w:hanging="360"/>
       </w:pPr>
       <w:r>
-        <w:t>30.</w:t>
+        <w:t>35.</w:t>
       </w:r>
       <w:r>
         <w:tab/>
@@ -8766,7 +9371,7 @@
         <w:ind w:left="360" w:hanging="360"/>
       </w:pPr>
       <w:r>
-        <w:t>31.</w:t>
+        <w:t>36.</w:t>
       </w:r>
       <w:r>
         <w:tab/>
@@ -8789,7 +9394,7 @@
         <w:ind w:left="360" w:hanging="360"/>
       </w:pPr>
       <w:r>
-        <w:t>32.</w:t>
+        <w:t>37.</w:t>
       </w:r>
       <w:r>
         <w:tab/>
@@ -8821,7 +9426,7 @@
         <w:ind w:left="360" w:hanging="360"/>
       </w:pPr>
       <w:r>
-        <w:t>33.</w:t>
+        <w:t>38.</w:t>
       </w:r>
       <w:r>
         <w:tab/>
@@ -8853,7 +9458,7 @@
         <w:ind w:left="360" w:hanging="360"/>
       </w:pPr>
       <w:r>
-        <w:t>34.</w:t>
+        <w:t>39.</w:t>
       </w:r>
       <w:r>
         <w:tab/>
@@ -8884,7 +9489,7 @@
         <w:ind w:left="360" w:hanging="360"/>
       </w:pPr>
       <w:r>
-        <w:t>35.</w:t>
+        <w:t>40.</w:t>
       </w:r>
       <w:r>
         <w:tab/>
@@ -8908,8 +9513,6 @@
       <w:r>
         <w:t>. 2021.</w:t>
       </w:r>
-    </w:p>
-    <w:p>
       <w:r>
         <w:fldChar w:fldCharType="end"/>
       </w:r>
@@ -9160,7 +9763,6 @@
     <w:lvl w:ilvl="1">
       <w:start w:val="1"/>
       <w:numFmt w:val="decimal"/>
-      <w:pStyle w:val="heading2"/>
       <w:lvlText w:val="%1.%2."/>
       <w:lvlJc w:val="left"/>
       <w:pPr>
@@ -9232,6 +9834,119 @@
     </w:lvl>
   </w:abstractNum>
   <w:abstractNum w:abstractNumId="2" w15:restartNumberingAfterBreak="0">
+    <w:nsid w:val="14177507"/>
+    <w:multiLevelType w:val="multilevel"/>
+    <w:tmpl w:val="DB782C28"/>
+    <w:lvl w:ilvl="0">
+      <w:start w:val="4"/>
+      <w:numFmt w:val="decimal"/>
+      <w:lvlText w:val="%1"/>
+      <w:lvlJc w:val="left"/>
+      <w:pPr>
+        <w:ind w:left="360" w:hanging="360"/>
+      </w:pPr>
+      <w:rPr>
+        <w:rFonts w:hint="default"/>
+      </w:rPr>
+    </w:lvl>
+    <w:lvl w:ilvl="1">
+      <w:start w:val="2"/>
+      <w:numFmt w:val="decimal"/>
+      <w:lvlText w:val="%1.%2"/>
+      <w:lvlJc w:val="left"/>
+      <w:pPr>
+        <w:ind w:left="360" w:hanging="360"/>
+      </w:pPr>
+      <w:rPr>
+        <w:rFonts w:hint="default"/>
+      </w:rPr>
+    </w:lvl>
+    <w:lvl w:ilvl="2">
+      <w:start w:val="1"/>
+      <w:numFmt w:val="decimal"/>
+      <w:lvlText w:val="%1.%2.%3"/>
+      <w:lvlJc w:val="left"/>
+      <w:pPr>
+        <w:ind w:left="720" w:hanging="720"/>
+      </w:pPr>
+      <w:rPr>
+        <w:rFonts w:hint="default"/>
+      </w:rPr>
+    </w:lvl>
+    <w:lvl w:ilvl="3">
+      <w:start w:val="1"/>
+      <w:numFmt w:val="decimal"/>
+      <w:lvlText w:val="%1.%2.%3.%4"/>
+      <w:lvlJc w:val="left"/>
+      <w:pPr>
+        <w:ind w:left="720" w:hanging="720"/>
+      </w:pPr>
+      <w:rPr>
+        <w:rFonts w:hint="default"/>
+      </w:rPr>
+    </w:lvl>
+    <w:lvl w:ilvl="4">
+      <w:start w:val="1"/>
+      <w:numFmt w:val="decimal"/>
+      <w:lvlText w:val="%1.%2.%3.%4.%5"/>
+      <w:lvlJc w:val="left"/>
+      <w:pPr>
+        <w:ind w:left="1080" w:hanging="1080"/>
+      </w:pPr>
+      <w:rPr>
+        <w:rFonts w:hint="default"/>
+      </w:rPr>
+    </w:lvl>
+    <w:lvl w:ilvl="5">
+      <w:start w:val="1"/>
+      <w:numFmt w:val="decimal"/>
+      <w:lvlText w:val="%1.%2.%3.%4.%5.%6"/>
+      <w:lvlJc w:val="left"/>
+      <w:pPr>
+        <w:ind w:left="1080" w:hanging="1080"/>
+      </w:pPr>
+      <w:rPr>
+        <w:rFonts w:hint="default"/>
+      </w:rPr>
+    </w:lvl>
+    <w:lvl w:ilvl="6">
+      <w:start w:val="1"/>
+      <w:numFmt w:val="decimal"/>
+      <w:lvlText w:val="%1.%2.%3.%4.%5.%6.%7"/>
+      <w:lvlJc w:val="left"/>
+      <w:pPr>
+        <w:ind w:left="1440" w:hanging="1440"/>
+      </w:pPr>
+      <w:rPr>
+        <w:rFonts w:hint="default"/>
+      </w:rPr>
+    </w:lvl>
+    <w:lvl w:ilvl="7">
+      <w:start w:val="1"/>
+      <w:numFmt w:val="decimal"/>
+      <w:lvlText w:val="%1.%2.%3.%4.%5.%6.%7.%8"/>
+      <w:lvlJc w:val="left"/>
+      <w:pPr>
+        <w:ind w:left="1440" w:hanging="1440"/>
+      </w:pPr>
+      <w:rPr>
+        <w:rFonts w:hint="default"/>
+      </w:rPr>
+    </w:lvl>
+    <w:lvl w:ilvl="8">
+      <w:start w:val="1"/>
+      <w:numFmt w:val="decimal"/>
+      <w:lvlText w:val="%1.%2.%3.%4.%5.%6.%7.%8.%9"/>
+      <w:lvlJc w:val="left"/>
+      <w:pPr>
+        <w:ind w:left="1800" w:hanging="1800"/>
+      </w:pPr>
+      <w:rPr>
+        <w:rFonts w:hint="default"/>
+      </w:rPr>
+    </w:lvl>
+  </w:abstractNum>
+  <w:abstractNum w:abstractNumId="3" w15:restartNumberingAfterBreak="0">
     <w:nsid w:val="1D213C3B"/>
     <w:multiLevelType w:val="hybridMultilevel"/>
     <w:tmpl w:val="D3C4B0B4"/>
@@ -9320,7 +10035,120 @@
       </w:pPr>
     </w:lvl>
   </w:abstractNum>
-  <w:abstractNum w:abstractNumId="3" w15:restartNumberingAfterBreak="0">
+  <w:abstractNum w:abstractNumId="4" w15:restartNumberingAfterBreak="0">
+    <w:nsid w:val="2A1E773F"/>
+    <w:multiLevelType w:val="multilevel"/>
+    <w:tmpl w:val="0C0C6986"/>
+    <w:lvl w:ilvl="0">
+      <w:start w:val="4"/>
+      <w:numFmt w:val="decimal"/>
+      <w:lvlText w:val="%1."/>
+      <w:lvlJc w:val="left"/>
+      <w:pPr>
+        <w:ind w:left="360" w:hanging="360"/>
+      </w:pPr>
+      <w:rPr>
+        <w:rFonts w:hint="default"/>
+      </w:rPr>
+    </w:lvl>
+    <w:lvl w:ilvl="1">
+      <w:start w:val="2"/>
+      <w:numFmt w:val="decimal"/>
+      <w:lvlText w:val="%1.%2."/>
+      <w:lvlJc w:val="left"/>
+      <w:pPr>
+        <w:ind w:left="360" w:hanging="360"/>
+      </w:pPr>
+      <w:rPr>
+        <w:rFonts w:hint="default"/>
+      </w:rPr>
+    </w:lvl>
+    <w:lvl w:ilvl="2">
+      <w:start w:val="1"/>
+      <w:numFmt w:val="decimal"/>
+      <w:lvlText w:val="%1.%2.%3."/>
+      <w:lvlJc w:val="left"/>
+      <w:pPr>
+        <w:ind w:left="720" w:hanging="720"/>
+      </w:pPr>
+      <w:rPr>
+        <w:rFonts w:hint="default"/>
+      </w:rPr>
+    </w:lvl>
+    <w:lvl w:ilvl="3">
+      <w:start w:val="1"/>
+      <w:numFmt w:val="decimal"/>
+      <w:lvlText w:val="%1.%2.%3.%4."/>
+      <w:lvlJc w:val="left"/>
+      <w:pPr>
+        <w:ind w:left="720" w:hanging="720"/>
+      </w:pPr>
+      <w:rPr>
+        <w:rFonts w:hint="default"/>
+      </w:rPr>
+    </w:lvl>
+    <w:lvl w:ilvl="4">
+      <w:start w:val="1"/>
+      <w:numFmt w:val="decimal"/>
+      <w:lvlText w:val="%1.%2.%3.%4.%5."/>
+      <w:lvlJc w:val="left"/>
+      <w:pPr>
+        <w:ind w:left="1080" w:hanging="1080"/>
+      </w:pPr>
+      <w:rPr>
+        <w:rFonts w:hint="default"/>
+      </w:rPr>
+    </w:lvl>
+    <w:lvl w:ilvl="5">
+      <w:start w:val="1"/>
+      <w:numFmt w:val="decimal"/>
+      <w:lvlText w:val="%1.%2.%3.%4.%5.%6."/>
+      <w:lvlJc w:val="left"/>
+      <w:pPr>
+        <w:ind w:left="1080" w:hanging="1080"/>
+      </w:pPr>
+      <w:rPr>
+        <w:rFonts w:hint="default"/>
+      </w:rPr>
+    </w:lvl>
+    <w:lvl w:ilvl="6">
+      <w:start w:val="1"/>
+      <w:numFmt w:val="decimal"/>
+      <w:lvlText w:val="%1.%2.%3.%4.%5.%6.%7."/>
+      <w:lvlJc w:val="left"/>
+      <w:pPr>
+        <w:ind w:left="1440" w:hanging="1440"/>
+      </w:pPr>
+      <w:rPr>
+        <w:rFonts w:hint="default"/>
+      </w:rPr>
+    </w:lvl>
+    <w:lvl w:ilvl="7">
+      <w:start w:val="1"/>
+      <w:numFmt w:val="decimal"/>
+      <w:lvlText w:val="%1.%2.%3.%4.%5.%6.%7.%8."/>
+      <w:lvlJc w:val="left"/>
+      <w:pPr>
+        <w:ind w:left="1440" w:hanging="1440"/>
+      </w:pPr>
+      <w:rPr>
+        <w:rFonts w:hint="default"/>
+      </w:rPr>
+    </w:lvl>
+    <w:lvl w:ilvl="8">
+      <w:start w:val="1"/>
+      <w:numFmt w:val="decimal"/>
+      <w:lvlText w:val="%1.%2.%3.%4.%5.%6.%7.%8.%9."/>
+      <w:lvlJc w:val="left"/>
+      <w:pPr>
+        <w:ind w:left="1800" w:hanging="1800"/>
+      </w:pPr>
+      <w:rPr>
+        <w:rFonts w:hint="default"/>
+      </w:rPr>
+    </w:lvl>
+  </w:abstractNum>
+  <w:abstractNum w:abstractNumId="5" w15:restartNumberingAfterBreak="0">
     <w:nsid w:val="376B3D0E"/>
     <w:multiLevelType w:val="hybridMultilevel"/>
     <w:tmpl w:val="07A6B7FC"/>
@@ -9433,7 +10261,7 @@
       </w:rPr>
     </w:lvl>
   </w:abstractNum>
-  <w:abstractNum w:abstractNumId="4" w15:restartNumberingAfterBreak="0">
+  <w:abstractNum w:abstractNumId="6" w15:restartNumberingAfterBreak="0">
     <w:nsid w:val="3EE04C31"/>
     <w:multiLevelType w:val="hybridMultilevel"/>
     <w:tmpl w:val="676AE688"/>
@@ -9546,7 +10374,125 @@
       </w:rPr>
     </w:lvl>
   </w:abstractNum>
-  <w:abstractNum w:abstractNumId="5" w15:restartNumberingAfterBreak="0">
+  <w:abstractNum w:abstractNumId="7" w15:restartNumberingAfterBreak="0">
+    <w:nsid w:val="559572E2"/>
+    <w:multiLevelType w:val="multilevel"/>
+    <w:tmpl w:val="37064FCA"/>
+    <w:lvl w:ilvl="0">
+      <w:start w:val="1"/>
+      <w:numFmt w:val="decimal"/>
+      <w:lvlText w:val="%1."/>
+      <w:lvlJc w:val="left"/>
+      <w:pPr>
+        <w:ind w:left="720" w:hanging="360"/>
+      </w:pPr>
+    </w:lvl>
+    <w:lvl w:ilvl="1">
+      <w:start w:val="1"/>
+      <w:numFmt w:val="decimal"/>
+      <w:isLgl/>
+      <w:lvlText w:val="%1.%2."/>
+      <w:lvlJc w:val="left"/>
+      <w:pPr>
+        <w:ind w:left="720" w:hanging="360"/>
+      </w:pPr>
+      <w:rPr>
+        <w:rFonts w:hint="default"/>
+      </w:rPr>
+    </w:lvl>
+    <w:lvl w:ilvl="2">
+      <w:start w:val="1"/>
+      <w:numFmt w:val="decimal"/>
+      <w:isLgl/>
+      <w:lvlText w:val="%1.%2.%3."/>
+      <w:lvlJc w:val="left"/>
+      <w:pPr>
+        <w:ind w:left="1080" w:hanging="720"/>
+      </w:pPr>
+      <w:rPr>
+        <w:rFonts w:hint="default"/>
+      </w:rPr>
+    </w:lvl>
+    <w:lvl w:ilvl="3">
+      <w:start w:val="1"/>
+      <w:numFmt w:val="decimal"/>
+      <w:isLgl/>
+      <w:lvlText w:val="%1.%2.%3.%4."/>
+      <w:lvlJc w:val="left"/>
+      <w:pPr>
+        <w:ind w:left="1080" w:hanging="720"/>
+      </w:pPr>
+      <w:rPr>
+        <w:rFonts w:hint="default"/>
+      </w:rPr>
+    </w:lvl>
+    <w:lvl w:ilvl="4">
+      <w:start w:val="1"/>
+      <w:numFmt w:val="decimal"/>
+      <w:isLgl/>
+      <w:lvlText w:val="%1.%2.%3.%4.%5."/>
+      <w:lvlJc w:val="left"/>
+      <w:pPr>
+        <w:ind w:left="1440" w:hanging="1080"/>
+      </w:pPr>
+      <w:rPr>
+        <w:rFonts w:hint="default"/>
+      </w:rPr>
+    </w:lvl>
+    <w:lvl w:ilvl="5">
+      <w:start w:val="1"/>
+      <w:numFmt w:val="decimal"/>
+      <w:isLgl/>
+      <w:lvlText w:val="%1.%2.%3.%4.%5.%6."/>
+      <w:lvlJc w:val="left"/>
+      <w:pPr>
+        <w:ind w:left="1440" w:hanging="1080"/>
+      </w:pPr>
+      <w:rPr>
+        <w:rFonts w:hint="default"/>
+      </w:rPr>
+    </w:lvl>
+    <w:lvl w:ilvl="6">
+      <w:start w:val="1"/>
+      <w:numFmt w:val="decimal"/>
+      <w:isLgl/>
+      <w:lvlText w:val="%1.%2.%3.%4.%5.%6.%7."/>
+      <w:lvlJc w:val="left"/>
+      <w:pPr>
+        <w:ind w:left="1800" w:hanging="1440"/>
+      </w:pPr>
+      <w:rPr>
+        <w:rFonts w:hint="default"/>
+      </w:rPr>
+    </w:lvl>
+    <w:lvl w:ilvl="7">
+      <w:start w:val="1"/>
+      <w:numFmt w:val="decimal"/>
+      <w:isLgl/>
+      <w:lvlText w:val="%1.%2.%3.%4.%5.%6.%7.%8."/>
+      <w:lvlJc w:val="left"/>
+      <w:pPr>
+        <w:ind w:left="1800" w:hanging="1440"/>
+      </w:pPr>
+      <w:rPr>
+        <w:rFonts w:hint="default"/>
+      </w:rPr>
+    </w:lvl>
+    <w:lvl w:ilvl="8">
+      <w:start w:val="1"/>
+      <w:numFmt w:val="decimal"/>
+      <w:isLgl/>
+      <w:lvlText w:val="%1.%2.%3.%4.%5.%6.%7.%8.%9."/>
+      <w:lvlJc w:val="left"/>
+      <w:pPr>
+        <w:ind w:left="2160" w:hanging="1800"/>
+      </w:pPr>
+      <w:rPr>
+        <w:rFonts w:hint="default"/>
+      </w:rPr>
+    </w:lvl>
+  </w:abstractNum>
+  <w:abstractNum w:abstractNumId="8" w15:restartNumberingAfterBreak="0">
     <w:nsid w:val="60543EEF"/>
     <w:multiLevelType w:val="hybridMultilevel"/>
     <w:tmpl w:val="3B48B346"/>
@@ -9635,7 +10581,7 @@
       </w:pPr>
     </w:lvl>
   </w:abstractNum>
-  <w:abstractNum w:abstractNumId="6" w15:restartNumberingAfterBreak="0">
+  <w:abstractNum w:abstractNumId="9" w15:restartNumberingAfterBreak="0">
     <w:nsid w:val="61C46D08"/>
     <w:multiLevelType w:val="hybridMultilevel"/>
     <w:tmpl w:val="44061780"/>
@@ -9748,7 +10694,96 @@
       </w:rPr>
     </w:lvl>
   </w:abstractNum>
-  <w:abstractNum w:abstractNumId="7" w15:restartNumberingAfterBreak="0">
+  <w:abstractNum w:abstractNumId="10" w15:restartNumberingAfterBreak="0">
+    <w:nsid w:val="6C931334"/>
+    <w:multiLevelType w:val="hybridMultilevel"/>
+    <w:tmpl w:val="505C710C"/>
+    <w:lvl w:ilvl="0" w:tplc="0409000F">
+      <w:start w:val="1"/>
+      <w:numFmt w:val="decimal"/>
+      <w:lvlText w:val="%1."/>
+      <w:lvlJc w:val="left"/>
+      <w:pPr>
+        <w:ind w:left="720" w:hanging="360"/>
+      </w:pPr>
+      <w:rPr>
+        <w:rFonts w:hint="default"/>
+      </w:rPr>
+    </w:lvl>
+    <w:lvl w:ilvl="1" w:tplc="04090019" w:tentative="1">
+      <w:start w:val="1"/>
+      <w:numFmt w:val="lowerLetter"/>
+      <w:lvlText w:val="%2."/>
+      <w:lvlJc w:val="left"/>
+      <w:pPr>
+        <w:ind w:left="1440" w:hanging="360"/>
+      </w:pPr>
+    </w:lvl>
+    <w:lvl w:ilvl="2" w:tplc="0409001B" w:tentative="1">
+      <w:start w:val="1"/>
+      <w:numFmt w:val="lowerRoman"/>
+      <w:lvlText w:val="%3."/>
+      <w:lvlJc w:val="right"/>
+      <w:pPr>
+        <w:ind w:left="2160" w:hanging="180"/>
+      </w:pPr>
+    </w:lvl>
+    <w:lvl w:ilvl="3" w:tplc="0409000F" w:tentative="1">
+      <w:start w:val="1"/>
+      <w:numFmt w:val="decimal"/>
+      <w:lvlText w:val="%4."/>
+      <w:lvlJc w:val="left"/>
+      <w:pPr>
+        <w:ind w:left="2880" w:hanging="360"/>
+      </w:pPr>
+    </w:lvl>
+    <w:lvl w:ilvl="4" w:tplc="04090019" w:tentative="1">
+      <w:start w:val="1"/>
+      <w:numFmt w:val="lowerLetter"/>
+      <w:lvlText w:val="%5."/>
+      <w:lvlJc w:val="left"/>
+      <w:pPr>
+        <w:ind w:left="3600" w:hanging="360"/>
+      </w:pPr>
+    </w:lvl>
+    <w:lvl w:ilvl="5" w:tplc="0409001B" w:tentative="1">
+      <w:start w:val="1"/>
+      <w:numFmt w:val="lowerRoman"/>
+      <w:lvlText w:val="%6."/>
+      <w:lvlJc w:val="right"/>
+      <w:pPr>
+        <w:ind w:left="4320" w:hanging="180"/>
+      </w:pPr>
+    </w:lvl>
+    <w:lvl w:ilvl="6" w:tplc="0409000F" w:tentative="1">
+      <w:start w:val="1"/>
+      <w:numFmt w:val="decimal"/>
+      <w:lvlText w:val="%7."/>
+      <w:lvlJc w:val="left"/>
+      <w:pPr>
+        <w:ind w:left="5040" w:hanging="360"/>
+      </w:pPr>
+    </w:lvl>
+    <w:lvl w:ilvl="7" w:tplc="04090019" w:tentative="1">
+      <w:start w:val="1"/>
+      <w:numFmt w:val="lowerLetter"/>
+      <w:lvlText w:val="%8."/>
+      <w:lvlJc w:val="left"/>
+      <w:pPr>
+        <w:ind w:left="5760" w:hanging="360"/>
+      </w:pPr>
+    </w:lvl>
+    <w:lvl w:ilvl="8" w:tplc="0409001B" w:tentative="1">
+      <w:start w:val="1"/>
+      <w:numFmt w:val="lowerRoman"/>
+      <w:lvlText w:val="%9."/>
+      <w:lvlJc w:val="right"/>
+      <w:pPr>
+        <w:ind w:left="6480" w:hanging="180"/>
+      </w:pPr>
+    </w:lvl>
+  </w:abstractNum>
+  <w:abstractNum w:abstractNumId="11" w15:restartNumberingAfterBreak="0">
     <w:nsid w:val="72795CE1"/>
     <w:multiLevelType w:val="hybridMultilevel"/>
     <w:tmpl w:val="FE06D30E"/>
@@ -9860,7 +10895,7 @@
       </w:rPr>
     </w:lvl>
   </w:abstractNum>
-  <w:abstractNum w:abstractNumId="8" w15:restartNumberingAfterBreak="0">
+  <w:abstractNum w:abstractNumId="12" w15:restartNumberingAfterBreak="0">
     <w:nsid w:val="7738779A"/>
     <w:multiLevelType w:val="multilevel"/>
     <w:tmpl w:val="E6144B30"/>
@@ -9868,7 +10903,6 @@
     <w:lvl w:ilvl="0">
       <w:start w:val="1"/>
       <w:numFmt w:val="decimal"/>
-      <w:pStyle w:val="heading1"/>
       <w:lvlText w:val="%1"/>
       <w:lvlJc w:val="left"/>
       <w:pPr>
@@ -10005,8 +11039,121 @@
       </w:rPr>
     </w:lvl>
   </w:abstractNum>
+  <w:abstractNum w:abstractNumId="13" w15:restartNumberingAfterBreak="0">
+    <w:nsid w:val="7CD95542"/>
+    <w:multiLevelType w:val="multilevel"/>
+    <w:tmpl w:val="F7C24FB4"/>
+    <w:lvl w:ilvl="0">
+      <w:start w:val="4"/>
+      <w:numFmt w:val="decimal"/>
+      <w:lvlText w:val="%1."/>
+      <w:lvlJc w:val="left"/>
+      <w:pPr>
+        <w:ind w:left="360" w:hanging="360"/>
+      </w:pPr>
+      <w:rPr>
+        <w:rFonts w:hint="default"/>
+      </w:rPr>
+    </w:lvl>
+    <w:lvl w:ilvl="1">
+      <w:start w:val="2"/>
+      <w:numFmt w:val="decimal"/>
+      <w:lvlText w:val="%1.%2."/>
+      <w:lvlJc w:val="left"/>
+      <w:pPr>
+        <w:ind w:left="360" w:hanging="360"/>
+      </w:pPr>
+      <w:rPr>
+        <w:rFonts w:hint="default"/>
+      </w:rPr>
+    </w:lvl>
+    <w:lvl w:ilvl="2">
+      <w:start w:val="1"/>
+      <w:numFmt w:val="decimal"/>
+      <w:lvlText w:val="%1.%2.%3."/>
+      <w:lvlJc w:val="left"/>
+      <w:pPr>
+        <w:ind w:left="720" w:hanging="720"/>
+      </w:pPr>
+      <w:rPr>
+        <w:rFonts w:hint="default"/>
+      </w:rPr>
+    </w:lvl>
+    <w:lvl w:ilvl="3">
+      <w:start w:val="1"/>
+      <w:numFmt w:val="decimal"/>
+      <w:lvlText w:val="%1.%2.%3.%4."/>
+      <w:lvlJc w:val="left"/>
+      <w:pPr>
+        <w:ind w:left="720" w:hanging="720"/>
+      </w:pPr>
+      <w:rPr>
+        <w:rFonts w:hint="default"/>
+      </w:rPr>
+    </w:lvl>
+    <w:lvl w:ilvl="4">
+      <w:start w:val="1"/>
+      <w:numFmt w:val="decimal"/>
+      <w:lvlText w:val="%1.%2.%3.%4.%5."/>
+      <w:lvlJc w:val="left"/>
+      <w:pPr>
+        <w:ind w:left="1080" w:hanging="1080"/>
+      </w:pPr>
+      <w:rPr>
+        <w:rFonts w:hint="default"/>
+      </w:rPr>
+    </w:lvl>
+    <w:lvl w:ilvl="5">
+      <w:start w:val="1"/>
+      <w:numFmt w:val="decimal"/>
+      <w:lvlText w:val="%1.%2.%3.%4.%5.%6."/>
+      <w:lvlJc w:val="left"/>
+      <w:pPr>
+        <w:ind w:left="1080" w:hanging="1080"/>
+      </w:pPr>
+      <w:rPr>
+        <w:rFonts w:hint="default"/>
+      </w:rPr>
+    </w:lvl>
+    <w:lvl w:ilvl="6">
+      <w:start w:val="1"/>
+      <w:numFmt w:val="decimal"/>
+      <w:lvlText w:val="%1.%2.%3.%4.%5.%6.%7."/>
+      <w:lvlJc w:val="left"/>
+      <w:pPr>
+        <w:ind w:left="1440" w:hanging="1440"/>
+      </w:pPr>
+      <w:rPr>
+        <w:rFonts w:hint="default"/>
+      </w:rPr>
+    </w:lvl>
+    <w:lvl w:ilvl="7">
+      <w:start w:val="1"/>
+      <w:numFmt w:val="decimal"/>
+      <w:lvlText w:val="%1.%2.%3.%4.%5.%6.%7.%8."/>
+      <w:lvlJc w:val="left"/>
+      <w:pPr>
+        <w:ind w:left="1440" w:hanging="1440"/>
+      </w:pPr>
+      <w:rPr>
+        <w:rFonts w:hint="default"/>
+      </w:rPr>
+    </w:lvl>
+    <w:lvl w:ilvl="8">
+      <w:start w:val="1"/>
+      <w:numFmt w:val="decimal"/>
+      <w:lvlText w:val="%1.%2.%3.%4.%5.%6.%7.%8.%9."/>
+      <w:lvlJc w:val="left"/>
+      <w:pPr>
+        <w:ind w:left="1800" w:hanging="1800"/>
+      </w:pPr>
+      <w:rPr>
+        <w:rFonts w:hint="default"/>
+      </w:rPr>
+    </w:lvl>
+  </w:abstractNum>
   <w:num w:numId="1" w16cid:durableId="105388666">
-    <w:abstractNumId w:val="7"/>
+    <w:abstractNumId w:val="11"/>
   </w:num>
   <w:num w:numId="2" w16cid:durableId="515583702">
     <w:abstractNumId w:val="0"/>
@@ -10015,12 +11162,11 @@
     <w:abstractNumId w:val="1"/>
   </w:num>
   <w:num w:numId="4" w16cid:durableId="163205978">
-    <w:abstractNumId w:val="8"/>
+    <w:abstractNumId w:val="12"/>
     <w:lvlOverride w:ilvl="0">
       <w:lvl w:ilvl="0">
         <w:start w:val="1"/>
         <w:numFmt w:val="decimal"/>
-        <w:pStyle w:val="heading1"/>
         <w:lvlText w:val="%1"/>
         <w:lvlJc w:val="left"/>
         <w:pPr>
@@ -10033,22 +11179,37 @@
     </w:lvlOverride>
   </w:num>
   <w:num w:numId="5" w16cid:durableId="241179601">
+    <w:abstractNumId w:val="9"/>
+  </w:num>
+  <w:num w:numId="6" w16cid:durableId="84039468">
+    <w:abstractNumId w:val="8"/>
+  </w:num>
+  <w:num w:numId="7" w16cid:durableId="1355885626">
+    <w:abstractNumId w:val="3"/>
+  </w:num>
+  <w:num w:numId="8" w16cid:durableId="895552633">
+    <w:abstractNumId w:val="5"/>
+  </w:num>
+  <w:num w:numId="9" w16cid:durableId="1053234862">
     <w:abstractNumId w:val="6"/>
   </w:num>
-  <w:num w:numId="6" w16cid:durableId="84039468">
-    <w:abstractNumId w:val="5"/>
+  <w:num w:numId="10" w16cid:durableId="2083217880">
+    <w:abstractNumId w:val="12"/>
   </w:num>
-  <w:num w:numId="7" w16cid:durableId="1355885626">
+  <w:num w:numId="11" w16cid:durableId="1613516936">
+    <w:abstractNumId w:val="10"/>
+  </w:num>
+  <w:num w:numId="12" w16cid:durableId="807549961">
+    <w:abstractNumId w:val="7"/>
+  </w:num>
+  <w:num w:numId="13" w16cid:durableId="1021470659">
     <w:abstractNumId w:val="2"/>
   </w:num>
-  <w:num w:numId="8" w16cid:durableId="895552633">
-    <w:abstractNumId w:val="3"/>
-  </w:num>
-  <w:num w:numId="9" w16cid:durableId="1053234862">
+  <w:num w:numId="14" w16cid:durableId="1767730756">
     <w:abstractNumId w:val="4"/>
   </w:num>
-  <w:num w:numId="10" w16cid:durableId="2083217880">
-    <w:abstractNumId w:val="8"/>
+  <w:num w:numId="15" w16cid:durableId="430590284">
+    <w:abstractNumId w:val="13"/>
   </w:num>
 </w:numbering>
 </file>
@@ -10460,7 +11621,7 @@
       <w:rFonts w:ascii="Times New Roman" w:hAnsi="Times New Roman" w:cs="Times New Roman"/>
     </w:rPr>
   </w:style>
-  <w:style w:type="paragraph" w:styleId="Heading10">
+  <w:style w:type="paragraph" w:styleId="Heading1">
     <w:name w:val="heading 1"/>
     <w:basedOn w:val="Normal"/>
     <w:next w:val="Normal"/>
@@ -10477,9 +11638,9 @@
       <w:szCs w:val="28"/>
     </w:rPr>
   </w:style>
-  <w:style w:type="paragraph" w:styleId="Heading20">
+  <w:style w:type="paragraph" w:styleId="Heading2">
     <w:name w:val="heading 2"/>
-    <w:basedOn w:val="Heading10"/>
+    <w:basedOn w:val="Heading1"/>
     <w:next w:val="Normal"/>
     <w:link w:val="Heading2Char"/>
     <w:uiPriority w:val="9"/>
@@ -10496,25 +11657,19 @@
   </w:style>
   <w:style w:type="paragraph" w:styleId="Heading3">
     <w:name w:val="heading 3"/>
-    <w:basedOn w:val="Normal"/>
+    <w:basedOn w:val="heading20"/>
     <w:next w:val="Normal"/>
     <w:link w:val="Heading3Char"/>
     <w:uiPriority w:val="9"/>
-    <w:semiHidden/>
     <w:unhideWhenUsed/>
     <w:qFormat/>
-    <w:rsid w:val="00AE7A44"/>
+    <w:rsid w:val="00343CC7"/>
     <w:pPr>
-      <w:keepNext/>
-      <w:keepLines/>
-      <w:spacing w:before="40"/>
       <w:outlineLvl w:val="2"/>
     </w:pPr>
     <w:rPr>
-      <w:rFonts w:asciiTheme="majorHAnsi" w:eastAsiaTheme="majorEastAsia" w:hAnsiTheme="majorHAnsi" w:cstheme="majorBidi"/>
-      <w:color w:val="1F4D78" w:themeColor="accent1" w:themeShade="7F"/>
-      <w:sz w:val="24"/>
-      <w:szCs w:val="24"/>
+      <w:sz w:val="22"/>
+      <w:szCs w:val="22"/>
     </w:rPr>
   </w:style>
   <w:style w:type="character" w:default="1" w:styleId="DefaultParagraphFont">
@@ -10617,7 +11772,7 @@
   <w:style w:type="character" w:customStyle="1" w:styleId="Heading1Char">
     <w:name w:val="Heading 1 Char"/>
     <w:basedOn w:val="DefaultParagraphFont"/>
-    <w:link w:val="Heading10"/>
+    <w:link w:val="Heading1"/>
     <w:uiPriority w:val="9"/>
     <w:rsid w:val="00E474FF"/>
     <w:rPr>
@@ -10641,7 +11796,7 @@
   <w:style w:type="character" w:customStyle="1" w:styleId="Heading2Char">
     <w:name w:val="Heading 2 Char"/>
     <w:basedOn w:val="DefaultParagraphFont"/>
-    <w:link w:val="Heading20"/>
+    <w:link w:val="Heading2"/>
     <w:uiPriority w:val="9"/>
     <w:rsid w:val="00E474FF"/>
     <w:rPr>
@@ -10808,56 +11963,25 @@
     <w:basedOn w:val="DefaultParagraphFont"/>
     <w:link w:val="Heading3"/>
     <w:uiPriority w:val="9"/>
-    <w:semiHidden/>
-    <w:rsid w:val="00AE7A44"/>
+    <w:rsid w:val="00343CC7"/>
     <w:rPr>
-      <w:rFonts w:asciiTheme="majorHAnsi" w:eastAsiaTheme="majorEastAsia" w:hAnsiTheme="majorHAnsi" w:cstheme="majorBidi"/>
-      <w:color w:val="1F4D78" w:themeColor="accent1" w:themeShade="7F"/>
-      <w:sz w:val="24"/>
-      <w:szCs w:val="24"/>
+      <w:rFonts w:ascii="Times New Roman" w:hAnsi="Times New Roman" w:cs="Times New Roman"/>
+      <w:b/>
     </w:rPr>
   </w:style>
-  <w:style w:type="paragraph" w:customStyle="1" w:styleId="heading1">
+  <w:style w:type="paragraph" w:customStyle="1" w:styleId="heading10">
     <w:name w:val="heading1"/>
-    <w:basedOn w:val="Normal"/>
+    <w:basedOn w:val="Heading1"/>
     <w:next w:val="Normal"/>
     <w:qFormat/>
-    <w:rsid w:val="00021533"/>
-    <w:pPr>
-      <w:keepNext/>
-      <w:keepLines/>
-      <w:numPr>
-        <w:numId w:val="4"/>
-      </w:numPr>
-      <w:suppressAutoHyphens/>
-      <w:overflowPunct w:val="0"/>
-      <w:autoSpaceDE w:val="0"/>
-      <w:autoSpaceDN w:val="0"/>
-      <w:adjustRightInd w:val="0"/>
-      <w:spacing w:before="360" w:after="240" w:line="300" w:lineRule="atLeast"/>
-      <w:jc w:val="left"/>
-      <w:textAlignment w:val="baseline"/>
-      <w:outlineLvl w:val="0"/>
-    </w:pPr>
-    <w:rPr>
-      <w:rFonts w:eastAsia="Times New Roman"/>
-      <w:b/>
-      <w:sz w:val="24"/>
-      <w:szCs w:val="20"/>
-    </w:rPr>
+    <w:rsid w:val="001B23C7"/>
   </w:style>
-  <w:style w:type="paragraph" w:customStyle="1" w:styleId="heading2">
+  <w:style w:type="paragraph" w:customStyle="1" w:styleId="heading20">
     <w:name w:val="heading2"/>
-    <w:basedOn w:val="Heading20"/>
+    <w:basedOn w:val="Heading2"/>
     <w:next w:val="Normal"/>
     <w:qFormat/>
-    <w:rsid w:val="00030A54"/>
-    <w:pPr>
-      <w:numPr>
-        <w:ilvl w:val="1"/>
-        <w:numId w:val="3"/>
-      </w:numPr>
-    </w:pPr>
+    <w:rsid w:val="001B23C7"/>
   </w:style>
   <w:style w:type="numbering" w:customStyle="1" w:styleId="headings">
     <w:name w:val="headings"/>

--- a/docs/Martinez et al Temporal analysis Venezuelan Migration.docx
+++ b/docs/Martinez et al Temporal analysis Venezuelan Migration.docx
@@ -17,7 +17,10 @@
         <w:t xml:space="preserve"> </w:t>
       </w:r>
       <w:r>
-        <w:t xml:space="preserve">Twitter </w:t>
+        <w:t>X</w:t>
+      </w:r>
+      <w:r>
+        <w:t xml:space="preserve"> </w:t>
       </w:r>
       <w:r>
         <w:t xml:space="preserve">around </w:t>
@@ -502,11 +505,60 @@
     </w:p>
     <w:p>
       <w:pPr>
-        <w:rPr>
-          <w:sz w:val="20"/>
-          <w:szCs w:val="20"/>
-        </w:rPr>
-      </w:pPr>
+        <w:pStyle w:val="heading10"/>
+      </w:pPr>
+      <w:r>
+        <w:t>Abstract</w:t>
+      </w:r>
+    </w:p>
+    <w:p>
+      <w:r>
+        <w:t xml:space="preserve">Colombia has become the principal host of Venezuelan migrants in Latin America, prompting a complex mix of solidarity, anxiety, and discrimination. This study offers a multidimensional analysis of </w:t>
+      </w:r>
+      <w:r>
+        <w:t xml:space="preserve">X (formerly </w:t>
+      </w:r>
+      <w:r>
+        <w:t>Twitter</w:t>
+      </w:r>
+      <w:r>
+        <w:t>)</w:t>
+      </w:r>
+      <w:r>
+        <w:t xml:space="preserve"> discourse on Venezuelan migration in Colombia between 2014 and 2022, using natural language processing, geolocation inference, sentiment analysis, and manual annotation of derogatory terms. Drawing from 7.4 million </w:t>
+      </w:r>
+      <w:r>
+        <w:t>posts</w:t>
+      </w:r>
+      <w:r>
+        <w:t>, we examine how public opinion evolves across time, space, and language. While negative sentiment is pronounced in original tweets during periods of political and social unrest, our findings highlight that users tend to amplify neutral and positive messages—over 67% of retweets fall into these categories—suggesting an informal counterbalance to polarized discourse. Additionally, the analysis of the</w:t>
+      </w:r>
+      <w:r>
+        <w:t xml:space="preserve"> derogatory</w:t>
+      </w:r>
+      <w:r>
+        <w:t xml:space="preserve"> terms </w:t>
+      </w:r>
+      <w:r>
+        <w:rPr>
+          <w:i/>
+          <w:iCs/>
+        </w:rPr>
+        <w:t>veneco</w:t>
+      </w:r>
+      <w:r>
+        <w:t xml:space="preserve"> and </w:t>
+      </w:r>
+      <w:r>
+        <w:rPr>
+          <w:i/>
+          <w:iCs/>
+        </w:rPr>
+        <w:t>veneca</w:t>
+      </w:r>
+      <w:r>
+        <w:t xml:space="preserve"> reveals significant gendered patterns: veneca is disproportionately associated with sexualized and moralized narratives, indicating the intersection of xenophobia and sexism. These results underscore the dual function of social media as a site of both stigmatization and resistance, offering insights into the emotional and cultural dimensions of migration discourse in Colombia’s digital public sphere.</w:t>
+      </w:r>
     </w:p>
     <w:p>
       <w:pPr>
@@ -534,22 +586,46 @@
         <w:t>crises</w:t>
       </w:r>
       <w:r>
-        <w:t xml:space="preserve"> in the world, with almost 7.7 million migrants and refugees as of </w:t>
+        <w:t xml:space="preserve"> in the world, with almost 7.</w:t>
+      </w:r>
+      <w:r>
+        <w:t>89</w:t>
+      </w:r>
+      <w:r>
+        <w:t xml:space="preserve"> million migrants and refugees as of </w:t>
       </w:r>
       <w:r>
         <w:t>November</w:t>
       </w:r>
       <w:r>
-        <w:t xml:space="preserve"> 2023</w:t>
+        <w:t xml:space="preserve"> 202</w:t>
+      </w:r>
+      <w:r>
+        <w:t>4</w:t>
+      </w:r>
+      <w:r>
+        <w:t>,</w:t>
       </w:r>
       <w:r>
         <w:t xml:space="preserve"> </w:t>
       </w:r>
       <w:r>
-        <w:t>from which 6.5 million</w:t>
-      </w:r>
-      <w:r>
-        <w:t xml:space="preserve"> (84%)</w:t>
+        <w:t>from which 6.</w:t>
+      </w:r>
+      <w:r>
+        <w:t>71</w:t>
+      </w:r>
+      <w:r>
+        <w:t xml:space="preserve"> million</w:t>
+      </w:r>
+      <w:r>
+        <w:t xml:space="preserve"> (8</w:t>
+      </w:r>
+      <w:r>
+        <w:t>5</w:t>
+      </w:r>
+      <w:r>
+        <w:t>%)</w:t>
       </w:r>
       <w:r>
         <w:t xml:space="preserve"> are currently in</w:t>
@@ -570,13 +646,19 @@
         <w:t>2.8</w:t>
       </w:r>
       <w:r>
-        <w:t>8</w:t>
+        <w:t>1</w:t>
       </w:r>
       <w:r>
         <w:t xml:space="preserve"> million </w:t>
       </w:r>
       <w:r>
-        <w:t xml:space="preserve">(37%) </w:t>
+        <w:t>(3</w:t>
+      </w:r>
+      <w:r>
+        <w:t>6</w:t>
+      </w:r>
+      <w:r>
+        <w:t xml:space="preserve">%) </w:t>
       </w:r>
       <w:r>
         <w:t>in Colombia,</w:t>
@@ -591,7 +673,7 @@
         <w:fldChar w:fldCharType="begin"/>
       </w:r>
       <w:r>
-        <w:instrText xml:space="preserve"> ADDIN EN.CITE &lt;EndNote&gt;&lt;Cite&gt;&lt;Author&gt;R4V Plataforma de Coordinación interagencial para Refugiados y Migrantes de Venezuela&lt;/Author&gt;&lt;Year&gt;2023&lt;/Year&gt;&lt;RecNum&gt;1&lt;/RecNum&gt;&lt;DisplayText&gt;[1]&lt;/DisplayText&gt;&lt;record&gt;&lt;rec-number&gt;1&lt;/rec-number&gt;&lt;foreign-keys&gt;&lt;key app="EN" db-id="vvp2e2z04xerd3ere26p9zrrr25twrz5z55t" timestamp="1717014861"&gt;1&lt;/key&gt;&lt;/foreign-keys&gt;&lt;ref-type name="Report"&gt;27&lt;/ref-type&gt;&lt;contributors&gt;&lt;authors&gt;&lt;author&gt;R4V Plataforma de Coordinación interagencial para Refugiados y Migrantes de Venezuela,&lt;/author&gt;&lt;/authors&gt;&lt;/contributors&gt;&lt;titles&gt;&lt;title&gt;R4V América Latina y el Caribe, Refugiados y Migrantes Venezolanos en la Región - Nov. 2023&lt;/title&gt;&lt;/titles&gt;&lt;dates&gt;&lt;year&gt;2023&lt;/year&gt;&lt;pub-dates&gt;&lt;date&gt;November&lt;/date&gt;&lt;/pub-dates&gt;&lt;/dates&gt;&lt;pub-location&gt;https://web.archive.org/web/20250312162513/https://www.r4v.info/es/document/r4v-america-latina-y-el-caribe-refugiados-y-migrantes-venezolanos-en-la-region-nov-2023&lt;/pub-location&gt;&lt;urls&gt;&lt;/urls&gt;&lt;/record&gt;&lt;/Cite&gt;&lt;/EndNote&gt;</w:instrText>
+        <w:instrText xml:space="preserve"> ADDIN EN.CITE &lt;EndNote&gt;&lt;Cite&gt;&lt;Author&gt;R4V Plataforma de Coordinación interagencial para Refugiados y Migrantes de Venezuela&lt;/Author&gt;&lt;Year&gt;2024&lt;/Year&gt;&lt;RecNum&gt;1&lt;/RecNum&gt;&lt;DisplayText&gt;[1]&lt;/DisplayText&gt;&lt;record&gt;&lt;rec-number&gt;1&lt;/rec-number&gt;&lt;foreign-keys&gt;&lt;key app="EN" db-id="vvp2e2z04xerd3ere26p9zrrr25twrz5z55t" timestamp="1717014861"&gt;1&lt;/key&gt;&lt;/foreign-keys&gt;&lt;ref-type name="Report"&gt;27&lt;/ref-type&gt;&lt;contributors&gt;&lt;authors&gt;&lt;author&gt;R4V Plataforma de Coordinación interagencial para Refugiados y Migrantes de Venezuela,&lt;/author&gt;&lt;/authors&gt;&lt;/contributors&gt;&lt;titles&gt;&lt;title&gt;R4V Latin America and the Caribbean, Venezuelan Refugees and Migrants in the Region - Nov 2024&lt;/title&gt;&lt;/titles&gt;&lt;dates&gt;&lt;year&gt;2024&lt;/year&gt;&lt;pub-dates&gt;&lt;date&gt;November&lt;/date&gt;&lt;/pub-dates&gt;&lt;/dates&gt;&lt;pub-location&gt;https://web.archive.org/web/20250410203011/https://www.r4v.info/en/document/r4v-latin-america-and-caribbean-venezuelan-refugees-and-migrants-region-nov-2024&lt;/pub-location&gt;&lt;urls&gt;&lt;/urls&gt;&lt;/record&gt;&lt;/Cite&gt;&lt;/EndNote&gt;</w:instrText>
       </w:r>
       <w:r>
         <w:fldChar w:fldCharType="separate"/>
@@ -630,11 +712,131 @@
         <w:fldChar w:fldCharType="begin"/>
       </w:r>
       <w:r>
-        <w:instrText xml:space="preserve"> ADDIN EN.CITE &lt;EndNote&gt;&lt;Cite&gt;&lt;Author&gt;Lebow&lt;/Author&gt;&lt;Year&gt;2023&lt;/Year&gt;&lt;RecNum&gt;18&lt;/RecNum&gt;&lt;DisplayText&gt;[2]&lt;/DisplayText&gt;&lt;record&gt;&lt;rec-number&gt;18&lt;/rec-number&gt;&lt;foreign-keys&gt;&lt;key app="EN" db-id="vvp2e2z04xerd3ere26p9zrrr25twrz5z55t" timestamp="1717073681"&gt;18&lt;/key&gt;&lt;/foreign-keys&gt;&lt;ref-type </w:instrText>
+        <w:instrText xml:space="preserve"> ADDIN EN.CITE &lt;EndNote&gt;&lt;Cite&gt;&lt;Author&gt;Lebow&lt;/Author&gt;&lt;Year&gt;2023&lt;/Year&gt;&lt;RecNum&gt;18&lt;/RecNum&gt;&lt;DisplayText&gt;[2]&lt;/DisplayText&gt;&lt;record&gt;&lt;rec-number&gt;18&lt;/rec-number&gt;&lt;foreign-keys&gt;&lt;key app="EN" db-id="vvp2e2z04xerd3ere26p9zrrr25twrz5z55t" timestamp="1717073681"&gt;18&lt;/key&gt;&lt;/foreign-keys&gt;&lt;ref-type name="Journal Article"&gt;17&lt;/ref-type&gt;&lt;contributors&gt;&lt;authors&gt;&lt;author&gt;Lebow, Jeremy&lt;/author&gt;&lt;author&gt;Moreno Medina, Jonathan&lt;/author&gt;&lt;author&gt;Coral, Horacio&lt;/author&gt;&lt;author&gt;Mousa, Salma&lt;/author&gt;&lt;/authors&gt;&lt;/contributors&gt;&lt;titles&gt;&lt;title&gt;Migrant Exposure and Anti-Migrant Sentiment: The Case of the Venezuelan Exodus&lt;/title&gt;&lt;secondary-title&gt;Available at SSRN 3660641&lt;/secondary-title&gt;&lt;/titles&gt;&lt;periodical&gt;&lt;full-title&gt;Available at SSRN 3660641&lt;/full-title&gt;&lt;/periodical&gt;&lt;dates&gt;&lt;year&gt;2023&lt;/year&gt;&lt;/dates&gt;&lt;urls&gt;&lt;/urls&gt;&lt;/record&gt;&lt;/Cite&gt;&lt;/EndNote&gt;</w:instrText>
+      </w:r>
+      <w:r>
+        <w:fldChar w:fldCharType="separate"/>
+      </w:r>
+      <w:r>
+        <w:rPr>
+          <w:noProof/>
+        </w:rPr>
+        <w:t>[2]</w:t>
+      </w:r>
+      <w:r>
+        <w:fldChar w:fldCharType="end"/>
+      </w:r>
+      <w:r>
+        <w:t xml:space="preserve"> </w:t>
+      </w:r>
+      <w:r>
+        <w:t xml:space="preserve">and </w:t>
+      </w:r>
+      <w:r>
+        <w:t xml:space="preserve">the </w:t>
+      </w:r>
+      <w:r>
+        <w:t xml:space="preserve">formation of </w:t>
+      </w:r>
+      <w:r>
+        <w:t>xenophobic, sexist</w:t>
+      </w:r>
+      <w:r>
+        <w:t>,</w:t>
+      </w:r>
+      <w:r>
+        <w:t xml:space="preserve"> and discriminatory stances</w:t>
+      </w:r>
+      <w:r>
+        <w:t xml:space="preserve"> of the locals</w:t>
+      </w:r>
+      <w:r>
+        <w:t xml:space="preserve"> against the </w:t>
+      </w:r>
+      <w:r>
+        <w:t>Venezuelan migrants</w:t>
+      </w:r>
+      <w:r>
+        <w:t xml:space="preserve"> </w:t>
+      </w:r>
+      <w:r>
+        <w:fldChar w:fldCharType="begin"/>
+      </w:r>
+      <w:r>
+        <w:instrText xml:space="preserve"> ADDIN EN.CITE &lt;EndNote&gt;&lt;Cite&gt;&lt;Author&gt;Oxfam&lt;/Author&gt;&lt;Year&gt;2019&lt;/Year&gt;&lt;RecNum&gt;19&lt;/RecNum&gt;&lt;DisplayText&gt;[3]&lt;/DisplayText&gt;&lt;record&gt;&lt;rec-number&gt;19&lt;/rec-number&gt;&lt;foreign-keys&gt;&lt;key app="EN" db-id="vvp2e2z04xerd3ere26p9zrrr25twrz5z55t" timestamp="1717074023"&gt;19&lt;/key&gt;&lt;/foreign-keys&gt;&lt;ref-type name="Report"&gt;27&lt;/ref-type&gt;&lt;contributors&gt;&lt;authors&gt;&lt;author&gt;Oxfam&lt;/author&gt;&lt;/authors&gt;&lt;/contributors&gt;&lt;titles&gt;&lt;title&gt;Yes, but Not Here: Perceptions of Xenophobia and Discrimination towards Venezuelan Migrants in Colombia, Ecuador and Peru&lt;/title&gt;&lt;/titles&gt;&lt;dates&gt;&lt;year&gt;2019&lt;/year&gt;&lt;/dates&gt;&lt;pub-location&gt;https://web.archive.org/web/20241015123342/https://oxfamilibrary.openrepository.com/bitstream/handle/10546/620890/bp_yes_but_not_here_en_xenophobia-migration-venezuela-251019-en.pdf&lt;/pub-location&gt;&lt;urls&gt;&lt;/urls&gt;&lt;/record&gt;&lt;/Cite&gt;&lt;/EndNote&gt;</w:instrText>
+      </w:r>
+      <w:r>
+        <w:fldChar w:fldCharType="separate"/>
+      </w:r>
+      <w:r>
+        <w:rPr>
+          <w:noProof/>
+        </w:rPr>
+        <w:t>[3]</w:t>
+      </w:r>
+      <w:r>
+        <w:fldChar w:fldCharType="end"/>
+      </w:r>
+      <w:r>
+        <w:t>.</w:t>
+      </w:r>
+      <w:r>
+        <w:t xml:space="preserve"> </w:t>
+      </w:r>
+      <w:r>
+        <w:t>T</w:t>
+      </w:r>
+      <w:r>
+        <w:t>hese</w:t>
+      </w:r>
+      <w:r>
+        <w:t xml:space="preserve"> </w:t>
+      </w:r>
+      <w:r>
+        <w:t xml:space="preserve">stances </w:t>
+      </w:r>
+      <w:r>
+        <w:t>are influenced by</w:t>
+      </w:r>
+      <w:r>
+        <w:t xml:space="preserve"> ambivalent and even contradictory opinions</w:t>
+      </w:r>
+      <w:r>
+        <w:t xml:space="preserve"> </w:t>
+      </w:r>
+      <w:r>
+        <w:t>and</w:t>
+      </w:r>
+      <w:r>
+        <w:t xml:space="preserve"> information from social networks</w:t>
+      </w:r>
+      <w:r>
+        <w:t>,</w:t>
+      </w:r>
+      <w:r>
+        <w:t xml:space="preserve"> </w:t>
+      </w:r>
+      <w:r>
+        <w:t>trigger</w:t>
+      </w:r>
+      <w:r>
+        <w:t>ing</w:t>
+      </w:r>
+      <w:r>
+        <w:t xml:space="preserve"> xenophobic </w:t>
       </w:r>
       <w:r>
         <w:lastRenderedPageBreak/>
-        <w:instrText>name="Journal Article"&gt;17&lt;/ref-type&gt;&lt;contributors&gt;&lt;authors&gt;&lt;author&gt;Lebow, Jeremy&lt;/author&gt;&lt;author&gt;Moreno Medina, Jonathan&lt;/author&gt;&lt;author&gt;Coral, Horacio&lt;/author&gt;&lt;author&gt;Mousa, Salma&lt;/author&gt;&lt;/authors&gt;&lt;/contributors&gt;&lt;titles&gt;&lt;title&gt;Migrant Exposure and Anti-Migrant Sentiment: The Case of the Venezuelan Exodus&lt;/title&gt;&lt;secondary-title&gt;Available at SSRN 3660641&lt;/secondary-title&gt;&lt;/titles&gt;&lt;periodical&gt;&lt;full-title&gt;Available at SSRN 3660641&lt;/full-title&gt;&lt;/periodical&gt;&lt;dates&gt;&lt;year&gt;2023&lt;/year&gt;&lt;/dates&gt;&lt;urls&gt;&lt;/urls&gt;&lt;/record&gt;&lt;/Cite&gt;&lt;/EndNote&gt;</w:instrText>
+        <w:t>behaviors and actions</w:t>
+      </w:r>
+      <w:r>
+        <w:t xml:space="preserve"> </w:t>
+      </w:r>
+      <w:r>
+        <w:fldChar w:fldCharType="begin"/>
+      </w:r>
+      <w:r>
+        <w:instrText xml:space="preserve"> ADDIN EN.CITE &lt;EndNote&gt;&lt;Cite&gt;&lt;Author&gt;Oxfam&lt;/Author&gt;&lt;Year&gt;2019&lt;/Year&gt;&lt;RecNum&gt;19&lt;/RecNum&gt;&lt;DisplayText&gt;[3]&lt;/DisplayText&gt;&lt;record&gt;&lt;rec-number&gt;19&lt;/rec-number&gt;&lt;foreign-keys&gt;&lt;key app="EN" db-id="vvp2e2z04xerd3ere26p9zrrr25twrz5z55t" timestamp="1717074023"&gt;19&lt;/key&gt;&lt;/foreign-keys&gt;&lt;ref-type name="Report"&gt;27&lt;/ref-type&gt;&lt;contributors&gt;&lt;authors&gt;&lt;author&gt;Oxfam&lt;/author&gt;&lt;/authors&gt;&lt;/contributors&gt;&lt;titles&gt;&lt;title&gt;Yes, but Not Here: Perceptions of Xenophobia and Discrimination towards Venezuelan Migrants in Colombia, Ecuador and Peru&lt;/title&gt;&lt;/titles&gt;&lt;dates&gt;&lt;year&gt;2019&lt;/year&gt;&lt;/dates&gt;&lt;pub-location&gt;https://web.archive.org/web/20241015123342/https://oxfamilibrary.openrepository.com/bitstream/handle/10546/620890/bp_yes_but_not_here_en_xenophobia-migration-venezuela-251019-en.pdf&lt;/pub-location&gt;&lt;urls&gt;&lt;/urls&gt;&lt;/record&gt;&lt;/Cite&gt;&lt;/EndNote&gt;</w:instrText>
       </w:r>
       <w:r>
         <w:fldChar w:fldCharType="separate"/>
@@ -643,40 +845,108 @@
         <w:rPr>
           <w:noProof/>
         </w:rPr>
-        <w:t>[2]</w:t>
+        <w:t>[3]</w:t>
       </w:r>
       <w:r>
         <w:fldChar w:fldCharType="end"/>
       </w:r>
       <w:r>
+        <w:t>.</w:t>
+      </w:r>
+      <w:r>
         <w:t xml:space="preserve"> </w:t>
       </w:r>
       <w:r>
-        <w:t xml:space="preserve">and </w:t>
-      </w:r>
-      <w:r>
-        <w:t xml:space="preserve">the </w:t>
-      </w:r>
-      <w:r>
-        <w:t xml:space="preserve">formation of </w:t>
-      </w:r>
-      <w:r>
-        <w:t>xenophobic, sexist</w:t>
-      </w:r>
-      <w:r>
-        <w:t>,</w:t>
-      </w:r>
-      <w:r>
-        <w:t xml:space="preserve"> and discriminatory stances</w:t>
-      </w:r>
-      <w:r>
-        <w:t xml:space="preserve"> of the locals</w:t>
-      </w:r>
-      <w:r>
-        <w:t xml:space="preserve"> against the </w:t>
-      </w:r>
-      <w:r>
-        <w:t>Venezuelan migrants</w:t>
+        <w:t>These mixed attitudes underscore the importance of understanding how Venezuelan migration is being discussed and constructed in the public sphere.</w:t>
+      </w:r>
+    </w:p>
+    <w:p>
+      <w:r>
+        <w:t xml:space="preserve">Social media, </w:t>
+      </w:r>
+      <w:r>
+        <w:t xml:space="preserve">particularly </w:t>
+      </w:r>
+      <w:r>
+        <w:t>X</w:t>
+      </w:r>
+      <w:r>
+        <w:t xml:space="preserve"> (</w:t>
+      </w:r>
+      <w:r>
+        <w:t>formerly known as Twitter</w:t>
+      </w:r>
+      <w:r>
+        <w:t>)</w:t>
+      </w:r>
+      <w:r>
+        <w:t xml:space="preserve">, </w:t>
+      </w:r>
+      <w:r>
+        <w:t xml:space="preserve">has emerged as a key arena where these attitudes and narratives play out. </w:t>
+      </w:r>
+      <w:r>
+        <w:t>Users in X o</w:t>
+      </w:r>
+      <w:r>
+        <w:t>ften engage by posting updates (</w:t>
+      </w:r>
+      <w:r>
+        <w:t xml:space="preserve">posts, </w:t>
+      </w:r>
+      <w:r>
+        <w:t>formerly known as ‘tweets’) and sharing others’ updates (</w:t>
+      </w:r>
+      <w:r>
+        <w:t xml:space="preserve">reposts, </w:t>
+      </w:r>
+      <w:r>
+        <w:t>formerly ‘retweets’)</w:t>
+      </w:r>
+      <w:r>
+        <w:t xml:space="preserve">. </w:t>
+      </w:r>
+      <w:r>
+        <w:t xml:space="preserve">Given </w:t>
+      </w:r>
+      <w:r>
+        <w:t>X</w:t>
+      </w:r>
+      <w:r>
+        <w:t xml:space="preserve">’s prominence in Colombia’s media landscape, the platform offers a rich data source for examining real-time social discourse around migration. </w:t>
+      </w:r>
+      <w:r>
+        <w:t>Posts</w:t>
+      </w:r>
+      <w:r>
+        <w:t xml:space="preserve"> can amplify both supportive voices and hostile sentiments, shaping public opinion and even policy responses. Prior research on immigration discourse indicates that social media often serves as an “echo chamber” for polarized views, where migrants may be alternately portrayed with empathy or subjected to derogatory stereotypes </w:t>
+      </w:r>
+      <w:r>
+        <w:fldChar w:fldCharType="begin"/>
+      </w:r>
+      <w:r>
+        <w:instrText xml:space="preserve"> ADDIN EN.CITE &lt;EndNote&gt;&lt;Cite&gt;&lt;Author&gt;Ekman&lt;/Author&gt;&lt;Year&gt;2019&lt;/Year&gt;&lt;RecNum&gt;36&lt;/RecNum&gt;&lt;DisplayText&gt;[4, 5]&lt;/DisplayText&gt;&lt;record&gt;&lt;rec-number&gt;36&lt;/rec-number&gt;&lt;foreign-keys&gt;&lt;key app="EN" db-id="vvp2e2z04xerd3ere26p9zrrr25twrz5z55t" timestamp="1744142236"&gt;36&lt;/key&gt;&lt;/foreign-keys&gt;&lt;ref-type name="Journal Article"&gt;17&lt;/ref-type&gt;&lt;contributors&gt;&lt;authors&gt;&lt;author&gt;Ekman, Mattias&lt;/author&gt;&lt;/authors&gt;&lt;/contributors&gt;&lt;titles&gt;&lt;title&gt;Anti-immigration and racist discourse in social media&lt;/title&gt;&lt;secondary-title&gt;European journal of Communication&lt;/secondary-title&gt;&lt;/titles&gt;&lt;periodical&gt;&lt;full-title&gt;European journal of Communication&lt;/full-title&gt;&lt;/periodical&gt;&lt;pages&gt;606-618&lt;/pages&gt;&lt;volume&gt;34&lt;/volume&gt;&lt;number&gt;6&lt;/number&gt;&lt;dates&gt;&lt;year&gt;2019&lt;/year&gt;&lt;/dates&gt;&lt;isbn&gt;0267-3231&lt;/isbn&gt;&lt;urls&gt;&lt;/urls&gt;&lt;/record&gt;&lt;/Cite&gt;&lt;Cite&gt;&lt;Author&gt;Aldamen&lt;/Author&gt;&lt;Year&gt;2023&lt;/Year&gt;&lt;RecNum&gt;37&lt;/RecNum&gt;&lt;record&gt;&lt;rec-number&gt;37&lt;/rec-number&gt;&lt;foreign-keys&gt;&lt;key app="EN" db-id="vvp2e2z04xerd3ere26p9zrrr25twrz5z55t" timestamp="1744142284"&gt;37&lt;/key&gt;&lt;/foreign-keys&gt;&lt;ref-type name="Journal Article"&gt;17&lt;/ref-type&gt;&lt;contributors&gt;&lt;authors&gt;&lt;author&gt;Aldamen, Yasmin&lt;/author&gt;&lt;/authors&gt;&lt;/contributors&gt;&lt;titles&gt;&lt;title&gt;Xenophobia and hate speech towards refugees on social media: Reinforcing causes, negative effects, defense and response mechanisms against that speech&lt;/title&gt;&lt;secondary-title&gt;Societies&lt;/secondary-title&gt;&lt;/titles&gt;&lt;periodical&gt;&lt;full-title&gt;Societies&lt;/full-title&gt;&lt;/periodical&gt;&lt;pages&gt;83&lt;/pages&gt;&lt;volume&gt;13&lt;/volume&gt;&lt;number&gt;4&lt;/number&gt;&lt;dates&gt;&lt;year&gt;2023&lt;/year&gt;&lt;/dates&gt;&lt;isbn&gt;2075-4698&lt;/isbn&gt;&lt;urls&gt;&lt;/urls&gt;&lt;/record&gt;&lt;/Cite&gt;&lt;/EndNote&gt;</w:instrText>
+      </w:r>
+      <w:r>
+        <w:fldChar w:fldCharType="separate"/>
+      </w:r>
+      <w:r>
+        <w:rPr>
+          <w:noProof/>
+        </w:rPr>
+        <w:t>[4, 5]</w:t>
+      </w:r>
+      <w:r>
+        <w:fldChar w:fldCharType="end"/>
+      </w:r>
+      <w:r>
+        <w:t xml:space="preserve">. There is a need for nuanced, multidimensional analysis that captures not only the content of </w:t>
+      </w:r>
+      <w:r>
+        <w:t>post</w:t>
+      </w:r>
+      <w:r>
+        <w:t>s but also their spatial</w:t>
       </w:r>
       <w:r>
         <w:t xml:space="preserve"> </w:t>
@@ -685,7 +955,7 @@
         <w:fldChar w:fldCharType="begin"/>
       </w:r>
       <w:r>
-        <w:instrText xml:space="preserve"> ADDIN EN.CITE &lt;EndNote&gt;&lt;Cite&gt;&lt;Author&gt;Oxfam&lt;/Author&gt;&lt;Year&gt;2019&lt;/Year&gt;&lt;RecNum&gt;19&lt;/RecNum&gt;&lt;DisplayText&gt;[3]&lt;/DisplayText&gt;&lt;record&gt;&lt;rec-number&gt;19&lt;/rec-number&gt;&lt;foreign-keys&gt;&lt;key app="EN" db-id="vvp2e2z04xerd3ere26p9zrrr25twrz5z55t" timestamp="1717074023"&gt;19&lt;/key&gt;&lt;/foreign-keys&gt;&lt;ref-type name="Report"&gt;27&lt;/ref-type&gt;&lt;contributors&gt;&lt;authors&gt;&lt;author&gt;Oxfam&lt;/author&gt;&lt;/authors&gt;&lt;/contributors&gt;&lt;titles&gt;&lt;title&gt;Yes, but Not Here: Perceptions of Xenophobia and Discrimination towards Venezuelan Migrants in Colombia, Ecuador and Peru&lt;/title&gt;&lt;/titles&gt;&lt;dates&gt;&lt;year&gt;2019&lt;/year&gt;&lt;/dates&gt;&lt;pub-location&gt;https://web.archive.org/web/20241015123342/https://oxfamilibrary.openrepository.com/bitstream/handle/10546/620890/bp_yes_but_not_here_en_xenophobia-migration-venezuela-251019-en.pdf&lt;/pub-location&gt;&lt;urls&gt;&lt;/urls&gt;&lt;/record&gt;&lt;/Cite&gt;&lt;/EndNote&gt;</w:instrText>
+        <w:instrText xml:space="preserve"> ADDIN EN.CITE &lt;EndNote&gt;&lt;Cite&gt;&lt;Author&gt;Linder&lt;/Author&gt;&lt;Year&gt;2018&lt;/Year&gt;&lt;RecNum&gt;21&lt;/RecNum&gt;&lt;DisplayText&gt;[6]&lt;/DisplayText&gt;&lt;record&gt;&lt;rec-number&gt;21&lt;/rec-number&gt;&lt;foreign-keys&gt;&lt;key app="EN" db-id="vvp2e2z04xerd3ere26p9zrrr25twrz5z55t" timestamp="1727276106"&gt;21&lt;/key&gt;&lt;/foreign-keys&gt;&lt;ref-type name="Journal Article"&gt;17&lt;/ref-type&gt;&lt;contributors&gt;&lt;authors&gt;&lt;author&gt;Linder, Fridolin&lt;/author&gt;&lt;/authors&gt;&lt;/contributors&gt;&lt;titles&gt;&lt;title&gt;Online Public Opinion and Refugee Allocation. Assessment of the Impact of Refugee Facilities on Individual Expression of Political Views on Twitter&lt;/title&gt;&lt;secondary-title&gt;Assessment of the Impact of Refugee Facilities on Individual Expression of Political Views on Twitter (September 17, 2018)&lt;/secondary-title&gt;&lt;/titles&gt;&lt;periodical&gt;&lt;full-title&gt;Assessment of the Impact of Refugee Facilities on Individual Expression of Political Views on Twitter (September 17, 2018)&lt;/full-title&gt;&lt;/periodical&gt;&lt;dates&gt;&lt;year&gt;2018&lt;/year&gt;&lt;/dates&gt;&lt;urls&gt;&lt;/urls&gt;&lt;/record&gt;&lt;/Cite&gt;&lt;/EndNote&gt;</w:instrText>
       </w:r>
       <w:r>
         <w:fldChar w:fldCharType="separate"/>
@@ -694,149 +964,27 @@
         <w:rPr>
           <w:noProof/>
         </w:rPr>
-        <w:t>[3]</w:t>
+        <w:t>[6]</w:t>
       </w:r>
       <w:r>
         <w:fldChar w:fldCharType="end"/>
       </w:r>
       <w:r>
-        <w:t>.</w:t>
-      </w:r>
-      <w:r>
-        <w:t xml:space="preserve"> </w:t>
-      </w:r>
-      <w:r>
-        <w:t>T</w:t>
-      </w:r>
-      <w:r>
-        <w:t>hese</w:t>
-      </w:r>
-      <w:r>
-        <w:t xml:space="preserve"> </w:t>
-      </w:r>
-      <w:r>
-        <w:t xml:space="preserve">stances </w:t>
-      </w:r>
-      <w:r>
-        <w:t>are influenced by</w:t>
-      </w:r>
-      <w:r>
-        <w:t xml:space="preserve"> ambivalent and even contradictory opinions</w:t>
-      </w:r>
-      <w:r>
-        <w:t xml:space="preserve"> </w:t>
-      </w:r>
-      <w:r>
-        <w:t>and</w:t>
-      </w:r>
-      <w:r>
-        <w:t xml:space="preserve"> information from social networks</w:t>
-      </w:r>
-      <w:r>
-        <w:t>,</w:t>
-      </w:r>
-      <w:r>
-        <w:t xml:space="preserve"> </w:t>
-      </w:r>
-      <w:r>
-        <w:t>trigger</w:t>
-      </w:r>
-      <w:r>
-        <w:t>ing</w:t>
-      </w:r>
-      <w:r>
-        <w:t xml:space="preserve"> xenophobic behaviors and actions</w:t>
-      </w:r>
-      <w:r>
-        <w:t xml:space="preserve"> </w:t>
-      </w:r>
-      <w:r>
-        <w:fldChar w:fldCharType="begin"/>
-      </w:r>
-      <w:r>
-        <w:instrText xml:space="preserve"> ADDIN EN.CITE &lt;EndNote&gt;&lt;Cite&gt;&lt;Author&gt;Oxfam&lt;/Author&gt;&lt;Year&gt;2019&lt;/Year&gt;&lt;RecNum&gt;19&lt;/RecNum&gt;&lt;DisplayText&gt;[3]&lt;/DisplayText&gt;&lt;record&gt;&lt;rec-number&gt;19&lt;/rec-number&gt;&lt;foreign-keys&gt;&lt;key app="EN" db-id="vvp2e2z04xerd3ere26p9zrrr25twrz5z55t" timestamp="1717074023"&gt;19&lt;/key&gt;&lt;/foreign-keys&gt;&lt;ref-type name="Report"&gt;27&lt;/ref-type&gt;&lt;contributors&gt;&lt;authors&gt;&lt;author&gt;Oxfam&lt;/author&gt;&lt;/authors&gt;&lt;/contributors&gt;&lt;titles&gt;&lt;title&gt;Yes, but Not Here: Perceptions of Xenophobia and Discrimination towards Venezuelan Migrants in Colombia, Ecuador and Peru&lt;/title&gt;&lt;/titles&gt;&lt;dates&gt;&lt;year&gt;2019&lt;/year&gt;&lt;/dates&gt;&lt;pub-location&gt;https://web.archive.org/web/20241015123342/https://oxfamilibrary.openrepository.com/bitstream/handle/10546/620890/bp_yes_but_not_here_en_xenophobia-migration-venezuela-251019-en.pdf&lt;/pub-location&gt;&lt;urls&gt;&lt;/urls&gt;&lt;/record&gt;&lt;/Cite&gt;&lt;/EndNote&gt;</w:instrText>
-      </w:r>
-      <w:r>
-        <w:fldChar w:fldCharType="separate"/>
-      </w:r>
-      <w:r>
-        <w:rPr>
-          <w:noProof/>
-        </w:rPr>
-        <w:t>[3]</w:t>
-      </w:r>
-      <w:r>
-        <w:fldChar w:fldCharType="end"/>
-      </w:r>
-      <w:r>
-        <w:t>.</w:t>
-      </w:r>
-      <w:r>
-        <w:t xml:space="preserve"> </w:t>
-      </w:r>
-      <w:r>
-        <w:t>These mixed attitudes underscore the importance of understanding how Venezuelan migration is being discussed and constructed in the public sphere.</w:t>
-      </w:r>
-    </w:p>
-    <w:p>
-      <w:r>
-        <w:t xml:space="preserve">Social media, </w:t>
-      </w:r>
-      <w:r>
-        <w:t>particularly Twitte</w:t>
-      </w:r>
-      <w:r>
-        <w:t xml:space="preserve">r, has emerged as a key arena where these attitudes and narratives play out. Given Twitter’s prominence in Colombia’s media landscape, the platform offers a rich data source for examining real-time social discourse around migration. Tweets can amplify both supportive voices and hostile sentiments, shaping public opinion and even policy responses. Prior research on immigration discourse indicates that social media often serves as an “echo chamber” for polarized views, where migrants may be alternately portrayed with empathy or subjected to derogatory stereotypes </w:t>
-      </w:r>
-      <w:r>
-        <w:fldChar w:fldCharType="begin"/>
-      </w:r>
-      <w:r>
-        <w:instrText xml:space="preserve"> ADDIN EN.CITE &lt;EndNote&gt;&lt;Cite&gt;&lt;Author&gt;Ekman&lt;/Author&gt;&lt;Year&gt;2019&lt;/Year&gt;&lt;RecNum&gt;36&lt;/RecNum&gt;&lt;DisplayText&gt;[4, 5]&lt;/DisplayText&gt;&lt;record&gt;&lt;rec-number&gt;36&lt;/rec-number&gt;&lt;foreign-keys&gt;&lt;key app="EN" db-id="vvp2e2z04xerd3ere26p9zrrr25twrz5z55t" timestamp="1744142236"&gt;36&lt;/key&gt;&lt;/foreign-keys&gt;&lt;ref-type name="Journal Article"&gt;17&lt;/ref-type&gt;&lt;contributors&gt;&lt;authors&gt;&lt;author&gt;Ekman, Mattias&lt;/author&gt;&lt;/authors&gt;&lt;/contributors&gt;&lt;titles&gt;&lt;title&gt;Anti-immigration and racist discourse in social media&lt;/title&gt;&lt;secondary-title&gt;European journal of Communication&lt;/secondary-title&gt;&lt;/titles&gt;&lt;periodical&gt;&lt;full-title&gt;European journal of Communication&lt;/full-title&gt;&lt;/periodical&gt;&lt;pages&gt;606-618&lt;/pages&gt;&lt;volume&gt;34&lt;/volume&gt;&lt;number&gt;6&lt;/number&gt;&lt;dates&gt;&lt;year&gt;2019&lt;/year&gt;&lt;/dates&gt;&lt;isbn&gt;0267-3231&lt;/isbn&gt;&lt;urls&gt;&lt;/urls&gt;&lt;/record&gt;&lt;/Cite&gt;&lt;Cite&gt;&lt;Author&gt;Aldamen&lt;/Author&gt;&lt;Year&gt;2023&lt;/Year&gt;&lt;RecNum&gt;37&lt;/RecNum&gt;&lt;record&gt;&lt;rec-number&gt;37&lt;/rec-number&gt;&lt;foreign-keys&gt;&lt;key app="EN" db-id="vvp2e2z04xerd3ere26p9zrrr25twrz5z55t" timestamp="1744142284"&gt;37&lt;/key&gt;&lt;/foreign-keys&gt;&lt;ref-type name="Journal Article"&gt;17&lt;/ref-type&gt;&lt;contributors&gt;&lt;authors&gt;&lt;author&gt;Aldamen, Yasmin&lt;/author&gt;&lt;/authors&gt;&lt;/contributors&gt;&lt;titles&gt;&lt;title&gt;Xenophobia and hate speech towards refugees on social media: Reinforcing causes, negative effects, defense and response mechanisms against that speech&lt;/title&gt;&lt;secondary-title&gt;Societies&lt;/secondary-title&gt;&lt;/titles&gt;&lt;periodical&gt;&lt;full-title&gt;Societies&lt;/full-title&gt;&lt;/periodical&gt;&lt;pages&gt;83&lt;/pages&gt;&lt;volume&gt;13&lt;/volume&gt;&lt;number&gt;4&lt;/number&gt;&lt;dates&gt;&lt;year&gt;2023&lt;/year&gt;&lt;/dates&gt;&lt;isbn&gt;2075-4698&lt;/isbn&gt;&lt;urls&gt;&lt;/urls&gt;&lt;/record&gt;&lt;/Cite&gt;&lt;/EndNote&gt;</w:instrText>
-      </w:r>
-      <w:r>
-        <w:fldChar w:fldCharType="separate"/>
-      </w:r>
-      <w:r>
-        <w:rPr>
-          <w:noProof/>
-        </w:rPr>
-        <w:t>[4, 5]</w:t>
-      </w:r>
-      <w:r>
-        <w:fldChar w:fldCharType="end"/>
-      </w:r>
-      <w:r>
-        <w:t>. There is a need for nuanced, multidimensional analysis that captures not only the content of tweets but also their spatial</w:t>
-      </w:r>
-      <w:r>
-        <w:t xml:space="preserve"> </w:t>
-      </w:r>
-      <w:r>
-        <w:fldChar w:fldCharType="begin"/>
-      </w:r>
-      <w:r>
-        <w:instrText xml:space="preserve"> ADDIN EN.CITE &lt;EndNote&gt;&lt;Cite&gt;&lt;Author&gt;Linder&lt;/Author&gt;&lt;Year&gt;2018&lt;/Year&gt;&lt;RecNum&gt;21&lt;/RecNum&gt;&lt;DisplayText&gt;[6]&lt;/DisplayText&gt;&lt;record&gt;&lt;rec-number&gt;21&lt;/rec-number&gt;&lt;foreign-keys&gt;&lt;key app="EN" db-id="vvp2e2z04xerd3ere26p9zrrr25twrz5z55t" timestamp="1727276106"&gt;21&lt;/key&gt;&lt;/foreign-keys&gt;&lt;ref-type name="Journal Article"&gt;17&lt;/ref-type&gt;&lt;contributors&gt;&lt;authors&gt;&lt;author&gt;Linder, Fridolin&lt;/author&gt;&lt;/authors&gt;&lt;/contributors&gt;&lt;titles&gt;&lt;title&gt;Online Public Opinion and Refugee Allocation. Assessment of the Impact of Refugee Facilities on Individual Expression of Political Views on Twitter&lt;/title&gt;&lt;secondary-title&gt;Assessment of the Impact of Refugee Facilities on Individual Expression of Political Views on Twitter (September 17, 2018)&lt;/secondary-title&gt;&lt;/titles&gt;&lt;periodical&gt;&lt;full-title&gt;Assessment of the Impact of Refugee Facilities on Individual Expression of Political Views on Twitter (September 17, 2018)&lt;/full-title&gt;&lt;/periodical&gt;&lt;dates&gt;&lt;year&gt;2018&lt;/year&gt;&lt;/dates&gt;&lt;urls&gt;&lt;/urls&gt;&lt;/record&gt;&lt;/Cite&gt;&lt;/EndNote&gt;</w:instrText>
-      </w:r>
-      <w:r>
-        <w:fldChar w:fldCharType="separate"/>
-      </w:r>
-      <w:r>
-        <w:rPr>
-          <w:noProof/>
-        </w:rPr>
-        <w:t>[6]</w:t>
-      </w:r>
-      <w:r>
-        <w:fldChar w:fldCharType="end"/>
-      </w:r>
-      <w:r>
         <w:t xml:space="preserve"> and cultural dimensions – for example, how conversations differ across regions within Colombia, how xenophobic language and ethnic slurs emerge in digital discussions, and whether gendered patterns or sexist tropes inflect the discourse.</w:t>
       </w:r>
     </w:p>
     <w:p>
       <w:r>
-        <w:t xml:space="preserve">This article addresses that gap by conducting a multidimensional analysis of Twitter discourse </w:t>
+        <w:t xml:space="preserve">This article addresses that gap by conducting a multidimensional analysis of </w:t>
+      </w:r>
+      <w:r>
+        <w:t>X</w:t>
+      </w:r>
+      <w:r>
+        <w:t>’s</w:t>
+      </w:r>
+      <w:r>
+        <w:t xml:space="preserve"> discourse </w:t>
       </w:r>
       <w:r>
         <w:t>on</w:t>
@@ -983,40 +1131,10 @@
     </w:p>
     <w:p>
       <w:r>
-        <w:t>The collapse of Venezuela’s economy and political stability over the past decade has triggered an unprecedented migration crisis in Latin America. Since around 2015, millions of Venezuelans have fled severe shortages of food, medicine, and basic security at home. As noted above, this diaspora reached approximately 7.2 million people by 2023, constituting one of the largest displacement events in the world</w:t>
+        <w:t>The collapse of Venezuela’s economy and political stability over the past decade has triggered an unprecedented migration crisis in Latin America. Since around 2015, millions of Venezuelans have fled severe shortages of food, medicine, and basic security at home</w:t>
       </w:r>
       <w:r>
         <w:t xml:space="preserve"> </w:t>
-      </w:r>
-      <w:r>
-        <w:fldChar w:fldCharType="begin"/>
-      </w:r>
-      <w:r>
-        <w:instrText xml:space="preserve"> ADDIN EN.CITE &lt;EndNote&gt;&lt;Cite&gt;&lt;Author&gt;Bulley&lt;/Author&gt;&lt;Year&gt;2024&lt;/Year&gt;&lt;RecNum&gt;35&lt;/RecNum&gt;&lt;DisplayText&gt;[8]&lt;/DisplayText&gt;&lt;record&gt;&lt;rec-number&gt;35&lt;/rec-number&gt;&lt;foreign-keys&gt;&lt;key app="EN" db-id="vvp2e2z04xerd3ere26p9zrrr25twrz5z55t" timestamp="1744142198"&gt;35&lt;/key&gt;&lt;/foreign-keys&gt;&lt;ref-type name="Journal Article"&gt;17&lt;/ref-type&gt;&lt;contributors&gt;&lt;authors&gt;&lt;author&gt;Bulley, Dan&lt;/author&gt;&lt;/authors&gt;&lt;/contributors&gt;&lt;titles&gt;&lt;title&gt;Everyday immigration ethics: Colombia, Venezuela and the case for vernacular response&lt;/title&gt;&lt;secondary-title&gt;Critical Review of International Social and Political Philosophy&lt;/secondary-title&gt;&lt;/titles&gt;&lt;periodical&gt;&lt;full-title&gt;Critical Review of International Social and Political Philosophy&lt;/full-title&gt;&lt;/periodical&gt;&lt;pages&gt;1-24&lt;/pages&gt;&lt;dates&gt;&lt;year&gt;2024&lt;/year&gt;&lt;/dates&gt;&lt;isbn&gt;1369-8230&lt;/isbn&gt;&lt;urls&gt;&lt;/urls&gt;&lt;/record&gt;&lt;/Cite&gt;&lt;/EndNote&gt;</w:instrText>
-      </w:r>
-      <w:r>
-        <w:fldChar w:fldCharType="separate"/>
-      </w:r>
-      <w:r>
-        <w:rPr>
-          <w:noProof/>
-        </w:rPr>
-        <w:t>[8]</w:t>
-      </w:r>
-      <w:r>
-        <w:fldChar w:fldCharType="end"/>
-      </w:r>
-      <w:r>
-        <w:t>.</w:t>
-      </w:r>
-      <w:r>
-        <w:t xml:space="preserve"> Colombia – sharing a lengthy border with Venezuela – has borne the brunt of this exodus. By the end of 2022, roughly 2.5 million Venezuelan migrants and refugees </w:t>
-      </w:r>
-      <w:r>
-        <w:t>moved to</w:t>
-      </w:r>
-      <w:r>
-        <w:t xml:space="preserve"> Colombia </w:t>
       </w:r>
       <w:r>
         <w:t xml:space="preserve">(see </w:t>
@@ -1064,10 +1182,80 @@
         <w:t>)</w:t>
       </w:r>
       <w:r>
-        <w:t xml:space="preserve">. </w:t>
-      </w:r>
-      <w:r>
-        <w:t>This influx has raised significant humanitarian and socio-economic challenges for the host country, including strains on public services, the informal labor market, and local communities.</w:t>
+        <w:t xml:space="preserve">. As noted above, this diaspora reached approximately 7.2 </w:t>
+      </w:r>
+      <w:r>
+        <w:lastRenderedPageBreak/>
+        <w:t>million people by 2023, constituting one of the largest displacement events in the world</w:t>
+      </w:r>
+      <w:r>
+        <w:t xml:space="preserve"> </w:t>
+      </w:r>
+      <w:r>
+        <w:fldChar w:fldCharType="begin"/>
+      </w:r>
+      <w:r>
+        <w:instrText xml:space="preserve"> ADDIN EN.CITE &lt;EndNote&gt;&lt;Cite&gt;&lt;Author&gt;Bulley&lt;/Author&gt;&lt;Year&gt;2024&lt;/Year&gt;&lt;RecNum&gt;35&lt;/RecNum&gt;&lt;DisplayText&gt;[8]&lt;/DisplayText&gt;&lt;record&gt;&lt;rec-number&gt;35&lt;/rec-number&gt;&lt;foreign-keys&gt;&lt;key app="EN" db-id="vvp2e2z04xerd3ere26p9zrrr25twrz5z55t" timestamp="1744142198"&gt;35&lt;/key&gt;&lt;/foreign-keys&gt;&lt;ref-type name="Journal Article"&gt;17&lt;/ref-type&gt;&lt;contributors&gt;&lt;authors&gt;&lt;author&gt;Bulley, Dan&lt;/author&gt;&lt;/authors&gt;&lt;/contributors&gt;&lt;titles&gt;&lt;title&gt;Everyday immigration ethics: Colombia, Venezuela and the case for vernacular response&lt;/title&gt;&lt;secondary-title&gt;Critical Review of International Social and Political Philosophy&lt;/secondary-title&gt;&lt;/titles&gt;&lt;periodical&gt;&lt;full-title&gt;Critical Review of International Social and Political Philosophy&lt;/full-title&gt;&lt;/periodical&gt;&lt;pages&gt;1-24&lt;/pages&gt;&lt;dates&gt;&lt;year&gt;2024&lt;/year&gt;&lt;/dates&gt;&lt;isbn&gt;1369-8230&lt;/isbn&gt;&lt;urls&gt;&lt;/urls&gt;&lt;/record&gt;&lt;/Cite&gt;&lt;/EndNote&gt;</w:instrText>
+      </w:r>
+      <w:r>
+        <w:fldChar w:fldCharType="separate"/>
+      </w:r>
+      <w:r>
+        <w:rPr>
+          <w:noProof/>
+        </w:rPr>
+        <w:t>[8]</w:t>
+      </w:r>
+      <w:r>
+        <w:fldChar w:fldCharType="end"/>
+      </w:r>
+      <w:r>
+        <w:t>.</w:t>
+      </w:r>
+      <w:r>
+        <w:t xml:space="preserve"> Colombia – sharing a lengthy border with Venezuela – has borne the brunt of this exodus. By the end of 202</w:t>
+      </w:r>
+      <w:r>
+        <w:t>4</w:t>
+      </w:r>
+      <w:r>
+        <w:t>, roughly 2.</w:t>
+      </w:r>
+      <w:r>
+        <w:t>81</w:t>
+      </w:r>
+      <w:r>
+        <w:t xml:space="preserve"> million Venezuelan migrants and refugees </w:t>
+      </w:r>
+      <w:r>
+        <w:t>moved to</w:t>
+      </w:r>
+      <w:r>
+        <w:t xml:space="preserve"> Colombia</w:t>
+      </w:r>
+      <w:r>
+        <w:t xml:space="preserve"> </w:t>
+      </w:r>
+      <w:r>
+        <w:fldChar w:fldCharType="begin"/>
+      </w:r>
+      <w:r>
+        <w:instrText xml:space="preserve"> ADDIN EN.CITE &lt;EndNote&gt;&lt;Cite&gt;&lt;Author&gt;R4V Plataforma de Coordinación interagencial para Refugiados y Migrantes de Venezuela&lt;/Author&gt;&lt;Year&gt;2024&lt;/Year&gt;&lt;RecNum&gt;1&lt;/RecNum&gt;&lt;DisplayText&gt;[1]&lt;/DisplayText&gt;&lt;record&gt;&lt;rec-number&gt;1&lt;/rec-number&gt;&lt;foreign-keys&gt;&lt;key app="EN" db-id="vvp2e2z04xerd3ere26p9zrrr25twrz5z55t" timestamp="1717014861"&gt;1&lt;/key&gt;&lt;/foreign-keys&gt;&lt;ref-type name="Report"&gt;27&lt;/ref-type&gt;&lt;contributors&gt;&lt;authors&gt;&lt;author&gt;R4V Plataforma de Coordinación interagencial para Refugiados y Migrantes de Venezuela,&lt;/author&gt;&lt;/authors&gt;&lt;/contributors&gt;&lt;titles&gt;&lt;title&gt;R4V Latin America and the Caribbean, Venezuelan Refugees and Migrants in the Region - Nov 2024&lt;/title&gt;&lt;/titles&gt;&lt;dates&gt;&lt;year&gt;2024&lt;/year&gt;&lt;pub-dates&gt;&lt;date&gt;November&lt;/date&gt;&lt;/pub-dates&gt;&lt;/dates&gt;&lt;pub-location&gt;https://web.archive.org/web/20250410203011/https://www.r4v.info/en/document/r4v-latin-america-and-caribbean-venezuelan-refugees-and-migrants-region-nov-2024&lt;/pub-location&gt;&lt;urls&gt;&lt;/urls&gt;&lt;/record&gt;&lt;/Cite&gt;&lt;/EndNote&gt;</w:instrText>
+      </w:r>
+      <w:r>
+        <w:fldChar w:fldCharType="separate"/>
+      </w:r>
+      <w:r>
+        <w:rPr>
+          <w:noProof/>
+        </w:rPr>
+        <w:t>[1]</w:t>
+      </w:r>
+      <w:r>
+        <w:fldChar w:fldCharType="end"/>
+      </w:r>
+      <w:r>
+        <w:t xml:space="preserve"> This influx has raised significant humanitarian and socio-economic challenges for the host country, including strains on public services, the informal labor market, and local communities.</w:t>
       </w:r>
       <w:r>
         <w:t xml:space="preserve"> </w:t>
@@ -1083,7 +1271,7 @@
           <w:noProof/>
         </w:rPr>
         <w:drawing>
-          <wp:inline distT="0" distB="0" distL="0" distR="0" wp14:anchorId="3EC82345" wp14:editId="12FDA816">
+          <wp:inline distT="0" distB="0" distL="0" distR="0" wp14:anchorId="3EC82345" wp14:editId="52C4A7C9">
             <wp:extent cx="6400800" cy="3254188"/>
             <wp:effectExtent l="0" t="0" r="0" b="0"/>
             <wp:docPr id="758165869" name="Picture 1" descr="A graph with lines and numbers&#10;&#10;Description automatically generated"/>
@@ -1166,13 +1354,7 @@
         <w:t xml:space="preserve">. </w:t>
       </w:r>
       <w:r>
-        <w:t xml:space="preserve">Net </w:t>
-      </w:r>
-      <w:r>
-        <w:t>number of migrants (</w:t>
-      </w:r>
-      <w:r>
-        <w:t>The total number of immigrants minus the number of emigrants</w:t>
+        <w:t>Net number of migrants (The total number of immigrants minus the number of emigrants</w:t>
       </w:r>
       <w:r>
         <w:t>)</w:t>
@@ -1208,10 +1390,7 @@
         <w:t>.</w:t>
       </w:r>
       <w:r>
-        <w:t xml:space="preserve"> </w:t>
-      </w:r>
-      <w:r>
-        <w:t>Data source: UN, World Population Prospects (2024)</w:t>
+        <w:t xml:space="preserve"> Data source: UN, World Population Prospects (2024)</w:t>
       </w:r>
       <w:r>
         <w:fldChar w:fldCharType="begin"/>
@@ -1285,7 +1464,13 @@
         <w:t>Early indications from President Gustavo Petro’s government</w:t>
       </w:r>
       <w:r>
-        <w:t xml:space="preserve">, the current president of Colombia, </w:t>
+        <w:t>, the current president of Colombia</w:t>
+      </w:r>
+      <w:r>
+        <w:t xml:space="preserve"> as of 2025</w:t>
+      </w:r>
+      <w:r>
+        <w:t xml:space="preserve">, </w:t>
       </w:r>
       <w:r>
         <w:t>suggest a continuation of this welcoming stance. Such political and institutional support has distinguished Colombia’s approach in comparison to some other Latin American countries.</w:t>
@@ -1293,6 +1478,7 @@
     </w:p>
     <w:p>
       <w:r>
+        <w:lastRenderedPageBreak/>
         <w:t>Nevertheless, the social reception of Venezuelan migrants in Colombia is complex and</w:t>
       </w:r>
       <w:r>
@@ -1507,6 +1693,126 @@
       </w:r>
     </w:p>
     <w:p>
+      <w:r>
+        <w:t xml:space="preserve">In this context, the </w:t>
+      </w:r>
+      <w:proofErr w:type="spellStart"/>
+      <w:r>
+        <w:rPr>
+          <w:i/>
+          <w:iCs/>
+        </w:rPr>
+        <w:t>Barómetro</w:t>
+      </w:r>
+      <w:proofErr w:type="spellEnd"/>
+      <w:r>
+        <w:rPr>
+          <w:i/>
+          <w:iCs/>
+        </w:rPr>
+        <w:t xml:space="preserve"> de </w:t>
+      </w:r>
+      <w:proofErr w:type="spellStart"/>
+      <w:r>
+        <w:rPr>
+          <w:i/>
+          <w:iCs/>
+        </w:rPr>
+        <w:t>Xenofobia</w:t>
+      </w:r>
+      <w:proofErr w:type="spellEnd"/>
+      <w:r>
+        <w:t xml:space="preserve"> </w:t>
+      </w:r>
+      <w:r>
+        <w:t xml:space="preserve">(Barometer of Xenophobia) </w:t>
+      </w:r>
+      <w:r>
+        <w:fldChar w:fldCharType="begin"/>
+      </w:r>
+      <w:r>
+        <w:instrText xml:space="preserve"> ADDIN EN.CITE &lt;EndNote&gt;&lt;Cite&gt;&lt;Author&gt;Baldrich Luna&lt;/Author&gt;&lt;Year&gt;2022&lt;/Year&gt;&lt;RecNum&gt;16&lt;/RecNum&gt;&lt;DisplayText&gt;[10]&lt;/DisplayText&gt;&lt;record&gt;&lt;rec-number&gt;16&lt;/rec-number&gt;&lt;foreign-keys&gt;&lt;key app="EN" db-id="vvp2e2z04xerd3ere26p9zrrr25twrz5z55t" timestamp="1717016052"&gt;16&lt;/key&gt;&lt;/foreign-keys&gt;&lt;ref-type name="Journal Article"&gt;17&lt;/ref-type&gt;&lt;contributors&gt;&lt;authors&gt;&lt;author&gt;Baldrich Luna, Edwar Enrique&lt;/author&gt;&lt;author&gt;Barrera Sopó, Gladys Nayibe&lt;/author&gt;&lt;author&gt;Benavides Arcos, Marcela Cristina&lt;/author&gt;&lt;author&gt;Mera Morales, Daniel&lt;/author&gt;&lt;author&gt;Solano Urrego, Paula Stephany&lt;/author&gt;&lt;author&gt;Vargas Cuida, Ana Margarita&lt;/author&gt;&lt;/authors&gt;&lt;/contributors&gt;&lt;titles&gt;&lt;title&gt;Informe final capstone-Barómetro de xenofobia hacia migrantes venezolanos&lt;/title&gt;&lt;/titles&gt;&lt;dates&gt;&lt;year&gt;2022&lt;/year&gt;&lt;/dates&gt;&lt;urls&gt;&lt;/urls&gt;&lt;/record&gt;&lt;/Cite&gt;&lt;/EndNote&gt;</w:instrText>
+      </w:r>
+      <w:r>
+        <w:fldChar w:fldCharType="separate"/>
+      </w:r>
+      <w:r>
+        <w:rPr>
+          <w:noProof/>
+        </w:rPr>
+        <w:t>[10]</w:t>
+      </w:r>
+      <w:r>
+        <w:fldChar w:fldCharType="end"/>
+      </w:r>
+      <w:r>
+        <w:t xml:space="preserve"> </w:t>
+      </w:r>
+      <w:r>
+        <w:t xml:space="preserve">emerged as a valuable initiative for systematically tracking how these tensions manifest in the digital sphere. Led by Fundación </w:t>
+      </w:r>
+      <w:proofErr w:type="spellStart"/>
+      <w:r>
+        <w:t>Otraparte</w:t>
+      </w:r>
+      <w:proofErr w:type="spellEnd"/>
+      <w:r>
+        <w:t xml:space="preserve"> and Fundación </w:t>
+      </w:r>
+      <w:proofErr w:type="spellStart"/>
+      <w:r>
+        <w:t>Interpreta</w:t>
+      </w:r>
+      <w:proofErr w:type="spellEnd"/>
+      <w:r>
+        <w:t>, the project applie</w:t>
+      </w:r>
+      <w:r>
+        <w:t>d</w:t>
+      </w:r>
+      <w:r>
+        <w:t xml:space="preserve"> Big Data analytics to monitor online discourse—especially on </w:t>
+      </w:r>
+      <w:r>
+        <w:t>X</w:t>
+      </w:r>
+      <w:r>
+        <w:t xml:space="preserve"> and Facebook—about Venezuelan migrants across Colombia’s major cities. By examining how public conversations evolve around key themes like employment, public services, and security, the </w:t>
+      </w:r>
+      <w:proofErr w:type="spellStart"/>
+      <w:r>
+        <w:t>Barómetro</w:t>
+      </w:r>
+      <w:proofErr w:type="spellEnd"/>
+      <w:r>
+        <w:t xml:space="preserve"> identified recurring patterns of scapegoating and harmful stereotypes</w:t>
+      </w:r>
+      <w:r>
+        <w:t xml:space="preserve"> with narratives often portraying migrants as security threats or economic burdens</w:t>
+      </w:r>
+      <w:r>
+        <w:t>,</w:t>
+      </w:r>
+      <w:r>
+        <w:t xml:space="preserve"> </w:t>
+      </w:r>
+      <w:r>
+        <w:t>particularly during moments of political or social stress</w:t>
+      </w:r>
+      <w:r>
+        <w:t xml:space="preserve">. </w:t>
+      </w:r>
+      <w:r>
+        <w:t xml:space="preserve">Notably, the project conducted regional comparisons of xenophobic discourse, identifying significant variations in hostility levels across Colombian cities and departments, which helped map the geographical contours of anti-migrant sentiment. </w:t>
+      </w:r>
+      <w:r>
+        <w:t>Its findings underscore the importance of digital narratives in shaping public perception and reinforce the need for evidence-based policy responses to address misinformation and mitigate xenophobic attitudes in both online and offline environments</w:t>
+      </w:r>
+      <w:r>
+        <w:t>.</w:t>
+      </w:r>
+    </w:p>
+    <w:p>
       <w:pPr>
         <w:pStyle w:val="heading20"/>
         <w:numPr>
@@ -1515,7 +1821,13 @@
         </w:numPr>
       </w:pPr>
       <w:r>
-        <w:t>Use of Twitter and N</w:t>
+        <w:t xml:space="preserve">Use of </w:t>
+      </w:r>
+      <w:r>
+        <w:t>X</w:t>
+      </w:r>
+      <w:r>
+        <w:t xml:space="preserve"> and N</w:t>
       </w:r>
       <w:r>
         <w:t>atural Language Processing</w:t>
@@ -1523,7 +1835,17 @@
     </w:p>
     <w:p>
       <w:r>
-        <w:t>In the digital age, social media platforms like Twitter serve as barometers of public opinion and arenas for contesting narratives about migration. Twitter is especially pertinent given its popularity in Latin America and its use by politicians, news outlets, and citizens alike to discuss current events</w:t>
+        <w:t xml:space="preserve">In the digital age, social media platforms serve as barometers of public opinion and arenas for contesting narratives about migration. </w:t>
+      </w:r>
+      <w:r>
+        <w:t>X</w:t>
+      </w:r>
+      <w:r>
+        <w:t xml:space="preserve"> is especially pertinent given its popularity in Latin America and its use by politicians, news </w:t>
+      </w:r>
+      <w:r>
+        <w:lastRenderedPageBreak/>
+        <w:t>outlets, and citizens alike to discuss current events</w:t>
       </w:r>
       <w:r>
         <w:t xml:space="preserve"> </w:t>
@@ -1559,7 +1881,13 @@
         <w:t xml:space="preserve">, </w:t>
       </w:r>
       <w:r>
-        <w:t xml:space="preserve">Analyzing Twitter content can provide insights into prevailing attitudes toward Venezuelan migrants and how those attitudes fluctuate or respond to events. Indeed, a growing body of research has employed computational text analysis and NLP techniques to study immigration-related conversations online. For example, Ekman </w:t>
+        <w:t xml:space="preserve">Analyzing </w:t>
+      </w:r>
+      <w:r>
+        <w:t>X</w:t>
+      </w:r>
+      <w:r>
+        <w:t xml:space="preserve"> content can provide insights into prevailing attitudes toward Venezuelan migrants and how those attitudes fluctuate or respond to events. Indeed, a growing body of research has employed computational text analysis and NLP techniques to study immigration-related conversations online. For example, Ekman </w:t>
       </w:r>
       <w:r>
         <w:fldChar w:fldCharType="begin"/>
@@ -1580,7 +1908,13 @@
         <w:fldChar w:fldCharType="end"/>
       </w:r>
       <w:r>
-        <w:t xml:space="preserve"> documented how anti-immigration actors leverage social media to propagate racist and exclusionary narratives, finding that user interactions often construct immigrants as cultural and security threats in Europe’s digital sphere. Similarly, studies in other contexts have found that Twitter discussions about refugees frequently polarize around opposing values – humanitarianism versus nativism – especially following high-profile policy changes or incidents </w:t>
+        <w:t xml:space="preserve"> documented how anti-immigration actors leverage social media to propagate racist and exclusionary narratives, finding that user interactions often construct immigrants as cultural and security threats in Europe’s digital sphere. Similarly, studies in other contexts have found that </w:t>
+      </w:r>
+      <w:r>
+        <w:t>X posts</w:t>
+      </w:r>
+      <w:r>
+        <w:t xml:space="preserve"> about refugees frequently polarize around opposing values – humanitarianism versus nativism – especially following high-profile policy changes or incidents </w:t>
       </w:r>
       <w:r>
         <w:fldChar w:fldCharType="begin"/>
@@ -1609,7 +1943,13 @@
         <w:t xml:space="preserve">These findings suggest that </w:t>
       </w:r>
       <w:r>
-        <w:t xml:space="preserve">the Twitter conversation in </w:t>
+        <w:t xml:space="preserve">the conversation </w:t>
+      </w:r>
+      <w:r>
+        <w:t xml:space="preserve">in X </w:t>
+      </w:r>
+      <w:r>
+        <w:t xml:space="preserve">in </w:t>
       </w:r>
       <w:r>
         <w:t>Colombia</w:t>
@@ -1629,7 +1969,13 @@
         <w:t>examine such content at scale systematically</w:t>
       </w:r>
       <w:r>
-        <w:t xml:space="preserve">. By collecting a large corpus of tweets mentioning Venezuelan migrants (e.g., using keywords like </w:t>
+        <w:t xml:space="preserve">. By collecting a large corpus of </w:t>
+      </w:r>
+      <w:r>
+        <w:t>post</w:t>
+      </w:r>
+      <w:r>
+        <w:t xml:space="preserve">s mentioning Venezuelan migrants (e.g., using keywords like </w:t>
       </w:r>
       <w:r>
         <w:rPr>
@@ -1651,7 +1997,13 @@
         <w:t xml:space="preserve"> and </w:t>
       </w:r>
       <w:r>
-        <w:t>sentiments. Sentiment analysis, for instance, helps quantify the emotional valence of tweets (positive, negative, or neutral) and track how sentiments change over time or in reaction to events</w:t>
+        <w:t xml:space="preserve">sentiments. Sentiment analysis, for instance, helps quantify the emotional valence of </w:t>
+      </w:r>
+      <w:r>
+        <w:t>post</w:t>
+      </w:r>
+      <w:r>
+        <w:t>s (positive, negative, or neutral) and track how sentiments change over time or in reaction to events</w:t>
       </w:r>
       <w:r>
         <w:t xml:space="preserve"> </w:t>
@@ -1675,13 +2027,37 @@
         <w:fldChar w:fldCharType="end"/>
       </w:r>
       <w:r>
-        <w:t xml:space="preserve">. Topic modeling or keyword frequency analysis can reveal common discussion themes – whether tweets focus on humanitarian concerns, security issues, economic impacts, or political debates. Importantly, we incorporate a geospatial lens in our analysis. Twitter data can be enriched with location information either through geotagged coordinates or user-provided location in profiles. This allows us to approximate where tweets are coming from and thus examine geographic variations in discourse. For example, do border regions (which experience the most direct impact of migration) show a higher intensity of certain narratives </w:t>
+        <w:t xml:space="preserve">. Topic modeling or keyword frequency analysis can reveal common discussion themes – whether </w:t>
+      </w:r>
+      <w:r>
+        <w:t>post</w:t>
+      </w:r>
+      <w:r>
+        <w:t xml:space="preserve">s focus on humanitarian concerns, security issues, economic impacts, or political debates. Importantly, we incorporate a geospatial lens in our analysis. </w:t>
+      </w:r>
+      <w:r>
+        <w:t>X</w:t>
+      </w:r>
+      <w:r>
+        <w:t xml:space="preserve"> data can be enriched with location information either through geotagged coordinates or user-provided location in profiles. This allows us to approximate where </w:t>
+      </w:r>
+      <w:r>
+        <w:t>post</w:t>
+      </w:r>
+      <w:r>
+        <w:t xml:space="preserve">s are coming from and thus examine geographic variations in discourse. For example, do border regions (which experience the most direct impact of migration) show a higher intensity of certain narratives </w:t>
       </w:r>
       <w:r>
         <w:t>than</w:t>
       </w:r>
       <w:r>
-        <w:t xml:space="preserve"> interior regions or the capital? Previous research cautions that only a small subset of tweets are explicitly geotagged, and the user-declared locations can be noisy or ambiguous </w:t>
+        <w:t xml:space="preserve"> interior regions or the capital? Previous research cautions that only a small subset of </w:t>
+      </w:r>
+      <w:r>
+        <w:t>post</w:t>
+      </w:r>
+      <w:r>
+        <w:t xml:space="preserve">s are explicitly geotagged, and the user-declared locations can be noisy or ambiguous </w:t>
       </w:r>
       <w:r>
         <w:fldChar w:fldCharType="begin"/>
@@ -1705,7 +2081,13 @@
         <w:t xml:space="preserve">. </w:t>
       </w:r>
       <w:r>
-        <w:t xml:space="preserve">Nonetheless, scholars have developed methods to infer user locations and have successfully used geo-referenced Twitter data to study human mobility and local attitudes. Armstrong et al. </w:t>
+        <w:t xml:space="preserve">Nonetheless, scholars have developed methods to infer user locations and have successfully used geo-referenced </w:t>
+      </w:r>
+      <w:r>
+        <w:t>X</w:t>
+      </w:r>
+      <w:r>
+        <w:t xml:space="preserve"> data to study human mobility and local attitudes. Armstrong et al. </w:t>
       </w:r>
       <w:r>
         <w:fldChar w:fldCharType="begin"/>
@@ -1729,7 +2111,25 @@
         <w:t xml:space="preserve"> </w:t>
       </w:r>
       <w:r>
-        <w:t>note both the promise and pitfalls of using geolocated tweets in migration research: while such data can reveal migration flows and community reactions in near real-time, biases exist since younger, urban, and digitally savvy populations are overrepresented on Twitter. We mitigate these issues by applying data cleaning steps and cross-referencing multiple location cues from the tweets.</w:t>
+        <w:t xml:space="preserve">note both the promise and pitfalls of using geolocated </w:t>
+      </w:r>
+      <w:r>
+        <w:t>post</w:t>
+      </w:r>
+      <w:r>
+        <w:t xml:space="preserve">s in migration research: while such data can reveal migration flows and community reactions in near real-time, biases exist since younger, urban, and digitally savvy populations are overrepresented on </w:t>
+      </w:r>
+      <w:r>
+        <w:t>X</w:t>
+      </w:r>
+      <w:r>
+        <w:t xml:space="preserve">. We mitigate these issues by applying data cleaning steps and cross-referencing multiple location cues from the </w:t>
+      </w:r>
+      <w:r>
+        <w:t>post</w:t>
+      </w:r>
+      <w:r>
+        <w:t>s.</w:t>
       </w:r>
     </w:p>
     <w:p>
@@ -1737,7 +2137,29 @@
         <w:t>U</w:t>
       </w:r>
       <w:r>
-        <w:t>sing NLP and location-based techniques, our analysis aims to capture a multidimensional view of the discourse. This entails not just what is being said (content and sentiment), but also where it is being said (spatial context). Such an approach follows an emerging trend in migration studies that leverages big data and computational tools to complement traditional surveys and media analyses. It enables the processing of thousands of tweets to detect patterns that manual qualitative analysis might miss. However, we remain attentive to context – for instance, understanding Colombian cultural references or slang in tweets is crucial for accurate interpretation. In the next section on derogatory terms, we delve deeper into specific language features of the Twitter discourse that carry social significance.</w:t>
+        <w:t xml:space="preserve">sing NLP and location-based techniques, our analysis aims to capture a multidimensional view of the discourse. This entails not just what is being said (content and sentiment), but also where it is being said (spatial context). Such an approach follows an emerging trend in migration studies that leverages big data and computational tools </w:t>
+      </w:r>
+      <w:r>
+        <w:lastRenderedPageBreak/>
+        <w:t xml:space="preserve">to complement traditional surveys and media analyses. It enables the processing of thousands of </w:t>
+      </w:r>
+      <w:r>
+        <w:t>post</w:t>
+      </w:r>
+      <w:r>
+        <w:t xml:space="preserve">s to detect patterns that manual qualitative analysis might miss. However, we remain attentive to context – for instance, understanding Colombian cultural references or slang in </w:t>
+      </w:r>
+      <w:r>
+        <w:t>post</w:t>
+      </w:r>
+      <w:r>
+        <w:t xml:space="preserve">s is crucial for accurate interpretation. In the next section on derogatory terms, we delve deeper into specific language features of the </w:t>
+      </w:r>
+      <w:r>
+        <w:t>X</w:t>
+      </w:r>
+      <w:r>
+        <w:t xml:space="preserve"> discourse that carry social significance.</w:t>
       </w:r>
     </w:p>
     <w:p>
@@ -1804,7 +2226,13 @@
       </w:r>
       <w:proofErr w:type="spellEnd"/>
       <w:r>
-        <w:t xml:space="preserve"> – a derogatory Spanish slang term – or other insulting labels that underscore their outsider status. The use of these slurs on Twitter provides a stark indicator of anti-immigrant sentiment. Identifying and analyzing these terms in our dataset allows us to measure the extent of hostile discourse and to investigate the contexts in which xenophobic expressions spike (such as in response to news events or misinformation).</w:t>
+        <w:t xml:space="preserve"> – a derogatory Spanish slang term – or other insulting labels that underscore their outsider status. The use of these slurs on </w:t>
+      </w:r>
+      <w:r>
+        <w:t>X</w:t>
+      </w:r>
+      <w:r>
+        <w:t xml:space="preserve"> provides a stark indicator of anti-immigrant sentiment. Identifying and analyzing these terms in our dataset allows us to measure the extent of hostile discourse and to investigate the contexts in which xenophobic expressions spike (such as in response to news events or misinformation).</w:t>
       </w:r>
       <w:r>
         <w:t xml:space="preserve"> </w:t>
@@ -1868,19 +2296,13 @@
         <w:t>C</w:t>
       </w:r>
       <w:r>
-        <w:t xml:space="preserve">lose to half of the people consulted in </w:t>
-      </w:r>
-      <w:r>
-        <w:t>a study in Colombia</w:t>
+        <w:t>lose to half of the people consulted in a study in Colombia</w:t>
       </w:r>
       <w:r>
         <w:t>, Ecuador, and Perú</w:t>
       </w:r>
       <w:r>
-        <w:t xml:space="preserve"> </w:t>
-      </w:r>
-      <w:r>
-        <w:t>think that migrant women will end up engaging in prostitution</w:t>
+        <w:t xml:space="preserve"> think that migrant women will end up engaging in prostitution</w:t>
       </w:r>
       <w:r>
         <w:t xml:space="preserve"> </w:t>
@@ -2013,7 +2435,17 @@
         <w:fldChar w:fldCharType="end"/>
       </w:r>
       <w:r>
-        <w:t xml:space="preserve"> describes how online discussions about immigration in Europe often become arenas for intersectional hate, where racism and sexism intermingle. In her analysis of Czech-language forums, she noted cases where female figures (whether immigrant women or local women allied with immigrants) were disparaged using gendered insults alongside anti-immigrant rhetoric, revealing a toxic nexus of prejudices. Translating this insight to our study, we are attentive to any gendered epithets or double standards applied to Venezuelan migrant women in the Twitter discourse. For example, if female migrants are more frequently mentioned in contexts of prostitution or blamed for social problems differently than male migrants, it would indicate a gendered pattern of xenophobic discourse.</w:t>
+        <w:t xml:space="preserve"> describes how online discussions about immigration in Europe often become arenas for intersectional hate, where racism and sexism intermingle. In her </w:t>
+      </w:r>
+      <w:r>
+        <w:lastRenderedPageBreak/>
+        <w:t xml:space="preserve">analysis of Czech-language forums, she noted cases where female figures (whether immigrant women or local women allied with immigrants) were disparaged using gendered insults alongside anti-immigrant rhetoric, revealing a toxic nexus of prejudices. Translating this insight to our study, we are attentive to any gendered epithets or double standards applied to Venezuelan migrant women in the </w:t>
+      </w:r>
+      <w:r>
+        <w:t>X</w:t>
+      </w:r>
+      <w:r>
+        <w:t xml:space="preserve"> discourse. For example, if female migrants are more frequently mentioned in contexts of prostitution or blamed for social problems differently than male migrants, it would indicate a gendered pattern of xenophobic discourse.</w:t>
       </w:r>
     </w:p>
     <w:p>
@@ -2290,7 +2722,29 @@
         <w:t>Therefore, b</w:t>
       </w:r>
       <w:r>
-        <w:t xml:space="preserve">y examining the frequency and context of derogatory terms in our Twitter corpus, we contribute to understanding the prevalence of hate speech in this migration debate. We also analyze co-occurrence patterns – i.e., what other words or topics tend to appear in tweets that use slurs. This helps illuminate whether such tweets are isolated outbursts of name-calling or part of more coherent narratives (for instance, framing migrants as criminals or invoking nationalist sentiments). The literature on hate speech in digital spaces emphasizes that these expressions are not random; they often align with broader nativist discourses and can be exacerbated during times of social stress or political rhetoric that </w:t>
+        <w:t xml:space="preserve">y examining the frequency and context of derogatory terms in our </w:t>
+      </w:r>
+      <w:r>
+        <w:t>X</w:t>
+      </w:r>
+      <w:r>
+        <w:t xml:space="preserve"> corpus, we contribute to understanding the prevalence of hate speech in this migration debate. We also analyze co-occurrence patterns – i.e., what other words or topics tend to appear in </w:t>
+      </w:r>
+      <w:r>
+        <w:t>post</w:t>
+      </w:r>
+      <w:r>
+        <w:t xml:space="preserve">s that use slurs. This helps illuminate whether such </w:t>
+      </w:r>
+      <w:r>
+        <w:t>post</w:t>
+      </w:r>
+      <w:r>
+        <w:t xml:space="preserve">s are isolated outbursts of name-calling or part of more coherent narratives (for instance, framing migrants as criminals or invoking nationalist sentiments). The literature on hate speech in digital spaces emphasizes that these expressions are not random; they often align with broader nativist discourses and can be exacerbated during times of social </w:t>
+      </w:r>
+      <w:r>
+        <w:lastRenderedPageBreak/>
+        <w:t xml:space="preserve">stress or political rhetoric that </w:t>
       </w:r>
       <w:proofErr w:type="gramStart"/>
       <w:r>
@@ -2298,12 +2752,24 @@
       </w:r>
       <w:proofErr w:type="gramEnd"/>
       <w:r>
-        <w:t xml:space="preserve"> migrants. Moreover, we consider the counter-discourse: alongside derogatory tweets, are there users actively pushing back against hate speech, calling out xenophobia, or using humor/solidarity hashtags to humanize Venezuelans? The presence of such counter-narratives would indicate an ongoing contestation in the online space, which is itself an important aspect of the discourse dynamics.</w:t>
-      </w:r>
-    </w:p>
-    <w:p>
-      <w:r>
-        <w:t xml:space="preserve">Existing research on migration discourse and social media provides valuable frameworks – from understanding the role of values and emotions in tweets to recognizing how hate speech proliferates in networked publics </w:t>
+        <w:t xml:space="preserve"> migrants. Moreover, we consider the counter-discourse: alongside derogatory </w:t>
+      </w:r>
+      <w:r>
+        <w:t>post</w:t>
+      </w:r>
+      <w:r>
+        <w:t>s, are there users actively pushing back against hate speech, calling out xenophobia, or using humor/solidarity hashtags to humanize Venezuelans? The presence of such counter-narratives would indicate an ongoing contestation in the online space, which is itself an important aspect of the discourse dynamics.</w:t>
+      </w:r>
+    </w:p>
+    <w:p>
+      <w:r>
+        <w:t xml:space="preserve">Existing research on migration discourse and social media provides valuable frameworks – from understanding the role of values and emotions in </w:t>
+      </w:r>
+      <w:r>
+        <w:t>post</w:t>
+      </w:r>
+      <w:r>
+        <w:t xml:space="preserve">s to recognizing how hate speech proliferates in networked publics </w:t>
       </w:r>
       <w:r>
         <w:fldChar w:fldCharType="begin"/>
@@ -2348,7 +2814,19 @@
         <w:fldChar w:fldCharType="end"/>
       </w:r>
       <w:r>
-        <w:t>. Building on these insights, our study applies a multi-faceted analytical lens to a large Twitter dataset, aiming to map the discursive landscape surrounding Venezuelan migrants. The following sections will detail our data collection and methodology before presenting the results of our analysis on the content, sentiment, spatial distribution, and linguistic characteristics (including derogatory terms) of the Twitter discourse. We will then discuss what these findings reveal about the broader social discourse in Colombia and the implications for migrant integration and social cohesion.</w:t>
+        <w:t xml:space="preserve">. Building on these insights, our study applies a multi-faceted analytical lens to a large </w:t>
+      </w:r>
+      <w:r>
+        <w:t>X</w:t>
+      </w:r>
+      <w:r>
+        <w:t xml:space="preserve"> dataset, aiming to map the discursive landscape surrounding Venezuelan migrants. The following sections will detail our data collection and methodology before presenting the results of our analysis on the content, sentiment, spatial distribution, and linguistic characteristics (including derogatory terms) of the </w:t>
+      </w:r>
+      <w:r>
+        <w:t>X</w:t>
+      </w:r>
+      <w:r>
+        <w:t xml:space="preserve"> discourse. We will then discuss what these findings reveal about the broader social discourse in Colombia and the implications for migrant integration and social cohesion.</w:t>
       </w:r>
     </w:p>
     <w:p>
@@ -2392,7 +2870,19 @@
         <w:fldChar w:fldCharType="end"/>
       </w:r>
       <w:r>
-        <w:t>. These stages include (1) the extraction of tweets; (2) filtering by geolocation and thematic relevance to Venezuelan migration; (3) the categorization of tweet tone through a semi-supervised model and manual annotation of derogatory terms</w:t>
+        <w:t xml:space="preserve">. These stages include (1) the extraction of </w:t>
+      </w:r>
+      <w:r>
+        <w:t>post</w:t>
+      </w:r>
+      <w:r>
+        <w:t xml:space="preserve">s; (2) filtering by geolocation and thematic relevance to Venezuelan migration; (3) the categorization of </w:t>
+      </w:r>
+      <w:r>
+        <w:t>post</w:t>
+      </w:r>
+      <w:r>
+        <w:t xml:space="preserve"> tone through a semi-supervised model and manual annotation of derogatory terms</w:t>
       </w:r>
       <w:r>
         <w:t>’ tone</w:t>
@@ -2536,10 +3026,20 @@
     </w:p>
     <w:p>
       <w:r>
-        <w:t>Data was collected using the Twitter Streaming API</w:t>
-      </w:r>
-      <w:r>
-        <w:t>, we ran a search query containing keywords related to the Venezuelan migration</w:t>
+        <w:lastRenderedPageBreak/>
+        <w:t xml:space="preserve">Data was collected using the </w:t>
+      </w:r>
+      <w:r>
+        <w:t xml:space="preserve">former </w:t>
+      </w:r>
+      <w:r>
+        <w:t>Twitter Streaming API</w:t>
+      </w:r>
+      <w:r>
+        <w:t xml:space="preserve">, </w:t>
+      </w:r>
+      <w:r>
+        <w:t>we ran a search query containing keywords related to the Venezuelan migration</w:t>
       </w:r>
       <w:r>
         <w:t>.</w:t>
@@ -2692,7 +3192,19 @@
         <w:t xml:space="preserve"> </w:t>
       </w:r>
       <w:r>
-        <w:t>The search retrieved not only original tweets but also retweets and mentions referencing the target keywords</w:t>
+        <w:t xml:space="preserve">The search retrieved not only original </w:t>
+      </w:r>
+      <w:r>
+        <w:t>post</w:t>
+      </w:r>
+      <w:r>
+        <w:t>s but also re</w:t>
+      </w:r>
+      <w:r>
+        <w:t>post</w:t>
+      </w:r>
+      <w:r>
+        <w:t>s and mentions referencing the target keywords</w:t>
       </w:r>
       <w:r>
         <w:t>.</w:t>
@@ -2701,7 +3213,13 @@
         <w:t xml:space="preserve"> </w:t>
       </w:r>
       <w:r>
-        <w:t>This approach yielded a dataset comprising 7.4 million tweets, spanning the period from January 2014 to June 2022.</w:t>
+        <w:t xml:space="preserve">This approach yielded a dataset comprising 7.4 million </w:t>
+      </w:r>
+      <w:r>
+        <w:t>post</w:t>
+      </w:r>
+      <w:r>
+        <w:t>s, spanning the period from January 2014 to June 2022.</w:t>
       </w:r>
     </w:p>
     <w:p>
@@ -2735,12 +3253,48 @@
     </w:p>
     <w:p>
       <w:r>
-        <w:t>To ensure that the dataset was composed exclusively of tweets relevant to Venezuelan migration, we developed a binary classification model capable of distinguishing between pertinent and non-pertinent content. A manually labeled subset of 4,684 tweets was created, wherein each tweet was reviewed independently by human annotators and assigned a binary label: relevant (i.e., discussing Venezuelan migration) or irrelevant (i.e., unrelated to the topic). This initial annotation effort resulted in 2,990 tweets classified as relevant and 1,693 as irrelevant.</w:t>
-      </w:r>
-    </w:p>
-    <w:p>
-      <w:r>
-        <w:t xml:space="preserve">From the extracted dataset, tweets were first filtered by geographic origin. Of the 7.4 million tweets, </w:t>
+        <w:t xml:space="preserve">To ensure that the dataset was composed exclusively of </w:t>
+      </w:r>
+      <w:r>
+        <w:t>post</w:t>
+      </w:r>
+      <w:r>
+        <w:t xml:space="preserve">s relevant to Venezuelan migration, we developed a binary classification model capable of distinguishing between pertinent and non-pertinent content. A manually labeled subset of 4,684 </w:t>
+      </w:r>
+      <w:r>
+        <w:t>post</w:t>
+      </w:r>
+      <w:r>
+        <w:t xml:space="preserve">s was created, wherein each </w:t>
+      </w:r>
+      <w:r>
+        <w:t>post</w:t>
+      </w:r>
+      <w:r>
+        <w:t xml:space="preserve"> was reviewed independently by human annotators and assigned a binary label: relevant (i.e., discussing Venezuelan migration) or irrelevant (i.e., unrelated to the topic). This initial annotation effort resulted in 2,990 </w:t>
+      </w:r>
+      <w:r>
+        <w:t>post</w:t>
+      </w:r>
+      <w:r>
+        <w:t>s classified as relevant and 1,693 as irrelevant.</w:t>
+      </w:r>
+    </w:p>
+    <w:p>
+      <w:r>
+        <w:t xml:space="preserve">From the extracted dataset, </w:t>
+      </w:r>
+      <w:r>
+        <w:t>post</w:t>
+      </w:r>
+      <w:r>
+        <w:t xml:space="preserve">s were first filtered by geographic origin. Of the 7.4 million </w:t>
+      </w:r>
+      <w:r>
+        <w:t>post</w:t>
+      </w:r>
+      <w:r>
+        <w:t xml:space="preserve">s, </w:t>
       </w:r>
       <w:r>
         <w:t xml:space="preserve">only </w:t>
@@ -2941,7 +3495,13 @@
         <w:t>776</w:t>
       </w:r>
       <w:r>
-        <w:t xml:space="preserve"> tweets</w:t>
+        <w:t xml:space="preserve"> </w:t>
+      </w:r>
+      <w:r>
+        <w:t>post</w:t>
+      </w:r>
+      <w:r>
+        <w:t>s</w:t>
       </w:r>
       <w:r>
         <w:t xml:space="preserve">), </w:t>
@@ -2992,7 +3552,13 @@
         <w:t>to determine</w:t>
       </w:r>
       <w:r>
-        <w:t xml:space="preserve"> whether a tweet was from Colombia </w:t>
+        <w:t xml:space="preserve"> whether a </w:t>
+      </w:r>
+      <w:r>
+        <w:t>post</w:t>
+      </w:r>
+      <w:r>
+        <w:t xml:space="preserve"> was from Colombia </w:t>
       </w:r>
       <w:r>
         <w:t>based on it</w:t>
@@ -3105,10 +3671,22 @@
         <w:fldChar w:fldCharType="end"/>
       </w:r>
       <w:r>
-        <w:t>, a BERT variant trained on Spanish corpora—using a training dataset of 270,000 tweets (135,000 from Colombia and 135,000 from other countries)</w:t>
-      </w:r>
-      <w:r>
-        <w:t xml:space="preserve">, a sample taken from the tweets geolocated with the </w:t>
+        <w:t xml:space="preserve">, a BERT variant trained on Spanish corpora—using a training dataset of 270,000 </w:t>
+      </w:r>
+      <w:r>
+        <w:t>post</w:t>
+      </w:r>
+      <w:r>
+        <w:t>s (135,000 from Colombia and 135,000 from other countries)</w:t>
+      </w:r>
+      <w:r>
+        <w:t xml:space="preserve">, a sample taken from the </w:t>
+      </w:r>
+      <w:r>
+        <w:t>post</w:t>
+      </w:r>
+      <w:r>
+        <w:t xml:space="preserve">s geolocated with the </w:t>
       </w:r>
       <w:proofErr w:type="spellStart"/>
       <w:r>
@@ -3188,7 +3766,17 @@
       </w:r>
       <w:proofErr w:type="spellEnd"/>
       <w:r>
-        <w:t xml:space="preserve"> model achieved the highest classification accuracy at 0.79 and was therefore selected to infer geolocation for the remaining tweets. </w:t>
+        <w:t xml:space="preserve"> model achieved the highest classification accuracy at 0.79 and was therefore selected </w:t>
+      </w:r>
+      <w:r>
+        <w:lastRenderedPageBreak/>
+        <w:t xml:space="preserve">to infer geolocation for the remaining </w:t>
+      </w:r>
+      <w:r>
+        <w:t>post</w:t>
+      </w:r>
+      <w:r>
+        <w:t xml:space="preserve">s. </w:t>
       </w:r>
       <w:r>
         <w:t xml:space="preserve">The training results are presented in </w:t>
@@ -3227,7 +3815,13 @@
         <w:t xml:space="preserve">2 </w:t>
       </w:r>
       <w:r>
-        <w:t xml:space="preserve">million tweets were </w:t>
+        <w:t xml:space="preserve">million </w:t>
+      </w:r>
+      <w:r>
+        <w:t>post</w:t>
+      </w:r>
+      <w:r>
+        <w:t xml:space="preserve">s were </w:t>
       </w:r>
       <w:r>
         <w:t>identified</w:t>
@@ -3431,16 +4025,31 @@
     </w:p>
     <w:p>
       <w:r>
-        <w:t xml:space="preserve">To ensure that our analysis focused exclusively on tweets relevant to the Venezuelan migration, we developed a classification model to </w:t>
+        <w:t xml:space="preserve">To ensure that our analysis focused exclusively on </w:t>
+      </w:r>
+      <w:r>
+        <w:t>post</w:t>
+      </w:r>
+      <w:r>
+        <w:t xml:space="preserve">s relevant to the Venezuelan migration, we developed a classification model to </w:t>
       </w:r>
       <w:r>
         <w:t xml:space="preserve">distinguish relevant from irrelevant </w:t>
       </w:r>
       <w:r>
-        <w:t>tweets</w:t>
-      </w:r>
-      <w:r>
-        <w:t>. We began by extracting a subset of 4,684 tweets from our dataset for manual labeling</w:t>
+        <w:t>post</w:t>
+      </w:r>
+      <w:r>
+        <w:t>s</w:t>
+      </w:r>
+      <w:r>
+        <w:t xml:space="preserve">. We began by extracting a subset of 4,684 </w:t>
+      </w:r>
+      <w:r>
+        <w:t>post</w:t>
+      </w:r>
+      <w:r>
+        <w:t>s from our dataset for manual labeling</w:t>
       </w:r>
       <w:r>
         <w:t xml:space="preserve">, then training the model and ultimately using it to automatically label the </w:t>
@@ -3452,10 +4061,19 @@
         <w:t xml:space="preserve"> </w:t>
       </w:r>
       <w:r>
-        <w:t>tweets from Colombia</w:t>
-      </w:r>
-      <w:r>
-        <w:t>. Each tweet was independently reviewed and categorized as either relevant (discussing Venezuelan migration) or irrelevant (unrelated topics). Th</w:t>
+        <w:t>post</w:t>
+      </w:r>
+      <w:r>
+        <w:t>s from Colombia</w:t>
+      </w:r>
+      <w:r>
+        <w:t xml:space="preserve">. Each </w:t>
+      </w:r>
+      <w:r>
+        <w:t>post</w:t>
+      </w:r>
+      <w:r>
+        <w:t xml:space="preserve"> was independently reviewed and categorized as either relevant (discussing Venezuelan migration) or irrelevant (unrelated topics). Th</w:t>
       </w:r>
       <w:r>
         <w:t>e labeling</w:t>
@@ -3467,7 +4085,13 @@
         <w:t>0</w:t>
       </w:r>
       <w:r>
-        <w:t xml:space="preserve"> tweets </w:t>
+        <w:t xml:space="preserve"> </w:t>
+      </w:r>
+      <w:r>
+        <w:t>post</w:t>
+      </w:r>
+      <w:r>
+        <w:t xml:space="preserve">s </w:t>
       </w:r>
       <w:r>
         <w:t>marked</w:t>
@@ -3481,10 +4105,34 @@
         <w:t>To prepare the data for model training, w</w:t>
       </w:r>
       <w:r>
-        <w:t xml:space="preserve">e addressed class imbalance and duplication issues. We removed duplicate tweets from the relevant category and performed random equal balancing to create a balanced dataset. This process yielded 1,554 tweets in each category, totaling 3,108 tweets. </w:t>
-      </w:r>
-      <w:r>
-        <w:t>The dataset was then partitioned using a 70/30 train-test split, with 2,170 tweets allocated for training and 938 for evaluation.</w:t>
+        <w:t xml:space="preserve">e addressed class imbalance and duplication issues. We removed duplicate </w:t>
+      </w:r>
+      <w:r>
+        <w:t>post</w:t>
+      </w:r>
+      <w:r>
+        <w:t xml:space="preserve">s from the relevant category and performed random equal balancing to create a balanced dataset. This process yielded 1,554 </w:t>
+      </w:r>
+      <w:r>
+        <w:t>post</w:t>
+      </w:r>
+      <w:r>
+        <w:t xml:space="preserve">s in each category, totaling 3,108 </w:t>
+      </w:r>
+      <w:r>
+        <w:t>post</w:t>
+      </w:r>
+      <w:r>
+        <w:t xml:space="preserve">s. </w:t>
+      </w:r>
+      <w:r>
+        <w:t xml:space="preserve">The dataset was then partitioned using a 70/30 train-test split, with 2,170 </w:t>
+      </w:r>
+      <w:r>
+        <w:t>post</w:t>
+      </w:r>
+      <w:r>
+        <w:t>s allocated for training and 938 for evaluation.</w:t>
       </w:r>
     </w:p>
     <w:p>
@@ -3618,7 +4266,13 @@
       </w:r>
       <w:proofErr w:type="spellEnd"/>
       <w:r>
-        <w:t xml:space="preserve"> model was selected to automatically label the remaining dataset, ensuring a consistent and high-quality identification of migration-relevant tweets across the corpus.</w:t>
+        <w:t xml:space="preserve"> model was selected to automatically label the remaining dataset, ensuring a consistent and high-quality identification of migration-relevant </w:t>
+      </w:r>
+      <w:r>
+        <w:t>post</w:t>
+      </w:r>
+      <w:r>
+        <w:t>s across the corpus.</w:t>
       </w:r>
       <w:r>
         <w:t xml:space="preserve"> </w:t>
@@ -3627,13 +4281,16 @@
         <w:t xml:space="preserve">Ultimately, </w:t>
       </w:r>
       <w:r>
-        <w:t>1.65</w:t>
-      </w:r>
-      <w:r>
-        <w:t xml:space="preserve"> </w:t>
-      </w:r>
-      <w:r>
-        <w:t xml:space="preserve">million tweets were </w:t>
+        <w:t xml:space="preserve">1.65 </w:t>
+      </w:r>
+      <w:r>
+        <w:t xml:space="preserve">million </w:t>
+      </w:r>
+      <w:r>
+        <w:t>post</w:t>
+      </w:r>
+      <w:r>
+        <w:t xml:space="preserve">s were </w:t>
       </w:r>
       <w:r>
         <w:t>identified</w:t>
@@ -3946,6 +4603,7 @@
         <w:rPr>
           <w:shd w:val="clear" w:color="auto" w:fill="FFFFFF"/>
         </w:rPr>
+        <w:lastRenderedPageBreak/>
         <w:t>Tone and topic categorization</w:t>
       </w:r>
     </w:p>
@@ -3984,7 +4642,13 @@
         <w:t>manual annotation</w:t>
       </w:r>
       <w:r>
-        <w:t xml:space="preserve"> to evaluate the sentiment expressed in tweets about Venezuelan migration</w:t>
+        <w:t xml:space="preserve"> to evaluate the sentiment expressed in </w:t>
+      </w:r>
+      <w:r>
+        <w:t>post</w:t>
+      </w:r>
+      <w:r>
+        <w:t>s about Venezuelan migration</w:t>
       </w:r>
       <w:r>
         <w:t xml:space="preserve">. </w:t>
@@ -3993,13 +4657,25 @@
         <w:t>A subset of</w:t>
       </w:r>
       <w:r>
-        <w:t xml:space="preserve"> 2,990 tweets previously classified as relevant</w:t>
+        <w:t xml:space="preserve"> 2,990 </w:t>
+      </w:r>
+      <w:r>
+        <w:t>post</w:t>
+      </w:r>
+      <w:r>
+        <w:t>s previously classified as relevant</w:t>
       </w:r>
       <w:r>
         <w:t xml:space="preserve"> </w:t>
       </w:r>
       <w:r>
-        <w:t>was annotated for tone by two independent coders. Each tweet was assigned a score on a 7-point Likert scale ranging from -3 (extremely negative) to +3 (extremely positive), with 0 representing a neutral tone. The labeling rubric was refined through iterative discussion among the research team to ensure conceptual clarity and coding consistency</w:t>
+        <w:t xml:space="preserve">was annotated for tone by two independent coders. Each </w:t>
+      </w:r>
+      <w:r>
+        <w:t>post</w:t>
+      </w:r>
+      <w:r>
+        <w:t xml:space="preserve"> was assigned a score on a 7-point Likert scale ranging from -3 (extremely negative) to +3 (extremely positive), with 0 representing a neutral tone. The labeling rubric was refined through iterative discussion among the research team to ensure conceptual clarity and coding consistency</w:t>
       </w:r>
       <w:r>
         <w:t xml:space="preserve"> </w:t>
@@ -4160,6 +4836,9 @@
         <w:t>ntercoder agreement was calculated at 63.5%, which, while moderate, aligns with standards in computational social science where sentiment coding is subject to varying interpretations and contextual nuances</w:t>
       </w:r>
       <w:r>
+        <w:t xml:space="preserve"> </w:t>
+      </w:r>
+      <w:r>
         <w:fldChar w:fldCharType="begin"/>
       </w:r>
       <w:r>
@@ -4181,12 +4860,24 @@
         <w:t xml:space="preserve">. </w:t>
       </w:r>
       <w:r>
-        <w:t>For all tweets in which coders initially disagreed, a consensus labeling was reached through in-person reconciliation sessions, during which coders collaboratively resolved discrepancies and clarified ambiguous cases.</w:t>
-      </w:r>
-    </w:p>
-    <w:p>
-      <w:r>
-        <w:t xml:space="preserve">The final labeled corpus contained 1,920 tweets, which was split into training and testing subsets using a 70/30 ratio. We trained and evaluated three classification architectures on this task: </w:t>
+        <w:t xml:space="preserve">For all </w:t>
+      </w:r>
+      <w:r>
+        <w:t>post</w:t>
+      </w:r>
+      <w:r>
+        <w:t>s in which coders initially disagreed, a consensus labeling was reached through in-person reconciliation sessions, during which coders collaboratively resolved discrepancies and clarified ambiguous cases.</w:t>
+      </w:r>
+    </w:p>
+    <w:p>
+      <w:r>
+        <w:t xml:space="preserve">The final labeled corpus contained 1,920 </w:t>
+      </w:r>
+      <w:r>
+        <w:t>post</w:t>
+      </w:r>
+      <w:r>
+        <w:t xml:space="preserve">s, which was split into training and testing subsets using a 70/30 ratio. We trained and evaluated three classification architectures on this task: </w:t>
       </w:r>
       <w:proofErr w:type="spellStart"/>
       <w:r>
@@ -4268,7 +4959,13 @@
         <w:fldChar w:fldCharType="end"/>
       </w:r>
       <w:r>
-        <w:t>, the Spanish BERT model achieved the highest accuracy (0.699) and was subsequently used for labeling the full set of migration-related tweets. This model was selected for its superior performance and its pretraining on large-scale Spanish corpora, which allowed for more accurate interpretation of nuanced sentiment in the dataset.</w:t>
+        <w:t xml:space="preserve">, the Spanish BERT model achieved the highest accuracy (0.699) and was subsequently used for labeling the full set of migration-related </w:t>
+      </w:r>
+      <w:r>
+        <w:t>post</w:t>
+      </w:r>
+      <w:r>
+        <w:t>s. This model was selected for its superior performance and its pretraining on large-scale Spanish corpora, which allowed for more accurate interpretation of nuanced sentiment in the dataset.</w:t>
       </w:r>
     </w:p>
     <w:p>
@@ -4278,6 +4975,7 @@
       </w:pPr>
       <w:bookmarkStart w:id="5" w:name="_Ref180165579"/>
       <w:r>
+        <w:lastRenderedPageBreak/>
         <w:t xml:space="preserve">Table </w:t>
       </w:r>
       <w:r>
@@ -4625,7 +5323,13 @@
     </w:p>
     <w:p>
       <w:r>
-        <w:t xml:space="preserve">In parallel with the general tone classification, we conducted a targeted manual annotation of tweets containing the terms </w:t>
+        <w:t xml:space="preserve">In parallel with the general tone classification, we conducted a targeted manual annotation of </w:t>
+      </w:r>
+      <w:r>
+        <w:t>post</w:t>
+      </w:r>
+      <w:r>
+        <w:t xml:space="preserve">s containing the terms </w:t>
       </w:r>
       <w:r>
         <w:rPr>
@@ -4651,7 +5355,13 @@
         <w:t>se terms'</w:t>
       </w:r>
       <w:r>
-        <w:t xml:space="preserve"> evolving connotations and affective load in digital conversations. Two independent coders reviewed and labeled each tweet containing either term, applying the same 7-point Likert scale used in the broader sentiment analysis</w:t>
+        <w:t xml:space="preserve"> evolving connotations and affective load in digital conversations. Two independent coders reviewed and labeled each </w:t>
+      </w:r>
+      <w:r>
+        <w:t>post</w:t>
+      </w:r>
+      <w:r>
+        <w:t xml:space="preserve"> containing either term, applying the same 7-point Likert scale used in the broader sentiment analysis</w:t>
       </w:r>
       <w:r>
         <w:t xml:space="preserve"> (see</w:t>
@@ -4707,7 +5417,19 @@
     </w:p>
     <w:p>
       <w:r>
-        <w:t xml:space="preserve">A total of 1,175 tweets were annotated for this task, with 870 containing veneco and 305 containing veneca. Following the same aggregation procedure as the general tone classification, the scale was collapsed into three categories: negative, neutral, and positive. Due to the limited number of tweets involving these terms, this grouping allowed for greater analytical coherence while still preserving meaningful distinctions in sentiment. Intercoder reliability for this task was calculated separately for each term: 59.7% for </w:t>
+        <w:t xml:space="preserve">A total of 1,175 </w:t>
+      </w:r>
+      <w:r>
+        <w:t>post</w:t>
+      </w:r>
+      <w:r>
+        <w:t xml:space="preserve">s were annotated for this task, with 870 containing veneco and 305 containing veneca. Following the same aggregation procedure as the general tone classification, the scale was collapsed into three categories: negative, neutral, and positive. Due to the limited number of </w:t>
+      </w:r>
+      <w:r>
+        <w:t>post</w:t>
+      </w:r>
+      <w:r>
+        <w:t xml:space="preserve">s involving these terms, this grouping allowed for greater analytical coherence while still preserving meaningful distinctions in sentiment. Intercoder reliability for this task was calculated separately for each term: 59.7% for </w:t>
       </w:r>
       <w:r>
         <w:rPr>
@@ -4759,7 +5481,25 @@
     </w:p>
     <w:p>
       <w:r>
-        <w:t>The analysis of tweet tone from 2014 to 2022 reveals notable differences in sentiment distribution when considering original tweets alone versus including retweets (</w:t>
+        <w:t xml:space="preserve">The analysis of </w:t>
+      </w:r>
+      <w:r>
+        <w:t>post</w:t>
+      </w:r>
+      <w:r>
+        <w:t xml:space="preserve"> tone from 2014 to 2022 reveals notable differences in sentiment distribution when considering original </w:t>
+      </w:r>
+      <w:r>
+        <w:t>post</w:t>
+      </w:r>
+      <w:r>
+        <w:t>s alone versus including re</w:t>
+      </w:r>
+      <w:r>
+        <w:t>post</w:t>
+      </w:r>
+      <w:r>
+        <w:t>s (</w:t>
       </w:r>
       <w:r>
         <w:fldChar w:fldCharType="begin"/>
@@ -4810,7 +5550,37 @@
         <w:t>, respectively</w:t>
       </w:r>
       <w:r>
-        <w:t xml:space="preserve">). Without retweets, the tone profile of the discourse skews more negative; however, the inclusion of retweeted content markedly increases the proportion of neutral and positive tone tweets. In fact, approximately 67% of all retweets in the dataset carry a neutral or positive tone, meaning only about one-third are negative. This indicates that users disproportionately share (retweet) content that is not negative, effectively diluting the prominence of negative sentiment in the overall conversation. </w:t>
+        <w:t>). Without re</w:t>
+      </w:r>
+      <w:r>
+        <w:t>post</w:t>
+      </w:r>
+      <w:r>
+        <w:t>s, the tone profile of the discourse skews more negative; however, the inclusion of re</w:t>
+      </w:r>
+      <w:r>
+        <w:t>post</w:t>
+      </w:r>
+      <w:r>
+        <w:t xml:space="preserve">ed content markedly increases the proportion of neutral and positive tone </w:t>
+      </w:r>
+      <w:r>
+        <w:t>post</w:t>
+      </w:r>
+      <w:r>
+        <w:t>s. In fact, approximately 67% of all re</w:t>
+      </w:r>
+      <w:r>
+        <w:t>post</w:t>
+      </w:r>
+      <w:r>
+        <w:t>s in the dataset carry a neutral or positive tone, meaning only about one-third are negative. This indicates that users disproportionately share (re</w:t>
+      </w:r>
+      <w:r>
+        <w:t>post</w:t>
+      </w:r>
+      <w:r>
+        <w:t xml:space="preserve">) content that is not negative, effectively diluting the prominence of negative sentiment in the overall conversation. </w:t>
       </w:r>
     </w:p>
     <w:tbl>
@@ -4848,10 +5618,11 @@
               <w:rPr>
                 <w:noProof/>
               </w:rPr>
+              <w:lastRenderedPageBreak/>
               <w:drawing>
-                <wp:inline distT="0" distB="0" distL="0" distR="0" wp14:anchorId="1DA81D8F" wp14:editId="03CE191A">
-                  <wp:extent cx="2926079" cy="1800664"/>
-                  <wp:effectExtent l="0" t="0" r="8255" b="9525"/>
+                <wp:inline distT="0" distB="0" distL="0" distR="0" wp14:anchorId="1DA81D8F" wp14:editId="1CE0C40E">
+                  <wp:extent cx="2926080" cy="1609344"/>
+                  <wp:effectExtent l="0" t="0" r="0" b="3810"/>
                   <wp:docPr id="1171767409" name="Picture 1"/>
                   <wp:cNvGraphicFramePr>
                     <a:graphicFrameLocks xmlns:a="http://schemas.openxmlformats.org/drawingml/2006/main" noChangeAspect="1"/>
@@ -4868,9 +5639,6 @@
                         <pic:blipFill>
                           <a:blip r:embed="rId12">
                             <a:extLst>
-                              <a:ext uri="{28A0092B-C50C-407E-A947-70E740481C1C}">
-                                <a14:useLocalDpi xmlns:a14="http://schemas.microsoft.com/office/drawing/2010/main" val="0"/>
-                              </a:ext>
                               <a:ext uri="{96DAC541-7B7A-43D3-8B79-37D633B846F1}">
                                 <asvg:svgBlip xmlns:asvg="http://schemas.microsoft.com/office/drawing/2016/SVG/main" r:embed="rId13"/>
                               </a:ext>
@@ -4883,7 +5651,7 @@
                         <pic:spPr bwMode="auto">
                           <a:xfrm>
                             <a:off x="0" y="0"/>
-                            <a:ext cx="2926079" cy="1800664"/>
+                            <a:ext cx="2926080" cy="1609344"/>
                           </a:xfrm>
                           <a:prstGeom prst="rect">
                             <a:avLst/>
@@ -4944,9 +5712,9 @@
                 <w:noProof/>
               </w:rPr>
               <w:drawing>
-                <wp:inline distT="0" distB="0" distL="0" distR="0" wp14:anchorId="599FC4CC" wp14:editId="5821368B">
-                  <wp:extent cx="2926079" cy="1800664"/>
-                  <wp:effectExtent l="0" t="0" r="8255" b="9525"/>
+                <wp:inline distT="0" distB="0" distL="0" distR="0" wp14:anchorId="599FC4CC" wp14:editId="517C0A69">
+                  <wp:extent cx="2926080" cy="1609343"/>
+                  <wp:effectExtent l="0" t="0" r="0" b="3810"/>
                   <wp:docPr id="1279109018" name="Picture 2"/>
                   <wp:cNvGraphicFramePr>
                     <a:graphicFrameLocks xmlns:a="http://schemas.openxmlformats.org/drawingml/2006/main" noChangeAspect="1"/>
@@ -4963,9 +5731,6 @@
                         <pic:blipFill>
                           <a:blip r:embed="rId14">
                             <a:extLst>
-                              <a:ext uri="{28A0092B-C50C-407E-A947-70E740481C1C}">
-                                <a14:useLocalDpi xmlns:a14="http://schemas.microsoft.com/office/drawing/2010/main" val="0"/>
-                              </a:ext>
                               <a:ext uri="{96DAC541-7B7A-43D3-8B79-37D633B846F1}">
                                 <asvg:svgBlip xmlns:asvg="http://schemas.microsoft.com/office/drawing/2016/SVG/main" r:embed="rId15"/>
                               </a:ext>
@@ -4978,7 +5743,7 @@
                         <pic:spPr bwMode="auto">
                           <a:xfrm>
                             <a:off x="0" y="0"/>
-                            <a:ext cx="2926079" cy="1800664"/>
+                            <a:ext cx="2926080" cy="1609343"/>
                           </a:xfrm>
                           <a:prstGeom prst="rect">
                             <a:avLst/>
@@ -5026,7 +5791,13 @@
               <w:t xml:space="preserve">. Tone yearly </w:t>
             </w:r>
             <w:r>
-              <w:t>without retweets</w:t>
+              <w:t>without re</w:t>
+            </w:r>
+            <w:r>
+              <w:t>post</w:t>
+            </w:r>
+            <w:r>
+              <w:t>s</w:t>
             </w:r>
             <w:r>
               <w:t>.</w:t>
@@ -5037,13 +5808,49 @@
     </w:tbl>
     <w:p>
       <w:r>
-        <w:t xml:space="preserve">Our findings suggest that retweeting often serves as a form of endorsement or agreement, thereby amplifying messages deemed agreeable or informative. </w:t>
+        <w:t>Our findings suggest that re</w:t>
+      </w:r>
+      <w:r>
+        <w:t>post</w:t>
+      </w:r>
+      <w:r>
+        <w:t xml:space="preserve">ing often serves as a form of endorsement or agreement, thereby amplifying messages deemed agreeable or informative. </w:t>
       </w:r>
       <w:r>
         <w:t>C</w:t>
       </w:r>
       <w:r>
-        <w:t>ontent with a calmer or more constructive tone tends to gain more visibility through retweets. As a result, the aggregate sentiment on Twitter appears more neutral-to-positive once retweet behavior is accounted for. This stabilizing effect of retweets implies that the public discourse on social media is co-shaped by audience amplification choices, not just by the tone of original posts.  In our context, while contentious issues generated plenty of negative tweets, the community’s sharing behavior favored neutral or uplifting content, helping to moderate extreme sentiment in the visible discourse</w:t>
+        <w:t>ontent with a calmer or more constructive tone tends to gain more visibility through re</w:t>
+      </w:r>
+      <w:r>
+        <w:t>post</w:t>
+      </w:r>
+      <w:r>
+        <w:t xml:space="preserve">s. As a result, the aggregate sentiment on </w:t>
+      </w:r>
+      <w:r>
+        <w:t>X</w:t>
+      </w:r>
+      <w:r>
+        <w:t xml:space="preserve"> appears more neutral-to-positive once re</w:t>
+      </w:r>
+      <w:r>
+        <w:t>post</w:t>
+      </w:r>
+      <w:r>
+        <w:t xml:space="preserve"> behavior is accounted for. This stabilizing effect of re</w:t>
+      </w:r>
+      <w:r>
+        <w:t>post</w:t>
+      </w:r>
+      <w:r>
+        <w:t xml:space="preserve">s implies that the public discourse on social media is co-shaped by audience amplification choices, not just by the tone of original posts.  In our context, while contentious issues generated plenty of negative </w:t>
+      </w:r>
+      <w:r>
+        <w:t>post</w:t>
+      </w:r>
+      <w:r>
+        <w:t>s, the community’s sharing behavior favored neutral or uplifting content, helping to moderate extreme sentiment in the visible discourse</w:t>
       </w:r>
       <w:r>
         <w:t xml:space="preserve">. </w:t>
@@ -5051,7 +5858,25 @@
     </w:p>
     <w:p>
       <w:r>
-        <w:t xml:space="preserve">The tone of the discourse varied considerably over time, with key inflection points aligning closely to sociopolitical developments. From 2014 to 2016, tweet volumes were relatively low, and sentiment was more evenly distributed across tones. Neutral tweets, often driven by news reporting or informational content, formed the plurality, while negative tweets were less prevalent. As shown in </w:t>
+        <w:t xml:space="preserve">The tone of the discourse varied considerably over time, with key inflection points aligning closely to sociopolitical developments. From 2014 to 2016, </w:t>
+      </w:r>
+      <w:r>
+        <w:t>post</w:t>
+      </w:r>
+      <w:r>
+        <w:t xml:space="preserve"> volumes were relatively low, and sentiment was more evenly distributed across tones. Neutral </w:t>
+      </w:r>
+      <w:r>
+        <w:t>post</w:t>
+      </w:r>
+      <w:r>
+        <w:t xml:space="preserve">s, often driven by news reporting or informational content, formed the plurality, while negative </w:t>
+      </w:r>
+      <w:r>
+        <w:t>post</w:t>
+      </w:r>
+      <w:r>
+        <w:t xml:space="preserve">s were less prevalent. As shown in </w:t>
       </w:r>
       <w:r>
         <w:fldChar w:fldCharType="begin"/>
@@ -5099,7 +5924,13 @@
         <w:fldChar w:fldCharType="end"/>
       </w:r>
       <w:r>
-        <w:t>, the years 2017 and 2018 marked a shift: negative tweets became more prominent, particularly leading into the 2018 Colombian presidential election. During this period, migration emerged as a major political issue, often framed in alarmist terms</w:t>
+        <w:t xml:space="preserve">, the years 2017 and 2018 marked a shift: negative </w:t>
+      </w:r>
+      <w:r>
+        <w:t>post</w:t>
+      </w:r>
+      <w:r>
+        <w:t>s became more prominent, particularly leading into the 2018 Colombian presidential election. During this period, migration emerged as a major political issue, often framed in alarmist terms</w:t>
       </w:r>
       <w:r>
         <w:t xml:space="preserve"> </w:t>
@@ -5123,7 +5954,19 @@
         <w:fldChar w:fldCharType="end"/>
       </w:r>
       <w:r>
-        <w:t>. The discourse grew increasingly polarized, with rising negativity evident in both raw tweet counts and proportions. However, much of the content that gained visibility through retweets retained a more moderate tone, highlighting the stabilizing role of amplification behaviors observed in</w:t>
+        <w:t xml:space="preserve">. The discourse grew increasingly polarized, with rising negativity evident in both raw </w:t>
+      </w:r>
+      <w:r>
+        <w:t>post</w:t>
+      </w:r>
+      <w:r>
+        <w:t xml:space="preserve"> counts and proportions. However, much of the content that gained visibility through re</w:t>
+      </w:r>
+      <w:r>
+        <w:t>post</w:t>
+      </w:r>
+      <w:r>
+        <w:t>s retained a more moderate tone, highlighting the stabilizing role of amplification behaviors observed in</w:t>
       </w:r>
       <w:r>
         <w:t xml:space="preserve"> </w:t>
@@ -5203,7 +6046,17 @@
       </w:r>
       <w:proofErr w:type="spellEnd"/>
       <w:r>
-        <w:t xml:space="preserve"> Venezolanos (ETPV), a policy widely celebrated in domestic and international circles. While negative tones reappeared in late 2021 and 2022, the overall sentiment began to stabilize. Retweets continued to play a moderating role throughout, reinforcing a more balanced representation of public discourse even during periods of heightened emotional intensity.</w:t>
+        <w:t xml:space="preserve"> Venezolanos (ETPV), a policy widely </w:t>
+      </w:r>
+      <w:r>
+        <w:lastRenderedPageBreak/>
+        <w:t>celebrated in domestic and international circles. While negative tones reappeared in late 2021 and 2022, the overall sentiment began to stabilize. Re</w:t>
+      </w:r>
+      <w:r>
+        <w:t>post</w:t>
+      </w:r>
+      <w:r>
+        <w:t>s continued to play a moderating role throughout, reinforcing a more balanced representation of public discourse even during periods of heightened emotional intensity.</w:t>
       </w:r>
     </w:p>
     <w:p>
@@ -5215,7 +6068,7 @@
           <w:noProof/>
         </w:rPr>
         <w:drawing>
-          <wp:inline distT="0" distB="0" distL="0" distR="0" wp14:anchorId="5D1C342B" wp14:editId="631C0965">
+          <wp:inline distT="0" distB="0" distL="0" distR="0" wp14:anchorId="5D1C342B" wp14:editId="5C736A5F">
             <wp:extent cx="6400800" cy="1936376"/>
             <wp:effectExtent l="0" t="0" r="0" b="0"/>
             <wp:docPr id="1217895570" name="Picture 3" descr="A graph with blue and orange lines&#10;&#10;Description automatically generated"/>
@@ -5318,7 +6171,19 @@
         <w:ind w:left="360"/>
       </w:pPr>
       <w:r>
-        <w:t>When analyzing only original tweets—excluding retweets—reveals a consistently higher proportion of negative sentiment across the entire study period</w:t>
+        <w:t xml:space="preserve">When analyzing only original </w:t>
+      </w:r>
+      <w:r>
+        <w:t>post</w:t>
+      </w:r>
+      <w:r>
+        <w:t>s—excluding re</w:t>
+      </w:r>
+      <w:r>
+        <w:t>post</w:t>
+      </w:r>
+      <w:r>
+        <w:t>s—reveals a consistently higher proportion of negative sentiment across the entire study period</w:t>
       </w:r>
       <w:r>
         <w:t xml:space="preserve"> (see </w:t>
@@ -5354,7 +6219,37 @@
         <w:t>dataset version</w:t>
       </w:r>
       <w:r>
-        <w:t xml:space="preserve"> captures more unfiltered public opinion, reflecting what users choose to post rather than amplify. Notably, the share of negative tweets is substantially higher in this view, particularly during politically and socially charged moments such as the 2019 expulsions and the peak of the COVID-19 pandemic mid-2020. Unlike the broader dataset that includes retweets, the original tweets display more abrupt and extreme shifts in tone, suggesting that emotional, and at times reactionary, expressions are more common in initial posts. This pattern supports existing findings that original content tends to carry stronger affective language, especially during crises or contentious events. The divergence between Figures 7 and 8 thus highlights a critical dynamic in online discourse: while original tweets may reflect raw public sentiment, the selective amplification of more neutral or constructive content through retweets functions as a filter, shaping the overall tone of public conversations that reach broader audiences.</w:t>
+        <w:t xml:space="preserve"> captures more unfiltered public opinion, reflecting what users choose to post rather than amplify. Notably, the share of negative </w:t>
+      </w:r>
+      <w:r>
+        <w:t>post</w:t>
+      </w:r>
+      <w:r>
+        <w:t>s is substantially higher in this view, particularly during politically and socially charged moments such as the 2019 expulsions and the peak of the COVID-19 pandemic mid-2020. Unlike the broader dataset that includes re</w:t>
+      </w:r>
+      <w:r>
+        <w:t>post</w:t>
+      </w:r>
+      <w:r>
+        <w:t xml:space="preserve">s, the original </w:t>
+      </w:r>
+      <w:r>
+        <w:t>post</w:t>
+      </w:r>
+      <w:r>
+        <w:t xml:space="preserve">s display more abrupt and extreme shifts in tone, suggesting that emotional, and at times reactionary, expressions are more common in initial posts. This pattern supports existing findings that original content tends to carry stronger affective language, especially during crises or contentious events. The divergence between Figures 7 and 8 thus highlights a critical dynamic in online discourse: while original </w:t>
+      </w:r>
+      <w:r>
+        <w:t>post</w:t>
+      </w:r>
+      <w:r>
+        <w:t>s may reflect raw public sentiment, the selective amplification of more neutral or constructive content through re</w:t>
+      </w:r>
+      <w:r>
+        <w:t>post</w:t>
+      </w:r>
+      <w:r>
+        <w:t>s functions as a filter, shaping the overall tone of public conversations that reach broader audiences.</w:t>
       </w:r>
     </w:p>
     <w:p>
@@ -5365,8 +6260,9 @@
         <w:rPr>
           <w:noProof/>
         </w:rPr>
+        <w:lastRenderedPageBreak/>
         <w:drawing>
-          <wp:inline distT="0" distB="0" distL="0" distR="0" wp14:anchorId="6BA796E5" wp14:editId="02F744EE">
+          <wp:inline distT="0" distB="0" distL="0" distR="0" wp14:anchorId="6BA796E5" wp14:editId="06113037">
             <wp:extent cx="6400800" cy="1951200"/>
             <wp:effectExtent l="0" t="0" r="0" b="0"/>
             <wp:docPr id="877330336" name="Picture 4" descr="A graph with lines and numbers&#10;&#10;Description automatically generated"/>
@@ -5452,12 +6348,42 @@
         <w:t>Tone monthly frequency</w:t>
       </w:r>
       <w:r>
-        <w:t xml:space="preserve"> without retweets.</w:t>
-      </w:r>
-    </w:p>
-    <w:p>
-      <w:r>
-        <w:t xml:space="preserve">These temporal patterns, especially the divergence between original tweets and retweeted content, offer valuable insight into how digital discourse is constructed and maintained. While original tweets provide a direct view into users’ immediate reactions—often more emotional and polarized—retweets serve as a form of social curation, selectively amplifying content perceived as more legitimate, informative, or acceptable within broader public norms. </w:t>
+        <w:t xml:space="preserve"> without re</w:t>
+      </w:r>
+      <w:r>
+        <w:t>post</w:t>
+      </w:r>
+      <w:r>
+        <w:t>s.</w:t>
+      </w:r>
+    </w:p>
+    <w:p>
+      <w:r>
+        <w:t xml:space="preserve">These temporal patterns, especially the divergence between original </w:t>
+      </w:r>
+      <w:r>
+        <w:t>post</w:t>
+      </w:r>
+      <w:r>
+        <w:t>s and re</w:t>
+      </w:r>
+      <w:r>
+        <w:t>post</w:t>
+      </w:r>
+      <w:r>
+        <w:t xml:space="preserve">ed content, offer valuable insight into how digital discourse is constructed and maintained. While original </w:t>
+      </w:r>
+      <w:r>
+        <w:t>post</w:t>
+      </w:r>
+      <w:r>
+        <w:t>s provide a direct view into users’ immediate reactions—often more emotional and polarized—re</w:t>
+      </w:r>
+      <w:r>
+        <w:t>post</w:t>
+      </w:r>
+      <w:r>
+        <w:t xml:space="preserve">s serve as a form of social curation, selectively amplifying content perceived as more legitimate, informative, or acceptable within broader public norms. </w:t>
       </w:r>
     </w:p>
     <w:p>
@@ -5483,7 +6409,19 @@
         <w:fldChar w:fldCharType="end"/>
       </w:r>
       <w:r>
-        <w:t>. This pattern aligns with our findings, where moments of heightened negativity—such as the 2019 expulsions or the early phases of the COVID-19 pandemic—were accompanied by a predominance of more neutral or constructive content in the retweeted layer of discourse. These dynamics demonstrate that affective polarization in original posts can coexist with counterbalancing mechanisms in public discourse, particularly through users’ selective amplification of moderated content and the prominent role of institutional actors whose posts are frequently retweeted.</w:t>
+        <w:t>. This pattern aligns with our findings, where moments of heightened negativity—such as the 2019 expulsions or the early phases of the COVID-19 pandemic—were accompanied by a predominance of more neutral or constructive content in the re</w:t>
+      </w:r>
+      <w:r>
+        <w:t>post</w:t>
+      </w:r>
+      <w:r>
+        <w:t>ed layer of discourse. These dynamics demonstrate that affective polarization in original posts can coexist with counterbalancing mechanisms in public discourse, particularly through users’ selective amplification of moderated content and the prominent role of institutional actors whose posts are frequently re</w:t>
+      </w:r>
+      <w:r>
+        <w:t>post</w:t>
+      </w:r>
+      <w:r>
+        <w:t>ed.</w:t>
       </w:r>
     </w:p>
     <w:p>
@@ -5494,11 +6432,18 @@
         <w:t>predominant</w:t>
       </w:r>
       <w:r>
-        <w:t xml:space="preserve"> in shaping digital sentiment. Our results align with prior research establishing Twitter as a barometer of public mood, sensitive to crises, political milestones, and policy shifts. For example, the clear spike in positive sentiment during the announcement of the ETPV policy in February 2021 underscores how online tone can shift rapidly in response to policy changes perceived as equitable or humanitarian. Conversely, moments of heightened insecurity or political unrest, such as the November 2019 deportations, leave visible imprints in the form of sudden increases in negative sentiment. </w:t>
-      </w:r>
-    </w:p>
-    <w:p>
-      <w:r>
+        <w:t xml:space="preserve"> in shaping digital sentiment. Our results align with prior research establishing </w:t>
+      </w:r>
+      <w:r>
+        <w:t>X</w:t>
+      </w:r>
+      <w:r>
+        <w:t xml:space="preserve"> as a barometer of public mood, sensitive to crises, political milestones, and policy shifts. For example, the clear spike in positive sentiment during the announcement of the ETPV policy in February 2021 underscores how online tone can shift rapidly in response to policy changes perceived as equitable or humanitarian. Conversely, moments of heightened insecurity or political unrest, such as the November 2019 deportations, leave visible imprints in the form of sudden increases in negative sentiment. </w:t>
+      </w:r>
+    </w:p>
+    <w:p>
+      <w:r>
+        <w:lastRenderedPageBreak/>
         <w:t>T</w:t>
       </w:r>
       <w:r>
@@ -5562,12 +6507,24 @@
         <w:t>phenomenon</w:t>
       </w:r>
       <w:r>
-        <w:t>, as sentiment fluctuates not in a vacuum but in reaction to unfolding political and social contexts. This reinforces the idea that public discourse online is both a reflection and amplification of the national mood, mediated by the immediacy and virality of platforms like Twitter.</w:t>
-      </w:r>
-    </w:p>
-    <w:p>
-      <w:r>
-        <w:t xml:space="preserve">Ultimately, this study contributes to a more nuanced understanding of how sentiment evolves in digital environments. Rather than a linear or unidirectional shift toward hostility or empathy, the data reflect a dynamic balance: spikes in sentiment driven by exogenous events are tempered by endogenous mechanisms like retweet behavior and the prominence of institutional messaging. The interplay between emotion, information quality, and user engagement produces a sentiment feedback loop—one where public mood influences </w:t>
+        <w:t xml:space="preserve">, as sentiment fluctuates not in a vacuum but in reaction to unfolding political and social contexts. This reinforces the idea that public discourse online is both a reflection and amplification of the national mood, mediated by the immediacy and virality of platforms like </w:t>
+      </w:r>
+      <w:r>
+        <w:t>X</w:t>
+      </w:r>
+      <w:r>
+        <w:t>.</w:t>
+      </w:r>
+    </w:p>
+    <w:p>
+      <w:r>
+        <w:t>Ultimately, this study contributes to a more nuanced understanding of how sentiment evolves in digital environments. Rather than a linear or unidirectional shift toward hostility or empathy, the data reflect a dynamic balance: spikes in sentiment driven by exogenous events are tempered by endogenous mechanisms like re</w:t>
+      </w:r>
+      <w:r>
+        <w:t>post</w:t>
+      </w:r>
+      <w:r>
+        <w:t xml:space="preserve"> behavior and the prominence of institutional messaging. The interplay between emotion, information quality, and user engagement produces a sentiment feedback loop—one where public mood influences </w:t>
       </w:r>
       <w:proofErr w:type="gramStart"/>
       <w:r>
@@ -5668,7 +6625,19 @@
     </w:p>
     <w:p>
       <w:r>
-        <w:t>Building on this literature, we conducted a spatiotemporal analysis of tweet sentiment toward Venezuelan migrants within Colombia. Our primary aim was to explore whether the tone of tweets—classified as positive, negative, or neutral—varied by geographic region and whether such variation correlated with departmental-level demographic and socio-economic indicators.</w:t>
+        <w:t xml:space="preserve">Building on this literature, we conducted a spatiotemporal analysis of </w:t>
+      </w:r>
+      <w:r>
+        <w:t>post</w:t>
+      </w:r>
+      <w:r>
+        <w:t xml:space="preserve"> sentiment toward Venezuelan migrants within Colombia. Our primary aim was to explore whether the tone of </w:t>
+      </w:r>
+      <w:r>
+        <w:t>post</w:t>
+      </w:r>
+      <w:r>
+        <w:t>s—classified as positive, negative, or neutral—varied by geographic region and whether such variation correlated with departmental-level demographic and socio-economic indicators.</w:t>
       </w:r>
       <w:r>
         <w:t xml:space="preserve"> </w:t>
@@ -5677,7 +6646,13 @@
         <w:t>We determined the corresponding department u</w:t>
       </w:r>
       <w:r>
-        <w:t xml:space="preserve">sing the latitude and longitude coordinates embedded in tweets. This allowed for disaggregated sentiment analysis across space and time. </w:t>
+        <w:t xml:space="preserve">sing the latitude and longitude coordinates embedded in </w:t>
+      </w:r>
+      <w:r>
+        <w:t>post</w:t>
+      </w:r>
+      <w:r>
+        <w:t xml:space="preserve">s. This allowed for disaggregated sentiment analysis across space and time. </w:t>
       </w:r>
     </w:p>
     <w:p>
@@ -5697,7 +6672,10 @@
         <w:t xml:space="preserve"> of </w:t>
       </w:r>
       <w:r>
-        <w:t>tweets of each tone (positive, neutral, negative) over time and by department. F</w:t>
+        <w:t>post</w:t>
+      </w:r>
+      <w:r>
+        <w:t>s of each tone (positive, neutral, negative) over time and by department. F</w:t>
       </w:r>
       <w:r>
         <w:t>or clarity</w:t>
@@ -5706,7 +6684,11 @@
         <w:t xml:space="preserve"> in the visualizations</w:t>
       </w:r>
       <w:r>
-        <w:t>, we focused on the six departments with the highest concentrations of Venezuelan migrants between 2018 and 2022: Bogotá</w:t>
+        <w:t xml:space="preserve">, we focused on the six departments with the highest concentrations of Venezuelan </w:t>
+      </w:r>
+      <w:r>
+        <w:lastRenderedPageBreak/>
+        <w:t>migrants between 2018 and 2022: Bogotá</w:t>
       </w:r>
       <w:r>
         <w:t>,</w:t>
@@ -5775,7 +6757,13 @@
         <w:t>each department's monthly</w:t>
       </w:r>
       <w:r>
-        <w:t xml:space="preserve"> frequency of tweets classified by tone. </w:t>
+        <w:t xml:space="preserve"> frequency of </w:t>
+      </w:r>
+      <w:r>
+        <w:t>post</w:t>
+      </w:r>
+      <w:r>
+        <w:t xml:space="preserve">s classified by tone. </w:t>
       </w:r>
       <w:r>
         <w:t xml:space="preserve">While all regions showed a predominance of negative sentiment, notable temporal and regional variations emerged. Bogotá D.C.’s sentiment trends largely mirrored national averages, while departments such as Valle del Cauca, Santander, and Atlántico exhibited episodic surges in negative sentiment during </w:t>
@@ -5795,10 +6783,10 @@
           <w:noProof/>
         </w:rPr>
         <w:drawing>
-          <wp:inline distT="0" distB="0" distL="0" distR="0" wp14:anchorId="6BD60A45" wp14:editId="6F290259">
+          <wp:inline distT="0" distB="0" distL="0" distR="0" wp14:anchorId="0A56F690" wp14:editId="0418BCE6">
             <wp:extent cx="6400800" cy="3200400"/>
             <wp:effectExtent l="0" t="0" r="0" b="0"/>
-            <wp:docPr id="418334489" name="Graphic 10"/>
+            <wp:docPr id="34105082" name="Graphic 4"/>
             <wp:cNvGraphicFramePr>
               <a:graphicFrameLocks xmlns:a="http://schemas.openxmlformats.org/drawingml/2006/main" noChangeAspect="1"/>
             </wp:cNvGraphicFramePr>
@@ -5806,7 +6794,7 @@
               <a:graphicData uri="http://schemas.openxmlformats.org/drawingml/2006/picture">
                 <pic:pic xmlns:pic="http://schemas.openxmlformats.org/drawingml/2006/picture">
                   <pic:nvPicPr>
-                    <pic:cNvPr id="418334489" name="Graphic 418334489"/>
+                    <pic:cNvPr id="34105082" name="Graphic 34105082"/>
                     <pic:cNvPicPr/>
                   </pic:nvPicPr>
                   <pic:blipFill>
@@ -5891,18 +6879,54 @@
         <w:t>Message amplification mechanisms may also shape regional sentiment</w:t>
       </w:r>
       <w:r>
-        <w:t xml:space="preserve">. In line with our national-level findings, retweeting behavior had a stabilizing effect on tone: </w:t>
+        <w:t>. In line with our national-level findings, re</w:t>
+      </w:r>
+      <w:r>
+        <w:t>post</w:t>
+      </w:r>
+      <w:r>
+        <w:t xml:space="preserve">ing behavior had a stabilizing effect on tone: </w:t>
       </w:r>
       <w:r>
         <w:t>including</w:t>
       </w:r>
       <w:r>
-        <w:t xml:space="preserve"> retweets reduced the relative proportion of negative tweets while increasing the share of neutral ones. This suggests that messages perceived as less negative may be more widely circulated, thereby influencing the tone of the broader discourse.</w:t>
-      </w:r>
-    </w:p>
-    <w:p>
-      <w:r>
-        <w:t xml:space="preserve">To assess whether other regional variables help explain sentiment tone, we examined correlations between the proportion of tweets of each tone (normalized by department population) and a set of demographic and socio-economic indicators. As an initial step, we observed strong correlations (~0.8) between the raw counts of positive, neutral, and negative tweets and departmental population size. This implies that tweet volume is </w:t>
+        <w:t xml:space="preserve"> re</w:t>
+      </w:r>
+      <w:r>
+        <w:t>post</w:t>
+      </w:r>
+      <w:r>
+        <w:t xml:space="preserve">s reduced the relative proportion of negative </w:t>
+      </w:r>
+      <w:r>
+        <w:t>post</w:t>
+      </w:r>
+      <w:r>
+        <w:t>s while increasing the share of neutral ones. This suggests that messages perceived as less negative may be more widely circulated, thereby influencing the tone of the broader discourse.</w:t>
+      </w:r>
+    </w:p>
+    <w:p>
+      <w:r>
+        <w:t xml:space="preserve">To assess whether other regional variables help explain sentiment tone, we examined correlations between the proportion of </w:t>
+      </w:r>
+      <w:r>
+        <w:t>post</w:t>
+      </w:r>
+      <w:r>
+        <w:t xml:space="preserve">s of each tone (normalized by department population) and a set of demographic and socio-economic indicators. As an initial step, we observed strong correlations (~0.8) between the raw counts of positive, neutral, and negative </w:t>
+      </w:r>
+      <w:r>
+        <w:t>post</w:t>
+      </w:r>
+      <w:r>
+        <w:t xml:space="preserve">s and departmental population size. This implies that </w:t>
+      </w:r>
+      <w:r>
+        <w:t>post</w:t>
+      </w:r>
+      <w:r>
+        <w:t xml:space="preserve"> volume is </w:t>
       </w:r>
       <w:r>
         <w:t>primari</w:t>
@@ -5943,6 +6967,7 @@
         <w:jc w:val="center"/>
       </w:pPr>
       <w:r>
+        <w:lastRenderedPageBreak/>
         <w:t xml:space="preserve">   </w:t>
       </w:r>
       <w:r>
@@ -6113,12 +7138,24 @@
         <w:fldChar w:fldCharType="end"/>
       </w:r>
       <w:r>
-        <w:t>, and (b) total number of tweets per department.</w:t>
-      </w:r>
-    </w:p>
-    <w:p>
-      <w:r>
-        <w:t>To address this confounding effect, we normalized tweet counts by department population. We then conducted bivariate correlation analyses between these normalized sentiment proportions and a set of variables, including mugging incidents, unemployment, poverty, inequality, and homicide rates.</w:t>
+        <w:t xml:space="preserve">, and (b) total number of </w:t>
+      </w:r>
+      <w:r>
+        <w:t>post</w:t>
+      </w:r>
+      <w:r>
+        <w:t>s per department.</w:t>
+      </w:r>
+    </w:p>
+    <w:p>
+      <w:r>
+        <w:t xml:space="preserve">To address this confounding effect, we normalized </w:t>
+      </w:r>
+      <w:r>
+        <w:t>post</w:t>
+      </w:r>
+      <w:r>
+        <w:t xml:space="preserve"> counts by department population. We then conducted bivariate correlation analyses between these normalized sentiment proportions and a set of variables, including mugging incidents, unemployment, poverty, inequality, and homicide rates.</w:t>
       </w:r>
     </w:p>
     <w:p>
@@ -6159,13 +7196,25 @@
         <w:t>deserve</w:t>
       </w:r>
       <w:r>
-        <w:t xml:space="preserve"> attention. Notably, the Gini coefficient and unemployment rate negatively correlated with the proportion of positive tweets (r = -0.454 and r = -0.404, respectively), reaching statistical significance at the 5% level. These findings suggest that departments </w:t>
+        <w:t xml:space="preserve"> attention. Notably, the Gini coefficient and unemployment rate negatively correlated with the proportion of positive </w:t>
+      </w:r>
+      <w:r>
+        <w:t>post</w:t>
+      </w:r>
+      <w:r>
+        <w:t xml:space="preserve">s (r = -0.454 and r = -0.404, respectively), reaching statistical significance at the 5% level. These findings suggest that departments </w:t>
       </w:r>
       <w:r>
         <w:t>with</w:t>
       </w:r>
       <w:r>
-        <w:t xml:space="preserve"> greater income inequality and higher unemployment tend to produce fewer positive tweets about Venezuelan migrants, even after adjusting for population size. While these relationships do not imply causality, they align with the broader literature suggesting that socio-economic strain may correspond with diminished receptiveness toward migrant populations.</w:t>
+        <w:t xml:space="preserve"> greater income inequality and higher unemployment tend to produce fewer positive </w:t>
+      </w:r>
+      <w:r>
+        <w:t>post</w:t>
+      </w:r>
+      <w:r>
+        <w:t>s about Venezuelan migrants, even after adjusting for population size. While these relationships do not imply causality, they align with the broader literature suggesting that socio-economic strain may correspond with diminished receptiveness toward migrant populations.</w:t>
       </w:r>
     </w:p>
     <w:p>
@@ -6209,7 +7258,13 @@
         <w:t>proportion</w:t>
       </w:r>
       <w:r>
-        <w:t xml:space="preserve"> of tweets of each tone (by department</w:t>
+        <w:t xml:space="preserve"> of </w:t>
+      </w:r>
+      <w:r>
+        <w:t>post</w:t>
+      </w:r>
+      <w:r>
+        <w:t>s of each tone (by department</w:t>
       </w:r>
       <w:r>
         <w:t>); r being correlation and p its p-value.</w:t>
@@ -6520,6 +7575,7 @@
               <w:spacing w:before="0" w:line="240" w:lineRule="auto"/>
             </w:pPr>
             <w:r>
+              <w:lastRenderedPageBreak/>
               <w:t>Number of mugging incidents per department in 2018</w:t>
             </w:r>
           </w:p>
@@ -7295,7 +8351,13 @@
         <w:t>general</w:t>
       </w:r>
       <w:r>
-        <w:t xml:space="preserve">, while population size strongly influences overall tweet volume, normalizing sentiment tone by department population enables more meaningful regional comparisons. </w:t>
+        <w:t xml:space="preserve">, while population size strongly influences overall </w:t>
+      </w:r>
+      <w:r>
+        <w:t>post</w:t>
+      </w:r>
+      <w:r>
+        <w:t xml:space="preserve"> volume, normalizing sentiment tone by department population enables more meaningful regional comparisons. </w:t>
       </w:r>
       <w:r>
         <w:t>Although low, t</w:t>
@@ -7330,7 +8392,13 @@
     </w:p>
     <w:p>
       <w:r>
-        <w:t xml:space="preserve">The temporal evolution of specific terms used to describe Venezuelan migrants in Colombia offers insight into how language adapts within public discourse and may contribute to processes of stigmatization. To that end, we analyzed the monthly and yearly distribution of tweets containing the terms </w:t>
+        <w:t xml:space="preserve">The temporal evolution of specific terms used to describe Venezuelan migrants in Colombia offers insight into how language adapts within public discourse and may contribute to processes of stigmatization. To that end, we analyzed the monthly and yearly distribution of </w:t>
+      </w:r>
+      <w:r>
+        <w:t>post</w:t>
+      </w:r>
+      <w:r>
+        <w:t xml:space="preserve">s containing the terms </w:t>
       </w:r>
       <w:r>
         <w:rPr>
@@ -7390,7 +8458,7 @@
           <w:noProof/>
         </w:rPr>
         <w:drawing>
-          <wp:inline distT="0" distB="0" distL="0" distR="0" wp14:anchorId="0E4B338D" wp14:editId="624EC563">
+          <wp:inline distT="0" distB="0" distL="0" distR="0" wp14:anchorId="0E4B338D" wp14:editId="319040C2">
             <wp:extent cx="6400800" cy="1995777"/>
             <wp:effectExtent l="0" t="0" r="0" b="0"/>
             <wp:docPr id="305782341" name="Picture 2" descr="A graph with blue and orange lines&#10;&#10;Description automatically generated"/>
@@ -7470,7 +8538,13 @@
       </w:r>
       <w:bookmarkEnd w:id="14"/>
       <w:r>
-        <w:t>. Monthly proportion of tweets containing the terms veneco and veneca.</w:t>
+        <w:t xml:space="preserve">. Monthly proportion of </w:t>
+      </w:r>
+      <w:r>
+        <w:t>post</w:t>
+      </w:r>
+      <w:r>
+        <w:t>s containing the terms veneco and veneca.</w:t>
       </w:r>
     </w:p>
     <w:p>
@@ -7502,13 +8576,23 @@
         <w:t xml:space="preserve"> more prevalent. </w:t>
       </w:r>
       <w:r>
-        <w:t xml:space="preserve">From 2014 through mid-2018, the proportion of tweets containing veneco and veneca exhibited a generally downward trend. This is particularly notable given that during this period, Venezuelan migration into Colombia had not yet reached its peak. </w:t>
+        <w:t xml:space="preserve">From 2014 through mid-2018, the proportion of </w:t>
+      </w:r>
+      <w:r>
+        <w:t>post</w:t>
+      </w:r>
+      <w:r>
+        <w:t xml:space="preserve">s containing veneco and veneca exhibited a generally downward trend. This is particularly notable given that during this period, Venezuelan migration into Colombia had not yet reached its peak. </w:t>
       </w:r>
       <w:r>
         <w:t>Before</w:t>
       </w:r>
       <w:r>
-        <w:t xml:space="preserve"> 2015, the use of these terms was not exclusive to Colombian speakers referring to Venezuelans; rather, they were sometimes used reciprocally, with veneco and veneca serving as regional colloquialisms without uniformly pejorative connotation</w:t>
+        <w:t xml:space="preserve"> 2015, the </w:t>
+      </w:r>
+      <w:r>
+        <w:lastRenderedPageBreak/>
+        <w:t>use of these terms was not exclusive to Colombian speakers referring to Venezuelans; rather, they were sometimes used reciprocally, with veneco and veneca serving as regional colloquialisms without uniformly pejorative connotation</w:t>
       </w:r>
       <w:r>
         <w:t>s</w:t>
@@ -7703,7 +8787,13 @@
         <w:t xml:space="preserve"> </w:t>
       </w:r>
       <w:r>
-        <w:t>Despite the substantial demographic shift and the politicization of migration, the frequency of veneco and veneca tweets remained relatively stable between 2018 and 2020. This may reflect a plateau in the social salience of the terms as they became embedded in the online discourse, neither intensifying nor subsiding significantly.</w:t>
+        <w:t xml:space="preserve">Despite the substantial demographic shift and the politicization of migration, the frequency of veneco and veneca </w:t>
+      </w:r>
+      <w:r>
+        <w:t>post</w:t>
+      </w:r>
+      <w:r>
+        <w:t>s remained relatively stable between 2018 and 2020. This may reflect a plateau in the social salience of the terms as they became embedded in the online discourse, neither intensifying nor subsiding significantly.</w:t>
       </w:r>
     </w:p>
     <w:p>
@@ -7793,7 +8883,13 @@
     </w:p>
     <w:p>
       <w:r>
-        <w:t>To assess whether the use of these terms carried a negative emotional tone, we analyzed the monthly proportion of tweets containing veneco and veneca that were classified as negative in tone (</w:t>
+        <w:t xml:space="preserve">To assess whether the use of these terms carried a negative emotional tone, we analyzed the monthly proportion of </w:t>
+      </w:r>
+      <w:r>
+        <w:t>post</w:t>
+      </w:r>
+      <w:r>
+        <w:t>s containing veneco and veneca that were classified as negative in tone (</w:t>
       </w:r>
       <w:r>
         <w:fldChar w:fldCharType="begin"/>
@@ -7817,7 +8913,13 @@
         <w:fldChar w:fldCharType="end"/>
       </w:r>
       <w:r>
-        <w:t>). Tone here refers to the emotional valence of the tweet—ranging from hostile or derogatory (-3) to neutral (0) to positive (+3)—based on manual annotation and supervised classification.</w:t>
+        <w:t xml:space="preserve">). Tone here refers to the emotional valence of the </w:t>
+      </w:r>
+      <w:r>
+        <w:t>post</w:t>
+      </w:r>
+      <w:r>
+        <w:t>—ranging from hostile or derogatory (-3) to neutral (0) to positive (+3)—based on manual annotation and supervised classification.</w:t>
       </w:r>
     </w:p>
     <w:p>
@@ -7829,11 +8931,12 @@
         <w:rPr>
           <w:noProof/>
         </w:rPr>
+        <w:lastRenderedPageBreak/>
         <w:drawing>
-          <wp:inline distT="0" distB="0" distL="0" distR="0" wp14:anchorId="22949AFF" wp14:editId="0B58A215">
-            <wp:extent cx="6400800" cy="1991909"/>
-            <wp:effectExtent l="0" t="0" r="0" b="2540"/>
-            <wp:docPr id="207242814" name="Picture 9" descr="A graph with blue and orange lines&#10;&#10;Description automatically generated"/>
+          <wp:inline distT="0" distB="0" distL="0" distR="0" wp14:anchorId="77FE9721" wp14:editId="1180C2BF">
+            <wp:extent cx="6400800" cy="2030818"/>
+            <wp:effectExtent l="0" t="0" r="0" b="0"/>
+            <wp:docPr id="297073134" name="Picture 5" descr="A graph with blue and orange lines&#10;&#10;Description automatically generated"/>
             <wp:cNvGraphicFramePr>
               <a:graphicFrameLocks xmlns:a="http://schemas.openxmlformats.org/drawingml/2006/main" noChangeAspect="1"/>
             </wp:cNvGraphicFramePr>
@@ -7841,7 +8944,7 @@
               <a:graphicData uri="http://schemas.openxmlformats.org/drawingml/2006/picture">
                 <pic:pic xmlns:pic="http://schemas.openxmlformats.org/drawingml/2006/picture">
                   <pic:nvPicPr>
-                    <pic:cNvPr id="207242814" name="Picture 9" descr="A graph with blue and orange lines&#10;&#10;Description automatically generated"/>
+                    <pic:cNvPr id="297073134" name="Picture 5" descr="A graph with blue and orange lines&#10;&#10;Description automatically generated"/>
                     <pic:cNvPicPr/>
                   </pic:nvPicPr>
                   <pic:blipFill rotWithShape="1">
@@ -7852,13 +8955,13 @@
                         </a:ext>
                       </a:extLst>
                     </a:blip>
-                    <a:srcRect b="10324"/>
+                    <a:srcRect b="8572"/>
                     <a:stretch/>
                   </pic:blipFill>
                   <pic:spPr bwMode="auto">
                     <a:xfrm>
                       <a:off x="0" y="0"/>
-                      <a:ext cx="6400800" cy="1991909"/>
+                      <a:ext cx="6400800" cy="2030818"/>
                     </a:xfrm>
                     <a:prstGeom prst="rect">
                       <a:avLst/>
@@ -7937,7 +9040,13 @@
         <w:t>veneca</w:t>
       </w:r>
       <w:r>
-        <w:t xml:space="preserve">—a broader temporal trend emerges. Between early 2015 and mid-2018, the average proportion of tweets using </w:t>
+        <w:t xml:space="preserve">—a broader temporal trend emerges. Between early 2015 and mid-2018, the average proportion of </w:t>
+      </w:r>
+      <w:r>
+        <w:t>post</w:t>
+      </w:r>
+      <w:r>
+        <w:t xml:space="preserve">s using </w:t>
       </w:r>
       <w:r>
         <w:rPr>
@@ -8044,7 +9153,11 @@
         <w:t>veneca</w:t>
       </w:r>
       <w:r>
-        <w:t xml:space="preserve"> fluctuated in response to contextual events, the tone of these terms became increasingly derogatory as migration intensified and political and economic pressures mounted. Notably, this shift appears more pronounced for veneca, echoing findings in gendered discourse studies that emphasize how female migrants are uniquely subject to moral and sexualized judgments </w:t>
+        <w:t xml:space="preserve"> fluctuated in response to contextual events, the tone of these terms became increasingly derogatory as migration intensified and political and economic pressures mounted. Notably, this shift appears more pronounced for veneca, echoing findings in gendered discourse studies that emphasize how female migrants are </w:t>
+      </w:r>
+      <w:r>
+        <w:lastRenderedPageBreak/>
+        <w:t xml:space="preserve">uniquely subject to moral and sexualized judgments </w:t>
       </w:r>
       <w:r>
         <w:fldChar w:fldCharType="begin"/>
@@ -8076,7 +9189,13 @@
         <w:t>Analyzing the topics</w:t>
       </w:r>
       <w:r>
-        <w:t xml:space="preserve"> of the annotated tweets revealed four general categories of negative tone: derogatory name calling, political outrage, deprivation mocking, and perceived criminal behavior or sexual deviance. While criminality was ascribed exclusively to men, sexual deviance was attributed solely to women, reflecting deeply gendered narratives in xenophobic discourse. Both terms shared the remaining themes—name calling, deprivation mocking, and political anger—across gender lines. Neutral tones primarily used the terms as ethnic descriptors, referring simply to Venezuelans in a non-evaluative way. Meanwhile, positive tones followed two main patterns: self-description by Venezuelans using the terms to express identity, and, for </w:t>
+        <w:t xml:space="preserve"> of the annotated </w:t>
+      </w:r>
+      <w:r>
+        <w:t>post</w:t>
+      </w:r>
+      <w:r>
+        <w:t xml:space="preserve">s revealed four general categories of negative tone: derogatory name calling, political outrage, deprivation mocking, and perceived criminal behavior or sexual deviance. While criminality was ascribed exclusively to men, sexual deviance was attributed solely to women, reflecting deeply gendered narratives in xenophobic discourse. Both terms shared the remaining themes—name calling, deprivation mocking, and political anger—across gender lines. Neutral tones primarily used the terms as ethnic descriptors, referring simply to Venezuelans in a non-evaluative way. Meanwhile, positive tones followed two main patterns: self-description by Venezuelans using the terms to express identity, and, for </w:t>
       </w:r>
       <w:r>
         <w:rPr>
@@ -8096,7 +9215,13 @@
         <w:t>veneca</w:t>
       </w:r>
       <w:r>
-        <w:t>, positive tweets often referred to favorable physical characteristics, such as beauty or body features.</w:t>
+        <w:t xml:space="preserve">, positive </w:t>
+      </w:r>
+      <w:r>
+        <w:t>post</w:t>
+      </w:r>
+      <w:r>
+        <w:t>s often referred to favorable physical characteristics, such as beauty or body features.</w:t>
       </w:r>
     </w:p>
     <w:p>
@@ -8130,7 +9255,13 @@
     </w:p>
     <w:p>
       <w:r>
-        <w:t xml:space="preserve">Notably, narratives that generalized all Venezuelan migrants—particularly women—as sex workers were among the most damaging and persistent. Tweets suggesting that Venezuelan women were only “good for sex” or “willing to do anything” reveal not only societal discomfort with migrant vulnerability but also entrenched forms of gender-based violence and structural inequality. These narratives depict women’s migration as inherently transactional or morally suspect, reinforcing stigmatization and eroding public empathy. As documented in </w:t>
+        <w:t xml:space="preserve">Notably, narratives that generalized all Venezuelan migrants—particularly women—as sex workers were among the most damaging and persistent. </w:t>
+      </w:r>
+      <w:r>
+        <w:t>Post</w:t>
+      </w:r>
+      <w:r>
+        <w:t xml:space="preserve">s suggesting that Venezuelan women were only “good for sex” or “willing to do anything” reveal not only societal discomfort with migrant vulnerability but also entrenched forms of gender-based violence and structural inequality. These narratives depict women’s migration as inherently transactional or morally suspect, reinforcing stigmatization and eroding public empathy. As documented in </w:t>
       </w:r>
       <w:r>
         <w:t xml:space="preserve">a </w:t>
@@ -8215,18 +9346,58 @@
     </w:p>
     <w:p>
       <w:r>
-        <w:t xml:space="preserve">This study provided a multidimensional analysis of </w:t>
-      </w:r>
-      <w:r>
-        <w:t xml:space="preserve">the </w:t>
-      </w:r>
-      <w:r>
-        <w:t>Twitter discourse surrounding Venezuelan migration in Colombia, combining natural language processing (NLP), geolocation inference, sentiment classification, and manual annotation of pejorative terms. By examining 7.4 million tweets from 2014 to 2022, the research captured temporal, spatial, and linguistic dynamics that shape public perception of migrants in a digitally mediated environment.</w:t>
-      </w:r>
-    </w:p>
-    <w:p>
-      <w:r>
-        <w:t>Our findings underscore the central role that social media plays in reflecting and shaping public discourse on migration. Twitter has functioned not only as a platform for the diffusion of xenophobic sentiment but also as a space where empathetic and neutral narratives are amplified, particularly through retweeting behavior. The differential distribution of sentiment in original tweets versus retweets reveals an important corrective mechanism within the digital public sphere: while original posts often express immediate, affect-laden responses—especially during crises—retweets tend to elevate more neutral or constructive content, contributing to a moderating effect on the overall discourse.</w:t>
+        <w:t xml:space="preserve">This study provided a multidimensional analysis of the </w:t>
+      </w:r>
+      <w:r>
+        <w:t>X</w:t>
+      </w:r>
+      <w:r>
+        <w:t xml:space="preserve"> discourse surrounding Venezuelan migration in Colombia, combining natural language processing (NLP), geolocation inference, sentiment classification, and manual </w:t>
+      </w:r>
+      <w:r>
+        <w:lastRenderedPageBreak/>
+        <w:t xml:space="preserve">annotation of pejorative terms. By examining 7.4 million </w:t>
+      </w:r>
+      <w:r>
+        <w:t>post</w:t>
+      </w:r>
+      <w:r>
+        <w:t>s from 2014 to 2022, the research captured temporal, spatial, and linguistic dynamics that shape public perception of migrants in a digitally mediated environment.</w:t>
+      </w:r>
+    </w:p>
+    <w:p>
+      <w:r>
+        <w:t xml:space="preserve">Our findings underscore the central role that social media plays in reflecting and shaping public discourse on migration. </w:t>
+      </w:r>
+      <w:r>
+        <w:t>X</w:t>
+      </w:r>
+      <w:r>
+        <w:t xml:space="preserve"> has functioned not only as a platform for the diffusion of xenophobic sentiment but also as a space where empathetic and neutral narratives are amplified, particularly through re</w:t>
+      </w:r>
+      <w:r>
+        <w:t>post</w:t>
+      </w:r>
+      <w:r>
+        <w:t xml:space="preserve">ing behavior. The differential distribution of sentiment in original </w:t>
+      </w:r>
+      <w:r>
+        <w:t>post</w:t>
+      </w:r>
+      <w:r>
+        <w:t>s versus re</w:t>
+      </w:r>
+      <w:r>
+        <w:t>post</w:t>
+      </w:r>
+      <w:r>
+        <w:t>s reveals an important corrective mechanism within the digital public sphere: while original posts often express immediate, affect-laden responses—especially during crises—re</w:t>
+      </w:r>
+      <w:r>
+        <w:t>post</w:t>
+      </w:r>
+      <w:r>
+        <w:t>s tend to elevate more neutral or constructive content, contributing to a moderating effect on the overall discourse.</w:t>
       </w:r>
     </w:p>
     <w:p>
@@ -8236,7 +9407,13 @@
     </w:p>
     <w:p>
       <w:r>
-        <w:t>Spatially, our analysis revealed that the tone of discourse varies across departments, but this variation is not merely a function of migrant concentration. Instead, socioeconomic indicators—particularly inequality and unemployment—showed a modest but statistically significant negative correlation with the proportion of positive tweets. This suggests that economic stressors may shape regional sentiment toward migrants, even after controlling for population size. These findings align with prior research that connects economic precarity with anti-immigrant attitudes while also demonstrating the value of integrating geospatial analysis into social media research.</w:t>
+        <w:t xml:space="preserve">Spatially, our analysis revealed that the tone of discourse varies across departments, but this variation is not merely a function of migrant concentration. Instead, socioeconomic indicators—particularly inequality and unemployment—showed a modest but statistically significant negative correlation with the proportion of positive </w:t>
+      </w:r>
+      <w:r>
+        <w:t>post</w:t>
+      </w:r>
+      <w:r>
+        <w:t>s. This suggests that economic stressors may shape regional sentiment toward migrants, even after controlling for population size. These findings align with prior research that connects economic precarity with anti-immigrant attitudes while also demonstrating the value of integrating geospatial analysis into social media research.</w:t>
       </w:r>
     </w:p>
     <w:p>
@@ -8255,6 +9432,7 @@
         <w:t xml:space="preserve">s. While hostile sentiments are prevalent, they coexist with narratives of solidarity, resistance to hate speech, and institutional messaging. This </w:t>
       </w:r>
       <w:r>
+        <w:lastRenderedPageBreak/>
         <w:t>highlights</w:t>
       </w:r>
       <w:r>
@@ -8302,6 +9480,7 @@
         <w:rPr>
           <w:lang w:val="es-ES_tradnl"/>
         </w:rPr>
+        <w:lastRenderedPageBreak/>
         <w:t>References</w:t>
       </w:r>
       <w:proofErr w:type="spellEnd"/>
@@ -8363,17 +9542,17 @@
         <w:rPr>
           <w:i/>
         </w:rPr>
-        <w:t>R4V América Latina y el Caribe, Refugiados y Migrantes Venezolanos en la Región - Nov. 2023</w:t>
-      </w:r>
-      <w:r>
-        <w:t xml:space="preserve">. 2023: </w:t>
+        <w:t>R4V Latin America and the Caribbean, Venezuelan Refugees and Migrants in the Region - Nov 2024</w:t>
+      </w:r>
+      <w:r>
+        <w:t xml:space="preserve">. 2024: </w:t>
       </w:r>
       <w:hyperlink r:id="rId24" w:history="1">
         <w:r>
           <w:rPr>
             <w:rStyle w:val="Hyperlink"/>
           </w:rPr>
-          <w:t>https://web.archive.org/web/20250312162513/https://www.r4v.info/es/document/r4v-america-latina-y-el-caribe-refugiados-y-migrantes-venezolanos-en-la-region-nov-2023</w:t>
+          <w:t>https://web.archive.org/web/20250410203011/https://www.r4v.info/en/document/r4v-latin-america-and-caribbean-venezuelan-refugees-and-migrants-region-nov-2024</w:t>
         </w:r>
       </w:hyperlink>
       <w:r>
@@ -8879,6 +10058,7 @@
         <w:ind w:left="360" w:hanging="360"/>
       </w:pPr>
       <w:r>
+        <w:lastRenderedPageBreak/>
         <w:t>19.</w:t>
       </w:r>
       <w:r>
@@ -9513,7 +10693,14 @@
       <w:r>
         <w:t>. 2021.</w:t>
       </w:r>
-      <w:r>
+    </w:p>
+    <w:p>
+      <w:pPr>
+        <w:pStyle w:val="EndNoteBibliography"/>
+        <w:ind w:left="360" w:hanging="360"/>
+      </w:pPr>
+      <w:r>
+        <w:lastRenderedPageBreak/>
         <w:fldChar w:fldCharType="end"/>
       </w:r>
     </w:p>
